--- a/Diploma.docx
+++ b/Diploma.docx
@@ -3001,13 +3001,27 @@
         <w:rPr>
           <w:lang w:val="ru-RU"/>
         </w:rPr>
-        <w:t>эффективной, низко ресурсозатратной</w:t>
-      </w:r>
-      <w:r>
-        <w:rPr>
-          <w:lang w:val="ru-RU"/>
-        </w:rPr>
-        <w:t xml:space="preserve"> архитектуры для задачи </w:t>
+        <w:t xml:space="preserve">эффективной, </w:t>
+      </w:r>
+      <w:proofErr w:type="spellStart"/>
+      <w:r>
+        <w:rPr>
+          <w:lang w:val="ru-RU"/>
+        </w:rPr>
+        <w:t>малоресурсозатратной</w:t>
+      </w:r>
+      <w:proofErr w:type="spellEnd"/>
+      <w:r>
+        <w:rPr>
+          <w:lang w:val="ru-RU"/>
+        </w:rPr>
+        <w:t xml:space="preserve"> </w:t>
+      </w:r>
+      <w:r>
+        <w:rPr>
+          <w:lang w:val="ru-RU"/>
+        </w:rPr>
+        <w:t xml:space="preserve">архитектуры для задачи </w:t>
       </w:r>
       <w:r>
         <w:rPr>
@@ -3049,6 +3063,9 @@
         <w:t>RAVDESS</w:t>
       </w:r>
       <w:r>
+        <w:t xml:space="preserve"> [2]</w:t>
+      </w:r>
+      <w:r>
         <w:rPr>
           <w:lang w:val="ru-RU"/>
         </w:rPr>
@@ -3076,6 +3093,12 @@
         <w:rPr>
           <w:lang w:val="ru-RU"/>
         </w:rPr>
+        <w:t xml:space="preserve"> [3]</w:t>
+      </w:r>
+      <w:r>
+        <w:rPr>
+          <w:lang w:val="ru-RU"/>
+        </w:rPr>
         <w:t>)</w:t>
       </w:r>
       <w:r>
@@ -3089,6 +3112,30 @@
           <w:lang w:val="en-US"/>
         </w:rPr>
         <w:t>IEMOCAP</w:t>
+      </w:r>
+      <w:r>
+        <w:rPr>
+          <w:lang w:val="ru-RU"/>
+        </w:rPr>
+        <w:t xml:space="preserve"> </w:t>
+      </w:r>
+      <w:r>
+        <w:rPr>
+          <w:lang w:val="ru-RU"/>
+        </w:rPr>
+        <w:t>[</w:t>
+      </w:r>
+      <w:r>
+        <w:rPr>
+          <w:lang w:val="ru-RU"/>
+        </w:rPr>
+        <w:t>4</w:t>
+      </w:r>
+      <w:r>
+        <w:rPr>
+          <w:lang w:val="ru-RU"/>
+        </w:rPr>
+        <w:t>]</w:t>
       </w:r>
       <w:r>
         <w:rPr>
@@ -3452,12 +3499,23 @@
         <w:rPr>
           <w:lang w:val="ru-RU"/>
         </w:rPr>
-        <w:t xml:space="preserve"> эмоций с аудиогейтом.</w:t>
-      </w:r>
-    </w:p>
-    <w:p>
-      <w:r>
-        <w:lastRenderedPageBreak/>
+        <w:t xml:space="preserve"> эмоций с </w:t>
+      </w:r>
+      <w:proofErr w:type="spellStart"/>
+      <w:r>
+        <w:rPr>
+          <w:lang w:val="ru-RU"/>
+        </w:rPr>
+        <w:t>аудиогейтом</w:t>
+      </w:r>
+      <w:proofErr w:type="spellEnd"/>
+      <w:r>
+        <w:rPr>
+          <w:lang w:val="ru-RU"/>
+        </w:rPr>
+        <w:t>.</w:t>
+      </w:r>
+      <w:r>
         <w:br w:type="page"/>
       </w:r>
     </w:p>
@@ -3481,12 +3539,796 @@
     <w:p>
       <w:pPr>
         <w:pStyle w:val="Heading2"/>
-      </w:pPr>
-      <w:r>
-        <w:t xml:space="preserve">Обзор </w:t>
+        <w:rPr>
+          <w:lang w:val="ru-RU"/>
+        </w:rPr>
+      </w:pPr>
+      <w:r>
+        <w:rPr>
+          <w:lang w:val="ru-RU"/>
+        </w:rPr>
+        <w:t>Ранние исследования</w:t>
+      </w:r>
+      <w:r>
+        <w:rPr>
+          <w:lang w:val="ru-RU"/>
+        </w:rPr>
+        <w:t xml:space="preserve"> в области </w:t>
       </w:r>
       <w:proofErr w:type="spellStart"/>
       <w:r>
+        <w:rPr>
+          <w:lang w:val="ru-RU"/>
+        </w:rPr>
+        <w:t>распознования</w:t>
+      </w:r>
+      <w:proofErr w:type="spellEnd"/>
+      <w:r>
+        <w:rPr>
+          <w:lang w:val="ru-RU"/>
+        </w:rPr>
+        <w:t xml:space="preserve"> эмоций</w:t>
+      </w:r>
+    </w:p>
+    <w:p>
+      <w:pPr>
+        <w:rPr>
+          <w:lang w:val="ru-RU"/>
+        </w:rPr>
+      </w:pPr>
+      <w:r>
+        <w:rPr>
+          <w:lang w:val="ru-RU"/>
+        </w:rPr>
+        <w:t>Исследования в области распознавания эмоций берут свое начало в работах по психологии и эффективным вычислениям. Фундаментальной основой для большинства современных систем стали работы Пола Экмана и Уоллеса Фризена</w:t>
+      </w:r>
+      <w:r>
+        <w:rPr>
+          <w:lang w:val="ru-RU"/>
+        </w:rPr>
+        <w:t xml:space="preserve">, </w:t>
+      </w:r>
+      <w:r>
+        <w:rPr>
+          <w:lang w:val="ru-RU"/>
+        </w:rPr>
+        <w:t xml:space="preserve">которые в середине 1970-х годов эмпирически обосновали теорию универсальности мимических выражений эмоций. Эта теория говорит о том, что независимо от культурного происхождения и воспитания, люди выражают шесть базовых эмоций сходным образом: счастье, грусть, гнев, страх, удивление и отвращение </w:t>
+      </w:r>
+      <w:r>
+        <w:rPr>
+          <w:lang w:val="ru-RU"/>
+        </w:rPr>
+        <w:t>[17]</w:t>
+      </w:r>
+      <w:r>
+        <w:rPr>
+          <w:lang w:val="ru-RU"/>
+        </w:rPr>
+        <w:t xml:space="preserve">. </w:t>
+      </w:r>
+      <w:r>
+        <w:rPr>
+          <w:lang w:val="ru-RU"/>
+        </w:rPr>
+        <w:t xml:space="preserve">Пол Экман и Уоллес Фризен смогли не только определить 6 классов эмоций, но также они </w:t>
+      </w:r>
+      <w:r>
+        <w:rPr>
+          <w:lang w:val="ru-RU"/>
+        </w:rPr>
+        <w:t xml:space="preserve">предложили детальную систему </w:t>
+      </w:r>
+      <w:r>
+        <w:rPr>
+          <w:lang w:val="ru-RU"/>
+        </w:rPr>
+        <w:t>для классифицирования</w:t>
+      </w:r>
+      <w:r>
+        <w:rPr>
+          <w:lang w:val="ru-RU"/>
+        </w:rPr>
+        <w:t xml:space="preserve"> лицевых выражений (</w:t>
+      </w:r>
+      <w:r>
+        <w:rPr>
+          <w:lang w:val="en-US"/>
+        </w:rPr>
+        <w:t>Facial</w:t>
+      </w:r>
+      <w:r>
+        <w:rPr>
+          <w:lang w:val="ru-RU"/>
+        </w:rPr>
+        <w:t xml:space="preserve"> </w:t>
+      </w:r>
+      <w:r>
+        <w:rPr>
+          <w:lang w:val="en-US"/>
+        </w:rPr>
+        <w:t>Action</w:t>
+      </w:r>
+      <w:r>
+        <w:rPr>
+          <w:lang w:val="ru-RU"/>
+        </w:rPr>
+        <w:t xml:space="preserve"> </w:t>
+      </w:r>
+      <w:r>
+        <w:rPr>
+          <w:lang w:val="en-US"/>
+        </w:rPr>
+        <w:t>Coding</w:t>
+      </w:r>
+      <w:r>
+        <w:rPr>
+          <w:lang w:val="ru-RU"/>
+        </w:rPr>
+        <w:t xml:space="preserve"> </w:t>
+      </w:r>
+      <w:r>
+        <w:rPr>
+          <w:lang w:val="en-US"/>
+        </w:rPr>
+        <w:t>System</w:t>
+      </w:r>
+      <w:r>
+        <w:rPr>
+          <w:lang w:val="ru-RU"/>
+        </w:rPr>
+        <w:t xml:space="preserve">, </w:t>
+      </w:r>
+      <w:r>
+        <w:rPr>
+          <w:lang w:val="en-US"/>
+        </w:rPr>
+        <w:t>FACS</w:t>
+      </w:r>
+      <w:r>
+        <w:rPr>
+          <w:lang w:val="ru-RU"/>
+        </w:rPr>
+        <w:t>)</w:t>
+      </w:r>
+      <w:r>
+        <w:rPr>
+          <w:lang w:val="ru-RU"/>
+        </w:rPr>
+        <w:t xml:space="preserve">, которая позволяет описывать мимические изменения через действия лицевых мышц </w:t>
+      </w:r>
+      <w:r>
+        <w:rPr>
+          <w:lang w:val="ru-RU"/>
+        </w:rPr>
+        <w:t>[18].</w:t>
+      </w:r>
+      <w:r>
+        <w:rPr>
+          <w:lang w:val="ru-RU"/>
+        </w:rPr>
+        <w:t xml:space="preserve"> </w:t>
+      </w:r>
+      <w:r>
+        <w:rPr>
+          <w:lang w:val="ru-RU"/>
+        </w:rPr>
+        <w:t>Эта система до сих пор остается з</w:t>
+      </w:r>
+      <w:r>
+        <w:rPr>
+          <w:lang w:val="ru-RU"/>
+        </w:rPr>
+        <w:t>олотым стандартом для аннотирования выражений лиц в компьютерном зрении.</w:t>
+      </w:r>
+    </w:p>
+    <w:p>
+      <w:pPr>
+        <w:rPr>
+          <w:lang w:val="en-US"/>
+        </w:rPr>
+      </w:pPr>
+      <w:r>
+        <w:rPr>
+          <w:lang w:val="en-US"/>
+        </w:rPr>
+        <w:t>TODO</w:t>
+      </w:r>
+    </w:p>
+    <w:p>
+      <w:pPr>
+        <w:rPr>
+          <w:lang w:val="ru-RU"/>
+        </w:rPr>
+      </w:pPr>
+      <w:r>
+        <w:rPr>
+          <w:lang w:val="ru-RU"/>
+        </w:rPr>
+        <w:t>------</w:t>
+      </w:r>
+    </w:p>
+    <w:p>
+      <w:pPr>
+        <w:rPr>
+          <w:lang w:val="ru-RU"/>
+        </w:rPr>
+      </w:pPr>
+      <w:r>
+        <w:rPr>
+          <w:lang w:val="ru-RU"/>
+        </w:rPr>
+        <w:t xml:space="preserve">Ранние исследования были сфокусированы на одномодальных подходах (определение эмоций только по речи / только по выражению лица). </w:t>
+      </w:r>
+    </w:p>
+    <w:p>
+      <w:pPr>
+        <w:rPr>
+          <w:lang w:val="ru-RU"/>
+        </w:rPr>
+      </w:pPr>
+      <w:r>
+        <w:rPr>
+          <w:lang w:val="ru-RU"/>
+        </w:rPr>
+        <w:t>Первый</w:t>
+      </w:r>
+      <w:r>
+        <w:rPr>
+          <w:lang w:val="ru-RU"/>
+        </w:rPr>
+        <w:t xml:space="preserve"> </w:t>
+      </w:r>
+      <w:r>
+        <w:rPr>
+          <w:lang w:val="ru-RU"/>
+        </w:rPr>
+        <w:t>вид</w:t>
+      </w:r>
+      <w:r>
+        <w:rPr>
+          <w:lang w:val="ru-RU"/>
+        </w:rPr>
+        <w:t xml:space="preserve">: </w:t>
+      </w:r>
+      <w:r>
+        <w:rPr>
+          <w:lang w:val="en-US"/>
+        </w:rPr>
+        <w:t>Speech</w:t>
+      </w:r>
+      <w:r>
+        <w:rPr>
+          <w:lang w:val="ru-RU"/>
+        </w:rPr>
+        <w:t xml:space="preserve"> </w:t>
+      </w:r>
+      <w:r>
+        <w:rPr>
+          <w:lang w:val="en-US"/>
+        </w:rPr>
+        <w:t>emotion</w:t>
+      </w:r>
+      <w:r>
+        <w:rPr>
+          <w:lang w:val="ru-RU"/>
+        </w:rPr>
+        <w:t xml:space="preserve"> </w:t>
+      </w:r>
+      <w:r>
+        <w:rPr>
+          <w:lang w:val="en-US"/>
+        </w:rPr>
+        <w:t>recognition</w:t>
+      </w:r>
+      <w:r>
+        <w:rPr>
+          <w:lang w:val="ru-RU"/>
+        </w:rPr>
+        <w:t xml:space="preserve"> (</w:t>
+      </w:r>
+      <w:r>
+        <w:rPr>
+          <w:lang w:val="en-US"/>
+        </w:rPr>
+        <w:t>SER</w:t>
+      </w:r>
+      <w:r>
+        <w:rPr>
+          <w:lang w:val="ru-RU"/>
+        </w:rPr>
+        <w:t>) [</w:t>
+      </w:r>
+      <w:r>
+        <w:rPr>
+          <w:lang w:val="ru-RU"/>
+        </w:rPr>
+        <w:t xml:space="preserve">7] </w:t>
+      </w:r>
+      <w:r>
+        <w:rPr>
+          <w:lang w:val="ru-RU"/>
+        </w:rPr>
+        <w:t>заключается</w:t>
+      </w:r>
+      <w:r>
+        <w:rPr>
+          <w:lang w:val="ru-RU"/>
+        </w:rPr>
+        <w:t xml:space="preserve"> </w:t>
+      </w:r>
+      <w:r>
+        <w:rPr>
+          <w:lang w:val="ru-RU"/>
+        </w:rPr>
+        <w:t xml:space="preserve">в выделении признаков из речи человека, с помощью, например лог-мел </w:t>
+      </w:r>
+      <w:proofErr w:type="spellStart"/>
+      <w:r>
+        <w:rPr>
+          <w:lang w:val="ru-RU"/>
+        </w:rPr>
+        <w:t>спектограмм</w:t>
+      </w:r>
+      <w:proofErr w:type="spellEnd"/>
+      <w:r>
+        <w:rPr>
+          <w:lang w:val="ru-RU"/>
+        </w:rPr>
+        <w:t xml:space="preserve"> или мел-частотных коэффициентов (</w:t>
+      </w:r>
+      <w:r>
+        <w:rPr>
+          <w:lang w:val="en-US"/>
+        </w:rPr>
+        <w:t>MFCC</w:t>
+      </w:r>
+      <w:r>
+        <w:rPr>
+          <w:lang w:val="ru-RU"/>
+        </w:rPr>
+        <w:t>)</w:t>
+      </w:r>
+      <w:r>
+        <w:rPr>
+          <w:lang w:val="ru-RU"/>
+        </w:rPr>
+        <w:t xml:space="preserve"> и использование классификационных моделей, чтобы определить и выучить общие паттерны эмоций.</w:t>
+      </w:r>
+    </w:p>
+    <w:p>
+      <w:pPr>
+        <w:rPr>
+          <w:lang w:val="ru-RU"/>
+        </w:rPr>
+      </w:pPr>
+      <w:r>
+        <w:rPr>
+          <w:lang w:val="ru-RU"/>
+        </w:rPr>
+        <w:lastRenderedPageBreak/>
+        <w:t>Второй</w:t>
+      </w:r>
+      <w:r>
+        <w:rPr>
+          <w:lang w:val="ru-RU"/>
+        </w:rPr>
+        <w:t xml:space="preserve"> </w:t>
+      </w:r>
+      <w:r>
+        <w:rPr>
+          <w:lang w:val="ru-RU"/>
+        </w:rPr>
+        <w:t>вид</w:t>
+      </w:r>
+      <w:r>
+        <w:rPr>
+          <w:lang w:val="ru-RU"/>
+        </w:rPr>
+        <w:t xml:space="preserve">: </w:t>
+      </w:r>
+      <w:r>
+        <w:rPr>
+          <w:lang w:val="en-US"/>
+        </w:rPr>
+        <w:t>Facial</w:t>
+      </w:r>
+      <w:r>
+        <w:rPr>
+          <w:lang w:val="ru-RU"/>
+        </w:rPr>
+        <w:t xml:space="preserve"> </w:t>
+      </w:r>
+      <w:r>
+        <w:rPr>
+          <w:lang w:val="en-US"/>
+        </w:rPr>
+        <w:t>expression</w:t>
+      </w:r>
+      <w:r>
+        <w:rPr>
+          <w:lang w:val="ru-RU"/>
+        </w:rPr>
+        <w:t xml:space="preserve"> </w:t>
+      </w:r>
+      <w:r>
+        <w:rPr>
+          <w:lang w:val="en-US"/>
+        </w:rPr>
+        <w:t>emotion</w:t>
+      </w:r>
+      <w:r>
+        <w:rPr>
+          <w:lang w:val="ru-RU"/>
+        </w:rPr>
+        <w:t xml:space="preserve"> </w:t>
+      </w:r>
+      <w:r>
+        <w:rPr>
+          <w:lang w:val="en-US"/>
+        </w:rPr>
+        <w:t>recognition</w:t>
+      </w:r>
+      <w:r>
+        <w:rPr>
+          <w:lang w:val="ru-RU"/>
+        </w:rPr>
+        <w:t xml:space="preserve"> (</w:t>
+      </w:r>
+      <w:r>
+        <w:rPr>
+          <w:lang w:val="en-US"/>
+        </w:rPr>
+        <w:t>FER</w:t>
+      </w:r>
+      <w:r>
+        <w:rPr>
+          <w:lang w:val="ru-RU"/>
+        </w:rPr>
+        <w:t xml:space="preserve">) [8] </w:t>
+      </w:r>
+      <w:r>
+        <w:rPr>
+          <w:lang w:val="ru-RU"/>
+        </w:rPr>
+        <w:t>состоит</w:t>
+      </w:r>
+      <w:r>
+        <w:rPr>
+          <w:lang w:val="ru-RU"/>
+        </w:rPr>
+        <w:t xml:space="preserve"> </w:t>
+      </w:r>
+      <w:r>
+        <w:rPr>
+          <w:lang w:val="ru-RU"/>
+        </w:rPr>
+        <w:t>в</w:t>
+      </w:r>
+      <w:r>
+        <w:rPr>
+          <w:lang w:val="ru-RU"/>
+        </w:rPr>
+        <w:t xml:space="preserve"> </w:t>
+      </w:r>
+      <w:r>
+        <w:rPr>
+          <w:lang w:val="ru-RU"/>
+        </w:rPr>
+        <w:t>использовании</w:t>
+      </w:r>
+      <w:r>
+        <w:rPr>
+          <w:lang w:val="ru-RU"/>
+        </w:rPr>
+        <w:t xml:space="preserve"> </w:t>
+      </w:r>
+      <w:r>
+        <w:rPr>
+          <w:lang w:val="ru-RU"/>
+        </w:rPr>
+        <w:t>техник компьютерного зрения (</w:t>
+      </w:r>
+      <w:r>
+        <w:rPr>
+          <w:lang w:val="en-US"/>
+        </w:rPr>
+        <w:t>CV</w:t>
+      </w:r>
+      <w:r>
+        <w:rPr>
+          <w:lang w:val="ru-RU"/>
+        </w:rPr>
+        <w:t>)</w:t>
+      </w:r>
+      <w:r>
+        <w:rPr>
+          <w:lang w:val="ru-RU"/>
+        </w:rPr>
+        <w:t xml:space="preserve">, для отслеживания изменений мышц лица. В фундаментальной работе </w:t>
+      </w:r>
+      <w:r>
+        <w:rPr>
+          <w:lang w:val="en-US"/>
+        </w:rPr>
+        <w:t>Ekman</w:t>
+      </w:r>
+      <w:r>
+        <w:rPr>
+          <w:lang w:val="ru-RU"/>
+        </w:rPr>
+        <w:t xml:space="preserve"> </w:t>
+      </w:r>
+      <w:r>
+        <w:rPr>
+          <w:lang w:val="ru-RU"/>
+        </w:rPr>
+        <w:t xml:space="preserve">и </w:t>
+      </w:r>
+      <w:r>
+        <w:rPr>
+          <w:lang w:val="en-US"/>
+        </w:rPr>
+        <w:t>Friesen</w:t>
+      </w:r>
+      <w:r>
+        <w:rPr>
+          <w:lang w:val="ru-RU"/>
+        </w:rPr>
+        <w:t xml:space="preserve"> </w:t>
+      </w:r>
+      <w:r>
+        <w:rPr>
+          <w:lang w:val="ru-RU"/>
+        </w:rPr>
+        <w:t>[</w:t>
+      </w:r>
+      <w:r>
+        <w:rPr>
+          <w:lang w:val="ru-RU"/>
+        </w:rPr>
+        <w:t xml:space="preserve">9] </w:t>
+      </w:r>
+      <w:r>
+        <w:rPr>
+          <w:lang w:val="ru-RU"/>
+        </w:rPr>
+        <w:t>все мышцы лица были разделены на три основные группы</w:t>
+      </w:r>
+      <w:r>
+        <w:rPr>
+          <w:lang w:val="ru-RU"/>
+        </w:rPr>
+        <w:t xml:space="preserve">, наиболее важные для задачи </w:t>
+      </w:r>
+      <w:r>
+        <w:rPr>
+          <w:lang w:val="en-US"/>
+        </w:rPr>
+        <w:t>FER</w:t>
+      </w:r>
+      <w:r>
+        <w:rPr>
+          <w:lang w:val="ru-RU"/>
+        </w:rPr>
+        <w:t>: брови и лоб, глаза и веки, а также нижняя часть лица</w:t>
+      </w:r>
+      <w:r>
+        <w:rPr>
+          <w:lang w:val="ru-RU"/>
+        </w:rPr>
+        <w:t xml:space="preserve">. </w:t>
+      </w:r>
+    </w:p>
+    <w:p>
+      <w:pPr>
+        <w:rPr>
+          <w:lang w:val="ru-RU"/>
+        </w:rPr>
+      </w:pPr>
+      <w:r>
+        <w:rPr>
+          <w:lang w:val="ru-RU"/>
+        </w:rPr>
+        <w:t>Однако, одномодальные системы ограничены по двум параметрам: количеству информации, которую можно получить из одной модальности и подверженности влиянию окружающих факторов (шум, недостаток света и т.д.). Это приводит к следующему этапу развития систем классификации эмоций: мультимодальные системы.</w:t>
+      </w:r>
+    </w:p>
+    <w:p>
+      <w:pPr>
+        <w:rPr>
+          <w:lang w:val="ru-RU"/>
+        </w:rPr>
+      </w:pPr>
+      <w:r>
+        <w:rPr>
+          <w:lang w:val="ru-RU"/>
+        </w:rPr>
+        <w:t>Мультимодальные системы определения эмоций (</w:t>
+      </w:r>
+      <w:r>
+        <w:rPr>
+          <w:lang w:val="en-US"/>
+        </w:rPr>
+        <w:t>MER</w:t>
+      </w:r>
+      <w:r>
+        <w:rPr>
+          <w:lang w:val="ru-RU"/>
+        </w:rPr>
+        <w:t xml:space="preserve">) </w:t>
+      </w:r>
+      <w:r>
+        <w:rPr>
+          <w:lang w:val="ru-RU"/>
+        </w:rPr>
+        <w:t>[</w:t>
+      </w:r>
+      <w:r>
+        <w:rPr>
+          <w:lang w:val="ru-RU"/>
+        </w:rPr>
+        <w:t>10]</w:t>
+      </w:r>
+      <w:r>
+        <w:rPr>
+          <w:lang w:val="ru-RU"/>
+        </w:rPr>
+        <w:t xml:space="preserve"> </w:t>
+      </w:r>
+      <w:r>
+        <w:rPr>
+          <w:lang w:val="ru-RU"/>
+        </w:rPr>
+        <w:t xml:space="preserve">являются объединением систем </w:t>
+      </w:r>
+      <w:r>
+        <w:rPr>
+          <w:lang w:val="en-US"/>
+        </w:rPr>
+        <w:t>SER</w:t>
+      </w:r>
+      <w:r>
+        <w:rPr>
+          <w:lang w:val="ru-RU"/>
+        </w:rPr>
+        <w:t xml:space="preserve">, </w:t>
+      </w:r>
+      <w:r>
+        <w:rPr>
+          <w:lang w:val="en-US"/>
+        </w:rPr>
+        <w:t>FER</w:t>
+      </w:r>
+      <w:r>
+        <w:rPr>
+          <w:lang w:val="ru-RU"/>
+        </w:rPr>
+        <w:t xml:space="preserve">, </w:t>
+      </w:r>
+      <w:r>
+        <w:rPr>
+          <w:lang w:val="ru-RU"/>
+        </w:rPr>
+        <w:t xml:space="preserve">а также не описанной ранее системы определения эмоций по тексту (расшифровке речи человека) для более </w:t>
+      </w:r>
+      <w:r>
+        <w:rPr>
+          <w:lang w:val="ru-RU"/>
+        </w:rPr>
+        <w:t>надежной</w:t>
+      </w:r>
+      <w:r>
+        <w:rPr>
+          <w:lang w:val="ru-RU"/>
+        </w:rPr>
+        <w:t xml:space="preserve"> и качественно</w:t>
+      </w:r>
+      <w:r>
+        <w:rPr>
+          <w:lang w:val="ru-RU"/>
+        </w:rPr>
+        <w:t>й классификации.</w:t>
+      </w:r>
+      <w:r>
+        <w:rPr>
+          <w:lang w:val="ru-RU"/>
+        </w:rPr>
+        <w:t xml:space="preserve"> Один из примеров </w:t>
+      </w:r>
+      <w:r>
+        <w:rPr>
+          <w:lang w:val="en-US"/>
+        </w:rPr>
+        <w:t>MER</w:t>
+      </w:r>
+      <w:r>
+        <w:rPr>
+          <w:lang w:val="ru-RU"/>
+        </w:rPr>
+        <w:t xml:space="preserve"> </w:t>
+      </w:r>
+      <w:r>
+        <w:rPr>
+          <w:lang w:val="ru-RU"/>
+        </w:rPr>
+        <w:t xml:space="preserve">архитектуры, основанный на </w:t>
+      </w:r>
+      <w:proofErr w:type="spellStart"/>
+      <w:r>
+        <w:rPr>
+          <w:lang w:val="ru-RU"/>
+        </w:rPr>
+        <w:t>графовых</w:t>
+      </w:r>
+      <w:proofErr w:type="spellEnd"/>
+      <w:r>
+        <w:rPr>
+          <w:lang w:val="ru-RU"/>
+        </w:rPr>
+        <w:t xml:space="preserve"> нейросетях </w:t>
+      </w:r>
+      <w:r>
+        <w:rPr>
+          <w:lang w:val="ru-RU"/>
+        </w:rPr>
+        <w:t xml:space="preserve">[11] </w:t>
+      </w:r>
+      <w:r>
+        <w:rPr>
+          <w:lang w:val="ru-RU"/>
+        </w:rPr>
+        <w:t>показал, что данный подход способен показывать высокие метрики качества, однако требует большого количества вычислительных ресурсов.</w:t>
+      </w:r>
+      <w:r>
+        <w:rPr>
+          <w:lang w:val="ru-RU"/>
+        </w:rPr>
+        <w:t xml:space="preserve"> Именно в этом и заключается </w:t>
+      </w:r>
+      <w:r>
+        <w:rPr>
+          <w:lang w:val="ru-RU"/>
+        </w:rPr>
+        <w:t xml:space="preserve">основная проблема использования </w:t>
+      </w:r>
+      <w:r>
+        <w:rPr>
+          <w:lang w:val="en-US"/>
+        </w:rPr>
+        <w:t>MER</w:t>
+      </w:r>
+      <w:r>
+        <w:rPr>
+          <w:lang w:val="ru-RU"/>
+        </w:rPr>
+        <w:t xml:space="preserve"> </w:t>
+      </w:r>
+      <w:r>
+        <w:rPr>
+          <w:lang w:val="ru-RU"/>
+        </w:rPr>
+        <w:t xml:space="preserve">систем в приложениях, которые обрабатывают данные в реальном времени. </w:t>
+      </w:r>
+    </w:p>
+    <w:p>
+      <w:pPr>
+        <w:pStyle w:val="Heading2"/>
+      </w:pPr>
+      <w:r>
+        <w:rPr>
+          <w:lang w:val="ru-RU"/>
+        </w:rPr>
+        <w:t xml:space="preserve"> </w:t>
+      </w:r>
+      <w:proofErr w:type="spellStart"/>
+      <w:r>
+        <w:t>Обзор</w:t>
+      </w:r>
+      <w:proofErr w:type="spellEnd"/>
+      <w:r>
+        <w:t xml:space="preserve"> </w:t>
+      </w:r>
+      <w:proofErr w:type="spellStart"/>
+      <w:r>
         <w:t>существующих</w:t>
       </w:r>
       <w:proofErr w:type="spellEnd"/>
@@ -3549,622 +4391,15 @@
         <w:rPr>
           <w:lang w:val="ru-RU"/>
         </w:rPr>
-        <w:t xml:space="preserve"> с детектированием эмоций в речи подразумевает определение эмоции по двум модальностям: голосу</w:t>
-      </w:r>
-      <w:r>
-        <w:rPr>
-          <w:lang w:val="ru-RU"/>
-        </w:rPr>
-        <w:t xml:space="preserve"> </w:t>
-      </w:r>
-      <w:r>
-        <w:rPr>
-          <w:lang w:val="ru-RU"/>
-        </w:rPr>
-        <w:t>и выражению лица человека.</w:t>
-      </w:r>
-      <w:r>
-        <w:rPr>
-          <w:lang w:val="ru-RU"/>
-        </w:rPr>
-        <w:t xml:space="preserve"> Рассмотрим уже существующие подходы по данным темам.</w:t>
-      </w:r>
-    </w:p>
-    <w:p>
-      <w:pPr>
-        <w:pStyle w:val="Heading2"/>
-        <w:rPr>
-          <w:lang w:val="ru-RU"/>
-        </w:rPr>
-      </w:pPr>
-      <w:proofErr w:type="spellStart"/>
-      <w:r>
-        <w:t>Ранние</w:t>
-      </w:r>
-      <w:proofErr w:type="spellEnd"/>
-      <w:r>
-        <w:t xml:space="preserve"> </w:t>
-      </w:r>
-      <w:proofErr w:type="spellStart"/>
-      <w:r>
-        <w:t>исследования</w:t>
-      </w:r>
-      <w:proofErr w:type="spellEnd"/>
-    </w:p>
-    <w:p>
-      <w:pPr>
-        <w:rPr>
-          <w:lang w:val="ru-RU"/>
-        </w:rPr>
-      </w:pPr>
-      <w:r>
-        <w:rPr>
-          <w:lang w:val="ru-RU"/>
-        </w:rPr>
-        <w:t xml:space="preserve">Ранние исследования были сфокусированы на одномодальных подходах (определение эмоций только по речи / только по выражению лица). </w:t>
-      </w:r>
-    </w:p>
-    <w:p>
-      <w:pPr>
-        <w:rPr>
-          <w:lang w:val="ru-RU"/>
-        </w:rPr>
-      </w:pPr>
-      <w:r>
-        <w:rPr>
-          <w:lang w:val="ru-RU"/>
-        </w:rPr>
-        <w:t>Первый</w:t>
-      </w:r>
-      <w:r>
-        <w:rPr>
-          <w:lang w:val="ru-RU"/>
-        </w:rPr>
-        <w:t xml:space="preserve"> </w:t>
-      </w:r>
-      <w:r>
-        <w:rPr>
-          <w:lang w:val="ru-RU"/>
-        </w:rPr>
-        <w:t>вид</w:t>
-      </w:r>
-      <w:r>
-        <w:rPr>
-          <w:lang w:val="ru-RU"/>
-        </w:rPr>
-        <w:t xml:space="preserve">: </w:t>
-      </w:r>
-      <w:r>
-        <w:rPr>
-          <w:lang w:val="en-US"/>
-        </w:rPr>
-        <w:t>Speech</w:t>
-      </w:r>
-      <w:r>
-        <w:rPr>
-          <w:lang w:val="ru-RU"/>
-        </w:rPr>
-        <w:t xml:space="preserve"> </w:t>
-      </w:r>
-      <w:r>
-        <w:rPr>
-          <w:lang w:val="en-US"/>
-        </w:rPr>
-        <w:t>emotion</w:t>
-      </w:r>
-      <w:r>
-        <w:rPr>
-          <w:lang w:val="ru-RU"/>
-        </w:rPr>
-        <w:t xml:space="preserve"> </w:t>
-      </w:r>
-      <w:r>
-        <w:rPr>
-          <w:lang w:val="en-US"/>
-        </w:rPr>
-        <w:t>recognition</w:t>
-      </w:r>
-      <w:r>
-        <w:rPr>
-          <w:lang w:val="ru-RU"/>
-        </w:rPr>
-        <w:t xml:space="preserve"> (</w:t>
-      </w:r>
-      <w:r>
-        <w:rPr>
-          <w:lang w:val="en-US"/>
-        </w:rPr>
-        <w:t>SER</w:t>
-      </w:r>
-      <w:r>
-        <w:rPr>
-          <w:lang w:val="ru-RU"/>
-        </w:rPr>
-        <w:t>) [</w:t>
-      </w:r>
-      <w:r>
-        <w:rPr>
-          <w:lang w:val="ru-RU"/>
-        </w:rPr>
-        <w:t xml:space="preserve">7] </w:t>
-      </w:r>
-      <w:r>
-        <w:rPr>
-          <w:lang w:val="ru-RU"/>
-        </w:rPr>
-        <w:t>заключается</w:t>
-      </w:r>
-      <w:r>
-        <w:rPr>
-          <w:lang w:val="ru-RU"/>
-        </w:rPr>
-        <w:t xml:space="preserve"> </w:t>
-      </w:r>
-      <w:r>
-        <w:rPr>
-          <w:lang w:val="ru-RU"/>
-        </w:rPr>
-        <w:t xml:space="preserve">в выделении признаков из речи человека, с помощью, например лог-мел </w:t>
-      </w:r>
-      <w:proofErr w:type="spellStart"/>
-      <w:r>
-        <w:rPr>
-          <w:lang w:val="ru-RU"/>
-        </w:rPr>
-        <w:t>спектограмм</w:t>
-      </w:r>
-      <w:proofErr w:type="spellEnd"/>
-      <w:r>
-        <w:rPr>
-          <w:lang w:val="ru-RU"/>
-        </w:rPr>
-        <w:t xml:space="preserve"> или мел-частотных коэффициентов (</w:t>
-      </w:r>
-      <w:r>
-        <w:rPr>
-          <w:lang w:val="en-US"/>
-        </w:rPr>
-        <w:t>MFCC</w:t>
-      </w:r>
-      <w:r>
-        <w:rPr>
-          <w:lang w:val="ru-RU"/>
-        </w:rPr>
-        <w:t>)</w:t>
-      </w:r>
-      <w:r>
-        <w:rPr>
-          <w:lang w:val="ru-RU"/>
-        </w:rPr>
-        <w:t xml:space="preserve"> и использование классификационных моделей, чтобы определить и выучить общие паттерны эмоций.</w:t>
-      </w:r>
-    </w:p>
-    <w:p>
-      <w:pPr>
-        <w:rPr>
-          <w:lang w:val="ru-RU"/>
-        </w:rPr>
-      </w:pPr>
-      <w:r>
-        <w:rPr>
-          <w:lang w:val="ru-RU"/>
-        </w:rPr>
-        <w:t>Второй</w:t>
-      </w:r>
-      <w:r>
-        <w:rPr>
-          <w:lang w:val="ru-RU"/>
-        </w:rPr>
-        <w:t xml:space="preserve"> </w:t>
-      </w:r>
-      <w:r>
-        <w:rPr>
-          <w:lang w:val="ru-RU"/>
-        </w:rPr>
-        <w:t>вид</w:t>
-      </w:r>
-      <w:r>
-        <w:rPr>
-          <w:lang w:val="ru-RU"/>
-        </w:rPr>
-        <w:t xml:space="preserve">: </w:t>
-      </w:r>
-      <w:r>
-        <w:rPr>
-          <w:lang w:val="en-US"/>
-        </w:rPr>
-        <w:t>Facial</w:t>
-      </w:r>
-      <w:r>
-        <w:rPr>
-          <w:lang w:val="ru-RU"/>
-        </w:rPr>
-        <w:t xml:space="preserve"> </w:t>
-      </w:r>
-      <w:r>
-        <w:rPr>
-          <w:lang w:val="en-US"/>
-        </w:rPr>
-        <w:t>expression</w:t>
-      </w:r>
-      <w:r>
-        <w:rPr>
-          <w:lang w:val="ru-RU"/>
-        </w:rPr>
-        <w:t xml:space="preserve"> </w:t>
-      </w:r>
-      <w:r>
-        <w:rPr>
-          <w:lang w:val="en-US"/>
-        </w:rPr>
-        <w:t>emotion</w:t>
-      </w:r>
-      <w:r>
-        <w:rPr>
-          <w:lang w:val="ru-RU"/>
-        </w:rPr>
-        <w:t xml:space="preserve"> </w:t>
-      </w:r>
-      <w:r>
-        <w:rPr>
-          <w:lang w:val="en-US"/>
-        </w:rPr>
-        <w:t>recognition</w:t>
-      </w:r>
-      <w:r>
-        <w:rPr>
-          <w:lang w:val="ru-RU"/>
-        </w:rPr>
-        <w:t xml:space="preserve"> (</w:t>
-      </w:r>
-      <w:r>
-        <w:rPr>
-          <w:lang w:val="en-US"/>
-        </w:rPr>
-        <w:t>FER</w:t>
-      </w:r>
-      <w:r>
-        <w:rPr>
-          <w:lang w:val="ru-RU"/>
-        </w:rPr>
-        <w:t xml:space="preserve">) [8] </w:t>
-      </w:r>
-      <w:r>
-        <w:rPr>
-          <w:lang w:val="ru-RU"/>
-        </w:rPr>
-        <w:t>состоит</w:t>
-      </w:r>
-      <w:r>
-        <w:rPr>
-          <w:lang w:val="ru-RU"/>
-        </w:rPr>
-        <w:t xml:space="preserve"> </w:t>
-      </w:r>
-      <w:r>
-        <w:rPr>
-          <w:lang w:val="ru-RU"/>
-        </w:rPr>
-        <w:t>в</w:t>
-      </w:r>
-      <w:r>
-        <w:rPr>
-          <w:lang w:val="ru-RU"/>
-        </w:rPr>
-        <w:t xml:space="preserve"> </w:t>
-      </w:r>
-      <w:r>
-        <w:rPr>
-          <w:lang w:val="ru-RU"/>
-        </w:rPr>
-        <w:t>использовании</w:t>
-      </w:r>
-      <w:r>
-        <w:rPr>
-          <w:lang w:val="ru-RU"/>
-        </w:rPr>
-        <w:t xml:space="preserve"> </w:t>
-      </w:r>
-      <w:r>
-        <w:rPr>
-          <w:lang w:val="ru-RU"/>
-        </w:rPr>
-        <w:t>техник компьютерного зрения (</w:t>
-      </w:r>
-      <w:r>
-        <w:rPr>
-          <w:lang w:val="en-US"/>
-        </w:rPr>
-        <w:t>CV</w:t>
-      </w:r>
-      <w:r>
-        <w:rPr>
-          <w:lang w:val="ru-RU"/>
-        </w:rPr>
-        <w:t>)</w:t>
-      </w:r>
-      <w:r>
-        <w:rPr>
-          <w:lang w:val="ru-RU"/>
-        </w:rPr>
-        <w:t xml:space="preserve">, для отслеживания изменений мышц лица. В фундаментальной работе </w:t>
-      </w:r>
-      <w:r>
-        <w:rPr>
-          <w:lang w:val="en-US"/>
-        </w:rPr>
-        <w:t>Ekman</w:t>
-      </w:r>
-      <w:r>
-        <w:rPr>
-          <w:lang w:val="ru-RU"/>
-        </w:rPr>
-        <w:t xml:space="preserve"> </w:t>
-      </w:r>
-      <w:r>
-        <w:rPr>
-          <w:lang w:val="ru-RU"/>
-        </w:rPr>
-        <w:t xml:space="preserve">и </w:t>
-      </w:r>
-      <w:r>
-        <w:rPr>
-          <w:lang w:val="en-US"/>
-        </w:rPr>
-        <w:t>Friesen</w:t>
-      </w:r>
-      <w:r>
-        <w:rPr>
-          <w:lang w:val="ru-RU"/>
-        </w:rPr>
-        <w:t xml:space="preserve"> </w:t>
-      </w:r>
-      <w:r>
-        <w:rPr>
-          <w:lang w:val="ru-RU"/>
-        </w:rPr>
-        <w:t>[</w:t>
-      </w:r>
-      <w:r>
-        <w:rPr>
-          <w:lang w:val="ru-RU"/>
-        </w:rPr>
-        <w:t xml:space="preserve">9] </w:t>
-      </w:r>
-      <w:r>
-        <w:rPr>
-          <w:lang w:val="ru-RU"/>
-        </w:rPr>
-        <w:t>все мышцы лица были разделены на три основные группы</w:t>
-      </w:r>
-      <w:r>
-        <w:rPr>
-          <w:lang w:val="ru-RU"/>
-        </w:rPr>
-        <w:t xml:space="preserve">, наиболее важные для задачи </w:t>
-      </w:r>
-      <w:r>
-        <w:rPr>
-          <w:lang w:val="en-US"/>
-        </w:rPr>
-        <w:t>FER</w:t>
-      </w:r>
-      <w:r>
-        <w:rPr>
-          <w:lang w:val="ru-RU"/>
-        </w:rPr>
-        <w:t>: брови и лоб, глаза и веки, а также нижняя часть лица</w:t>
-      </w:r>
-      <w:r>
-        <w:rPr>
-          <w:lang w:val="ru-RU"/>
-        </w:rPr>
-        <w:t xml:space="preserve">. </w:t>
-      </w:r>
-    </w:p>
-    <w:p>
-      <w:pPr>
-        <w:rPr>
-          <w:lang w:val="ru-RU"/>
-        </w:rPr>
-      </w:pPr>
-      <w:r>
-        <w:rPr>
-          <w:lang w:val="ru-RU"/>
-        </w:rPr>
-        <w:t>Однако, одномодальные системы ограничены по двум параметрам: количеству информации, которую можно получить из одной модальности и подверженности влиянию окружающих факторов (шум, недостаток света и т.д.). Это приводит к следующему этапу развития систем классификации эмоций: мультимодальные системы.</w:t>
-      </w:r>
-    </w:p>
-    <w:p>
-      <w:pPr>
-        <w:rPr>
-          <w:lang w:val="ru-RU"/>
-        </w:rPr>
-      </w:pPr>
-      <w:r>
-        <w:rPr>
-          <w:lang w:val="ru-RU"/>
-        </w:rPr>
-        <w:lastRenderedPageBreak/>
-        <w:t>Мультимодальные системы определения эмоций (</w:t>
-      </w:r>
-      <w:r>
-        <w:rPr>
-          <w:lang w:val="en-US"/>
-        </w:rPr>
-        <w:t>MER</w:t>
-      </w:r>
-      <w:r>
-        <w:rPr>
-          <w:lang w:val="ru-RU"/>
-        </w:rPr>
-        <w:t xml:space="preserve">) </w:t>
-      </w:r>
-      <w:r>
-        <w:rPr>
-          <w:lang w:val="ru-RU"/>
-        </w:rPr>
-        <w:t>[</w:t>
-      </w:r>
-      <w:r>
-        <w:rPr>
-          <w:lang w:val="ru-RU"/>
-        </w:rPr>
-        <w:t>10]</w:t>
-      </w:r>
-      <w:r>
-        <w:rPr>
-          <w:lang w:val="ru-RU"/>
-        </w:rPr>
-        <w:t xml:space="preserve"> </w:t>
-      </w:r>
-      <w:r>
-        <w:rPr>
-          <w:lang w:val="ru-RU"/>
-        </w:rPr>
-        <w:t xml:space="preserve">являются объединением систем </w:t>
-      </w:r>
-      <w:r>
-        <w:rPr>
-          <w:lang w:val="en-US"/>
-        </w:rPr>
-        <w:t>SER</w:t>
-      </w:r>
-      <w:r>
-        <w:rPr>
-          <w:lang w:val="ru-RU"/>
-        </w:rPr>
-        <w:t xml:space="preserve">, </w:t>
-      </w:r>
-      <w:r>
-        <w:rPr>
-          <w:lang w:val="en-US"/>
-        </w:rPr>
-        <w:t>FER</w:t>
-      </w:r>
-      <w:r>
-        <w:rPr>
-          <w:lang w:val="ru-RU"/>
-        </w:rPr>
-        <w:t xml:space="preserve">, </w:t>
-      </w:r>
-      <w:r>
-        <w:rPr>
-          <w:lang w:val="ru-RU"/>
-        </w:rPr>
-        <w:t xml:space="preserve">а также не описанной ранее системы определения эмоций по тексту (расшифровке речи человека) для более </w:t>
-      </w:r>
-      <w:r>
-        <w:rPr>
-          <w:lang w:val="ru-RU"/>
-        </w:rPr>
-        <w:t>надежной</w:t>
-      </w:r>
-      <w:r>
-        <w:rPr>
-          <w:lang w:val="ru-RU"/>
-        </w:rPr>
-        <w:t xml:space="preserve"> и качественно</w:t>
-      </w:r>
-      <w:r>
-        <w:rPr>
-          <w:lang w:val="ru-RU"/>
-        </w:rPr>
-        <w:t>й классификации.</w:t>
-      </w:r>
-      <w:r>
-        <w:rPr>
-          <w:lang w:val="ru-RU"/>
-        </w:rPr>
-        <w:t xml:space="preserve"> Один из примеров </w:t>
-      </w:r>
-      <w:r>
-        <w:rPr>
-          <w:lang w:val="en-US"/>
-        </w:rPr>
-        <w:t>MER</w:t>
-      </w:r>
-      <w:r>
-        <w:rPr>
-          <w:lang w:val="ru-RU"/>
-        </w:rPr>
-        <w:t xml:space="preserve"> </w:t>
-      </w:r>
-      <w:r>
-        <w:rPr>
-          <w:lang w:val="ru-RU"/>
-        </w:rPr>
-        <w:t xml:space="preserve">архитектуры, основанный на </w:t>
-      </w:r>
-      <w:proofErr w:type="spellStart"/>
-      <w:r>
-        <w:rPr>
-          <w:lang w:val="ru-RU"/>
-        </w:rPr>
-        <w:t>графовых</w:t>
-      </w:r>
-      <w:proofErr w:type="spellEnd"/>
-      <w:r>
-        <w:rPr>
-          <w:lang w:val="ru-RU"/>
-        </w:rPr>
-        <w:t xml:space="preserve"> нейросетях </w:t>
-      </w:r>
-      <w:r>
-        <w:rPr>
-          <w:lang w:val="ru-RU"/>
-        </w:rPr>
-        <w:t xml:space="preserve">[11] </w:t>
-      </w:r>
-      <w:r>
-        <w:rPr>
-          <w:lang w:val="ru-RU"/>
-        </w:rPr>
-        <w:t>показал, что данный подход способен показывать высокие метрики качества, однако требует большого количества вычислительных ресурсов.</w:t>
-      </w:r>
-      <w:r>
-        <w:rPr>
-          <w:lang w:val="ru-RU"/>
-        </w:rPr>
-        <w:t xml:space="preserve"> Именно в этом и заключается </w:t>
-      </w:r>
-      <w:r>
-        <w:rPr>
-          <w:lang w:val="ru-RU"/>
-        </w:rPr>
-        <w:t xml:space="preserve">основная проблема использования </w:t>
-      </w:r>
-      <w:r>
-        <w:rPr>
-          <w:lang w:val="en-US"/>
-        </w:rPr>
-        <w:t>MER</w:t>
-      </w:r>
-      <w:r>
-        <w:rPr>
-          <w:lang w:val="ru-RU"/>
-        </w:rPr>
-        <w:t xml:space="preserve"> </w:t>
-      </w:r>
-      <w:r>
-        <w:rPr>
-          <w:lang w:val="ru-RU"/>
-        </w:rPr>
-        <w:t xml:space="preserve">систем в приложениях, которые обрабатывают данные в реальном времени. </w:t>
-      </w:r>
-    </w:p>
-    <w:p>
-      <w:pPr>
-        <w:rPr>
-          <w:lang w:val="ru-RU"/>
-        </w:rPr>
-      </w:pPr>
-      <w:r>
-        <w:rPr>
-          <w:lang w:val="ru-RU"/>
-        </w:rPr>
-        <w:t xml:space="preserve"> </w:t>
-      </w:r>
+        <w:t xml:space="preserve"> с детектированием эмоций в речи подразумевает определение эмоции по двум модальностям: голосу и выражению лица человека. Рассмотрим уже существующие подходы по данным темам.</w:t>
+      </w:r>
+    </w:p>
+    <w:p>
+      <w:pPr>
+        <w:rPr>
+          <w:lang w:val="ru-RU"/>
+        </w:rPr>
+      </w:pPr>
       <w:r>
         <w:br w:type="page"/>
       </w:r>
@@ -6040,19 +6275,26 @@
         </w:rPr>
         <w:t xml:space="preserve">: Multimodal Emotion Recognition with Cross-Attention Gated Mixture of Experts. </w:t>
       </w:r>
-      <w:proofErr w:type="spellStart"/>
-      <w:r>
-        <w:rPr>
-          <w:lang w:val="ru-RU"/>
-        </w:rPr>
-        <w:t>Mathematics</w:t>
-      </w:r>
-      <w:proofErr w:type="spellEnd"/>
-      <w:r>
-        <w:rPr>
-          <w:lang w:val="ru-RU"/>
-        </w:rPr>
-        <w:t>, 13(12), 1907. https://doi.org/10.3390/math13121907</w:t>
+      <w:r>
+        <w:rPr>
+          <w:lang w:val="en-US"/>
+        </w:rPr>
+        <w:t xml:space="preserve">Mathematics, 13(12), 1907. </w:t>
+      </w:r>
+      <w:hyperlink r:id="rId9" w:history="1">
+        <w:r>
+          <w:rPr>
+            <w:rStyle w:val="Hyperlink"/>
+            <w:lang w:val="en-US"/>
+          </w:rPr>
+          <w:t>https://doi.org/10.3390/math13121907</w:t>
+        </w:r>
+      </w:hyperlink>
+      <w:r>
+        <w:rPr>
+          <w:lang w:val="en-US"/>
+        </w:rPr>
+        <w:t>.</w:t>
       </w:r>
     </w:p>
     <w:p>
@@ -6063,14 +6305,50 @@
           <w:numId w:val="19"/>
         </w:numPr>
         <w:rPr>
-          <w:lang w:val="en-US"/>
-        </w:rPr>
-      </w:pPr>
+          <w:lang w:val="ru-RU"/>
+        </w:rPr>
+      </w:pPr>
+      <w:r>
+        <w:rPr>
+          <w:lang w:val="en-US"/>
+        </w:rPr>
+        <w:t>Ekman, P., &amp; Friesen, W. V. (1975). Unmasking the Face: A guide to recognizing emotions from facial clues. Englewood Cliffs, NJ: Prentice-Hall.</w:t>
+      </w:r>
+    </w:p>
+    <w:p>
+      <w:pPr>
+        <w:pStyle w:val="ListParagraph"/>
+        <w:numPr>
+          <w:ilvl w:val="0"/>
+          <w:numId w:val="19"/>
+        </w:numPr>
+        <w:rPr>
+          <w:lang w:val="ru-RU"/>
+        </w:rPr>
+      </w:pPr>
+      <w:r>
+        <w:rPr>
+          <w:lang w:val="en-US"/>
+        </w:rPr>
+        <w:t>Ekman, P. and Friesen, W.V. (1978) Facial Action Coding System: A Technique for the Measurement of Facial Movement. Consulting Psychologists Press, Palo Alto, CA.</w:t>
+      </w:r>
+      <w:r>
+        <w:rPr>
+          <w:lang w:val="en-US"/>
+        </w:rPr>
+        <w:t xml:space="preserve"> </w:t>
+      </w:r>
+      <w:r>
+        <w:rPr>
+          <w:lang w:val="en-US"/>
+        </w:rPr>
+        <w:t>https://doi.org/10.1037/t27734-000</w:t>
+      </w:r>
     </w:p>
     <w:sectPr>
-      <w:headerReference w:type="default" r:id="rId9"/>
-      <w:footerReference w:type="even" r:id="rId10"/>
-      <w:footerReference w:type="default" r:id="rId11"/>
+      <w:headerReference w:type="default" r:id="rId10"/>
+      <w:footerReference w:type="even" r:id="rId11"/>
+      <w:footerReference w:type="default" r:id="rId12"/>
       <w:pgSz w:w="11906" w:h="16838"/>
       <w:pgMar w:top="1134" w:right="1134" w:bottom="1418" w:left="1134" w:header="709" w:footer="709" w:gutter="0"/>
       <w:pgNumType w:start="1"/>
@@ -8875,7 +9153,6 @@
   <w:style w:type="character" w:default="1" w:styleId="DefaultParagraphFont">
     <w:name w:val="Default Paragraph Font"/>
     <w:uiPriority w:val="1"/>
-    <w:semiHidden/>
     <w:unhideWhenUsed/>
   </w:style>
   <w:style w:type="table" w:default="1" w:styleId="TableNormal">

--- a/Diploma.docx
+++ b/Diploma.docx
@@ -2535,15 +2535,7 @@
         </w:numPr>
       </w:pPr>
       <w:r>
-        <w:t xml:space="preserve">виртуальных ассистентах (Алиса, ChatGPT и т.д.) для </w:t>
-      </w:r>
-      <w:proofErr w:type="gramStart"/>
-      <w:r>
-        <w:t>того</w:t>
-      </w:r>
-      <w:proofErr w:type="gramEnd"/>
-      <w:r>
-        <w:t xml:space="preserve"> чтобы сделать общение с человеком более живым и естественным - формировать ответы с учетом текущего эмоционального состояния человека;</w:t>
+        <w:t>виртуальных ассистентах (Алиса, ChatGPT и т.д.) для того чтобы сделать общение с человеком более живым и естественным - формировать ответы с учетом текущего эмоционального состояния человека;</w:t>
       </w:r>
     </w:p>
     <w:p>
@@ -2940,21 +2932,7 @@
         <w:rPr>
           <w:lang w:val="ru-RU"/>
         </w:rPr>
-        <w:t xml:space="preserve">активации видео модели только при необходимости, </w:t>
-      </w:r>
-      <w:proofErr w:type="gramStart"/>
-      <w:r>
-        <w:rPr>
-          <w:lang w:val="ru-RU"/>
-        </w:rPr>
-        <w:t>что  открывает</w:t>
-      </w:r>
-      <w:proofErr w:type="gramEnd"/>
-      <w:r>
-        <w:rPr>
-          <w:lang w:val="ru-RU"/>
-        </w:rPr>
-        <w:t xml:space="preserve"> перспективы для масштабирования </w:t>
+        <w:t xml:space="preserve">активации видео модели только при необходимости, что  открывает перспективы для масштабирования </w:t>
       </w:r>
       <w:r>
         <w:rPr>
@@ -3555,32 +3533,291 @@
         </w:rPr>
         <w:t xml:space="preserve"> в области </w:t>
       </w:r>
+      <w:r>
+        <w:rPr>
+          <w:lang w:val="ru-RU"/>
+        </w:rPr>
+        <w:t>распознавания</w:t>
+      </w:r>
+      <w:r>
+        <w:rPr>
+          <w:lang w:val="ru-RU"/>
+        </w:rPr>
+        <w:t xml:space="preserve"> эмоций</w:t>
+      </w:r>
+    </w:p>
+    <w:p>
+      <w:pPr>
+        <w:rPr>
+          <w:lang w:val="ru-RU"/>
+        </w:rPr>
+      </w:pPr>
+      <w:r>
+        <w:rPr>
+          <w:lang w:val="ru-RU"/>
+        </w:rPr>
+        <w:t>Исследования в области распознавания эмоций берут свое начало в работах по психологии и эффективным вычислениям. Фундаментальной основой для большинства современных систем стали работы Пола Экмана и Уоллеса Фризена</w:t>
+      </w:r>
+      <w:r>
+        <w:rPr>
+          <w:lang w:val="ru-RU"/>
+        </w:rPr>
+        <w:t xml:space="preserve">, </w:t>
+      </w:r>
+      <w:r>
+        <w:rPr>
+          <w:lang w:val="ru-RU"/>
+        </w:rPr>
+        <w:t xml:space="preserve">которые в середине 1970-х годов эмпирически обосновали теорию универсальности мимических выражений эмоций. Эта теория говорит о том, что независимо от культурного происхождения и воспитания, люди выражают шесть базовых эмоций сходным образом: счастье, грусть, гнев, страх, удивление и отвращение </w:t>
+      </w:r>
+      <w:r>
+        <w:rPr>
+          <w:lang w:val="ru-RU"/>
+        </w:rPr>
+        <w:t>[17]</w:t>
+      </w:r>
+      <w:r>
+        <w:rPr>
+          <w:lang w:val="ru-RU"/>
+        </w:rPr>
+        <w:t xml:space="preserve">. </w:t>
+      </w:r>
+      <w:r>
+        <w:rPr>
+          <w:lang w:val="ru-RU"/>
+        </w:rPr>
+        <w:t xml:space="preserve">Пол Экман и Уоллес Фризен смогли не только определить 6 классов эмоций, но также они </w:t>
+      </w:r>
+      <w:r>
+        <w:rPr>
+          <w:lang w:val="ru-RU"/>
+        </w:rPr>
+        <w:t xml:space="preserve">предложили детальную систему </w:t>
+      </w:r>
+      <w:r>
+        <w:rPr>
+          <w:lang w:val="ru-RU"/>
+        </w:rPr>
+        <w:t>для классифицирования</w:t>
+      </w:r>
+      <w:r>
+        <w:rPr>
+          <w:lang w:val="ru-RU"/>
+        </w:rPr>
+        <w:t xml:space="preserve"> лицевых выражений (</w:t>
+      </w:r>
+      <w:r>
+        <w:rPr>
+          <w:lang w:val="en-US"/>
+        </w:rPr>
+        <w:t>Facial</w:t>
+      </w:r>
+      <w:r>
+        <w:rPr>
+          <w:lang w:val="ru-RU"/>
+        </w:rPr>
+        <w:t xml:space="preserve"> </w:t>
+      </w:r>
+      <w:r>
+        <w:rPr>
+          <w:lang w:val="en-US"/>
+        </w:rPr>
+        <w:t>Action</w:t>
+      </w:r>
+      <w:r>
+        <w:rPr>
+          <w:lang w:val="ru-RU"/>
+        </w:rPr>
+        <w:t xml:space="preserve"> </w:t>
+      </w:r>
+      <w:r>
+        <w:rPr>
+          <w:lang w:val="en-US"/>
+        </w:rPr>
+        <w:t>Coding</w:t>
+      </w:r>
+      <w:r>
+        <w:rPr>
+          <w:lang w:val="ru-RU"/>
+        </w:rPr>
+        <w:t xml:space="preserve"> </w:t>
+      </w:r>
+      <w:r>
+        <w:rPr>
+          <w:lang w:val="en-US"/>
+        </w:rPr>
+        <w:t>System</w:t>
+      </w:r>
+      <w:r>
+        <w:rPr>
+          <w:lang w:val="ru-RU"/>
+        </w:rPr>
+        <w:t xml:space="preserve">, </w:t>
+      </w:r>
+      <w:r>
+        <w:rPr>
+          <w:lang w:val="en-US"/>
+        </w:rPr>
+        <w:t>FACS</w:t>
+      </w:r>
+      <w:r>
+        <w:rPr>
+          <w:lang w:val="ru-RU"/>
+        </w:rPr>
+        <w:t>)</w:t>
+      </w:r>
+      <w:r>
+        <w:rPr>
+          <w:lang w:val="ru-RU"/>
+        </w:rPr>
+        <w:t xml:space="preserve">, которая позволяет описывать мимические изменения через действия лицевых мышц </w:t>
+      </w:r>
+      <w:r>
+        <w:rPr>
+          <w:lang w:val="ru-RU"/>
+        </w:rPr>
+        <w:t>[18].</w:t>
+      </w:r>
+      <w:r>
+        <w:rPr>
+          <w:lang w:val="ru-RU"/>
+        </w:rPr>
+        <w:t xml:space="preserve"> </w:t>
+      </w:r>
+      <w:r>
+        <w:rPr>
+          <w:lang w:val="ru-RU"/>
+        </w:rPr>
+        <w:t>Эта система до сих пор остается з</w:t>
+      </w:r>
+      <w:r>
+        <w:rPr>
+          <w:lang w:val="ru-RU"/>
+        </w:rPr>
+        <w:t>олотым стандартом для аннотирования выражений лиц в компьютерном зрении.</w:t>
+      </w:r>
+    </w:p>
+    <w:p>
+      <w:pPr>
+        <w:rPr>
+          <w:lang w:val="ru-RU"/>
+        </w:rPr>
+      </w:pPr>
+      <w:r>
+        <w:rPr>
+          <w:lang w:val="ru-RU"/>
+        </w:rPr>
+        <w:t xml:space="preserve">Первые попытки автоматизировать распознавание эмоций опирались на классические методы машинного обучения и ручной подбор признаков. В работе </w:t>
+      </w:r>
+      <w:r>
+        <w:rPr>
+          <w:lang w:val="en-US"/>
+        </w:rPr>
+        <w:t>Ioannou</w:t>
+      </w:r>
+      <w:r>
+        <w:rPr>
+          <w:lang w:val="ru-RU"/>
+        </w:rPr>
+        <w:t xml:space="preserve"> </w:t>
+      </w:r>
+      <w:r>
+        <w:rPr>
+          <w:lang w:val="ru-RU"/>
+        </w:rPr>
+        <w:t xml:space="preserve">и др. </w:t>
+      </w:r>
+      <w:r>
+        <w:rPr>
+          <w:lang w:val="ru-RU"/>
+        </w:rPr>
+        <w:t xml:space="preserve">2005 </w:t>
+      </w:r>
+      <w:r>
+        <w:rPr>
+          <w:lang w:val="ru-RU"/>
+        </w:rPr>
+        <w:t xml:space="preserve">года </w:t>
+      </w:r>
+      <w:r>
+        <w:rPr>
+          <w:lang w:val="ru-RU"/>
+        </w:rPr>
+        <w:t xml:space="preserve">[19] </w:t>
+      </w:r>
+      <w:r>
+        <w:rPr>
+          <w:lang w:val="ru-RU"/>
+        </w:rPr>
+        <w:t xml:space="preserve">использовалась </w:t>
+      </w:r>
       <w:proofErr w:type="spellStart"/>
       <w:r>
         <w:rPr>
-          <w:lang w:val="ru-RU"/>
-        </w:rPr>
-        <w:t>распознования</w:t>
+          <w:lang w:val="en-US"/>
+        </w:rPr>
+        <w:t>neurofuzzy</w:t>
       </w:r>
       <w:proofErr w:type="spellEnd"/>
       <w:r>
         <w:rPr>
           <w:lang w:val="ru-RU"/>
         </w:rPr>
-        <w:t xml:space="preserve"> эмоций</w:t>
-      </w:r>
-    </w:p>
-    <w:p>
-      <w:pPr>
-        <w:rPr>
-          <w:lang w:val="ru-RU"/>
-        </w:rPr>
-      </w:pPr>
-      <w:r>
-        <w:rPr>
-          <w:lang w:val="ru-RU"/>
-        </w:rPr>
-        <w:t>Исследования в области распознавания эмоций берут свое начало в работах по психологии и эффективным вычислениям. Фундаментальной основой для большинства современных систем стали работы Пола Экмана и Уоллеса Фризена</w:t>
+        <w:t xml:space="preserve"> </w:t>
+      </w:r>
+      <w:r>
+        <w:rPr>
+          <w:lang w:val="en-US"/>
+        </w:rPr>
+        <w:t>network</w:t>
+      </w:r>
+      <w:r>
+        <w:rPr>
+          <w:lang w:val="ru-RU"/>
+        </w:rPr>
+        <w:t xml:space="preserve"> </w:t>
+      </w:r>
+      <w:r>
+        <w:rPr>
+          <w:lang w:val="ru-RU"/>
+        </w:rPr>
+        <w:t>(нейро-нечеткая сеть) для классификации эмоций по изображениям лиц</w:t>
+      </w:r>
+      <w:r>
+        <w:rPr>
+          <w:lang w:val="ru-RU"/>
+        </w:rPr>
+        <w:t xml:space="preserve"> (</w:t>
+      </w:r>
+      <w:r>
+        <w:rPr>
+          <w:lang w:val="en-US"/>
+        </w:rPr>
+        <w:t>Facial</w:t>
+      </w:r>
+      <w:r>
+        <w:rPr>
+          <w:lang w:val="ru-RU"/>
+        </w:rPr>
+        <w:t xml:space="preserve"> </w:t>
+      </w:r>
+      <w:r>
+        <w:rPr>
+          <w:lang w:val="en-US"/>
+        </w:rPr>
+        <w:t>Emotion</w:t>
+      </w:r>
+      <w:r>
+        <w:rPr>
+          <w:lang w:val="ru-RU"/>
+        </w:rPr>
+        <w:t xml:space="preserve"> </w:t>
+      </w:r>
+      <w:r>
+        <w:rPr>
+          <w:lang w:val="en-US"/>
+        </w:rPr>
+        <w:t>Recognition</w:t>
       </w:r>
       <w:r>
         <w:rPr>
@@ -3590,15 +3827,345 @@
       </w:r>
       <w:r>
         <w:rPr>
-          <w:lang w:val="ru-RU"/>
-        </w:rPr>
-        <w:t xml:space="preserve">которые в середине 1970-х годов эмпирически обосновали теорию универсальности мимических выражений эмоций. Эта теория говорит о том, что независимо от культурного происхождения и воспитания, люди выражают шесть базовых эмоций сходным образом: счастье, грусть, гнев, страх, удивление и отвращение </w:t>
-      </w:r>
-      <w:r>
-        <w:rPr>
-          <w:lang w:val="ru-RU"/>
-        </w:rPr>
-        <w:t>[17]</w:t>
+          <w:lang w:val="en-US"/>
+        </w:rPr>
+        <w:t>FER</w:t>
+      </w:r>
+      <w:r>
+        <w:rPr>
+          <w:lang w:val="ru-RU"/>
+        </w:rPr>
+        <w:t>)</w:t>
+      </w:r>
+      <w:r>
+        <w:rPr>
+          <w:lang w:val="ru-RU"/>
+        </w:rPr>
+        <w:t xml:space="preserve">. На первом этапе детекция лица выполнилась с помощь метода опорных векторов </w:t>
+      </w:r>
+      <w:r>
+        <w:rPr>
+          <w:lang w:val="ru-RU"/>
+        </w:rPr>
+        <w:t>(</w:t>
+      </w:r>
+      <w:r>
+        <w:rPr>
+          <w:lang w:val="en-US"/>
+        </w:rPr>
+        <w:t>SVM</w:t>
+      </w:r>
+      <w:r>
+        <w:rPr>
+          <w:lang w:val="ru-RU"/>
+        </w:rPr>
+        <w:t xml:space="preserve">), затем из выделенной области лица извлекались геометрические признаки (положение бровей, глаз, уголков губ). Полученный вектор признаков подавался на вход </w:t>
+      </w:r>
+      <w:proofErr w:type="spellStart"/>
+      <w:r>
+        <w:rPr>
+          <w:lang w:val="en-US"/>
+        </w:rPr>
+        <w:t>neurofuzzy</w:t>
+      </w:r>
+      <w:proofErr w:type="spellEnd"/>
+      <w:r>
+        <w:rPr>
+          <w:lang w:val="ru-RU"/>
+        </w:rPr>
+        <w:t xml:space="preserve"> </w:t>
+      </w:r>
+      <w:r>
+        <w:rPr>
+          <w:lang w:val="ru-RU"/>
+        </w:rPr>
+        <w:t xml:space="preserve">сети, сочетающей преимущества нейронных сетей и нечеткой логики. Эксперименты показали, что такой гибридный подход может превосходить чистые статистические методы, однако </w:t>
+      </w:r>
+      <w:r>
+        <w:rPr>
+          <w:lang w:val="ru-RU"/>
+        </w:rPr>
+        <w:lastRenderedPageBreak/>
+        <w:t>он оставался чувствительным к условиям освещения и поворотам головы, а также требовал тщательной ручной настройки детектора лицевых признаков.</w:t>
+      </w:r>
+    </w:p>
+    <w:p>
+      <w:pPr>
+        <w:rPr>
+          <w:lang w:val="ru-RU"/>
+        </w:rPr>
+      </w:pPr>
+      <w:r>
+        <w:rPr>
+          <w:lang w:val="ru-RU"/>
+        </w:rPr>
+        <w:t>Параллельно с компьютерным зрением развивалась область распознавания эмоций по голосу (</w:t>
+      </w:r>
+      <w:r>
+        <w:rPr>
+          <w:lang w:val="en-US"/>
+        </w:rPr>
+        <w:t>Speech</w:t>
+      </w:r>
+      <w:r>
+        <w:rPr>
+          <w:lang w:val="ru-RU"/>
+        </w:rPr>
+        <w:t xml:space="preserve"> </w:t>
+      </w:r>
+      <w:r>
+        <w:rPr>
+          <w:lang w:val="en-US"/>
+        </w:rPr>
+        <w:t>Emotion</w:t>
+      </w:r>
+      <w:r>
+        <w:rPr>
+          <w:lang w:val="ru-RU"/>
+        </w:rPr>
+        <w:t xml:space="preserve"> </w:t>
+      </w:r>
+      <w:r>
+        <w:rPr>
+          <w:lang w:val="en-US"/>
+        </w:rPr>
+        <w:t>Recognition</w:t>
+      </w:r>
+      <w:r>
+        <w:rPr>
+          <w:lang w:val="ru-RU"/>
+        </w:rPr>
+        <w:t xml:space="preserve">, </w:t>
+      </w:r>
+      <w:r>
+        <w:rPr>
+          <w:lang w:val="en-US"/>
+        </w:rPr>
+        <w:t>SER</w:t>
+      </w:r>
+      <w:r>
+        <w:rPr>
+          <w:lang w:val="ru-RU"/>
+        </w:rPr>
+        <w:t>)</w:t>
+      </w:r>
+      <w:r>
+        <w:rPr>
+          <w:lang w:val="ru-RU"/>
+        </w:rPr>
+        <w:t>. Ключевой идеей было выделение просодических и спектральных характеристик речевого сигнала, которые коррелируют с эмоциями говорящего.</w:t>
+      </w:r>
+      <w:r>
+        <w:rPr>
+          <w:lang w:val="ru-RU"/>
+        </w:rPr>
+        <w:t xml:space="preserve"> Наиболее популярным набором признаков стали мел-частотные </w:t>
+      </w:r>
+      <w:proofErr w:type="spellStart"/>
+      <w:r>
+        <w:rPr>
+          <w:lang w:val="ru-RU"/>
+        </w:rPr>
+        <w:t>кепстральные</w:t>
+      </w:r>
+      <w:proofErr w:type="spellEnd"/>
+      <w:r>
+        <w:rPr>
+          <w:lang w:val="ru-RU"/>
+        </w:rPr>
+        <w:t xml:space="preserve"> коэффициенты (</w:t>
+      </w:r>
+      <w:r>
+        <w:rPr>
+          <w:lang w:val="en-US"/>
+        </w:rPr>
+        <w:t>MFCC</w:t>
+      </w:r>
+      <w:r>
+        <w:rPr>
+          <w:lang w:val="ru-RU"/>
+        </w:rPr>
+        <w:t>)</w:t>
+      </w:r>
+      <w:r>
+        <w:rPr>
+          <w:lang w:val="ru-RU"/>
+        </w:rPr>
+        <w:t xml:space="preserve">, которые компактно представляют спектральную огибающую звука </w:t>
+      </w:r>
+      <w:r>
+        <w:rPr>
+          <w:lang w:val="ru-RU"/>
+        </w:rPr>
+        <w:t>[20].</w:t>
+      </w:r>
+      <w:r>
+        <w:rPr>
+          <w:lang w:val="ru-RU"/>
+        </w:rPr>
+        <w:t xml:space="preserve"> </w:t>
+      </w:r>
+      <w:r>
+        <w:rPr>
+          <w:lang w:val="ru-RU"/>
+        </w:rPr>
+        <w:t xml:space="preserve">Кроме </w:t>
+      </w:r>
+      <w:r>
+        <w:rPr>
+          <w:lang w:val="en-US"/>
+        </w:rPr>
+        <w:t>MFCC</w:t>
+      </w:r>
+      <w:r>
+        <w:rPr>
+          <w:lang w:val="ru-RU"/>
+        </w:rPr>
+        <w:t>, использовались также следующие признаки: основная частота голоса (</w:t>
+      </w:r>
+      <w:r>
+        <w:rPr>
+          <w:lang w:val="en-US"/>
+        </w:rPr>
+        <w:t>F</w:t>
+      </w:r>
+      <w:r>
+        <w:rPr>
+          <w:lang w:val="ru-RU"/>
+        </w:rPr>
+        <w:t>0)</w:t>
+      </w:r>
+      <w:r>
+        <w:rPr>
+          <w:lang w:val="ru-RU"/>
+        </w:rPr>
+        <w:t>, энергия, длительность пауз, скорость речи. Классическими классификаторами выступали скрытые марковские модели</w:t>
+      </w:r>
+      <w:r>
+        <w:rPr>
+          <w:lang w:val="ru-RU"/>
+        </w:rPr>
+        <w:t xml:space="preserve"> (</w:t>
+      </w:r>
+      <w:r>
+        <w:rPr>
+          <w:lang w:val="en-US"/>
+        </w:rPr>
+        <w:t>Hidden</w:t>
+      </w:r>
+      <w:r>
+        <w:rPr>
+          <w:lang w:val="ru-RU"/>
+        </w:rPr>
+        <w:t xml:space="preserve"> </w:t>
+      </w:r>
+      <w:r>
+        <w:rPr>
+          <w:lang w:val="en-US"/>
+        </w:rPr>
+        <w:t>Markov</w:t>
+      </w:r>
+      <w:r>
+        <w:rPr>
+          <w:lang w:val="ru-RU"/>
+        </w:rPr>
+        <w:t xml:space="preserve"> </w:t>
+      </w:r>
+      <w:r>
+        <w:rPr>
+          <w:lang w:val="en-US"/>
+        </w:rPr>
+        <w:t>Model</w:t>
+      </w:r>
+      <w:r>
+        <w:rPr>
+          <w:lang w:val="ru-RU"/>
+        </w:rPr>
+        <w:t xml:space="preserve">, </w:t>
+      </w:r>
+      <w:r>
+        <w:rPr>
+          <w:lang w:val="en-US"/>
+        </w:rPr>
+        <w:t>HMM</w:t>
+      </w:r>
+      <w:r>
+        <w:rPr>
+          <w:lang w:val="ru-RU"/>
+        </w:rPr>
+        <w:t xml:space="preserve">), </w:t>
+      </w:r>
+      <w:r>
+        <w:rPr>
+          <w:lang w:val="ru-RU"/>
+        </w:rPr>
+        <w:t>методы опорных векторов (</w:t>
+      </w:r>
+      <w:r>
+        <w:rPr>
+          <w:lang w:val="en-US"/>
+        </w:rPr>
+        <w:t>SVM</w:t>
+      </w:r>
+      <w:r>
+        <w:rPr>
+          <w:lang w:val="ru-RU"/>
+        </w:rPr>
+        <w:t>)</w:t>
+      </w:r>
+      <w:r>
+        <w:rPr>
+          <w:lang w:val="ru-RU"/>
+        </w:rPr>
+        <w:t xml:space="preserve"> и гауссовские смеси (</w:t>
+      </w:r>
+      <w:r>
+        <w:rPr>
+          <w:lang w:val="en-US"/>
+        </w:rPr>
+        <w:t>Gaussian</w:t>
+      </w:r>
+      <w:r>
+        <w:rPr>
+          <w:lang w:val="ru-RU"/>
+        </w:rPr>
+        <w:t xml:space="preserve"> </w:t>
+      </w:r>
+      <w:r>
+        <w:rPr>
+          <w:lang w:val="en-US"/>
+        </w:rPr>
+        <w:t>Mixture</w:t>
+      </w:r>
+      <w:r>
+        <w:rPr>
+          <w:lang w:val="ru-RU"/>
+        </w:rPr>
+        <w:t xml:space="preserve"> </w:t>
+      </w:r>
+      <w:r>
+        <w:rPr>
+          <w:lang w:val="en-US"/>
+        </w:rPr>
+        <w:t>Model</w:t>
+      </w:r>
+      <w:r>
+        <w:rPr>
+          <w:lang w:val="ru-RU"/>
+        </w:rPr>
+        <w:t xml:space="preserve">, </w:t>
+      </w:r>
+      <w:r>
+        <w:rPr>
+          <w:lang w:val="en-US"/>
+        </w:rPr>
+        <w:t>GMM</w:t>
+      </w:r>
+      <w:r>
+        <w:rPr>
+          <w:lang w:val="ru-RU"/>
+        </w:rPr>
+        <w:t>)</w:t>
       </w:r>
       <w:r>
         <w:rPr>
@@ -3610,25 +4177,559 @@
         <w:rPr>
           <w:lang w:val="ru-RU"/>
         </w:rPr>
-        <w:t xml:space="preserve">Пол Экман и Уоллес Фризен смогли не только определить 6 классов эмоций, но также они </w:t>
-      </w:r>
-      <w:r>
-        <w:rPr>
-          <w:lang w:val="ru-RU"/>
-        </w:rPr>
-        <w:t xml:space="preserve">предложили детальную систему </w:t>
-      </w:r>
-      <w:r>
-        <w:rPr>
-          <w:lang w:val="ru-RU"/>
-        </w:rPr>
-        <w:t>для классифицирования</w:t>
-      </w:r>
-      <w:r>
-        <w:rPr>
-          <w:lang w:val="ru-RU"/>
-        </w:rPr>
-        <w:t xml:space="preserve"> лицевых выражений (</w:t>
+        <w:t xml:space="preserve">Однако универсальные системы </w:t>
+      </w:r>
+      <w:r>
+        <w:rPr>
+          <w:lang w:val="en-US"/>
+        </w:rPr>
+        <w:t>SER</w:t>
+      </w:r>
+      <w:r>
+        <w:rPr>
+          <w:lang w:val="ru-RU"/>
+        </w:rPr>
+        <w:t xml:space="preserve"> </w:t>
+      </w:r>
+      <w:r>
+        <w:rPr>
+          <w:lang w:val="ru-RU"/>
+        </w:rPr>
+        <w:t>сильно уступали человеку по точности, особенно в условиях фонового шума или при распознавании эмоций незнакомых дикторов.</w:t>
+      </w:r>
+    </w:p>
+    <w:p>
+      <w:pPr>
+        <w:rPr>
+          <w:lang w:val="ru-RU"/>
+        </w:rPr>
+      </w:pPr>
+      <w:r>
+        <w:rPr>
+          <w:lang w:val="ru-RU"/>
+        </w:rPr>
+        <w:t xml:space="preserve">С развитием </w:t>
+      </w:r>
+      <w:r>
+        <w:rPr>
+          <w:lang w:val="en-US"/>
+        </w:rPr>
+        <w:t>Deep</w:t>
+      </w:r>
+      <w:r>
+        <w:rPr>
+          <w:lang w:val="ru-RU"/>
+        </w:rPr>
+        <w:t xml:space="preserve"> </w:t>
+      </w:r>
+      <w:r>
+        <w:rPr>
+          <w:lang w:val="en-US"/>
+        </w:rPr>
+        <w:t>Learning</w:t>
+      </w:r>
+      <w:r>
+        <w:rPr>
+          <w:lang w:val="ru-RU"/>
+        </w:rPr>
+        <w:t xml:space="preserve"> </w:t>
+      </w:r>
+      <w:r>
+        <w:rPr>
+          <w:lang w:val="ru-RU"/>
+        </w:rPr>
+        <w:t>(</w:t>
+      </w:r>
+      <w:r>
+        <w:rPr>
+          <w:lang w:val="en-US"/>
+        </w:rPr>
+        <w:t>DL</w:t>
+      </w:r>
+      <w:r>
+        <w:rPr>
+          <w:lang w:val="ru-RU"/>
+        </w:rPr>
+        <w:t>)</w:t>
+      </w:r>
+      <w:r>
+        <w:rPr>
+          <w:lang w:val="ru-RU"/>
+        </w:rPr>
+        <w:t xml:space="preserve"> ситуация в обеих областях: </w:t>
+      </w:r>
+      <w:r>
+        <w:rPr>
+          <w:lang w:val="en-US"/>
+        </w:rPr>
+        <w:t>FER</w:t>
+      </w:r>
+      <w:r>
+        <w:rPr>
+          <w:lang w:val="ru-RU"/>
+        </w:rPr>
+        <w:t xml:space="preserve"> </w:t>
+      </w:r>
+      <w:r>
+        <w:rPr>
+          <w:lang w:val="ru-RU"/>
+        </w:rPr>
+        <w:t xml:space="preserve">и </w:t>
+      </w:r>
+      <w:r>
+        <w:rPr>
+          <w:lang w:val="en-US"/>
+        </w:rPr>
+        <w:t>SER</w:t>
+      </w:r>
+      <w:r>
+        <w:rPr>
+          <w:lang w:val="ru-RU"/>
+        </w:rPr>
+        <w:t xml:space="preserve">, </w:t>
+      </w:r>
+      <w:r>
+        <w:rPr>
+          <w:lang w:val="ru-RU"/>
+        </w:rPr>
+        <w:t xml:space="preserve">кардинально изменилась. Появилась возможность </w:t>
+      </w:r>
+      <w:r>
+        <w:rPr>
+          <w:lang w:val="ru-RU"/>
+        </w:rPr>
+        <w:t>автоматически извлекать иерархические признаки из сырых данных, что устранило необходимость в ручном проектировании признаков. В компьютерном зрении стали доминировать сверточные нейронные сети (</w:t>
+      </w:r>
+      <w:r>
+        <w:rPr>
+          <w:lang w:val="en-US"/>
+        </w:rPr>
+        <w:t>CNN</w:t>
+      </w:r>
+      <w:r>
+        <w:rPr>
+          <w:lang w:val="ru-RU"/>
+        </w:rPr>
+        <w:t>)</w:t>
+      </w:r>
+      <w:r>
+        <w:rPr>
+          <w:lang w:val="ru-RU"/>
+        </w:rPr>
+        <w:t xml:space="preserve">, такие как </w:t>
+      </w:r>
+      <w:r>
+        <w:rPr>
+          <w:lang w:val="en-US"/>
+        </w:rPr>
+        <w:t>VGG</w:t>
+      </w:r>
+      <w:r>
+        <w:rPr>
+          <w:lang w:val="ru-RU"/>
+        </w:rPr>
+        <w:t xml:space="preserve">, </w:t>
+      </w:r>
+      <w:proofErr w:type="spellStart"/>
+      <w:r>
+        <w:rPr>
+          <w:lang w:val="en-US"/>
+        </w:rPr>
+        <w:t>ResNet</w:t>
+      </w:r>
+      <w:proofErr w:type="spellEnd"/>
+      <w:r>
+        <w:rPr>
+          <w:lang w:val="ru-RU"/>
+        </w:rPr>
+        <w:t xml:space="preserve"> </w:t>
+      </w:r>
+      <w:r>
+        <w:rPr>
+          <w:lang w:val="ru-RU"/>
+        </w:rPr>
+        <w:t>и более легкие архитектуры (</w:t>
+      </w:r>
+      <w:proofErr w:type="spellStart"/>
+      <w:r>
+        <w:rPr>
+          <w:lang w:val="en-US"/>
+        </w:rPr>
+        <w:t>MobileNet</w:t>
+      </w:r>
+      <w:proofErr w:type="spellEnd"/>
+      <w:r>
+        <w:rPr>
+          <w:lang w:val="ru-RU"/>
+        </w:rPr>
+        <w:t xml:space="preserve">, </w:t>
+      </w:r>
+      <w:proofErr w:type="spellStart"/>
+      <w:r>
+        <w:rPr>
+          <w:lang w:val="en-US"/>
+        </w:rPr>
+        <w:t>EfficientNet</w:t>
+      </w:r>
+      <w:proofErr w:type="spellEnd"/>
+      <w:r>
+        <w:rPr>
+          <w:lang w:val="ru-RU"/>
+        </w:rPr>
+        <w:t xml:space="preserve">).  </w:t>
+      </w:r>
+      <w:r>
+        <w:rPr>
+          <w:lang w:val="ru-RU"/>
+        </w:rPr>
+        <w:t xml:space="preserve">В обработке речи – рекуррентные сети </w:t>
+      </w:r>
+      <w:r>
+        <w:rPr>
+          <w:lang w:val="ru-RU"/>
+        </w:rPr>
+        <w:t>(</w:t>
+      </w:r>
+      <w:r>
+        <w:rPr>
+          <w:lang w:val="en-US"/>
+        </w:rPr>
+        <w:t>LSTM</w:t>
+      </w:r>
+      <w:r>
+        <w:rPr>
+          <w:lang w:val="ru-RU"/>
+        </w:rPr>
+        <w:t xml:space="preserve">, </w:t>
+      </w:r>
+      <w:r>
+        <w:rPr>
+          <w:lang w:val="en-US"/>
+        </w:rPr>
+        <w:t>GRU</w:t>
+      </w:r>
+      <w:r>
+        <w:rPr>
+          <w:lang w:val="ru-RU"/>
+        </w:rPr>
+        <w:t xml:space="preserve">) </w:t>
+      </w:r>
+      <w:r>
+        <w:rPr>
+          <w:lang w:val="ru-RU"/>
+        </w:rPr>
+        <w:t>и трансформеры (</w:t>
+      </w:r>
+      <w:r>
+        <w:rPr>
+          <w:lang w:val="en-US"/>
+        </w:rPr>
+        <w:t>Wav</w:t>
+      </w:r>
+      <w:r>
+        <w:rPr>
+          <w:lang w:val="ru-RU"/>
+        </w:rPr>
+        <w:t>2</w:t>
+      </w:r>
+      <w:r>
+        <w:rPr>
+          <w:lang w:val="en-US"/>
+        </w:rPr>
+        <w:t>Vec</w:t>
+      </w:r>
+      <w:r>
+        <w:rPr>
+          <w:lang w:val="ru-RU"/>
+        </w:rPr>
+        <w:t xml:space="preserve"> 2.0, </w:t>
+      </w:r>
+      <w:proofErr w:type="spellStart"/>
+      <w:r>
+        <w:rPr>
+          <w:lang w:val="en-US"/>
+        </w:rPr>
+        <w:t>HuBERT</w:t>
+      </w:r>
+      <w:proofErr w:type="spellEnd"/>
+      <w:r>
+        <w:rPr>
+          <w:lang w:val="ru-RU"/>
+        </w:rPr>
+        <w:t xml:space="preserve">). </w:t>
+      </w:r>
+      <w:r>
+        <w:rPr>
+          <w:lang w:val="ru-RU"/>
+        </w:rPr>
+        <w:t xml:space="preserve">Однако, проблема распознавания эмоций в реальных сценариях, когда одновременно присутствуют и мимика, и голос, и они могут быть частично избыточны или противоречивы, оставалась открытой. Именно это привело к </w:t>
+      </w:r>
+      <w:r>
+        <w:rPr>
+          <w:lang w:val="ru-RU"/>
+        </w:rPr>
+        <w:lastRenderedPageBreak/>
+        <w:t>формированию направления мультимодального распознавания эмоций (</w:t>
+      </w:r>
+      <w:r>
+        <w:rPr>
+          <w:lang w:val="en-US"/>
+        </w:rPr>
+        <w:t>Multimodal</w:t>
+      </w:r>
+      <w:r>
+        <w:rPr>
+          <w:lang w:val="ru-RU"/>
+        </w:rPr>
+        <w:t xml:space="preserve"> </w:t>
+      </w:r>
+      <w:r>
+        <w:rPr>
+          <w:lang w:val="en-US"/>
+        </w:rPr>
+        <w:t>Emotion</w:t>
+      </w:r>
+      <w:r>
+        <w:rPr>
+          <w:lang w:val="ru-RU"/>
+        </w:rPr>
+        <w:t xml:space="preserve"> </w:t>
+      </w:r>
+      <w:r>
+        <w:rPr>
+          <w:lang w:val="en-US"/>
+        </w:rPr>
+        <w:t>Recognition</w:t>
+      </w:r>
+      <w:r>
+        <w:rPr>
+          <w:lang w:val="ru-RU"/>
+        </w:rPr>
+        <w:t xml:space="preserve">, </w:t>
+      </w:r>
+      <w:r>
+        <w:rPr>
+          <w:lang w:val="en-US"/>
+        </w:rPr>
+        <w:t>MER</w:t>
+      </w:r>
+      <w:r>
+        <w:rPr>
+          <w:lang w:val="ru-RU"/>
+        </w:rPr>
+        <w:t>)</w:t>
+      </w:r>
+      <w:r>
+        <w:rPr>
+          <w:lang w:val="ru-RU"/>
+        </w:rPr>
+        <w:t>, в котором информация из двух и более каналов (аудио, видео, текст) объединяется для повышения точности, надежности и устойчивости.</w:t>
+      </w:r>
+    </w:p>
+    <w:p>
+      <w:pPr>
+        <w:rPr>
+          <w:lang w:val="ru-RU"/>
+        </w:rPr>
+      </w:pPr>
+    </w:p>
+    <w:p>
+      <w:pPr>
+        <w:rPr>
+          <w:lang w:val="ru-RU"/>
+        </w:rPr>
+      </w:pPr>
+    </w:p>
+    <w:p>
+      <w:pPr>
+        <w:rPr>
+          <w:lang w:val="ru-RU"/>
+        </w:rPr>
+      </w:pPr>
+      <w:r>
+        <w:rPr>
+          <w:lang w:val="ru-RU"/>
+        </w:rPr>
+        <w:t>------</w:t>
+      </w:r>
+    </w:p>
+    <w:p>
+      <w:pPr>
+        <w:rPr>
+          <w:lang w:val="ru-RU"/>
+        </w:rPr>
+      </w:pPr>
+      <w:r>
+        <w:rPr>
+          <w:lang w:val="ru-RU"/>
+        </w:rPr>
+        <w:t xml:space="preserve">Ранние исследования были сфокусированы на одномодальных подходах (определение эмоций только по речи / только по выражению лица). </w:t>
+      </w:r>
+    </w:p>
+    <w:p>
+      <w:pPr>
+        <w:rPr>
+          <w:lang w:val="ru-RU"/>
+        </w:rPr>
+      </w:pPr>
+      <w:r>
+        <w:rPr>
+          <w:lang w:val="ru-RU"/>
+        </w:rPr>
+        <w:t>Первый</w:t>
+      </w:r>
+      <w:r>
+        <w:rPr>
+          <w:lang w:val="ru-RU"/>
+        </w:rPr>
+        <w:t xml:space="preserve"> </w:t>
+      </w:r>
+      <w:r>
+        <w:rPr>
+          <w:lang w:val="ru-RU"/>
+        </w:rPr>
+        <w:t>вид</w:t>
+      </w:r>
+      <w:r>
+        <w:rPr>
+          <w:lang w:val="ru-RU"/>
+        </w:rPr>
+        <w:t xml:space="preserve">: </w:t>
+      </w:r>
+      <w:r>
+        <w:rPr>
+          <w:lang w:val="en-US"/>
+        </w:rPr>
+        <w:t>Speech</w:t>
+      </w:r>
+      <w:r>
+        <w:rPr>
+          <w:lang w:val="ru-RU"/>
+        </w:rPr>
+        <w:t xml:space="preserve"> </w:t>
+      </w:r>
+      <w:r>
+        <w:rPr>
+          <w:lang w:val="en-US"/>
+        </w:rPr>
+        <w:t>emotion</w:t>
+      </w:r>
+      <w:r>
+        <w:rPr>
+          <w:lang w:val="ru-RU"/>
+        </w:rPr>
+        <w:t xml:space="preserve"> </w:t>
+      </w:r>
+      <w:r>
+        <w:rPr>
+          <w:lang w:val="en-US"/>
+        </w:rPr>
+        <w:t>recognition</w:t>
+      </w:r>
+      <w:r>
+        <w:rPr>
+          <w:lang w:val="ru-RU"/>
+        </w:rPr>
+        <w:t xml:space="preserve"> (</w:t>
+      </w:r>
+      <w:r>
+        <w:rPr>
+          <w:lang w:val="en-US"/>
+        </w:rPr>
+        <w:t>SER</w:t>
+      </w:r>
+      <w:r>
+        <w:rPr>
+          <w:lang w:val="ru-RU"/>
+        </w:rPr>
+        <w:t>) [</w:t>
+      </w:r>
+      <w:r>
+        <w:rPr>
+          <w:lang w:val="ru-RU"/>
+        </w:rPr>
+        <w:t xml:space="preserve">7] </w:t>
+      </w:r>
+      <w:r>
+        <w:rPr>
+          <w:lang w:val="ru-RU"/>
+        </w:rPr>
+        <w:t>заключается</w:t>
+      </w:r>
+      <w:r>
+        <w:rPr>
+          <w:lang w:val="ru-RU"/>
+        </w:rPr>
+        <w:t xml:space="preserve"> </w:t>
+      </w:r>
+      <w:r>
+        <w:rPr>
+          <w:lang w:val="ru-RU"/>
+        </w:rPr>
+        <w:t xml:space="preserve">в выделении признаков из речи человека, с помощью, например лог-мел </w:t>
+      </w:r>
+      <w:proofErr w:type="spellStart"/>
+      <w:r>
+        <w:rPr>
+          <w:lang w:val="ru-RU"/>
+        </w:rPr>
+        <w:t>спектограмм</w:t>
+      </w:r>
+      <w:proofErr w:type="spellEnd"/>
+      <w:r>
+        <w:rPr>
+          <w:lang w:val="ru-RU"/>
+        </w:rPr>
+        <w:t xml:space="preserve"> или мел-частотных коэффициентов (</w:t>
+      </w:r>
+      <w:r>
+        <w:rPr>
+          <w:lang w:val="en-US"/>
+        </w:rPr>
+        <w:t>MFCC</w:t>
+      </w:r>
+      <w:r>
+        <w:rPr>
+          <w:lang w:val="ru-RU"/>
+        </w:rPr>
+        <w:t>)</w:t>
+      </w:r>
+      <w:r>
+        <w:rPr>
+          <w:lang w:val="ru-RU"/>
+        </w:rPr>
+        <w:t xml:space="preserve"> и использование классификационных моделей, чтобы определить и выучить общие паттерны эмоций.</w:t>
+      </w:r>
+    </w:p>
+    <w:p>
+      <w:pPr>
+        <w:rPr>
+          <w:lang w:val="ru-RU"/>
+        </w:rPr>
+      </w:pPr>
+      <w:r>
+        <w:rPr>
+          <w:lang w:val="ru-RU"/>
+        </w:rPr>
+        <w:t>Второй</w:t>
+      </w:r>
+      <w:r>
+        <w:rPr>
+          <w:lang w:val="ru-RU"/>
+        </w:rPr>
+        <w:t xml:space="preserve"> </w:t>
+      </w:r>
+      <w:r>
+        <w:rPr>
+          <w:lang w:val="ru-RU"/>
+        </w:rPr>
+        <w:t>вид</w:t>
+      </w:r>
+      <w:r>
+        <w:rPr>
+          <w:lang w:val="ru-RU"/>
+        </w:rPr>
+        <w:t xml:space="preserve">: </w:t>
       </w:r>
       <w:r>
         <w:rPr>
@@ -3646,7 +4747,7 @@
         <w:rPr>
           <w:lang w:val="en-US"/>
         </w:rPr>
-        <w:t>Action</w:t>
+        <w:t>expression</w:t>
       </w:r>
       <w:r>
         <w:rPr>
@@ -3658,7 +4759,7 @@
         <w:rPr>
           <w:lang w:val="en-US"/>
         </w:rPr>
-        <w:t>Coding</w:t>
+        <w:t>emotion</w:t>
       </w:r>
       <w:r>
         <w:rPr>
@@ -3670,19 +4771,73 @@
         <w:rPr>
           <w:lang w:val="en-US"/>
         </w:rPr>
-        <w:t>System</w:t>
-      </w:r>
-      <w:r>
-        <w:rPr>
-          <w:lang w:val="ru-RU"/>
-        </w:rPr>
-        <w:t xml:space="preserve">, </w:t>
-      </w:r>
-      <w:r>
-        <w:rPr>
-          <w:lang w:val="en-US"/>
-        </w:rPr>
-        <w:t>FACS</w:t>
+        <w:t>recognition</w:t>
+      </w:r>
+      <w:r>
+        <w:rPr>
+          <w:lang w:val="ru-RU"/>
+        </w:rPr>
+        <w:t xml:space="preserve"> (</w:t>
+      </w:r>
+      <w:r>
+        <w:rPr>
+          <w:lang w:val="en-US"/>
+        </w:rPr>
+        <w:t>FER</w:t>
+      </w:r>
+      <w:r>
+        <w:rPr>
+          <w:lang w:val="ru-RU"/>
+        </w:rPr>
+        <w:t xml:space="preserve">) [8] </w:t>
+      </w:r>
+      <w:r>
+        <w:rPr>
+          <w:lang w:val="ru-RU"/>
+        </w:rPr>
+        <w:t>состоит</w:t>
+      </w:r>
+      <w:r>
+        <w:rPr>
+          <w:lang w:val="ru-RU"/>
+        </w:rPr>
+        <w:t xml:space="preserve"> </w:t>
+      </w:r>
+      <w:r>
+        <w:rPr>
+          <w:lang w:val="ru-RU"/>
+        </w:rPr>
+        <w:t>в</w:t>
+      </w:r>
+      <w:r>
+        <w:rPr>
+          <w:lang w:val="ru-RU"/>
+        </w:rPr>
+        <w:t xml:space="preserve"> </w:t>
+      </w:r>
+      <w:r>
+        <w:rPr>
+          <w:lang w:val="ru-RU"/>
+        </w:rPr>
+        <w:t>использовании</w:t>
+      </w:r>
+      <w:r>
+        <w:rPr>
+          <w:lang w:val="ru-RU"/>
+        </w:rPr>
+        <w:t xml:space="preserve"> </w:t>
+      </w:r>
+      <w:r>
+        <w:rPr>
+          <w:lang w:val="ru-RU"/>
+        </w:rPr>
+        <w:t>техник компьютерного зрения (</w:t>
+      </w:r>
+      <w:r>
+        <w:rPr>
+          <w:lang w:val="en-US"/>
+        </w:rPr>
+        <w:t>CV</w:t>
       </w:r>
       <w:r>
         <w:rPr>
@@ -3694,13 +4849,13 @@
         <w:rPr>
           <w:lang w:val="ru-RU"/>
         </w:rPr>
-        <w:t xml:space="preserve">, которая позволяет описывать мимические изменения через действия лицевых мышц </w:t>
-      </w:r>
-      <w:r>
-        <w:rPr>
-          <w:lang w:val="ru-RU"/>
-        </w:rPr>
-        <w:t>[18].</w:t>
+        <w:t xml:space="preserve">, для отслеживания изменений мышц лица. В фундаментальной работе </w:t>
+      </w:r>
+      <w:r>
+        <w:rPr>
+          <w:lang w:val="en-US"/>
+        </w:rPr>
+        <w:t>Ekman</w:t>
       </w:r>
       <w:r>
         <w:rPr>
@@ -3712,65 +4867,13 @@
         <w:rPr>
           <w:lang w:val="ru-RU"/>
         </w:rPr>
-        <w:t>Эта система до сих пор остается з</w:t>
-      </w:r>
-      <w:r>
-        <w:rPr>
-          <w:lang w:val="ru-RU"/>
-        </w:rPr>
-        <w:t>олотым стандартом для аннотирования выражений лиц в компьютерном зрении.</w:t>
-      </w:r>
-    </w:p>
-    <w:p>
-      <w:pPr>
-        <w:rPr>
-          <w:lang w:val="en-US"/>
-        </w:rPr>
-      </w:pPr>
-      <w:r>
-        <w:rPr>
-          <w:lang w:val="en-US"/>
-        </w:rPr>
-        <w:t>TODO</w:t>
-      </w:r>
-    </w:p>
-    <w:p>
-      <w:pPr>
-        <w:rPr>
-          <w:lang w:val="ru-RU"/>
-        </w:rPr>
-      </w:pPr>
-      <w:r>
-        <w:rPr>
-          <w:lang w:val="ru-RU"/>
-        </w:rPr>
-        <w:t>------</w:t>
-      </w:r>
-    </w:p>
-    <w:p>
-      <w:pPr>
-        <w:rPr>
-          <w:lang w:val="ru-RU"/>
-        </w:rPr>
-      </w:pPr>
-      <w:r>
-        <w:rPr>
-          <w:lang w:val="ru-RU"/>
-        </w:rPr>
-        <w:t xml:space="preserve">Ранние исследования были сфокусированы на одномодальных подходах (определение эмоций только по речи / только по выражению лица). </w:t>
-      </w:r>
-    </w:p>
-    <w:p>
-      <w:pPr>
-        <w:rPr>
-          <w:lang w:val="ru-RU"/>
-        </w:rPr>
-      </w:pPr>
-      <w:r>
-        <w:rPr>
-          <w:lang w:val="ru-RU"/>
-        </w:rPr>
-        <w:t>Первый</w:t>
+        <w:t xml:space="preserve">и </w:t>
+      </w:r>
+      <w:r>
+        <w:rPr>
+          <w:lang w:val="en-US"/>
+        </w:rPr>
+        <w:t>Friesen</w:t>
       </w:r>
       <w:r>
         <w:rPr>
@@ -3782,117 +4885,56 @@
         <w:rPr>
           <w:lang w:val="ru-RU"/>
         </w:rPr>
-        <w:t>вид</w:t>
-      </w:r>
-      <w:r>
-        <w:rPr>
-          <w:lang w:val="ru-RU"/>
-        </w:rPr>
-        <w:t xml:space="preserve">: </w:t>
-      </w:r>
-      <w:r>
-        <w:rPr>
-          <w:lang w:val="en-US"/>
-        </w:rPr>
-        <w:t>Speech</w:t>
-      </w:r>
-      <w:r>
-        <w:rPr>
-          <w:lang w:val="ru-RU"/>
-        </w:rPr>
-        <w:t xml:space="preserve"> </w:t>
-      </w:r>
-      <w:r>
-        <w:rPr>
-          <w:lang w:val="en-US"/>
-        </w:rPr>
-        <w:t>emotion</w:t>
-      </w:r>
-      <w:r>
-        <w:rPr>
-          <w:lang w:val="ru-RU"/>
-        </w:rPr>
-        <w:t xml:space="preserve"> </w:t>
-      </w:r>
-      <w:r>
-        <w:rPr>
-          <w:lang w:val="en-US"/>
-        </w:rPr>
-        <w:t>recognition</w:t>
-      </w:r>
-      <w:r>
-        <w:rPr>
-          <w:lang w:val="ru-RU"/>
-        </w:rPr>
-        <w:t xml:space="preserve"> (</w:t>
-      </w:r>
-      <w:r>
-        <w:rPr>
-          <w:lang w:val="en-US"/>
-        </w:rPr>
-        <w:t>SER</w:t>
-      </w:r>
-      <w:r>
-        <w:rPr>
-          <w:lang w:val="ru-RU"/>
-        </w:rPr>
-        <w:t>) [</w:t>
-      </w:r>
-      <w:r>
-        <w:rPr>
-          <w:lang w:val="ru-RU"/>
-        </w:rPr>
-        <w:t xml:space="preserve">7] </w:t>
-      </w:r>
-      <w:r>
-        <w:rPr>
-          <w:lang w:val="ru-RU"/>
-        </w:rPr>
-        <w:t>заключается</w:t>
-      </w:r>
-      <w:r>
-        <w:rPr>
-          <w:lang w:val="ru-RU"/>
-        </w:rPr>
-        <w:t xml:space="preserve"> </w:t>
-      </w:r>
-      <w:r>
-        <w:rPr>
-          <w:lang w:val="ru-RU"/>
-        </w:rPr>
-        <w:t xml:space="preserve">в выделении признаков из речи человека, с помощью, например лог-мел </w:t>
-      </w:r>
-      <w:proofErr w:type="spellStart"/>
-      <w:r>
-        <w:rPr>
-          <w:lang w:val="ru-RU"/>
-        </w:rPr>
-        <w:t>спектограмм</w:t>
-      </w:r>
-      <w:proofErr w:type="spellEnd"/>
-      <w:r>
-        <w:rPr>
-          <w:lang w:val="ru-RU"/>
-        </w:rPr>
-        <w:t xml:space="preserve"> или мел-частотных коэффициентов (</w:t>
-      </w:r>
-      <w:r>
-        <w:rPr>
-          <w:lang w:val="en-US"/>
-        </w:rPr>
-        <w:t>MFCC</w:t>
-      </w:r>
-      <w:r>
-        <w:rPr>
-          <w:lang w:val="ru-RU"/>
-        </w:rPr>
-        <w:t>)</w:t>
-      </w:r>
-      <w:r>
-        <w:rPr>
-          <w:lang w:val="ru-RU"/>
-        </w:rPr>
-        <w:t xml:space="preserve"> и использование классификационных моделей, чтобы определить и выучить общие паттерны эмоций.</w:t>
+        <w:t>[</w:t>
+      </w:r>
+      <w:r>
+        <w:rPr>
+          <w:lang w:val="ru-RU"/>
+        </w:rPr>
+        <w:t xml:space="preserve">9] </w:t>
+      </w:r>
+      <w:r>
+        <w:rPr>
+          <w:lang w:val="ru-RU"/>
+        </w:rPr>
+        <w:t>все мышцы лица были разделены на три основные группы</w:t>
+      </w:r>
+      <w:r>
+        <w:rPr>
+          <w:lang w:val="ru-RU"/>
+        </w:rPr>
+        <w:t xml:space="preserve">, наиболее важные для задачи </w:t>
+      </w:r>
+      <w:r>
+        <w:rPr>
+          <w:lang w:val="en-US"/>
+        </w:rPr>
+        <w:t>FER</w:t>
+      </w:r>
+      <w:r>
+        <w:rPr>
+          <w:lang w:val="ru-RU"/>
+        </w:rPr>
+        <w:t>: брови и лоб, глаза и веки, а также нижняя часть лица</w:t>
+      </w:r>
+      <w:r>
+        <w:rPr>
+          <w:lang w:val="ru-RU"/>
+        </w:rPr>
+        <w:t xml:space="preserve">. </w:t>
+      </w:r>
+    </w:p>
+    <w:p>
+      <w:pPr>
+        <w:rPr>
+          <w:lang w:val="ru-RU"/>
+        </w:rPr>
+      </w:pPr>
+      <w:r>
+        <w:rPr>
+          <w:lang w:val="ru-RU"/>
+        </w:rPr>
+        <w:t>Однако, одномодальные системы ограничены по двум параметрам: количеству информации, которую можно получить из одной модальности и подверженности влиянию окружающих факторов (шум, недостаток света и т.д.). Это приводит к следующему этапу развития систем классификации эмоций: мультимодальные системы.</w:t>
       </w:r>
     </w:p>
     <w:p>
@@ -3906,242 +4948,6 @@
           <w:lang w:val="ru-RU"/>
         </w:rPr>
         <w:lastRenderedPageBreak/>
-        <w:t>Второй</w:t>
-      </w:r>
-      <w:r>
-        <w:rPr>
-          <w:lang w:val="ru-RU"/>
-        </w:rPr>
-        <w:t xml:space="preserve"> </w:t>
-      </w:r>
-      <w:r>
-        <w:rPr>
-          <w:lang w:val="ru-RU"/>
-        </w:rPr>
-        <w:t>вид</w:t>
-      </w:r>
-      <w:r>
-        <w:rPr>
-          <w:lang w:val="ru-RU"/>
-        </w:rPr>
-        <w:t xml:space="preserve">: </w:t>
-      </w:r>
-      <w:r>
-        <w:rPr>
-          <w:lang w:val="en-US"/>
-        </w:rPr>
-        <w:t>Facial</w:t>
-      </w:r>
-      <w:r>
-        <w:rPr>
-          <w:lang w:val="ru-RU"/>
-        </w:rPr>
-        <w:t xml:space="preserve"> </w:t>
-      </w:r>
-      <w:r>
-        <w:rPr>
-          <w:lang w:val="en-US"/>
-        </w:rPr>
-        <w:t>expression</w:t>
-      </w:r>
-      <w:r>
-        <w:rPr>
-          <w:lang w:val="ru-RU"/>
-        </w:rPr>
-        <w:t xml:space="preserve"> </w:t>
-      </w:r>
-      <w:r>
-        <w:rPr>
-          <w:lang w:val="en-US"/>
-        </w:rPr>
-        <w:t>emotion</w:t>
-      </w:r>
-      <w:r>
-        <w:rPr>
-          <w:lang w:val="ru-RU"/>
-        </w:rPr>
-        <w:t xml:space="preserve"> </w:t>
-      </w:r>
-      <w:r>
-        <w:rPr>
-          <w:lang w:val="en-US"/>
-        </w:rPr>
-        <w:t>recognition</w:t>
-      </w:r>
-      <w:r>
-        <w:rPr>
-          <w:lang w:val="ru-RU"/>
-        </w:rPr>
-        <w:t xml:space="preserve"> (</w:t>
-      </w:r>
-      <w:r>
-        <w:rPr>
-          <w:lang w:val="en-US"/>
-        </w:rPr>
-        <w:t>FER</w:t>
-      </w:r>
-      <w:r>
-        <w:rPr>
-          <w:lang w:val="ru-RU"/>
-        </w:rPr>
-        <w:t xml:space="preserve">) [8] </w:t>
-      </w:r>
-      <w:r>
-        <w:rPr>
-          <w:lang w:val="ru-RU"/>
-        </w:rPr>
-        <w:t>состоит</w:t>
-      </w:r>
-      <w:r>
-        <w:rPr>
-          <w:lang w:val="ru-RU"/>
-        </w:rPr>
-        <w:t xml:space="preserve"> </w:t>
-      </w:r>
-      <w:r>
-        <w:rPr>
-          <w:lang w:val="ru-RU"/>
-        </w:rPr>
-        <w:t>в</w:t>
-      </w:r>
-      <w:r>
-        <w:rPr>
-          <w:lang w:val="ru-RU"/>
-        </w:rPr>
-        <w:t xml:space="preserve"> </w:t>
-      </w:r>
-      <w:r>
-        <w:rPr>
-          <w:lang w:val="ru-RU"/>
-        </w:rPr>
-        <w:t>использовании</w:t>
-      </w:r>
-      <w:r>
-        <w:rPr>
-          <w:lang w:val="ru-RU"/>
-        </w:rPr>
-        <w:t xml:space="preserve"> </w:t>
-      </w:r>
-      <w:r>
-        <w:rPr>
-          <w:lang w:val="ru-RU"/>
-        </w:rPr>
-        <w:t>техник компьютерного зрения (</w:t>
-      </w:r>
-      <w:r>
-        <w:rPr>
-          <w:lang w:val="en-US"/>
-        </w:rPr>
-        <w:t>CV</w:t>
-      </w:r>
-      <w:r>
-        <w:rPr>
-          <w:lang w:val="ru-RU"/>
-        </w:rPr>
-        <w:t>)</w:t>
-      </w:r>
-      <w:r>
-        <w:rPr>
-          <w:lang w:val="ru-RU"/>
-        </w:rPr>
-        <w:t xml:space="preserve">, для отслеживания изменений мышц лица. В фундаментальной работе </w:t>
-      </w:r>
-      <w:r>
-        <w:rPr>
-          <w:lang w:val="en-US"/>
-        </w:rPr>
-        <w:t>Ekman</w:t>
-      </w:r>
-      <w:r>
-        <w:rPr>
-          <w:lang w:val="ru-RU"/>
-        </w:rPr>
-        <w:t xml:space="preserve"> </w:t>
-      </w:r>
-      <w:r>
-        <w:rPr>
-          <w:lang w:val="ru-RU"/>
-        </w:rPr>
-        <w:t xml:space="preserve">и </w:t>
-      </w:r>
-      <w:r>
-        <w:rPr>
-          <w:lang w:val="en-US"/>
-        </w:rPr>
-        <w:t>Friesen</w:t>
-      </w:r>
-      <w:r>
-        <w:rPr>
-          <w:lang w:val="ru-RU"/>
-        </w:rPr>
-        <w:t xml:space="preserve"> </w:t>
-      </w:r>
-      <w:r>
-        <w:rPr>
-          <w:lang w:val="ru-RU"/>
-        </w:rPr>
-        <w:t>[</w:t>
-      </w:r>
-      <w:r>
-        <w:rPr>
-          <w:lang w:val="ru-RU"/>
-        </w:rPr>
-        <w:t xml:space="preserve">9] </w:t>
-      </w:r>
-      <w:r>
-        <w:rPr>
-          <w:lang w:val="ru-RU"/>
-        </w:rPr>
-        <w:t>все мышцы лица были разделены на три основные группы</w:t>
-      </w:r>
-      <w:r>
-        <w:rPr>
-          <w:lang w:val="ru-RU"/>
-        </w:rPr>
-        <w:t xml:space="preserve">, наиболее важные для задачи </w:t>
-      </w:r>
-      <w:r>
-        <w:rPr>
-          <w:lang w:val="en-US"/>
-        </w:rPr>
-        <w:t>FER</w:t>
-      </w:r>
-      <w:r>
-        <w:rPr>
-          <w:lang w:val="ru-RU"/>
-        </w:rPr>
-        <w:t>: брови и лоб, глаза и веки, а также нижняя часть лица</w:t>
-      </w:r>
-      <w:r>
-        <w:rPr>
-          <w:lang w:val="ru-RU"/>
-        </w:rPr>
-        <w:t xml:space="preserve">. </w:t>
-      </w:r>
-    </w:p>
-    <w:p>
-      <w:pPr>
-        <w:rPr>
-          <w:lang w:val="ru-RU"/>
-        </w:rPr>
-      </w:pPr>
-      <w:r>
-        <w:rPr>
-          <w:lang w:val="ru-RU"/>
-        </w:rPr>
-        <w:t>Однако, одномодальные системы ограничены по двум параметрам: количеству информации, которую можно получить из одной модальности и подверженности влиянию окружающих факторов (шум, недостаток света и т.д.). Это приводит к следующему этапу развития систем классификации эмоций: мультимодальные системы.</w:t>
-      </w:r>
-    </w:p>
-    <w:p>
-      <w:pPr>
-        <w:rPr>
-          <w:lang w:val="ru-RU"/>
-        </w:rPr>
-      </w:pPr>
-      <w:r>
-        <w:rPr>
-          <w:lang w:val="ru-RU"/>
-        </w:rPr>
         <w:t>Мультимодальные системы определения эмоций (</w:t>
       </w:r>
       <w:r>
@@ -5633,25 +6439,7 @@
           <w:highlight w:val="white"/>
           <w:lang w:val="en-US"/>
         </w:rPr>
-        <w:t xml:space="preserve"> One. 2018 May 16;13(5</w:t>
-      </w:r>
-      <w:proofErr w:type="gramStart"/>
-      <w:r>
-        <w:rPr>
-          <w:rFonts w:eastAsia="Courier New"/>
-          <w:highlight w:val="white"/>
-          <w:lang w:val="en-US"/>
-        </w:rPr>
-        <w:t>):e</w:t>
-      </w:r>
-      <w:proofErr w:type="gramEnd"/>
-      <w:r>
-        <w:rPr>
-          <w:rFonts w:eastAsia="Courier New"/>
-          <w:highlight w:val="white"/>
-          <w:lang w:val="en-US"/>
-        </w:rPr>
-        <w:t xml:space="preserve">0196391. </w:t>
+        <w:t xml:space="preserve"> One. 2018 May 16;13(5):e0196391. </w:t>
       </w:r>
       <w:proofErr w:type="spellStart"/>
       <w:r>
@@ -6323,7 +7111,7 @@
           <w:numId w:val="19"/>
         </w:numPr>
         <w:rPr>
-          <w:lang w:val="ru-RU"/>
+          <w:lang w:val="en-US"/>
         </w:rPr>
       </w:pPr>
       <w:r>
@@ -6338,17 +7126,116 @@
         </w:rPr>
         <w:t xml:space="preserve"> </w:t>
       </w:r>
-      <w:r>
-        <w:rPr>
-          <w:lang w:val="en-US"/>
-        </w:rPr>
-        <w:t>https://doi.org/10.1037/t27734-000</w:t>
+      <w:hyperlink r:id="rId10" w:history="1">
+        <w:r>
+          <w:rPr>
+            <w:rStyle w:val="Hyperlink"/>
+            <w:lang w:val="en-US"/>
+          </w:rPr>
+          <w:t>https://doi.org/10.1037/t27734-000</w:t>
+        </w:r>
+      </w:hyperlink>
+      <w:r>
+        <w:rPr>
+          <w:lang w:val="en-US"/>
+        </w:rPr>
+        <w:t>.</w:t>
+      </w:r>
+    </w:p>
+    <w:p>
+      <w:pPr>
+        <w:pStyle w:val="ListParagraph"/>
+        <w:numPr>
+          <w:ilvl w:val="0"/>
+          <w:numId w:val="19"/>
+        </w:numPr>
+        <w:rPr>
+          <w:lang w:val="en-US"/>
+        </w:rPr>
+      </w:pPr>
+      <w:r>
+        <w:rPr>
+          <w:lang w:val="en-US"/>
+        </w:rPr>
+        <w:t xml:space="preserve">Ioannou, S., &amp; Raouzaiou, A., &amp; </w:t>
+      </w:r>
+      <w:proofErr w:type="spellStart"/>
+      <w:r>
+        <w:rPr>
+          <w:lang w:val="en-US"/>
+        </w:rPr>
+        <w:t>Tzouvaras</w:t>
+      </w:r>
+      <w:proofErr w:type="spellEnd"/>
+      <w:r>
+        <w:rPr>
+          <w:lang w:val="en-US"/>
+        </w:rPr>
+        <w:t xml:space="preserve">, V., &amp; Mailis, T., &amp; </w:t>
+      </w:r>
+      <w:proofErr w:type="spellStart"/>
+      <w:r>
+        <w:rPr>
+          <w:lang w:val="en-US"/>
+        </w:rPr>
+        <w:t>Karpouzis</w:t>
+      </w:r>
+      <w:proofErr w:type="spellEnd"/>
+      <w:r>
+        <w:rPr>
+          <w:lang w:val="en-US"/>
+        </w:rPr>
+        <w:t xml:space="preserve">, K., &amp; Kollias, S. (2005). Emotion recognition through facial expression analysis based on a </w:t>
+      </w:r>
+      <w:proofErr w:type="spellStart"/>
+      <w:r>
+        <w:rPr>
+          <w:lang w:val="en-US"/>
+        </w:rPr>
+        <w:t>neurofuzzy</w:t>
+      </w:r>
+      <w:proofErr w:type="spellEnd"/>
+      <w:r>
+        <w:rPr>
+          <w:lang w:val="en-US"/>
+        </w:rPr>
+        <w:t xml:space="preserve"> network. Neural Networks. 18. 423-435</w:t>
+      </w:r>
+      <w:r>
+        <w:rPr>
+          <w:lang w:val="en-US"/>
+        </w:rPr>
+        <w:t>.</w:t>
+      </w:r>
+    </w:p>
+    <w:p>
+      <w:pPr>
+        <w:pStyle w:val="ListParagraph"/>
+        <w:numPr>
+          <w:ilvl w:val="0"/>
+          <w:numId w:val="19"/>
+        </w:numPr>
+        <w:rPr>
+          <w:lang w:val="en-US"/>
+        </w:rPr>
+      </w:pPr>
+      <w:r>
+        <w:rPr>
+          <w:lang w:val="en-US"/>
+        </w:rPr>
+        <w:t>Abdul, Z., &amp; Al-Talabani, A.. (2022). Mel Frequency Cepstral Coefficient and its Applications: A Review. IEEE Access. PP. 1-1. 10.1109/ACCESS.2022.3223444</w:t>
+      </w:r>
+      <w:r>
+        <w:rPr>
+          <w:lang w:val="en-US"/>
+        </w:rPr>
+        <w:t>.</w:t>
       </w:r>
     </w:p>
     <w:sectPr>
-      <w:headerReference w:type="default" r:id="rId10"/>
-      <w:footerReference w:type="even" r:id="rId11"/>
-      <w:footerReference w:type="default" r:id="rId12"/>
+      <w:headerReference w:type="default" r:id="rId11"/>
+      <w:footerReference w:type="even" r:id="rId12"/>
+      <w:footerReference w:type="default" r:id="rId13"/>
       <w:pgSz w:w="11906" w:h="16838"/>
       <w:pgMar w:top="1134" w:right="1134" w:bottom="1418" w:left="1134" w:header="709" w:footer="709" w:gutter="0"/>
       <w:pgNumType w:start="1"/>

--- a/Diploma.docx
+++ b/Diploma.docx
@@ -774,11 +774,13 @@
       <w:sdtContent>
         <w:p>
           <w:pPr>
+            <w:pStyle w:val="TOC1"/>
+            <w:tabs>
+              <w:tab w:val="left" w:pos="480"/>
+              <w:tab w:val="right" w:leader="dot" w:pos="9628"/>
+            </w:tabs>
             <w:rPr>
-              <w:rFonts w:ascii="Calibri" w:eastAsia="Calibri" w:hAnsi="Calibri" w:cs="Calibri"/>
-              <w:color w:val="000000"/>
-              <w:sz w:val="24"/>
-              <w:szCs w:val="24"/>
+              <w:noProof/>
             </w:rPr>
           </w:pPr>
           <w:r>
@@ -790,1616 +792,1251 @@
           <w:r>
             <w:fldChar w:fldCharType="separate"/>
           </w:r>
-          <w:hyperlink w:anchor="_uvbom35mvbgg">
-            <w:r>
-              <w:rPr>
-                <w:color w:val="000000"/>
+          <w:hyperlink w:anchor="_Toc229845930" w:history="1">
+            <w:r>
+              <w:rPr>
+                <w:rStyle w:val="Hyperlink"/>
+                <w:noProof/>
               </w:rPr>
               <w:t>1.</w:t>
             </w:r>
+            <w:r>
+              <w:rPr>
+                <w:noProof/>
+              </w:rPr>
+              <w:tab/>
+            </w:r>
+            <w:r>
+              <w:rPr>
+                <w:rStyle w:val="Hyperlink"/>
+                <w:noProof/>
+              </w:rPr>
+              <w:t>Введение</w:t>
+            </w:r>
+            <w:r>
+              <w:rPr>
+                <w:noProof/>
+                <w:webHidden/>
+              </w:rPr>
+              <w:tab/>
+            </w:r>
+            <w:r>
+              <w:rPr>
+                <w:noProof/>
+                <w:webHidden/>
+              </w:rPr>
+              <w:fldChar w:fldCharType="begin"/>
+            </w:r>
+            <w:r>
+              <w:rPr>
+                <w:noProof/>
+                <w:webHidden/>
+              </w:rPr>
+              <w:instrText xml:space="preserve"> PAGEREF _Toc229845930 \h </w:instrText>
+            </w:r>
+            <w:r>
+              <w:rPr>
+                <w:noProof/>
+                <w:webHidden/>
+              </w:rPr>
+            </w:r>
+            <w:r>
+              <w:rPr>
+                <w:noProof/>
+                <w:webHidden/>
+              </w:rPr>
+              <w:fldChar w:fldCharType="separate"/>
+            </w:r>
+            <w:r>
+              <w:rPr>
+                <w:noProof/>
+                <w:webHidden/>
+              </w:rPr>
+              <w:t>4</w:t>
+            </w:r>
+            <w:r>
+              <w:rPr>
+                <w:noProof/>
+                <w:webHidden/>
+              </w:rPr>
+              <w:fldChar w:fldCharType="end"/>
+            </w:r>
           </w:hyperlink>
-          <w:hyperlink w:anchor="_uvbom35mvbgg">
-            <w:r>
-              <w:rPr>
-                <w:rFonts w:ascii="Calibri" w:eastAsia="Calibri" w:hAnsi="Calibri" w:cs="Calibri"/>
-                <w:color w:val="000000"/>
-                <w:sz w:val="24"/>
-                <w:szCs w:val="24"/>
-              </w:rPr>
-              <w:tab/>
-            </w:r>
-          </w:hyperlink>
-          <w:r>
-            <w:fldChar w:fldCharType="begin"/>
-          </w:r>
-          <w:r>
-            <w:instrText xml:space="preserve"> PAGEREF _uvbom35mvbgg \h </w:instrText>
-          </w:r>
-          <w:r>
-            <w:fldChar w:fldCharType="separate"/>
-          </w:r>
-          <w:r>
-            <w:rPr>
-              <w:color w:val="000000"/>
-            </w:rPr>
-            <w:t>Введение</w:t>
-          </w:r>
-          <w:r>
-            <w:rPr>
-              <w:color w:val="000000"/>
-            </w:rPr>
-            <w:tab/>
-            <w:t>4</w:t>
-          </w:r>
-          <w:r>
-            <w:fldChar w:fldCharType="end"/>
-          </w:r>
         </w:p>
         <w:p>
           <w:pPr>
+            <w:pStyle w:val="TOC1"/>
+            <w:tabs>
+              <w:tab w:val="left" w:pos="480"/>
+              <w:tab w:val="right" w:leader="dot" w:pos="9628"/>
+            </w:tabs>
             <w:rPr>
-              <w:rFonts w:ascii="Calibri" w:eastAsia="Calibri" w:hAnsi="Calibri" w:cs="Calibri"/>
-              <w:color w:val="000000"/>
-              <w:sz w:val="24"/>
-              <w:szCs w:val="24"/>
+              <w:noProof/>
             </w:rPr>
           </w:pPr>
-          <w:hyperlink w:anchor="_fqedu2lixuye">
-            <w:r>
-              <w:rPr>
-                <w:color w:val="000000"/>
+          <w:hyperlink w:anchor="_Toc229845931" w:history="1">
+            <w:r>
+              <w:rPr>
+                <w:rStyle w:val="Hyperlink"/>
+                <w:noProof/>
+                <w:lang w:val="ru-RU"/>
               </w:rPr>
               <w:t>2.</w:t>
             </w:r>
+            <w:r>
+              <w:rPr>
+                <w:noProof/>
+              </w:rPr>
+              <w:tab/>
+            </w:r>
+            <w:r>
+              <w:rPr>
+                <w:rStyle w:val="Hyperlink"/>
+                <w:noProof/>
+                <w:lang w:val="ru-RU"/>
+              </w:rPr>
+              <w:t>Постановка задачи</w:t>
+            </w:r>
+            <w:r>
+              <w:rPr>
+                <w:noProof/>
+                <w:webHidden/>
+              </w:rPr>
+              <w:tab/>
+            </w:r>
+            <w:r>
+              <w:rPr>
+                <w:noProof/>
+                <w:webHidden/>
+              </w:rPr>
+              <w:fldChar w:fldCharType="begin"/>
+            </w:r>
+            <w:r>
+              <w:rPr>
+                <w:noProof/>
+                <w:webHidden/>
+              </w:rPr>
+              <w:instrText xml:space="preserve"> PAGEREF _Toc229845931 \h </w:instrText>
+            </w:r>
+            <w:r>
+              <w:rPr>
+                <w:noProof/>
+                <w:webHidden/>
+              </w:rPr>
+            </w:r>
+            <w:r>
+              <w:rPr>
+                <w:noProof/>
+                <w:webHidden/>
+              </w:rPr>
+              <w:fldChar w:fldCharType="separate"/>
+            </w:r>
+            <w:r>
+              <w:rPr>
+                <w:noProof/>
+                <w:webHidden/>
+              </w:rPr>
+              <w:t>6</w:t>
+            </w:r>
+            <w:r>
+              <w:rPr>
+                <w:noProof/>
+                <w:webHidden/>
+              </w:rPr>
+              <w:fldChar w:fldCharType="end"/>
+            </w:r>
           </w:hyperlink>
-          <w:hyperlink w:anchor="_fqedu2lixuye">
-            <w:r>
-              <w:rPr>
-                <w:rFonts w:ascii="Calibri" w:eastAsia="Calibri" w:hAnsi="Calibri" w:cs="Calibri"/>
-                <w:color w:val="000000"/>
-                <w:sz w:val="24"/>
-                <w:szCs w:val="24"/>
-              </w:rPr>
-              <w:tab/>
-            </w:r>
-          </w:hyperlink>
-          <w:r>
-            <w:fldChar w:fldCharType="begin"/>
-          </w:r>
-          <w:r>
-            <w:instrText xml:space="preserve"> PAGEREF _fqedu2lixuye \h </w:instrText>
-          </w:r>
-          <w:r>
-            <w:fldChar w:fldCharType="separate"/>
-          </w:r>
-          <w:r>
-            <w:rPr>
-              <w:color w:val="000000"/>
-            </w:rPr>
-            <w:t>Постановка задачи</w:t>
-          </w:r>
-          <w:r>
-            <w:rPr>
-              <w:color w:val="000000"/>
-            </w:rPr>
-            <w:tab/>
-            <w:t>6</w:t>
-          </w:r>
-          <w:r>
-            <w:fldChar w:fldCharType="end"/>
-          </w:r>
         </w:p>
         <w:p>
           <w:pPr>
+            <w:pStyle w:val="TOC1"/>
+            <w:tabs>
+              <w:tab w:val="left" w:pos="480"/>
+              <w:tab w:val="right" w:leader="dot" w:pos="9628"/>
+            </w:tabs>
             <w:rPr>
-              <w:rFonts w:ascii="Calibri" w:eastAsia="Calibri" w:hAnsi="Calibri" w:cs="Calibri"/>
-              <w:color w:val="000000"/>
-              <w:sz w:val="24"/>
-              <w:szCs w:val="24"/>
+              <w:noProof/>
             </w:rPr>
           </w:pPr>
-          <w:hyperlink w:anchor="_zb6nu0uc5apf">
-            <w:r>
-              <w:rPr>
-                <w:color w:val="000000"/>
+          <w:hyperlink w:anchor="_Toc229845932" w:history="1">
+            <w:r>
+              <w:rPr>
+                <w:rStyle w:val="Hyperlink"/>
+                <w:noProof/>
+                <w:lang w:val="ru-RU"/>
               </w:rPr>
               <w:t>3.</w:t>
             </w:r>
+            <w:r>
+              <w:rPr>
+                <w:noProof/>
+              </w:rPr>
+              <w:tab/>
+            </w:r>
+            <w:r>
+              <w:rPr>
+                <w:rStyle w:val="Hyperlink"/>
+                <w:noProof/>
+                <w:lang w:val="ru-RU"/>
+              </w:rPr>
+              <w:t>Аналитический обзор литературы</w:t>
+            </w:r>
+            <w:r>
+              <w:rPr>
+                <w:noProof/>
+                <w:webHidden/>
+              </w:rPr>
+              <w:tab/>
+            </w:r>
+            <w:r>
+              <w:rPr>
+                <w:noProof/>
+                <w:webHidden/>
+              </w:rPr>
+              <w:fldChar w:fldCharType="begin"/>
+            </w:r>
+            <w:r>
+              <w:rPr>
+                <w:noProof/>
+                <w:webHidden/>
+              </w:rPr>
+              <w:instrText xml:space="preserve"> PAGEREF _Toc229845932 \h </w:instrText>
+            </w:r>
+            <w:r>
+              <w:rPr>
+                <w:noProof/>
+                <w:webHidden/>
+              </w:rPr>
+            </w:r>
+            <w:r>
+              <w:rPr>
+                <w:noProof/>
+                <w:webHidden/>
+              </w:rPr>
+              <w:fldChar w:fldCharType="separate"/>
+            </w:r>
+            <w:r>
+              <w:rPr>
+                <w:noProof/>
+                <w:webHidden/>
+              </w:rPr>
+              <w:t>10</w:t>
+            </w:r>
+            <w:r>
+              <w:rPr>
+                <w:noProof/>
+                <w:webHidden/>
+              </w:rPr>
+              <w:fldChar w:fldCharType="end"/>
+            </w:r>
           </w:hyperlink>
-          <w:hyperlink w:anchor="_zb6nu0uc5apf">
-            <w:r>
-              <w:rPr>
-                <w:rFonts w:ascii="Calibri" w:eastAsia="Calibri" w:hAnsi="Calibri" w:cs="Calibri"/>
-                <w:color w:val="000000"/>
-                <w:sz w:val="24"/>
-                <w:szCs w:val="24"/>
-              </w:rPr>
-              <w:tab/>
-            </w:r>
-          </w:hyperlink>
-          <w:r>
-            <w:fldChar w:fldCharType="begin"/>
-          </w:r>
-          <w:r>
-            <w:instrText xml:space="preserve"> PAGEREF _zb6nu0uc5apf \h </w:instrText>
-          </w:r>
-          <w:r>
-            <w:fldChar w:fldCharType="separate"/>
-          </w:r>
-          <w:r>
-            <w:rPr>
-              <w:color w:val="000000"/>
-            </w:rPr>
-            <w:t>Исследование предметной области</w:t>
-          </w:r>
-          <w:r>
-            <w:rPr>
-              <w:color w:val="000000"/>
-            </w:rPr>
-            <w:tab/>
-            <w:t>7</w:t>
-          </w:r>
-          <w:r>
-            <w:fldChar w:fldCharType="end"/>
-          </w:r>
         </w:p>
         <w:p>
           <w:pPr>
+            <w:pStyle w:val="TOC2"/>
+            <w:tabs>
+              <w:tab w:val="left" w:pos="960"/>
+              <w:tab w:val="right" w:leader="dot" w:pos="9628"/>
+            </w:tabs>
             <w:rPr>
-              <w:rFonts w:ascii="Calibri" w:eastAsia="Calibri" w:hAnsi="Calibri" w:cs="Calibri"/>
-              <w:color w:val="000000"/>
-              <w:sz w:val="24"/>
-              <w:szCs w:val="24"/>
+              <w:noProof/>
             </w:rPr>
           </w:pPr>
-          <w:hyperlink w:anchor="_p2dt52i9fy6b">
-            <w:r>
-              <w:rPr>
-                <w:color w:val="000000"/>
+          <w:hyperlink w:anchor="_Toc229845933" w:history="1">
+            <w:r>
+              <w:rPr>
+                <w:rStyle w:val="Hyperlink"/>
+                <w:noProof/>
+                <w:lang w:val="ru-RU"/>
               </w:rPr>
               <w:t>3.1.</w:t>
             </w:r>
+            <w:r>
+              <w:rPr>
+                <w:noProof/>
+              </w:rPr>
+              <w:tab/>
+            </w:r>
+            <w:r>
+              <w:rPr>
+                <w:rStyle w:val="Hyperlink"/>
+                <w:noProof/>
+                <w:lang w:val="ru-RU"/>
+              </w:rPr>
+              <w:t>Ранние исследования в области распознавания эмоций</w:t>
+            </w:r>
+            <w:r>
+              <w:rPr>
+                <w:noProof/>
+                <w:webHidden/>
+              </w:rPr>
+              <w:tab/>
+            </w:r>
+            <w:r>
+              <w:rPr>
+                <w:noProof/>
+                <w:webHidden/>
+              </w:rPr>
+              <w:fldChar w:fldCharType="begin"/>
+            </w:r>
+            <w:r>
+              <w:rPr>
+                <w:noProof/>
+                <w:webHidden/>
+              </w:rPr>
+              <w:instrText xml:space="preserve"> PAGEREF _Toc229845933 \h </w:instrText>
+            </w:r>
+            <w:r>
+              <w:rPr>
+                <w:noProof/>
+                <w:webHidden/>
+              </w:rPr>
+            </w:r>
+            <w:r>
+              <w:rPr>
+                <w:noProof/>
+                <w:webHidden/>
+              </w:rPr>
+              <w:fldChar w:fldCharType="separate"/>
+            </w:r>
+            <w:r>
+              <w:rPr>
+                <w:noProof/>
+                <w:webHidden/>
+              </w:rPr>
+              <w:t>10</w:t>
+            </w:r>
+            <w:r>
+              <w:rPr>
+                <w:noProof/>
+                <w:webHidden/>
+              </w:rPr>
+              <w:fldChar w:fldCharType="end"/>
+            </w:r>
           </w:hyperlink>
-          <w:hyperlink w:anchor="_p2dt52i9fy6b">
-            <w:r>
-              <w:rPr>
-                <w:rFonts w:ascii="Calibri" w:eastAsia="Calibri" w:hAnsi="Calibri" w:cs="Calibri"/>
-                <w:color w:val="000000"/>
-                <w:sz w:val="24"/>
-                <w:szCs w:val="24"/>
-              </w:rPr>
-              <w:tab/>
-            </w:r>
-          </w:hyperlink>
-          <w:r>
-            <w:fldChar w:fldCharType="begin"/>
-          </w:r>
-          <w:r>
-            <w:instrText xml:space="preserve"> PAGEREF _p2dt52i9fy6b \h </w:instrText>
-          </w:r>
-          <w:r>
-            <w:fldChar w:fldCharType="separate"/>
-          </w:r>
-          <w:r>
-            <w:rPr>
-              <w:color w:val="000000"/>
-            </w:rPr>
-            <w:t>Что такое Path tracing?</w:t>
-          </w:r>
-          <w:r>
-            <w:rPr>
-              <w:color w:val="000000"/>
-            </w:rPr>
-            <w:tab/>
-            <w:t>7</w:t>
-          </w:r>
-          <w:r>
-            <w:fldChar w:fldCharType="end"/>
-          </w:r>
         </w:p>
         <w:p>
           <w:pPr>
+            <w:pStyle w:val="TOC2"/>
+            <w:tabs>
+              <w:tab w:val="left" w:pos="960"/>
+              <w:tab w:val="right" w:leader="dot" w:pos="9628"/>
+            </w:tabs>
             <w:rPr>
-              <w:rFonts w:ascii="Calibri" w:eastAsia="Calibri" w:hAnsi="Calibri" w:cs="Calibri"/>
-              <w:color w:val="000000"/>
-              <w:sz w:val="24"/>
-              <w:szCs w:val="24"/>
+              <w:noProof/>
             </w:rPr>
           </w:pPr>
-          <w:hyperlink w:anchor="_81gtatnhwjql">
-            <w:r>
-              <w:rPr>
-                <w:color w:val="000000"/>
+          <w:hyperlink w:anchor="_Toc229845934" w:history="1">
+            <w:r>
+              <w:rPr>
+                <w:rStyle w:val="Hyperlink"/>
+                <w:noProof/>
+                <w:lang w:val="ru-RU"/>
               </w:rPr>
               <w:t>3.2.</w:t>
             </w:r>
+            <w:r>
+              <w:rPr>
+                <w:noProof/>
+              </w:rPr>
+              <w:tab/>
+            </w:r>
+            <w:r>
+              <w:rPr>
+                <w:rStyle w:val="Hyperlink"/>
+                <w:noProof/>
+                <w:lang w:val="ru-RU"/>
+              </w:rPr>
+              <w:t>Традиционные методы распознавания эмоций</w:t>
+            </w:r>
+            <w:r>
+              <w:rPr>
+                <w:noProof/>
+                <w:webHidden/>
+              </w:rPr>
+              <w:tab/>
+            </w:r>
+            <w:r>
+              <w:rPr>
+                <w:noProof/>
+                <w:webHidden/>
+              </w:rPr>
+              <w:fldChar w:fldCharType="begin"/>
+            </w:r>
+            <w:r>
+              <w:rPr>
+                <w:noProof/>
+                <w:webHidden/>
+              </w:rPr>
+              <w:instrText xml:space="preserve"> PAGEREF _Toc229845934 \h </w:instrText>
+            </w:r>
+            <w:r>
+              <w:rPr>
+                <w:noProof/>
+                <w:webHidden/>
+              </w:rPr>
+            </w:r>
+            <w:r>
+              <w:rPr>
+                <w:noProof/>
+                <w:webHidden/>
+              </w:rPr>
+              <w:fldChar w:fldCharType="separate"/>
+            </w:r>
+            <w:r>
+              <w:rPr>
+                <w:noProof/>
+                <w:webHidden/>
+              </w:rPr>
+              <w:t>12</w:t>
+            </w:r>
+            <w:r>
+              <w:rPr>
+                <w:noProof/>
+                <w:webHidden/>
+              </w:rPr>
+              <w:fldChar w:fldCharType="end"/>
+            </w:r>
           </w:hyperlink>
-          <w:hyperlink w:anchor="_81gtatnhwjql">
-            <w:r>
-              <w:rPr>
-                <w:rFonts w:ascii="Calibri" w:eastAsia="Calibri" w:hAnsi="Calibri" w:cs="Calibri"/>
-                <w:color w:val="000000"/>
-                <w:sz w:val="24"/>
-                <w:szCs w:val="24"/>
-              </w:rPr>
-              <w:tab/>
-            </w:r>
-          </w:hyperlink>
-          <w:r>
-            <w:fldChar w:fldCharType="begin"/>
-          </w:r>
-          <w:r>
-            <w:instrText xml:space="preserve"> PAGEREF _81gtatnhwjql \h </w:instrText>
-          </w:r>
-          <w:r>
-            <w:fldChar w:fldCharType="separate"/>
-          </w:r>
-          <w:r>
-            <w:rPr>
-              <w:color w:val="000000"/>
-            </w:rPr>
-            <w:t>Отличие Path tracing от Ray tracing</w:t>
-          </w:r>
-          <w:r>
-            <w:rPr>
-              <w:color w:val="000000"/>
-            </w:rPr>
-            <w:tab/>
-            <w:t>8</w:t>
-          </w:r>
-          <w:r>
-            <w:fldChar w:fldCharType="end"/>
-          </w:r>
         </w:p>
         <w:p>
           <w:pPr>
+            <w:pStyle w:val="TOC3"/>
+            <w:tabs>
+              <w:tab w:val="left" w:pos="1440"/>
+              <w:tab w:val="right" w:leader="dot" w:pos="9628"/>
+            </w:tabs>
             <w:rPr>
-              <w:rFonts w:ascii="Calibri" w:eastAsia="Calibri" w:hAnsi="Calibri" w:cs="Calibri"/>
-              <w:color w:val="000000"/>
-              <w:sz w:val="24"/>
-              <w:szCs w:val="24"/>
+              <w:noProof/>
             </w:rPr>
           </w:pPr>
-          <w:hyperlink w:anchor="_lzp557upek41">
-            <w:r>
-              <w:rPr>
-                <w:color w:val="000000"/>
-              </w:rPr>
-              <w:t>3.3.</w:t>
+          <w:hyperlink w:anchor="_Toc229845935" w:history="1">
+            <w:r>
+              <w:rPr>
+                <w:rStyle w:val="Hyperlink"/>
+                <w:noProof/>
+              </w:rPr>
+              <w:t>3.2.1.</w:t>
+            </w:r>
+            <w:r>
+              <w:rPr>
+                <w:noProof/>
+              </w:rPr>
+              <w:tab/>
+            </w:r>
+            <w:r>
+              <w:rPr>
+                <w:rStyle w:val="Hyperlink"/>
+                <w:noProof/>
+              </w:rPr>
+              <w:t>Распознавание эмоций по речи (</w:t>
+            </w:r>
+            <w:r>
+              <w:rPr>
+                <w:rStyle w:val="Hyperlink"/>
+                <w:noProof/>
+                <w:lang w:val="en-US"/>
+              </w:rPr>
+              <w:t>SER</w:t>
+            </w:r>
+            <w:r>
+              <w:rPr>
+                <w:rStyle w:val="Hyperlink"/>
+                <w:noProof/>
+              </w:rPr>
+              <w:t>)</w:t>
+            </w:r>
+            <w:r>
+              <w:rPr>
+                <w:noProof/>
+                <w:webHidden/>
+              </w:rPr>
+              <w:tab/>
+            </w:r>
+            <w:r>
+              <w:rPr>
+                <w:noProof/>
+                <w:webHidden/>
+              </w:rPr>
+              <w:fldChar w:fldCharType="begin"/>
+            </w:r>
+            <w:r>
+              <w:rPr>
+                <w:noProof/>
+                <w:webHidden/>
+              </w:rPr>
+              <w:instrText xml:space="preserve"> PAGEREF _Toc229845935 \h </w:instrText>
+            </w:r>
+            <w:r>
+              <w:rPr>
+                <w:noProof/>
+                <w:webHidden/>
+              </w:rPr>
+            </w:r>
+            <w:r>
+              <w:rPr>
+                <w:noProof/>
+                <w:webHidden/>
+              </w:rPr>
+              <w:fldChar w:fldCharType="separate"/>
+            </w:r>
+            <w:r>
+              <w:rPr>
+                <w:noProof/>
+                <w:webHidden/>
+              </w:rPr>
+              <w:t>12</w:t>
+            </w:r>
+            <w:r>
+              <w:rPr>
+                <w:noProof/>
+                <w:webHidden/>
+              </w:rPr>
+              <w:fldChar w:fldCharType="end"/>
             </w:r>
           </w:hyperlink>
-          <w:hyperlink w:anchor="_lzp557upek41">
-            <w:r>
-              <w:rPr>
-                <w:rFonts w:ascii="Calibri" w:eastAsia="Calibri" w:hAnsi="Calibri" w:cs="Calibri"/>
-                <w:color w:val="000000"/>
-                <w:sz w:val="24"/>
-                <w:szCs w:val="24"/>
-              </w:rPr>
-              <w:tab/>
-            </w:r>
-          </w:hyperlink>
-          <w:r>
-            <w:fldChar w:fldCharType="begin"/>
-          </w:r>
-          <w:r>
-            <w:instrText xml:space="preserve"> PAGEREF _lzp557upek41 \h </w:instrText>
-          </w:r>
-          <w:r>
-            <w:fldChar w:fldCharType="separate"/>
-          </w:r>
-          <w:r>
-            <w:rPr>
-              <w:color w:val="000000"/>
-            </w:rPr>
-            <w:t>Алгоритм работы Path tracing</w:t>
-          </w:r>
-          <w:r>
-            <w:rPr>
-              <w:color w:val="000000"/>
-            </w:rPr>
-            <w:tab/>
-            <w:t>9</w:t>
-          </w:r>
-          <w:r>
-            <w:fldChar w:fldCharType="end"/>
-          </w:r>
         </w:p>
         <w:p>
           <w:pPr>
+            <w:pStyle w:val="TOC2"/>
+            <w:tabs>
+              <w:tab w:val="left" w:pos="960"/>
+              <w:tab w:val="right" w:leader="dot" w:pos="9628"/>
+            </w:tabs>
             <w:rPr>
-              <w:rFonts w:ascii="Calibri" w:eastAsia="Calibri" w:hAnsi="Calibri" w:cs="Calibri"/>
-              <w:color w:val="000000"/>
-              <w:sz w:val="24"/>
-              <w:szCs w:val="24"/>
+              <w:noProof/>
             </w:rPr>
           </w:pPr>
-          <w:hyperlink w:anchor="_sz29o6g88j1v">
-            <w:r>
-              <w:rPr>
-                <w:color w:val="000000"/>
-              </w:rPr>
-              <w:t>3.4.</w:t>
+          <w:hyperlink w:anchor="_Toc229845936" w:history="1">
+            <w:r>
+              <w:rPr>
+                <w:rStyle w:val="Hyperlink"/>
+                <w:noProof/>
+                <w:lang w:val="ru-RU"/>
+              </w:rPr>
+              <w:t>3.3.</w:t>
+            </w:r>
+            <w:r>
+              <w:rPr>
+                <w:noProof/>
+              </w:rPr>
+              <w:tab/>
+            </w:r>
+            <w:r>
+              <w:rPr>
+                <w:rStyle w:val="Hyperlink"/>
+                <w:noProof/>
+                <w:lang w:val="ru-RU"/>
+              </w:rPr>
+              <w:t>Современные подходы на основе глубокого обучения</w:t>
+            </w:r>
+            <w:r>
+              <w:rPr>
+                <w:noProof/>
+                <w:webHidden/>
+              </w:rPr>
+              <w:tab/>
+            </w:r>
+            <w:r>
+              <w:rPr>
+                <w:noProof/>
+                <w:webHidden/>
+              </w:rPr>
+              <w:fldChar w:fldCharType="begin"/>
+            </w:r>
+            <w:r>
+              <w:rPr>
+                <w:noProof/>
+                <w:webHidden/>
+              </w:rPr>
+              <w:instrText xml:space="preserve"> PAGEREF _Toc229845936 \h </w:instrText>
+            </w:r>
+            <w:r>
+              <w:rPr>
+                <w:noProof/>
+                <w:webHidden/>
+              </w:rPr>
+            </w:r>
+            <w:r>
+              <w:rPr>
+                <w:noProof/>
+                <w:webHidden/>
+              </w:rPr>
+              <w:fldChar w:fldCharType="separate"/>
+            </w:r>
+            <w:r>
+              <w:rPr>
+                <w:noProof/>
+                <w:webHidden/>
+              </w:rPr>
+              <w:t>12</w:t>
+            </w:r>
+            <w:r>
+              <w:rPr>
+                <w:noProof/>
+                <w:webHidden/>
+              </w:rPr>
+              <w:fldChar w:fldCharType="end"/>
             </w:r>
           </w:hyperlink>
-          <w:hyperlink w:anchor="_sz29o6g88j1v">
-            <w:r>
-              <w:rPr>
-                <w:rFonts w:ascii="Calibri" w:eastAsia="Calibri" w:hAnsi="Calibri" w:cs="Calibri"/>
-                <w:color w:val="000000"/>
-                <w:sz w:val="24"/>
-                <w:szCs w:val="24"/>
-              </w:rPr>
-              <w:tab/>
-            </w:r>
-          </w:hyperlink>
-          <w:r>
-            <w:fldChar w:fldCharType="begin"/>
-          </w:r>
-          <w:r>
-            <w:instrText xml:space="preserve"> PAGEREF _sz29o6g88j1v \h </w:instrText>
-          </w:r>
-          <w:r>
-            <w:fldChar w:fldCharType="separate"/>
-          </w:r>
-          <w:r>
-            <w:rPr>
-              <w:color w:val="000000"/>
-            </w:rPr>
-            <w:t>Случайные числа в алгоритме Path tracing</w:t>
-          </w:r>
-          <w:r>
-            <w:rPr>
-              <w:color w:val="000000"/>
-            </w:rPr>
-            <w:tab/>
-            <w:t>13</w:t>
-          </w:r>
-          <w:r>
-            <w:fldChar w:fldCharType="end"/>
-          </w:r>
         </w:p>
         <w:p>
           <w:pPr>
+            <w:pStyle w:val="TOC2"/>
+            <w:tabs>
+              <w:tab w:val="left" w:pos="960"/>
+              <w:tab w:val="right" w:leader="dot" w:pos="9628"/>
+            </w:tabs>
             <w:rPr>
-              <w:rFonts w:ascii="Calibri" w:eastAsia="Calibri" w:hAnsi="Calibri" w:cs="Calibri"/>
-              <w:color w:val="000000"/>
-              <w:sz w:val="24"/>
-              <w:szCs w:val="24"/>
+              <w:noProof/>
             </w:rPr>
           </w:pPr>
-          <w:hyperlink w:anchor="_qb71k1m4nogc">
-            <w:r>
-              <w:rPr>
-                <w:color w:val="000000"/>
-              </w:rPr>
-              <w:t>3.5.</w:t>
+          <w:hyperlink w:anchor="_Toc229845937" w:history="1">
+            <w:r>
+              <w:rPr>
+                <w:rStyle w:val="Hyperlink"/>
+                <w:noProof/>
+              </w:rPr>
+              <w:t>3.4.</w:t>
+            </w:r>
+            <w:r>
+              <w:rPr>
+                <w:noProof/>
+              </w:rPr>
+              <w:tab/>
+            </w:r>
+            <w:r>
+              <w:rPr>
+                <w:rStyle w:val="Hyperlink"/>
+                <w:noProof/>
+              </w:rPr>
+              <w:t>Обзор существующих алгоритмов распознавания эмоций</w:t>
+            </w:r>
+            <w:r>
+              <w:rPr>
+                <w:noProof/>
+                <w:webHidden/>
+              </w:rPr>
+              <w:tab/>
+            </w:r>
+            <w:r>
+              <w:rPr>
+                <w:noProof/>
+                <w:webHidden/>
+              </w:rPr>
+              <w:fldChar w:fldCharType="begin"/>
+            </w:r>
+            <w:r>
+              <w:rPr>
+                <w:noProof/>
+                <w:webHidden/>
+              </w:rPr>
+              <w:instrText xml:space="preserve"> PAGEREF _Toc229845937 \h </w:instrText>
+            </w:r>
+            <w:r>
+              <w:rPr>
+                <w:noProof/>
+                <w:webHidden/>
+              </w:rPr>
+            </w:r>
+            <w:r>
+              <w:rPr>
+                <w:noProof/>
+                <w:webHidden/>
+              </w:rPr>
+              <w:fldChar w:fldCharType="separate"/>
+            </w:r>
+            <w:r>
+              <w:rPr>
+                <w:noProof/>
+                <w:webHidden/>
+              </w:rPr>
+              <w:t>14</w:t>
+            </w:r>
+            <w:r>
+              <w:rPr>
+                <w:noProof/>
+                <w:webHidden/>
+              </w:rPr>
+              <w:fldChar w:fldCharType="end"/>
             </w:r>
           </w:hyperlink>
-          <w:hyperlink w:anchor="_qb71k1m4nogc">
-            <w:r>
-              <w:rPr>
-                <w:rFonts w:ascii="Calibri" w:eastAsia="Calibri" w:hAnsi="Calibri" w:cs="Calibri"/>
-                <w:color w:val="000000"/>
-                <w:sz w:val="24"/>
-                <w:szCs w:val="24"/>
-              </w:rPr>
-              <w:tab/>
-            </w:r>
-          </w:hyperlink>
-          <w:r>
-            <w:fldChar w:fldCharType="begin"/>
-          </w:r>
-          <w:r>
-            <w:instrText xml:space="preserve"> PAGEREF _qb71k1m4nogc \h </w:instrText>
-          </w:r>
-          <w:r>
-            <w:fldChar w:fldCharType="separate"/>
-          </w:r>
-          <w:r>
-            <w:rPr>
-              <w:color w:val="000000"/>
-            </w:rPr>
-            <w:t>Влияние случайных чисел на качество изображений.</w:t>
-          </w:r>
-          <w:r>
-            <w:rPr>
-              <w:color w:val="000000"/>
-            </w:rPr>
-            <w:tab/>
-            <w:t>14</w:t>
-          </w:r>
-          <w:r>
-            <w:fldChar w:fldCharType="end"/>
-          </w:r>
         </w:p>
         <w:p>
           <w:pPr>
+            <w:pStyle w:val="TOC1"/>
+            <w:tabs>
+              <w:tab w:val="left" w:pos="560"/>
+              <w:tab w:val="right" w:leader="dot" w:pos="9628"/>
+            </w:tabs>
             <w:rPr>
-              <w:rFonts w:ascii="Calibri" w:eastAsia="Calibri" w:hAnsi="Calibri" w:cs="Calibri"/>
-              <w:color w:val="000000"/>
-              <w:sz w:val="24"/>
-              <w:szCs w:val="24"/>
+              <w:noProof/>
             </w:rPr>
           </w:pPr>
-          <w:hyperlink w:anchor="_c63fhqvb67nf">
-            <w:r>
-              <w:rPr>
-                <w:color w:val="000000"/>
+          <w:hyperlink w:anchor="_Toc229845938" w:history="1">
+            <w:r>
+              <w:rPr>
+                <w:rStyle w:val="Hyperlink"/>
+                <w:noProof/>
               </w:rPr>
               <w:t>4.</w:t>
             </w:r>
+            <w:r>
+              <w:rPr>
+                <w:noProof/>
+              </w:rPr>
+              <w:tab/>
+            </w:r>
+            <w:r>
+              <w:rPr>
+                <w:rStyle w:val="Hyperlink"/>
+                <w:noProof/>
+              </w:rPr>
+              <w:t>Анализ датасетов</w:t>
+            </w:r>
+            <w:r>
+              <w:rPr>
+                <w:noProof/>
+                <w:webHidden/>
+              </w:rPr>
+              <w:tab/>
+            </w:r>
+            <w:r>
+              <w:rPr>
+                <w:noProof/>
+                <w:webHidden/>
+              </w:rPr>
+              <w:fldChar w:fldCharType="begin"/>
+            </w:r>
+            <w:r>
+              <w:rPr>
+                <w:noProof/>
+                <w:webHidden/>
+              </w:rPr>
+              <w:instrText xml:space="preserve"> PAGEREF _Toc229845938 \h </w:instrText>
+            </w:r>
+            <w:r>
+              <w:rPr>
+                <w:noProof/>
+                <w:webHidden/>
+              </w:rPr>
+            </w:r>
+            <w:r>
+              <w:rPr>
+                <w:noProof/>
+                <w:webHidden/>
+              </w:rPr>
+              <w:fldChar w:fldCharType="separate"/>
+            </w:r>
+            <w:r>
+              <w:rPr>
+                <w:noProof/>
+                <w:webHidden/>
+              </w:rPr>
+              <w:t>15</w:t>
+            </w:r>
+            <w:r>
+              <w:rPr>
+                <w:noProof/>
+                <w:webHidden/>
+              </w:rPr>
+              <w:fldChar w:fldCharType="end"/>
+            </w:r>
           </w:hyperlink>
-          <w:hyperlink w:anchor="_c63fhqvb67nf">
-            <w:r>
-              <w:rPr>
-                <w:rFonts w:ascii="Calibri" w:eastAsia="Calibri" w:hAnsi="Calibri" w:cs="Calibri"/>
-                <w:color w:val="000000"/>
-                <w:sz w:val="24"/>
-                <w:szCs w:val="24"/>
-              </w:rPr>
-              <w:tab/>
-            </w:r>
-          </w:hyperlink>
-          <w:r>
-            <w:fldChar w:fldCharType="begin"/>
-          </w:r>
-          <w:r>
-            <w:instrText xml:space="preserve"> PAGEREF _c63fhqvb67nf \h </w:instrText>
-          </w:r>
-          <w:r>
-            <w:fldChar w:fldCharType="separate"/>
-          </w:r>
-          <w:r>
-            <w:rPr>
-              <w:color w:val="000000"/>
-            </w:rPr>
-            <w:t>Описание решения</w:t>
-          </w:r>
-          <w:r>
-            <w:rPr>
-              <w:color w:val="000000"/>
-            </w:rPr>
-            <w:tab/>
-            <w:t>15</w:t>
-          </w:r>
-          <w:r>
-            <w:fldChar w:fldCharType="end"/>
-          </w:r>
         </w:p>
         <w:p>
           <w:pPr>
+            <w:pStyle w:val="TOC2"/>
+            <w:tabs>
+              <w:tab w:val="left" w:pos="960"/>
+              <w:tab w:val="right" w:leader="dot" w:pos="9628"/>
+            </w:tabs>
             <w:rPr>
-              <w:rFonts w:ascii="Calibri" w:eastAsia="Calibri" w:hAnsi="Calibri" w:cs="Calibri"/>
-              <w:color w:val="000000"/>
-              <w:sz w:val="24"/>
-              <w:szCs w:val="24"/>
+              <w:noProof/>
             </w:rPr>
           </w:pPr>
-          <w:hyperlink w:anchor="_f0lm5m8u775v">
-            <w:r>
-              <w:rPr>
-                <w:color w:val="000000"/>
+          <w:hyperlink w:anchor="_Toc229845939" w:history="1">
+            <w:r>
+              <w:rPr>
+                <w:rStyle w:val="Hyperlink"/>
+                <w:noProof/>
               </w:rPr>
               <w:t>4.1.</w:t>
             </w:r>
+            <w:r>
+              <w:rPr>
+                <w:noProof/>
+              </w:rPr>
+              <w:tab/>
+            </w:r>
+            <w:r>
+              <w:rPr>
+                <w:rStyle w:val="Hyperlink"/>
+                <w:noProof/>
+              </w:rPr>
+              <w:t>RAVDESS (Ryerson Audio-Visual Database of Emotional Speech and Song)</w:t>
+            </w:r>
+            <w:r>
+              <w:rPr>
+                <w:noProof/>
+                <w:webHidden/>
+              </w:rPr>
+              <w:tab/>
+            </w:r>
+            <w:r>
+              <w:rPr>
+                <w:noProof/>
+                <w:webHidden/>
+              </w:rPr>
+              <w:fldChar w:fldCharType="begin"/>
+            </w:r>
+            <w:r>
+              <w:rPr>
+                <w:noProof/>
+                <w:webHidden/>
+              </w:rPr>
+              <w:instrText xml:space="preserve"> PAGEREF _Toc229845939 \h </w:instrText>
+            </w:r>
+            <w:r>
+              <w:rPr>
+                <w:noProof/>
+                <w:webHidden/>
+              </w:rPr>
+            </w:r>
+            <w:r>
+              <w:rPr>
+                <w:noProof/>
+                <w:webHidden/>
+              </w:rPr>
+              <w:fldChar w:fldCharType="separate"/>
+            </w:r>
+            <w:r>
+              <w:rPr>
+                <w:noProof/>
+                <w:webHidden/>
+              </w:rPr>
+              <w:t>16</w:t>
+            </w:r>
+            <w:r>
+              <w:rPr>
+                <w:noProof/>
+                <w:webHidden/>
+              </w:rPr>
+              <w:fldChar w:fldCharType="end"/>
+            </w:r>
           </w:hyperlink>
-          <w:hyperlink w:anchor="_f0lm5m8u775v">
-            <w:r>
-              <w:rPr>
-                <w:rFonts w:ascii="Calibri" w:eastAsia="Calibri" w:hAnsi="Calibri" w:cs="Calibri"/>
-                <w:color w:val="000000"/>
-                <w:sz w:val="24"/>
-                <w:szCs w:val="24"/>
-              </w:rPr>
-              <w:tab/>
-            </w:r>
-          </w:hyperlink>
-          <w:r>
-            <w:fldChar w:fldCharType="begin"/>
-          </w:r>
-          <w:r>
-            <w:instrText xml:space="preserve"> PAGEREF _f0lm5m8u775v \h </w:instrText>
-          </w:r>
-          <w:r>
-            <w:fldChar w:fldCharType="separate"/>
-          </w:r>
-          <w:r>
-            <w:rPr>
-              <w:color w:val="000000"/>
-            </w:rPr>
-            <w:t>Реализация программы рендеринга изображений</w:t>
-          </w:r>
-          <w:r>
-            <w:rPr>
-              <w:color w:val="000000"/>
-            </w:rPr>
-            <w:tab/>
-            <w:t>15</w:t>
-          </w:r>
-          <w:r>
-            <w:fldChar w:fldCharType="end"/>
-          </w:r>
         </w:p>
         <w:p>
           <w:pPr>
+            <w:pStyle w:val="TOC2"/>
+            <w:tabs>
+              <w:tab w:val="left" w:pos="960"/>
+              <w:tab w:val="right" w:leader="dot" w:pos="9628"/>
+            </w:tabs>
             <w:rPr>
-              <w:rFonts w:ascii="Calibri" w:eastAsia="Calibri" w:hAnsi="Calibri" w:cs="Calibri"/>
-              <w:color w:val="000000"/>
-              <w:sz w:val="24"/>
-              <w:szCs w:val="24"/>
+              <w:noProof/>
             </w:rPr>
           </w:pPr>
-          <w:hyperlink w:anchor="_98g14qz6g6oy">
-            <w:r>
-              <w:rPr>
-                <w:color w:val="000000"/>
-              </w:rPr>
-              <w:t>4.1.1.</w:t>
+          <w:hyperlink w:anchor="_Toc229845940" w:history="1">
+            <w:r>
+              <w:rPr>
+                <w:rStyle w:val="Hyperlink"/>
+                <w:noProof/>
+              </w:rPr>
+              <w:t>4.2.</w:t>
+            </w:r>
+            <w:r>
+              <w:rPr>
+                <w:noProof/>
+              </w:rPr>
+              <w:tab/>
+            </w:r>
+            <w:r>
+              <w:rPr>
+                <w:rStyle w:val="Hyperlink"/>
+                <w:noProof/>
+              </w:rPr>
+              <w:t>CREMA-D (Crowd-sourced Emotional Multimodal Actors Dataset)</w:t>
+            </w:r>
+            <w:r>
+              <w:rPr>
+                <w:noProof/>
+                <w:webHidden/>
+              </w:rPr>
+              <w:tab/>
+            </w:r>
+            <w:r>
+              <w:rPr>
+                <w:noProof/>
+                <w:webHidden/>
+              </w:rPr>
+              <w:fldChar w:fldCharType="begin"/>
+            </w:r>
+            <w:r>
+              <w:rPr>
+                <w:noProof/>
+                <w:webHidden/>
+              </w:rPr>
+              <w:instrText xml:space="preserve"> PAGEREF _Toc229845940 \h </w:instrText>
+            </w:r>
+            <w:r>
+              <w:rPr>
+                <w:noProof/>
+                <w:webHidden/>
+              </w:rPr>
+            </w:r>
+            <w:r>
+              <w:rPr>
+                <w:noProof/>
+                <w:webHidden/>
+              </w:rPr>
+              <w:fldChar w:fldCharType="separate"/>
+            </w:r>
+            <w:r>
+              <w:rPr>
+                <w:noProof/>
+                <w:webHidden/>
+              </w:rPr>
+              <w:t>16</w:t>
+            </w:r>
+            <w:r>
+              <w:rPr>
+                <w:noProof/>
+                <w:webHidden/>
+              </w:rPr>
+              <w:fldChar w:fldCharType="end"/>
             </w:r>
           </w:hyperlink>
-          <w:hyperlink w:anchor="_98g14qz6g6oy">
-            <w:r>
-              <w:rPr>
-                <w:rFonts w:ascii="Calibri" w:eastAsia="Calibri" w:hAnsi="Calibri" w:cs="Calibri"/>
-                <w:color w:val="000000"/>
-                <w:sz w:val="24"/>
-                <w:szCs w:val="24"/>
-              </w:rPr>
-              <w:tab/>
-            </w:r>
-          </w:hyperlink>
-          <w:r>
-            <w:fldChar w:fldCharType="begin"/>
-          </w:r>
-          <w:r>
-            <w:instrText xml:space="preserve"> PAGEREF _98g14qz6g6oy \h </w:instrText>
-          </w:r>
-          <w:r>
-            <w:fldChar w:fldCharType="separate"/>
-          </w:r>
-          <w:r>
-            <w:rPr>
-              <w:color w:val="000000"/>
-            </w:rPr>
-            <w:t>Написание базовой логики. Первые изображения.</w:t>
-          </w:r>
-          <w:r>
-            <w:rPr>
-              <w:color w:val="000000"/>
-            </w:rPr>
-            <w:tab/>
-            <w:t>15</w:t>
-          </w:r>
-          <w:r>
-            <w:fldChar w:fldCharType="end"/>
-          </w:r>
         </w:p>
         <w:p>
           <w:pPr>
+            <w:pStyle w:val="TOC2"/>
+            <w:tabs>
+              <w:tab w:val="left" w:pos="960"/>
+              <w:tab w:val="right" w:leader="dot" w:pos="9628"/>
+            </w:tabs>
             <w:rPr>
-              <w:rFonts w:ascii="Calibri" w:eastAsia="Calibri" w:hAnsi="Calibri" w:cs="Calibri"/>
-              <w:color w:val="000000"/>
-              <w:sz w:val="24"/>
-              <w:szCs w:val="24"/>
+              <w:noProof/>
             </w:rPr>
           </w:pPr>
-          <w:hyperlink w:anchor="_xqayia5h9nps">
-            <w:r>
-              <w:rPr>
-                <w:color w:val="000000"/>
-              </w:rPr>
-              <w:t>4.1.2.</w:t>
+          <w:hyperlink w:anchor="_Toc229845941" w:history="1">
+            <w:r>
+              <w:rPr>
+                <w:rStyle w:val="Hyperlink"/>
+                <w:noProof/>
+              </w:rPr>
+              <w:t>4.3.</w:t>
+            </w:r>
+            <w:r>
+              <w:rPr>
+                <w:noProof/>
+              </w:rPr>
+              <w:tab/>
+            </w:r>
+            <w:r>
+              <w:rPr>
+                <w:rStyle w:val="Hyperlink"/>
+                <w:noProof/>
+              </w:rPr>
+              <w:t>IEMOCAP (Interactive emotional dyadic motion capture database)</w:t>
+            </w:r>
+            <w:r>
+              <w:rPr>
+                <w:noProof/>
+                <w:webHidden/>
+              </w:rPr>
+              <w:tab/>
+            </w:r>
+            <w:r>
+              <w:rPr>
+                <w:noProof/>
+                <w:webHidden/>
+              </w:rPr>
+              <w:fldChar w:fldCharType="begin"/>
+            </w:r>
+            <w:r>
+              <w:rPr>
+                <w:noProof/>
+                <w:webHidden/>
+              </w:rPr>
+              <w:instrText xml:space="preserve"> PAGEREF _Toc229845941 \h </w:instrText>
+            </w:r>
+            <w:r>
+              <w:rPr>
+                <w:noProof/>
+                <w:webHidden/>
+              </w:rPr>
+            </w:r>
+            <w:r>
+              <w:rPr>
+                <w:noProof/>
+                <w:webHidden/>
+              </w:rPr>
+              <w:fldChar w:fldCharType="separate"/>
+            </w:r>
+            <w:r>
+              <w:rPr>
+                <w:noProof/>
+                <w:webHidden/>
+              </w:rPr>
+              <w:t>17</w:t>
+            </w:r>
+            <w:r>
+              <w:rPr>
+                <w:noProof/>
+                <w:webHidden/>
+              </w:rPr>
+              <w:fldChar w:fldCharType="end"/>
             </w:r>
           </w:hyperlink>
-          <w:hyperlink w:anchor="_xqayia5h9nps">
-            <w:r>
-              <w:rPr>
-                <w:rFonts w:ascii="Calibri" w:eastAsia="Calibri" w:hAnsi="Calibri" w:cs="Calibri"/>
-                <w:color w:val="000000"/>
-                <w:sz w:val="24"/>
-                <w:szCs w:val="24"/>
-              </w:rPr>
-              <w:tab/>
-            </w:r>
-          </w:hyperlink>
-          <w:r>
-            <w:fldChar w:fldCharType="begin"/>
-          </w:r>
-          <w:r>
-            <w:instrText xml:space="preserve"> PAGEREF _xqayia5h9nps \h </w:instrText>
-          </w:r>
-          <w:r>
-            <w:fldChar w:fldCharType="separate"/>
-          </w:r>
-          <w:r>
-            <w:rPr>
-              <w:color w:val="000000"/>
-            </w:rPr>
-            <w:t>Добавление новых функций в 3D движок.</w:t>
-          </w:r>
-          <w:r>
-            <w:rPr>
-              <w:color w:val="000000"/>
-            </w:rPr>
-            <w:tab/>
-            <w:t>16</w:t>
-          </w:r>
-          <w:r>
-            <w:fldChar w:fldCharType="end"/>
-          </w:r>
         </w:p>
         <w:p>
           <w:pPr>
+            <w:pStyle w:val="TOC2"/>
+            <w:tabs>
+              <w:tab w:val="left" w:pos="960"/>
+              <w:tab w:val="right" w:leader="dot" w:pos="9628"/>
+            </w:tabs>
             <w:rPr>
-              <w:rFonts w:ascii="Calibri" w:eastAsia="Calibri" w:hAnsi="Calibri" w:cs="Calibri"/>
-              <w:color w:val="000000"/>
-              <w:sz w:val="24"/>
-              <w:szCs w:val="24"/>
+              <w:noProof/>
             </w:rPr>
           </w:pPr>
-          <w:hyperlink w:anchor="_9m4927gr9wtn">
-            <w:r>
-              <w:rPr>
-                <w:color w:val="000000"/>
-              </w:rPr>
-              <w:t>4.2.</w:t>
+          <w:hyperlink w:anchor="_Toc229845942" w:history="1">
+            <w:r>
+              <w:rPr>
+                <w:rStyle w:val="Hyperlink"/>
+                <w:noProof/>
+                <w:lang w:val="ru-RU"/>
+              </w:rPr>
+              <w:t>4.4.</w:t>
+            </w:r>
+            <w:r>
+              <w:rPr>
+                <w:noProof/>
+              </w:rPr>
+              <w:tab/>
+            </w:r>
+            <w:r>
+              <w:rPr>
+                <w:rStyle w:val="Hyperlink"/>
+                <w:noProof/>
+                <w:lang w:val="ru-RU"/>
+              </w:rPr>
+              <w:t>Стратегия использования датасетов для обучения</w:t>
+            </w:r>
+            <w:r>
+              <w:rPr>
+                <w:noProof/>
+                <w:webHidden/>
+              </w:rPr>
+              <w:tab/>
+            </w:r>
+            <w:r>
+              <w:rPr>
+                <w:noProof/>
+                <w:webHidden/>
+              </w:rPr>
+              <w:fldChar w:fldCharType="begin"/>
+            </w:r>
+            <w:r>
+              <w:rPr>
+                <w:noProof/>
+                <w:webHidden/>
+              </w:rPr>
+              <w:instrText xml:space="preserve"> PAGEREF _Toc229845942 \h </w:instrText>
+            </w:r>
+            <w:r>
+              <w:rPr>
+                <w:noProof/>
+                <w:webHidden/>
+              </w:rPr>
+            </w:r>
+            <w:r>
+              <w:rPr>
+                <w:noProof/>
+                <w:webHidden/>
+              </w:rPr>
+              <w:fldChar w:fldCharType="separate"/>
+            </w:r>
+            <w:r>
+              <w:rPr>
+                <w:noProof/>
+                <w:webHidden/>
+              </w:rPr>
+              <w:t>18</w:t>
+            </w:r>
+            <w:r>
+              <w:rPr>
+                <w:noProof/>
+                <w:webHidden/>
+              </w:rPr>
+              <w:fldChar w:fldCharType="end"/>
             </w:r>
           </w:hyperlink>
-          <w:hyperlink w:anchor="_9m4927gr9wtn">
-            <w:r>
-              <w:rPr>
-                <w:rFonts w:ascii="Calibri" w:eastAsia="Calibri" w:hAnsi="Calibri" w:cs="Calibri"/>
-                <w:color w:val="000000"/>
-                <w:sz w:val="24"/>
-                <w:szCs w:val="24"/>
-              </w:rPr>
-              <w:tab/>
-            </w:r>
-          </w:hyperlink>
-          <w:r>
-            <w:fldChar w:fldCharType="begin"/>
-          </w:r>
-          <w:r>
-            <w:instrText xml:space="preserve"> PAGEREF _9m4927gr9wtn \h </w:instrText>
-          </w:r>
-          <w:r>
-            <w:fldChar w:fldCharType="separate"/>
-          </w:r>
-          <w:r>
-            <w:rPr>
-              <w:color w:val="000000"/>
-            </w:rPr>
-            <w:t>Использование случайных чисел в 3D движке</w:t>
-          </w:r>
-          <w:r>
-            <w:rPr>
-              <w:color w:val="000000"/>
-            </w:rPr>
-            <w:tab/>
-            <w:t>18</w:t>
-          </w:r>
-          <w:r>
-            <w:fldChar w:fldCharType="end"/>
-          </w:r>
         </w:p>
         <w:p>
           <w:pPr>
+            <w:pStyle w:val="TOC1"/>
+            <w:tabs>
+              <w:tab w:val="left" w:pos="560"/>
+              <w:tab w:val="right" w:leader="dot" w:pos="9628"/>
+            </w:tabs>
             <w:rPr>
-              <w:rFonts w:ascii="Calibri" w:eastAsia="Calibri" w:hAnsi="Calibri" w:cs="Calibri"/>
-              <w:color w:val="000000"/>
-              <w:sz w:val="24"/>
-              <w:szCs w:val="24"/>
+              <w:noProof/>
             </w:rPr>
           </w:pPr>
-          <w:hyperlink w:anchor="_vxlp2a54xrlw">
-            <w:r>
-              <w:rPr>
-                <w:color w:val="000000"/>
-              </w:rPr>
-              <w:t>4.3.</w:t>
+          <w:hyperlink w:anchor="_Toc229845943" w:history="1">
+            <w:r>
+              <w:rPr>
+                <w:rStyle w:val="Hyperlink"/>
+                <w:noProof/>
+              </w:rPr>
+              <w:t>1.</w:t>
+            </w:r>
+            <w:r>
+              <w:rPr>
+                <w:noProof/>
+              </w:rPr>
+              <w:tab/>
+            </w:r>
+            <w:r>
+              <w:rPr>
+                <w:rStyle w:val="Hyperlink"/>
+                <w:noProof/>
+              </w:rPr>
+              <w:t>Заключение</w:t>
+            </w:r>
+            <w:r>
+              <w:rPr>
+                <w:noProof/>
+                <w:webHidden/>
+              </w:rPr>
+              <w:tab/>
+            </w:r>
+            <w:r>
+              <w:rPr>
+                <w:noProof/>
+                <w:webHidden/>
+              </w:rPr>
+              <w:fldChar w:fldCharType="begin"/>
+            </w:r>
+            <w:r>
+              <w:rPr>
+                <w:noProof/>
+                <w:webHidden/>
+              </w:rPr>
+              <w:instrText xml:space="preserve"> PAGEREF _Toc229845943 \h </w:instrText>
+            </w:r>
+            <w:r>
+              <w:rPr>
+                <w:noProof/>
+                <w:webHidden/>
+              </w:rPr>
+            </w:r>
+            <w:r>
+              <w:rPr>
+                <w:noProof/>
+                <w:webHidden/>
+              </w:rPr>
+              <w:fldChar w:fldCharType="separate"/>
+            </w:r>
+            <w:r>
+              <w:rPr>
+                <w:noProof/>
+                <w:webHidden/>
+              </w:rPr>
+              <w:t>21</w:t>
+            </w:r>
+            <w:r>
+              <w:rPr>
+                <w:noProof/>
+                <w:webHidden/>
+              </w:rPr>
+              <w:fldChar w:fldCharType="end"/>
             </w:r>
           </w:hyperlink>
-          <w:hyperlink w:anchor="_vxlp2a54xrlw">
-            <w:r>
-              <w:rPr>
-                <w:rFonts w:ascii="Calibri" w:eastAsia="Calibri" w:hAnsi="Calibri" w:cs="Calibri"/>
-                <w:color w:val="000000"/>
-                <w:sz w:val="24"/>
-                <w:szCs w:val="24"/>
-              </w:rPr>
-              <w:tab/>
-            </w:r>
-          </w:hyperlink>
-          <w:r>
-            <w:fldChar w:fldCharType="begin"/>
-          </w:r>
-          <w:r>
-            <w:instrText xml:space="preserve"> PAGEREF _vxlp2a54xrlw \h </w:instrText>
-          </w:r>
-          <w:r>
-            <w:fldChar w:fldCharType="separate"/>
-          </w:r>
-          <w:r>
-            <w:rPr>
-              <w:color w:val="000000"/>
-            </w:rPr>
-            <w:t>Генерация случайных чисел</w:t>
-          </w:r>
-          <w:r>
-            <w:rPr>
-              <w:color w:val="000000"/>
-            </w:rPr>
-            <w:tab/>
-            <w:t>19</w:t>
-          </w:r>
-          <w:r>
-            <w:fldChar w:fldCharType="end"/>
-          </w:r>
         </w:p>
         <w:p>
           <w:pPr>
+            <w:pStyle w:val="TOC1"/>
+            <w:tabs>
+              <w:tab w:val="left" w:pos="560"/>
+              <w:tab w:val="right" w:leader="dot" w:pos="9628"/>
+            </w:tabs>
             <w:rPr>
-              <w:rFonts w:ascii="Calibri" w:eastAsia="Calibri" w:hAnsi="Calibri" w:cs="Calibri"/>
-              <w:color w:val="000000"/>
-              <w:sz w:val="24"/>
-              <w:szCs w:val="24"/>
+              <w:noProof/>
             </w:rPr>
           </w:pPr>
-          <w:hyperlink w:anchor="_cbxlf3e17whs">
-            <w:r>
-              <w:rPr>
-                <w:color w:val="000000"/>
-              </w:rPr>
-              <w:t>4.3.1.</w:t>
+          <w:hyperlink w:anchor="_Toc229845944" w:history="1">
+            <w:r>
+              <w:rPr>
+                <w:rStyle w:val="Hyperlink"/>
+                <w:noProof/>
+              </w:rPr>
+              <w:t>2.</w:t>
+            </w:r>
+            <w:r>
+              <w:rPr>
+                <w:noProof/>
+              </w:rPr>
+              <w:tab/>
+            </w:r>
+            <w:r>
+              <w:rPr>
+                <w:rStyle w:val="Hyperlink"/>
+                <w:noProof/>
+              </w:rPr>
+              <w:t>Библиографический список</w:t>
+            </w:r>
+            <w:r>
+              <w:rPr>
+                <w:noProof/>
+                <w:webHidden/>
+              </w:rPr>
+              <w:tab/>
+            </w:r>
+            <w:r>
+              <w:rPr>
+                <w:noProof/>
+                <w:webHidden/>
+              </w:rPr>
+              <w:fldChar w:fldCharType="begin"/>
+            </w:r>
+            <w:r>
+              <w:rPr>
+                <w:noProof/>
+                <w:webHidden/>
+              </w:rPr>
+              <w:instrText xml:space="preserve"> PAGEREF _Toc229845944 \h </w:instrText>
+            </w:r>
+            <w:r>
+              <w:rPr>
+                <w:noProof/>
+                <w:webHidden/>
+              </w:rPr>
+            </w:r>
+            <w:r>
+              <w:rPr>
+                <w:noProof/>
+                <w:webHidden/>
+              </w:rPr>
+              <w:fldChar w:fldCharType="separate"/>
+            </w:r>
+            <w:r>
+              <w:rPr>
+                <w:noProof/>
+                <w:webHidden/>
+              </w:rPr>
+              <w:t>23</w:t>
+            </w:r>
+            <w:r>
+              <w:rPr>
+                <w:noProof/>
+                <w:webHidden/>
+              </w:rPr>
+              <w:fldChar w:fldCharType="end"/>
             </w:r>
           </w:hyperlink>
-          <w:hyperlink w:anchor="_cbxlf3e17whs">
-            <w:r>
-              <w:rPr>
-                <w:rFonts w:ascii="Calibri" w:eastAsia="Calibri" w:hAnsi="Calibri" w:cs="Calibri"/>
-                <w:color w:val="000000"/>
-                <w:sz w:val="24"/>
-                <w:szCs w:val="24"/>
-              </w:rPr>
-              <w:tab/>
-            </w:r>
-          </w:hyperlink>
-          <w:r>
-            <w:fldChar w:fldCharType="begin"/>
-          </w:r>
-          <w:r>
-            <w:instrText xml:space="preserve"> PAGEREF _cbxlf3e17whs \h </w:instrText>
-          </w:r>
-          <w:r>
-            <w:fldChar w:fldCharType="separate"/>
-          </w:r>
-          <w:r>
-            <w:rPr>
-              <w:color w:val="000000"/>
-            </w:rPr>
-            <w:t>Standard sampler</w:t>
-          </w:r>
-          <w:r>
-            <w:rPr>
-              <w:color w:val="000000"/>
-            </w:rPr>
-            <w:tab/>
-            <w:t>19</w:t>
-          </w:r>
-          <w:r>
-            <w:fldChar w:fldCharType="end"/>
-          </w:r>
-        </w:p>
-        <w:p>
-          <w:pPr>
-            <w:rPr>
-              <w:rFonts w:ascii="Calibri" w:eastAsia="Calibri" w:hAnsi="Calibri" w:cs="Calibri"/>
-              <w:color w:val="000000"/>
-              <w:sz w:val="24"/>
-              <w:szCs w:val="24"/>
-            </w:rPr>
-          </w:pPr>
-          <w:hyperlink w:anchor="_1df9v84g9pad">
-            <w:r>
-              <w:rPr>
-                <w:color w:val="000000"/>
-              </w:rPr>
-              <w:t>4.3.2.</w:t>
-            </w:r>
-          </w:hyperlink>
-          <w:hyperlink w:anchor="_1df9v84g9pad">
-            <w:r>
-              <w:rPr>
-                <w:rFonts w:ascii="Calibri" w:eastAsia="Calibri" w:hAnsi="Calibri" w:cs="Calibri"/>
-                <w:color w:val="000000"/>
-                <w:sz w:val="24"/>
-                <w:szCs w:val="24"/>
-              </w:rPr>
-              <w:tab/>
-            </w:r>
-          </w:hyperlink>
-          <w:r>
-            <w:fldChar w:fldCharType="begin"/>
-          </w:r>
-          <w:r>
-            <w:instrText xml:space="preserve"> PAGEREF _1df9v84g9pad \h </w:instrText>
-          </w:r>
-          <w:r>
-            <w:fldChar w:fldCharType="separate"/>
-          </w:r>
-          <w:r>
-            <w:rPr>
-              <w:color w:val="000000"/>
-            </w:rPr>
-            <w:t>Halton sampler</w:t>
-          </w:r>
-          <w:r>
-            <w:rPr>
-              <w:color w:val="000000"/>
-            </w:rPr>
-            <w:tab/>
-            <w:t>20</w:t>
-          </w:r>
-          <w:r>
-            <w:fldChar w:fldCharType="end"/>
-          </w:r>
-        </w:p>
-        <w:p>
-          <w:pPr>
-            <w:rPr>
-              <w:rFonts w:ascii="Calibri" w:eastAsia="Calibri" w:hAnsi="Calibri" w:cs="Calibri"/>
-              <w:color w:val="000000"/>
-              <w:sz w:val="24"/>
-              <w:szCs w:val="24"/>
-            </w:rPr>
-          </w:pPr>
-          <w:hyperlink w:anchor="_5mjo4mnrsrzg">
-            <w:r>
-              <w:rPr>
-                <w:color w:val="000000"/>
-              </w:rPr>
-              <w:t>4.3.3.</w:t>
-            </w:r>
-          </w:hyperlink>
-          <w:hyperlink w:anchor="_5mjo4mnrsrzg">
-            <w:r>
-              <w:rPr>
-                <w:rFonts w:ascii="Calibri" w:eastAsia="Calibri" w:hAnsi="Calibri" w:cs="Calibri"/>
-                <w:color w:val="000000"/>
-                <w:sz w:val="24"/>
-                <w:szCs w:val="24"/>
-              </w:rPr>
-              <w:tab/>
-            </w:r>
-          </w:hyperlink>
-          <w:r>
-            <w:fldChar w:fldCharType="begin"/>
-          </w:r>
-          <w:r>
-            <w:instrText xml:space="preserve"> PAGEREF _5mjo4mnrsrzg \h </w:instrText>
-          </w:r>
-          <w:r>
-            <w:fldChar w:fldCharType="separate"/>
-          </w:r>
-          <w:r>
-            <w:rPr>
-              <w:color w:val="000000"/>
-            </w:rPr>
-            <w:t>Halton Sampler с использованием RandomDigit скремблинга</w:t>
-          </w:r>
-          <w:r>
-            <w:rPr>
-              <w:color w:val="000000"/>
-            </w:rPr>
-            <w:tab/>
-            <w:t>23</w:t>
-          </w:r>
-          <w:r>
-            <w:fldChar w:fldCharType="end"/>
-          </w:r>
-        </w:p>
-        <w:p>
-          <w:pPr>
-            <w:rPr>
-              <w:rFonts w:ascii="Calibri" w:eastAsia="Calibri" w:hAnsi="Calibri" w:cs="Calibri"/>
-              <w:color w:val="000000"/>
-              <w:sz w:val="24"/>
-              <w:szCs w:val="24"/>
-            </w:rPr>
-          </w:pPr>
-          <w:hyperlink w:anchor="_1jblveymp5y6">
-            <w:r>
-              <w:rPr>
-                <w:color w:val="000000"/>
-              </w:rPr>
-              <w:t>4.3.4.</w:t>
-            </w:r>
-          </w:hyperlink>
-          <w:hyperlink w:anchor="_1jblveymp5y6">
-            <w:r>
-              <w:rPr>
-                <w:rFonts w:ascii="Calibri" w:eastAsia="Calibri" w:hAnsi="Calibri" w:cs="Calibri"/>
-                <w:color w:val="000000"/>
-                <w:sz w:val="24"/>
-                <w:szCs w:val="24"/>
-              </w:rPr>
-              <w:tab/>
-            </w:r>
-          </w:hyperlink>
-          <w:r>
-            <w:fldChar w:fldCharType="begin"/>
-          </w:r>
-          <w:r>
-            <w:instrText xml:space="preserve"> PAGEREF _1jblveymp5y6 \h </w:instrText>
-          </w:r>
-          <w:r>
-            <w:fldChar w:fldCharType="separate"/>
-          </w:r>
-          <w:r>
-            <w:rPr>
-              <w:color w:val="000000"/>
-            </w:rPr>
-            <w:t>Halton Sampler с использованием Owen скремблинга</w:t>
-          </w:r>
-          <w:r>
-            <w:rPr>
-              <w:color w:val="000000"/>
-            </w:rPr>
-            <w:tab/>
-            <w:t>25</w:t>
-          </w:r>
-          <w:r>
-            <w:fldChar w:fldCharType="end"/>
-          </w:r>
-        </w:p>
-        <w:p>
-          <w:pPr>
-            <w:rPr>
-              <w:rFonts w:ascii="Calibri" w:eastAsia="Calibri" w:hAnsi="Calibri" w:cs="Calibri"/>
-              <w:color w:val="000000"/>
-              <w:sz w:val="24"/>
-              <w:szCs w:val="24"/>
-            </w:rPr>
-          </w:pPr>
-          <w:hyperlink w:anchor="_w1292m22h4qw">
-            <w:r>
-              <w:rPr>
-                <w:color w:val="000000"/>
-              </w:rPr>
-              <w:t>4.3.5.</w:t>
-            </w:r>
-          </w:hyperlink>
-          <w:hyperlink w:anchor="_w1292m22h4qw">
-            <w:r>
-              <w:rPr>
-                <w:rFonts w:ascii="Calibri" w:eastAsia="Calibri" w:hAnsi="Calibri" w:cs="Calibri"/>
-                <w:color w:val="000000"/>
-                <w:sz w:val="24"/>
-                <w:szCs w:val="24"/>
-              </w:rPr>
-              <w:tab/>
-            </w:r>
-          </w:hyperlink>
-          <w:r>
-            <w:fldChar w:fldCharType="begin"/>
-          </w:r>
-          <w:r>
-            <w:instrText xml:space="preserve"> PAGEREF _w1292m22h4qw \h </w:instrText>
-          </w:r>
-          <w:r>
-            <w:fldChar w:fldCharType="separate"/>
-          </w:r>
-          <w:r>
-            <w:rPr>
-              <w:color w:val="000000"/>
-            </w:rPr>
-            <w:t>Blue Noise sampler</w:t>
-          </w:r>
-          <w:r>
-            <w:rPr>
-              <w:color w:val="000000"/>
-            </w:rPr>
-            <w:tab/>
-            <w:t>27</w:t>
-          </w:r>
-          <w:r>
-            <w:fldChar w:fldCharType="end"/>
-          </w:r>
-        </w:p>
-        <w:p>
-          <w:pPr>
-            <w:rPr>
-              <w:rFonts w:ascii="Calibri" w:eastAsia="Calibri" w:hAnsi="Calibri" w:cs="Calibri"/>
-              <w:color w:val="000000"/>
-              <w:sz w:val="24"/>
-              <w:szCs w:val="24"/>
-            </w:rPr>
-          </w:pPr>
-          <w:hyperlink w:anchor="_2dnx09geulut">
-            <w:r>
-              <w:rPr>
-                <w:color w:val="000000"/>
-              </w:rPr>
-              <w:t>5.</w:t>
-            </w:r>
-          </w:hyperlink>
-          <w:hyperlink w:anchor="_2dnx09geulut">
-            <w:r>
-              <w:rPr>
-                <w:rFonts w:ascii="Calibri" w:eastAsia="Calibri" w:hAnsi="Calibri" w:cs="Calibri"/>
-                <w:color w:val="000000"/>
-                <w:sz w:val="24"/>
-                <w:szCs w:val="24"/>
-              </w:rPr>
-              <w:tab/>
-            </w:r>
-          </w:hyperlink>
-          <w:r>
-            <w:fldChar w:fldCharType="begin"/>
-          </w:r>
-          <w:r>
-            <w:instrText xml:space="preserve"> PAGEREF _2dnx09geulut \h </w:instrText>
-          </w:r>
-          <w:r>
-            <w:fldChar w:fldCharType="separate"/>
-          </w:r>
-          <w:r>
-            <w:rPr>
-              <w:color w:val="000000"/>
-            </w:rPr>
-            <w:t>Результаты. Сравнение алгоритмов.</w:t>
-          </w:r>
-          <w:r>
-            <w:rPr>
-              <w:color w:val="000000"/>
-            </w:rPr>
-            <w:tab/>
-            <w:t>31</w:t>
-          </w:r>
-          <w:r>
-            <w:fldChar w:fldCharType="end"/>
-          </w:r>
-        </w:p>
-        <w:p>
-          <w:pPr>
-            <w:rPr>
-              <w:rFonts w:ascii="Calibri" w:eastAsia="Calibri" w:hAnsi="Calibri" w:cs="Calibri"/>
-              <w:color w:val="000000"/>
-              <w:sz w:val="24"/>
-              <w:szCs w:val="24"/>
-            </w:rPr>
-          </w:pPr>
-          <w:hyperlink w:anchor="_20npezl01csm">
-            <w:r>
-              <w:rPr>
-                <w:color w:val="000000"/>
-              </w:rPr>
-              <w:t>5.1.</w:t>
-            </w:r>
-          </w:hyperlink>
-          <w:hyperlink w:anchor="_20npezl01csm">
-            <w:r>
-              <w:rPr>
-                <w:rFonts w:ascii="Calibri" w:eastAsia="Calibri" w:hAnsi="Calibri" w:cs="Calibri"/>
-                <w:color w:val="000000"/>
-                <w:sz w:val="24"/>
-                <w:szCs w:val="24"/>
-              </w:rPr>
-              <w:tab/>
-            </w:r>
-          </w:hyperlink>
-          <w:r>
-            <w:fldChar w:fldCharType="begin"/>
-          </w:r>
-          <w:r>
-            <w:instrText xml:space="preserve"> PAGEREF _20npezl01csm \h </w:instrText>
-          </w:r>
-          <w:r>
-            <w:fldChar w:fldCharType="separate"/>
-          </w:r>
-          <w:r>
-            <w:rPr>
-              <w:color w:val="000000"/>
-            </w:rPr>
-            <w:t>Визуальное сравнение</w:t>
-          </w:r>
-          <w:r>
-            <w:rPr>
-              <w:color w:val="000000"/>
-            </w:rPr>
-            <w:tab/>
-            <w:t>31</w:t>
-          </w:r>
-          <w:r>
-            <w:fldChar w:fldCharType="end"/>
-          </w:r>
-        </w:p>
-        <w:p>
-          <w:pPr>
-            <w:rPr>
-              <w:rFonts w:ascii="Calibri" w:eastAsia="Calibri" w:hAnsi="Calibri" w:cs="Calibri"/>
-              <w:color w:val="000000"/>
-              <w:sz w:val="24"/>
-              <w:szCs w:val="24"/>
-            </w:rPr>
-          </w:pPr>
-          <w:hyperlink w:anchor="_q4sa7c6o4ss3">
-            <w:r>
-              <w:rPr>
-                <w:color w:val="000000"/>
-              </w:rPr>
-              <w:t>5.1.1.</w:t>
-            </w:r>
-          </w:hyperlink>
-          <w:hyperlink w:anchor="_q4sa7c6o4ss3">
-            <w:r>
-              <w:rPr>
-                <w:rFonts w:ascii="Calibri" w:eastAsia="Calibri" w:hAnsi="Calibri" w:cs="Calibri"/>
-                <w:color w:val="000000"/>
-                <w:sz w:val="24"/>
-                <w:szCs w:val="24"/>
-              </w:rPr>
-              <w:tab/>
-            </w:r>
-          </w:hyperlink>
-          <w:r>
-            <w:fldChar w:fldCharType="begin"/>
-          </w:r>
-          <w:r>
-            <w:instrText xml:space="preserve"> PAGEREF _q4sa7c6o4ss3 \h </w:instrText>
-          </w:r>
-          <w:r>
-            <w:fldChar w:fldCharType="separate"/>
-          </w:r>
-          <w:r>
-            <w:rPr>
-              <w:color w:val="000000"/>
-            </w:rPr>
-            <w:t>Сравнение методов выборки на сцене «Волк»</w:t>
-          </w:r>
-          <w:r>
-            <w:rPr>
-              <w:color w:val="000000"/>
-            </w:rPr>
-            <w:tab/>
-            <w:t>31</w:t>
-          </w:r>
-          <w:r>
-            <w:fldChar w:fldCharType="end"/>
-          </w:r>
-        </w:p>
-        <w:p>
-          <w:pPr>
-            <w:rPr>
-              <w:rFonts w:ascii="Calibri" w:eastAsia="Calibri" w:hAnsi="Calibri" w:cs="Calibri"/>
-              <w:color w:val="000000"/>
-              <w:sz w:val="24"/>
-              <w:szCs w:val="24"/>
-            </w:rPr>
-          </w:pPr>
-          <w:hyperlink w:anchor="_d7f8jgl9k5gq">
-            <w:r>
-              <w:rPr>
-                <w:color w:val="000000"/>
-              </w:rPr>
-              <w:t>5.1.2.</w:t>
-            </w:r>
-          </w:hyperlink>
-          <w:hyperlink w:anchor="_d7f8jgl9k5gq">
-            <w:r>
-              <w:rPr>
-                <w:rFonts w:ascii="Calibri" w:eastAsia="Calibri" w:hAnsi="Calibri" w:cs="Calibri"/>
-                <w:color w:val="000000"/>
-                <w:sz w:val="24"/>
-                <w:szCs w:val="24"/>
-              </w:rPr>
-              <w:tab/>
-            </w:r>
-          </w:hyperlink>
-          <w:r>
-            <w:fldChar w:fldCharType="begin"/>
-          </w:r>
-          <w:r>
-            <w:instrText xml:space="preserve"> PAGEREF _d7f8jgl9k5gq \h </w:instrText>
-          </w:r>
-          <w:r>
-            <w:fldChar w:fldCharType="separate"/>
-          </w:r>
-          <w:r>
-            <w:rPr>
-              <w:color w:val="000000"/>
-            </w:rPr>
-            <w:t>Сравнение методов выборки на сцене «Cornell Box»</w:t>
-          </w:r>
-          <w:r>
-            <w:rPr>
-              <w:color w:val="000000"/>
-            </w:rPr>
-            <w:tab/>
-            <w:t>35</w:t>
-          </w:r>
-          <w:r>
-            <w:fldChar w:fldCharType="end"/>
-          </w:r>
-        </w:p>
-        <w:p>
-          <w:pPr>
-            <w:rPr>
-              <w:rFonts w:ascii="Calibri" w:eastAsia="Calibri" w:hAnsi="Calibri" w:cs="Calibri"/>
-              <w:color w:val="000000"/>
-              <w:sz w:val="24"/>
-              <w:szCs w:val="24"/>
-            </w:rPr>
-          </w:pPr>
-          <w:hyperlink w:anchor="_fozdyocqmyp5">
-            <w:r>
-              <w:rPr>
-                <w:color w:val="000000"/>
-              </w:rPr>
-              <w:t>5.1.3.</w:t>
-            </w:r>
-          </w:hyperlink>
-          <w:hyperlink w:anchor="_fozdyocqmyp5">
-            <w:r>
-              <w:rPr>
-                <w:rFonts w:ascii="Calibri" w:eastAsia="Calibri" w:hAnsi="Calibri" w:cs="Calibri"/>
-                <w:color w:val="000000"/>
-                <w:sz w:val="24"/>
-                <w:szCs w:val="24"/>
-              </w:rPr>
-              <w:tab/>
-            </w:r>
-          </w:hyperlink>
-          <w:r>
-            <w:fldChar w:fldCharType="begin"/>
-          </w:r>
-          <w:r>
-            <w:instrText xml:space="preserve"> PAGEREF _fozdyocqmyp5 \h </w:instrText>
-          </w:r>
-          <w:r>
-            <w:fldChar w:fldCharType="separate"/>
-          </w:r>
-          <w:r>
-            <w:rPr>
-              <w:color w:val="000000"/>
-            </w:rPr>
-            <w:t>Результаты визуального сравнения</w:t>
-          </w:r>
-          <w:r>
-            <w:rPr>
-              <w:color w:val="000000"/>
-            </w:rPr>
-            <w:tab/>
-            <w:t>39</w:t>
-          </w:r>
-          <w:r>
-            <w:fldChar w:fldCharType="end"/>
-          </w:r>
-        </w:p>
-        <w:p>
-          <w:pPr>
-            <w:rPr>
-              <w:rFonts w:ascii="Calibri" w:eastAsia="Calibri" w:hAnsi="Calibri" w:cs="Calibri"/>
-              <w:color w:val="000000"/>
-              <w:sz w:val="24"/>
-              <w:szCs w:val="24"/>
-            </w:rPr>
-          </w:pPr>
-          <w:hyperlink w:anchor="_gzpt2usypniq">
-            <w:r>
-              <w:rPr>
-                <w:color w:val="000000"/>
-              </w:rPr>
-              <w:t>5.2.</w:t>
-            </w:r>
-          </w:hyperlink>
-          <w:hyperlink w:anchor="_gzpt2usypniq">
-            <w:r>
-              <w:rPr>
-                <w:rFonts w:ascii="Calibri" w:eastAsia="Calibri" w:hAnsi="Calibri" w:cs="Calibri"/>
-                <w:color w:val="000000"/>
-                <w:sz w:val="24"/>
-                <w:szCs w:val="24"/>
-              </w:rPr>
-              <w:tab/>
-            </w:r>
-          </w:hyperlink>
-          <w:r>
-            <w:fldChar w:fldCharType="begin"/>
-          </w:r>
-          <w:r>
-            <w:instrText xml:space="preserve"> PAGEREF _gzpt2usypniq \h </w:instrText>
-          </w:r>
-          <w:r>
-            <w:fldChar w:fldCharType="separate"/>
-          </w:r>
-          <w:r>
-            <w:rPr>
-              <w:color w:val="000000"/>
-            </w:rPr>
-            <w:t>Сравнение с использованием метрик</w:t>
-          </w:r>
-          <w:r>
-            <w:rPr>
-              <w:color w:val="000000"/>
-            </w:rPr>
-            <w:tab/>
-            <w:t>40</w:t>
-          </w:r>
-          <w:r>
-            <w:fldChar w:fldCharType="end"/>
-          </w:r>
-        </w:p>
-        <w:p>
-          <w:pPr>
-            <w:rPr>
-              <w:rFonts w:ascii="Calibri" w:eastAsia="Calibri" w:hAnsi="Calibri" w:cs="Calibri"/>
-              <w:color w:val="000000"/>
-              <w:sz w:val="24"/>
-              <w:szCs w:val="24"/>
-            </w:rPr>
-          </w:pPr>
-          <w:hyperlink w:anchor="_wgourzb6nyqy">
-            <w:r>
-              <w:rPr>
-                <w:color w:val="000000"/>
-              </w:rPr>
-              <w:t>5.2.1.</w:t>
-            </w:r>
-          </w:hyperlink>
-          <w:hyperlink w:anchor="_wgourzb6nyqy">
-            <w:r>
-              <w:rPr>
-                <w:rFonts w:ascii="Calibri" w:eastAsia="Calibri" w:hAnsi="Calibri" w:cs="Calibri"/>
-                <w:color w:val="000000"/>
-                <w:sz w:val="24"/>
-                <w:szCs w:val="24"/>
-              </w:rPr>
-              <w:tab/>
-            </w:r>
-          </w:hyperlink>
-          <w:r>
-            <w:fldChar w:fldCharType="begin"/>
-          </w:r>
-          <w:r>
-            <w:instrText xml:space="preserve"> PAGEREF _wgourzb6nyqy \h </w:instrText>
-          </w:r>
-          <w:r>
-            <w:fldChar w:fldCharType="separate"/>
-          </w:r>
-          <w:r>
-            <w:rPr>
-              <w:color w:val="000000"/>
-            </w:rPr>
-            <w:t>Метрика MSE</w:t>
-          </w:r>
-          <w:r>
-            <w:rPr>
-              <w:color w:val="000000"/>
-            </w:rPr>
-            <w:tab/>
-            <w:t>40</w:t>
-          </w:r>
-          <w:r>
-            <w:fldChar w:fldCharType="end"/>
-          </w:r>
-        </w:p>
-        <w:p>
-          <w:pPr>
-            <w:rPr>
-              <w:rFonts w:ascii="Calibri" w:eastAsia="Calibri" w:hAnsi="Calibri" w:cs="Calibri"/>
-              <w:color w:val="000000"/>
-              <w:sz w:val="24"/>
-              <w:szCs w:val="24"/>
-            </w:rPr>
-          </w:pPr>
-          <w:hyperlink w:anchor="_vesoq4u35s3y">
-            <w:r>
-              <w:rPr>
-                <w:color w:val="000000"/>
-              </w:rPr>
-              <w:t>5.2.2.</w:t>
-            </w:r>
-          </w:hyperlink>
-          <w:hyperlink w:anchor="_vesoq4u35s3y">
-            <w:r>
-              <w:rPr>
-                <w:rFonts w:ascii="Calibri" w:eastAsia="Calibri" w:hAnsi="Calibri" w:cs="Calibri"/>
-                <w:color w:val="000000"/>
-                <w:sz w:val="24"/>
-                <w:szCs w:val="24"/>
-              </w:rPr>
-              <w:tab/>
-            </w:r>
-          </w:hyperlink>
-          <w:r>
-            <w:fldChar w:fldCharType="begin"/>
-          </w:r>
-          <w:r>
-            <w:instrText xml:space="preserve"> PAGEREF _vesoq4u35s3y \h </w:instrText>
-          </w:r>
-          <w:r>
-            <w:fldChar w:fldCharType="separate"/>
-          </w:r>
-          <w:r>
-            <w:rPr>
-              <w:color w:val="000000"/>
-            </w:rPr>
-            <w:t>Метрика FLIP</w:t>
-          </w:r>
-          <w:r>
-            <w:rPr>
-              <w:color w:val="000000"/>
-            </w:rPr>
-            <w:tab/>
-            <w:t>43</w:t>
-          </w:r>
-          <w:r>
-            <w:fldChar w:fldCharType="end"/>
-          </w:r>
-        </w:p>
-        <w:p>
-          <w:pPr>
-            <w:rPr>
-              <w:rFonts w:ascii="Calibri" w:eastAsia="Calibri" w:hAnsi="Calibri" w:cs="Calibri"/>
-              <w:color w:val="000000"/>
-              <w:sz w:val="24"/>
-              <w:szCs w:val="24"/>
-            </w:rPr>
-          </w:pPr>
-          <w:hyperlink w:anchor="_wih198to2094">
-            <w:r>
-              <w:rPr>
-                <w:color w:val="000000"/>
-              </w:rPr>
-              <w:t>5.3.</w:t>
-            </w:r>
-          </w:hyperlink>
-          <w:hyperlink w:anchor="_wih198to2094">
-            <w:r>
-              <w:rPr>
-                <w:rFonts w:ascii="Calibri" w:eastAsia="Calibri" w:hAnsi="Calibri" w:cs="Calibri"/>
-                <w:color w:val="000000"/>
-                <w:sz w:val="24"/>
-                <w:szCs w:val="24"/>
-              </w:rPr>
-              <w:tab/>
-            </w:r>
-          </w:hyperlink>
-          <w:r>
-            <w:fldChar w:fldCharType="begin"/>
-          </w:r>
-          <w:r>
-            <w:instrText xml:space="preserve"> PAGEREF _wih198to2094 \h </w:instrText>
-          </w:r>
-          <w:r>
-            <w:fldChar w:fldCharType="separate"/>
-          </w:r>
-          <w:r>
-            <w:rPr>
-              <w:color w:val="000000"/>
-            </w:rPr>
-            <w:t>Результаты сравнений</w:t>
-          </w:r>
-          <w:r>
-            <w:rPr>
-              <w:color w:val="000000"/>
-            </w:rPr>
-            <w:tab/>
-            <w:t>44</w:t>
-          </w:r>
-          <w:r>
-            <w:fldChar w:fldCharType="end"/>
-          </w:r>
-        </w:p>
-        <w:p>
-          <w:pPr>
-            <w:rPr>
-              <w:rFonts w:ascii="Calibri" w:eastAsia="Calibri" w:hAnsi="Calibri" w:cs="Calibri"/>
-              <w:color w:val="000000"/>
-              <w:sz w:val="24"/>
-              <w:szCs w:val="24"/>
-            </w:rPr>
-          </w:pPr>
-          <w:hyperlink w:anchor="_kgp2pa18bn15">
-            <w:r>
-              <w:rPr>
-                <w:color w:val="000000"/>
-              </w:rPr>
-              <w:t>6.</w:t>
-            </w:r>
-          </w:hyperlink>
-          <w:hyperlink w:anchor="_kgp2pa18bn15">
-            <w:r>
-              <w:rPr>
-                <w:rFonts w:ascii="Calibri" w:eastAsia="Calibri" w:hAnsi="Calibri" w:cs="Calibri"/>
-                <w:color w:val="000000"/>
-                <w:sz w:val="24"/>
-                <w:szCs w:val="24"/>
-              </w:rPr>
-              <w:tab/>
-            </w:r>
-          </w:hyperlink>
-          <w:r>
-            <w:fldChar w:fldCharType="begin"/>
-          </w:r>
-          <w:r>
-            <w:instrText xml:space="preserve"> PAGEREF _kgp2pa18bn15 \h </w:instrText>
-          </w:r>
-          <w:r>
-            <w:fldChar w:fldCharType="separate"/>
-          </w:r>
-          <w:r>
-            <w:rPr>
-              <w:color w:val="000000"/>
-            </w:rPr>
-            <w:t>Заключение</w:t>
-          </w:r>
-          <w:r>
-            <w:rPr>
-              <w:color w:val="000000"/>
-            </w:rPr>
-            <w:tab/>
-            <w:t>46</w:t>
-          </w:r>
-          <w:r>
-            <w:fldChar w:fldCharType="end"/>
-          </w:r>
-        </w:p>
-        <w:p>
-          <w:pPr>
-            <w:rPr>
-              <w:rFonts w:ascii="Calibri" w:eastAsia="Calibri" w:hAnsi="Calibri" w:cs="Calibri"/>
-              <w:color w:val="000000"/>
-              <w:sz w:val="24"/>
-              <w:szCs w:val="24"/>
-            </w:rPr>
-          </w:pPr>
-          <w:hyperlink w:anchor="_ot2g8kz7xrcc">
-            <w:r>
-              <w:rPr>
-                <w:color w:val="000000"/>
-              </w:rPr>
-              <w:t>7.</w:t>
-            </w:r>
-          </w:hyperlink>
-          <w:hyperlink w:anchor="_ot2g8kz7xrcc">
-            <w:r>
-              <w:rPr>
-                <w:rFonts w:ascii="Calibri" w:eastAsia="Calibri" w:hAnsi="Calibri" w:cs="Calibri"/>
-                <w:color w:val="000000"/>
-                <w:sz w:val="24"/>
-                <w:szCs w:val="24"/>
-              </w:rPr>
-              <w:tab/>
-            </w:r>
-          </w:hyperlink>
-          <w:r>
-            <w:fldChar w:fldCharType="begin"/>
-          </w:r>
-          <w:r>
-            <w:instrText xml:space="preserve"> PAGEREF _ot2g8kz7xrcc \h </w:instrText>
-          </w:r>
-          <w:r>
-            <w:fldChar w:fldCharType="separate"/>
-          </w:r>
-          <w:r>
-            <w:rPr>
-              <w:color w:val="000000"/>
-            </w:rPr>
-            <w:t>Библиографический список</w:t>
-          </w:r>
-          <w:r>
-            <w:rPr>
-              <w:color w:val="000000"/>
-            </w:rPr>
-            <w:tab/>
-            <w:t>48</w:t>
-          </w:r>
-          <w:r>
-            <w:fldChar w:fldCharType="end"/>
-          </w:r>
         </w:p>
         <w:p>
           <w:pPr>
@@ -2428,12 +2065,12 @@
       <w:pPr>
         <w:pStyle w:val="Heading1"/>
       </w:pPr>
-      <w:bookmarkStart w:id="0" w:name="_uvbom35mvbgg" w:colFirst="0" w:colLast="0"/>
-      <w:bookmarkEnd w:id="0"/>
+      <w:bookmarkStart w:id="0" w:name="_Toc229845930"/>
       <w:r>
         <w:lastRenderedPageBreak/>
         <w:t>Введение</w:t>
       </w:r>
+      <w:bookmarkEnd w:id="0"/>
     </w:p>
     <w:p>
       <w:r>
@@ -2535,7 +2172,15 @@
         </w:numPr>
       </w:pPr>
       <w:r>
-        <w:t>виртуальных ассистентах (Алиса, ChatGPT и т.д.) для того чтобы сделать общение с человеком более живым и естественным - формировать ответы с учетом текущего эмоционального состояния человека;</w:t>
+        <w:t xml:space="preserve">виртуальных ассистентах (Алиса, ChatGPT и т.д.) для </w:t>
+      </w:r>
+      <w:proofErr w:type="gramStart"/>
+      <w:r>
+        <w:t>того</w:t>
+      </w:r>
+      <w:proofErr w:type="gramEnd"/>
+      <w:r>
+        <w:t xml:space="preserve"> чтобы сделать общение с человеком более живым и естественным - формировать ответы с учетом текущего эмоционального состояния человека;</w:t>
       </w:r>
     </w:p>
     <w:p>
@@ -2612,6 +2257,7 @@
           <w:lang w:val="ru-RU"/>
         </w:rPr>
       </w:pPr>
+      <w:bookmarkStart w:id="1" w:name="_Toc229845931"/>
       <w:r>
         <w:rPr>
           <w:lang w:val="ru-RU"/>
@@ -2619,6 +2265,7 @@
         <w:lastRenderedPageBreak/>
         <w:t>Постановка задачи</w:t>
       </w:r>
+      <w:bookmarkEnd w:id="1"/>
     </w:p>
     <w:p>
       <w:pPr>
@@ -2932,7 +2579,21 @@
         <w:rPr>
           <w:lang w:val="ru-RU"/>
         </w:rPr>
-        <w:t xml:space="preserve">активации видео модели только при необходимости, что  открывает перспективы для масштабирования </w:t>
+        <w:t xml:space="preserve">активации видео модели только при необходимости, </w:t>
+      </w:r>
+      <w:proofErr w:type="gramStart"/>
+      <w:r>
+        <w:rPr>
+          <w:lang w:val="ru-RU"/>
+        </w:rPr>
+        <w:t>что  открывает</w:t>
+      </w:r>
+      <w:proofErr w:type="gramEnd"/>
+      <w:r>
+        <w:rPr>
+          <w:lang w:val="ru-RU"/>
+        </w:rPr>
+        <w:t xml:space="preserve"> перспективы для масштабирования </w:t>
       </w:r>
       <w:r>
         <w:rPr>
@@ -3504,8 +3165,7 @@
           <w:lang w:val="ru-RU"/>
         </w:rPr>
       </w:pPr>
-      <w:bookmarkStart w:id="1" w:name="_fqedu2lixuye" w:colFirst="0" w:colLast="0"/>
-      <w:bookmarkEnd w:id="1"/>
+      <w:bookmarkStart w:id="2" w:name="_Toc229845932"/>
       <w:r>
         <w:rPr>
           <w:lang w:val="ru-RU"/>
@@ -3513,6 +3173,7 @@
         <w:lastRenderedPageBreak/>
         <w:t>Аналитический обзор литературы</w:t>
       </w:r>
+      <w:bookmarkEnd w:id="2"/>
     </w:p>
     <w:p>
       <w:pPr>
@@ -3521,6 +3182,7 @@
           <w:lang w:val="ru-RU"/>
         </w:rPr>
       </w:pPr>
+      <w:bookmarkStart w:id="3" w:name="_Toc229845933"/>
       <w:r>
         <w:rPr>
           <w:lang w:val="ru-RU"/>
@@ -3545,6 +3207,7 @@
         </w:rPr>
         <w:t xml:space="preserve"> эмоций</w:t>
       </w:r>
+      <w:bookmarkEnd w:id="3"/>
     </w:p>
     <w:p>
       <w:pPr>
@@ -4528,6 +4191,1023 @@
     </w:p>
     <w:p>
       <w:pPr>
+        <w:pStyle w:val="Heading2"/>
+      </w:pPr>
+      <w:r>
+        <w:rPr>
+          <w:lang w:val="ru-RU"/>
+        </w:rPr>
+        <w:t>Методы р</w:t>
+      </w:r>
+      <w:r>
+        <w:rPr>
+          <w:lang w:val="ru-RU"/>
+        </w:rPr>
+        <w:t>аспознавани</w:t>
+      </w:r>
+      <w:r>
+        <w:rPr>
+          <w:lang w:val="ru-RU"/>
+        </w:rPr>
+        <w:t>я</w:t>
+      </w:r>
+      <w:r>
+        <w:rPr>
+          <w:lang w:val="ru-RU"/>
+        </w:rPr>
+        <w:t xml:space="preserve"> эмоций по </w:t>
+      </w:r>
+      <w:r>
+        <w:rPr>
+          <w:lang w:val="ru-RU"/>
+        </w:rPr>
+        <w:t>речевому сигналу</w:t>
+      </w:r>
+      <w:r>
+        <w:rPr>
+          <w:lang w:val="ru-RU"/>
+        </w:rPr>
+        <w:t xml:space="preserve"> (</w:t>
+      </w:r>
+      <w:r>
+        <w:t>SER</w:t>
+      </w:r>
+      <w:r>
+        <w:rPr>
+          <w:lang w:val="ru-RU"/>
+        </w:rPr>
+        <w:t>)</w:t>
+      </w:r>
+    </w:p>
+    <w:p>
+      <w:pPr>
+        <w:rPr>
+          <w:lang w:val="ru-RU"/>
+        </w:rPr>
+      </w:pPr>
+      <w:r>
+        <w:rPr>
+          <w:lang w:val="ru-RU"/>
+        </w:rPr>
+        <w:t>Задача распознавания эмоций по речи (</w:t>
+      </w:r>
+      <w:r>
+        <w:rPr>
+          <w:lang w:val="en-US"/>
+        </w:rPr>
+        <w:t>Speech</w:t>
+      </w:r>
+      <w:r>
+        <w:rPr>
+          <w:lang w:val="ru-RU"/>
+        </w:rPr>
+        <w:t xml:space="preserve"> </w:t>
+      </w:r>
+      <w:r>
+        <w:rPr>
+          <w:lang w:val="en-US"/>
+        </w:rPr>
+        <w:t>Emotion</w:t>
+      </w:r>
+      <w:r>
+        <w:rPr>
+          <w:lang w:val="ru-RU"/>
+        </w:rPr>
+        <w:t xml:space="preserve"> </w:t>
+      </w:r>
+      <w:r>
+        <w:rPr>
+          <w:lang w:val="en-US"/>
+        </w:rPr>
+        <w:t>Recognition</w:t>
+      </w:r>
+      <w:r>
+        <w:rPr>
+          <w:lang w:val="ru-RU"/>
+        </w:rPr>
+        <w:t xml:space="preserve">, </w:t>
+      </w:r>
+      <w:r>
+        <w:rPr>
+          <w:lang w:val="en-US"/>
+        </w:rPr>
+        <w:t>SER</w:t>
+      </w:r>
+      <w:r>
+        <w:rPr>
+          <w:lang w:val="ru-RU"/>
+        </w:rPr>
+        <w:t xml:space="preserve">) </w:t>
+      </w:r>
+      <w:r>
+        <w:rPr>
+          <w:lang w:val="ru-RU"/>
+        </w:rPr>
+        <w:t>заключается в автоматическом определении эмоционального состояния говорящего по акустическим характеристикам речевого сигнала. В отличие от задач распознавания речи (</w:t>
+      </w:r>
+      <w:r>
+        <w:rPr>
+          <w:lang w:val="en-US"/>
+        </w:rPr>
+        <w:t>ASR</w:t>
+      </w:r>
+      <w:r>
+        <w:rPr>
+          <w:lang w:val="ru-RU"/>
+        </w:rPr>
+        <w:t xml:space="preserve">), </w:t>
+      </w:r>
+      <w:r>
+        <w:rPr>
+          <w:lang w:val="ru-RU"/>
+        </w:rPr>
+        <w:t xml:space="preserve">где основное внимание уделяется лингвистическому содержанию, </w:t>
+      </w:r>
+      <w:r>
+        <w:rPr>
+          <w:lang w:val="en-US"/>
+        </w:rPr>
+        <w:t>SER</w:t>
+      </w:r>
+      <w:r>
+        <w:rPr>
+          <w:lang w:val="ru-RU"/>
+        </w:rPr>
+        <w:t xml:space="preserve"> ориентирована на паралингвистические компоненты – интонацию, тембр, энергию и паузальную структуру. Исторически </w:t>
+      </w:r>
+      <w:r>
+        <w:rPr>
+          <w:lang w:val="en-US"/>
+        </w:rPr>
+        <w:t>SER</w:t>
+      </w:r>
+      <w:r>
+        <w:rPr>
+          <w:lang w:val="ru-RU"/>
+        </w:rPr>
+        <w:t xml:space="preserve"> </w:t>
+      </w:r>
+      <w:r>
+        <w:rPr>
+          <w:lang w:val="ru-RU"/>
+        </w:rPr>
+        <w:t>развивалась в двух параллельных направлениях: 1) методы, основанные на ручном проектировании акустических признаков с последующей классификацией с помощью моделей машинного обучения, и 2) методы глубокого обучения, которые автоматически извлекают иерархические представления из сырого сигнала или его спектрального представления. В данном разделе рассматриваются фундаментальные подходы первой группы, которые, несмотря на появление более сложных нейросетевых архитектур, продолжают использоваться в задачах, критичных к вычислительным ресурсам и интерпретируемости.</w:t>
+      </w:r>
+    </w:p>
+    <w:p>
+      <w:pPr>
+        <w:pStyle w:val="Heading3"/>
+      </w:pPr>
+      <w:r>
+        <w:lastRenderedPageBreak/>
+        <w:t xml:space="preserve">Фундаментальные подходы: </w:t>
+      </w:r>
+      <w:r>
+        <w:rPr>
+          <w:lang w:val="en-US"/>
+        </w:rPr>
+        <w:t>MFCC</w:t>
+      </w:r>
+      <w:r>
+        <w:t xml:space="preserve">, </w:t>
+      </w:r>
+      <w:r>
+        <w:rPr>
+          <w:lang w:val="en-US"/>
+        </w:rPr>
+        <w:t>openSMILE</w:t>
+      </w:r>
+      <w:r>
+        <w:t xml:space="preserve"> </w:t>
+      </w:r>
+      <w:r>
+        <w:t>и метод опорных векторов (</w:t>
+      </w:r>
+      <w:r>
+        <w:rPr>
+          <w:lang w:val="en-US"/>
+        </w:rPr>
+        <w:t>SVM</w:t>
+      </w:r>
+      <w:r>
+        <w:t>)</w:t>
+      </w:r>
+    </w:p>
+    <w:p>
+      <w:pPr>
+        <w:rPr>
+          <w:lang w:val="ru-RU"/>
+        </w:rPr>
+      </w:pPr>
+      <w:r>
+        <w:rPr>
+          <w:lang w:val="ru-RU"/>
+        </w:rPr>
+        <w:t xml:space="preserve">Классические методы </w:t>
+      </w:r>
+      <w:r>
+        <w:rPr>
+          <w:lang w:val="en-US"/>
+        </w:rPr>
+        <w:t>SER</w:t>
+      </w:r>
+      <w:r>
+        <w:rPr>
+          <w:lang w:val="ru-RU"/>
+        </w:rPr>
+        <w:t xml:space="preserve"> </w:t>
+      </w:r>
+      <w:r>
+        <w:rPr>
+          <w:lang w:val="ru-RU"/>
+        </w:rPr>
+        <w:t>строятся на двухэтапной схеме: извлечение признаков, а затем применение классификатора для определения эмоции по вектору признаков.</w:t>
+      </w:r>
+    </w:p>
+    <w:p>
+      <w:pPr>
+        <w:rPr>
+          <w:lang w:val="ru-RU"/>
+        </w:rPr>
+      </w:pPr>
+      <w:r>
+        <w:rPr>
+          <w:b/>
+          <w:bCs/>
+          <w:lang w:val="ru-RU"/>
+        </w:rPr>
+        <w:t xml:space="preserve">Мел-частотные </w:t>
+      </w:r>
+      <w:proofErr w:type="spellStart"/>
+      <w:r>
+        <w:rPr>
+          <w:b/>
+          <w:bCs/>
+          <w:lang w:val="ru-RU"/>
+        </w:rPr>
+        <w:t>кепстральные</w:t>
+      </w:r>
+      <w:proofErr w:type="spellEnd"/>
+      <w:r>
+        <w:rPr>
+          <w:b/>
+          <w:bCs/>
+          <w:lang w:val="ru-RU"/>
+        </w:rPr>
+        <w:t xml:space="preserve"> коэффициенты (</w:t>
+      </w:r>
+      <w:r>
+        <w:rPr>
+          <w:b/>
+          <w:bCs/>
+          <w:lang w:val="en-US"/>
+        </w:rPr>
+        <w:t>MFCC</w:t>
+      </w:r>
+      <w:r>
+        <w:rPr>
+          <w:b/>
+          <w:bCs/>
+          <w:lang w:val="ru-RU"/>
+        </w:rPr>
+        <w:t>).</w:t>
+      </w:r>
+      <w:r>
+        <w:rPr>
+          <w:lang w:val="ru-RU"/>
+        </w:rPr>
+        <w:t xml:space="preserve"> Наиболее широко используемым представлением речевого сигнала в задачах </w:t>
+      </w:r>
+      <w:r>
+        <w:rPr>
+          <w:lang w:val="en-US"/>
+        </w:rPr>
+        <w:t>SER</w:t>
+      </w:r>
+      <w:r>
+        <w:rPr>
+          <w:lang w:val="ru-RU"/>
+        </w:rPr>
+        <w:t xml:space="preserve"> </w:t>
+      </w:r>
+      <w:r>
+        <w:rPr>
+          <w:lang w:val="ru-RU"/>
+        </w:rPr>
+        <w:t xml:space="preserve">являются </w:t>
+      </w:r>
+      <w:r>
+        <w:rPr>
+          <w:lang w:val="en-US"/>
+        </w:rPr>
+        <w:t>MFCC</w:t>
+      </w:r>
+      <w:r>
+        <w:rPr>
+          <w:lang w:val="ru-RU"/>
+        </w:rPr>
+        <w:t xml:space="preserve"> [</w:t>
+      </w:r>
+      <w:r>
+        <w:rPr>
+          <w:lang w:val="ru-RU"/>
+        </w:rPr>
+        <w:t xml:space="preserve">20]. </w:t>
+      </w:r>
+      <w:r>
+        <w:rPr>
+          <w:lang w:val="ru-RU"/>
+        </w:rPr>
+        <w:t xml:space="preserve">Данные коэффициенты моделируют нелинейность слухового восприятия человека путем преобразования частотной шкалы в </w:t>
+      </w:r>
+      <w:r>
+        <w:rPr>
+          <w:lang w:val="ru-RU"/>
+        </w:rPr>
+        <w:t>мел-шкалу</w:t>
+      </w:r>
+      <w:r>
+        <w:rPr>
+          <w:lang w:val="ru-RU"/>
+        </w:rPr>
+        <w:t>:</w:t>
+      </w:r>
+    </w:p>
+    <w:p>
+      <w:pPr>
+        <w:rPr>
+          <w:i/>
+          <w:lang w:val="ru-RU"/>
+        </w:rPr>
+      </w:pPr>
+      <w:proofErr w:type="spellStart"/>
+      <m:oMath>
+        <m:r>
+          <m:rPr>
+            <m:nor/>
+          </m:rPr>
+          <w:rPr>
+            <w:rFonts w:ascii="Cambria Math" w:hAnsi="Cambria Math"/>
+            <w:lang w:val="ru-RU"/>
+          </w:rPr>
+          <m:t>mel</m:t>
+        </m:r>
+        <w:proofErr w:type="spellEnd"/>
+        <m:d>
+          <m:dPr>
+            <m:ctrlPr>
+              <w:rPr>
+                <w:rFonts w:ascii="Cambria Math" w:hAnsi="Cambria Math"/>
+                <w:i/>
+                <w:lang w:val="ru-RU"/>
+              </w:rPr>
+            </m:ctrlPr>
+          </m:dPr>
+          <m:e>
+            <m:r>
+              <w:rPr>
+                <w:rFonts w:ascii="Cambria Math" w:hAnsi="Cambria Math"/>
+                <w:lang w:val="ru-RU"/>
+              </w:rPr>
+              <m:t>f</m:t>
+            </m:r>
+          </m:e>
+        </m:d>
+        <m:r>
+          <w:rPr>
+            <w:rFonts w:ascii="Cambria Math" w:hAnsi="Cambria Math"/>
+            <w:lang w:val="ru-RU"/>
+          </w:rPr>
+          <m:t>=2595</m:t>
+        </m:r>
+        <m:r>
+          <m:rPr>
+            <m:sty m:val="p"/>
+          </m:rPr>
+          <w:rPr>
+            <w:rFonts w:ascii="Cambria Math" w:hAnsi="Cambria Math"/>
+            <w:lang w:val="ru-RU"/>
+          </w:rPr>
+          <m:t>⋅</m:t>
+        </m:r>
+        <m:func>
+          <m:funcPr>
+            <m:ctrlPr>
+              <w:rPr>
+                <w:rFonts w:ascii="Cambria Math" w:hAnsi="Cambria Math"/>
+                <w:lang w:val="ru-RU"/>
+              </w:rPr>
+            </m:ctrlPr>
+          </m:funcPr>
+          <m:fName>
+            <m:sSub>
+              <m:sSubPr>
+                <m:ctrlPr>
+                  <w:rPr>
+                    <w:rFonts w:ascii="Cambria Math" w:hAnsi="Cambria Math"/>
+                    <w:i/>
+                    <w:lang w:val="ru-RU"/>
+                  </w:rPr>
+                </m:ctrlPr>
+              </m:sSubPr>
+              <m:e>
+                <m:r>
+                  <m:rPr>
+                    <m:sty m:val="p"/>
+                  </m:rPr>
+                  <w:rPr>
+                    <w:rFonts w:ascii="Cambria Math" w:hAnsi="Cambria Math"/>
+                    <w:lang w:val="ru-RU"/>
+                  </w:rPr>
+                  <m:t>log</m:t>
+                </m:r>
+                <m:ctrlPr>
+                  <w:rPr>
+                    <w:rFonts w:ascii="Cambria Math" w:hAnsi="Cambria Math"/>
+                    <w:lang w:val="ru-RU"/>
+                  </w:rPr>
+                </m:ctrlPr>
+              </m:e>
+              <m:sub>
+                <m:r>
+                  <w:rPr>
+                    <w:rFonts w:ascii="Cambria Math" w:hAnsi="Cambria Math"/>
+                    <w:lang w:val="ru-RU"/>
+                  </w:rPr>
+                  <m:t>10</m:t>
+                </m:r>
+                <m:ctrlPr>
+                  <w:rPr>
+                    <w:rFonts w:ascii="Cambria Math" w:hAnsi="Cambria Math"/>
+                    <w:lang w:val="ru-RU"/>
+                  </w:rPr>
+                </m:ctrlPr>
+              </m:sub>
+            </m:sSub>
+          </m:fName>
+          <m:e>
+            <m:d>
+              <m:dPr>
+                <m:ctrlPr>
+                  <w:rPr>
+                    <w:rFonts w:ascii="Cambria Math" w:hAnsi="Cambria Math"/>
+                    <w:lang w:val="ru-RU"/>
+                  </w:rPr>
+                </m:ctrlPr>
+              </m:dPr>
+              <m:e>
+                <m:r>
+                  <w:rPr>
+                    <w:rFonts w:ascii="Cambria Math" w:hAnsi="Cambria Math"/>
+                    <w:lang w:val="ru-RU"/>
+                  </w:rPr>
+                  <m:t>1+</m:t>
+                </m:r>
+                <m:f>
+                  <m:fPr>
+                    <m:ctrlPr>
+                      <w:rPr>
+                        <w:rFonts w:ascii="Cambria Math" w:hAnsi="Cambria Math"/>
+                        <w:lang w:val="ru-RU"/>
+                      </w:rPr>
+                    </m:ctrlPr>
+                  </m:fPr>
+                  <m:num>
+                    <m:r>
+                      <w:rPr>
+                        <w:rFonts w:ascii="Cambria Math" w:hAnsi="Cambria Math"/>
+                        <w:lang w:val="ru-RU"/>
+                      </w:rPr>
+                      <m:t>f</m:t>
+                    </m:r>
+                    <m:ctrlPr>
+                      <w:rPr>
+                        <w:rFonts w:ascii="Cambria Math" w:hAnsi="Cambria Math"/>
+                        <w:i/>
+                        <w:lang w:val="ru-RU"/>
+                      </w:rPr>
+                    </m:ctrlPr>
+                  </m:num>
+                  <m:den>
+                    <m:r>
+                      <w:rPr>
+                        <w:rFonts w:ascii="Cambria Math" w:hAnsi="Cambria Math"/>
+                        <w:lang w:val="ru-RU"/>
+                      </w:rPr>
+                      <m:t>700</m:t>
+                    </m:r>
+                    <m:ctrlPr>
+                      <w:rPr>
+                        <w:rFonts w:ascii="Cambria Math" w:hAnsi="Cambria Math"/>
+                        <w:i/>
+                        <w:lang w:val="ru-RU"/>
+                      </w:rPr>
+                    </m:ctrlPr>
+                  </m:den>
+                </m:f>
+                <m:ctrlPr>
+                  <w:rPr>
+                    <w:rFonts w:ascii="Cambria Math" w:hAnsi="Cambria Math"/>
+                    <w:i/>
+                    <w:lang w:val="ru-RU"/>
+                  </w:rPr>
+                </m:ctrlPr>
+              </m:e>
+            </m:d>
+            <m:ctrlPr>
+              <w:rPr>
+                <w:rFonts w:ascii="Cambria Math" w:hAnsi="Cambria Math"/>
+                <w:i/>
+                <w:lang w:val="ru-RU"/>
+              </w:rPr>
+            </m:ctrlPr>
+          </m:e>
+        </m:func>
+      </m:oMath>
+      <w:r>
+        <w:rPr>
+          <w:lang w:val="ru-RU"/>
+        </w:rPr>
+        <w:t xml:space="preserve">, где </w:t>
+      </w:r>
+      <m:oMath>
+        <m:d>
+          <m:dPr>
+            <m:begChr m:val=""/>
+            <m:endChr m:val=""/>
+            <m:ctrlPr>
+              <w:rPr>
+                <w:rFonts w:ascii="Cambria Math" w:hAnsi="Cambria Math"/>
+                <w:i/>
+                <w:lang w:val="ru-RU"/>
+              </w:rPr>
+            </m:ctrlPr>
+          </m:dPr>
+          <m:e>
+            <m:r>
+              <w:rPr>
+                <w:rFonts w:ascii="Cambria Math" w:hAnsi="Cambria Math"/>
+                <w:lang w:val="ru-RU"/>
+              </w:rPr>
+              <m:t>f</m:t>
+            </m:r>
+          </m:e>
+        </m:d>
+      </m:oMath>
+      <w:r>
+        <w:rPr>
+          <w:lang w:val="ru-RU"/>
+        </w:rPr>
+        <w:t xml:space="preserve"> </w:t>
+      </w:r>
+      <w:r>
+        <w:rPr>
+          <w:lang w:val="ru-RU"/>
+        </w:rPr>
+        <w:t>–</w:t>
+      </w:r>
+      <w:r>
+        <w:rPr>
+          <w:lang w:val="ru-RU"/>
+        </w:rPr>
+        <w:t xml:space="preserve"> </w:t>
+      </w:r>
+      <w:r>
+        <w:rPr>
+          <w:lang w:val="ru-RU"/>
+        </w:rPr>
+        <w:t>частота в Гц.</w:t>
+      </w:r>
+    </w:p>
+    <w:p>
+      <w:pPr>
+        <w:rPr>
+          <w:lang w:val="ru-RU"/>
+        </w:rPr>
+      </w:pPr>
+      <w:r>
+        <w:rPr>
+          <w:lang w:val="ru-RU"/>
+        </w:rPr>
+        <w:t xml:space="preserve">Процедура вычисления </w:t>
+      </w:r>
+      <w:r>
+        <w:rPr>
+          <w:lang w:val="en-US"/>
+        </w:rPr>
+        <w:t>MFCC</w:t>
+      </w:r>
+      <w:r>
+        <w:rPr>
+          <w:lang w:val="ru-RU"/>
+        </w:rPr>
+        <w:t xml:space="preserve"> </w:t>
+      </w:r>
+      <w:r>
+        <w:rPr>
+          <w:lang w:val="ru-RU"/>
+        </w:rPr>
+        <w:t>включает следующие шаги: сегментация сигнала на перекрывающиеся кадры (обычно 25 мс с шагом 10 мс), применение оконной функции (Ханна или Хэмминга), вычисление кратковременного преобразования Фурье (</w:t>
+      </w:r>
+      <w:r>
+        <w:rPr>
+          <w:lang w:val="en-US"/>
+        </w:rPr>
+        <w:t>STFT</w:t>
+      </w:r>
+      <w:r>
+        <w:rPr>
+          <w:lang w:val="ru-RU"/>
+        </w:rPr>
+        <w:t>)</w:t>
+      </w:r>
+      <w:r>
+        <w:rPr>
+          <w:lang w:val="ru-RU"/>
+        </w:rPr>
+        <w:t xml:space="preserve">, </w:t>
+      </w:r>
+      <w:r>
+        <w:rPr>
+          <w:lang w:val="ru-RU"/>
+        </w:rPr>
+        <w:t>фильтрация спектра с треугольными мел-фильтрами</w:t>
+      </w:r>
+      <w:r>
+        <w:rPr>
+          <w:lang w:val="ru-RU"/>
+        </w:rPr>
+        <w:t>, логарифмирование энергией</w:t>
+      </w:r>
+      <w:r>
+        <w:rPr>
+          <w:lang w:val="ru-RU"/>
+        </w:rPr>
+        <w:t xml:space="preserve"> фильтров</w:t>
+      </w:r>
+      <w:r>
+        <w:rPr>
+          <w:lang w:val="ru-RU"/>
+        </w:rPr>
+        <w:t xml:space="preserve"> и дискретное косинусное преобразование (</w:t>
+      </w:r>
+      <w:r>
+        <w:rPr>
+          <w:lang w:val="en-US"/>
+        </w:rPr>
+        <w:t>DCT</w:t>
+      </w:r>
+      <w:r>
+        <w:rPr>
+          <w:lang w:val="ru-RU"/>
+        </w:rPr>
+        <w:t>).</w:t>
+      </w:r>
+      <w:r>
+        <w:rPr>
+          <w:lang w:val="ru-RU"/>
+        </w:rPr>
+        <w:t xml:space="preserve"> В результате каждого кадра получается вектор из 12-40 коэффициентов, к которым часто добавляют </w:t>
+      </w:r>
+      <w:r>
+        <w:rPr>
+          <w:lang w:val="ru-RU"/>
+        </w:rPr>
+        <w:t>дельта- и дельта-дельта- характеристики</w:t>
+      </w:r>
+      <w:r>
+        <w:rPr>
+          <w:lang w:val="ru-RU"/>
+        </w:rPr>
+        <w:t xml:space="preserve">. Для представления целого высказывания векторы кадров агрегируются (среднее, стандартное отклонение, </w:t>
+      </w:r>
+      <w:r>
+        <w:rPr>
+          <w:lang w:val="ru-RU"/>
+        </w:rPr>
+        <w:t>асимметрия</w:t>
+      </w:r>
+      <w:r>
+        <w:rPr>
+          <w:lang w:val="ru-RU"/>
+        </w:rPr>
+        <w:t>, эксцесс) либо подаются в классификатор, способный работать с последовательностями.</w:t>
+      </w:r>
+    </w:p>
+    <w:p>
+      <w:pPr>
+        <w:rPr>
+          <w:lang w:val="ru-RU"/>
+        </w:rPr>
+      </w:pPr>
+    </w:p>
+    <w:p>
+      <w:pPr>
+        <w:rPr>
+          <w:lang w:val="ru-RU"/>
+        </w:rPr>
+      </w:pPr>
+    </w:p>
+    <w:p>
+      <w:pPr>
+        <w:pStyle w:val="Heading3"/>
+      </w:pPr>
+      <w:r>
+        <w:lastRenderedPageBreak/>
+        <w:t xml:space="preserve">Траснформерные энкодеры </w:t>
+      </w:r>
+      <w:r>
+        <w:rPr>
+          <w:lang w:val="en-US"/>
+        </w:rPr>
+        <w:t>Wav</w:t>
+      </w:r>
+      <w:r>
+        <w:t>2</w:t>
+      </w:r>
+      <w:r>
+        <w:rPr>
+          <w:lang w:val="en-US"/>
+        </w:rPr>
+        <w:t>Vec</w:t>
+      </w:r>
+      <w:r>
+        <w:t xml:space="preserve"> 2.0 </w:t>
+      </w:r>
+      <w:r>
+        <w:t xml:space="preserve">и </w:t>
+      </w:r>
+      <w:r>
+        <w:rPr>
+          <w:lang w:val="en-US"/>
+        </w:rPr>
+        <w:t>DistilHuBERT</w:t>
+      </w:r>
+    </w:p>
+    <w:p>
+      <w:pPr>
+        <w:pStyle w:val="Heading3"/>
+      </w:pPr>
+      <w:r>
+        <w:t>Легкая сверточная архитектура на мел-спект</w:t>
+      </w:r>
+      <w:r>
+        <w:t>о</w:t>
+      </w:r>
+      <w:r>
+        <w:t>граммах</w:t>
+      </w:r>
+    </w:p>
+    <w:p>
+      <w:pPr>
+        <w:ind w:firstLine="0"/>
+        <w:rPr>
+          <w:lang w:val="ru-RU"/>
+        </w:rPr>
+      </w:pPr>
+    </w:p>
+    <w:p>
+      <w:pPr>
+        <w:pStyle w:val="Heading2"/>
+        <w:rPr>
+          <w:lang w:val="ru-RU"/>
+        </w:rPr>
+      </w:pPr>
+      <w:r>
+        <w:rPr>
+          <w:lang w:val="ru-RU"/>
+        </w:rPr>
+        <w:t>Методы распознавания эмоций по выражению лица (</w:t>
+      </w:r>
+      <w:r>
+        <w:t>FER</w:t>
+      </w:r>
+      <w:r>
+        <w:rPr>
+          <w:lang w:val="ru-RU"/>
+        </w:rPr>
+        <w:t>)</w:t>
+      </w:r>
+    </w:p>
+    <w:p>
+      <w:pPr>
+        <w:pStyle w:val="Heading3"/>
+        <w:rPr>
+          <w:lang w:val="en-US"/>
+        </w:rPr>
+      </w:pPr>
+      <w:r>
+        <w:t>Детекция лиц</w:t>
+      </w:r>
+      <w:r>
+        <w:rPr>
+          <w:lang w:val="en-US"/>
+        </w:rPr>
+        <w:t>,</w:t>
+      </w:r>
+      <w:r>
+        <w:t xml:space="preserve"> </w:t>
+      </w:r>
+      <w:proofErr w:type="spellStart"/>
+      <w:r>
+        <w:rPr>
+          <w:lang w:val="en-US"/>
+        </w:rPr>
+        <w:t>MediaPipe</w:t>
+      </w:r>
+      <w:proofErr w:type="spellEnd"/>
+    </w:p>
+    <w:p>
+      <w:pPr>
+        <w:pStyle w:val="Heading3"/>
+        <w:rPr>
+          <w:lang w:val="en-US"/>
+        </w:rPr>
+      </w:pPr>
+      <w:r>
+        <w:t>Легкие</w:t>
+      </w:r>
+      <w:r>
+        <w:t xml:space="preserve"> </w:t>
+      </w:r>
+      <w:proofErr w:type="spellStart"/>
+      <w:r>
+        <w:t>бэкбоны</w:t>
+      </w:r>
+      <w:proofErr w:type="spellEnd"/>
+      <w:r>
+        <w:t xml:space="preserve"> </w:t>
+      </w:r>
+      <w:r>
+        <w:t>для</w:t>
+      </w:r>
+      <w:r>
+        <w:t xml:space="preserve"> </w:t>
+      </w:r>
+      <w:r>
+        <w:t>видеокадров</w:t>
+      </w:r>
+      <w:r>
+        <w:t xml:space="preserve">: </w:t>
+      </w:r>
+      <w:r>
+        <w:t>MobileNetV</w:t>
+      </w:r>
+      <w:r>
+        <w:t>3-</w:t>
+      </w:r>
+      <w:r>
+        <w:t>Small</w:t>
+      </w:r>
+      <w:r>
+        <w:t xml:space="preserve"> </w:t>
+      </w:r>
+      <w:r>
+        <w:t>и</w:t>
+      </w:r>
+      <w:r>
+        <w:t xml:space="preserve"> </w:t>
+      </w:r>
+      <w:proofErr w:type="spellStart"/>
+      <w:r>
+        <w:t>EmotiEffNet</w:t>
+      </w:r>
+      <w:proofErr w:type="spellEnd"/>
+    </w:p>
+    <w:p>
+      <w:pPr>
+        <w:pStyle w:val="Heading3"/>
+        <w:rPr>
+          <w:lang w:val="en-US"/>
+        </w:rPr>
+      </w:pPr>
+      <w:r>
+        <w:t xml:space="preserve">Темпоральные агрегаторы для последовательности кадров: </w:t>
+      </w:r>
+      <w:proofErr w:type="spellStart"/>
+      <w:r>
+        <w:rPr>
+          <w:lang w:val="en-US"/>
+        </w:rPr>
+        <w:t>BiGRU</w:t>
+      </w:r>
+      <w:proofErr w:type="spellEnd"/>
+      <w:r>
+        <w:t xml:space="preserve">, </w:t>
+      </w:r>
+      <w:proofErr w:type="spellStart"/>
+      <w:r>
+        <w:rPr>
+          <w:lang w:val="en-US"/>
+        </w:rPr>
+        <w:t>BiLSTM</w:t>
+      </w:r>
+      <w:proofErr w:type="spellEnd"/>
+      <w:r>
+        <w:t xml:space="preserve">, </w:t>
+      </w:r>
+      <w:r>
+        <w:rPr>
+          <w:lang w:val="en-US"/>
+        </w:rPr>
+        <w:t>TCN</w:t>
+      </w:r>
+    </w:p>
+    <w:p>
+      <w:pPr>
+        <w:pStyle w:val="Heading2"/>
+      </w:pPr>
+      <w:r>
+        <w:t>Мультимодальное распознавание эмоций (MER)</w:t>
+      </w:r>
+    </w:p>
+    <w:p>
+      <w:pPr>
+        <w:pStyle w:val="Heading3"/>
+      </w:pPr>
+      <w:r>
+        <w:t xml:space="preserve">Классические </w:t>
+      </w:r>
+      <w:proofErr w:type="spellStart"/>
+      <w:r>
+        <w:t>стратегие</w:t>
+      </w:r>
+      <w:proofErr w:type="spellEnd"/>
+      <w:r>
+        <w:t xml:space="preserve"> слияния анализа модальностей </w:t>
+      </w:r>
+    </w:p>
+    <w:p>
+      <w:pPr>
+        <w:pStyle w:val="Heading3"/>
+      </w:pPr>
+      <w:r>
+        <w:t xml:space="preserve">Современные мультимодальные архитектуры для </w:t>
+      </w:r>
+      <w:r>
+        <w:rPr>
+          <w:lang w:val="en-US"/>
+        </w:rPr>
+        <w:t>IEMOCAP</w:t>
+      </w:r>
+      <w:r>
+        <w:t xml:space="preserve">: </w:t>
+      </w:r>
+      <w:r>
+        <w:rPr>
+          <w:lang w:val="en-US"/>
+        </w:rPr>
+        <w:t>SCME</w:t>
+      </w:r>
+      <w:r>
+        <w:t>+</w:t>
+      </w:r>
+      <w:r>
+        <w:rPr>
+          <w:lang w:val="en-US"/>
+        </w:rPr>
+        <w:t>GF</w:t>
+      </w:r>
+      <w:r>
+        <w:t xml:space="preserve"> </w:t>
+      </w:r>
+      <w:r>
+        <w:t xml:space="preserve">и </w:t>
+      </w:r>
+      <w:r>
+        <w:rPr>
+          <w:lang w:val="en-US"/>
+        </w:rPr>
+        <w:t>MM</w:t>
+      </w:r>
+      <w:r>
+        <w:t>-</w:t>
+      </w:r>
+      <w:proofErr w:type="spellStart"/>
+      <w:r>
+        <w:rPr>
+          <w:lang w:val="en-US"/>
+        </w:rPr>
+        <w:t>NodeFormer</w:t>
+      </w:r>
+      <w:proofErr w:type="spellEnd"/>
+    </w:p>
+    <w:p>
+      <w:pPr>
+        <w:rPr>
+          <w:lang w:val="ru-RU"/>
+        </w:rPr>
+      </w:pPr>
+    </w:p>
+    <w:p>
+      <w:pPr>
+        <w:rPr>
+          <w:lang w:val="ru-RU"/>
+        </w:rPr>
+      </w:pPr>
+    </w:p>
+    <w:p>
+      <w:pPr>
         <w:rPr>
           <w:lang w:val="ru-RU"/>
         </w:rPr>
@@ -4576,6 +5256,7 @@
         <w:rPr>
           <w:lang w:val="ru-RU"/>
         </w:rPr>
+        <w:lastRenderedPageBreak/>
         <w:t>Первый</w:t>
       </w:r>
       <w:r>
@@ -4704,7 +5385,7 @@
     <w:p>
       <w:pPr>
         <w:rPr>
-          <w:lang w:val="ru-RU"/>
+          <w:lang w:val="en-US"/>
         </w:rPr>
       </w:pPr>
       <w:r>
@@ -4947,367 +5628,391 @@
         <w:rPr>
           <w:lang w:val="ru-RU"/>
         </w:rPr>
+        <w:t>Мультимодальные системы определения эмоций (</w:t>
+      </w:r>
+      <w:r>
+        <w:rPr>
+          <w:lang w:val="en-US"/>
+        </w:rPr>
+        <w:t>MER</w:t>
+      </w:r>
+      <w:r>
+        <w:rPr>
+          <w:lang w:val="ru-RU"/>
+        </w:rPr>
+        <w:t xml:space="preserve">) </w:t>
+      </w:r>
+      <w:r>
+        <w:rPr>
+          <w:lang w:val="ru-RU"/>
+        </w:rPr>
+        <w:t>[</w:t>
+      </w:r>
+      <w:r>
+        <w:rPr>
+          <w:lang w:val="ru-RU"/>
+        </w:rPr>
+        <w:t>10]</w:t>
+      </w:r>
+      <w:r>
+        <w:rPr>
+          <w:lang w:val="ru-RU"/>
+        </w:rPr>
+        <w:t xml:space="preserve"> </w:t>
+      </w:r>
+      <w:r>
+        <w:rPr>
+          <w:lang w:val="ru-RU"/>
+        </w:rPr>
+        <w:t xml:space="preserve">являются объединением систем </w:t>
+      </w:r>
+      <w:r>
+        <w:rPr>
+          <w:lang w:val="en-US"/>
+        </w:rPr>
+        <w:t>SER</w:t>
+      </w:r>
+      <w:r>
+        <w:rPr>
+          <w:lang w:val="ru-RU"/>
+        </w:rPr>
+        <w:t xml:space="preserve">, </w:t>
+      </w:r>
+      <w:r>
+        <w:rPr>
+          <w:lang w:val="en-US"/>
+        </w:rPr>
+        <w:t>FER</w:t>
+      </w:r>
+      <w:r>
+        <w:rPr>
+          <w:lang w:val="ru-RU"/>
+        </w:rPr>
+        <w:t xml:space="preserve">, </w:t>
+      </w:r>
+      <w:r>
+        <w:rPr>
+          <w:lang w:val="ru-RU"/>
+        </w:rPr>
+        <w:t xml:space="preserve">а также не описанной ранее системы определения эмоций по тексту (расшифровке речи человека) для более </w:t>
+      </w:r>
+      <w:r>
+        <w:rPr>
+          <w:lang w:val="ru-RU"/>
+        </w:rPr>
+        <w:t>надежной</w:t>
+      </w:r>
+      <w:r>
+        <w:rPr>
+          <w:lang w:val="ru-RU"/>
+        </w:rPr>
+        <w:t xml:space="preserve"> и качественно</w:t>
+      </w:r>
+      <w:r>
+        <w:rPr>
+          <w:lang w:val="ru-RU"/>
+        </w:rPr>
+        <w:t>й классификации.</w:t>
+      </w:r>
+      <w:r>
+        <w:rPr>
+          <w:lang w:val="ru-RU"/>
+        </w:rPr>
+        <w:t xml:space="preserve"> Один из примеров </w:t>
+      </w:r>
+      <w:r>
+        <w:rPr>
+          <w:lang w:val="en-US"/>
+        </w:rPr>
+        <w:t>MER</w:t>
+      </w:r>
+      <w:r>
+        <w:rPr>
+          <w:lang w:val="ru-RU"/>
+        </w:rPr>
+        <w:t xml:space="preserve"> </w:t>
+      </w:r>
+      <w:r>
+        <w:rPr>
+          <w:lang w:val="ru-RU"/>
+        </w:rPr>
+        <w:t xml:space="preserve">архитектуры, основанный на </w:t>
+      </w:r>
+      <w:proofErr w:type="spellStart"/>
+      <w:r>
+        <w:rPr>
+          <w:lang w:val="ru-RU"/>
+        </w:rPr>
+        <w:t>графовых</w:t>
+      </w:r>
+      <w:proofErr w:type="spellEnd"/>
+      <w:r>
+        <w:rPr>
+          <w:lang w:val="ru-RU"/>
+        </w:rPr>
+        <w:t xml:space="preserve"> нейросетях </w:t>
+      </w:r>
+      <w:r>
+        <w:rPr>
+          <w:lang w:val="ru-RU"/>
+        </w:rPr>
+        <w:t xml:space="preserve">[11] </w:t>
+      </w:r>
+      <w:r>
+        <w:rPr>
+          <w:lang w:val="ru-RU"/>
+        </w:rPr>
+        <w:t>показал, что данный подход способен показывать высокие метрики качества, однако требует большого количества вычислительных ресурсов.</w:t>
+      </w:r>
+      <w:r>
+        <w:rPr>
+          <w:lang w:val="ru-RU"/>
+        </w:rPr>
+        <w:t xml:space="preserve"> Именно в этом и заключается </w:t>
+      </w:r>
+      <w:r>
+        <w:rPr>
+          <w:lang w:val="ru-RU"/>
+        </w:rPr>
+        <w:t xml:space="preserve">основная проблема использования </w:t>
+      </w:r>
+      <w:r>
+        <w:rPr>
+          <w:lang w:val="en-US"/>
+        </w:rPr>
+        <w:t>MER</w:t>
+      </w:r>
+      <w:r>
+        <w:rPr>
+          <w:lang w:val="ru-RU"/>
+        </w:rPr>
+        <w:t xml:space="preserve"> </w:t>
+      </w:r>
+      <w:r>
+        <w:rPr>
+          <w:lang w:val="ru-RU"/>
+        </w:rPr>
+        <w:t xml:space="preserve">систем в приложениях, которые обрабатывают данные в реальном времени. </w:t>
+      </w:r>
+    </w:p>
+    <w:p>
+      <w:pPr>
+        <w:pStyle w:val="Heading2"/>
+      </w:pPr>
+      <w:r>
+        <w:rPr>
+          <w:lang w:val="ru-RU"/>
+        </w:rPr>
         <w:lastRenderedPageBreak/>
-        <w:t>Мультимодальные системы определения эмоций (</w:t>
-      </w:r>
-      <w:r>
-        <w:rPr>
-          <w:lang w:val="en-US"/>
-        </w:rPr>
-        <w:t>MER</w:t>
-      </w:r>
-      <w:r>
-        <w:rPr>
-          <w:lang w:val="ru-RU"/>
-        </w:rPr>
-        <w:t xml:space="preserve">) </w:t>
-      </w:r>
-      <w:r>
-        <w:rPr>
-          <w:lang w:val="ru-RU"/>
-        </w:rPr>
-        <w:t>[</w:t>
-      </w:r>
-      <w:r>
-        <w:rPr>
-          <w:lang w:val="ru-RU"/>
-        </w:rPr>
-        <w:t>10]</w:t>
-      </w:r>
-      <w:r>
-        <w:rPr>
-          <w:lang w:val="ru-RU"/>
-        </w:rPr>
         <w:t xml:space="preserve"> </w:t>
       </w:r>
-      <w:r>
-        <w:rPr>
-          <w:lang w:val="ru-RU"/>
-        </w:rPr>
-        <w:t xml:space="preserve">являются объединением систем </w:t>
-      </w:r>
-      <w:r>
-        <w:rPr>
-          <w:lang w:val="en-US"/>
-        </w:rPr>
-        <w:t>SER</w:t>
-      </w:r>
-      <w:r>
-        <w:rPr>
-          <w:lang w:val="ru-RU"/>
-        </w:rPr>
-        <w:t xml:space="preserve">, </w:t>
-      </w:r>
-      <w:r>
-        <w:rPr>
-          <w:lang w:val="en-US"/>
-        </w:rPr>
-        <w:t>FER</w:t>
-      </w:r>
-      <w:r>
-        <w:rPr>
-          <w:lang w:val="ru-RU"/>
-        </w:rPr>
-        <w:t xml:space="preserve">, </w:t>
-      </w:r>
-      <w:r>
-        <w:rPr>
-          <w:lang w:val="ru-RU"/>
-        </w:rPr>
-        <w:t xml:space="preserve">а также не описанной ранее системы определения эмоций по тексту (расшифровке речи человека) для более </w:t>
-      </w:r>
-      <w:r>
-        <w:rPr>
-          <w:lang w:val="ru-RU"/>
-        </w:rPr>
-        <w:t>надежной</w:t>
-      </w:r>
-      <w:r>
-        <w:rPr>
-          <w:lang w:val="ru-RU"/>
-        </w:rPr>
-        <w:t xml:space="preserve"> и качественно</w:t>
-      </w:r>
-      <w:r>
-        <w:rPr>
-          <w:lang w:val="ru-RU"/>
-        </w:rPr>
-        <w:t>й классификации.</w:t>
-      </w:r>
-      <w:r>
-        <w:rPr>
-          <w:lang w:val="ru-RU"/>
-        </w:rPr>
-        <w:t xml:space="preserve"> Один из примеров </w:t>
-      </w:r>
-      <w:r>
-        <w:rPr>
-          <w:lang w:val="en-US"/>
-        </w:rPr>
-        <w:t>MER</w:t>
-      </w:r>
-      <w:r>
-        <w:rPr>
-          <w:lang w:val="ru-RU"/>
-        </w:rPr>
+      <w:bookmarkStart w:id="4" w:name="_Toc229845937"/>
+      <w:proofErr w:type="spellStart"/>
+      <w:r>
+        <w:t>Обзор</w:t>
+      </w:r>
+      <w:proofErr w:type="spellEnd"/>
+      <w:r>
         <w:t xml:space="preserve"> </w:t>
       </w:r>
-      <w:r>
-        <w:rPr>
-          <w:lang w:val="ru-RU"/>
-        </w:rPr>
-        <w:t xml:space="preserve">архитектуры, основанный на </w:t>
-      </w:r>
       <w:proofErr w:type="spellStart"/>
       <w:r>
-        <w:rPr>
-          <w:lang w:val="ru-RU"/>
-        </w:rPr>
-        <w:t>графовых</w:t>
+        <w:t>существующих</w:t>
       </w:r>
       <w:proofErr w:type="spellEnd"/>
       <w:r>
-        <w:rPr>
-          <w:lang w:val="ru-RU"/>
-        </w:rPr>
-        <w:t xml:space="preserve"> нейросетях </w:t>
-      </w:r>
-      <w:r>
-        <w:rPr>
-          <w:lang w:val="ru-RU"/>
-        </w:rPr>
-        <w:t xml:space="preserve">[11] </w:t>
-      </w:r>
-      <w:r>
-        <w:rPr>
-          <w:lang w:val="ru-RU"/>
-        </w:rPr>
-        <w:t>показал, что данный подход способен показывать высокие метрики качества, однако требует большого количества вычислительных ресурсов.</w:t>
-      </w:r>
-      <w:r>
-        <w:rPr>
-          <w:lang w:val="ru-RU"/>
-        </w:rPr>
-        <w:t xml:space="preserve"> Именно в этом и заключается </w:t>
-      </w:r>
-      <w:r>
-        <w:rPr>
-          <w:lang w:val="ru-RU"/>
-        </w:rPr>
-        <w:t xml:space="preserve">основная проблема использования </w:t>
-      </w:r>
-      <w:r>
-        <w:rPr>
-          <w:lang w:val="en-US"/>
-        </w:rPr>
-        <w:t>MER</w:t>
-      </w:r>
-      <w:r>
-        <w:rPr>
-          <w:lang w:val="ru-RU"/>
-        </w:rPr>
         <w:t xml:space="preserve"> </w:t>
       </w:r>
-      <w:r>
-        <w:rPr>
-          <w:lang w:val="ru-RU"/>
-        </w:rPr>
-        <w:t xml:space="preserve">систем в приложениях, которые обрабатывают данные в реальном времени. </w:t>
+      <w:proofErr w:type="spellStart"/>
+      <w:r>
+        <w:t>алгоритмов</w:t>
+      </w:r>
+      <w:proofErr w:type="spellEnd"/>
+      <w:r>
+        <w:t xml:space="preserve"> </w:t>
+      </w:r>
+      <w:proofErr w:type="spellStart"/>
+      <w:r>
+        <w:t>распознавания</w:t>
+      </w:r>
+      <w:proofErr w:type="spellEnd"/>
+      <w:r>
+        <w:t xml:space="preserve"> </w:t>
+      </w:r>
+      <w:proofErr w:type="spellStart"/>
+      <w:r>
+        <w:t>эмоций</w:t>
+      </w:r>
+      <w:bookmarkEnd w:id="4"/>
+      <w:proofErr w:type="spellEnd"/>
+    </w:p>
+    <w:p>
+      <w:pPr>
+        <w:rPr>
+          <w:lang w:val="ru-RU"/>
+        </w:rPr>
+      </w:pPr>
+      <w:r>
+        <w:rPr>
+          <w:lang w:val="ru-RU"/>
+        </w:rPr>
+        <w:t>Задача к</w:t>
+      </w:r>
+      <w:r>
+        <w:rPr>
+          <w:lang w:val="ru-RU"/>
+        </w:rPr>
+        <w:t>лассификаци</w:t>
+      </w:r>
+      <w:r>
+        <w:rPr>
+          <w:lang w:val="ru-RU"/>
+        </w:rPr>
+        <w:t>и</w:t>
+      </w:r>
+      <w:r>
+        <w:rPr>
+          <w:lang w:val="ru-RU"/>
+        </w:rPr>
+        <w:t xml:space="preserve"> выражений лиц</w:t>
+      </w:r>
+      <w:r>
+        <w:rPr>
+          <w:lang w:val="ru-RU"/>
+        </w:rPr>
+        <w:t xml:space="preserve"> с детектированием эмоций в речи подразумевает определение эмоции по двум модальностям: голосу и выражению лица человека. Рассмотрим уже существующие подходы по данным темам.</w:t>
+      </w:r>
+    </w:p>
+    <w:p>
+      <w:pPr>
+        <w:rPr>
+          <w:lang w:val="ru-RU"/>
+        </w:rPr>
+      </w:pPr>
+      <w:r>
+        <w:br w:type="page"/>
+      </w:r>
+    </w:p>
+    <w:p>
+      <w:pPr>
+        <w:pStyle w:val="Heading1"/>
+      </w:pPr>
+      <w:bookmarkStart w:id="5" w:name="_Toc229845938"/>
+      <w:r>
+        <w:rPr>
+          <w:lang w:val="ru-RU"/>
+        </w:rPr>
+        <w:lastRenderedPageBreak/>
+        <w:t>Обзор</w:t>
+      </w:r>
+      <w:r>
+        <w:t xml:space="preserve"> датасетов</w:t>
+      </w:r>
+      <w:bookmarkEnd w:id="5"/>
+      <w:r>
+        <w:rPr>
+          <w:lang w:val="ru-RU"/>
+        </w:rPr>
+        <w:t xml:space="preserve"> для задачи </w:t>
+      </w:r>
+      <w:r>
+        <w:rPr>
+          <w:lang w:val="ru-RU"/>
+        </w:rPr>
+        <w:t>мультимодальной классификации эмоций</w:t>
+      </w:r>
+    </w:p>
+    <w:p>
+      <w:r>
+        <w:t xml:space="preserve">Для обучения моделей, а также для корректной валидации результатов необходимо подобрать датасеты. Наша архитектура подразумевает </w:t>
+      </w:r>
+      <w:r>
+        <w:rPr>
+          <w:lang w:val="ru-RU"/>
+        </w:rPr>
+        <w:t xml:space="preserve">использование датасетов для двух задач: </w:t>
+      </w:r>
+      <w:proofErr w:type="spellStart"/>
+      <w:r>
+        <w:t>классификаци</w:t>
+      </w:r>
+      <w:proofErr w:type="spellEnd"/>
+      <w:r>
+        <w:rPr>
+          <w:lang w:val="ru-RU"/>
+        </w:rPr>
+        <w:t>я</w:t>
+      </w:r>
+      <w:r>
+        <w:t xml:space="preserve"> нейтральности по речи, и определение эмоции по выражению лица.</w:t>
+      </w:r>
+    </w:p>
+    <w:p>
+      <w:r>
+        <w:t>Для более качественного, эффективного и сбалансированного обучения мы будем комбинировать датасеты при обучении, то есть использовать сразу несколько для обучения каждой моделей. Это позволит модели обучиться на различных данных, не зависящих от конкретного языка датасета, национальности авторов или других уникальных признаков датасета.</w:t>
+      </w:r>
+    </w:p>
+    <w:p>
+      <w:r>
+        <w:t xml:space="preserve">Важно также различать датасеты, которые мы будем использовать для </w:t>
+      </w:r>
+      <w:proofErr w:type="spellStart"/>
+      <w:r>
+        <w:t>предобучения</w:t>
+      </w:r>
+      <w:proofErr w:type="spellEnd"/>
+      <w:r>
+        <w:t xml:space="preserve"> наших моделей и датасеты, на которых будем измерять качество,</w:t>
+      </w:r>
+      <w:r>
+        <w:t xml:space="preserve"> так как если для обеих целей использовать одни и те же датасеты, то в результаты мы получим завышенные результаты из-за “утечки </w:t>
+      </w:r>
+      <w:proofErr w:type="spellStart"/>
+      <w:r>
+        <w:t>таргета</w:t>
+      </w:r>
+      <w:proofErr w:type="spellEnd"/>
+      <w:r>
+        <w:t xml:space="preserve">” (Target </w:t>
+      </w:r>
+      <w:proofErr w:type="spellStart"/>
+      <w:r>
+        <w:t>leakage</w:t>
+      </w:r>
+      <w:proofErr w:type="spellEnd"/>
+      <w:r>
+        <w:t>).</w:t>
+      </w:r>
+    </w:p>
+    <w:p>
+      <w:r>
+        <w:t xml:space="preserve">В данной работе для построения эффективной мультимодальной системы </w:t>
+      </w:r>
+      <w:proofErr w:type="spellStart"/>
+      <w:r>
+        <w:t>распознования</w:t>
+      </w:r>
+      <w:proofErr w:type="spellEnd"/>
+      <w:r>
+        <w:t xml:space="preserve"> эмоций были использованы три датасета: RAVDESS, CREMA-D и IEMOCAP. Первые два использовались для предварительного обучения аудио и видео моделей, а IEMOCAP - в качестве целевого датасета для тонкой настройки и финального замера качества архитектуры. Данные три датасета были выбраны, так как они широко используются в работах по классификации эмоций, содержат чистые аудио и хорошо различимые видео данные, а также содержат сразу обе модальности.</w:t>
       </w:r>
     </w:p>
     <w:p>
       <w:pPr>
         <w:pStyle w:val="Heading2"/>
       </w:pPr>
-      <w:r>
-        <w:rPr>
-          <w:lang w:val="ru-RU"/>
-        </w:rPr>
-        <w:t xml:space="preserve"> </w:t>
-      </w:r>
-      <w:proofErr w:type="spellStart"/>
-      <w:r>
-        <w:t>Обзор</w:t>
-      </w:r>
-      <w:proofErr w:type="spellEnd"/>
-      <w:r>
-        <w:t xml:space="preserve"> </w:t>
-      </w:r>
-      <w:proofErr w:type="spellStart"/>
-      <w:r>
-        <w:t>существующих</w:t>
-      </w:r>
-      <w:proofErr w:type="spellEnd"/>
-      <w:r>
-        <w:t xml:space="preserve"> </w:t>
-      </w:r>
-      <w:proofErr w:type="spellStart"/>
-      <w:r>
-        <w:t>алгоритмов</w:t>
-      </w:r>
-      <w:proofErr w:type="spellEnd"/>
-      <w:r>
-        <w:t xml:space="preserve"> </w:t>
-      </w:r>
-      <w:proofErr w:type="spellStart"/>
-      <w:r>
-        <w:t>распознавания</w:t>
-      </w:r>
-      <w:proofErr w:type="spellEnd"/>
-      <w:r>
-        <w:t xml:space="preserve"> </w:t>
-      </w:r>
-      <w:proofErr w:type="spellStart"/>
-      <w:r>
-        <w:t>эмоций</w:t>
-      </w:r>
-      <w:proofErr w:type="spellEnd"/>
-    </w:p>
-    <w:p>
-      <w:pPr>
-        <w:rPr>
-          <w:lang w:val="ru-RU"/>
-        </w:rPr>
-      </w:pPr>
-      <w:r>
-        <w:rPr>
-          <w:lang w:val="ru-RU"/>
-        </w:rPr>
-        <w:t>Задача к</w:t>
-      </w:r>
-      <w:r>
-        <w:rPr>
-          <w:lang w:val="ru-RU"/>
-        </w:rPr>
-        <w:t>лассификаци</w:t>
-      </w:r>
-      <w:r>
-        <w:rPr>
-          <w:lang w:val="ru-RU"/>
-        </w:rPr>
-        <w:t>и</w:t>
-      </w:r>
-      <w:r>
-        <w:rPr>
-          <w:lang w:val="ru-RU"/>
-        </w:rPr>
-        <w:t xml:space="preserve"> выражений лиц</w:t>
-      </w:r>
-      <w:r>
-        <w:rPr>
-          <w:lang w:val="ru-RU"/>
-        </w:rPr>
-        <w:t xml:space="preserve"> с детектированием эмоций в речи подразумевает определение эмоции по двум модальностям: голосу и выражению лица человека. Рассмотрим уже существующие подходы по данным темам.</w:t>
-      </w:r>
-    </w:p>
-    <w:p>
-      <w:pPr>
-        <w:rPr>
-          <w:lang w:val="ru-RU"/>
-        </w:rPr>
-      </w:pPr>
-      <w:r>
-        <w:br w:type="page"/>
-      </w:r>
-    </w:p>
-    <w:p>
-      <w:pPr>
-        <w:pStyle w:val="Heading1"/>
-      </w:pPr>
-      <w:r>
-        <w:lastRenderedPageBreak/>
-        <w:t>Анализ датасетов</w:t>
-      </w:r>
-    </w:p>
-    <w:p>
-      <w:r>
-        <w:t xml:space="preserve">Для обучения моделей, а также для корректной валидации результатов необходимо подобрать датасеты. Наша архитектура подразумевает </w:t>
-      </w:r>
-      <w:r>
-        <w:rPr>
-          <w:lang w:val="ru-RU"/>
-        </w:rPr>
-        <w:t xml:space="preserve">использование датасетов для двух задач: </w:t>
-      </w:r>
-      <w:proofErr w:type="spellStart"/>
-      <w:r>
-        <w:t>классификаци</w:t>
-      </w:r>
-      <w:proofErr w:type="spellEnd"/>
-      <w:r>
-        <w:rPr>
-          <w:lang w:val="ru-RU"/>
-        </w:rPr>
-        <w:t>я</w:t>
-      </w:r>
-      <w:r>
-        <w:t xml:space="preserve"> нейтральности по речи, и определение эмоции по выражению лица.</w:t>
-      </w:r>
-    </w:p>
-    <w:p>
-      <w:r>
-        <w:t>Для более качественного, эффективного и сбалансированного обучения мы будем комбинировать датасеты при обучении, то есть использовать сразу несколько для обучения каждой моделей. Это позволит модели обучиться на различных данных, не зависящих от конкретного языка датасета, национальности авторов или других уникальных признаков датасета.</w:t>
-      </w:r>
-    </w:p>
-    <w:p>
-      <w:r>
-        <w:t xml:space="preserve">Важно также различать датасеты, которые мы будем использовать для </w:t>
-      </w:r>
-      <w:proofErr w:type="spellStart"/>
-      <w:r>
-        <w:t>предобучения</w:t>
-      </w:r>
-      <w:proofErr w:type="spellEnd"/>
-      <w:r>
-        <w:t xml:space="preserve"> наших моделей и датасеты, на которых будем измерять качество,</w:t>
-      </w:r>
-      <w:r>
-        <w:t xml:space="preserve"> так как если для обеих целей использовать одни и те же датасеты, то в результаты мы получим завышенные результаты из-за “утечки </w:t>
-      </w:r>
-      <w:proofErr w:type="spellStart"/>
-      <w:r>
-        <w:t>таргета</w:t>
-      </w:r>
-      <w:proofErr w:type="spellEnd"/>
-      <w:r>
-        <w:t xml:space="preserve">” (Target </w:t>
-      </w:r>
-      <w:proofErr w:type="spellStart"/>
-      <w:r>
-        <w:t>leakage</w:t>
-      </w:r>
-      <w:proofErr w:type="spellEnd"/>
-      <w:r>
-        <w:t>).</w:t>
-      </w:r>
-    </w:p>
-    <w:p>
-      <w:r>
-        <w:t xml:space="preserve">В данной работе для построения эффективной мультимодальной системы </w:t>
-      </w:r>
-      <w:proofErr w:type="spellStart"/>
-      <w:r>
-        <w:t>распознования</w:t>
-      </w:r>
-      <w:proofErr w:type="spellEnd"/>
-      <w:r>
-        <w:t xml:space="preserve"> эмоций были использованы три датасета: RAVDESS, CREMA-D и IEMOCAP. Первые два использовались для предварительного обучения аудио и видео моделей, а IEMOCAP - в качестве целевого датасета для тонкой настройки и финального замера качества архитектуры. Данные три датасета были выбраны, так как они широко используются в работах по классификации эмоций, содержат чистые аудио и хорошо различимые видео данные, а также содержат сразу обе модальности.</w:t>
-      </w:r>
-    </w:p>
-    <w:p>
-      <w:pPr>
-        <w:pStyle w:val="Heading2"/>
-      </w:pPr>
-      <w:bookmarkStart w:id="2" w:name="_l7qv6zbppgwe" w:colFirst="0" w:colLast="0"/>
-      <w:bookmarkEnd w:id="2"/>
+      <w:bookmarkStart w:id="6" w:name="_l7qv6zbppgwe" w:colFirst="0" w:colLast="0"/>
+      <w:bookmarkStart w:id="7" w:name="_Toc229845939"/>
+      <w:bookmarkEnd w:id="6"/>
       <w:r>
         <w:lastRenderedPageBreak/>
         <w:t>RAVDESS (Ryerson Audio-Visual Database of Emotional Speech and Song)</w:t>
       </w:r>
-    </w:p>
-    <w:p>
-      <w:bookmarkStart w:id="3" w:name="_aaf7xcoxviiv" w:colFirst="0" w:colLast="0"/>
-      <w:bookmarkEnd w:id="3"/>
+      <w:bookmarkEnd w:id="7"/>
+    </w:p>
+    <w:p>
+      <w:bookmarkStart w:id="8" w:name="_aaf7xcoxviiv" w:colFirst="0" w:colLast="0"/>
+      <w:bookmarkEnd w:id="8"/>
       <w:r>
         <w:t xml:space="preserve">Первый датасет, который я использовал - </w:t>
       </w:r>
@@ -5335,15 +6040,15 @@
           <w:bCs/>
         </w:rPr>
       </w:pPr>
-      <w:bookmarkStart w:id="4" w:name="_8rs0r899yxfi" w:colFirst="0" w:colLast="0"/>
-      <w:bookmarkEnd w:id="4"/>
+      <w:bookmarkStart w:id="9" w:name="_8rs0r899yxfi" w:colFirst="0" w:colLast="0"/>
+      <w:bookmarkEnd w:id="9"/>
       <w:r>
         <w:t>Датасет содержит 8 классов эмоций: нейтральная, спокойная, радость, грусть, страх, гнев, отвращение и удивление. А также 5 категорий для вокального исполнения, которые не использовались в данной работе. Каждая запись маркируется уровнем интенсивности эмоции: нормальный или высокий. Каждое видео содержит ровно одну эмоцию.</w:t>
       </w:r>
     </w:p>
     <w:p>
-      <w:bookmarkStart w:id="5" w:name="_i5s4v4lau90r" w:colFirst="0" w:colLast="0"/>
-      <w:bookmarkEnd w:id="5"/>
+      <w:bookmarkStart w:id="10" w:name="_i5s4v4lau90r" w:colFirst="0" w:colLast="0"/>
+      <w:bookmarkEnd w:id="10"/>
       <w:r>
         <w:t xml:space="preserve">Для нашего исследования использовались только речевые аудио и видео фрагменты (пение не использовалось). Аудиодорожки были приведены к </w:t>
       </w:r>
@@ -5363,8 +6068,8 @@
           <w:bCs/>
         </w:rPr>
       </w:pPr>
-      <w:bookmarkStart w:id="6" w:name="_5q2gajw5y3ki" w:colFirst="0" w:colLast="0"/>
-      <w:bookmarkEnd w:id="6"/>
+      <w:bookmarkStart w:id="11" w:name="_5q2gajw5y3ki" w:colFirst="0" w:colLast="0"/>
+      <w:bookmarkEnd w:id="11"/>
       <w:r>
         <w:t xml:space="preserve">RAVDESS был выбран в качестве основного датасета для </w:t>
       </w:r>
@@ -5387,11 +6092,13 @@
       <w:pPr>
         <w:pStyle w:val="Heading2"/>
       </w:pPr>
-      <w:bookmarkStart w:id="7" w:name="_a6198n4mmnu4" w:colFirst="0" w:colLast="0"/>
-      <w:bookmarkEnd w:id="7"/>
+      <w:bookmarkStart w:id="12" w:name="_a6198n4mmnu4" w:colFirst="0" w:colLast="0"/>
+      <w:bookmarkStart w:id="13" w:name="_Toc229845940"/>
+      <w:bookmarkEnd w:id="12"/>
       <w:r>
         <w:t>CREMA-D (Crowd-sourced Emotional Multimodal Actors Dataset)</w:t>
       </w:r>
+      <w:bookmarkEnd w:id="13"/>
     </w:p>
     <w:p>
       <w:pPr>
@@ -5400,8 +6107,8 @@
           <w:bCs/>
         </w:rPr>
       </w:pPr>
-      <w:bookmarkStart w:id="8" w:name="_vj0n8ye14ke0" w:colFirst="0" w:colLast="0"/>
-      <w:bookmarkEnd w:id="8"/>
+      <w:bookmarkStart w:id="14" w:name="_vj0n8ye14ke0" w:colFirst="0" w:colLast="0"/>
+      <w:bookmarkEnd w:id="14"/>
       <w:r>
         <w:t xml:space="preserve">CREMA-D [3] содержит 7442 видео, записанных 48 мужчинами и 43 женщинами. В отличие от RAVDESS это добровольцы, а не </w:t>
       </w:r>
@@ -5419,8 +6126,8 @@
       </w:r>
     </w:p>
     <w:p>
-      <w:bookmarkStart w:id="9" w:name="_271jc5vs8voh" w:colFirst="0" w:colLast="0"/>
-      <w:bookmarkEnd w:id="9"/>
+      <w:bookmarkStart w:id="15" w:name="_271jc5vs8voh" w:colFirst="0" w:colLast="0"/>
+      <w:bookmarkEnd w:id="15"/>
       <w:r>
         <w:t xml:space="preserve">Использование датасета CREMA-D в дополнение к RAVDESS обеспечивает большее разнообразие лицевых особенностей и обучение на более естественных эмоциях. Каждый клип также содержит произнесение одной фразы с одной из шести эмоциональных окрасок: нейтральная, радость, грусть, гнев, страх, отвращение. Как можно заметить, эмоции совпадают с первым датасетом, за исключением двух отсутствующих: спокойная и удивленная - некоторый </w:t>
       </w:r>
@@ -5434,15 +6141,15 @@
       </w:r>
     </w:p>
     <w:p>
-      <w:bookmarkStart w:id="10" w:name="_c342t0f15k60" w:colFirst="0" w:colLast="0"/>
-      <w:bookmarkEnd w:id="10"/>
+      <w:bookmarkStart w:id="16" w:name="_c342t0f15k60" w:colFirst="0" w:colLast="0"/>
+      <w:bookmarkEnd w:id="16"/>
       <w:r>
         <w:t>Запись датасета также велась в студийных условиях с частотой дискретизации 16 кГц для аудио и разрешением видео 640х480 пикселей.</w:t>
       </w:r>
     </w:p>
     <w:p>
-      <w:bookmarkStart w:id="11" w:name="_6fyyufwgmwlm" w:colFirst="0" w:colLast="0"/>
-      <w:bookmarkEnd w:id="11"/>
+      <w:bookmarkStart w:id="17" w:name="_6fyyufwgmwlm" w:colFirst="0" w:colLast="0"/>
+      <w:bookmarkEnd w:id="17"/>
       <w:r>
         <w:t xml:space="preserve">CREMA-D использовался совместно с RAVDESS для предварительного обучения аудио классификатора. Объединение данных привело к </w:t>
       </w:r>
@@ -5459,8 +6166,9 @@
       <w:pPr>
         <w:pStyle w:val="Heading2"/>
       </w:pPr>
-      <w:bookmarkStart w:id="12" w:name="_e17to1juzffw" w:colFirst="0" w:colLast="0"/>
-      <w:bookmarkEnd w:id="12"/>
+      <w:bookmarkStart w:id="18" w:name="_e17to1juzffw" w:colFirst="0" w:colLast="0"/>
+      <w:bookmarkStart w:id="19" w:name="_Toc229845941"/>
+      <w:bookmarkEnd w:id="18"/>
       <w:r>
         <w:t xml:space="preserve">IEMOCAP </w:t>
       </w:r>
@@ -5473,6 +6181,7 @@
       <w:r>
         <w:t>)</w:t>
       </w:r>
+      <w:bookmarkEnd w:id="19"/>
     </w:p>
     <w:p>
       <w:pPr>
@@ -5707,12 +6416,14 @@
           <w:lang w:val="ru-RU"/>
         </w:rPr>
       </w:pPr>
+      <w:bookmarkStart w:id="20" w:name="_Toc229845942"/>
       <w:r>
         <w:rPr>
           <w:lang w:val="ru-RU"/>
         </w:rPr>
         <w:t>Стратегия использования датасетов для обучения</w:t>
       </w:r>
+      <w:bookmarkEnd w:id="20"/>
     </w:p>
     <w:p>
       <w:pPr>
@@ -6038,6 +6749,55 @@
           <w:lang w:val="ru-RU"/>
         </w:rPr>
       </w:pPr>
+      <w:r>
+        <w:rPr>
+          <w:lang w:val="ru-RU"/>
+        </w:rPr>
+        <w:br w:type="page"/>
+      </w:r>
+    </w:p>
+    <w:p>
+      <w:pPr>
+        <w:pStyle w:val="Heading1"/>
+        <w:rPr>
+          <w:lang w:val="ru-RU"/>
+        </w:rPr>
+      </w:pPr>
+      <w:r>
+        <w:rPr>
+          <w:lang w:val="ru-RU"/>
+        </w:rPr>
+        <w:lastRenderedPageBreak/>
+        <w:t>Методология предлагаемой системы</w:t>
+      </w:r>
+    </w:p>
+    <w:p>
+      <w:pPr>
+        <w:pStyle w:val="Heading1"/>
+        <w:rPr>
+          <w:lang w:val="ru-RU"/>
+        </w:rPr>
+      </w:pPr>
+      <w:r>
+        <w:rPr>
+          <w:lang w:val="ru-RU"/>
+        </w:rPr>
+        <w:t>Экспериментальная оценка и результаты</w:t>
+      </w:r>
+    </w:p>
+    <w:p>
+      <w:pPr>
+        <w:pStyle w:val="Heading1"/>
+        <w:rPr>
+          <w:lang w:val="ru-RU"/>
+        </w:rPr>
+      </w:pPr>
+      <w:r>
+        <w:rPr>
+          <w:lang w:val="ru-RU"/>
+        </w:rPr>
+        <w:t>Заключение</w:t>
+      </w:r>
     </w:p>
     <w:p>
       <w:pPr>
@@ -6046,6 +6806,14 @@
           <w:lang w:val="ru-RU"/>
         </w:rPr>
       </w:pPr>
+    </w:p>
+    <w:p>
+      <w:pPr>
+        <w:ind w:firstLine="0"/>
+        <w:rPr>
+          <w:lang w:val="ru-RU"/>
+        </w:rPr>
+      </w:pPr>
       <w:r>
         <w:rPr>
           <w:lang w:val="ru-RU"/>
@@ -6079,8 +6847,8 @@
           <w:color w:val="000000"/>
         </w:rPr>
       </w:pPr>
-      <w:bookmarkStart w:id="13" w:name="_qaykwac2hczo" w:colFirst="0" w:colLast="0"/>
-      <w:bookmarkEnd w:id="13"/>
+      <w:bookmarkStart w:id="21" w:name="_qaykwac2hczo" w:colFirst="0" w:colLast="0"/>
+      <w:bookmarkEnd w:id="21"/>
       <w:r>
         <w:br w:type="page"/>
       </w:r>
@@ -6093,12 +6861,12 @@
           <w:numId w:val="2"/>
         </w:numPr>
       </w:pPr>
-      <w:bookmarkStart w:id="14" w:name="_kgp2pa18bn15" w:colFirst="0" w:colLast="0"/>
-      <w:bookmarkEnd w:id="14"/>
+      <w:bookmarkStart w:id="22" w:name="_Toc229845943"/>
       <w:r>
         <w:lastRenderedPageBreak/>
         <w:t>Заключение</w:t>
       </w:r>
+      <w:bookmarkEnd w:id="22"/>
     </w:p>
     <w:p>
       <w:r>
@@ -6362,12 +7130,12 @@
           <w:numId w:val="2"/>
         </w:numPr>
       </w:pPr>
-      <w:bookmarkStart w:id="15" w:name="_ot2g8kz7xrcc" w:colFirst="0" w:colLast="0"/>
-      <w:bookmarkEnd w:id="15"/>
+      <w:bookmarkStart w:id="23" w:name="_Toc229845944"/>
       <w:r>
         <w:lastRenderedPageBreak/>
         <w:t>Библиографический список</w:t>
       </w:r>
+      <w:bookmarkEnd w:id="23"/>
     </w:p>
     <w:p>
       <w:pPr>
@@ -6439,7 +7207,25 @@
           <w:highlight w:val="white"/>
           <w:lang w:val="en-US"/>
         </w:rPr>
-        <w:t xml:space="preserve"> One. 2018 May 16;13(5):e0196391. </w:t>
+        <w:t xml:space="preserve"> One. 2018 May 16;13(5</w:t>
+      </w:r>
+      <w:proofErr w:type="gramStart"/>
+      <w:r>
+        <w:rPr>
+          <w:rFonts w:eastAsia="Courier New"/>
+          <w:highlight w:val="white"/>
+          <w:lang w:val="en-US"/>
+        </w:rPr>
+        <w:t>):e</w:t>
+      </w:r>
+      <w:proofErr w:type="gramEnd"/>
+      <w:r>
+        <w:rPr>
+          <w:rFonts w:eastAsia="Courier New"/>
+          <w:highlight w:val="white"/>
+          <w:lang w:val="en-US"/>
+        </w:rPr>
+        <w:t xml:space="preserve">0196391. </w:t>
       </w:r>
       <w:proofErr w:type="spellStart"/>
       <w:r>
@@ -7223,7 +8009,21 @@
         <w:rPr>
           <w:lang w:val="en-US"/>
         </w:rPr>
-        <w:t>Abdul, Z., &amp; Al-Talabani, A.. (2022). Mel Frequency Cepstral Coefficient and its Applications: A Review. IEEE Access. PP. 1-1. 10.1109/ACCESS.2022.3223444</w:t>
+        <w:t xml:space="preserve">Abdul, Z., &amp; Al-Talabani, </w:t>
+      </w:r>
+      <w:proofErr w:type="gramStart"/>
+      <w:r>
+        <w:rPr>
+          <w:lang w:val="en-US"/>
+        </w:rPr>
+        <w:t>A..</w:t>
+      </w:r>
+      <w:proofErr w:type="gramEnd"/>
+      <w:r>
+        <w:rPr>
+          <w:lang w:val="en-US"/>
+        </w:rPr>
+        <w:t xml:space="preserve"> (2022). Mel Frequency Cepstral Coefficient and its Applications: A Review. IEEE Access. PP. 1-1. 10.1109/ACCESS.2022.3223444</w:t>
       </w:r>
       <w:r>
         <w:rPr>
@@ -8006,7 +8806,7 @@
   <w:abstractNum w:abstractNumId="7" w15:restartNumberingAfterBreak="0">
     <w:nsid w:val="30112828"/>
     <w:multiLevelType w:val="multilevel"/>
-    <w:tmpl w:val="BD609F7C"/>
+    <w:tmpl w:val="3F8408E0"/>
     <w:lvl w:ilvl="0">
       <w:start w:val="1"/>
       <w:numFmt w:val="decimal"/>
@@ -8030,6 +8830,7 @@
     <w:lvl w:ilvl="2">
       <w:start w:val="1"/>
       <w:numFmt w:val="decimal"/>
+      <w:pStyle w:val="Heading3"/>
       <w:lvlText w:val="%1.%2.%3."/>
       <w:lvlJc w:val="left"/>
       <w:pPr>
@@ -9498,6 +10299,9 @@
   </w:num>
   <w:num w:numId="22" w16cid:durableId="333728735">
     <w:abstractNumId w:val="15"/>
+  </w:num>
+  <w:num w:numId="23" w16cid:durableId="196167270">
+    <w:abstractNumId w:val="7"/>
   </w:num>
 </w:numbering>
 </file>
@@ -9956,22 +10760,20 @@
   </w:style>
   <w:style w:type="paragraph" w:styleId="Heading3">
     <w:name w:val="heading 3"/>
-    <w:basedOn w:val="Normal"/>
+    <w:basedOn w:val="Heading2"/>
     <w:next w:val="Normal"/>
     <w:uiPriority w:val="9"/>
     <w:unhideWhenUsed/>
     <w:qFormat/>
+    <w:rsid w:val="00A07B9B"/>
     <w:pPr>
-      <w:keepNext/>
-      <w:keepLines/>
-      <w:spacing w:before="240" w:after="240"/>
-      <w:ind w:left="851" w:hanging="851"/>
+      <w:numPr>
+        <w:ilvl w:val="2"/>
+      </w:numPr>
       <w:outlineLvl w:val="2"/>
     </w:pPr>
     <w:rPr>
-      <w:b/>
-      <w:bCs/>
-      <w:color w:val="000000"/>
+      <w:lang w:val="ru-RU"/>
     </w:rPr>
   </w:style>
   <w:style w:type="paragraph" w:styleId="Heading4">
@@ -10232,6 +11034,64 @@
     <w:rPr>
       <w:color w:val="605E5C"/>
       <w:shd w:val="clear" w:color="auto" w:fill="E1DFDD"/>
+    </w:rPr>
+  </w:style>
+  <w:style w:type="paragraph" w:styleId="TOC1">
+    <w:name w:val="toc 1"/>
+    <w:basedOn w:val="Normal"/>
+    <w:next w:val="Normal"/>
+    <w:autoRedefine/>
+    <w:uiPriority w:val="39"/>
+    <w:unhideWhenUsed/>
+    <w:rsid w:val="00F63831"/>
+    <w:pPr>
+      <w:spacing w:after="100"/>
+    </w:pPr>
+  </w:style>
+  <w:style w:type="paragraph" w:styleId="TOC2">
+    <w:name w:val="toc 2"/>
+    <w:basedOn w:val="Normal"/>
+    <w:next w:val="Normal"/>
+    <w:autoRedefine/>
+    <w:uiPriority w:val="39"/>
+    <w:unhideWhenUsed/>
+    <w:rsid w:val="00F63831"/>
+    <w:pPr>
+      <w:spacing w:after="100"/>
+      <w:ind w:left="280"/>
+    </w:pPr>
+  </w:style>
+  <w:style w:type="paragraph" w:styleId="TOC3">
+    <w:name w:val="toc 3"/>
+    <w:basedOn w:val="Normal"/>
+    <w:next w:val="Normal"/>
+    <w:autoRedefine/>
+    <w:uiPriority w:val="39"/>
+    <w:unhideWhenUsed/>
+    <w:rsid w:val="00F63831"/>
+    <w:pPr>
+      <w:spacing w:after="100"/>
+      <w:ind w:left="560"/>
+    </w:pPr>
+  </w:style>
+  <w:style w:type="paragraph" w:styleId="NoSpacing">
+    <w:name w:val="No Spacing"/>
+    <w:uiPriority w:val="1"/>
+    <w:qFormat/>
+    <w:rsid w:val="000459B3"/>
+    <w:pPr>
+      <w:spacing w:after="0" w:line="240" w:lineRule="auto"/>
+      <w:ind w:firstLine="720"/>
+    </w:pPr>
+  </w:style>
+  <w:style w:type="character" w:styleId="PlaceholderText">
+    <w:name w:val="Placeholder Text"/>
+    <w:basedOn w:val="DefaultParagraphFont"/>
+    <w:uiPriority w:val="99"/>
+    <w:semiHidden/>
+    <w:rsid w:val="00931A0B"/>
+    <w:rPr>
+      <w:color w:val="666666"/>
     </w:rPr>
   </w:style>
 </w:styles>

--- a/Diploma.docx
+++ b/Diploma.docx
@@ -4107,291 +4107,287 @@
         </w:rPr>
         <w:t xml:space="preserve"> 2.0, </w:t>
       </w:r>
+      <w:r>
+        <w:rPr>
+          <w:lang w:val="en-US"/>
+        </w:rPr>
+        <w:t>HuBERT</w:t>
+      </w:r>
+      <w:r>
+        <w:rPr>
+          <w:lang w:val="ru-RU"/>
+        </w:rPr>
+        <w:t xml:space="preserve">). </w:t>
+      </w:r>
+      <w:r>
+        <w:rPr>
+          <w:lang w:val="ru-RU"/>
+        </w:rPr>
+        <w:t xml:space="preserve">Однако, проблема распознавания эмоций в реальных сценариях, когда одновременно присутствуют и мимика, и голос, и они могут быть частично избыточны или противоречивы, оставалась открытой. Именно это привело к формированию направления мультимодального распознавания эмоций </w:t>
+      </w:r>
+      <w:r>
+        <w:rPr>
+          <w:lang w:val="ru-RU"/>
+        </w:rPr>
+        <w:lastRenderedPageBreak/>
+        <w:t>(</w:t>
+      </w:r>
+      <w:r>
+        <w:rPr>
+          <w:lang w:val="en-US"/>
+        </w:rPr>
+        <w:t>Multimodal</w:t>
+      </w:r>
+      <w:r>
+        <w:rPr>
+          <w:lang w:val="ru-RU"/>
+        </w:rPr>
+        <w:t xml:space="preserve"> </w:t>
+      </w:r>
+      <w:r>
+        <w:rPr>
+          <w:lang w:val="en-US"/>
+        </w:rPr>
+        <w:t>Emotion</w:t>
+      </w:r>
+      <w:r>
+        <w:rPr>
+          <w:lang w:val="ru-RU"/>
+        </w:rPr>
+        <w:t xml:space="preserve"> </w:t>
+      </w:r>
+      <w:r>
+        <w:rPr>
+          <w:lang w:val="en-US"/>
+        </w:rPr>
+        <w:t>Recognition</w:t>
+      </w:r>
+      <w:r>
+        <w:rPr>
+          <w:lang w:val="ru-RU"/>
+        </w:rPr>
+        <w:t xml:space="preserve">, </w:t>
+      </w:r>
+      <w:r>
+        <w:rPr>
+          <w:lang w:val="en-US"/>
+        </w:rPr>
+        <w:t>MER</w:t>
+      </w:r>
+      <w:r>
+        <w:rPr>
+          <w:lang w:val="ru-RU"/>
+        </w:rPr>
+        <w:t>)</w:t>
+      </w:r>
+      <w:r>
+        <w:rPr>
+          <w:lang w:val="ru-RU"/>
+        </w:rPr>
+        <w:t>, в котором информация из двух и более каналов (аудио, видео, текст) объединяется для повышения точности, надежности и устойчивости.</w:t>
+      </w:r>
+    </w:p>
+    <w:p>
+      <w:pPr>
+        <w:pStyle w:val="Heading2"/>
+      </w:pPr>
+      <w:r>
+        <w:rPr>
+          <w:lang w:val="ru-RU"/>
+        </w:rPr>
+        <w:t>Методы р</w:t>
+      </w:r>
+      <w:r>
+        <w:rPr>
+          <w:lang w:val="ru-RU"/>
+        </w:rPr>
+        <w:t>аспознавани</w:t>
+      </w:r>
+      <w:r>
+        <w:rPr>
+          <w:lang w:val="ru-RU"/>
+        </w:rPr>
+        <w:t>я</w:t>
+      </w:r>
+      <w:r>
+        <w:rPr>
+          <w:lang w:val="ru-RU"/>
+        </w:rPr>
+        <w:t xml:space="preserve"> эмоций по </w:t>
+      </w:r>
+      <w:r>
+        <w:rPr>
+          <w:lang w:val="ru-RU"/>
+        </w:rPr>
+        <w:t>речевому сигналу</w:t>
+      </w:r>
+      <w:r>
+        <w:rPr>
+          <w:lang w:val="ru-RU"/>
+        </w:rPr>
+        <w:t xml:space="preserve"> (</w:t>
+      </w:r>
+      <w:r>
+        <w:t>SER</w:t>
+      </w:r>
+      <w:r>
+        <w:rPr>
+          <w:lang w:val="ru-RU"/>
+        </w:rPr>
+        <w:t>)</w:t>
+      </w:r>
+    </w:p>
+    <w:p>
+      <w:pPr>
+        <w:rPr>
+          <w:lang w:val="ru-RU"/>
+        </w:rPr>
+      </w:pPr>
+      <w:r>
+        <w:rPr>
+          <w:lang w:val="ru-RU"/>
+        </w:rPr>
+        <w:t>Задача распознавания эмоций по речи (</w:t>
+      </w:r>
+      <w:r>
+        <w:rPr>
+          <w:lang w:val="en-US"/>
+        </w:rPr>
+        <w:t>Speech</w:t>
+      </w:r>
+      <w:r>
+        <w:rPr>
+          <w:lang w:val="ru-RU"/>
+        </w:rPr>
+        <w:t xml:space="preserve"> </w:t>
+      </w:r>
+      <w:r>
+        <w:rPr>
+          <w:lang w:val="en-US"/>
+        </w:rPr>
+        <w:t>Emotion</w:t>
+      </w:r>
+      <w:r>
+        <w:rPr>
+          <w:lang w:val="ru-RU"/>
+        </w:rPr>
+        <w:t xml:space="preserve"> </w:t>
+      </w:r>
+      <w:r>
+        <w:rPr>
+          <w:lang w:val="en-US"/>
+        </w:rPr>
+        <w:t>Recognition</w:t>
+      </w:r>
+      <w:r>
+        <w:rPr>
+          <w:lang w:val="ru-RU"/>
+        </w:rPr>
+        <w:t xml:space="preserve">, </w:t>
+      </w:r>
+      <w:r>
+        <w:rPr>
+          <w:lang w:val="en-US"/>
+        </w:rPr>
+        <w:t>SER</w:t>
+      </w:r>
+      <w:r>
+        <w:rPr>
+          <w:lang w:val="ru-RU"/>
+        </w:rPr>
+        <w:t xml:space="preserve">) </w:t>
+      </w:r>
+      <w:r>
+        <w:rPr>
+          <w:lang w:val="ru-RU"/>
+        </w:rPr>
+        <w:t>заключается в автоматическом определении эмоционального состояния говорящего по акустическим характеристикам речевого сигнала. В отличие от задач распознавания речи (</w:t>
+      </w:r>
+      <w:r>
+        <w:rPr>
+          <w:lang w:val="en-US"/>
+        </w:rPr>
+        <w:t>ASR</w:t>
+      </w:r>
+      <w:r>
+        <w:rPr>
+          <w:lang w:val="ru-RU"/>
+        </w:rPr>
+        <w:t xml:space="preserve">), </w:t>
+      </w:r>
+      <w:r>
+        <w:rPr>
+          <w:lang w:val="ru-RU"/>
+        </w:rPr>
+        <w:t xml:space="preserve">где основное внимание уделяется лингвистическому содержанию, </w:t>
+      </w:r>
+      <w:r>
+        <w:rPr>
+          <w:lang w:val="en-US"/>
+        </w:rPr>
+        <w:t>SER</w:t>
+      </w:r>
+      <w:r>
+        <w:rPr>
+          <w:lang w:val="ru-RU"/>
+        </w:rPr>
+        <w:t xml:space="preserve"> ориентирована на паралингвистические компоненты – интонацию, тембр, энергию и паузальную структуру. Исторически </w:t>
+      </w:r>
+      <w:r>
+        <w:rPr>
+          <w:lang w:val="en-US"/>
+        </w:rPr>
+        <w:t>SER</w:t>
+      </w:r>
+      <w:r>
+        <w:rPr>
+          <w:lang w:val="ru-RU"/>
+        </w:rPr>
+        <w:t xml:space="preserve"> </w:t>
+      </w:r>
+      <w:r>
+        <w:rPr>
+          <w:lang w:val="ru-RU"/>
+        </w:rPr>
+        <w:t>развивалась в двух параллельных направлениях: 1) методы, основанные на ручном проектировании акустических признаков с последующей классификацией с помощью моделей машинного обучения, и 2) методы глубокого обучения, которые автоматически извлекают иерархические представления из сырого сигнала или его спектрального представления. В данном разделе рассматриваются фундаментальные подходы первой группы, которые, несмотря на появление более сложных нейросетевых архитектур, продолжают использоваться в задачах, критичных к вычислительным ресурсам и интерпретируемости.</w:t>
+      </w:r>
+    </w:p>
+    <w:p>
+      <w:pPr>
+        <w:pStyle w:val="Heading3"/>
+      </w:pPr>
+      <w:r>
+        <w:t xml:space="preserve">Фундаментальные подходы: </w:t>
+      </w:r>
+      <w:r>
+        <w:rPr>
+          <w:lang w:val="en-US"/>
+        </w:rPr>
+        <w:t>MFCC</w:t>
+      </w:r>
+      <w:r>
+        <w:t xml:space="preserve">, </w:t>
+      </w:r>
+      <w:r>
+        <w:t>метод опорных векторов (</w:t>
+      </w:r>
+      <w:r>
+        <w:rPr>
+          <w:lang w:val="en-US"/>
+        </w:rPr>
+        <w:t>SVM</w:t>
+      </w:r>
+      <w:r>
+        <w:t>)</w:t>
+      </w:r>
+      <w:r>
+        <w:t xml:space="preserve"> и лог-мел-</w:t>
+      </w:r>
       <w:proofErr w:type="spellStart"/>
       <w:r>
-        <w:rPr>
-          <w:lang w:val="en-US"/>
-        </w:rPr>
-        <w:t>HuBERT</w:t>
+        <w:t>спектограммы</w:t>
       </w:r>
       <w:proofErr w:type="spellEnd"/>
-      <w:r>
-        <w:rPr>
-          <w:lang w:val="ru-RU"/>
-        </w:rPr>
-        <w:t xml:space="preserve">). </w:t>
-      </w:r>
-      <w:r>
-        <w:rPr>
-          <w:lang w:val="ru-RU"/>
-        </w:rPr>
-        <w:t xml:space="preserve">Однако, проблема распознавания эмоций в реальных сценариях, когда одновременно присутствуют и мимика, и голос, и они могут быть частично избыточны или противоречивы, оставалась открытой. Именно это привело к </w:t>
-      </w:r>
-      <w:r>
-        <w:rPr>
-          <w:lang w:val="ru-RU"/>
-        </w:rPr>
-        <w:lastRenderedPageBreak/>
-        <w:t>формированию направления мультимодального распознавания эмоций (</w:t>
-      </w:r>
-      <w:r>
-        <w:rPr>
-          <w:lang w:val="en-US"/>
-        </w:rPr>
-        <w:t>Multimodal</w:t>
-      </w:r>
-      <w:r>
-        <w:rPr>
-          <w:lang w:val="ru-RU"/>
-        </w:rPr>
-        <w:t xml:space="preserve"> </w:t>
-      </w:r>
-      <w:r>
-        <w:rPr>
-          <w:lang w:val="en-US"/>
-        </w:rPr>
-        <w:t>Emotion</w:t>
-      </w:r>
-      <w:r>
-        <w:rPr>
-          <w:lang w:val="ru-RU"/>
-        </w:rPr>
-        <w:t xml:space="preserve"> </w:t>
-      </w:r>
-      <w:r>
-        <w:rPr>
-          <w:lang w:val="en-US"/>
-        </w:rPr>
-        <w:t>Recognition</w:t>
-      </w:r>
-      <w:r>
-        <w:rPr>
-          <w:lang w:val="ru-RU"/>
-        </w:rPr>
-        <w:t xml:space="preserve">, </w:t>
-      </w:r>
-      <w:r>
-        <w:rPr>
-          <w:lang w:val="en-US"/>
-        </w:rPr>
-        <w:t>MER</w:t>
-      </w:r>
-      <w:r>
-        <w:rPr>
-          <w:lang w:val="ru-RU"/>
-        </w:rPr>
-        <w:t>)</w:t>
-      </w:r>
-      <w:r>
-        <w:rPr>
-          <w:lang w:val="ru-RU"/>
-        </w:rPr>
-        <w:t>, в котором информация из двух и более каналов (аудио, видео, текст) объединяется для повышения точности, надежности и устойчивости.</w:t>
-      </w:r>
-    </w:p>
-    <w:p>
-      <w:pPr>
-        <w:pStyle w:val="Heading2"/>
-      </w:pPr>
-      <w:r>
-        <w:rPr>
-          <w:lang w:val="ru-RU"/>
-        </w:rPr>
-        <w:t>Методы р</w:t>
-      </w:r>
-      <w:r>
-        <w:rPr>
-          <w:lang w:val="ru-RU"/>
-        </w:rPr>
-        <w:t>аспознавани</w:t>
-      </w:r>
-      <w:r>
-        <w:rPr>
-          <w:lang w:val="ru-RU"/>
-        </w:rPr>
-        <w:t>я</w:t>
-      </w:r>
-      <w:r>
-        <w:rPr>
-          <w:lang w:val="ru-RU"/>
-        </w:rPr>
-        <w:t xml:space="preserve"> эмоций по </w:t>
-      </w:r>
-      <w:r>
-        <w:rPr>
-          <w:lang w:val="ru-RU"/>
-        </w:rPr>
-        <w:t>речевому сигналу</w:t>
-      </w:r>
-      <w:r>
-        <w:rPr>
-          <w:lang w:val="ru-RU"/>
-        </w:rPr>
-        <w:t xml:space="preserve"> (</w:t>
-      </w:r>
-      <w:r>
-        <w:t>SER</w:t>
-      </w:r>
-      <w:r>
-        <w:rPr>
-          <w:lang w:val="ru-RU"/>
-        </w:rPr>
-        <w:t>)</w:t>
-      </w:r>
-    </w:p>
-    <w:p>
-      <w:pPr>
-        <w:rPr>
-          <w:lang w:val="ru-RU"/>
-        </w:rPr>
-      </w:pPr>
-      <w:r>
-        <w:rPr>
-          <w:lang w:val="ru-RU"/>
-        </w:rPr>
-        <w:t>Задача распознавания эмоций по речи (</w:t>
-      </w:r>
-      <w:r>
-        <w:rPr>
-          <w:lang w:val="en-US"/>
-        </w:rPr>
-        <w:t>Speech</w:t>
-      </w:r>
-      <w:r>
-        <w:rPr>
-          <w:lang w:val="ru-RU"/>
-        </w:rPr>
-        <w:t xml:space="preserve"> </w:t>
-      </w:r>
-      <w:r>
-        <w:rPr>
-          <w:lang w:val="en-US"/>
-        </w:rPr>
-        <w:t>Emotion</w:t>
-      </w:r>
-      <w:r>
-        <w:rPr>
-          <w:lang w:val="ru-RU"/>
-        </w:rPr>
-        <w:t xml:space="preserve"> </w:t>
-      </w:r>
-      <w:r>
-        <w:rPr>
-          <w:lang w:val="en-US"/>
-        </w:rPr>
-        <w:t>Recognition</w:t>
-      </w:r>
-      <w:r>
-        <w:rPr>
-          <w:lang w:val="ru-RU"/>
-        </w:rPr>
-        <w:t xml:space="preserve">, </w:t>
-      </w:r>
-      <w:r>
-        <w:rPr>
-          <w:lang w:val="en-US"/>
-        </w:rPr>
-        <w:t>SER</w:t>
-      </w:r>
-      <w:r>
-        <w:rPr>
-          <w:lang w:val="ru-RU"/>
-        </w:rPr>
-        <w:t xml:space="preserve">) </w:t>
-      </w:r>
-      <w:r>
-        <w:rPr>
-          <w:lang w:val="ru-RU"/>
-        </w:rPr>
-        <w:t>заключается в автоматическом определении эмоционального состояния говорящего по акустическим характеристикам речевого сигнала. В отличие от задач распознавания речи (</w:t>
-      </w:r>
-      <w:r>
-        <w:rPr>
-          <w:lang w:val="en-US"/>
-        </w:rPr>
-        <w:t>ASR</w:t>
-      </w:r>
-      <w:r>
-        <w:rPr>
-          <w:lang w:val="ru-RU"/>
-        </w:rPr>
-        <w:t xml:space="preserve">), </w:t>
-      </w:r>
-      <w:r>
-        <w:rPr>
-          <w:lang w:val="ru-RU"/>
-        </w:rPr>
-        <w:t xml:space="preserve">где основное внимание уделяется лингвистическому содержанию, </w:t>
-      </w:r>
-      <w:r>
-        <w:rPr>
-          <w:lang w:val="en-US"/>
-        </w:rPr>
-        <w:t>SER</w:t>
-      </w:r>
-      <w:r>
-        <w:rPr>
-          <w:lang w:val="ru-RU"/>
-        </w:rPr>
-        <w:t xml:space="preserve"> ориентирована на паралингвистические компоненты – интонацию, тембр, энергию и паузальную структуру. Исторически </w:t>
-      </w:r>
-      <w:r>
-        <w:rPr>
-          <w:lang w:val="en-US"/>
-        </w:rPr>
-        <w:t>SER</w:t>
-      </w:r>
-      <w:r>
-        <w:rPr>
-          <w:lang w:val="ru-RU"/>
-        </w:rPr>
-        <w:t xml:space="preserve"> </w:t>
-      </w:r>
-      <w:r>
-        <w:rPr>
-          <w:lang w:val="ru-RU"/>
-        </w:rPr>
-        <w:t>развивалась в двух параллельных направлениях: 1) методы, основанные на ручном проектировании акустических признаков с последующей классификацией с помощью моделей машинного обучения, и 2) методы глубокого обучения, которые автоматически извлекают иерархические представления из сырого сигнала или его спектрального представления. В данном разделе рассматриваются фундаментальные подходы первой группы, которые, несмотря на появление более сложных нейросетевых архитектур, продолжают использоваться в задачах, критичных к вычислительным ресурсам и интерпретируемости.</w:t>
-      </w:r>
-    </w:p>
-    <w:p>
-      <w:pPr>
-        <w:pStyle w:val="Heading3"/>
-      </w:pPr>
-      <w:r>
-        <w:lastRenderedPageBreak/>
-        <w:t xml:space="preserve">Фундаментальные подходы: </w:t>
-      </w:r>
-      <w:r>
-        <w:rPr>
-          <w:lang w:val="en-US"/>
-        </w:rPr>
-        <w:t>MFCC</w:t>
-      </w:r>
-      <w:r>
-        <w:t xml:space="preserve">, </w:t>
-      </w:r>
-      <w:r>
-        <w:rPr>
-          <w:lang w:val="en-US"/>
-        </w:rPr>
-        <w:t>openSMILE</w:t>
-      </w:r>
-      <w:r>
-        <w:t xml:space="preserve"> </w:t>
-      </w:r>
-      <w:r>
-        <w:t>и метод опорных векторов (</w:t>
-      </w:r>
-      <w:r>
-        <w:rPr>
-          <w:lang w:val="en-US"/>
-        </w:rPr>
-        <w:t>SVM</w:t>
-      </w:r>
-      <w:r>
-        <w:t>)</w:t>
-      </w:r>
     </w:p>
     <w:p>
       <w:pPr>
@@ -4436,6 +4432,7 @@
           <w:bCs/>
           <w:lang w:val="ru-RU"/>
         </w:rPr>
+        <w:lastRenderedPageBreak/>
         <w:t xml:space="preserve">Мел-частотные </w:t>
       </w:r>
       <w:proofErr w:type="spellStart"/>
@@ -4776,7 +4773,7 @@
         <w:rPr>
           <w:lang w:val="ru-RU"/>
         </w:rPr>
-        <w:t>частота в Гц.</w:t>
+        <w:t>частота в Гц</w:t>
       </w:r>
     </w:p>
     <w:p>
@@ -4837,7 +4834,7 @@
         <w:rPr>
           <w:lang w:val="ru-RU"/>
         </w:rPr>
-        <w:t>, логарифмирование энергией</w:t>
+        <w:t>, логарифмирование энергий</w:t>
       </w:r>
       <w:r>
         <w:rPr>
@@ -4897,24 +4894,946 @@
     <w:p>
       <w:pPr>
         <w:rPr>
-          <w:lang w:val="ru-RU"/>
-        </w:rPr>
-      </w:pPr>
-    </w:p>
-    <w:p>
-      <w:pPr>
-        <w:rPr>
-          <w:lang w:val="ru-RU"/>
-        </w:rPr>
-      </w:pPr>
+          <w:lang w:val="en-US"/>
+        </w:rPr>
+      </w:pPr>
+      <w:r>
+        <w:rPr>
+          <w:b/>
+          <w:bCs/>
+          <w:lang w:val="ru-RU"/>
+        </w:rPr>
+        <w:t>Лог-мел-</w:t>
+      </w:r>
+      <w:proofErr w:type="spellStart"/>
+      <w:r>
+        <w:rPr>
+          <w:b/>
+          <w:bCs/>
+          <w:lang w:val="ru-RU"/>
+        </w:rPr>
+        <w:t>спектограммы</w:t>
+      </w:r>
+      <w:proofErr w:type="spellEnd"/>
+      <w:r>
+        <w:rPr>
+          <w:b/>
+          <w:bCs/>
+          <w:lang w:val="ru-RU"/>
+        </w:rPr>
+        <w:t xml:space="preserve"> (</w:t>
+      </w:r>
+      <w:r>
+        <w:rPr>
+          <w:b/>
+          <w:bCs/>
+          <w:lang w:val="en-US"/>
+        </w:rPr>
+        <w:t>Log</w:t>
+      </w:r>
+      <w:r>
+        <w:rPr>
+          <w:b/>
+          <w:bCs/>
+          <w:lang w:val="ru-RU"/>
+        </w:rPr>
+        <w:t>-</w:t>
+      </w:r>
+      <w:r>
+        <w:rPr>
+          <w:b/>
+          <w:bCs/>
+          <w:lang w:val="en-US"/>
+        </w:rPr>
+        <w:t>Me</w:t>
+      </w:r>
+      <w:r>
+        <w:rPr>
+          <w:b/>
+          <w:bCs/>
+          <w:lang w:val="en-US"/>
+        </w:rPr>
+        <w:t>l</w:t>
+      </w:r>
+      <w:r>
+        <w:rPr>
+          <w:b/>
+          <w:bCs/>
+          <w:lang w:val="ru-RU"/>
+        </w:rPr>
+        <w:t xml:space="preserve"> </w:t>
+      </w:r>
+      <w:r>
+        <w:rPr>
+          <w:b/>
+          <w:bCs/>
+          <w:lang w:val="en-US"/>
+        </w:rPr>
+        <w:t>Spectogram</w:t>
+      </w:r>
+      <w:r>
+        <w:rPr>
+          <w:b/>
+          <w:bCs/>
+          <w:lang w:val="ru-RU"/>
+        </w:rPr>
+        <w:t>).</w:t>
+      </w:r>
+      <w:r>
+        <w:rPr>
+          <w:lang w:val="ru-RU"/>
+        </w:rPr>
+        <w:t xml:space="preserve"> Аль</w:t>
+      </w:r>
+      <w:r>
+        <w:rPr>
+          <w:lang w:val="ru-RU"/>
+        </w:rPr>
+        <w:t xml:space="preserve">тернативным представлением, также широко используемым в </w:t>
+      </w:r>
+      <w:r>
+        <w:rPr>
+          <w:lang w:val="en-US"/>
+        </w:rPr>
+        <w:t>SER</w:t>
+      </w:r>
+      <w:r>
+        <w:rPr>
+          <w:lang w:val="ru-RU"/>
+        </w:rPr>
+        <w:t>, является лог-мел-</w:t>
+      </w:r>
+      <w:proofErr w:type="spellStart"/>
+      <w:r>
+        <w:rPr>
+          <w:lang w:val="ru-RU"/>
+        </w:rPr>
+        <w:t>спектограмма</w:t>
+      </w:r>
+      <w:proofErr w:type="spellEnd"/>
+      <w:r>
+        <w:rPr>
+          <w:lang w:val="ru-RU"/>
+        </w:rPr>
+        <w:t xml:space="preserve">. В отличие от </w:t>
+      </w:r>
+      <w:r>
+        <w:rPr>
+          <w:lang w:val="en-US"/>
+        </w:rPr>
+        <w:t>MFCC</w:t>
+      </w:r>
+      <w:r>
+        <w:rPr>
+          <w:lang w:val="ru-RU"/>
+        </w:rPr>
+        <w:t>, данный формат сохраняет больше спектральной информации за счет отказа от дискретного косинусного преобразования. Лог-мел-</w:t>
+      </w:r>
+      <w:proofErr w:type="spellStart"/>
+      <w:r>
+        <w:rPr>
+          <w:lang w:val="ru-RU"/>
+        </w:rPr>
+        <w:t>спектограмма</w:t>
+      </w:r>
+      <w:proofErr w:type="spellEnd"/>
+      <w:r>
+        <w:rPr>
+          <w:lang w:val="ru-RU"/>
+        </w:rPr>
+        <w:t xml:space="preserve"> представляет собой двумерный массив, где по оси времени отложены кадры, по оси частот – мел-фильтры (обычно от 64 до 128), а значение в каждой ячейке – логарифм энергии соответствующего мел-фильтра. Такое представление может быть </w:t>
+      </w:r>
+      <w:r>
+        <w:rPr>
+          <w:lang w:val="ru-RU"/>
+        </w:rPr>
+        <w:t xml:space="preserve">подано на вход сверточной </w:t>
+      </w:r>
+      <w:r>
+        <w:rPr>
+          <w:lang w:val="ru-RU"/>
+        </w:rPr>
+        <w:lastRenderedPageBreak/>
+        <w:t xml:space="preserve">нейронной сети, которая извлекает релевантные </w:t>
+      </w:r>
+      <w:proofErr w:type="spellStart"/>
+      <w:r>
+        <w:rPr>
+          <w:lang w:val="ru-RU"/>
+        </w:rPr>
+        <w:t>призаки</w:t>
+      </w:r>
+      <w:proofErr w:type="spellEnd"/>
+      <w:r>
+        <w:rPr>
+          <w:lang w:val="ru-RU"/>
+        </w:rPr>
+        <w:t>. В данной работе для построения лог-мел-</w:t>
+      </w:r>
+      <w:proofErr w:type="spellStart"/>
+      <w:r>
+        <w:rPr>
+          <w:lang w:val="ru-RU"/>
+        </w:rPr>
+        <w:t>спектограмм</w:t>
+      </w:r>
+      <w:proofErr w:type="spellEnd"/>
+      <w:r>
+        <w:rPr>
+          <w:lang w:val="ru-RU"/>
+        </w:rPr>
+        <w:t xml:space="preserve"> используется библиотека </w:t>
+      </w:r>
+      <w:proofErr w:type="spellStart"/>
+      <w:r>
+        <w:rPr>
+          <w:lang w:val="en-US"/>
+        </w:rPr>
+        <w:t>librosa</w:t>
+      </w:r>
+      <w:proofErr w:type="spellEnd"/>
+      <w:r>
+        <w:rPr>
+          <w:lang w:val="ru-RU"/>
+        </w:rPr>
+        <w:t xml:space="preserve"> [22].</w:t>
+      </w:r>
+    </w:p>
+    <w:p>
+      <w:pPr>
+        <w:rPr>
+          <w:lang w:val="ru-RU"/>
+        </w:rPr>
+      </w:pPr>
+      <w:r>
+        <w:rPr>
+          <w:lang w:val="ru-RU"/>
+        </w:rPr>
+        <w:t>Метод опорных векторов (</w:t>
+      </w:r>
+      <w:r>
+        <w:rPr>
+          <w:lang w:val="en-US"/>
+        </w:rPr>
+        <w:t>SVM</w:t>
+      </w:r>
+      <w:r>
+        <w:rPr>
+          <w:lang w:val="ru-RU"/>
+        </w:rPr>
+        <w:t>)</w:t>
+      </w:r>
+      <w:r>
+        <w:rPr>
+          <w:lang w:val="ru-RU"/>
+        </w:rPr>
+        <w:t xml:space="preserve">. После извлечения признаков (агрегированных </w:t>
+      </w:r>
+      <w:r>
+        <w:rPr>
+          <w:lang w:val="en-US"/>
+        </w:rPr>
+        <w:t>MFCC</w:t>
+      </w:r>
+      <w:r>
+        <w:rPr>
+          <w:lang w:val="ru-RU"/>
+        </w:rPr>
+        <w:t xml:space="preserve">) </w:t>
+      </w:r>
+      <w:r>
+        <w:rPr>
+          <w:lang w:val="ru-RU"/>
+        </w:rPr>
+        <w:t xml:space="preserve">требуется классификатор, способный разделить эмоциональные </w:t>
+      </w:r>
+      <w:proofErr w:type="spellStart"/>
+      <w:r>
+        <w:rPr>
+          <w:lang w:val="ru-RU"/>
+        </w:rPr>
+        <w:t>классф</w:t>
+      </w:r>
+      <w:proofErr w:type="spellEnd"/>
+      <w:r>
+        <w:rPr>
+          <w:lang w:val="ru-RU"/>
+        </w:rPr>
+        <w:t xml:space="preserve"> в многомерном пространстве. Одним из наиболее эффективных и широко применяемых методов является метод опорных векторов (</w:t>
+      </w:r>
+      <w:r>
+        <w:rPr>
+          <w:lang w:val="en-US"/>
+        </w:rPr>
+        <w:t>Support</w:t>
+      </w:r>
+      <w:r>
+        <w:rPr>
+          <w:lang w:val="ru-RU"/>
+        </w:rPr>
+        <w:t xml:space="preserve"> </w:t>
+      </w:r>
+      <w:r>
+        <w:rPr>
+          <w:lang w:val="en-US"/>
+        </w:rPr>
+        <w:t>Vector</w:t>
+      </w:r>
+      <w:r>
+        <w:rPr>
+          <w:lang w:val="ru-RU"/>
+        </w:rPr>
+        <w:t xml:space="preserve"> </w:t>
+      </w:r>
+      <w:r>
+        <w:rPr>
+          <w:lang w:val="en-US"/>
+        </w:rPr>
+        <w:t>Machine</w:t>
+      </w:r>
+      <w:r>
+        <w:rPr>
+          <w:lang w:val="ru-RU"/>
+        </w:rPr>
+        <w:t xml:space="preserve">, </w:t>
+      </w:r>
+      <w:r>
+        <w:rPr>
+          <w:lang w:val="en-US"/>
+        </w:rPr>
+        <w:t>SVM</w:t>
+      </w:r>
+      <w:r>
+        <w:rPr>
+          <w:lang w:val="ru-RU"/>
+        </w:rPr>
+        <w:t>) [</w:t>
+      </w:r>
+      <w:r>
+        <w:rPr>
+          <w:lang w:val="ru-RU"/>
+        </w:rPr>
+        <w:t>23</w:t>
+      </w:r>
+      <w:r>
+        <w:rPr>
+          <w:lang w:val="ru-RU"/>
+        </w:rPr>
+        <w:t>]</w:t>
+      </w:r>
+      <w:r>
+        <w:rPr>
+          <w:lang w:val="ru-RU"/>
+        </w:rPr>
+        <w:t>.</w:t>
+      </w:r>
+      <w:r>
+        <w:rPr>
+          <w:lang w:val="ru-RU"/>
+        </w:rPr>
+        <w:t xml:space="preserve"> </w:t>
+      </w:r>
+      <w:r>
+        <w:rPr>
+          <w:lang w:val="en-US"/>
+        </w:rPr>
+        <w:t>SVM</w:t>
+      </w:r>
+      <w:r>
+        <w:rPr>
+          <w:lang w:val="ru-RU"/>
+        </w:rPr>
+        <w:t xml:space="preserve"> </w:t>
+      </w:r>
+      <w:r>
+        <w:rPr>
+          <w:lang w:val="ru-RU"/>
+        </w:rPr>
+        <w:t>строит разделяющую гиперплоскость, максимизирующую зазор между ближайшими точками разных классов</w:t>
+      </w:r>
+      <w:r>
+        <w:rPr>
+          <w:lang w:val="ru-RU"/>
+        </w:rPr>
+        <w:t xml:space="preserve">. </w:t>
+      </w:r>
+      <w:r>
+        <w:rPr>
+          <w:lang w:val="ru-RU"/>
+        </w:rPr>
+        <w:t xml:space="preserve">Для линейно неразделимых данных используется </w:t>
+      </w:r>
+      <w:r>
+        <w:rPr>
+          <w:lang w:val="en-US"/>
+        </w:rPr>
+        <w:t>kernel</w:t>
+      </w:r>
+      <w:r>
+        <w:rPr>
+          <w:lang w:val="ru-RU"/>
+        </w:rPr>
+        <w:t xml:space="preserve"> </w:t>
+      </w:r>
+      <w:r>
+        <w:rPr>
+          <w:lang w:val="en-US"/>
+        </w:rPr>
+        <w:t>trick</w:t>
+      </w:r>
+      <w:r>
+        <w:rPr>
+          <w:lang w:val="ru-RU"/>
+        </w:rPr>
+        <w:t xml:space="preserve">: исходное пространство признаков отображается в пространство более высокой размерности с помощью ядерной функции. В задачах </w:t>
+      </w:r>
+      <w:r>
+        <w:rPr>
+          <w:lang w:val="en-US"/>
+        </w:rPr>
+        <w:t>SER</w:t>
+      </w:r>
+      <w:r>
+        <w:rPr>
+          <w:lang w:val="ru-RU"/>
+        </w:rPr>
+        <w:t xml:space="preserve"> </w:t>
+      </w:r>
+      <w:r>
+        <w:rPr>
+          <w:lang w:val="ru-RU"/>
+        </w:rPr>
+        <w:t>наиболее часто применяется радиальное базисное ядро (</w:t>
+      </w:r>
+      <w:r>
+        <w:rPr>
+          <w:lang w:val="en-US"/>
+        </w:rPr>
+        <w:t>Radial</w:t>
+      </w:r>
+      <w:r>
+        <w:rPr>
+          <w:lang w:val="ru-RU"/>
+        </w:rPr>
+        <w:t xml:space="preserve"> </w:t>
+      </w:r>
+      <w:r>
+        <w:rPr>
+          <w:lang w:val="en-US"/>
+        </w:rPr>
+        <w:t>Basis</w:t>
+      </w:r>
+      <w:r>
+        <w:rPr>
+          <w:lang w:val="ru-RU"/>
+        </w:rPr>
+        <w:t xml:space="preserve"> </w:t>
+      </w:r>
+      <w:r>
+        <w:rPr>
+          <w:lang w:val="en-US"/>
+        </w:rPr>
+        <w:t>Function</w:t>
+      </w:r>
+      <w:r>
+        <w:rPr>
+          <w:lang w:val="ru-RU"/>
+        </w:rPr>
+        <w:t xml:space="preserve">, </w:t>
+      </w:r>
+      <w:r>
+        <w:rPr>
+          <w:lang w:val="en-US"/>
+        </w:rPr>
+        <w:t>RBF</w:t>
+      </w:r>
+      <w:r>
+        <w:rPr>
+          <w:lang w:val="ru-RU"/>
+        </w:rPr>
+        <w:t xml:space="preserve">): </w:t>
+      </w:r>
+    </w:p>
+    <w:p>
+      <w:pPr>
+        <w:rPr>
+          <w:lang w:val="en-US"/>
+        </w:rPr>
+      </w:pPr>
+      <m:oMathPara>
+        <m:oMath>
+          <m:r>
+            <w:rPr>
+              <w:rFonts w:ascii="Cambria Math" w:hAnsi="Cambria Math"/>
+              <w:lang w:val="ru-RU"/>
+            </w:rPr>
+            <m:t>K</m:t>
+          </m:r>
+          <m:d>
+            <m:dPr>
+              <m:ctrlPr>
+                <w:rPr>
+                  <w:rFonts w:ascii="Cambria Math" w:hAnsi="Cambria Math"/>
+                  <w:i/>
+                  <w:lang w:val="ru-RU"/>
+                </w:rPr>
+              </m:ctrlPr>
+            </m:dPr>
+            <m:e>
+              <m:sSub>
+                <m:sSubPr>
+                  <m:ctrlPr>
+                    <w:rPr>
+                      <w:rFonts w:ascii="Cambria Math" w:hAnsi="Cambria Math"/>
+                      <w:i/>
+                      <w:lang w:val="ru-RU"/>
+                    </w:rPr>
+                  </m:ctrlPr>
+                </m:sSubPr>
+                <m:e>
+                  <m:r>
+                    <w:rPr>
+                      <w:rFonts w:ascii="Cambria Math" w:hAnsi="Cambria Math"/>
+                      <w:lang w:val="ru-RU"/>
+                    </w:rPr>
+                    <m:t>x</m:t>
+                  </m:r>
+                </m:e>
+                <m:sub>
+                  <m:r>
+                    <w:rPr>
+                      <w:rFonts w:ascii="Cambria Math" w:hAnsi="Cambria Math"/>
+                      <w:lang w:val="ru-RU"/>
+                    </w:rPr>
+                    <m:t>i</m:t>
+                  </m:r>
+                </m:sub>
+              </m:sSub>
+              <m:r>
+                <w:rPr>
+                  <w:rFonts w:ascii="Cambria Math" w:hAnsi="Cambria Math"/>
+                  <w:lang w:val="ru-RU"/>
+                </w:rPr>
+                <m:t>,</m:t>
+              </m:r>
+              <m:sSub>
+                <m:sSubPr>
+                  <m:ctrlPr>
+                    <w:rPr>
+                      <w:rFonts w:ascii="Cambria Math" w:hAnsi="Cambria Math"/>
+                      <w:i/>
+                      <w:lang w:val="ru-RU"/>
+                    </w:rPr>
+                  </m:ctrlPr>
+                </m:sSubPr>
+                <m:e>
+                  <m:r>
+                    <w:rPr>
+                      <w:rFonts w:ascii="Cambria Math" w:hAnsi="Cambria Math"/>
+                      <w:lang w:val="ru-RU"/>
+                    </w:rPr>
+                    <m:t>x</m:t>
+                  </m:r>
+                </m:e>
+                <m:sub>
+                  <m:r>
+                    <w:rPr>
+                      <w:rFonts w:ascii="Cambria Math" w:hAnsi="Cambria Math"/>
+                      <w:lang w:val="ru-RU"/>
+                    </w:rPr>
+                    <m:t>j</m:t>
+                  </m:r>
+                </m:sub>
+              </m:sSub>
+            </m:e>
+          </m:d>
+          <m:r>
+            <w:rPr>
+              <w:rFonts w:ascii="Cambria Math" w:hAnsi="Cambria Math"/>
+              <w:lang w:val="ru-RU"/>
+            </w:rPr>
+            <m:t>=</m:t>
+          </m:r>
+          <m:func>
+            <m:funcPr>
+              <m:ctrlPr>
+                <w:rPr>
+                  <w:rFonts w:ascii="Cambria Math" w:hAnsi="Cambria Math"/>
+                  <w:lang w:val="ru-RU"/>
+                </w:rPr>
+              </m:ctrlPr>
+            </m:funcPr>
+            <m:fName>
+              <m:r>
+                <m:rPr>
+                  <m:sty m:val="p"/>
+                </m:rPr>
+                <w:rPr>
+                  <w:rFonts w:ascii="Cambria Math" w:hAnsi="Cambria Math"/>
+                  <w:lang w:val="ru-RU"/>
+                </w:rPr>
+                <m:t>exp</m:t>
+              </m:r>
+              <m:ctrlPr>
+                <w:rPr>
+                  <w:rFonts w:ascii="Cambria Math" w:hAnsi="Cambria Math"/>
+                  <w:i/>
+                  <w:lang w:val="ru-RU"/>
+                </w:rPr>
+              </m:ctrlPr>
+            </m:fName>
+            <m:e>
+              <m:d>
+                <m:dPr>
+                  <m:ctrlPr>
+                    <w:rPr>
+                      <w:rFonts w:ascii="Cambria Math" w:hAnsi="Cambria Math"/>
+                      <w:lang w:val="ru-RU"/>
+                    </w:rPr>
+                  </m:ctrlPr>
+                </m:dPr>
+                <m:e>
+                  <m:r>
+                    <w:rPr>
+                      <w:rFonts w:ascii="Cambria Math" w:hAnsi="Cambria Math"/>
+                      <w:lang w:val="ru-RU"/>
+                    </w:rPr>
+                    <m:t>-</m:t>
+                  </m:r>
+                  <m:r>
+                    <m:rPr>
+                      <m:sty m:val="p"/>
+                    </m:rPr>
+                    <w:rPr>
+                      <w:rFonts w:ascii="Cambria Math" w:hAnsi="Cambria Math"/>
+                      <w:lang w:val="ru-RU"/>
+                    </w:rPr>
+                    <m:t>γ</m:t>
+                  </m:r>
+                  <m:sSup>
+                    <m:sSupPr>
+                      <m:ctrlPr>
+                        <w:rPr>
+                          <w:rFonts w:ascii="Cambria Math" w:hAnsi="Cambria Math"/>
+                          <w:i/>
+                          <w:lang w:val="ru-RU"/>
+                        </w:rPr>
+                      </m:ctrlPr>
+                    </m:sSupPr>
+                    <m:e>
+                      <m:d>
+                        <m:dPr>
+                          <m:begChr m:val="‖"/>
+                          <m:endChr m:val="‖"/>
+                          <m:ctrlPr>
+                            <w:rPr>
+                              <w:rFonts w:ascii="Cambria Math" w:hAnsi="Cambria Math"/>
+                              <w:lang w:val="ru-RU"/>
+                            </w:rPr>
+                          </m:ctrlPr>
+                        </m:dPr>
+                        <m:e>
+                          <m:sSub>
+                            <m:sSubPr>
+                              <m:ctrlPr>
+                                <w:rPr>
+                                  <w:rFonts w:ascii="Cambria Math" w:hAnsi="Cambria Math"/>
+                                  <w:i/>
+                                  <w:lang w:val="ru-RU"/>
+                                </w:rPr>
+                              </m:ctrlPr>
+                            </m:sSubPr>
+                            <m:e>
+                              <m:r>
+                                <w:rPr>
+                                  <w:rFonts w:ascii="Cambria Math" w:hAnsi="Cambria Math"/>
+                                  <w:lang w:val="ru-RU"/>
+                                </w:rPr>
+                                <m:t>x</m:t>
+                              </m:r>
+                              <m:ctrlPr>
+                                <w:rPr>
+                                  <w:rFonts w:ascii="Cambria Math" w:hAnsi="Cambria Math"/>
+                                  <w:lang w:val="ru-RU"/>
+                                </w:rPr>
+                              </m:ctrlPr>
+                            </m:e>
+                            <m:sub>
+                              <m:r>
+                                <w:rPr>
+                                  <w:rFonts w:ascii="Cambria Math" w:hAnsi="Cambria Math"/>
+                                  <w:lang w:val="ru-RU"/>
+                                </w:rPr>
+                                <m:t>i</m:t>
+                              </m:r>
+                            </m:sub>
+                          </m:sSub>
+                          <m:r>
+                            <w:rPr>
+                              <w:rFonts w:ascii="Cambria Math" w:hAnsi="Cambria Math"/>
+                              <w:lang w:val="ru-RU"/>
+                            </w:rPr>
+                            <m:t>-</m:t>
+                          </m:r>
+                          <m:sSub>
+                            <m:sSubPr>
+                              <m:ctrlPr>
+                                <w:rPr>
+                                  <w:rFonts w:ascii="Cambria Math" w:hAnsi="Cambria Math"/>
+                                  <w:i/>
+                                  <w:lang w:val="ru-RU"/>
+                                </w:rPr>
+                              </m:ctrlPr>
+                            </m:sSubPr>
+                            <m:e>
+                              <m:r>
+                                <w:rPr>
+                                  <w:rFonts w:ascii="Cambria Math" w:hAnsi="Cambria Math"/>
+                                  <w:lang w:val="ru-RU"/>
+                                </w:rPr>
+                                <m:t>x</m:t>
+                              </m:r>
+                            </m:e>
+                            <m:sub>
+                              <m:r>
+                                <w:rPr>
+                                  <w:rFonts w:ascii="Cambria Math" w:hAnsi="Cambria Math"/>
+                                  <w:lang w:val="ru-RU"/>
+                                </w:rPr>
+                                <m:t>j</m:t>
+                              </m:r>
+                            </m:sub>
+                          </m:sSub>
+                          <m:ctrlPr>
+                            <w:rPr>
+                              <w:rFonts w:ascii="Cambria Math" w:hAnsi="Cambria Math"/>
+                              <w:i/>
+                              <w:lang w:val="ru-RU"/>
+                            </w:rPr>
+                          </m:ctrlPr>
+                        </m:e>
+                      </m:d>
+                    </m:e>
+                    <m:sup>
+                      <m:r>
+                        <w:rPr>
+                          <w:rFonts w:ascii="Cambria Math" w:hAnsi="Cambria Math"/>
+                          <w:lang w:val="ru-RU"/>
+                        </w:rPr>
+                        <m:t>2</m:t>
+                      </m:r>
+                    </m:sup>
+                  </m:sSup>
+                  <m:ctrlPr>
+                    <w:rPr>
+                      <w:rFonts w:ascii="Cambria Math" w:hAnsi="Cambria Math"/>
+                      <w:i/>
+                      <w:lang w:val="ru-RU"/>
+                    </w:rPr>
+                  </m:ctrlPr>
+                </m:e>
+              </m:d>
+            </m:e>
+          </m:func>
+        </m:oMath>
+      </m:oMathPara>
+    </w:p>
+    <w:p>
+      <w:pPr>
+        <w:rPr>
+          <w:lang w:val="ru-RU"/>
+        </w:rPr>
+      </w:pPr>
+      <w:r>
+        <w:rPr>
+          <w:lang w:val="en-US"/>
+        </w:rPr>
+        <w:t>SVM</w:t>
+      </w:r>
+      <w:r>
+        <w:rPr>
+          <w:lang w:val="ru-RU"/>
+        </w:rPr>
+        <w:t xml:space="preserve"> </w:t>
+      </w:r>
+      <w:r>
+        <w:rPr>
+          <w:lang w:val="ru-RU"/>
+        </w:rPr>
+        <w:t>демонстрирует высокую обобщающую способность на небольших размеченных наборах данных, устойчив к переобучению при правильном подборе гиперпараметров, а также обеспечивает быстрое выполнение на этапе инференса.</w:t>
+      </w:r>
     </w:p>
     <w:p>
       <w:pPr>
         <w:pStyle w:val="Heading3"/>
       </w:pPr>
       <w:r>
+        <w:t xml:space="preserve">Траснформерные энкодеры </w:t>
+      </w:r>
+      <w:r>
+        <w:rPr>
+          <w:lang w:val="en-US"/>
+        </w:rPr>
+        <w:t>Wav</w:t>
+      </w:r>
+      <w:r>
+        <w:t>2</w:t>
+      </w:r>
+      <w:r>
+        <w:rPr>
+          <w:lang w:val="en-US"/>
+        </w:rPr>
+        <w:t>Vec</w:t>
+      </w:r>
+      <w:r>
+        <w:t xml:space="preserve"> 2.0 </w:t>
+      </w:r>
+      <w:r>
+        <w:t xml:space="preserve">и </w:t>
+      </w:r>
+      <w:r>
+        <w:rPr>
+          <w:lang w:val="en-US"/>
+        </w:rPr>
+        <w:t>DistilHuBERT</w:t>
+      </w:r>
+    </w:p>
+    <w:p>
+      <w:pPr>
+        <w:rPr>
+          <w:lang w:val="ru-RU"/>
+        </w:rPr>
+      </w:pPr>
+      <w:r>
+        <w:rPr>
+          <w:lang w:val="ru-RU"/>
+        </w:rPr>
+        <w:t xml:space="preserve">Следующим значимым этапом в развитии </w:t>
+      </w:r>
+      <w:r>
+        <w:rPr>
+          <w:lang w:val="en-US"/>
+        </w:rPr>
+        <w:t>SER</w:t>
+      </w:r>
+      <w:r>
+        <w:rPr>
+          <w:lang w:val="ru-RU"/>
+        </w:rPr>
+        <w:t xml:space="preserve"> </w:t>
+      </w:r>
+      <w:r>
+        <w:rPr>
+          <w:lang w:val="ru-RU"/>
+        </w:rPr>
+        <w:t xml:space="preserve">после классических методов стало применение </w:t>
+      </w:r>
+      <w:proofErr w:type="spellStart"/>
+      <w:r>
+        <w:rPr>
+          <w:lang w:val="ru-RU"/>
+        </w:rPr>
+        <w:t>предобученных</w:t>
+      </w:r>
+      <w:proofErr w:type="spellEnd"/>
+      <w:r>
+        <w:rPr>
+          <w:lang w:val="ru-RU"/>
+        </w:rPr>
+        <w:t xml:space="preserve"> </w:t>
+      </w:r>
+      <w:proofErr w:type="spellStart"/>
+      <w:r>
+        <w:rPr>
+          <w:lang w:val="ru-RU"/>
+        </w:rPr>
+        <w:t>самонаблюдаемых</w:t>
+      </w:r>
+      <w:proofErr w:type="spellEnd"/>
+      <w:r>
+        <w:rPr>
+          <w:lang w:val="ru-RU"/>
+        </w:rPr>
+        <w:t xml:space="preserve"> (</w:t>
+      </w:r>
+      <w:r>
+        <w:rPr>
+          <w:lang w:val="en-US"/>
+        </w:rPr>
+        <w:t>Self</w:t>
+      </w:r>
+      <w:r>
+        <w:rPr>
+          <w:lang w:val="ru-RU"/>
+        </w:rPr>
+        <w:t>-</w:t>
+      </w:r>
+      <w:r>
+        <w:rPr>
+          <w:lang w:val="en-US"/>
+        </w:rPr>
+        <w:t>Supervised</w:t>
+      </w:r>
+      <w:r>
+        <w:rPr>
+          <w:lang w:val="ru-RU"/>
+        </w:rPr>
+        <w:t xml:space="preserve"> </w:t>
+      </w:r>
+      <w:r>
+        <w:rPr>
+          <w:lang w:val="en-US"/>
+        </w:rPr>
+        <w:t>Learning</w:t>
+      </w:r>
+      <w:r>
+        <w:rPr>
+          <w:lang w:val="ru-RU"/>
+        </w:rPr>
+        <w:t xml:space="preserve">, </w:t>
+      </w:r>
+      <w:r>
+        <w:rPr>
+          <w:lang w:val="en-US"/>
+        </w:rPr>
+        <w:t>SSL</w:t>
+      </w:r>
+      <w:r>
+        <w:rPr>
+          <w:lang w:val="ru-RU"/>
+        </w:rPr>
+        <w:t xml:space="preserve">) </w:t>
+      </w:r>
+      <w:r>
+        <w:rPr>
+          <w:lang w:val="ru-RU"/>
+        </w:rPr>
+        <w:t xml:space="preserve">моделей. В отличие от традиционных подходов, требующих ручного проектирования признаков, </w:t>
+      </w:r>
+      <w:r>
+        <w:rPr>
+          <w:lang w:val="en-US"/>
+        </w:rPr>
+        <w:t>SSL</w:t>
+      </w:r>
+      <w:r>
+        <w:rPr>
+          <w:lang w:val="ru-RU"/>
+        </w:rPr>
+        <w:t xml:space="preserve">-модели обучаются на больших объемах неразмеченных аудиоданных для извлечения </w:t>
+      </w:r>
+      <w:r>
+        <w:rPr>
+          <w:lang w:val="ru-RU"/>
+        </w:rPr>
+        <w:t xml:space="preserve">универсальных речевых представлений, которые затем могут быть адаптированы под конкретную задачу </w:t>
+      </w:r>
+      <w:r>
+        <w:rPr>
+          <w:lang w:val="ru-RU"/>
+        </w:rPr>
         <w:lastRenderedPageBreak/>
-        <w:t xml:space="preserve">Траснформерные энкодеры </w:t>
+        <w:t xml:space="preserve">с помощью минимального количества размеченных примеров. Среди таких моделей наибольшее распространение получили </w:t>
       </w:r>
       <w:r>
         <w:rPr>
@@ -4923,6 +5842,9 @@
         <w:t>Wav</w:t>
       </w:r>
       <w:r>
+        <w:rPr>
+          <w:lang w:val="ru-RU"/>
+        </w:rPr>
         <w:t>2</w:t>
       </w:r>
       <w:r>
@@ -4932,436 +5854,1850 @@
         <w:t>Vec</w:t>
       </w:r>
       <w:r>
+        <w:rPr>
+          <w:lang w:val="ru-RU"/>
+        </w:rPr>
         <w:t xml:space="preserve"> 2.0 </w:t>
       </w:r>
       <w:r>
+        <w:rPr>
+          <w:lang w:val="ru-RU"/>
+        </w:rPr>
+        <w:t xml:space="preserve">и его последующая эффективная версия </w:t>
+      </w:r>
+      <w:r>
+        <w:rPr>
+          <w:lang w:val="en-US"/>
+        </w:rPr>
+        <w:t>DistilHuBERT</w:t>
+      </w:r>
+      <w:r>
+        <w:rPr>
+          <w:lang w:val="ru-RU"/>
+        </w:rPr>
+        <w:t xml:space="preserve">, </w:t>
+      </w:r>
+      <w:r>
+        <w:rPr>
+          <w:lang w:val="ru-RU"/>
+        </w:rPr>
+        <w:t>используемые в данной работе в качестве одного из срав</w:t>
+      </w:r>
+      <w:r>
+        <w:rPr>
+          <w:lang w:val="ru-RU"/>
+        </w:rPr>
+        <w:t>нив</w:t>
+      </w:r>
+      <w:r>
+        <w:rPr>
+          <w:lang w:val="ru-RU"/>
+        </w:rPr>
+        <w:t>аемых методов для аудиогейта</w:t>
+      </w:r>
+      <w:r>
+        <w:rPr>
+          <w:lang w:val="ru-RU"/>
+        </w:rPr>
+        <w:t>.</w:t>
+      </w:r>
+    </w:p>
+    <w:p>
+      <w:pPr>
+        <w:rPr>
+          <w:lang w:val="ru-RU"/>
+        </w:rPr>
+      </w:pPr>
+      <w:r>
+        <w:rPr>
+          <w:b/>
+          <w:bCs/>
+          <w:lang w:val="en-US"/>
+        </w:rPr>
+        <w:t>Wav</w:t>
+      </w:r>
+      <w:r>
+        <w:rPr>
+          <w:b/>
+          <w:bCs/>
+          <w:lang w:val="ru-RU"/>
+        </w:rPr>
+        <w:t>2</w:t>
+      </w:r>
+      <w:r>
+        <w:rPr>
+          <w:b/>
+          <w:bCs/>
+          <w:lang w:val="en-US"/>
+        </w:rPr>
+        <w:t>Vec</w:t>
+      </w:r>
+      <w:r>
+        <w:rPr>
+          <w:b/>
+          <w:bCs/>
+          <w:lang w:val="ru-RU"/>
+        </w:rPr>
+        <w:t xml:space="preserve"> 2.0</w:t>
+      </w:r>
+      <w:r>
+        <w:rPr>
+          <w:lang w:val="ru-RU"/>
+        </w:rPr>
+        <w:t xml:space="preserve"> </w:t>
+      </w:r>
+      <w:r>
+        <w:rPr>
+          <w:lang w:val="ru-RU"/>
+        </w:rPr>
+        <w:t xml:space="preserve">был предложен в 2020 году исследователями из </w:t>
+      </w:r>
+      <w:r>
+        <w:rPr>
+          <w:lang w:val="en-US"/>
+        </w:rPr>
+        <w:t>Meta</w:t>
+      </w:r>
+      <w:r>
+        <w:rPr>
+          <w:lang w:val="ru-RU"/>
+        </w:rPr>
+        <w:t xml:space="preserve"> </w:t>
+      </w:r>
+      <w:r>
+        <w:rPr>
+          <w:lang w:val="en-US"/>
+        </w:rPr>
+        <w:t>Ai</w:t>
+      </w:r>
+      <w:r>
+        <w:rPr>
+          <w:lang w:val="ru-RU"/>
+        </w:rPr>
+        <w:t xml:space="preserve"> [</w:t>
+      </w:r>
+      <w:r>
+        <w:rPr>
+          <w:lang w:val="ru-RU"/>
+        </w:rPr>
+        <w:t xml:space="preserve">24]. </w:t>
+      </w:r>
+      <w:proofErr w:type="spellStart"/>
+      <w:r>
+        <w:rPr>
+          <w:lang w:val="ru-RU"/>
+        </w:rPr>
+        <w:t>Архитекутура</w:t>
+      </w:r>
+      <w:proofErr w:type="spellEnd"/>
+      <w:r>
+        <w:rPr>
+          <w:lang w:val="ru-RU"/>
+        </w:rPr>
+        <w:t xml:space="preserve"> модели включает три основных компонента: многоканальную сверточную сеть (</w:t>
+      </w:r>
+      <w:r>
+        <w:rPr>
+          <w:lang w:val="en-US"/>
+        </w:rPr>
+        <w:t>feature</w:t>
+      </w:r>
+      <w:r>
+        <w:rPr>
+          <w:lang w:val="ru-RU"/>
+        </w:rPr>
+        <w:t xml:space="preserve"> </w:t>
+      </w:r>
+      <w:r>
+        <w:rPr>
+          <w:lang w:val="en-US"/>
+        </w:rPr>
+        <w:t>encoder</w:t>
+      </w:r>
+      <w:r>
+        <w:rPr>
+          <w:lang w:val="ru-RU"/>
+        </w:rPr>
+        <w:t xml:space="preserve">), </w:t>
+      </w:r>
+      <w:r>
+        <w:rPr>
+          <w:lang w:val="ru-RU"/>
+        </w:rPr>
+        <w:t xml:space="preserve">преобразующую сырую звуковую волну в латентные представления; модуль квантизации, дискредитирующий полученные представления; и трансформный контекстуальный кодировщик, который обрабатывает замаскированные латентные представления и извлекает контекстно-зависимые эмбеддинги. Обучение модели происходит в рамках </w:t>
+      </w:r>
+      <w:proofErr w:type="spellStart"/>
+      <w:r>
+        <w:rPr>
+          <w:lang w:val="ru-RU"/>
+        </w:rPr>
+        <w:t>контрастивной</w:t>
+      </w:r>
+      <w:proofErr w:type="spellEnd"/>
+      <w:r>
+        <w:rPr>
+          <w:lang w:val="ru-RU"/>
+        </w:rPr>
+        <w:t xml:space="preserve"> задачи: для каждого замаскированного временного отрезка модель должна идентифицировать </w:t>
+      </w:r>
+      <w:proofErr w:type="spellStart"/>
+      <w:r>
+        <w:rPr>
+          <w:lang w:val="ru-RU"/>
+        </w:rPr>
+        <w:t>соответсвтующее</w:t>
+      </w:r>
+      <w:proofErr w:type="spellEnd"/>
+      <w:r>
+        <w:rPr>
+          <w:lang w:val="ru-RU"/>
+        </w:rPr>
+        <w:t xml:space="preserve"> ему истинное квантизованное представление ср</w:t>
+      </w:r>
+      <w:r>
+        <w:rPr>
+          <w:lang w:val="ru-RU"/>
+        </w:rPr>
+        <w:t>е</w:t>
+      </w:r>
+      <w:r>
+        <w:rPr>
+          <w:lang w:val="ru-RU"/>
+        </w:rPr>
+        <w:t xml:space="preserve">ди набора </w:t>
+      </w:r>
+      <w:proofErr w:type="spellStart"/>
+      <w:r>
+        <w:rPr>
+          <w:lang w:val="ru-RU"/>
+        </w:rPr>
+        <w:t>дистракторов</w:t>
+      </w:r>
+      <w:proofErr w:type="spellEnd"/>
+      <w:r>
+        <w:rPr>
+          <w:lang w:val="ru-RU"/>
+        </w:rPr>
+        <w:t>. Такая сх</w:t>
+      </w:r>
+      <w:r>
+        <w:rPr>
+          <w:lang w:val="ru-RU"/>
+        </w:rPr>
+        <w:t xml:space="preserve">ема обучения позволяет </w:t>
+      </w:r>
+      <w:r>
+        <w:rPr>
+          <w:lang w:val="en-US"/>
+        </w:rPr>
+        <w:t>Wav</w:t>
+      </w:r>
+      <w:r>
+        <w:rPr>
+          <w:lang w:val="ru-RU"/>
+        </w:rPr>
+        <w:t>2</w:t>
+      </w:r>
+      <w:r>
+        <w:rPr>
+          <w:lang w:val="en-US"/>
+        </w:rPr>
+        <w:t>Vec</w:t>
+      </w:r>
+      <w:r>
+        <w:rPr>
+          <w:lang w:val="ru-RU"/>
+        </w:rPr>
+        <w:t xml:space="preserve"> 2.0 </w:t>
+      </w:r>
+      <w:r>
+        <w:rPr>
+          <w:lang w:val="ru-RU"/>
+        </w:rPr>
+        <w:t>эффективно использовать большие объемы неразмеченных аудиоданных и достигать высоких результатов на различных речевых задачах.</w:t>
+      </w:r>
+    </w:p>
+    <w:p>
+      <w:pPr>
+        <w:rPr>
+          <w:lang w:val="ru-RU"/>
+        </w:rPr>
+      </w:pPr>
+      <w:r>
+        <w:rPr>
+          <w:lang w:val="ru-RU"/>
+        </w:rPr>
+        <w:t xml:space="preserve">Применительно к </w:t>
+      </w:r>
+      <w:r>
+        <w:rPr>
+          <w:lang w:val="en-US"/>
+        </w:rPr>
+        <w:t>SER</w:t>
+      </w:r>
+      <w:r>
+        <w:rPr>
+          <w:lang w:val="ru-RU"/>
+        </w:rPr>
+        <w:t xml:space="preserve"> </w:t>
+      </w:r>
+      <w:r>
+        <w:rPr>
+          <w:lang w:val="ru-RU"/>
+        </w:rPr>
+        <w:t xml:space="preserve">модель </w:t>
+      </w:r>
+      <w:r>
+        <w:rPr>
+          <w:lang w:val="en-US"/>
+        </w:rPr>
+        <w:t>Wav</w:t>
+      </w:r>
+      <w:r>
+        <w:rPr>
+          <w:lang w:val="ru-RU"/>
+        </w:rPr>
+        <w:t>2</w:t>
+      </w:r>
+      <w:r>
+        <w:rPr>
+          <w:lang w:val="en-US"/>
+        </w:rPr>
+        <w:t>Vec</w:t>
+      </w:r>
+      <w:r>
+        <w:rPr>
+          <w:lang w:val="ru-RU"/>
+        </w:rPr>
+        <w:t xml:space="preserve"> 2.0 </w:t>
+      </w:r>
+      <w:r>
+        <w:rPr>
+          <w:lang w:val="ru-RU"/>
+        </w:rPr>
+        <w:t>может использоваться двумя основными способами. Первый подход – извлечение признаков</w:t>
+      </w:r>
+      <w:r>
+        <w:rPr>
+          <w:lang w:val="ru-RU"/>
+        </w:rPr>
+        <w:t xml:space="preserve">: замороженная предобученная модель </w:t>
+      </w:r>
+      <w:r>
+        <w:rPr>
+          <w:lang w:val="en-US"/>
+        </w:rPr>
+        <w:t>Wav</w:t>
+      </w:r>
+      <w:r>
+        <w:rPr>
+          <w:lang w:val="ru-RU"/>
+        </w:rPr>
+        <w:t>2</w:t>
+      </w:r>
+      <w:r>
+        <w:rPr>
+          <w:lang w:val="en-US"/>
+        </w:rPr>
+        <w:t>Vec</w:t>
+      </w:r>
+      <w:r>
+        <w:rPr>
+          <w:lang w:val="ru-RU"/>
+        </w:rPr>
+        <w:t xml:space="preserve"> 2.0 </w:t>
+      </w:r>
+      <w:r>
+        <w:rPr>
+          <w:lang w:val="ru-RU"/>
+        </w:rPr>
+        <w:t xml:space="preserve">прогоняет входной аудиосигнал и выдает последовательность эмбеддингов, которые усредняются по времени и подаются в небольшую обучаемую голову (линейный слой или многослойный перцептрон) для классификации эмоций. Именно этот подход реализован в данной работе с использованием модели </w:t>
+      </w:r>
+      <w:proofErr w:type="spellStart"/>
+      <w:r>
+        <w:rPr>
+          <w:i/>
+          <w:iCs/>
+          <w:lang w:val="en-US"/>
+        </w:rPr>
+        <w:t>facebook</w:t>
+      </w:r>
+      <w:proofErr w:type="spellEnd"/>
+      <w:r>
+        <w:rPr>
+          <w:i/>
+          <w:iCs/>
+          <w:lang w:val="ru-RU"/>
+        </w:rPr>
+        <w:t>/</w:t>
+      </w:r>
+      <w:r>
+        <w:rPr>
+          <w:i/>
+          <w:iCs/>
+          <w:lang w:val="en-US"/>
+        </w:rPr>
+        <w:t>wav</w:t>
+      </w:r>
+      <w:r>
+        <w:rPr>
+          <w:i/>
+          <w:iCs/>
+          <w:lang w:val="ru-RU"/>
+        </w:rPr>
+        <w:t>2</w:t>
+      </w:r>
+      <w:proofErr w:type="spellStart"/>
+      <w:r>
+        <w:rPr>
+          <w:i/>
+          <w:iCs/>
+          <w:lang w:val="en-US"/>
+        </w:rPr>
+        <w:t>vec</w:t>
+      </w:r>
+      <w:proofErr w:type="spellEnd"/>
+      <w:r>
+        <w:rPr>
+          <w:i/>
+          <w:iCs/>
+          <w:lang w:val="ru-RU"/>
+        </w:rPr>
+        <w:t>2-</w:t>
+      </w:r>
+      <w:r>
+        <w:rPr>
+          <w:i/>
+          <w:iCs/>
+          <w:lang w:val="en-US"/>
+        </w:rPr>
+        <w:t>base</w:t>
+      </w:r>
+      <w:r>
+        <w:rPr>
+          <w:i/>
+          <w:iCs/>
+          <w:lang w:val="ru-RU"/>
+        </w:rPr>
+        <w:t xml:space="preserve"> </w:t>
+      </w:r>
+      <w:r>
+        <w:rPr>
+          <w:lang w:val="ru-RU"/>
+        </w:rPr>
+        <w:t xml:space="preserve">в качестве экстрактора признаков, поверх которой обучается двухслойный </w:t>
+      </w:r>
+      <w:r>
+        <w:rPr>
+          <w:lang w:val="en-US"/>
+        </w:rPr>
+        <w:t>MLP</w:t>
+      </w:r>
+      <w:r>
+        <w:rPr>
+          <w:lang w:val="ru-RU"/>
+        </w:rPr>
+        <w:t>-</w:t>
+      </w:r>
+      <w:r>
+        <w:rPr>
+          <w:lang w:val="ru-RU"/>
+        </w:rPr>
+        <w:t xml:space="preserve">классификатор для бинарного определения «нейтрально / не нейтрально». Преимуществами такого </w:t>
+      </w:r>
+      <w:r>
+        <w:rPr>
+          <w:lang w:val="ru-RU"/>
+        </w:rPr>
+        <w:lastRenderedPageBreak/>
+        <w:t xml:space="preserve">подхода </w:t>
+      </w:r>
+      <w:proofErr w:type="spellStart"/>
+      <w:r>
+        <w:rPr>
+          <w:lang w:val="ru-RU"/>
+        </w:rPr>
+        <w:t>явлюятся</w:t>
+      </w:r>
+      <w:proofErr w:type="spellEnd"/>
+      <w:r>
+        <w:rPr>
+          <w:lang w:val="ru-RU"/>
+        </w:rPr>
+        <w:t xml:space="preserve"> компактность обучаемой части (</w:t>
+      </w:r>
+      <w:proofErr w:type="spellStart"/>
+      <w:r>
+        <w:rPr>
+          <w:lang w:val="ru-RU"/>
+        </w:rPr>
+        <w:t>всегно</w:t>
+      </w:r>
+      <w:proofErr w:type="spellEnd"/>
+      <w:r>
+        <w:rPr>
+          <w:lang w:val="ru-RU"/>
+        </w:rPr>
+        <w:t xml:space="preserve"> несколько миллионов параметров вместо 95 млн. у полной модели) и высокая скорость инференса, что критично для задачи данного исследования.</w:t>
+      </w:r>
+    </w:p>
+    <w:p>
+      <w:pPr>
+        <w:rPr>
+          <w:lang w:val="ru-RU"/>
+        </w:rPr>
+      </w:pPr>
+      <w:r>
+        <w:rPr>
+          <w:lang w:val="ru-RU"/>
+        </w:rPr>
+        <w:t xml:space="preserve">Результаты многочисленных исследований демонстрируют эффективность </w:t>
+      </w:r>
+      <w:r>
+        <w:rPr>
+          <w:lang w:val="en-US"/>
+        </w:rPr>
+        <w:t>Wav</w:t>
+      </w:r>
+      <w:r>
+        <w:rPr>
+          <w:lang w:val="ru-RU"/>
+        </w:rPr>
+        <w:t>2</w:t>
+      </w:r>
+      <w:r>
+        <w:rPr>
+          <w:lang w:val="en-US"/>
+        </w:rPr>
+        <w:t>Vec</w:t>
+      </w:r>
+      <w:r>
+        <w:rPr>
+          <w:lang w:val="ru-RU"/>
+        </w:rPr>
+        <w:t xml:space="preserve"> 2.0 </w:t>
+      </w:r>
+      <w:r>
+        <w:rPr>
+          <w:lang w:val="ru-RU"/>
+        </w:rPr>
+        <w:t xml:space="preserve">в задачах </w:t>
+      </w:r>
+      <w:r>
+        <w:rPr>
+          <w:lang w:val="en-US"/>
+        </w:rPr>
+        <w:t>SER</w:t>
+      </w:r>
+      <w:r>
+        <w:rPr>
+          <w:lang w:val="ru-RU"/>
+        </w:rPr>
+        <w:t xml:space="preserve">. </w:t>
+      </w:r>
+      <w:r>
+        <w:rPr>
+          <w:lang w:val="ru-RU"/>
+        </w:rPr>
+        <w:t xml:space="preserve">В работе, посвященной сравнению </w:t>
+      </w:r>
+      <w:r>
+        <w:rPr>
+          <w:lang w:val="en-US"/>
+        </w:rPr>
+        <w:t>SSL</w:t>
+      </w:r>
+      <w:r>
+        <w:rPr>
+          <w:lang w:val="ru-RU"/>
+        </w:rPr>
+        <w:t>-</w:t>
+      </w:r>
+      <w:r>
+        <w:rPr>
+          <w:lang w:val="ru-RU"/>
+        </w:rPr>
+        <w:t xml:space="preserve">моделей на корпусах </w:t>
+      </w:r>
+      <w:r>
+        <w:rPr>
+          <w:lang w:val="en-US"/>
+        </w:rPr>
+        <w:t>IEMOCAP</w:t>
+      </w:r>
+      <w:r>
+        <w:rPr>
+          <w:lang w:val="ru-RU"/>
+        </w:rPr>
+        <w:t xml:space="preserve">, </w:t>
+      </w:r>
+      <w:r>
+        <w:rPr>
+          <w:lang w:val="en-US"/>
+        </w:rPr>
+        <w:t>RAVDESS</w:t>
+      </w:r>
+      <w:r>
+        <w:rPr>
+          <w:lang w:val="ru-RU"/>
+        </w:rPr>
+        <w:t xml:space="preserve">, </w:t>
+      </w:r>
+      <w:r>
+        <w:rPr>
+          <w:lang w:val="en-US"/>
+        </w:rPr>
+        <w:t>EMODB</w:t>
+      </w:r>
+      <w:r>
+        <w:rPr>
+          <w:lang w:val="ru-RU"/>
+        </w:rPr>
+        <w:t xml:space="preserve">, </w:t>
+      </w:r>
+      <w:r>
+        <w:rPr>
+          <w:lang w:val="ru-RU"/>
+        </w:rPr>
+        <w:t xml:space="preserve">метод экстракции признаков на основе </w:t>
+      </w:r>
+      <w:r>
+        <w:rPr>
+          <w:lang w:val="en-US"/>
+        </w:rPr>
+        <w:t>Wav</w:t>
+      </w:r>
+      <w:r>
+        <w:rPr>
+          <w:lang w:val="ru-RU"/>
+        </w:rPr>
+        <w:t>2</w:t>
+      </w:r>
+      <w:r>
+        <w:rPr>
+          <w:lang w:val="en-US"/>
+        </w:rPr>
+        <w:t>Vec</w:t>
+      </w:r>
+      <w:r>
+        <w:rPr>
+          <w:lang w:val="ru-RU"/>
+        </w:rPr>
+        <w:t xml:space="preserve"> 2.0 </w:t>
+      </w:r>
+      <w:r>
+        <w:rPr>
+          <w:lang w:val="ru-RU"/>
+        </w:rPr>
+        <w:t xml:space="preserve">с последующей классификацией с помощью логистической регрессии достигает среднего значения полноты </w:t>
+      </w:r>
+      <w:r>
+        <w:rPr>
+          <w:lang w:val="ru-RU"/>
+        </w:rPr>
+        <w:t xml:space="preserve">87.01% </w:t>
+      </w:r>
+      <w:r>
+        <w:rPr>
+          <w:lang w:val="ru-RU"/>
+        </w:rPr>
+        <w:t xml:space="preserve">на </w:t>
+      </w:r>
+      <w:r>
+        <w:rPr>
+          <w:lang w:val="en-US"/>
+        </w:rPr>
+        <w:t>RAVDESS</w:t>
+      </w:r>
+      <w:r>
+        <w:rPr>
+          <w:lang w:val="ru-RU"/>
+        </w:rPr>
+        <w:t xml:space="preserve"> </w:t>
+      </w:r>
+      <w:r>
+        <w:rPr>
+          <w:lang w:val="ru-RU"/>
+        </w:rPr>
+        <w:t>при кросс-валидации</w:t>
+      </w:r>
+      <w:r>
+        <w:rPr>
+          <w:lang w:val="ru-RU"/>
+        </w:rPr>
+        <w:t xml:space="preserve"> </w:t>
+      </w:r>
+      <w:r>
+        <w:rPr>
+          <w:lang w:val="ru-RU"/>
+        </w:rPr>
+        <w:t>[2</w:t>
+      </w:r>
+      <w:r>
+        <w:rPr>
+          <w:lang w:val="ru-RU"/>
+        </w:rPr>
+        <w:t>7</w:t>
+      </w:r>
+      <w:r>
+        <w:rPr>
+          <w:lang w:val="ru-RU"/>
+        </w:rPr>
+        <w:t>]</w:t>
+      </w:r>
+      <w:r>
+        <w:rPr>
+          <w:lang w:val="ru-RU"/>
+        </w:rPr>
+        <w:t xml:space="preserve">. </w:t>
+      </w:r>
+      <w:r>
+        <w:rPr>
+          <w:lang w:val="ru-RU"/>
+        </w:rPr>
+        <w:t>При этом в большинстве работ отмечается, что даже простая экстракция признаков с последующей линейной классификацией дает результаты, сравнимые с полной тонкой настройкой, при значительно меньших вычислительных затратах, что подтверждает обоснованность подхода, используемого в данном исследовании.</w:t>
+      </w:r>
+    </w:p>
+    <w:p>
+      <w:pPr>
+        <w:rPr>
+          <w:lang w:val="ru-RU"/>
+        </w:rPr>
+      </w:pPr>
+      <w:r>
+        <w:rPr>
+          <w:b/>
+          <w:bCs/>
+          <w:lang w:val="en-US"/>
+        </w:rPr>
+        <w:t>DistilHuBERT</w:t>
+      </w:r>
+      <w:r>
+        <w:rPr>
+          <w:lang w:val="ru-RU"/>
+        </w:rPr>
+        <w:t xml:space="preserve"> представляет собой дистиллированную (уменьшенную) версию модели </w:t>
+      </w:r>
+      <w:r>
+        <w:rPr>
+          <w:lang w:val="en-US"/>
+        </w:rPr>
+        <w:t>HuBERT</w:t>
+      </w:r>
+      <w:r>
+        <w:rPr>
+          <w:lang w:val="ru-RU"/>
+        </w:rPr>
+        <w:t xml:space="preserve"> (</w:t>
+      </w:r>
+      <w:r>
+        <w:rPr>
+          <w:lang w:val="en-US"/>
+        </w:rPr>
+        <w:t>Hidden</w:t>
+      </w:r>
+      <w:r>
+        <w:rPr>
+          <w:lang w:val="ru-RU"/>
+        </w:rPr>
+        <w:t>-</w:t>
+      </w:r>
+      <w:r>
+        <w:rPr>
+          <w:lang w:val="en-US"/>
+        </w:rPr>
+        <w:t>Unit</w:t>
+      </w:r>
+      <w:r>
+        <w:rPr>
+          <w:lang w:val="ru-RU"/>
+        </w:rPr>
+        <w:t xml:space="preserve"> </w:t>
+      </w:r>
+      <w:r>
+        <w:rPr>
+          <w:lang w:val="en-US"/>
+        </w:rPr>
+        <w:t>BERT</w:t>
+      </w:r>
+      <w:r>
+        <w:rPr>
+          <w:lang w:val="ru-RU"/>
+        </w:rPr>
+        <w:t>)</w:t>
+      </w:r>
+      <w:r>
+        <w:rPr>
+          <w:lang w:val="ru-RU"/>
+        </w:rPr>
+        <w:t xml:space="preserve"> </w:t>
+      </w:r>
+      <w:r>
+        <w:rPr>
+          <w:lang w:val="ru-RU"/>
+        </w:rPr>
+        <w:t xml:space="preserve">[25], </w:t>
+      </w:r>
+      <w:r>
+        <w:rPr>
+          <w:lang w:val="ru-RU"/>
+        </w:rPr>
+        <w:t xml:space="preserve">архитектурно близкой к </w:t>
+      </w:r>
+      <w:r>
+        <w:rPr>
+          <w:lang w:val="en-US"/>
+        </w:rPr>
+        <w:t>Wav</w:t>
+      </w:r>
+      <w:r>
+        <w:rPr>
+          <w:lang w:val="ru-RU"/>
+        </w:rPr>
+        <w:t>2</w:t>
+      </w:r>
+      <w:r>
+        <w:rPr>
+          <w:lang w:val="en-US"/>
+        </w:rPr>
+        <w:t>Vec</w:t>
+      </w:r>
+      <w:r>
+        <w:rPr>
+          <w:lang w:val="ru-RU"/>
+        </w:rPr>
+        <w:t xml:space="preserve"> 2.0. </w:t>
+      </w:r>
+      <w:r>
+        <w:rPr>
+          <w:lang w:val="ru-RU"/>
+        </w:rPr>
+        <w:t xml:space="preserve">Основное отличие от первой модели заключается в способе целевой функции: вместо кнтрастивной потери </w:t>
+      </w:r>
+      <w:r>
+        <w:rPr>
+          <w:lang w:val="en-US"/>
+        </w:rPr>
+        <w:t>HuBERT</w:t>
+      </w:r>
+      <w:r>
+        <w:rPr>
+          <w:lang w:val="ru-RU"/>
+        </w:rPr>
+        <w:t xml:space="preserve"> </w:t>
+      </w:r>
+      <w:r>
+        <w:rPr>
+          <w:lang w:val="ru-RU"/>
+        </w:rPr>
+        <w:t xml:space="preserve">использует кластеризацию </w:t>
+      </w:r>
+      <w:r>
+        <w:rPr>
+          <w:lang w:val="ru-RU"/>
+        </w:rPr>
+        <w:t>латентных</w:t>
+      </w:r>
+      <w:r>
+        <w:rPr>
+          <w:lang w:val="ru-RU"/>
+        </w:rPr>
+        <w:t xml:space="preserve"> </w:t>
+      </w:r>
+      <w:r>
+        <w:rPr>
+          <w:lang w:val="ru-RU"/>
+        </w:rPr>
+        <w:t xml:space="preserve">представлений для генерации целевых меток и решает задачу предсказания замаскированных фрагментов, аналогично </w:t>
+      </w:r>
+      <w:r>
+        <w:rPr>
+          <w:lang w:val="en-US"/>
+        </w:rPr>
+        <w:t>masked</w:t>
+      </w:r>
+      <w:r>
+        <w:rPr>
+          <w:lang w:val="ru-RU"/>
+        </w:rPr>
+        <w:t xml:space="preserve"> </w:t>
+      </w:r>
+      <w:r>
+        <w:rPr>
+          <w:lang w:val="en-US"/>
+        </w:rPr>
+        <w:t>language</w:t>
+      </w:r>
+      <w:r>
+        <w:rPr>
+          <w:lang w:val="ru-RU"/>
+        </w:rPr>
+        <w:t xml:space="preserve"> </w:t>
+      </w:r>
+      <w:r>
+        <w:rPr>
+          <w:lang w:val="en-US"/>
+        </w:rPr>
+        <w:t>modeling</w:t>
+      </w:r>
+      <w:r>
+        <w:rPr>
+          <w:lang w:val="ru-RU"/>
+        </w:rPr>
+        <w:t xml:space="preserve"> </w:t>
+      </w:r>
+      <w:r>
+        <w:rPr>
+          <w:lang w:val="ru-RU"/>
+        </w:rPr>
+        <w:t xml:space="preserve">в </w:t>
+      </w:r>
+      <w:r>
+        <w:rPr>
+          <w:lang w:val="en-US"/>
+        </w:rPr>
+        <w:t>BERT</w:t>
+      </w:r>
+      <w:r>
+        <w:rPr>
+          <w:lang w:val="ru-RU"/>
+        </w:rPr>
+        <w:t xml:space="preserve">. </w:t>
+      </w:r>
+      <w:r>
+        <w:rPr>
+          <w:lang w:val="en-US"/>
+        </w:rPr>
+        <w:t>DistilHuB</w:t>
+      </w:r>
+      <w:r>
+        <w:rPr>
+          <w:lang w:val="en-US"/>
+        </w:rPr>
+        <w:t>ERT</w:t>
+      </w:r>
+      <w:r>
+        <w:rPr>
+          <w:lang w:val="ru-RU"/>
+        </w:rPr>
+        <w:t xml:space="preserve">, в свою очередь, предложен как метод сжатия исходной модели </w:t>
+      </w:r>
+      <w:r>
+        <w:rPr>
+          <w:lang w:val="en-US"/>
+        </w:rPr>
+        <w:t>HuBERT</w:t>
+      </w:r>
+      <w:r>
+        <w:rPr>
+          <w:lang w:val="ru-RU"/>
+        </w:rPr>
+        <w:t xml:space="preserve"> </w:t>
+      </w:r>
+      <w:r>
+        <w:rPr>
+          <w:lang w:val="ru-RU"/>
+        </w:rPr>
+        <w:t xml:space="preserve">путем послойной дистилляции представлений в многофункциональной обучающей схеме </w:t>
+      </w:r>
+      <w:r>
+        <w:rPr>
+          <w:lang w:val="ru-RU"/>
+        </w:rPr>
+        <w:t>[26]</w:t>
+      </w:r>
+      <w:r>
+        <w:rPr>
+          <w:lang w:val="ru-RU"/>
+        </w:rPr>
+        <w:t xml:space="preserve">. Это позволяет сократить размер модели на </w:t>
+      </w:r>
+      <w:r>
+        <w:rPr>
+          <w:lang w:val="ru-RU"/>
+        </w:rPr>
+        <w:t xml:space="preserve">75% </w:t>
+      </w:r>
+      <w:r>
+        <w:rPr>
+          <w:lang w:val="ru-RU"/>
+        </w:rPr>
+        <w:t xml:space="preserve">(с 95 млн до примерно 24 млн параметров) и ускорить инференс в </w:t>
+      </w:r>
+      <w:r>
+        <w:rPr>
+          <w:lang w:val="ru-RU"/>
+        </w:rPr>
+        <w:t xml:space="preserve">3.7 </w:t>
+      </w:r>
+      <w:r>
+        <w:rPr>
+          <w:lang w:val="ru-RU"/>
+        </w:rPr>
+        <w:t>раза при минимальной потере точности на десяти различных задачах распознавания речи.</w:t>
+      </w:r>
+    </w:p>
+    <w:p>
+      <w:pPr>
+        <w:rPr>
+          <w:lang w:val="ru-RU"/>
+        </w:rPr>
+      </w:pPr>
+      <w:r>
+        <w:rPr>
+          <w:lang w:val="ru-RU"/>
+        </w:rPr>
+        <w:lastRenderedPageBreak/>
+        <w:t xml:space="preserve">В контексте </w:t>
+      </w:r>
+      <w:r>
+        <w:rPr>
+          <w:lang w:val="en-US"/>
+        </w:rPr>
+        <w:t>SER</w:t>
+      </w:r>
+      <w:r>
+        <w:rPr>
+          <w:lang w:val="ru-RU"/>
+        </w:rPr>
+        <w:t xml:space="preserve"> </w:t>
+      </w:r>
+      <w:r>
+        <w:rPr>
+          <w:lang w:val="ru-RU"/>
+        </w:rPr>
+        <w:t xml:space="preserve">легкость </w:t>
+      </w:r>
+      <w:r>
+        <w:rPr>
+          <w:lang w:val="en-US"/>
+        </w:rPr>
+        <w:t>DistilHuBERT</w:t>
+      </w:r>
+      <w:r>
+        <w:rPr>
+          <w:lang w:val="ru-RU"/>
+        </w:rPr>
+        <w:t xml:space="preserve"> </w:t>
+      </w:r>
+      <w:r>
+        <w:rPr>
+          <w:lang w:val="ru-RU"/>
+        </w:rPr>
+        <w:t xml:space="preserve">делает его особенно привлекательным для мобильных и встраиваемых приложений. В работе </w:t>
+      </w:r>
+      <w:r>
+        <w:rPr>
+          <w:lang w:val="ru-RU"/>
+        </w:rPr>
+        <w:t xml:space="preserve">[28] </w:t>
+      </w:r>
+      <w:r>
+        <w:rPr>
+          <w:lang w:val="ru-RU"/>
+        </w:rPr>
+        <w:t xml:space="preserve">была проведена валидация </w:t>
+      </w:r>
+      <w:r>
+        <w:rPr>
+          <w:lang w:val="en-US"/>
+        </w:rPr>
+        <w:t>DistilHuBERT</w:t>
+      </w:r>
+      <w:r>
+        <w:rPr>
+          <w:lang w:val="ru-RU"/>
+        </w:rPr>
+        <w:t xml:space="preserve"> </w:t>
+      </w:r>
+      <w:r>
+        <w:rPr>
+          <w:lang w:val="ru-RU"/>
+        </w:rPr>
+        <w:t>на нескольких стандартных наборах данных</w:t>
+      </w:r>
+      <w:r>
+        <w:rPr>
+          <w:lang w:val="ru-RU"/>
+        </w:rPr>
+        <w:t xml:space="preserve"> (</w:t>
+      </w:r>
+      <w:r>
+        <w:rPr>
+          <w:lang w:val="en-US"/>
+        </w:rPr>
+        <w:t>IEMOCAP</w:t>
+      </w:r>
+      <w:r>
+        <w:rPr>
+          <w:lang w:val="ru-RU"/>
+        </w:rPr>
+        <w:t xml:space="preserve">, </w:t>
+      </w:r>
+      <w:r>
+        <w:rPr>
+          <w:lang w:val="en-US"/>
+        </w:rPr>
+        <w:t>CREMA</w:t>
+      </w:r>
+      <w:r>
+        <w:rPr>
+          <w:lang w:val="ru-RU"/>
+        </w:rPr>
+        <w:t>-</w:t>
+      </w:r>
+      <w:r>
+        <w:rPr>
+          <w:lang w:val="en-US"/>
+        </w:rPr>
+        <w:t>D</w:t>
+      </w:r>
+      <w:r>
+        <w:rPr>
+          <w:lang w:val="ru-RU"/>
+        </w:rPr>
+        <w:t xml:space="preserve">). </w:t>
+      </w:r>
+      <w:r>
+        <w:rPr>
+          <w:lang w:val="ru-RU"/>
+        </w:rPr>
+        <w:t>Предложенный подход с 8 битной квантизацией модели (метод уменьшения размера модели) достиг 61</w:t>
+      </w:r>
+      <w:r>
+        <w:rPr>
+          <w:lang w:val="ru-RU"/>
+        </w:rPr>
+        <w:t xml:space="preserve">.4% </w:t>
+      </w:r>
+      <w:r>
+        <w:rPr>
+          <w:lang w:val="ru-RU"/>
+        </w:rPr>
+        <w:t xml:space="preserve">невзвешенной точности на </w:t>
+      </w:r>
+      <w:r>
+        <w:rPr>
+          <w:lang w:val="en-US"/>
+        </w:rPr>
+        <w:t>IEMOCAP</w:t>
+      </w:r>
+      <w:r>
+        <w:rPr>
+          <w:lang w:val="ru-RU"/>
+        </w:rPr>
+        <w:t xml:space="preserve"> </w:t>
+      </w:r>
+      <w:r>
+        <w:rPr>
+          <w:lang w:val="ru-RU"/>
+        </w:rPr>
+        <w:t>при размере модели всего 23 МБ</w:t>
+      </w:r>
+      <w:r>
+        <w:rPr>
+          <w:lang w:val="ru-RU"/>
+        </w:rPr>
+        <w:t xml:space="preserve">, что составляет 91% от производительности полноразмерного </w:t>
+      </w:r>
+      <w:proofErr w:type="spellStart"/>
+      <w:r>
+        <w:rPr>
+          <w:lang w:val="ru-RU"/>
+        </w:rPr>
+        <w:t>бейзлайна</w:t>
+      </w:r>
+      <w:proofErr w:type="spellEnd"/>
+      <w:r>
+        <w:rPr>
+          <w:lang w:val="ru-RU"/>
+        </w:rPr>
+        <w:t xml:space="preserve">. При этом добавление </w:t>
+      </w:r>
+      <w:r>
+        <w:rPr>
+          <w:lang w:val="en-US"/>
+        </w:rPr>
+        <w:t>CREMA</w:t>
+      </w:r>
+      <w:r>
+        <w:rPr>
+          <w:lang w:val="ru-RU"/>
+        </w:rPr>
+        <w:t>-</w:t>
+      </w:r>
+      <w:r>
+        <w:rPr>
+          <w:lang w:val="en-US"/>
+        </w:rPr>
+        <w:t>D</w:t>
+      </w:r>
+      <w:r>
+        <w:rPr>
+          <w:lang w:val="ru-RU"/>
+        </w:rPr>
+        <w:t xml:space="preserve"> </w:t>
+      </w:r>
+      <w:r>
+        <w:rPr>
+          <w:lang w:val="ru-RU"/>
+        </w:rPr>
+        <w:t>в обучающую выборку повысило взвешенную точность на 1</w:t>
+      </w:r>
+      <w:r>
+        <w:rPr>
+          <w:lang w:val="ru-RU"/>
+        </w:rPr>
+        <w:t>.2%</w:t>
+      </w:r>
+      <w:r>
+        <w:rPr>
+          <w:lang w:val="ru-RU"/>
+        </w:rPr>
+        <w:t xml:space="preserve"> и макро </w:t>
+      </w:r>
+      <w:r>
+        <w:rPr>
+          <w:lang w:val="en-US"/>
+        </w:rPr>
+        <w:t>F</w:t>
+      </w:r>
+      <w:r>
+        <w:rPr>
+          <w:lang w:val="ru-RU"/>
+        </w:rPr>
+        <w:t xml:space="preserve">1 метрику на </w:t>
+      </w:r>
+      <w:r>
+        <w:rPr>
+          <w:lang w:val="ru-RU"/>
+        </w:rPr>
+        <w:t>1.4%</w:t>
+      </w:r>
+      <w:r>
+        <w:rPr>
+          <w:lang w:val="ru-RU"/>
+        </w:rPr>
+        <w:t xml:space="preserve"> </w:t>
+      </w:r>
+      <w:r>
+        <w:rPr>
+          <w:lang w:val="ru-RU"/>
+        </w:rPr>
+        <w:t xml:space="preserve">[28]. </w:t>
+      </w:r>
+      <w:r>
+        <w:rPr>
+          <w:lang w:val="ru-RU"/>
+        </w:rPr>
+        <w:t xml:space="preserve">Эти результаты подтверждают, что </w:t>
+      </w:r>
+      <w:r>
+        <w:rPr>
+          <w:lang w:val="en-US"/>
+        </w:rPr>
+        <w:t>DistilHuBERT</w:t>
+      </w:r>
+      <w:r>
+        <w:rPr>
+          <w:lang w:val="ru-RU"/>
+        </w:rPr>
+        <w:t xml:space="preserve"> </w:t>
+      </w:r>
+      <w:r>
+        <w:rPr>
+          <w:lang w:val="ru-RU"/>
+        </w:rPr>
+        <w:t>обеспечивает компромисс между точностью и вычислительной эффективностью, который особенно важен в задачах потокового распознавания на устройствах с ограниченными ресурсами.</w:t>
+      </w:r>
+    </w:p>
+    <w:p>
+      <w:pPr>
+        <w:rPr>
+          <w:lang w:val="ru-RU"/>
+        </w:rPr>
+      </w:pPr>
+      <w:r>
+        <w:rPr>
+          <w:lang w:val="ru-RU"/>
+        </w:rPr>
+        <w:t xml:space="preserve">В рамках данной работы </w:t>
+      </w:r>
+      <w:r>
+        <w:rPr>
+          <w:lang w:val="en-US"/>
+        </w:rPr>
+        <w:t>DistilHuBERT</w:t>
+      </w:r>
+      <w:r>
+        <w:rPr>
+          <w:lang w:val="ru-RU"/>
+        </w:rPr>
+        <w:t xml:space="preserve"> </w:t>
+      </w:r>
+      <w:r>
+        <w:rPr>
+          <w:lang w:val="ru-RU"/>
+        </w:rPr>
+        <w:t xml:space="preserve">сравнивается с другими методами для задачи бинарной классификации «нейтрально / не нейтрально». Модель </w:t>
+      </w:r>
+      <w:proofErr w:type="spellStart"/>
+      <w:r>
+        <w:rPr>
+          <w:lang w:val="ru-RU"/>
+        </w:rPr>
+        <w:t>исполуется</w:t>
+      </w:r>
+      <w:proofErr w:type="spellEnd"/>
+      <w:r>
+        <w:rPr>
+          <w:lang w:val="ru-RU"/>
+        </w:rPr>
+        <w:t xml:space="preserve"> в </w:t>
+      </w:r>
+      <w:proofErr w:type="spellStart"/>
+      <w:r>
+        <w:rPr>
+          <w:lang w:val="ru-RU"/>
+        </w:rPr>
+        <w:t>режирме</w:t>
+      </w:r>
+      <w:proofErr w:type="spellEnd"/>
+      <w:r>
+        <w:rPr>
+          <w:lang w:val="ru-RU"/>
+        </w:rPr>
+        <w:t xml:space="preserve"> замороженного экстрактора признаков: предобученная версия </w:t>
+      </w:r>
+      <w:proofErr w:type="spellStart"/>
+      <w:r>
+        <w:rPr>
+          <w:i/>
+          <w:iCs/>
+          <w:lang w:val="en-US"/>
+        </w:rPr>
+        <w:t>ntu</w:t>
+      </w:r>
+      <w:proofErr w:type="spellEnd"/>
+      <w:r>
+        <w:rPr>
+          <w:i/>
+          <w:iCs/>
+          <w:lang w:val="ru-RU"/>
+        </w:rPr>
+        <w:t>-</w:t>
+      </w:r>
+      <w:proofErr w:type="spellStart"/>
+      <w:r>
+        <w:rPr>
+          <w:i/>
+          <w:iCs/>
+          <w:lang w:val="en-US"/>
+        </w:rPr>
+        <w:t>spml</w:t>
+      </w:r>
+      <w:proofErr w:type="spellEnd"/>
+      <w:r>
+        <w:rPr>
+          <w:i/>
+          <w:iCs/>
+          <w:lang w:val="ru-RU"/>
+        </w:rPr>
+        <w:t>/</w:t>
+      </w:r>
+      <w:proofErr w:type="spellStart"/>
+      <w:r>
+        <w:rPr>
+          <w:i/>
+          <w:iCs/>
+          <w:lang w:val="en-US"/>
+        </w:rPr>
+        <w:t>distilhubert</w:t>
+      </w:r>
+      <w:proofErr w:type="spellEnd"/>
+      <w:r>
+        <w:rPr>
+          <w:lang w:val="ru-RU"/>
+        </w:rPr>
+        <w:t xml:space="preserve"> </w:t>
+      </w:r>
+      <w:r>
+        <w:rPr>
+          <w:lang w:val="ru-RU"/>
+        </w:rPr>
+        <w:t xml:space="preserve">преобразует входной </w:t>
+      </w:r>
+      <w:r>
+        <w:rPr>
+          <w:lang w:val="ru-RU"/>
+        </w:rPr>
+        <w:t xml:space="preserve">аудиосигнал в последовательность эмбеддингов, которые затем усредняются по времени и подаются в линейный классификатор. Такой подход позволяет оценить качество представлений, извлеченных дистиллированной моделью, в сравнении с более тяжелыми моделями и традиционными методами, и определить, насколько целесообразно применение </w:t>
+      </w:r>
+      <w:r>
+        <w:rPr>
+          <w:lang w:val="en-US"/>
+        </w:rPr>
+        <w:t>DistilHuBERT</w:t>
+      </w:r>
+      <w:r>
+        <w:rPr>
+          <w:lang w:val="ru-RU"/>
+        </w:rPr>
+        <w:t xml:space="preserve"> </w:t>
+      </w:r>
+      <w:r>
+        <w:rPr>
+          <w:lang w:val="ru-RU"/>
+        </w:rPr>
+        <w:t>в роли аудиогейта в каскадной системе распознавания эмоций.</w:t>
+      </w:r>
+    </w:p>
+    <w:p>
+      <w:pPr>
+        <w:rPr>
+          <w:lang w:val="ru-RU"/>
+        </w:rPr>
+      </w:pPr>
+    </w:p>
+    <w:p>
+      <w:pPr>
+        <w:rPr>
+          <w:lang w:val="ru-RU"/>
+        </w:rPr>
+      </w:pPr>
+    </w:p>
+    <w:p>
+      <w:pPr>
+        <w:rPr>
+          <w:lang w:val="ru-RU"/>
+        </w:rPr>
+      </w:pPr>
+    </w:p>
+    <w:p>
+      <w:pPr>
+        <w:pStyle w:val="Heading3"/>
+      </w:pPr>
+      <w:r>
+        <w:lastRenderedPageBreak/>
+        <w:t>Легкая сверточная архитектура на мел-спект</w:t>
+      </w:r>
+      <w:r>
+        <w:t>о</w:t>
+      </w:r>
+      <w:r>
+        <w:t>граммах</w:t>
+      </w:r>
+    </w:p>
+    <w:p>
+      <w:pPr>
+        <w:ind w:firstLine="0"/>
+        <w:rPr>
+          <w:lang w:val="ru-RU"/>
+        </w:rPr>
+      </w:pPr>
+    </w:p>
+    <w:p>
+      <w:pPr>
+        <w:pStyle w:val="Heading2"/>
+        <w:rPr>
+          <w:lang w:val="ru-RU"/>
+        </w:rPr>
+      </w:pPr>
+      <w:r>
+        <w:rPr>
+          <w:lang w:val="ru-RU"/>
+        </w:rPr>
+        <w:t>Методы распознавания эмоций по выражению лица (</w:t>
+      </w:r>
+      <w:r>
+        <w:t>FER</w:t>
+      </w:r>
+      <w:r>
+        <w:rPr>
+          <w:lang w:val="ru-RU"/>
+        </w:rPr>
+        <w:t>)</w:t>
+      </w:r>
+    </w:p>
+    <w:p>
+      <w:pPr>
+        <w:pStyle w:val="Heading3"/>
+        <w:rPr>
+          <w:lang w:val="en-US"/>
+        </w:rPr>
+      </w:pPr>
+      <w:r>
+        <w:t>Детекция лиц</w:t>
+      </w:r>
+      <w:r>
+        <w:rPr>
+          <w:lang w:val="en-US"/>
+        </w:rPr>
+        <w:t>,</w:t>
+      </w:r>
+      <w:r>
+        <w:t xml:space="preserve"> </w:t>
+      </w:r>
+      <w:proofErr w:type="spellStart"/>
+      <w:r>
+        <w:rPr>
+          <w:lang w:val="en-US"/>
+        </w:rPr>
+        <w:t>MediaPipe</w:t>
+      </w:r>
+      <w:proofErr w:type="spellEnd"/>
+    </w:p>
+    <w:p>
+      <w:pPr>
+        <w:pStyle w:val="Heading3"/>
+        <w:rPr>
+          <w:lang w:val="en-US"/>
+        </w:rPr>
+      </w:pPr>
+      <w:r>
+        <w:t>Легкие</w:t>
+      </w:r>
+      <w:r>
+        <w:t xml:space="preserve"> </w:t>
+      </w:r>
+      <w:proofErr w:type="spellStart"/>
+      <w:r>
+        <w:t>бэкбоны</w:t>
+      </w:r>
+      <w:proofErr w:type="spellEnd"/>
+      <w:r>
+        <w:t xml:space="preserve"> </w:t>
+      </w:r>
+      <w:r>
+        <w:t>для</w:t>
+      </w:r>
+      <w:r>
+        <w:t xml:space="preserve"> </w:t>
+      </w:r>
+      <w:r>
+        <w:t>видеокадров</w:t>
+      </w:r>
+      <w:r>
+        <w:t xml:space="preserve">: </w:t>
+      </w:r>
+      <w:r>
+        <w:t>MobileNetV</w:t>
+      </w:r>
+      <w:r>
+        <w:t>3-</w:t>
+      </w:r>
+      <w:r>
+        <w:t>Small</w:t>
+      </w:r>
+      <w:r>
+        <w:t xml:space="preserve"> </w:t>
+      </w:r>
+      <w:r>
+        <w:t>и</w:t>
+      </w:r>
+      <w:r>
+        <w:t xml:space="preserve"> </w:t>
+      </w:r>
+      <w:proofErr w:type="spellStart"/>
+      <w:r>
+        <w:t>EmotiEffNet</w:t>
+      </w:r>
+      <w:proofErr w:type="spellEnd"/>
+    </w:p>
+    <w:p>
+      <w:pPr>
+        <w:pStyle w:val="Heading3"/>
+        <w:rPr>
+          <w:lang w:val="en-US"/>
+        </w:rPr>
+      </w:pPr>
+      <w:r>
+        <w:t xml:space="preserve">Темпоральные агрегаторы для последовательности кадров: </w:t>
+      </w:r>
+      <w:proofErr w:type="spellStart"/>
+      <w:r>
+        <w:rPr>
+          <w:lang w:val="en-US"/>
+        </w:rPr>
+        <w:t>BiGRU</w:t>
+      </w:r>
+      <w:proofErr w:type="spellEnd"/>
+      <w:r>
+        <w:t xml:space="preserve">, </w:t>
+      </w:r>
+      <w:proofErr w:type="spellStart"/>
+      <w:r>
+        <w:rPr>
+          <w:lang w:val="en-US"/>
+        </w:rPr>
+        <w:t>BiLSTM</w:t>
+      </w:r>
+      <w:proofErr w:type="spellEnd"/>
+      <w:r>
+        <w:t xml:space="preserve">, </w:t>
+      </w:r>
+      <w:r>
+        <w:rPr>
+          <w:lang w:val="en-US"/>
+        </w:rPr>
+        <w:t>TCN</w:t>
+      </w:r>
+    </w:p>
+    <w:p>
+      <w:pPr>
+        <w:pStyle w:val="Heading2"/>
+      </w:pPr>
+      <w:r>
+        <w:t>Мультимодальное распознавание эмоций (MER)</w:t>
+      </w:r>
+    </w:p>
+    <w:p>
+      <w:pPr>
+        <w:pStyle w:val="Heading3"/>
+      </w:pPr>
+      <w:r>
+        <w:t xml:space="preserve">Классические </w:t>
+      </w:r>
+      <w:proofErr w:type="spellStart"/>
+      <w:r>
+        <w:t>стратегие</w:t>
+      </w:r>
+      <w:proofErr w:type="spellEnd"/>
+      <w:r>
+        <w:t xml:space="preserve"> слияния анализа модальностей </w:t>
+      </w:r>
+    </w:p>
+    <w:p>
+      <w:pPr>
+        <w:pStyle w:val="Heading3"/>
+      </w:pPr>
+      <w:r>
+        <w:t xml:space="preserve">Современные мультимодальные архитектуры для </w:t>
+      </w:r>
+      <w:r>
+        <w:rPr>
+          <w:lang w:val="en-US"/>
+        </w:rPr>
+        <w:t>IEMOCAP</w:t>
+      </w:r>
+      <w:r>
+        <w:t xml:space="preserve">: </w:t>
+      </w:r>
+      <w:r>
+        <w:rPr>
+          <w:lang w:val="en-US"/>
+        </w:rPr>
+        <w:t>SCME</w:t>
+      </w:r>
+      <w:r>
+        <w:t>+</w:t>
+      </w:r>
+      <w:r>
+        <w:rPr>
+          <w:lang w:val="en-US"/>
+        </w:rPr>
+        <w:t>GF</w:t>
+      </w:r>
+      <w:r>
+        <w:t xml:space="preserve"> </w:t>
+      </w:r>
+      <w:r>
         <w:t xml:space="preserve">и </w:t>
       </w:r>
       <w:r>
         <w:rPr>
           <w:lang w:val="en-US"/>
         </w:rPr>
-        <w:t>DistilHuBERT</w:t>
-      </w:r>
-    </w:p>
-    <w:p>
-      <w:pPr>
-        <w:pStyle w:val="Heading3"/>
-      </w:pPr>
-      <w:r>
-        <w:t>Легкая сверточная архитектура на мел-спект</w:t>
-      </w:r>
-      <w:r>
-        <w:t>о</w:t>
-      </w:r>
-      <w:r>
-        <w:t>граммах</w:t>
-      </w:r>
-    </w:p>
-    <w:p>
-      <w:pPr>
-        <w:ind w:firstLine="0"/>
-        <w:rPr>
-          <w:lang w:val="ru-RU"/>
-        </w:rPr>
-      </w:pPr>
-    </w:p>
-    <w:p>
-      <w:pPr>
-        <w:pStyle w:val="Heading2"/>
-        <w:rPr>
-          <w:lang w:val="ru-RU"/>
-        </w:rPr>
-      </w:pPr>
-      <w:r>
-        <w:rPr>
-          <w:lang w:val="ru-RU"/>
-        </w:rPr>
-        <w:t>Методы распознавания эмоций по выражению лица (</w:t>
-      </w:r>
-      <w:r>
-        <w:t>FER</w:t>
-      </w:r>
-      <w:r>
-        <w:rPr>
-          <w:lang w:val="ru-RU"/>
-        </w:rPr>
-        <w:t>)</w:t>
-      </w:r>
-    </w:p>
-    <w:p>
-      <w:pPr>
-        <w:pStyle w:val="Heading3"/>
-        <w:rPr>
-          <w:lang w:val="en-US"/>
-        </w:rPr>
-      </w:pPr>
-      <w:r>
-        <w:t>Детекция лиц</w:t>
-      </w:r>
-      <w:r>
-        <w:rPr>
-          <w:lang w:val="en-US"/>
-        </w:rPr>
-        <w:t>,</w:t>
-      </w:r>
-      <w:r>
+        <w:t>MM</w:t>
+      </w:r>
+      <w:r>
+        <w:t>-</w:t>
+      </w:r>
+      <w:proofErr w:type="spellStart"/>
+      <w:r>
+        <w:rPr>
+          <w:lang w:val="en-US"/>
+        </w:rPr>
+        <w:t>NodeFormer</w:t>
+      </w:r>
+      <w:proofErr w:type="spellEnd"/>
+    </w:p>
+    <w:p>
+      <w:pPr>
+        <w:rPr>
+          <w:lang w:val="ru-RU"/>
+        </w:rPr>
+      </w:pPr>
+    </w:p>
+    <w:p>
+      <w:pPr>
+        <w:rPr>
+          <w:lang w:val="ru-RU"/>
+        </w:rPr>
+      </w:pPr>
+    </w:p>
+    <w:p>
+      <w:pPr>
+        <w:rPr>
+          <w:lang w:val="ru-RU"/>
+        </w:rPr>
+      </w:pPr>
+    </w:p>
+    <w:p>
+      <w:pPr>
+        <w:rPr>
+          <w:lang w:val="ru-RU"/>
+        </w:rPr>
+      </w:pPr>
+    </w:p>
+    <w:p>
+      <w:pPr>
+        <w:rPr>
+          <w:lang w:val="ru-RU"/>
+        </w:rPr>
+      </w:pPr>
+      <w:r>
+        <w:rPr>
+          <w:lang w:val="ru-RU"/>
+        </w:rPr>
+        <w:t>------</w:t>
+      </w:r>
+    </w:p>
+    <w:p>
+      <w:pPr>
+        <w:rPr>
+          <w:lang w:val="ru-RU"/>
+        </w:rPr>
+      </w:pPr>
+      <w:r>
+        <w:rPr>
+          <w:lang w:val="ru-RU"/>
+        </w:rPr>
+        <w:t xml:space="preserve">Ранние исследования были сфокусированы на одномодальных подходах (определение эмоций только по речи / только по выражению лица). </w:t>
+      </w:r>
+    </w:p>
+    <w:p>
+      <w:pPr>
+        <w:rPr>
+          <w:lang w:val="ru-RU"/>
+        </w:rPr>
+      </w:pPr>
+      <w:r>
+        <w:rPr>
+          <w:lang w:val="ru-RU"/>
+        </w:rPr>
+        <w:t>Первый</w:t>
+      </w:r>
+      <w:r>
+        <w:rPr>
+          <w:lang w:val="ru-RU"/>
+        </w:rPr>
         <w:t xml:space="preserve"> </w:t>
       </w:r>
+      <w:r>
+        <w:rPr>
+          <w:lang w:val="ru-RU"/>
+        </w:rPr>
+        <w:t>вид</w:t>
+      </w:r>
+      <w:r>
+        <w:rPr>
+          <w:lang w:val="ru-RU"/>
+        </w:rPr>
+        <w:t xml:space="preserve">: </w:t>
+      </w:r>
+      <w:r>
+        <w:rPr>
+          <w:lang w:val="en-US"/>
+        </w:rPr>
+        <w:t>Speech</w:t>
+      </w:r>
+      <w:r>
+        <w:rPr>
+          <w:lang w:val="ru-RU"/>
+        </w:rPr>
+        <w:t xml:space="preserve"> </w:t>
+      </w:r>
+      <w:r>
+        <w:rPr>
+          <w:lang w:val="en-US"/>
+        </w:rPr>
+        <w:t>emotion</w:t>
+      </w:r>
+      <w:r>
+        <w:rPr>
+          <w:lang w:val="ru-RU"/>
+        </w:rPr>
+        <w:t xml:space="preserve"> </w:t>
+      </w:r>
+      <w:r>
+        <w:rPr>
+          <w:lang w:val="en-US"/>
+        </w:rPr>
+        <w:t>recognition</w:t>
+      </w:r>
+      <w:r>
+        <w:rPr>
+          <w:lang w:val="ru-RU"/>
+        </w:rPr>
+        <w:t xml:space="preserve"> (</w:t>
+      </w:r>
+      <w:r>
+        <w:rPr>
+          <w:lang w:val="en-US"/>
+        </w:rPr>
+        <w:t>SER</w:t>
+      </w:r>
+      <w:r>
+        <w:rPr>
+          <w:lang w:val="ru-RU"/>
+        </w:rPr>
+        <w:t>) [</w:t>
+      </w:r>
+      <w:r>
+        <w:rPr>
+          <w:lang w:val="ru-RU"/>
+        </w:rPr>
+        <w:t xml:space="preserve">7] </w:t>
+      </w:r>
+      <w:r>
+        <w:rPr>
+          <w:lang w:val="ru-RU"/>
+        </w:rPr>
+        <w:t>заключается</w:t>
+      </w:r>
+      <w:r>
+        <w:rPr>
+          <w:lang w:val="ru-RU"/>
+        </w:rPr>
+        <w:t xml:space="preserve"> </w:t>
+      </w:r>
+      <w:r>
+        <w:rPr>
+          <w:lang w:val="ru-RU"/>
+        </w:rPr>
+        <w:t xml:space="preserve">в выделении признаков из речи человека, с помощью, например лог-мел </w:t>
+      </w:r>
       <w:proofErr w:type="spellStart"/>
       <w:r>
         <w:rPr>
-          <w:lang w:val="en-US"/>
-        </w:rPr>
-        <w:t>MediaPipe</w:t>
+          <w:lang w:val="ru-RU"/>
+        </w:rPr>
+        <w:t>спектограмм</w:t>
       </w:r>
       <w:proofErr w:type="spellEnd"/>
-    </w:p>
-    <w:p>
-      <w:pPr>
-        <w:pStyle w:val="Heading3"/>
-        <w:rPr>
-          <w:lang w:val="en-US"/>
-        </w:rPr>
-      </w:pPr>
-      <w:r>
-        <w:t>Легкие</w:t>
-      </w:r>
-      <w:r>
-        <w:t xml:space="preserve"> </w:t>
-      </w:r>
-      <w:proofErr w:type="spellStart"/>
-      <w:r>
-        <w:t>бэкбоны</w:t>
-      </w:r>
-      <w:proofErr w:type="spellEnd"/>
-      <w:r>
-        <w:t xml:space="preserve"> </w:t>
-      </w:r>
-      <w:r>
-        <w:t>для</w:t>
-      </w:r>
-      <w:r>
-        <w:t xml:space="preserve"> </w:t>
-      </w:r>
-      <w:r>
-        <w:t>видеокадров</w:t>
-      </w:r>
-      <w:r>
-        <w:t xml:space="preserve">: </w:t>
-      </w:r>
-      <w:r>
-        <w:t>MobileNetV</w:t>
-      </w:r>
-      <w:r>
-        <w:t>3-</w:t>
-      </w:r>
-      <w:r>
-        <w:t>Small</w:t>
-      </w:r>
-      <w:r>
-        <w:t xml:space="preserve"> </w:t>
-      </w:r>
-      <w:r>
-        <w:t>и</w:t>
-      </w:r>
-      <w:r>
-        <w:t xml:space="preserve"> </w:t>
-      </w:r>
-      <w:proofErr w:type="spellStart"/>
-      <w:r>
-        <w:t>EmotiEffNet</w:t>
-      </w:r>
-      <w:proofErr w:type="spellEnd"/>
-    </w:p>
-    <w:p>
-      <w:pPr>
-        <w:pStyle w:val="Heading3"/>
-        <w:rPr>
-          <w:lang w:val="en-US"/>
-        </w:rPr>
-      </w:pPr>
-      <w:r>
-        <w:t xml:space="preserve">Темпоральные агрегаторы для последовательности кадров: </w:t>
-      </w:r>
-      <w:proofErr w:type="spellStart"/>
-      <w:r>
-        <w:rPr>
-          <w:lang w:val="en-US"/>
-        </w:rPr>
-        <w:t>BiGRU</w:t>
-      </w:r>
-      <w:proofErr w:type="spellEnd"/>
-      <w:r>
-        <w:t xml:space="preserve">, </w:t>
-      </w:r>
-      <w:proofErr w:type="spellStart"/>
-      <w:r>
-        <w:rPr>
-          <w:lang w:val="en-US"/>
-        </w:rPr>
-        <w:t>BiLSTM</w:t>
-      </w:r>
-      <w:proofErr w:type="spellEnd"/>
-      <w:r>
-        <w:t xml:space="preserve">, </w:t>
-      </w:r>
-      <w:r>
-        <w:rPr>
-          <w:lang w:val="en-US"/>
-        </w:rPr>
-        <w:t>TCN</w:t>
-      </w:r>
-    </w:p>
-    <w:p>
-      <w:pPr>
-        <w:pStyle w:val="Heading2"/>
-      </w:pPr>
-      <w:r>
-        <w:t>Мультимодальное распознавание эмоций (MER)</w:t>
-      </w:r>
-    </w:p>
-    <w:p>
-      <w:pPr>
-        <w:pStyle w:val="Heading3"/>
-      </w:pPr>
-      <w:r>
-        <w:t xml:space="preserve">Классические </w:t>
-      </w:r>
-      <w:proofErr w:type="spellStart"/>
-      <w:r>
-        <w:t>стратегие</w:t>
-      </w:r>
-      <w:proofErr w:type="spellEnd"/>
-      <w:r>
-        <w:t xml:space="preserve"> слияния анализа модальностей </w:t>
-      </w:r>
-    </w:p>
-    <w:p>
-      <w:pPr>
-        <w:pStyle w:val="Heading3"/>
-      </w:pPr>
-      <w:r>
-        <w:t xml:space="preserve">Современные мультимодальные архитектуры для </w:t>
-      </w:r>
-      <w:r>
-        <w:rPr>
-          <w:lang w:val="en-US"/>
-        </w:rPr>
-        <w:t>IEMOCAP</w:t>
-      </w:r>
-      <w:r>
-        <w:t xml:space="preserve">: </w:t>
-      </w:r>
-      <w:r>
-        <w:rPr>
-          <w:lang w:val="en-US"/>
-        </w:rPr>
-        <w:t>SCME</w:t>
-      </w:r>
-      <w:r>
-        <w:t>+</w:t>
-      </w:r>
-      <w:r>
-        <w:rPr>
-          <w:lang w:val="en-US"/>
-        </w:rPr>
-        <w:t>GF</w:t>
-      </w:r>
-      <w:r>
-        <w:t xml:space="preserve"> </w:t>
-      </w:r>
-      <w:r>
-        <w:t xml:space="preserve">и </w:t>
-      </w:r>
-      <w:r>
-        <w:rPr>
-          <w:lang w:val="en-US"/>
-        </w:rPr>
-        <w:t>MM</w:t>
-      </w:r>
-      <w:r>
-        <w:t>-</w:t>
-      </w:r>
-      <w:proofErr w:type="spellStart"/>
-      <w:r>
-        <w:rPr>
-          <w:lang w:val="en-US"/>
-        </w:rPr>
-        <w:t>NodeFormer</w:t>
-      </w:r>
-      <w:proofErr w:type="spellEnd"/>
-    </w:p>
-    <w:p>
-      <w:pPr>
-        <w:rPr>
-          <w:lang w:val="ru-RU"/>
-        </w:rPr>
-      </w:pPr>
-    </w:p>
-    <w:p>
-      <w:pPr>
-        <w:rPr>
-          <w:lang w:val="ru-RU"/>
-        </w:rPr>
-      </w:pPr>
-    </w:p>
-    <w:p>
-      <w:pPr>
-        <w:rPr>
-          <w:lang w:val="ru-RU"/>
-        </w:rPr>
-      </w:pPr>
-    </w:p>
-    <w:p>
-      <w:pPr>
-        <w:rPr>
-          <w:lang w:val="ru-RU"/>
-        </w:rPr>
-      </w:pPr>
-    </w:p>
-    <w:p>
-      <w:pPr>
-        <w:rPr>
-          <w:lang w:val="ru-RU"/>
-        </w:rPr>
-      </w:pPr>
-      <w:r>
-        <w:rPr>
-          <w:lang w:val="ru-RU"/>
-        </w:rPr>
-        <w:t>------</w:t>
-      </w:r>
-    </w:p>
-    <w:p>
-      <w:pPr>
-        <w:rPr>
-          <w:lang w:val="ru-RU"/>
-        </w:rPr>
-      </w:pPr>
-      <w:r>
-        <w:rPr>
-          <w:lang w:val="ru-RU"/>
-        </w:rPr>
-        <w:t xml:space="preserve">Ранние исследования были сфокусированы на одномодальных подходах (определение эмоций только по речи / только по выражению лица). </w:t>
-      </w:r>
-    </w:p>
-    <w:p>
-      <w:pPr>
-        <w:rPr>
-          <w:lang w:val="ru-RU"/>
-        </w:rPr>
-      </w:pPr>
+      <w:r>
+        <w:rPr>
+          <w:lang w:val="ru-RU"/>
+        </w:rPr>
+        <w:t xml:space="preserve"> или </w:t>
+      </w:r>
       <w:r>
         <w:rPr>
           <w:lang w:val="ru-RU"/>
         </w:rPr>
         <w:lastRenderedPageBreak/>
-        <w:t>Первый</w:t>
-      </w:r>
-      <w:r>
-        <w:rPr>
-          <w:lang w:val="ru-RU"/>
-        </w:rPr>
-        <w:t xml:space="preserve"> </w:t>
-      </w:r>
-      <w:r>
-        <w:rPr>
-          <w:lang w:val="ru-RU"/>
-        </w:rPr>
-        <w:t>вид</w:t>
-      </w:r>
-      <w:r>
-        <w:rPr>
-          <w:lang w:val="ru-RU"/>
-        </w:rPr>
-        <w:t xml:space="preserve">: </w:t>
-      </w:r>
-      <w:r>
-        <w:rPr>
-          <w:lang w:val="en-US"/>
-        </w:rPr>
-        <w:t>Speech</w:t>
-      </w:r>
-      <w:r>
-        <w:rPr>
-          <w:lang w:val="ru-RU"/>
-        </w:rPr>
-        <w:t xml:space="preserve"> </w:t>
-      </w:r>
-      <w:r>
-        <w:rPr>
-          <w:lang w:val="en-US"/>
-        </w:rPr>
-        <w:t>emotion</w:t>
-      </w:r>
-      <w:r>
-        <w:rPr>
-          <w:lang w:val="ru-RU"/>
-        </w:rPr>
-        <w:t xml:space="preserve"> </w:t>
-      </w:r>
-      <w:r>
-        <w:rPr>
-          <w:lang w:val="en-US"/>
-        </w:rPr>
-        <w:t>recognition</w:t>
-      </w:r>
-      <w:r>
-        <w:rPr>
-          <w:lang w:val="ru-RU"/>
-        </w:rPr>
-        <w:t xml:space="preserve"> (</w:t>
-      </w:r>
-      <w:r>
-        <w:rPr>
-          <w:lang w:val="en-US"/>
-        </w:rPr>
-        <w:t>SER</w:t>
-      </w:r>
-      <w:r>
-        <w:rPr>
-          <w:lang w:val="ru-RU"/>
-        </w:rPr>
-        <w:t>) [</w:t>
-      </w:r>
-      <w:r>
-        <w:rPr>
-          <w:lang w:val="ru-RU"/>
-        </w:rPr>
-        <w:t xml:space="preserve">7] </w:t>
-      </w:r>
-      <w:r>
-        <w:rPr>
-          <w:lang w:val="ru-RU"/>
-        </w:rPr>
-        <w:t>заключается</w:t>
-      </w:r>
-      <w:r>
-        <w:rPr>
-          <w:lang w:val="ru-RU"/>
-        </w:rPr>
-        <w:t xml:space="preserve"> </w:t>
-      </w:r>
-      <w:r>
-        <w:rPr>
-          <w:lang w:val="ru-RU"/>
-        </w:rPr>
-        <w:t xml:space="preserve">в выделении признаков из речи человека, с помощью, например лог-мел </w:t>
-      </w:r>
-      <w:proofErr w:type="spellStart"/>
-      <w:r>
-        <w:rPr>
-          <w:lang w:val="ru-RU"/>
-        </w:rPr>
-        <w:t>спектограмм</w:t>
-      </w:r>
-      <w:proofErr w:type="spellEnd"/>
-      <w:r>
-        <w:rPr>
-          <w:lang w:val="ru-RU"/>
-        </w:rPr>
-        <w:t xml:space="preserve"> или мел-частотных коэффициентов (</w:t>
+        <w:t>мел-частотных коэффициентов (</w:t>
       </w:r>
       <w:r>
         <w:rPr>
@@ -6503,50 +8839,44 @@
         <w:rPr>
           <w:lang w:val="ru-RU"/>
         </w:rPr>
-        <w:t xml:space="preserve"> и целевой задачей. Данная проблема решается применением </w:t>
-      </w:r>
+        <w:t xml:space="preserve"> и целевой задачей. Данная проблема решается применением аугментаций как к видео</w:t>
+      </w:r>
+      <w:r>
+        <w:rPr>
+          <w:lang w:val="ru-RU"/>
+        </w:rPr>
+        <w:t>: уменьшение яркости, обрезание видео</w:t>
+      </w:r>
+      <w:r>
+        <w:rPr>
+          <w:lang w:val="ru-RU"/>
+        </w:rPr>
+        <w:t>, так и к аудио</w:t>
+      </w:r>
+      <w:r>
+        <w:rPr>
+          <w:lang w:val="ru-RU"/>
+        </w:rPr>
+        <w:t>: уменьшение громкости, добавление помех</w:t>
+      </w:r>
+      <w:r>
+        <w:rPr>
+          <w:lang w:val="ru-RU"/>
+        </w:rPr>
+        <w:t xml:space="preserve">. </w:t>
+      </w:r>
+    </w:p>
+    <w:p>
+      <w:pPr>
+        <w:rPr>
+          <w:lang w:val="ru-RU"/>
+        </w:rPr>
+      </w:pPr>
       <w:r>
         <w:rPr>
           <w:lang w:val="ru-RU"/>
         </w:rPr>
         <w:lastRenderedPageBreak/>
-        <w:t>аугментаций как к видео</w:t>
-      </w:r>
-      <w:r>
-        <w:rPr>
-          <w:lang w:val="ru-RU"/>
-        </w:rPr>
-        <w:t>: уменьшение яркости, обрезание видео</w:t>
-      </w:r>
-      <w:r>
-        <w:rPr>
-          <w:lang w:val="ru-RU"/>
-        </w:rPr>
-        <w:t>, так и к аудио</w:t>
-      </w:r>
-      <w:r>
-        <w:rPr>
-          <w:lang w:val="ru-RU"/>
-        </w:rPr>
-        <w:t>: уменьшение громкости, добавление помех</w:t>
-      </w:r>
-      <w:r>
-        <w:rPr>
-          <w:lang w:val="ru-RU"/>
-        </w:rPr>
-        <w:t xml:space="preserve">. </w:t>
-      </w:r>
-    </w:p>
-    <w:p>
-      <w:pPr>
-        <w:rPr>
-          <w:lang w:val="ru-RU"/>
-        </w:rPr>
-      </w:pPr>
-      <w:r>
-        <w:rPr>
-          <w:lang w:val="ru-RU"/>
-        </w:rPr>
         <w:t xml:space="preserve">Многочисленные исследования демонстрируют, что предварительное обучение на крупных датасетах актерской речи с последующей тонкой настройкой на </w:t>
       </w:r>
       <w:r>
@@ -7086,9 +9416,12 @@
     <w:p/>
     <w:p>
       <w:r>
+        <w:tab/>
+        <w:t xml:space="preserve">Все материалы и результаты, которые были получены в ходе данной курсовой работы имеют большой практический смысл и потенциал. На примере </w:t>
+      </w:r>
+      <w:r>
         <w:lastRenderedPageBreak/>
-        <w:tab/>
-        <w:t>Все материалы и результаты, которые были получены в ходе данной курсовой работы имеют большой практический смысл и потенциал. На примере простой программы для рендеринга было показано, что с помощью изменения подхода к генерации случайных чисел в алгоритме рендеринга могут быть получены хорошие результаты за меньшее время. Все результаты могут быть полезны для всех, кто занимается рендерингом изображений и графикой, так как способны значительно ускорить рендеринг изображений хорошего качества.</w:t>
+        <w:t>простой программы для рендеринга было показано, что с помощью изменения подхода к генерации случайных чисел в алгоритме рендеринга могут быть получены хорошие результаты за меньшее время. Все результаты могут быть полезны для всех, кто занимается рендерингом изображений и графикой, так как способны значительно ускорить рендеринг изображений хорошего качества.</w:t>
       </w:r>
     </w:p>
     <w:p/>
@@ -7637,36 +9970,42 @@
         <w:rPr>
           <w:lang w:val="en-US"/>
         </w:rPr>
+        <w:t xml:space="preserve">Yang X, Lan Z, Wang N, Li J, Wang Y, Meng Y. </w:t>
+      </w:r>
+      <w:proofErr w:type="spellStart"/>
+      <w:r>
+        <w:rPr>
+          <w:lang w:val="en-US"/>
+        </w:rPr>
+        <w:t>LiteFer</w:t>
+      </w:r>
+      <w:proofErr w:type="spellEnd"/>
+      <w:r>
+        <w:rPr>
+          <w:lang w:val="en-US"/>
+        </w:rPr>
+        <w:t xml:space="preserve">: An Approach Based on </w:t>
+      </w:r>
+      <w:proofErr w:type="spellStart"/>
+      <w:r>
+        <w:rPr>
+          <w:lang w:val="en-US"/>
+        </w:rPr>
+        <w:t>MobileViT</w:t>
+      </w:r>
+      <w:proofErr w:type="spellEnd"/>
+      <w:r>
+        <w:rPr>
+          <w:lang w:val="en-US"/>
+        </w:rPr>
+        <w:t xml:space="preserve"> Expression Recognition. Sensors (Basel). 2024 Sep </w:t>
+      </w:r>
+      <w:r>
+        <w:rPr>
+          <w:lang w:val="en-US"/>
+        </w:rPr>
         <w:lastRenderedPageBreak/>
-        <w:t xml:space="preserve">Yang X, Lan Z, Wang N, Li J, Wang Y, Meng Y. </w:t>
-      </w:r>
-      <w:proofErr w:type="spellStart"/>
-      <w:r>
-        <w:rPr>
-          <w:lang w:val="en-US"/>
-        </w:rPr>
-        <w:t>LiteFer</w:t>
-      </w:r>
-      <w:proofErr w:type="spellEnd"/>
-      <w:r>
-        <w:rPr>
-          <w:lang w:val="en-US"/>
-        </w:rPr>
-        <w:t xml:space="preserve">: An Approach Based on </w:t>
-      </w:r>
-      <w:proofErr w:type="spellStart"/>
-      <w:r>
-        <w:rPr>
-          <w:lang w:val="en-US"/>
-        </w:rPr>
-        <w:t>MobileViT</w:t>
-      </w:r>
-      <w:proofErr w:type="spellEnd"/>
-      <w:r>
-        <w:rPr>
-          <w:lang w:val="en-US"/>
-        </w:rPr>
-        <w:t xml:space="preserve"> Expression Recognition. Sensors (Basel). 2024 Sep 10;24(18):5868. </w:t>
+        <w:t xml:space="preserve">10;24(18):5868. </w:t>
       </w:r>
       <w:proofErr w:type="spellStart"/>
       <w:r>
@@ -8032,10 +10371,338 @@
         <w:t>.</w:t>
       </w:r>
     </w:p>
+    <w:p>
+      <w:pPr>
+        <w:pStyle w:val="ListParagraph"/>
+        <w:numPr>
+          <w:ilvl w:val="0"/>
+          <w:numId w:val="19"/>
+        </w:numPr>
+        <w:rPr>
+          <w:lang w:val="en-US"/>
+        </w:rPr>
+      </w:pPr>
+      <w:r>
+        <w:rPr>
+          <w:lang w:val="en-US"/>
+        </w:rPr>
+        <w:t xml:space="preserve">Eyben, F., &amp; </w:t>
+      </w:r>
+      <w:proofErr w:type="spellStart"/>
+      <w:r>
+        <w:rPr>
+          <w:lang w:val="en-US"/>
+        </w:rPr>
+        <w:t>Wöllmer</w:t>
+      </w:r>
+      <w:proofErr w:type="spellEnd"/>
+      <w:r>
+        <w:rPr>
+          <w:lang w:val="en-US"/>
+        </w:rPr>
+        <w:t>, M., &amp; Schuller, B. (2010). openSMILE -- The Munich Versatile and Fast Open-Source Audio Feature Extractor. MM'10 - Proceedings of the ACM Multimedia 2010 International Conference. 1459-1462. 10.1145/1873951.1874246.</w:t>
+      </w:r>
+    </w:p>
+    <w:p>
+      <w:pPr>
+        <w:pStyle w:val="ListParagraph"/>
+        <w:numPr>
+          <w:ilvl w:val="0"/>
+          <w:numId w:val="19"/>
+        </w:numPr>
+        <w:rPr>
+          <w:lang w:val="en-US"/>
+        </w:rPr>
+      </w:pPr>
+      <w:r>
+        <w:rPr>
+          <w:lang w:val="en-US"/>
+        </w:rPr>
+        <w:t>M</w:t>
+      </w:r>
+      <w:r>
+        <w:rPr>
+          <w:lang w:val="en-US"/>
+        </w:rPr>
+        <w:t xml:space="preserve">cFee, B., Raffel, C., Liang, D., Ellis, D. P., McVicar, M., Battenberg, E., &amp; Nieto, O. (2015). </w:t>
+      </w:r>
+      <w:proofErr w:type="spellStart"/>
+      <w:r>
+        <w:rPr>
+          <w:lang w:val="en-US"/>
+        </w:rPr>
+        <w:t>librosa</w:t>
+      </w:r>
+      <w:proofErr w:type="spellEnd"/>
+      <w:r>
+        <w:rPr>
+          <w:lang w:val="en-US"/>
+        </w:rPr>
+        <w:t xml:space="preserve">: Audio and music signal analysis in Python. In </w:t>
+      </w:r>
+      <w:r>
+        <w:rPr>
+          <w:lang w:val="en-US"/>
+        </w:rPr>
+        <w:lastRenderedPageBreak/>
+        <w:t xml:space="preserve">Proceedings of the 14th Python in Science Conference (SciPy 2015) (pp. 18–25). </w:t>
+      </w:r>
+      <w:hyperlink r:id="rId11" w:history="1">
+        <w:r>
+          <w:rPr>
+            <w:rStyle w:val="Hyperlink"/>
+            <w:lang w:val="en-US"/>
+          </w:rPr>
+          <w:t>https://doi.org/10.25080/Majora-7b98e3ed-003</w:t>
+        </w:r>
+      </w:hyperlink>
+      <w:r>
+        <w:rPr>
+          <w:lang w:val="en-US"/>
+        </w:rPr>
+        <w:t>.</w:t>
+      </w:r>
+    </w:p>
+    <w:p>
+      <w:pPr>
+        <w:pStyle w:val="ListParagraph"/>
+        <w:numPr>
+          <w:ilvl w:val="0"/>
+          <w:numId w:val="19"/>
+        </w:numPr>
+        <w:rPr>
+          <w:lang w:val="en-US"/>
+        </w:rPr>
+      </w:pPr>
+      <w:r>
+        <w:rPr>
+          <w:lang w:val="en-US"/>
+        </w:rPr>
+        <w:t>H</w:t>
+      </w:r>
+      <w:r>
+        <w:rPr>
+          <w:lang w:val="en-US"/>
+        </w:rPr>
+        <w:t xml:space="preserve">earst, M. A., Dumais, S. T., Osuna, E., Platt, J., &amp; </w:t>
+      </w:r>
+      <w:proofErr w:type="spellStart"/>
+      <w:r>
+        <w:rPr>
+          <w:lang w:val="en-US"/>
+        </w:rPr>
+        <w:t>Scholkopf</w:t>
+      </w:r>
+      <w:proofErr w:type="spellEnd"/>
+      <w:r>
+        <w:rPr>
+          <w:lang w:val="en-US"/>
+        </w:rPr>
+        <w:t xml:space="preserve">, B. (1998). Support vector machines. IEEE Intelligent Systems and Their Applications, 13(4), 18–28. </w:t>
+      </w:r>
+      <w:hyperlink r:id="rId12" w:history="1">
+        <w:r>
+          <w:rPr>
+            <w:rStyle w:val="Hyperlink"/>
+            <w:lang w:val="en-US"/>
+          </w:rPr>
+          <w:t>https://doi.org/10.1109/5254.708428</w:t>
+        </w:r>
+      </w:hyperlink>
+      <w:r>
+        <w:rPr>
+          <w:lang w:val="en-US"/>
+        </w:rPr>
+        <w:t>.</w:t>
+      </w:r>
+    </w:p>
+    <w:p>
+      <w:pPr>
+        <w:pStyle w:val="ListParagraph"/>
+        <w:numPr>
+          <w:ilvl w:val="0"/>
+          <w:numId w:val="19"/>
+        </w:numPr>
+        <w:rPr>
+          <w:lang w:val="en-US"/>
+        </w:rPr>
+      </w:pPr>
+      <w:r>
+        <w:rPr>
+          <w:lang w:val="en-US"/>
+        </w:rPr>
+        <w:t>B</w:t>
+      </w:r>
+      <w:r>
+        <w:rPr>
+          <w:lang w:val="en-US"/>
+        </w:rPr>
+        <w:t xml:space="preserve">aevski, A., Zhou, H., Mohamed, A., &amp; Auli, M. (2020). wav2vec 2.0: A framework for self-supervised learning of speech representations. Advances in Neural Information Processing Systems, 33, 12449–12460. </w:t>
+      </w:r>
+      <w:hyperlink r:id="rId13" w:history="1">
+        <w:r>
+          <w:rPr>
+            <w:rStyle w:val="Hyperlink"/>
+            <w:lang w:val="en-US"/>
+          </w:rPr>
+          <w:t>https://arxiv.org/abs/2006.11477</w:t>
+        </w:r>
+      </w:hyperlink>
+      <w:r>
+        <w:rPr>
+          <w:lang w:val="en-US"/>
+        </w:rPr>
+        <w:t>.</w:t>
+      </w:r>
+    </w:p>
+    <w:p>
+      <w:pPr>
+        <w:pStyle w:val="ListParagraph"/>
+        <w:numPr>
+          <w:ilvl w:val="0"/>
+          <w:numId w:val="19"/>
+        </w:numPr>
+        <w:rPr>
+          <w:lang w:val="en-US"/>
+        </w:rPr>
+      </w:pPr>
+      <w:r>
+        <w:rPr>
+          <w:lang w:val="en-US"/>
+        </w:rPr>
+        <w:t xml:space="preserve">Wei-Ning Hsu, Benjamin Bolte, Yao-Hung Hubert Tsai, Kushal Lakhotia, Ruslan Salakhutdinov, and Abdelrahman Mohamed. 2021. HuBERT: Self-Supervised Speech Representation Learning by Masked Prediction of Hidden Units. IEEE/ACM Trans. Audio, Speech and Lang. Proc. 29 (2021), 3451–3460. </w:t>
+      </w:r>
+      <w:hyperlink r:id="rId14" w:history="1">
+        <w:r>
+          <w:rPr>
+            <w:rStyle w:val="Hyperlink"/>
+            <w:lang w:val="en-US"/>
+          </w:rPr>
+          <w:t>https://doi.org/10.1109/TASLP.2021.3122291</w:t>
+        </w:r>
+      </w:hyperlink>
+      <w:r>
+        <w:rPr>
+          <w:lang w:val="en-US"/>
+        </w:rPr>
+        <w:t>.</w:t>
+      </w:r>
+    </w:p>
+    <w:p>
+      <w:pPr>
+        <w:pStyle w:val="ListParagraph"/>
+        <w:numPr>
+          <w:ilvl w:val="0"/>
+          <w:numId w:val="19"/>
+        </w:numPr>
+        <w:rPr>
+          <w:lang w:val="en-US"/>
+        </w:rPr>
+      </w:pPr>
+      <w:r>
+        <w:rPr>
+          <w:lang w:val="en-US"/>
+        </w:rPr>
+        <w:t>Chang, Heng-Jui &amp; Yang, Shu-Wen &amp; Lee, Hung-</w:t>
+      </w:r>
+      <w:proofErr w:type="spellStart"/>
+      <w:r>
+        <w:rPr>
+          <w:lang w:val="en-US"/>
+        </w:rPr>
+        <w:t>yi</w:t>
+      </w:r>
+      <w:proofErr w:type="spellEnd"/>
+      <w:r>
+        <w:rPr>
+          <w:lang w:val="en-US"/>
+        </w:rPr>
+        <w:t>. (2021). DistilHuBERT: Speech Representation Learning by Layer-wise Distillation of Hidden-unit BERT. 10.48550/arXiv.2110.01900.</w:t>
+      </w:r>
+    </w:p>
+    <w:p>
+      <w:pPr>
+        <w:pStyle w:val="ListParagraph"/>
+        <w:numPr>
+          <w:ilvl w:val="0"/>
+          <w:numId w:val="19"/>
+        </w:numPr>
+        <w:rPr>
+          <w:lang w:val="en-US"/>
+        </w:rPr>
+      </w:pPr>
+      <w:proofErr w:type="spellStart"/>
+      <w:r>
+        <w:rPr>
+          <w:lang w:val="en-US"/>
+        </w:rPr>
+        <w:t>Gavali</w:t>
+      </w:r>
+      <w:proofErr w:type="spellEnd"/>
+      <w:r>
+        <w:rPr>
+          <w:lang w:val="en-US"/>
+        </w:rPr>
+        <w:t xml:space="preserve">, M. P., &amp; Verma, A. (2026). A novel fusion framework of SSL models and acoustic features for robust speech emotion recognition across languages. Multimedia Tools and Applications, 85, Article 352. </w:t>
+      </w:r>
+      <w:hyperlink r:id="rId15" w:history="1">
+        <w:r>
+          <w:rPr>
+            <w:rStyle w:val="Hyperlink"/>
+            <w:lang w:val="en-US"/>
+          </w:rPr>
+          <w:t>https://doi.org/10.1007/s11042-026-21508-y</w:t>
+        </w:r>
+      </w:hyperlink>
+      <w:r>
+        <w:rPr>
+          <w:lang w:val="en-US"/>
+        </w:rPr>
+        <w:t>.</w:t>
+      </w:r>
+    </w:p>
+    <w:p>
+      <w:pPr>
+        <w:pStyle w:val="ListParagraph"/>
+        <w:numPr>
+          <w:ilvl w:val="0"/>
+          <w:numId w:val="19"/>
+        </w:numPr>
+        <w:rPr>
+          <w:lang w:val="en-US"/>
+        </w:rPr>
+      </w:pPr>
+      <w:r>
+        <w:rPr>
+          <w:lang w:val="en-US"/>
+        </w:rPr>
+        <w:t xml:space="preserve">Ismail, S. M. (2025). Mobile-efficient speech emotion recognition using DistilHuBERT: A cross-corpus validation study. </w:t>
+      </w:r>
+      <w:proofErr w:type="spellStart"/>
+      <w:r>
+        <w:rPr>
+          <w:lang w:val="en-US"/>
+        </w:rPr>
+        <w:t>arXiv</w:t>
+      </w:r>
+      <w:proofErr w:type="spellEnd"/>
+      <w:r>
+        <w:rPr>
+          <w:lang w:val="en-US"/>
+        </w:rPr>
+        <w:t xml:space="preserve"> preprint, arXiv:2512.23435. https://arxiv.org/abs/2512.23435</w:t>
+      </w:r>
+    </w:p>
+    <w:p>
+      <w:pPr>
+        <w:rPr>
+          <w:lang w:val="en-US"/>
+        </w:rPr>
+      </w:pPr>
+    </w:p>
     <w:sectPr>
-      <w:headerReference w:type="default" r:id="rId11"/>
-      <w:footerReference w:type="even" r:id="rId12"/>
-      <w:footerReference w:type="default" r:id="rId13"/>
+      <w:footerReference w:type="even" r:id="rId16"/>
+      <w:footerReference w:type="default" r:id="rId17"/>
       <w:pgSz w:w="11906" w:h="16838"/>
       <w:pgMar w:top="1134" w:right="1134" w:bottom="1418" w:left="1134" w:header="709" w:footer="709" w:gutter="0"/>
       <w:pgNumType w:start="1"/>
@@ -8129,12 +10796,6 @@
     </w:p>
   </w:footnote>
 </w:footnotes>
-</file>
-
-<file path=word/header1.xml><?xml version="1.0" encoding="utf-8"?>
-<w:hdr xmlns:wpc="http://schemas.microsoft.com/office/word/2010/wordprocessingCanvas" xmlns:cx="http://schemas.microsoft.com/office/drawing/2014/chartex" xmlns:cx1="http://schemas.microsoft.com/office/drawing/2015/9/8/chartex" xmlns:cx2="http://schemas.microsoft.com/office/drawing/2015/10/21/chartex" xmlns:cx3="http://schemas.microsoft.com/office/drawing/2016/5/9/chartex" xmlns:cx4="http://schemas.microsoft.com/office/drawing/2016/5/10/chartex" xmlns:cx5="http://schemas.microsoft.com/office/drawing/2016/5/11/chartex" xmlns:cx6="http://schemas.microsoft.com/office/drawing/2016/5/12/chartex" xmlns:cx7="http://schemas.microsoft.com/office/drawing/2016/5/13/chartex" xmlns:cx8="http://schemas.microsoft.com/office/drawing/2016/5/14/chartex" xmlns:mc="http://schemas.openxmlformats.org/markup-compatibility/2006" xmlns:aink="http://schemas.microsoft.com/office/drawing/2016/ink" xmlns:am3d="http://schemas.microsoft.com/office/drawing/2017/model3d" xmlns:o="urn:schemas-microsoft-com:office:office" xmlns:oel="http://schemas.microsoft.com/office/2019/extlst" xmlns:r="http://schemas.openxmlformats.org/officeDocument/2006/relationships" xmlns:m="http://schemas.openxmlformats.org/officeDocument/2006/math" xmlns:v="urn:schemas-microsoft-com:vml" xmlns:wp14="http://schemas.microsoft.com/office/word/2010/wordprocessingDrawing" xmlns:wp="http://schemas.openxmlformats.org/drawingml/2006/wordprocessingDrawing" xmlns:w10="urn:schemas-microsoft-com:office:word" xmlns:w="http://schemas.openxmlformats.org/wordprocessingml/2006/main" xmlns:w14="http://schemas.microsoft.com/office/word/2010/wordml" xmlns:w15="http://schemas.microsoft.com/office/word/2012/wordml" xmlns:w16cex="http://schemas.microsoft.com/office/word/2018/wordml/cex" xmlns:w16cid="http://schemas.microsoft.com/office/word/2016/wordml/cid" xmlns:w16="http://schemas.microsoft.com/office/word/2018/wordml" xmlns:w16du="http://schemas.microsoft.com/office/word/2023/wordml/word16du" xmlns:w16sdtdh="http://schemas.microsoft.com/office/word/2020/wordml/sdtdatahash" xmlns:w16sdtfl="http://schemas.microsoft.com/office/word/2024/wordml/sdtformatlock" xmlns:w16se="http://schemas.microsoft.com/office/word/2015/wordml/symex" xmlns:wpg="http://schemas.microsoft.com/office/word/2010/wordprocessingGroup" xmlns:wpi="http://schemas.microsoft.com/office/word/2010/wordprocessingInk" xmlns:wne="http://schemas.microsoft.com/office/word/2006/wordml" xmlns:wps="http://schemas.microsoft.com/office/word/2010/wordprocessingShape" mc:Ignorable="w14 w15 w16se w16cid w16 w16cex w16sdtdh w16sdtfl w16du wp14">
-  <w:p/>
-</w:hdr>
 </file>
 
 <file path=word/numbering.xml><?xml version="1.0" encoding="utf-8"?>
@@ -11094,6 +13755,50 @@
       <w:color w:val="666666"/>
     </w:rPr>
   </w:style>
+  <w:style w:type="paragraph" w:styleId="Header">
+    <w:name w:val="header"/>
+    <w:basedOn w:val="Normal"/>
+    <w:link w:val="HeaderChar"/>
+    <w:uiPriority w:val="99"/>
+    <w:unhideWhenUsed/>
+    <w:rsid w:val="00B71255"/>
+    <w:pPr>
+      <w:tabs>
+        <w:tab w:val="center" w:pos="4680"/>
+        <w:tab w:val="right" w:pos="9360"/>
+      </w:tabs>
+      <w:spacing w:after="0" w:line="240" w:lineRule="auto"/>
+    </w:pPr>
+  </w:style>
+  <w:style w:type="character" w:customStyle="1" w:styleId="HeaderChar">
+    <w:name w:val="Header Char"/>
+    <w:basedOn w:val="DefaultParagraphFont"/>
+    <w:link w:val="Header"/>
+    <w:uiPriority w:val="99"/>
+    <w:rsid w:val="00B71255"/>
+  </w:style>
+  <w:style w:type="paragraph" w:styleId="Footer">
+    <w:name w:val="footer"/>
+    <w:basedOn w:val="Normal"/>
+    <w:link w:val="FooterChar"/>
+    <w:uiPriority w:val="99"/>
+    <w:unhideWhenUsed/>
+    <w:rsid w:val="00B71255"/>
+    <w:pPr>
+      <w:tabs>
+        <w:tab w:val="center" w:pos="4680"/>
+        <w:tab w:val="right" w:pos="9360"/>
+      </w:tabs>
+      <w:spacing w:after="0" w:line="240" w:lineRule="auto"/>
+    </w:pPr>
+  </w:style>
+  <w:style w:type="character" w:customStyle="1" w:styleId="FooterChar">
+    <w:name w:val="Footer Char"/>
+    <w:basedOn w:val="DefaultParagraphFont"/>
+    <w:link w:val="Footer"/>
+    <w:uiPriority w:val="99"/>
+    <w:rsid w:val="00B71255"/>
+  </w:style>
 </w:styles>
 </file>
 

--- a/Diploma.docx
+++ b/Diploma.docx
@@ -402,7 +402,7 @@
               <w:rPr>
                 <w:sz w:val="24"/>
                 <w:szCs w:val="24"/>
-                <w:lang w:val="en-US"/>
+                <w:lang w:val="ru-RU"/>
               </w:rPr>
               <w:t xml:space="preserve">                </w:t>
             </w:r>
@@ -651,7 +651,7 @@
           <w:color w:val="000000"/>
           <w:sz w:val="24"/>
           <w:szCs w:val="24"/>
-          <w:lang w:val="en-US"/>
+          <w:lang w:val="ru-RU"/>
         </w:rPr>
       </w:pPr>
     </w:p>
@@ -662,7 +662,7 @@
           <w:color w:val="000000"/>
           <w:sz w:val="24"/>
           <w:szCs w:val="24"/>
-          <w:lang w:val="en-US"/>
+          <w:lang w:val="ru-RU"/>
         </w:rPr>
       </w:pPr>
     </w:p>
@@ -673,7 +673,7 @@
           <w:color w:val="000000"/>
           <w:sz w:val="24"/>
           <w:szCs w:val="24"/>
-          <w:lang w:val="en-US"/>
+          <w:lang w:val="ru-RU"/>
         </w:rPr>
       </w:pPr>
     </w:p>
@@ -3345,19 +3345,7 @@
         <w:rPr>
           <w:lang w:val="ru-RU"/>
         </w:rPr>
-        <w:t xml:space="preserve"> </w:t>
-      </w:r>
-      <w:r>
-        <w:rPr>
-          <w:lang w:val="ru-RU"/>
-        </w:rPr>
-        <w:t>Эта система до сих пор остается з</w:t>
-      </w:r>
-      <w:r>
-        <w:rPr>
-          <w:lang w:val="ru-RU"/>
-        </w:rPr>
-        <w:t>олотым стандартом для аннотирования выражений лиц в компьютерном зрении.</w:t>
+        <w:t xml:space="preserve"> Эта система до сих пор остается золотым стандартом для аннотирования выражений лиц в компьютерном зрении.</w:t>
       </w:r>
     </w:p>
     <w:p>
@@ -4190,6 +4178,9 @@
     <w:p>
       <w:pPr>
         <w:pStyle w:val="Heading2"/>
+        <w:rPr>
+          <w:lang w:val="ru-RU"/>
+        </w:rPr>
       </w:pPr>
       <w:r>
         <w:rPr>
@@ -4894,7 +4885,7 @@
     <w:p>
       <w:pPr>
         <w:rPr>
-          <w:lang w:val="en-US"/>
+          <w:lang w:val="ru-RU"/>
         </w:rPr>
       </w:pPr>
       <w:r>
@@ -7139,21 +7130,19 @@
         <w:rPr>
           <w:lang w:val="ru-RU"/>
         </w:rPr>
-        <w:t xml:space="preserve">сравнивается с другими методами для задачи бинарной классификации «нейтрально / не нейтрально». Модель </w:t>
-      </w:r>
-      <w:proofErr w:type="spellStart"/>
-      <w:r>
-        <w:rPr>
-          <w:lang w:val="ru-RU"/>
-        </w:rPr>
-        <w:t>исполуется</w:t>
-      </w:r>
-      <w:proofErr w:type="spellEnd"/>
-      <w:r>
-        <w:rPr>
-          <w:lang w:val="ru-RU"/>
-        </w:rPr>
-        <w:t xml:space="preserve"> в </w:t>
+        <w:t>сравнивается с другими методами для задачи бинарной классификации «нейтрально / не нейтрально». Модель испол</w:t>
+      </w:r>
+      <w:r>
+        <w:rPr>
+          <w:lang w:val="ru-RU"/>
+        </w:rPr>
+        <w:t>ьз</w:t>
+      </w:r>
+      <w:r>
+        <w:rPr>
+          <w:lang w:val="ru-RU"/>
+        </w:rPr>
+        <w:t xml:space="preserve">уется в </w:t>
       </w:r>
       <w:proofErr w:type="spellStart"/>
       <w:r>
@@ -7249,29 +7238,14 @@
         <w:rPr>
           <w:lang w:val="ru-RU"/>
         </w:rPr>
-        <w:t>в роли аудиогейта в каскадной системе распознавания эмоций.</w:t>
-      </w:r>
-    </w:p>
-    <w:p>
-      <w:pPr>
-        <w:rPr>
-          <w:lang w:val="ru-RU"/>
-        </w:rPr>
-      </w:pPr>
-    </w:p>
-    <w:p>
-      <w:pPr>
-        <w:rPr>
-          <w:lang w:val="ru-RU"/>
-        </w:rPr>
-      </w:pPr>
-    </w:p>
-    <w:p>
-      <w:pPr>
-        <w:rPr>
-          <w:lang w:val="ru-RU"/>
-        </w:rPr>
-      </w:pPr>
+        <w:t>в роли аудиогейта в каскадной системе распознавания эмоций</w:t>
+      </w:r>
+      <w:r>
+        <w:rPr>
+          <w:lang w:val="ru-RU"/>
+        </w:rPr>
+        <w:t>.</w:t>
+      </w:r>
     </w:p>
     <w:p>
       <w:pPr>
@@ -7279,22 +7253,939 @@
       </w:pPr>
       <w:r>
         <w:lastRenderedPageBreak/>
-        <w:t>Легкая сверточная архитектура на мел-спект</w:t>
-      </w:r>
-      <w:r>
-        <w:t>о</w:t>
-      </w:r>
-      <w:r>
-        <w:t>граммах</w:t>
-      </w:r>
-    </w:p>
-    <w:p>
-      <w:pPr>
-        <w:ind w:firstLine="0"/>
-        <w:rPr>
-          <w:lang w:val="ru-RU"/>
-        </w:rPr>
-      </w:pPr>
+        <w:t>Сверточные нейронные сети на основе спектральных представлений</w:t>
+      </w:r>
+    </w:p>
+    <w:p>
+      <w:pPr>
+        <w:rPr>
+          <w:lang w:val="ru-RU"/>
+        </w:rPr>
+      </w:pPr>
+      <w:proofErr w:type="spellStart"/>
+      <w:r>
+        <w:rPr>
+          <w:lang w:val="ru-RU"/>
+        </w:rPr>
+        <w:t>Трансформерные</w:t>
+      </w:r>
+      <w:proofErr w:type="spellEnd"/>
+      <w:r>
+        <w:rPr>
+          <w:lang w:val="ru-RU"/>
+        </w:rPr>
+        <w:t xml:space="preserve"> энкодеры, такие как </w:t>
+      </w:r>
+      <w:r>
+        <w:rPr>
+          <w:lang w:val="en-US"/>
+        </w:rPr>
+        <w:t>Wav</w:t>
+      </w:r>
+      <w:r>
+        <w:rPr>
+          <w:lang w:val="ru-RU"/>
+        </w:rPr>
+        <w:t>2</w:t>
+      </w:r>
+      <w:r>
+        <w:rPr>
+          <w:lang w:val="en-US"/>
+        </w:rPr>
+        <w:t>Vec</w:t>
+      </w:r>
+      <w:r>
+        <w:rPr>
+          <w:lang w:val="ru-RU"/>
+        </w:rPr>
+        <w:t xml:space="preserve"> 2.0 </w:t>
+      </w:r>
+      <w:r>
+        <w:rPr>
+          <w:lang w:val="ru-RU"/>
+        </w:rPr>
+        <w:t xml:space="preserve">и </w:t>
+      </w:r>
+      <w:r>
+        <w:rPr>
+          <w:lang w:val="en-US"/>
+        </w:rPr>
+        <w:t>DistilHuBERT</w:t>
+      </w:r>
+      <w:r>
+        <w:rPr>
+          <w:lang w:val="ru-RU"/>
+        </w:rPr>
+        <w:t xml:space="preserve">, </w:t>
+      </w:r>
+      <w:r>
+        <w:rPr>
+          <w:lang w:val="ru-RU"/>
+        </w:rPr>
+        <w:t xml:space="preserve">обеспечивают высокую точность распознавания эмоций за счет </w:t>
+      </w:r>
+      <w:proofErr w:type="spellStart"/>
+      <w:r>
+        <w:rPr>
+          <w:lang w:val="ru-RU"/>
+        </w:rPr>
+        <w:t>предобучения</w:t>
+      </w:r>
+      <w:proofErr w:type="spellEnd"/>
+      <w:r>
+        <w:rPr>
+          <w:lang w:val="ru-RU"/>
+        </w:rPr>
+        <w:t xml:space="preserve"> на огромных корпусах речи, однако их применение в сценариях с жесткими ограничениями по вычислительным ресурсам (мобильные устройства, встраиваемые системы, потоковая обработка) может быть затруднено из-за большого размера модели и требований к аппаратному ускорению</w:t>
+      </w:r>
+      <w:r>
+        <w:rPr>
+          <w:lang w:val="ru-RU"/>
+        </w:rPr>
+        <w:t>. Альтернативой выступают</w:t>
+      </w:r>
+      <w:r>
+        <w:rPr>
+          <w:lang w:val="ru-RU"/>
+        </w:rPr>
+        <w:t xml:space="preserve"> </w:t>
+      </w:r>
+      <w:r>
+        <w:rPr>
+          <w:lang w:val="ru-RU"/>
+        </w:rPr>
+        <w:t>легкие сверточные нейронные сети (</w:t>
+      </w:r>
+      <w:r>
+        <w:rPr>
+          <w:lang w:val="en-US"/>
+        </w:rPr>
+        <w:t>Convolutional</w:t>
+      </w:r>
+      <w:r>
+        <w:rPr>
+          <w:lang w:val="ru-RU"/>
+        </w:rPr>
+        <w:t xml:space="preserve"> </w:t>
+      </w:r>
+      <w:r>
+        <w:rPr>
+          <w:lang w:val="en-US"/>
+        </w:rPr>
+        <w:t>Neural</w:t>
+      </w:r>
+      <w:r>
+        <w:rPr>
+          <w:lang w:val="ru-RU"/>
+        </w:rPr>
+        <w:t xml:space="preserve"> </w:t>
+      </w:r>
+      <w:r>
+        <w:rPr>
+          <w:lang w:val="en-US"/>
+        </w:rPr>
+        <w:t>Networks</w:t>
+      </w:r>
+      <w:r>
+        <w:rPr>
+          <w:lang w:val="ru-RU"/>
+        </w:rPr>
+        <w:t xml:space="preserve">, </w:t>
+      </w:r>
+      <w:r>
+        <w:rPr>
+          <w:lang w:val="en-US"/>
+        </w:rPr>
+        <w:t>CNN</w:t>
+      </w:r>
+      <w:r>
+        <w:rPr>
+          <w:lang w:val="ru-RU"/>
+        </w:rPr>
+        <w:t xml:space="preserve">), </w:t>
+      </w:r>
+      <w:r>
+        <w:rPr>
+          <w:lang w:val="ru-RU"/>
+        </w:rPr>
+        <w:t>которые могут быть обучены с нуля на размеченных датасетах среднего объема, и демонстрируют компромисс между точностью, скоростью инференса и размером модели, конечно, немного уступая в качестве тяжеловесным трансформерам.</w:t>
+      </w:r>
+    </w:p>
+    <w:p>
+      <w:pPr>
+        <w:rPr>
+          <w:lang w:val="ru-RU"/>
+        </w:rPr>
+      </w:pPr>
+      <w:r>
+        <w:rPr>
+          <w:b/>
+          <w:bCs/>
+          <w:lang w:val="ru-RU"/>
+        </w:rPr>
+        <w:t xml:space="preserve">Принципы работы </w:t>
+      </w:r>
+      <w:r>
+        <w:rPr>
+          <w:b/>
+          <w:bCs/>
+          <w:lang w:val="en-US"/>
+        </w:rPr>
+        <w:t>CNN</w:t>
+      </w:r>
+      <w:r>
+        <w:rPr>
+          <w:b/>
+          <w:bCs/>
+          <w:lang w:val="ru-RU"/>
+        </w:rPr>
+        <w:t xml:space="preserve"> для </w:t>
+      </w:r>
+      <w:r>
+        <w:rPr>
+          <w:b/>
+          <w:bCs/>
+          <w:lang w:val="en-US"/>
+        </w:rPr>
+        <w:t>SER</w:t>
+      </w:r>
+      <w:r>
+        <w:rPr>
+          <w:lang w:val="ru-RU"/>
+        </w:rPr>
+        <w:t xml:space="preserve">. В отличие от трансформеров, работающих с последовательностями эмбеддингов, </w:t>
+      </w:r>
+      <w:r>
+        <w:rPr>
+          <w:lang w:val="en-US"/>
+        </w:rPr>
+        <w:t>CNN</w:t>
+      </w:r>
+      <w:r>
+        <w:rPr>
+          <w:lang w:val="ru-RU"/>
+        </w:rPr>
+        <w:t xml:space="preserve"> </w:t>
+      </w:r>
+      <w:r>
+        <w:rPr>
+          <w:lang w:val="ru-RU"/>
+        </w:rPr>
+        <w:t>принимают на вход двумерное представление сигнала – чаще всего лог-мел-спектрограмму. Как описано в разделе 3</w:t>
+      </w:r>
+      <w:r>
+        <w:rPr>
+          <w:lang w:val="ru-RU"/>
+        </w:rPr>
+        <w:t>.2.1</w:t>
+      </w:r>
+      <w:r>
+        <w:rPr>
+          <w:lang w:val="ru-RU"/>
+        </w:rPr>
+        <w:t>, лог-мел-спектрограмма имеет размерность (</w:t>
+      </w:r>
+      <w:r>
+        <w:rPr>
+          <w:lang w:val="en-US"/>
+        </w:rPr>
+        <w:t>n</w:t>
+      </w:r>
+      <w:r>
+        <w:rPr>
+          <w:lang w:val="ru-RU"/>
+        </w:rPr>
+        <w:t>_</w:t>
+      </w:r>
+      <w:r>
+        <w:rPr>
+          <w:lang w:val="en-US"/>
+        </w:rPr>
+        <w:t>mels</w:t>
+      </w:r>
+      <w:r>
+        <w:rPr>
+          <w:lang w:val="ru-RU"/>
+        </w:rPr>
+        <w:t xml:space="preserve">, </w:t>
+      </w:r>
+      <w:r>
+        <w:rPr>
+          <w:lang w:val="en-US"/>
+        </w:rPr>
+        <w:t>n</w:t>
+      </w:r>
+      <w:r>
+        <w:rPr>
+          <w:lang w:val="ru-RU"/>
+        </w:rPr>
+        <w:t>_</w:t>
+      </w:r>
+      <w:r>
+        <w:rPr>
+          <w:lang w:val="en-US"/>
+        </w:rPr>
+        <w:t>time</w:t>
+      </w:r>
+      <w:r>
+        <w:rPr>
+          <w:lang w:val="ru-RU"/>
+        </w:rPr>
+        <w:t xml:space="preserve">), </w:t>
+      </w:r>
+      <w:r>
+        <w:rPr>
+          <w:lang w:val="ru-RU"/>
+        </w:rPr>
+        <w:t xml:space="preserve">где </w:t>
+      </w:r>
+      <w:r>
+        <w:rPr>
+          <w:lang w:val="en-US"/>
+        </w:rPr>
+        <w:t>n</w:t>
+      </w:r>
+      <w:r>
+        <w:rPr>
+          <w:lang w:val="ru-RU"/>
+        </w:rPr>
+        <w:t>_</w:t>
+      </w:r>
+      <w:r>
+        <w:rPr>
+          <w:lang w:val="en-US"/>
+        </w:rPr>
+        <w:t>mels</w:t>
+      </w:r>
+      <w:r>
+        <w:rPr>
+          <w:lang w:val="ru-RU"/>
+        </w:rPr>
+        <w:t xml:space="preserve"> </w:t>
+      </w:r>
+      <w:r>
+        <w:rPr>
+          <w:lang w:val="ru-RU"/>
+        </w:rPr>
+        <w:t>–</w:t>
+      </w:r>
+      <w:r>
+        <w:rPr>
+          <w:lang w:val="ru-RU"/>
+        </w:rPr>
+        <w:t xml:space="preserve"> </w:t>
+      </w:r>
+      <w:r>
+        <w:rPr>
+          <w:lang w:val="ru-RU"/>
+        </w:rPr>
+        <w:t xml:space="preserve">число мел-фильтров (обычно 64-128), а </w:t>
+      </w:r>
+      <w:r>
+        <w:rPr>
+          <w:lang w:val="en-US"/>
+        </w:rPr>
+        <w:t>n</w:t>
+      </w:r>
+      <w:r>
+        <w:rPr>
+          <w:lang w:val="ru-RU"/>
+        </w:rPr>
+        <w:t>_</w:t>
+      </w:r>
+      <w:r>
+        <w:rPr>
+          <w:lang w:val="en-US"/>
+        </w:rPr>
+        <w:t>time</w:t>
+      </w:r>
+      <w:r>
+        <w:rPr>
+          <w:lang w:val="ru-RU"/>
+        </w:rPr>
+        <w:t xml:space="preserve"> </w:t>
+      </w:r>
+      <w:r>
+        <w:rPr>
+          <w:lang w:val="ru-RU"/>
+        </w:rPr>
+        <w:t>–</w:t>
+      </w:r>
+      <w:r>
+        <w:rPr>
+          <w:lang w:val="ru-RU"/>
+        </w:rPr>
+        <w:t xml:space="preserve"> </w:t>
+      </w:r>
+      <w:r>
+        <w:rPr>
+          <w:lang w:val="ru-RU"/>
+        </w:rPr>
+        <w:t>число временных кадров. Сверточные слои с ядрами 3</w:t>
+      </w:r>
+      <w:r>
+        <w:rPr>
+          <w:lang w:val="en-US"/>
+        </w:rPr>
+        <w:t>x</w:t>
+      </w:r>
+      <w:r>
+        <w:rPr>
+          <w:lang w:val="ru-RU"/>
+        </w:rPr>
+        <w:t xml:space="preserve">3 </w:t>
+      </w:r>
+      <w:r>
+        <w:rPr>
+          <w:lang w:val="ru-RU"/>
+        </w:rPr>
+        <w:t xml:space="preserve">или </w:t>
+      </w:r>
+      <w:r>
+        <w:rPr>
+          <w:lang w:val="ru-RU"/>
+        </w:rPr>
+        <w:t>5</w:t>
+      </w:r>
+      <w:r>
+        <w:rPr>
+          <w:lang w:val="en-US"/>
+        </w:rPr>
+        <w:t>x</w:t>
+      </w:r>
+      <w:r>
+        <w:rPr>
+          <w:lang w:val="ru-RU"/>
+        </w:rPr>
+        <w:t>5</w:t>
+      </w:r>
+      <w:r>
+        <w:rPr>
+          <w:lang w:val="ru-RU"/>
+        </w:rPr>
+        <w:t xml:space="preserve"> скользят по частоте и времени, извлекая локальные паттерны – например, изменения энергии в определенных частотных диапазонах, переходные процессы, модуляции. Совокупность таких паттернов, пропущенная через последовательность сверточных, </w:t>
+      </w:r>
+      <w:proofErr w:type="spellStart"/>
+      <w:r>
+        <w:rPr>
+          <w:lang w:val="ru-RU"/>
+        </w:rPr>
+        <w:t>пул</w:t>
+      </w:r>
+      <w:r>
+        <w:rPr>
+          <w:lang w:val="ru-RU"/>
+        </w:rPr>
+        <w:t>л</w:t>
+      </w:r>
+      <w:r>
+        <w:rPr>
+          <w:lang w:val="ru-RU"/>
+        </w:rPr>
+        <w:t>инговых</w:t>
+      </w:r>
+      <w:proofErr w:type="spellEnd"/>
+      <w:r>
+        <w:rPr>
+          <w:lang w:val="ru-RU"/>
+        </w:rPr>
+        <w:t xml:space="preserve"> и </w:t>
+      </w:r>
+      <w:proofErr w:type="spellStart"/>
+      <w:r>
+        <w:rPr>
+          <w:lang w:val="ru-RU"/>
+        </w:rPr>
+        <w:t>полносвязных</w:t>
+      </w:r>
+      <w:proofErr w:type="spellEnd"/>
+      <w:r>
+        <w:rPr>
+          <w:lang w:val="ru-RU"/>
+        </w:rPr>
+        <w:t xml:space="preserve"> слоев, формирует вектор признаков, который затем классифицируется.</w:t>
+      </w:r>
+    </w:p>
+    <w:p>
+      <w:pPr>
+        <w:rPr>
+          <w:lang w:val="ru-RU"/>
+        </w:rPr>
+      </w:pPr>
+      <w:r>
+        <w:rPr>
+          <w:b/>
+          <w:bCs/>
+          <w:lang w:val="ru-RU"/>
+        </w:rPr>
+        <w:lastRenderedPageBreak/>
+        <w:t xml:space="preserve">Обзор существующих </w:t>
+      </w:r>
+      <w:r>
+        <w:rPr>
+          <w:b/>
+          <w:bCs/>
+          <w:lang w:val="en-US"/>
+        </w:rPr>
+        <w:t>CNN</w:t>
+      </w:r>
+      <w:r>
+        <w:rPr>
+          <w:b/>
+          <w:bCs/>
+          <w:lang w:val="ru-RU"/>
+        </w:rPr>
+        <w:t xml:space="preserve">-архитектур для </w:t>
+      </w:r>
+      <w:r>
+        <w:rPr>
+          <w:b/>
+          <w:bCs/>
+          <w:lang w:val="en-US"/>
+        </w:rPr>
+        <w:t>SER</w:t>
+      </w:r>
+      <w:r>
+        <w:rPr>
+          <w:lang w:val="ru-RU"/>
+        </w:rPr>
+        <w:t xml:space="preserve">. Многочисленные исследования подтверждают эффективность </w:t>
+      </w:r>
+      <w:r>
+        <w:rPr>
+          <w:lang w:val="en-US"/>
+        </w:rPr>
+        <w:t>CNN</w:t>
+      </w:r>
+      <w:r>
+        <w:rPr>
+          <w:lang w:val="ru-RU"/>
+        </w:rPr>
+        <w:t xml:space="preserve"> </w:t>
+      </w:r>
+      <w:r>
+        <w:rPr>
+          <w:lang w:val="ru-RU"/>
+        </w:rPr>
+        <w:t xml:space="preserve">на лог-мел-спектограммах. </w:t>
+      </w:r>
+      <w:r>
+        <w:rPr>
+          <w:lang w:val="ru-RU"/>
+        </w:rPr>
+        <w:t xml:space="preserve">В работе </w:t>
+      </w:r>
+      <w:r>
+        <w:rPr>
+          <w:lang w:val="ru-RU"/>
+        </w:rPr>
+        <w:t>[</w:t>
+      </w:r>
+      <w:r>
+        <w:rPr>
+          <w:lang w:val="ru-RU"/>
+        </w:rPr>
+        <w:t xml:space="preserve">29] </w:t>
+      </w:r>
+      <w:r>
+        <w:rPr>
+          <w:lang w:val="ru-RU"/>
+        </w:rPr>
+        <w:t xml:space="preserve">на датасете </w:t>
+      </w:r>
+      <w:r>
+        <w:rPr>
+          <w:lang w:val="en-US"/>
+        </w:rPr>
+        <w:t>RAVDESS</w:t>
+      </w:r>
+      <w:r>
+        <w:rPr>
+          <w:lang w:val="ru-RU"/>
+        </w:rPr>
+        <w:t xml:space="preserve"> </w:t>
+      </w:r>
+      <w:r>
+        <w:rPr>
+          <w:lang w:val="ru-RU"/>
+        </w:rPr>
+        <w:t>сравнили различные представления (</w:t>
+      </w:r>
+      <w:r>
+        <w:rPr>
+          <w:lang w:val="en-US"/>
+        </w:rPr>
+        <w:t>MFCC</w:t>
+      </w:r>
+      <w:r>
+        <w:rPr>
+          <w:lang w:val="ru-RU"/>
+        </w:rPr>
+        <w:t xml:space="preserve">, </w:t>
+      </w:r>
+      <w:r>
+        <w:rPr>
+          <w:lang w:val="ru-RU"/>
+        </w:rPr>
+        <w:t>лог-мел-</w:t>
+      </w:r>
+      <w:r>
+        <w:rPr>
+          <w:lang w:val="ru-RU"/>
+        </w:rPr>
+        <w:t>спектрограммы</w:t>
+      </w:r>
+      <w:r>
+        <w:rPr>
+          <w:lang w:val="ru-RU"/>
+        </w:rPr>
+        <w:t xml:space="preserve">, </w:t>
+      </w:r>
+      <w:r>
+        <w:rPr>
+          <w:lang w:val="ru-RU"/>
+        </w:rPr>
+        <w:t>спектрограммы</w:t>
+      </w:r>
+      <w:r>
+        <w:rPr>
+          <w:lang w:val="ru-RU"/>
+        </w:rPr>
+        <w:t xml:space="preserve">) с 4-слойной </w:t>
+      </w:r>
+      <w:r>
+        <w:rPr>
+          <w:lang w:val="en-US"/>
+        </w:rPr>
+        <w:t>CNN</w:t>
+      </w:r>
+      <w:r>
+        <w:rPr>
+          <w:lang w:val="ru-RU"/>
+        </w:rPr>
+        <w:t xml:space="preserve">. </w:t>
+      </w:r>
+      <w:r>
+        <w:rPr>
+          <w:lang w:val="ru-RU"/>
+        </w:rPr>
+        <w:t>Авторы показали, что наибольшая точность (</w:t>
+      </w:r>
+      <w:r>
+        <w:rPr>
+          <w:lang w:val="ru-RU"/>
+        </w:rPr>
+        <w:t>68</w:t>
+      </w:r>
+      <w:r>
+        <w:rPr>
+          <w:lang w:val="ru-RU"/>
+        </w:rPr>
+        <w:t>% на 14 классах, включая пол и эмоции) достигается именно на лог-мел-</w:t>
+      </w:r>
+      <w:r>
+        <w:rPr>
+          <w:lang w:val="ru-RU"/>
+        </w:rPr>
+        <w:t>спектрограмма</w:t>
+      </w:r>
+      <w:r>
+        <w:rPr>
+          <w:lang w:val="ru-RU"/>
+        </w:rPr>
+        <w:t xml:space="preserve">, причем выбор признаков оказывает большее влияние на результат, чем глубина сети. В другой работе </w:t>
+      </w:r>
+      <w:r>
+        <w:rPr>
+          <w:lang w:val="ru-RU"/>
+        </w:rPr>
+        <w:t>[30]</w:t>
+      </w:r>
+      <w:r>
+        <w:rPr>
+          <w:lang w:val="ru-RU"/>
+        </w:rPr>
+        <w:t xml:space="preserve"> была предложена компактная </w:t>
+      </w:r>
+      <w:r>
+        <w:rPr>
+          <w:lang w:val="en-US"/>
+        </w:rPr>
+        <w:t>CNN</w:t>
+      </w:r>
+      <w:r>
+        <w:rPr>
+          <w:lang w:val="ru-RU"/>
+        </w:rPr>
+        <w:t xml:space="preserve"> </w:t>
+      </w:r>
+      <w:r>
+        <w:rPr>
+          <w:lang w:val="ru-RU"/>
+        </w:rPr>
+        <w:t xml:space="preserve">из трех сверточных слоев, которая на </w:t>
+      </w:r>
+      <w:r>
+        <w:rPr>
+          <w:lang w:val="en-US"/>
+        </w:rPr>
+        <w:t>IEMOCAP</w:t>
+      </w:r>
+      <w:r>
+        <w:rPr>
+          <w:lang w:val="ru-RU"/>
+        </w:rPr>
+        <w:t xml:space="preserve"> </w:t>
+      </w:r>
+      <w:r>
+        <w:rPr>
+          <w:lang w:val="ru-RU"/>
+        </w:rPr>
+        <w:t>достигла точности 65</w:t>
+      </w:r>
+      <w:r>
+        <w:rPr>
+          <w:lang w:val="ru-RU"/>
+        </w:rPr>
+        <w:t xml:space="preserve">.8% </w:t>
+      </w:r>
+      <w:r>
+        <w:rPr>
+          <w:lang w:val="ru-RU"/>
+        </w:rPr>
+        <w:t xml:space="preserve">при классификации четырех эмоций (нейтральная, счастье, грусть, гнев). </w:t>
+      </w:r>
+    </w:p>
+    <w:p>
+      <w:pPr>
+        <w:rPr>
+          <w:lang w:val="ru-RU"/>
+        </w:rPr>
+      </w:pPr>
+      <w:r>
+        <w:rPr>
+          <w:lang w:val="ru-RU"/>
+        </w:rPr>
+        <w:t xml:space="preserve">Более поздние исследования развивают идею легких </w:t>
+      </w:r>
+      <w:r>
+        <w:rPr>
+          <w:lang w:val="en-US"/>
+        </w:rPr>
+        <w:t>CNN</w:t>
+      </w:r>
+      <w:r>
+        <w:rPr>
+          <w:lang w:val="ru-RU"/>
+        </w:rPr>
+        <w:t xml:space="preserve"> </w:t>
+      </w:r>
+      <w:r>
+        <w:rPr>
+          <w:lang w:val="ru-RU"/>
+        </w:rPr>
+        <w:t xml:space="preserve">с использованием современных техник регуляризации. В работе </w:t>
+      </w:r>
+      <w:r>
+        <w:rPr>
+          <w:lang w:val="ru-RU"/>
+        </w:rPr>
+        <w:t xml:space="preserve">[31] </w:t>
+      </w:r>
+      <w:r>
+        <w:rPr>
+          <w:lang w:val="ru-RU"/>
+        </w:rPr>
+        <w:t xml:space="preserve">была применена глубокая сеть </w:t>
+      </w:r>
+      <w:r>
+        <w:rPr>
+          <w:lang w:val="en-US"/>
+        </w:rPr>
+        <w:t>CNN</w:t>
+      </w:r>
+      <w:r>
+        <w:rPr>
+          <w:lang w:val="ru-RU"/>
+        </w:rPr>
+        <w:t xml:space="preserve"> </w:t>
+      </w:r>
+      <w:r>
+        <w:rPr>
+          <w:lang w:val="ru-RU"/>
+        </w:rPr>
+        <w:t>(четыре сверточных блока) на лог-мел-спектрограммах с размерностью 128</w:t>
+      </w:r>
+      <w:r>
+        <w:rPr>
+          <w:lang w:val="en-US"/>
+        </w:rPr>
+        <w:t>x</w:t>
+      </w:r>
+      <w:r>
+        <w:rPr>
+          <w:lang w:val="ru-RU"/>
+        </w:rPr>
+        <w:t>186 (</w:t>
+      </w:r>
+      <w:r>
+        <w:rPr>
+          <w:lang w:val="ru-RU"/>
+        </w:rPr>
+        <w:t>частота</w:t>
+      </w:r>
+      <w:r>
+        <w:rPr>
+          <w:lang w:val="ru-RU"/>
+        </w:rPr>
+        <w:t xml:space="preserve"> </w:t>
+      </w:r>
+      <w:r>
+        <w:rPr>
+          <w:lang w:val="en-US"/>
+        </w:rPr>
+        <w:t>x</w:t>
+      </w:r>
+      <w:r>
+        <w:rPr>
+          <w:lang w:val="ru-RU"/>
+        </w:rPr>
+        <w:t xml:space="preserve"> </w:t>
+      </w:r>
+      <w:r>
+        <w:rPr>
+          <w:lang w:val="ru-RU"/>
+        </w:rPr>
+        <w:t xml:space="preserve">время) и была достигнута точность </w:t>
+      </w:r>
+      <w:r>
+        <w:rPr>
+          <w:lang w:val="ru-RU"/>
+        </w:rPr>
+        <w:t xml:space="preserve">86.5% </w:t>
+      </w:r>
+      <w:r>
+        <w:rPr>
+          <w:lang w:val="ru-RU"/>
+        </w:rPr>
+        <w:t xml:space="preserve">на датасете </w:t>
+      </w:r>
+      <w:r>
+        <w:rPr>
+          <w:lang w:val="en-US"/>
+        </w:rPr>
+        <w:t>RAVDESS</w:t>
+      </w:r>
+      <w:r>
+        <w:rPr>
+          <w:lang w:val="ru-RU"/>
+        </w:rPr>
+        <w:t xml:space="preserve"> </w:t>
+      </w:r>
+      <w:r>
+        <w:rPr>
+          <w:lang w:val="ru-RU"/>
+        </w:rPr>
+        <w:t xml:space="preserve">на 8 эмоциях. Однако такая сеть уже имела около 4 миллионов </w:t>
+      </w:r>
+      <w:proofErr w:type="spellStart"/>
+      <w:r>
+        <w:rPr>
+          <w:lang w:val="ru-RU"/>
+        </w:rPr>
+        <w:t>параметов</w:t>
+      </w:r>
+      <w:proofErr w:type="spellEnd"/>
+      <w:r>
+        <w:rPr>
+          <w:lang w:val="ru-RU"/>
+        </w:rPr>
+        <w:t xml:space="preserve">, что снижало ее преимущество в скорости. Также была разработана специальная сверхлегкая </w:t>
+      </w:r>
+      <w:r>
+        <w:rPr>
+          <w:lang w:val="en-US"/>
+        </w:rPr>
+        <w:t>CNN</w:t>
+      </w:r>
+      <w:r>
+        <w:rPr>
+          <w:lang w:val="ru-RU"/>
+        </w:rPr>
+        <w:t xml:space="preserve"> (</w:t>
+      </w:r>
+      <w:r>
+        <w:rPr>
+          <w:lang w:val="ru-RU"/>
+        </w:rPr>
+        <w:t xml:space="preserve">560 тыс. параметров) для </w:t>
+      </w:r>
+      <w:r>
+        <w:rPr>
+          <w:lang w:val="en-US"/>
+        </w:rPr>
+        <w:t>SER</w:t>
+      </w:r>
+      <w:r>
+        <w:rPr>
+          <w:lang w:val="ru-RU"/>
+        </w:rPr>
+        <w:t xml:space="preserve"> </w:t>
+      </w:r>
+      <w:r>
+        <w:rPr>
+          <w:lang w:val="ru-RU"/>
+        </w:rPr>
+        <w:t xml:space="preserve">на </w:t>
+      </w:r>
+      <w:r>
+        <w:rPr>
+          <w:lang w:val="en-US"/>
+        </w:rPr>
+        <w:t>RAVDESS</w:t>
+      </w:r>
+      <w:r>
+        <w:rPr>
+          <w:lang w:val="ru-RU"/>
+        </w:rPr>
+        <w:t xml:space="preserve">, добившись точности 81.12% на 8 классах эмоций </w:t>
+      </w:r>
+      <w:r>
+        <w:rPr>
+          <w:lang w:val="ru-RU"/>
+        </w:rPr>
+        <w:t xml:space="preserve">[32]. </w:t>
+      </w:r>
+      <w:r>
+        <w:rPr>
+          <w:lang w:val="ru-RU"/>
+        </w:rPr>
+        <w:t xml:space="preserve">Авторы показали, что дальнейшее уменьшение числа параметров приводит к падению точности на </w:t>
+      </w:r>
+      <w:r>
+        <w:rPr>
+          <w:lang w:val="ru-RU"/>
+        </w:rPr>
+        <w:t>15%</w:t>
+      </w:r>
+      <w:r>
+        <w:rPr>
+          <w:lang w:val="ru-RU"/>
+        </w:rPr>
+        <w:t xml:space="preserve">, но даже такая </w:t>
+      </w:r>
+      <w:r>
+        <w:rPr>
+          <w:lang w:val="ru-RU"/>
+        </w:rPr>
+        <w:t>ультралегкая</w:t>
+      </w:r>
+      <w:r>
+        <w:rPr>
+          <w:lang w:val="ru-RU"/>
+        </w:rPr>
+        <w:t xml:space="preserve"> сеть остается работоспособной для бинарных задач.</w:t>
+      </w:r>
     </w:p>
     <w:p>
       <w:pPr>
@@ -7321,6 +8212,80 @@
     </w:p>
     <w:p>
       <w:pPr>
+        <w:rPr>
+          <w:lang w:val="ru-RU"/>
+        </w:rPr>
+      </w:pPr>
+      <w:r>
+        <w:rPr>
+          <w:lang w:val="ru-RU"/>
+        </w:rPr>
+        <w:t>Распознавание эмоций по выражению лица (</w:t>
+      </w:r>
+      <w:r>
+        <w:rPr>
+          <w:lang w:val="en-US"/>
+        </w:rPr>
+        <w:t>Facial</w:t>
+      </w:r>
+      <w:r>
+        <w:rPr>
+          <w:lang w:val="ru-RU"/>
+        </w:rPr>
+        <w:t xml:space="preserve"> </w:t>
+      </w:r>
+      <w:r>
+        <w:rPr>
+          <w:lang w:val="en-US"/>
+        </w:rPr>
+        <w:t>Emotion</w:t>
+      </w:r>
+      <w:r>
+        <w:rPr>
+          <w:lang w:val="ru-RU"/>
+        </w:rPr>
+        <w:t xml:space="preserve"> </w:t>
+      </w:r>
+      <w:r>
+        <w:rPr>
+          <w:lang w:val="en-US"/>
+        </w:rPr>
+        <w:t>Recognition</w:t>
+      </w:r>
+      <w:r>
+        <w:rPr>
+          <w:lang w:val="ru-RU"/>
+        </w:rPr>
+        <w:t xml:space="preserve">, </w:t>
+      </w:r>
+      <w:r>
+        <w:rPr>
+          <w:lang w:val="en-US"/>
+        </w:rPr>
+        <w:t>FER</w:t>
+      </w:r>
+      <w:r>
+        <w:rPr>
+          <w:lang w:val="ru-RU"/>
+        </w:rPr>
+        <w:t xml:space="preserve">) </w:t>
+      </w:r>
+      <w:r>
+        <w:rPr>
+          <w:lang w:val="ru-RU"/>
+        </w:rPr>
+        <w:t xml:space="preserve">является одной из наиболее активно развивающихся областей </w:t>
+      </w:r>
+      <w:r>
+        <w:rPr>
+          <w:lang w:val="ru-RU"/>
+        </w:rPr>
+        <w:lastRenderedPageBreak/>
+        <w:t>компьютерного зрения, что обусловлено высокой информативностью мимики как канала невербальной коммуникации.</w:t>
+      </w:r>
+    </w:p>
+    <w:p>
+      <w:pPr>
         <w:pStyle w:val="Heading3"/>
         <w:rPr>
           <w:lang w:val="en-US"/>
@@ -7358,6 +8323,9 @@
         <w:t>Легкие</w:t>
       </w:r>
       <w:r>
+        <w:rPr>
+          <w:lang w:val="en-US"/>
+        </w:rPr>
         <w:t xml:space="preserve"> </w:t>
       </w:r>
       <w:proofErr w:type="spellStart"/>
@@ -7366,81 +8334,776 @@
       </w:r>
       <w:proofErr w:type="spellEnd"/>
       <w:r>
+        <w:rPr>
+          <w:lang w:val="en-US"/>
+        </w:rPr>
         <w:t xml:space="preserve"> </w:t>
       </w:r>
       <w:r>
         <w:t>для</w:t>
       </w:r>
       <w:r>
+        <w:rPr>
+          <w:lang w:val="en-US"/>
+        </w:rPr>
         <w:t xml:space="preserve"> </w:t>
       </w:r>
       <w:r>
         <w:t>видеокадров</w:t>
       </w:r>
       <w:r>
+        <w:rPr>
+          <w:lang w:val="en-US"/>
+        </w:rPr>
+        <w:t xml:space="preserve">: MobileNetV3-Small </w:t>
+      </w:r>
+      <w:r>
+        <w:t>и</w:t>
+      </w:r>
+      <w:r>
+        <w:rPr>
+          <w:lang w:val="en-US"/>
+        </w:rPr>
+        <w:t xml:space="preserve"> EmotiEffNet</w:t>
+      </w:r>
+    </w:p>
+    <w:p>
+      <w:pPr>
+        <w:pStyle w:val="Heading3"/>
+      </w:pPr>
+      <w:r>
+        <w:t xml:space="preserve">Темпоральные агрегаторы для последовательности кадров: </w:t>
+      </w:r>
+      <w:proofErr w:type="spellStart"/>
+      <w:r>
+        <w:rPr>
+          <w:lang w:val="en-US"/>
+        </w:rPr>
+        <w:t>BiGRU</w:t>
+      </w:r>
+      <w:proofErr w:type="spellEnd"/>
+      <w:r>
+        <w:t xml:space="preserve">, </w:t>
+      </w:r>
+      <w:proofErr w:type="spellStart"/>
+      <w:r>
+        <w:rPr>
+          <w:lang w:val="en-US"/>
+        </w:rPr>
+        <w:t>BiLSTM</w:t>
+      </w:r>
+      <w:proofErr w:type="spellEnd"/>
+      <w:r>
+        <w:t xml:space="preserve">, </w:t>
+      </w:r>
+      <w:r>
+        <w:rPr>
+          <w:lang w:val="en-US"/>
+        </w:rPr>
+        <w:t>TCN</w:t>
+      </w:r>
+    </w:p>
+    <w:p>
+      <w:pPr>
+        <w:pStyle w:val="Heading2"/>
+      </w:pPr>
+      <w:proofErr w:type="spellStart"/>
+      <w:r>
+        <w:t>Мультимодальное</w:t>
+      </w:r>
+      <w:proofErr w:type="spellEnd"/>
+      <w:r>
+        <w:t xml:space="preserve"> </w:t>
+      </w:r>
+      <w:proofErr w:type="spellStart"/>
+      <w:r>
+        <w:t>распознавание</w:t>
+      </w:r>
+      <w:proofErr w:type="spellEnd"/>
+      <w:r>
+        <w:t xml:space="preserve"> </w:t>
+      </w:r>
+      <w:proofErr w:type="spellStart"/>
+      <w:r>
+        <w:t>эмоций</w:t>
+      </w:r>
+      <w:proofErr w:type="spellEnd"/>
+      <w:r>
+        <w:t xml:space="preserve"> (MER)</w:t>
+      </w:r>
+    </w:p>
+    <w:p>
+      <w:pPr>
+        <w:pStyle w:val="Heading3"/>
+      </w:pPr>
+      <w:r>
+        <w:t xml:space="preserve">Классические </w:t>
+      </w:r>
+      <w:proofErr w:type="spellStart"/>
+      <w:r>
+        <w:t>стратегие</w:t>
+      </w:r>
+      <w:proofErr w:type="spellEnd"/>
+      <w:r>
+        <w:t xml:space="preserve"> слияния анализа модальностей </w:t>
+      </w:r>
+    </w:p>
+    <w:p>
+      <w:pPr>
+        <w:pStyle w:val="Heading3"/>
+      </w:pPr>
+      <w:r>
+        <w:t xml:space="preserve">Современные мультимодальные архитектуры для </w:t>
+      </w:r>
+      <w:r>
+        <w:rPr>
+          <w:lang w:val="en-US"/>
+        </w:rPr>
+        <w:t>IEMOCAP</w:t>
+      </w:r>
+      <w:r>
         <w:t xml:space="preserve">: </w:t>
       </w:r>
       <w:r>
-        <w:t>MobileNetV</w:t>
-      </w:r>
-      <w:r>
-        <w:t>3-</w:t>
-      </w:r>
-      <w:r>
-        <w:t>Small</w:t>
+        <w:rPr>
+          <w:lang w:val="en-US"/>
+        </w:rPr>
+        <w:t>SCME</w:t>
+      </w:r>
+      <w:r>
+        <w:t>+</w:t>
+      </w:r>
+      <w:r>
+        <w:rPr>
+          <w:lang w:val="en-US"/>
+        </w:rPr>
+        <w:t>GF</w:t>
       </w:r>
       <w:r>
         <w:t xml:space="preserve"> </w:t>
       </w:r>
       <w:r>
-        <w:t>и</w:t>
-      </w:r>
-      <w:r>
+        <w:t xml:space="preserve">и </w:t>
+      </w:r>
+      <w:r>
+        <w:rPr>
+          <w:lang w:val="en-US"/>
+        </w:rPr>
+        <w:t>MM</w:t>
+      </w:r>
+      <w:r>
+        <w:t>-</w:t>
+      </w:r>
+      <w:proofErr w:type="spellStart"/>
+      <w:r>
+        <w:rPr>
+          <w:lang w:val="en-US"/>
+        </w:rPr>
+        <w:t>NodeFormer</w:t>
+      </w:r>
+      <w:proofErr w:type="spellEnd"/>
+    </w:p>
+    <w:p>
+      <w:pPr>
+        <w:rPr>
+          <w:lang w:val="ru-RU"/>
+        </w:rPr>
+      </w:pPr>
+    </w:p>
+    <w:p>
+      <w:pPr>
+        <w:rPr>
+          <w:lang w:val="ru-RU"/>
+        </w:rPr>
+      </w:pPr>
+    </w:p>
+    <w:p>
+      <w:pPr>
+        <w:rPr>
+          <w:lang w:val="ru-RU"/>
+        </w:rPr>
+      </w:pPr>
+    </w:p>
+    <w:p>
+      <w:pPr>
+        <w:rPr>
+          <w:lang w:val="ru-RU"/>
+        </w:rPr>
+      </w:pPr>
+    </w:p>
+    <w:p>
+      <w:pPr>
+        <w:rPr>
+          <w:lang w:val="ru-RU"/>
+        </w:rPr>
+      </w:pPr>
+      <w:r>
+        <w:rPr>
+          <w:lang w:val="ru-RU"/>
+        </w:rPr>
+        <w:t>------</w:t>
+      </w:r>
+    </w:p>
+    <w:p>
+      <w:pPr>
+        <w:rPr>
+          <w:lang w:val="ru-RU"/>
+        </w:rPr>
+      </w:pPr>
+      <w:r>
+        <w:rPr>
+          <w:lang w:val="ru-RU"/>
+        </w:rPr>
+        <w:t xml:space="preserve">Ранние исследования были сфокусированы на одномодальных подходах (определение эмоций только по речи / только по выражению лица). </w:t>
+      </w:r>
+    </w:p>
+    <w:p>
+      <w:pPr>
+        <w:rPr>
+          <w:lang w:val="ru-RU"/>
+        </w:rPr>
+      </w:pPr>
+      <w:r>
+        <w:rPr>
+          <w:lang w:val="ru-RU"/>
+        </w:rPr>
+        <w:t>Первый</w:t>
+      </w:r>
+      <w:r>
+        <w:rPr>
+          <w:lang w:val="ru-RU"/>
+        </w:rPr>
         <w:t xml:space="preserve"> </w:t>
       </w:r>
+      <w:r>
+        <w:rPr>
+          <w:lang w:val="ru-RU"/>
+        </w:rPr>
+        <w:t>вид</w:t>
+      </w:r>
+      <w:r>
+        <w:rPr>
+          <w:lang w:val="ru-RU"/>
+        </w:rPr>
+        <w:t xml:space="preserve">: </w:t>
+      </w:r>
+      <w:r>
+        <w:rPr>
+          <w:lang w:val="en-US"/>
+        </w:rPr>
+        <w:t>Speech</w:t>
+      </w:r>
+      <w:r>
+        <w:rPr>
+          <w:lang w:val="ru-RU"/>
+        </w:rPr>
+        <w:t xml:space="preserve"> </w:t>
+      </w:r>
+      <w:r>
+        <w:rPr>
+          <w:lang w:val="en-US"/>
+        </w:rPr>
+        <w:t>emotion</w:t>
+      </w:r>
+      <w:r>
+        <w:rPr>
+          <w:lang w:val="ru-RU"/>
+        </w:rPr>
+        <w:t xml:space="preserve"> </w:t>
+      </w:r>
+      <w:r>
+        <w:rPr>
+          <w:lang w:val="en-US"/>
+        </w:rPr>
+        <w:t>recognition</w:t>
+      </w:r>
+      <w:r>
+        <w:rPr>
+          <w:lang w:val="ru-RU"/>
+        </w:rPr>
+        <w:t xml:space="preserve"> (</w:t>
+      </w:r>
+      <w:r>
+        <w:rPr>
+          <w:lang w:val="en-US"/>
+        </w:rPr>
+        <w:t>SER</w:t>
+      </w:r>
+      <w:r>
+        <w:rPr>
+          <w:lang w:val="ru-RU"/>
+        </w:rPr>
+        <w:t>) [</w:t>
+      </w:r>
+      <w:r>
+        <w:rPr>
+          <w:lang w:val="ru-RU"/>
+        </w:rPr>
+        <w:t xml:space="preserve">7] </w:t>
+      </w:r>
+      <w:r>
+        <w:rPr>
+          <w:lang w:val="ru-RU"/>
+        </w:rPr>
+        <w:t>заключается</w:t>
+      </w:r>
+      <w:r>
+        <w:rPr>
+          <w:lang w:val="ru-RU"/>
+        </w:rPr>
+        <w:t xml:space="preserve"> </w:t>
+      </w:r>
+      <w:r>
+        <w:rPr>
+          <w:lang w:val="ru-RU"/>
+        </w:rPr>
+        <w:t xml:space="preserve">в выделении признаков из речи человека, с помощью, например лог-мел </w:t>
+      </w:r>
       <w:proofErr w:type="spellStart"/>
       <w:r>
-        <w:t>EmotiEffNet</w:t>
+        <w:rPr>
+          <w:lang w:val="ru-RU"/>
+        </w:rPr>
+        <w:t>спектограмм</w:t>
       </w:r>
       <w:proofErr w:type="spellEnd"/>
-    </w:p>
-    <w:p>
-      <w:pPr>
-        <w:pStyle w:val="Heading3"/>
-        <w:rPr>
-          <w:lang w:val="en-US"/>
-        </w:rPr>
-      </w:pPr>
-      <w:r>
-        <w:t xml:space="preserve">Темпоральные агрегаторы для последовательности кадров: </w:t>
+      <w:r>
+        <w:rPr>
+          <w:lang w:val="ru-RU"/>
+        </w:rPr>
+        <w:t xml:space="preserve"> или мел-частотных коэффициентов (</w:t>
+      </w:r>
+      <w:r>
+        <w:rPr>
+          <w:lang w:val="en-US"/>
+        </w:rPr>
+        <w:t>MFCC</w:t>
+      </w:r>
+      <w:r>
+        <w:rPr>
+          <w:lang w:val="ru-RU"/>
+        </w:rPr>
+        <w:t>)</w:t>
+      </w:r>
+      <w:r>
+        <w:rPr>
+          <w:lang w:val="ru-RU"/>
+        </w:rPr>
+        <w:t xml:space="preserve"> и использование классификационных моделей, чтобы определить и выучить общие паттерны эмоций.</w:t>
+      </w:r>
+    </w:p>
+    <w:p>
+      <w:pPr>
+        <w:rPr>
+          <w:lang w:val="ru-RU"/>
+        </w:rPr>
+      </w:pPr>
+      <w:r>
+        <w:rPr>
+          <w:lang w:val="ru-RU"/>
+        </w:rPr>
+        <w:lastRenderedPageBreak/>
+        <w:t>Второй</w:t>
+      </w:r>
+      <w:r>
+        <w:rPr>
+          <w:lang w:val="ru-RU"/>
+        </w:rPr>
+        <w:t xml:space="preserve"> </w:t>
+      </w:r>
+      <w:r>
+        <w:rPr>
+          <w:lang w:val="ru-RU"/>
+        </w:rPr>
+        <w:t>вид</w:t>
+      </w:r>
+      <w:r>
+        <w:rPr>
+          <w:lang w:val="ru-RU"/>
+        </w:rPr>
+        <w:t xml:space="preserve">: </w:t>
+      </w:r>
+      <w:r>
+        <w:rPr>
+          <w:lang w:val="en-US"/>
+        </w:rPr>
+        <w:t>Facial</w:t>
+      </w:r>
+      <w:r>
+        <w:rPr>
+          <w:lang w:val="ru-RU"/>
+        </w:rPr>
+        <w:t xml:space="preserve"> </w:t>
+      </w:r>
+      <w:r>
+        <w:rPr>
+          <w:lang w:val="en-US"/>
+        </w:rPr>
+        <w:t>expression</w:t>
+      </w:r>
+      <w:r>
+        <w:rPr>
+          <w:lang w:val="ru-RU"/>
+        </w:rPr>
+        <w:t xml:space="preserve"> </w:t>
+      </w:r>
+      <w:r>
+        <w:rPr>
+          <w:lang w:val="en-US"/>
+        </w:rPr>
+        <w:t>emotion</w:t>
+      </w:r>
+      <w:r>
+        <w:rPr>
+          <w:lang w:val="ru-RU"/>
+        </w:rPr>
+        <w:t xml:space="preserve"> </w:t>
+      </w:r>
+      <w:r>
+        <w:rPr>
+          <w:lang w:val="en-US"/>
+        </w:rPr>
+        <w:t>recognition</w:t>
+      </w:r>
+      <w:r>
+        <w:rPr>
+          <w:lang w:val="ru-RU"/>
+        </w:rPr>
+        <w:t xml:space="preserve"> (</w:t>
+      </w:r>
+      <w:r>
+        <w:rPr>
+          <w:lang w:val="en-US"/>
+        </w:rPr>
+        <w:t>FER</w:t>
+      </w:r>
+      <w:r>
+        <w:rPr>
+          <w:lang w:val="ru-RU"/>
+        </w:rPr>
+        <w:t xml:space="preserve">) [8] </w:t>
+      </w:r>
+      <w:r>
+        <w:rPr>
+          <w:lang w:val="ru-RU"/>
+        </w:rPr>
+        <w:t>состоит</w:t>
+      </w:r>
+      <w:r>
+        <w:rPr>
+          <w:lang w:val="ru-RU"/>
+        </w:rPr>
+        <w:t xml:space="preserve"> </w:t>
+      </w:r>
+      <w:r>
+        <w:rPr>
+          <w:lang w:val="ru-RU"/>
+        </w:rPr>
+        <w:t>в</w:t>
+      </w:r>
+      <w:r>
+        <w:rPr>
+          <w:lang w:val="ru-RU"/>
+        </w:rPr>
+        <w:t xml:space="preserve"> </w:t>
+      </w:r>
+      <w:r>
+        <w:rPr>
+          <w:lang w:val="ru-RU"/>
+        </w:rPr>
+        <w:t>использовании</w:t>
+      </w:r>
+      <w:r>
+        <w:rPr>
+          <w:lang w:val="ru-RU"/>
+        </w:rPr>
+        <w:t xml:space="preserve"> </w:t>
+      </w:r>
+      <w:r>
+        <w:rPr>
+          <w:lang w:val="ru-RU"/>
+        </w:rPr>
+        <w:t>техник компьютерного зрения (</w:t>
+      </w:r>
+      <w:r>
+        <w:rPr>
+          <w:lang w:val="en-US"/>
+        </w:rPr>
+        <w:t>CV</w:t>
+      </w:r>
+      <w:r>
+        <w:rPr>
+          <w:lang w:val="ru-RU"/>
+        </w:rPr>
+        <w:t>)</w:t>
+      </w:r>
+      <w:r>
+        <w:rPr>
+          <w:lang w:val="ru-RU"/>
+        </w:rPr>
+        <w:t xml:space="preserve">, для отслеживания изменений мышц лица. В фундаментальной работе </w:t>
+      </w:r>
+      <w:r>
+        <w:rPr>
+          <w:lang w:val="en-US"/>
+        </w:rPr>
+        <w:t>Ekman</w:t>
+      </w:r>
+      <w:r>
+        <w:rPr>
+          <w:lang w:val="ru-RU"/>
+        </w:rPr>
+        <w:t xml:space="preserve"> </w:t>
+      </w:r>
+      <w:r>
+        <w:rPr>
+          <w:lang w:val="ru-RU"/>
+        </w:rPr>
+        <w:t xml:space="preserve">и </w:t>
+      </w:r>
+      <w:r>
+        <w:rPr>
+          <w:lang w:val="en-US"/>
+        </w:rPr>
+        <w:t>Friesen</w:t>
+      </w:r>
+      <w:r>
+        <w:rPr>
+          <w:lang w:val="ru-RU"/>
+        </w:rPr>
+        <w:t xml:space="preserve"> </w:t>
+      </w:r>
+      <w:r>
+        <w:rPr>
+          <w:lang w:val="ru-RU"/>
+        </w:rPr>
+        <w:t>[</w:t>
+      </w:r>
+      <w:r>
+        <w:rPr>
+          <w:lang w:val="ru-RU"/>
+        </w:rPr>
+        <w:t xml:space="preserve">9] </w:t>
+      </w:r>
+      <w:r>
+        <w:rPr>
+          <w:lang w:val="ru-RU"/>
+        </w:rPr>
+        <w:t>все мышцы лица были разделены на три основные группы</w:t>
+      </w:r>
+      <w:r>
+        <w:rPr>
+          <w:lang w:val="ru-RU"/>
+        </w:rPr>
+        <w:t xml:space="preserve">, наиболее важные для задачи </w:t>
+      </w:r>
+      <w:r>
+        <w:rPr>
+          <w:lang w:val="en-US"/>
+        </w:rPr>
+        <w:t>FER</w:t>
+      </w:r>
+      <w:r>
+        <w:rPr>
+          <w:lang w:val="ru-RU"/>
+        </w:rPr>
+        <w:t>: брови и лоб, глаза и веки, а также нижняя часть лица</w:t>
+      </w:r>
+      <w:r>
+        <w:rPr>
+          <w:lang w:val="ru-RU"/>
+        </w:rPr>
+        <w:t xml:space="preserve">. </w:t>
+      </w:r>
+    </w:p>
+    <w:p>
+      <w:pPr>
+        <w:rPr>
+          <w:lang w:val="ru-RU"/>
+        </w:rPr>
+      </w:pPr>
+      <w:r>
+        <w:rPr>
+          <w:lang w:val="ru-RU"/>
+        </w:rPr>
+        <w:t>Однако, одномодальные системы ограничены по двум параметрам: количеству информации, которую можно получить из одной модальности и подверженности влиянию окружающих факторов (шум, недостаток света и т.д.). Это приводит к следующему этапу развития систем классификации эмоций: мультимодальные системы.</w:t>
+      </w:r>
+    </w:p>
+    <w:p>
+      <w:pPr>
+        <w:rPr>
+          <w:lang w:val="ru-RU"/>
+        </w:rPr>
+      </w:pPr>
+      <w:r>
+        <w:rPr>
+          <w:lang w:val="ru-RU"/>
+        </w:rPr>
+        <w:t>Мультимодальные системы определения эмоций (</w:t>
+      </w:r>
+      <w:r>
+        <w:rPr>
+          <w:lang w:val="en-US"/>
+        </w:rPr>
+        <w:t>MER</w:t>
+      </w:r>
+      <w:r>
+        <w:rPr>
+          <w:lang w:val="ru-RU"/>
+        </w:rPr>
+        <w:t xml:space="preserve">) </w:t>
+      </w:r>
+      <w:r>
+        <w:rPr>
+          <w:lang w:val="ru-RU"/>
+        </w:rPr>
+        <w:t>[</w:t>
+      </w:r>
+      <w:r>
+        <w:rPr>
+          <w:lang w:val="ru-RU"/>
+        </w:rPr>
+        <w:t>10]</w:t>
+      </w:r>
+      <w:r>
+        <w:rPr>
+          <w:lang w:val="ru-RU"/>
+        </w:rPr>
+        <w:t xml:space="preserve"> </w:t>
+      </w:r>
+      <w:r>
+        <w:rPr>
+          <w:lang w:val="ru-RU"/>
+        </w:rPr>
+        <w:t xml:space="preserve">являются объединением систем </w:t>
+      </w:r>
+      <w:r>
+        <w:rPr>
+          <w:lang w:val="en-US"/>
+        </w:rPr>
+        <w:t>SER</w:t>
+      </w:r>
+      <w:r>
+        <w:rPr>
+          <w:lang w:val="ru-RU"/>
+        </w:rPr>
+        <w:t xml:space="preserve">, </w:t>
+      </w:r>
+      <w:r>
+        <w:rPr>
+          <w:lang w:val="en-US"/>
+        </w:rPr>
+        <w:t>FER</w:t>
+      </w:r>
+      <w:r>
+        <w:rPr>
+          <w:lang w:val="ru-RU"/>
+        </w:rPr>
+        <w:t xml:space="preserve">, </w:t>
+      </w:r>
+      <w:r>
+        <w:rPr>
+          <w:lang w:val="ru-RU"/>
+        </w:rPr>
+        <w:t xml:space="preserve">а также не описанной ранее системы определения эмоций по тексту (расшифровке речи человека) для более </w:t>
+      </w:r>
+      <w:r>
+        <w:rPr>
+          <w:lang w:val="ru-RU"/>
+        </w:rPr>
+        <w:t>надежной</w:t>
+      </w:r>
+      <w:r>
+        <w:rPr>
+          <w:lang w:val="ru-RU"/>
+        </w:rPr>
+        <w:t xml:space="preserve"> и качественно</w:t>
+      </w:r>
+      <w:r>
+        <w:rPr>
+          <w:lang w:val="ru-RU"/>
+        </w:rPr>
+        <w:t>й классификации.</w:t>
+      </w:r>
+      <w:r>
+        <w:rPr>
+          <w:lang w:val="ru-RU"/>
+        </w:rPr>
+        <w:t xml:space="preserve"> Один из примеров </w:t>
+      </w:r>
+      <w:r>
+        <w:rPr>
+          <w:lang w:val="en-US"/>
+        </w:rPr>
+        <w:t>MER</w:t>
+      </w:r>
+      <w:r>
+        <w:rPr>
+          <w:lang w:val="ru-RU"/>
+        </w:rPr>
+        <w:t xml:space="preserve"> </w:t>
+      </w:r>
+      <w:r>
+        <w:rPr>
+          <w:lang w:val="ru-RU"/>
+        </w:rPr>
+        <w:t xml:space="preserve">архитектуры, основанный на </w:t>
       </w:r>
       <w:proofErr w:type="spellStart"/>
       <w:r>
         <w:rPr>
-          <w:lang w:val="en-US"/>
-        </w:rPr>
-        <w:t>BiGRU</w:t>
+          <w:lang w:val="ru-RU"/>
+        </w:rPr>
+        <w:t>графовых</w:t>
       </w:r>
       <w:proofErr w:type="spellEnd"/>
       <w:r>
-        <w:t xml:space="preserve">, </w:t>
-      </w:r>
-      <w:proofErr w:type="spellStart"/>
-      <w:r>
-        <w:rPr>
-          <w:lang w:val="en-US"/>
-        </w:rPr>
-        <w:t>BiLSTM</w:t>
-      </w:r>
-      <w:proofErr w:type="spellEnd"/>
-      <w:r>
-        <w:t xml:space="preserve">, </w:t>
-      </w:r>
-      <w:r>
-        <w:rPr>
-          <w:lang w:val="en-US"/>
-        </w:rPr>
-        <w:t>TCN</w:t>
+        <w:rPr>
+          <w:lang w:val="ru-RU"/>
+        </w:rPr>
+        <w:t xml:space="preserve"> нейросетях </w:t>
+      </w:r>
+      <w:r>
+        <w:rPr>
+          <w:lang w:val="ru-RU"/>
+        </w:rPr>
+        <w:t xml:space="preserve">[11] </w:t>
+      </w:r>
+      <w:r>
+        <w:rPr>
+          <w:lang w:val="ru-RU"/>
+        </w:rPr>
+        <w:t>показал, что данный подход способен показывать высокие метрики качества, однако требует большого количества вычислительных ресурсов.</w:t>
+      </w:r>
+      <w:r>
+        <w:rPr>
+          <w:lang w:val="ru-RU"/>
+        </w:rPr>
+        <w:t xml:space="preserve"> Именно в этом и заключается </w:t>
+      </w:r>
+      <w:r>
+        <w:rPr>
+          <w:lang w:val="ru-RU"/>
+        </w:rPr>
+        <w:t xml:space="preserve">основная проблема использования </w:t>
+      </w:r>
+      <w:r>
+        <w:rPr>
+          <w:lang w:val="en-US"/>
+        </w:rPr>
+        <w:t>MER</w:t>
+      </w:r>
+      <w:r>
+        <w:rPr>
+          <w:lang w:val="ru-RU"/>
+        </w:rPr>
+        <w:t xml:space="preserve"> </w:t>
+      </w:r>
+      <w:r>
+        <w:rPr>
+          <w:lang w:val="ru-RU"/>
+        </w:rPr>
+        <w:t xml:space="preserve">систем в приложениях, которые обрабатывают данные в реальном времени. </w:t>
       </w:r>
     </w:p>
     <w:p>
@@ -7448,698 +9111,9 @@
         <w:pStyle w:val="Heading2"/>
       </w:pPr>
       <w:r>
-        <w:t>Мультимодальное распознавание эмоций (MER)</w:t>
-      </w:r>
-    </w:p>
-    <w:p>
-      <w:pPr>
-        <w:pStyle w:val="Heading3"/>
-      </w:pPr>
-      <w:r>
-        <w:t xml:space="preserve">Классические </w:t>
-      </w:r>
-      <w:proofErr w:type="spellStart"/>
-      <w:r>
-        <w:t>стратегие</w:t>
-      </w:r>
-      <w:proofErr w:type="spellEnd"/>
-      <w:r>
-        <w:t xml:space="preserve"> слияния анализа модальностей </w:t>
-      </w:r>
-    </w:p>
-    <w:p>
-      <w:pPr>
-        <w:pStyle w:val="Heading3"/>
-      </w:pPr>
-      <w:r>
-        <w:t xml:space="preserve">Современные мультимодальные архитектуры для </w:t>
-      </w:r>
-      <w:r>
-        <w:rPr>
-          <w:lang w:val="en-US"/>
-        </w:rPr>
-        <w:t>IEMOCAP</w:t>
-      </w:r>
-      <w:r>
-        <w:t xml:space="preserve">: </w:t>
-      </w:r>
-      <w:r>
-        <w:rPr>
-          <w:lang w:val="en-US"/>
-        </w:rPr>
-        <w:t>SCME</w:t>
-      </w:r>
-      <w:r>
-        <w:t>+</w:t>
-      </w:r>
-      <w:r>
-        <w:rPr>
-          <w:lang w:val="en-US"/>
-        </w:rPr>
-        <w:t>GF</w:t>
-      </w:r>
-      <w:r>
-        <w:t xml:space="preserve"> </w:t>
-      </w:r>
-      <w:r>
-        <w:t xml:space="preserve">и </w:t>
-      </w:r>
-      <w:r>
-        <w:rPr>
-          <w:lang w:val="en-US"/>
-        </w:rPr>
-        <w:t>MM</w:t>
-      </w:r>
-      <w:r>
-        <w:t>-</w:t>
-      </w:r>
-      <w:proofErr w:type="spellStart"/>
-      <w:r>
-        <w:rPr>
-          <w:lang w:val="en-US"/>
-        </w:rPr>
-        <w:t>NodeFormer</w:t>
-      </w:r>
-      <w:proofErr w:type="spellEnd"/>
-    </w:p>
-    <w:p>
-      <w:pPr>
-        <w:rPr>
-          <w:lang w:val="ru-RU"/>
-        </w:rPr>
-      </w:pPr>
-    </w:p>
-    <w:p>
-      <w:pPr>
-        <w:rPr>
-          <w:lang w:val="ru-RU"/>
-        </w:rPr>
-      </w:pPr>
-    </w:p>
-    <w:p>
-      <w:pPr>
-        <w:rPr>
-          <w:lang w:val="ru-RU"/>
-        </w:rPr>
-      </w:pPr>
-    </w:p>
-    <w:p>
-      <w:pPr>
-        <w:rPr>
-          <w:lang w:val="ru-RU"/>
-        </w:rPr>
-      </w:pPr>
-    </w:p>
-    <w:p>
-      <w:pPr>
-        <w:rPr>
-          <w:lang w:val="ru-RU"/>
-        </w:rPr>
-      </w:pPr>
-      <w:r>
-        <w:rPr>
-          <w:lang w:val="ru-RU"/>
-        </w:rPr>
-        <w:t>------</w:t>
-      </w:r>
-    </w:p>
-    <w:p>
-      <w:pPr>
-        <w:rPr>
-          <w:lang w:val="ru-RU"/>
-        </w:rPr>
-      </w:pPr>
-      <w:r>
-        <w:rPr>
-          <w:lang w:val="ru-RU"/>
-        </w:rPr>
-        <w:t xml:space="preserve">Ранние исследования были сфокусированы на одномодальных подходах (определение эмоций только по речи / только по выражению лица). </w:t>
-      </w:r>
-    </w:p>
-    <w:p>
-      <w:pPr>
-        <w:rPr>
-          <w:lang w:val="ru-RU"/>
-        </w:rPr>
-      </w:pPr>
-      <w:r>
-        <w:rPr>
-          <w:lang w:val="ru-RU"/>
-        </w:rPr>
-        <w:t>Первый</w:t>
-      </w:r>
-      <w:r>
-        <w:rPr>
-          <w:lang w:val="ru-RU"/>
-        </w:rPr>
-        <w:t xml:space="preserve"> </w:t>
-      </w:r>
-      <w:r>
-        <w:rPr>
-          <w:lang w:val="ru-RU"/>
-        </w:rPr>
-        <w:t>вид</w:t>
-      </w:r>
-      <w:r>
-        <w:rPr>
-          <w:lang w:val="ru-RU"/>
-        </w:rPr>
-        <w:t xml:space="preserve">: </w:t>
-      </w:r>
-      <w:r>
-        <w:rPr>
-          <w:lang w:val="en-US"/>
-        </w:rPr>
-        <w:t>Speech</w:t>
-      </w:r>
-      <w:r>
-        <w:rPr>
-          <w:lang w:val="ru-RU"/>
-        </w:rPr>
-        <w:t xml:space="preserve"> </w:t>
-      </w:r>
-      <w:r>
-        <w:rPr>
-          <w:lang w:val="en-US"/>
-        </w:rPr>
-        <w:t>emotion</w:t>
-      </w:r>
-      <w:r>
-        <w:rPr>
-          <w:lang w:val="ru-RU"/>
-        </w:rPr>
-        <w:t xml:space="preserve"> </w:t>
-      </w:r>
-      <w:r>
-        <w:rPr>
-          <w:lang w:val="en-US"/>
-        </w:rPr>
-        <w:t>recognition</w:t>
-      </w:r>
-      <w:r>
-        <w:rPr>
-          <w:lang w:val="ru-RU"/>
-        </w:rPr>
-        <w:t xml:space="preserve"> (</w:t>
-      </w:r>
-      <w:r>
-        <w:rPr>
-          <w:lang w:val="en-US"/>
-        </w:rPr>
-        <w:t>SER</w:t>
-      </w:r>
-      <w:r>
-        <w:rPr>
-          <w:lang w:val="ru-RU"/>
-        </w:rPr>
-        <w:t>) [</w:t>
-      </w:r>
-      <w:r>
-        <w:rPr>
-          <w:lang w:val="ru-RU"/>
-        </w:rPr>
-        <w:t xml:space="preserve">7] </w:t>
-      </w:r>
-      <w:r>
-        <w:rPr>
-          <w:lang w:val="ru-RU"/>
-        </w:rPr>
-        <w:t>заключается</w:t>
-      </w:r>
-      <w:r>
-        <w:rPr>
-          <w:lang w:val="ru-RU"/>
-        </w:rPr>
-        <w:t xml:space="preserve"> </w:t>
-      </w:r>
-      <w:r>
-        <w:rPr>
-          <w:lang w:val="ru-RU"/>
-        </w:rPr>
-        <w:t xml:space="preserve">в выделении признаков из речи человека, с помощью, например лог-мел </w:t>
-      </w:r>
-      <w:proofErr w:type="spellStart"/>
-      <w:r>
-        <w:rPr>
-          <w:lang w:val="ru-RU"/>
-        </w:rPr>
-        <w:t>спектограмм</w:t>
-      </w:r>
-      <w:proofErr w:type="spellEnd"/>
-      <w:r>
-        <w:rPr>
-          <w:lang w:val="ru-RU"/>
-        </w:rPr>
-        <w:t xml:space="preserve"> или </w:t>
-      </w:r>
-      <w:r>
-        <w:rPr>
-          <w:lang w:val="ru-RU"/>
-        </w:rPr>
-        <w:lastRenderedPageBreak/>
-        <w:t>мел-частотных коэффициентов (</w:t>
-      </w:r>
-      <w:r>
-        <w:rPr>
-          <w:lang w:val="en-US"/>
-        </w:rPr>
-        <w:t>MFCC</w:t>
-      </w:r>
-      <w:r>
-        <w:rPr>
-          <w:lang w:val="ru-RU"/>
-        </w:rPr>
-        <w:t>)</w:t>
-      </w:r>
-      <w:r>
-        <w:rPr>
-          <w:lang w:val="ru-RU"/>
-        </w:rPr>
-        <w:t xml:space="preserve"> и использование классификационных моделей, чтобы определить и выучить общие паттерны эмоций.</w:t>
-      </w:r>
-    </w:p>
-    <w:p>
-      <w:pPr>
-        <w:rPr>
-          <w:lang w:val="en-US"/>
-        </w:rPr>
-      </w:pPr>
-      <w:r>
-        <w:rPr>
-          <w:lang w:val="ru-RU"/>
-        </w:rPr>
-        <w:t>Второй</w:t>
-      </w:r>
-      <w:r>
-        <w:rPr>
-          <w:lang w:val="ru-RU"/>
-        </w:rPr>
-        <w:t xml:space="preserve"> </w:t>
-      </w:r>
-      <w:r>
-        <w:rPr>
-          <w:lang w:val="ru-RU"/>
-        </w:rPr>
-        <w:t>вид</w:t>
-      </w:r>
-      <w:r>
-        <w:rPr>
-          <w:lang w:val="ru-RU"/>
-        </w:rPr>
-        <w:t xml:space="preserve">: </w:t>
-      </w:r>
-      <w:r>
-        <w:rPr>
-          <w:lang w:val="en-US"/>
-        </w:rPr>
-        <w:t>Facial</w:t>
-      </w:r>
-      <w:r>
-        <w:rPr>
-          <w:lang w:val="ru-RU"/>
-        </w:rPr>
-        <w:t xml:space="preserve"> </w:t>
-      </w:r>
-      <w:r>
-        <w:rPr>
-          <w:lang w:val="en-US"/>
-        </w:rPr>
-        <w:t>expression</w:t>
-      </w:r>
-      <w:r>
-        <w:rPr>
-          <w:lang w:val="ru-RU"/>
-        </w:rPr>
-        <w:t xml:space="preserve"> </w:t>
-      </w:r>
-      <w:r>
-        <w:rPr>
-          <w:lang w:val="en-US"/>
-        </w:rPr>
-        <w:t>emotion</w:t>
-      </w:r>
-      <w:r>
-        <w:rPr>
-          <w:lang w:val="ru-RU"/>
-        </w:rPr>
-        <w:t xml:space="preserve"> </w:t>
-      </w:r>
-      <w:r>
-        <w:rPr>
-          <w:lang w:val="en-US"/>
-        </w:rPr>
-        <w:t>recognition</w:t>
-      </w:r>
-      <w:r>
-        <w:rPr>
-          <w:lang w:val="ru-RU"/>
-        </w:rPr>
-        <w:t xml:space="preserve"> (</w:t>
-      </w:r>
-      <w:r>
-        <w:rPr>
-          <w:lang w:val="en-US"/>
-        </w:rPr>
-        <w:t>FER</w:t>
-      </w:r>
-      <w:r>
-        <w:rPr>
-          <w:lang w:val="ru-RU"/>
-        </w:rPr>
-        <w:t xml:space="preserve">) [8] </w:t>
-      </w:r>
-      <w:r>
-        <w:rPr>
-          <w:lang w:val="ru-RU"/>
-        </w:rPr>
-        <w:t>состоит</w:t>
-      </w:r>
-      <w:r>
-        <w:rPr>
-          <w:lang w:val="ru-RU"/>
-        </w:rPr>
-        <w:t xml:space="preserve"> </w:t>
-      </w:r>
-      <w:r>
-        <w:rPr>
-          <w:lang w:val="ru-RU"/>
-        </w:rPr>
-        <w:t>в</w:t>
-      </w:r>
-      <w:r>
-        <w:rPr>
-          <w:lang w:val="ru-RU"/>
-        </w:rPr>
-        <w:t xml:space="preserve"> </w:t>
-      </w:r>
-      <w:r>
-        <w:rPr>
-          <w:lang w:val="ru-RU"/>
-        </w:rPr>
-        <w:t>использовании</w:t>
-      </w:r>
-      <w:r>
-        <w:rPr>
-          <w:lang w:val="ru-RU"/>
-        </w:rPr>
-        <w:t xml:space="preserve"> </w:t>
-      </w:r>
-      <w:r>
-        <w:rPr>
-          <w:lang w:val="ru-RU"/>
-        </w:rPr>
-        <w:t>техник компьютерного зрения (</w:t>
-      </w:r>
-      <w:r>
-        <w:rPr>
-          <w:lang w:val="en-US"/>
-        </w:rPr>
-        <w:t>CV</w:t>
-      </w:r>
-      <w:r>
-        <w:rPr>
-          <w:lang w:val="ru-RU"/>
-        </w:rPr>
-        <w:t>)</w:t>
-      </w:r>
-      <w:r>
-        <w:rPr>
-          <w:lang w:val="ru-RU"/>
-        </w:rPr>
-        <w:t xml:space="preserve">, для отслеживания изменений мышц лица. В фундаментальной работе </w:t>
-      </w:r>
-      <w:r>
-        <w:rPr>
-          <w:lang w:val="en-US"/>
-        </w:rPr>
-        <w:t>Ekman</w:t>
-      </w:r>
-      <w:r>
-        <w:rPr>
-          <w:lang w:val="ru-RU"/>
-        </w:rPr>
-        <w:t xml:space="preserve"> </w:t>
-      </w:r>
-      <w:r>
-        <w:rPr>
-          <w:lang w:val="ru-RU"/>
-        </w:rPr>
-        <w:t xml:space="preserve">и </w:t>
-      </w:r>
-      <w:r>
-        <w:rPr>
-          <w:lang w:val="en-US"/>
-        </w:rPr>
-        <w:t>Friesen</w:t>
-      </w:r>
-      <w:r>
-        <w:rPr>
-          <w:lang w:val="ru-RU"/>
-        </w:rPr>
-        <w:t xml:space="preserve"> </w:t>
-      </w:r>
-      <w:r>
-        <w:rPr>
-          <w:lang w:val="ru-RU"/>
-        </w:rPr>
-        <w:t>[</w:t>
-      </w:r>
-      <w:r>
-        <w:rPr>
-          <w:lang w:val="ru-RU"/>
-        </w:rPr>
-        <w:t xml:space="preserve">9] </w:t>
-      </w:r>
-      <w:r>
-        <w:rPr>
-          <w:lang w:val="ru-RU"/>
-        </w:rPr>
-        <w:t>все мышцы лица были разделены на три основные группы</w:t>
-      </w:r>
-      <w:r>
-        <w:rPr>
-          <w:lang w:val="ru-RU"/>
-        </w:rPr>
-        <w:t xml:space="preserve">, наиболее важные для задачи </w:t>
-      </w:r>
-      <w:r>
-        <w:rPr>
-          <w:lang w:val="en-US"/>
-        </w:rPr>
-        <w:t>FER</w:t>
-      </w:r>
-      <w:r>
-        <w:rPr>
-          <w:lang w:val="ru-RU"/>
-        </w:rPr>
-        <w:t>: брови и лоб, глаза и веки, а также нижняя часть лица</w:t>
-      </w:r>
-      <w:r>
-        <w:rPr>
-          <w:lang w:val="ru-RU"/>
-        </w:rPr>
-        <w:t xml:space="preserve">. </w:t>
-      </w:r>
-    </w:p>
-    <w:p>
-      <w:pPr>
-        <w:rPr>
-          <w:lang w:val="ru-RU"/>
-        </w:rPr>
-      </w:pPr>
-      <w:r>
-        <w:rPr>
-          <w:lang w:val="ru-RU"/>
-        </w:rPr>
-        <w:t>Однако, одномодальные системы ограничены по двум параметрам: количеству информации, которую можно получить из одной модальности и подверженности влиянию окружающих факторов (шум, недостаток света и т.д.). Это приводит к следующему этапу развития систем классификации эмоций: мультимодальные системы.</w:t>
-      </w:r>
-    </w:p>
-    <w:p>
-      <w:pPr>
-        <w:rPr>
-          <w:lang w:val="ru-RU"/>
-        </w:rPr>
-      </w:pPr>
-      <w:r>
-        <w:rPr>
-          <w:lang w:val="ru-RU"/>
-        </w:rPr>
-        <w:t>Мультимодальные системы определения эмоций (</w:t>
-      </w:r>
-      <w:r>
-        <w:rPr>
-          <w:lang w:val="en-US"/>
-        </w:rPr>
-        <w:t>MER</w:t>
-      </w:r>
-      <w:r>
-        <w:rPr>
-          <w:lang w:val="ru-RU"/>
-        </w:rPr>
-        <w:t xml:space="preserve">) </w:t>
-      </w:r>
-      <w:r>
-        <w:rPr>
-          <w:lang w:val="ru-RU"/>
-        </w:rPr>
-        <w:t>[</w:t>
-      </w:r>
-      <w:r>
-        <w:rPr>
-          <w:lang w:val="ru-RU"/>
-        </w:rPr>
-        <w:t>10]</w:t>
-      </w:r>
-      <w:r>
-        <w:rPr>
-          <w:lang w:val="ru-RU"/>
-        </w:rPr>
-        <w:t xml:space="preserve"> </w:t>
-      </w:r>
-      <w:r>
-        <w:rPr>
-          <w:lang w:val="ru-RU"/>
-        </w:rPr>
-        <w:t xml:space="preserve">являются объединением систем </w:t>
-      </w:r>
-      <w:r>
-        <w:rPr>
-          <w:lang w:val="en-US"/>
-        </w:rPr>
-        <w:t>SER</w:t>
-      </w:r>
-      <w:r>
-        <w:rPr>
-          <w:lang w:val="ru-RU"/>
-        </w:rPr>
-        <w:t xml:space="preserve">, </w:t>
-      </w:r>
-      <w:r>
-        <w:rPr>
-          <w:lang w:val="en-US"/>
-        </w:rPr>
-        <w:t>FER</w:t>
-      </w:r>
-      <w:r>
-        <w:rPr>
-          <w:lang w:val="ru-RU"/>
-        </w:rPr>
-        <w:t xml:space="preserve">, </w:t>
-      </w:r>
-      <w:r>
-        <w:rPr>
-          <w:lang w:val="ru-RU"/>
-        </w:rPr>
-        <w:t xml:space="preserve">а также не описанной ранее системы определения эмоций по тексту (расшифровке речи человека) для более </w:t>
-      </w:r>
-      <w:r>
-        <w:rPr>
-          <w:lang w:val="ru-RU"/>
-        </w:rPr>
-        <w:t>надежной</w:t>
-      </w:r>
-      <w:r>
-        <w:rPr>
-          <w:lang w:val="ru-RU"/>
-        </w:rPr>
-        <w:t xml:space="preserve"> и качественно</w:t>
-      </w:r>
-      <w:r>
-        <w:rPr>
-          <w:lang w:val="ru-RU"/>
-        </w:rPr>
-        <w:t>й классификации.</w:t>
-      </w:r>
-      <w:r>
-        <w:rPr>
-          <w:lang w:val="ru-RU"/>
-        </w:rPr>
-        <w:t xml:space="preserve"> Один из примеров </w:t>
-      </w:r>
-      <w:r>
-        <w:rPr>
-          <w:lang w:val="en-US"/>
-        </w:rPr>
-        <w:t>MER</w:t>
-      </w:r>
-      <w:r>
-        <w:rPr>
-          <w:lang w:val="ru-RU"/>
-        </w:rPr>
-        <w:t xml:space="preserve"> </w:t>
-      </w:r>
-      <w:r>
-        <w:rPr>
-          <w:lang w:val="ru-RU"/>
-        </w:rPr>
-        <w:t xml:space="preserve">архитектуры, основанный на </w:t>
-      </w:r>
-      <w:proofErr w:type="spellStart"/>
-      <w:r>
-        <w:rPr>
-          <w:lang w:val="ru-RU"/>
-        </w:rPr>
-        <w:t>графовых</w:t>
-      </w:r>
-      <w:proofErr w:type="spellEnd"/>
-      <w:r>
-        <w:rPr>
-          <w:lang w:val="ru-RU"/>
-        </w:rPr>
-        <w:t xml:space="preserve"> нейросетях </w:t>
-      </w:r>
-      <w:r>
-        <w:rPr>
-          <w:lang w:val="ru-RU"/>
-        </w:rPr>
-        <w:t xml:space="preserve">[11] </w:t>
-      </w:r>
-      <w:r>
-        <w:rPr>
-          <w:lang w:val="ru-RU"/>
-        </w:rPr>
-        <w:t>показал, что данный подход способен показывать высокие метрики качества, однако требует большого количества вычислительных ресурсов.</w:t>
-      </w:r>
-      <w:r>
-        <w:rPr>
-          <w:lang w:val="ru-RU"/>
-        </w:rPr>
-        <w:t xml:space="preserve"> Именно в этом и заключается </w:t>
-      </w:r>
-      <w:r>
-        <w:rPr>
-          <w:lang w:val="ru-RU"/>
-        </w:rPr>
-        <w:t xml:space="preserve">основная проблема использования </w:t>
-      </w:r>
-      <w:r>
-        <w:rPr>
-          <w:lang w:val="en-US"/>
-        </w:rPr>
-        <w:t>MER</w:t>
-      </w:r>
-      <w:r>
-        <w:rPr>
-          <w:lang w:val="ru-RU"/>
-        </w:rPr>
-        <w:t xml:space="preserve"> </w:t>
-      </w:r>
-      <w:r>
-        <w:rPr>
-          <w:lang w:val="ru-RU"/>
-        </w:rPr>
-        <w:t xml:space="preserve">систем в приложениях, которые обрабатывают данные в реальном времени. </w:t>
-      </w:r>
-    </w:p>
-    <w:p>
-      <w:pPr>
-        <w:pStyle w:val="Heading2"/>
-      </w:pPr>
-      <w:r>
-        <w:rPr>
-          <w:lang w:val="ru-RU"/>
-        </w:rPr>
-        <w:lastRenderedPageBreak/>
+        <w:rPr>
+          <w:lang w:val="ru-RU"/>
+        </w:rPr>
         <w:t xml:space="preserve"> </w:t>
       </w:r>
       <w:bookmarkStart w:id="4" w:name="_Toc229845937"/>
@@ -9767,19 +10741,7 @@
         <w:rPr>
           <w:lang w:val="en-US"/>
         </w:rPr>
-        <w:t>T. (2019). Speech Emotion Recognition Using Deep Learning Techniques: A</w:t>
-      </w:r>
-      <w:r>
-        <w:rPr>
-          <w:lang w:val="en-US"/>
-        </w:rPr>
-        <w:t xml:space="preserve"> </w:t>
-      </w:r>
-      <w:r>
-        <w:rPr>
-          <w:lang w:val="en-US"/>
-        </w:rPr>
-        <w:t>Review. IEEE Access. PP. 1-1. 10.1109/ACCESS.2019.2936124</w:t>
+        <w:t>T. (2019). Speech Emotion Recognition Using Deep Learning Techniques: A Review. IEEE Access. PP. 1-1. 10.1109/ACCESS.2019.2936124</w:t>
       </w:r>
       <w:r>
         <w:rPr>
@@ -10051,73 +11013,7 @@
         <w:rPr>
           <w:lang w:val="en-US"/>
         </w:rPr>
-        <w:t xml:space="preserve"> Fu,</w:t>
-      </w:r>
-      <w:r>
-        <w:rPr>
-          <w:lang w:val="en-US"/>
-        </w:rPr>
-        <w:t xml:space="preserve"> </w:t>
-      </w:r>
-      <w:r>
-        <w:rPr>
-          <w:lang w:val="en-US"/>
-        </w:rPr>
-        <w:t>MDGET-MER: Multi-Level Dynamic Gating and Emotion Transfer for Multi-Modal Emotion Recognition,</w:t>
-      </w:r>
-      <w:r>
-        <w:rPr>
-          <w:lang w:val="en-US"/>
-        </w:rPr>
-        <w:t xml:space="preserve"> </w:t>
-      </w:r>
-      <w:r>
-        <w:rPr>
-          <w:lang w:val="en-US"/>
-        </w:rPr>
-        <w:t>Computers, Materials and Continua,</w:t>
-      </w:r>
-      <w:r>
-        <w:rPr>
-          <w:lang w:val="en-US"/>
-        </w:rPr>
-        <w:t xml:space="preserve"> </w:t>
-      </w:r>
-      <w:r>
-        <w:rPr>
-          <w:lang w:val="en-US"/>
-        </w:rPr>
-        <w:t>Volume 86, Issue 3,</w:t>
-      </w:r>
-      <w:r>
-        <w:rPr>
-          <w:lang w:val="en-US"/>
-        </w:rPr>
-        <w:t xml:space="preserve"> </w:t>
-      </w:r>
-      <w:r>
-        <w:rPr>
-          <w:lang w:val="en-US"/>
-        </w:rPr>
-        <w:t>2026,</w:t>
-      </w:r>
-      <w:r>
-        <w:rPr>
-          <w:lang w:val="en-US"/>
-        </w:rPr>
-        <w:t xml:space="preserve"> </w:t>
-      </w:r>
-      <w:r>
-        <w:rPr>
-          <w:lang w:val="en-US"/>
-        </w:rPr>
-        <w:t>ISSN 1546-2218,</w:t>
-      </w:r>
-      <w:r>
-        <w:rPr>
-          <w:lang w:val="en-US"/>
-        </w:rPr>
-        <w:t xml:space="preserve"> </w:t>
+        <w:t xml:space="preserve"> Fu, MDGET-MER: Multi-Level Dynamic Gating and Emotion Transfer for Multi-Modal Emotion Recognition, Computers, Materials and Continua, Volume 86, Issue 3, 2026, ISSN 1546-2218, </w:t>
       </w:r>
       <w:hyperlink r:id="rId8" w:history="1">
         <w:r>
@@ -10243,13 +11139,7 @@
         <w:rPr>
           <w:lang w:val="en-US"/>
         </w:rPr>
-        <w:t>Ekman, P. and Friesen, W.V. (1978) Facial Action Coding System: A Technique for the Measurement of Facial Movement. Consulting Psychologists Press, Palo Alto, CA.</w:t>
-      </w:r>
-      <w:r>
-        <w:rPr>
-          <w:lang w:val="en-US"/>
-        </w:rPr>
-        <w:t xml:space="preserve"> </w:t>
+        <w:t xml:space="preserve">Ekman, P. and Friesen, W.V. (1978) Facial Action Coding System: A Technique for the Measurement of Facial Movement. Consulting Psychologists Press, Palo Alto, CA. </w:t>
       </w:r>
       <w:hyperlink r:id="rId10" w:history="1">
         <w:r>
@@ -10418,13 +11308,7 @@
         <w:rPr>
           <w:lang w:val="en-US"/>
         </w:rPr>
-        <w:t>M</w:t>
-      </w:r>
-      <w:r>
-        <w:rPr>
-          <w:lang w:val="en-US"/>
-        </w:rPr>
-        <w:t xml:space="preserve">cFee, B., Raffel, C., Liang, D., Ellis, D. P., McVicar, M., Battenberg, E., &amp; Nieto, O. (2015). </w:t>
+        <w:t xml:space="preserve">McFee, B., Raffel, C., Liang, D., Ellis, D. P., McVicar, M., Battenberg, E., &amp; Nieto, O. (2015). </w:t>
       </w:r>
       <w:proofErr w:type="spellStart"/>
       <w:r>
@@ -10478,13 +11362,7 @@
         <w:rPr>
           <w:lang w:val="en-US"/>
         </w:rPr>
-        <w:t>H</w:t>
-      </w:r>
-      <w:r>
-        <w:rPr>
-          <w:lang w:val="en-US"/>
-        </w:rPr>
-        <w:t xml:space="preserve">earst, M. A., Dumais, S. T., Osuna, E., Platt, J., &amp; </w:t>
+        <w:t xml:space="preserve">Hearst, M. A., Dumais, S. T., Osuna, E., Platt, J., &amp; </w:t>
       </w:r>
       <w:proofErr w:type="spellStart"/>
       <w:r>
@@ -10531,13 +11409,7 @@
         <w:rPr>
           <w:lang w:val="en-US"/>
         </w:rPr>
-        <w:t>B</w:t>
-      </w:r>
-      <w:r>
-        <w:rPr>
-          <w:lang w:val="en-US"/>
-        </w:rPr>
-        <w:t xml:space="preserve">aevski, A., Zhou, H., Mohamed, A., &amp; Auli, M. (2020). wav2vec 2.0: A framework for self-supervised learning of speech representations. Advances in Neural Information Processing Systems, 33, 12449–12460. </w:t>
+        <w:t xml:space="preserve">Baevski, A., Zhou, H., Mohamed, A., &amp; Auli, M. (2020). wav2vec 2.0: A framework for self-supervised learning of speech representations. Advances in Neural Information Processing Systems, 33, 12449–12460. </w:t>
       </w:r>
       <w:hyperlink r:id="rId13" w:history="1">
         <w:r>
@@ -10690,19 +11562,278 @@
         <w:rPr>
           <w:lang w:val="en-US"/>
         </w:rPr>
-        <w:t xml:space="preserve"> preprint, arXiv:2512.23435. https://arxiv.org/abs/2512.23435</w:t>
-      </w:r>
-    </w:p>
-    <w:p>
-      <w:pPr>
-        <w:rPr>
-          <w:lang w:val="en-US"/>
-        </w:rPr>
-      </w:pPr>
+        <w:t xml:space="preserve"> preprint, arXiv:2512.23435. </w:t>
+      </w:r>
+      <w:hyperlink r:id="rId16" w:history="1">
+        <w:r>
+          <w:rPr>
+            <w:rStyle w:val="Hyperlink"/>
+            <w:lang w:val="en-US"/>
+          </w:rPr>
+          <w:t>https://arxiv.org/abs/2512.23435</w:t>
+        </w:r>
+      </w:hyperlink>
+      <w:r>
+        <w:rPr>
+          <w:lang w:val="en-US"/>
+        </w:rPr>
+        <w:t>.</w:t>
+      </w:r>
+    </w:p>
+    <w:p>
+      <w:pPr>
+        <w:pStyle w:val="ListParagraph"/>
+        <w:numPr>
+          <w:ilvl w:val="0"/>
+          <w:numId w:val="19"/>
+        </w:numPr>
+        <w:rPr>
+          <w:lang w:val="en-US"/>
+        </w:rPr>
+      </w:pPr>
+      <w:r>
+        <w:rPr>
+          <w:lang w:val="en-US"/>
+        </w:rPr>
+        <w:t xml:space="preserve">Venkataramanan, K., &amp; Rajamohan, H. R. (2019). Emotion recognition from speech. </w:t>
+      </w:r>
+      <w:proofErr w:type="spellStart"/>
+      <w:r>
+        <w:rPr>
+          <w:lang w:val="en-US"/>
+        </w:rPr>
+        <w:t>arXiv</w:t>
+      </w:r>
+      <w:proofErr w:type="spellEnd"/>
+      <w:r>
+        <w:rPr>
+          <w:lang w:val="en-US"/>
+        </w:rPr>
+        <w:t xml:space="preserve"> preprint, arXiv:1912.10458. </w:t>
+      </w:r>
+      <w:hyperlink r:id="rId17" w:history="1">
+        <w:r>
+          <w:rPr>
+            <w:rStyle w:val="Hyperlink"/>
+            <w:lang w:val="en-US"/>
+          </w:rPr>
+          <w:t>https://arxiv.org/abs/1912.10458</w:t>
+        </w:r>
+      </w:hyperlink>
+      <w:r>
+        <w:rPr>
+          <w:lang w:val="en-US"/>
+        </w:rPr>
+        <w:t>.</w:t>
+      </w:r>
+    </w:p>
+    <w:p>
+      <w:pPr>
+        <w:pStyle w:val="ListParagraph"/>
+        <w:numPr>
+          <w:ilvl w:val="0"/>
+          <w:numId w:val="19"/>
+        </w:numPr>
+        <w:rPr>
+          <w:lang w:val="en-US"/>
+        </w:rPr>
+      </w:pPr>
+      <w:r>
+        <w:rPr>
+          <w:lang w:val="en-US"/>
+        </w:rPr>
+        <w:lastRenderedPageBreak/>
+        <w:t xml:space="preserve">Satt, A., Rozenberg, S., &amp; </w:t>
+      </w:r>
+      <w:proofErr w:type="spellStart"/>
+      <w:r>
+        <w:rPr>
+          <w:lang w:val="en-US"/>
+        </w:rPr>
+        <w:t>Hoory</w:t>
+      </w:r>
+      <w:proofErr w:type="spellEnd"/>
+      <w:r>
+        <w:rPr>
+          <w:lang w:val="en-US"/>
+        </w:rPr>
+        <w:t xml:space="preserve">, R. (2017). Efficient emotion recognition from speech using deep learning on spectrograms. In Proceedings of </w:t>
+      </w:r>
+      <w:proofErr w:type="spellStart"/>
+      <w:r>
+        <w:rPr>
+          <w:lang w:val="en-US"/>
+        </w:rPr>
+        <w:t>Interspeech</w:t>
+      </w:r>
+      <w:proofErr w:type="spellEnd"/>
+      <w:r>
+        <w:rPr>
+          <w:lang w:val="en-US"/>
+        </w:rPr>
+        <w:t xml:space="preserve"> 2017 (pp. 1081–1085). ISCA. </w:t>
+      </w:r>
+      <w:hyperlink r:id="rId18" w:history="1">
+        <w:r>
+          <w:rPr>
+            <w:rStyle w:val="Hyperlink"/>
+            <w:lang w:val="en-US"/>
+          </w:rPr>
+          <w:t>https://doi.org/10.21437/Interspeech.2017-30</w:t>
+        </w:r>
+      </w:hyperlink>
+      <w:r>
+        <w:rPr>
+          <w:lang w:val="en-US"/>
+        </w:rPr>
+        <w:t>.</w:t>
+      </w:r>
+    </w:p>
+    <w:p>
+      <w:pPr>
+        <w:pStyle w:val="ListParagraph"/>
+        <w:numPr>
+          <w:ilvl w:val="0"/>
+          <w:numId w:val="19"/>
+        </w:numPr>
+        <w:rPr>
+          <w:lang w:val="en-US"/>
+        </w:rPr>
+      </w:pPr>
+      <w:r>
+        <w:rPr>
+          <w:lang w:val="en-US"/>
+        </w:rPr>
+        <w:t xml:space="preserve">Mao, Q., Dong, M., Huang, Z., &amp; Zhan, Y. (2019). Learning salient features for speech emotion recognition using convolutional neural networks. </w:t>
+      </w:r>
+      <w:r>
+        <w:rPr>
+          <w:lang w:val="ru-RU"/>
+        </w:rPr>
+        <w:t xml:space="preserve">IEEE </w:t>
+      </w:r>
+      <w:proofErr w:type="spellStart"/>
+      <w:r>
+        <w:rPr>
+          <w:lang w:val="ru-RU"/>
+        </w:rPr>
+        <w:t>Transactions</w:t>
+      </w:r>
+      <w:proofErr w:type="spellEnd"/>
+      <w:r>
+        <w:rPr>
+          <w:lang w:val="ru-RU"/>
+        </w:rPr>
+        <w:t xml:space="preserve"> </w:t>
+      </w:r>
+      <w:proofErr w:type="spellStart"/>
+      <w:r>
+        <w:rPr>
+          <w:lang w:val="ru-RU"/>
+        </w:rPr>
+        <w:t>on</w:t>
+      </w:r>
+      <w:proofErr w:type="spellEnd"/>
+      <w:r>
+        <w:rPr>
+          <w:lang w:val="ru-RU"/>
+        </w:rPr>
+        <w:t xml:space="preserve"> Multimedia, 16(8), 2203–2213. </w:t>
+      </w:r>
+      <w:hyperlink r:id="rId19" w:history="1">
+        <w:r>
+          <w:rPr>
+            <w:rStyle w:val="Hyperlink"/>
+            <w:lang w:val="ru-RU"/>
+          </w:rPr>
+          <w:t>https://doi.org/10.1109/TMM.2014.2360798</w:t>
+        </w:r>
+      </w:hyperlink>
+      <w:r>
+        <w:rPr>
+          <w:lang w:val="en-US"/>
+        </w:rPr>
+        <w:t>.</w:t>
+      </w:r>
+    </w:p>
+    <w:p>
+      <w:pPr>
+        <w:pStyle w:val="ListParagraph"/>
+        <w:numPr>
+          <w:ilvl w:val="0"/>
+          <w:numId w:val="19"/>
+        </w:numPr>
+        <w:rPr>
+          <w:lang w:val="ru-RU"/>
+        </w:rPr>
+      </w:pPr>
+      <w:proofErr w:type="spellStart"/>
+      <w:r>
+        <w:rPr>
+          <w:lang w:val="en-US"/>
+        </w:rPr>
+        <w:t>Boonkla</w:t>
+      </w:r>
+      <w:proofErr w:type="spellEnd"/>
+      <w:r>
+        <w:rPr>
+          <w:lang w:val="en-US"/>
+        </w:rPr>
+        <w:t>, S., et al. (2019). A light-weight deep convolutional neural network for speech emotion recognition using mel-spectrograms. In *2019 14th International Joint Symposium on Artificial Intelligence and Natural Language Processing (</w:t>
+      </w:r>
+      <w:proofErr w:type="spellStart"/>
+      <w:r>
+        <w:rPr>
+          <w:lang w:val="en-US"/>
+        </w:rPr>
+        <w:t>iSAI</w:t>
+      </w:r>
+      <w:proofErr w:type="spellEnd"/>
+      <w:r>
+        <w:rPr>
+          <w:lang w:val="en-US"/>
+        </w:rPr>
+        <w:t>-</w:t>
+      </w:r>
+      <w:proofErr w:type="gramStart"/>
+      <w:r>
+        <w:rPr>
+          <w:lang w:val="en-US"/>
+        </w:rPr>
+        <w:t>NLP)*</w:t>
+      </w:r>
+      <w:proofErr w:type="gramEnd"/>
+      <w:r>
+        <w:rPr>
+          <w:lang w:val="en-US"/>
+        </w:rPr>
+        <w:t xml:space="preserve"> (pp. 1–4). </w:t>
+      </w:r>
+      <w:r>
+        <w:rPr>
+          <w:lang w:val="ru-RU"/>
+        </w:rPr>
+        <w:t xml:space="preserve">IEEE. </w:t>
+      </w:r>
+      <w:hyperlink r:id="rId20" w:history="1">
+        <w:r>
+          <w:rPr>
+            <w:rStyle w:val="Hyperlink"/>
+            <w:lang w:val="ru-RU"/>
+          </w:rPr>
+          <w:t>https://doi.org/10.1109/iSAI-NLP48611.2019.9045511</w:t>
+        </w:r>
+      </w:hyperlink>
+      <w:r>
+        <w:rPr>
+          <w:lang w:val="en-US"/>
+        </w:rPr>
+        <w:t>.</w:t>
+      </w:r>
     </w:p>
     <w:sectPr>
-      <w:footerReference w:type="even" r:id="rId16"/>
-      <w:footerReference w:type="default" r:id="rId17"/>
+      <w:footerReference w:type="even" r:id="rId21"/>
+      <w:footerReference w:type="default" r:id="rId22"/>
       <w:pgSz w:w="11906" w:h="16838"/>
       <w:pgMar w:top="1134" w:right="1134" w:bottom="1418" w:left="1134" w:header="709" w:footer="709" w:gutter="0"/>
       <w:pgNumType w:start="1"/>
@@ -13503,6 +14634,7 @@
   <w:style w:type="character" w:default="1" w:styleId="DefaultParagraphFont">
     <w:name w:val="Default Paragraph Font"/>
     <w:uiPriority w:val="1"/>
+    <w:semiHidden/>
     <w:unhideWhenUsed/>
   </w:style>
   <w:style w:type="table" w:default="1" w:styleId="TableNormal">

--- a/Diploma.docx
+++ b/Diploma.docx
@@ -2324,14 +2324,12 @@
         </w:rPr>
         <w:t xml:space="preserve">Эта проблема активно осознается научным сообществом: в последние годы появились работы: направленные на создание легких моделей для устройств с ограниченными вычислительными ресурсами, например на основе </w:t>
       </w:r>
-      <w:proofErr w:type="spellStart"/>
       <w:r>
         <w:rPr>
           <w:lang w:val="en-US"/>
         </w:rPr>
         <w:t>MobileNetV</w:t>
       </w:r>
-      <w:proofErr w:type="spellEnd"/>
       <w:r>
         <w:rPr>
           <w:lang w:val="ru-RU"/>
@@ -4015,14 +4013,12 @@
         </w:rPr>
         <w:t xml:space="preserve">, </w:t>
       </w:r>
-      <w:proofErr w:type="spellStart"/>
       <w:r>
         <w:rPr>
           <w:lang w:val="en-US"/>
         </w:rPr>
         <w:t>EfficientNet</w:t>
       </w:r>
-      <w:proofErr w:type="spellEnd"/>
       <w:r>
         <w:rPr>
           <w:lang w:val="ru-RU"/>
@@ -5717,21 +5713,7 @@
         <w:rPr>
           <w:lang w:val="ru-RU"/>
         </w:rPr>
-        <w:t xml:space="preserve">после классических методов стало применение </w:t>
-      </w:r>
-      <w:proofErr w:type="spellStart"/>
-      <w:r>
-        <w:rPr>
-          <w:lang w:val="ru-RU"/>
-        </w:rPr>
-        <w:t>предобученных</w:t>
-      </w:r>
-      <w:proofErr w:type="spellEnd"/>
-      <w:r>
-        <w:rPr>
-          <w:lang w:val="ru-RU"/>
-        </w:rPr>
-        <w:t xml:space="preserve"> </w:t>
+        <w:t xml:space="preserve">после классических методов стало применение предобученных </w:t>
       </w:r>
       <w:proofErr w:type="spellStart"/>
       <w:r>
@@ -7322,21 +7304,7 @@
         <w:rPr>
           <w:lang w:val="ru-RU"/>
         </w:rPr>
-        <w:t xml:space="preserve">обеспечивают высокую точность распознавания эмоций за счет </w:t>
-      </w:r>
-      <w:proofErr w:type="spellStart"/>
-      <w:r>
-        <w:rPr>
-          <w:lang w:val="ru-RU"/>
-        </w:rPr>
-        <w:t>предобучения</w:t>
-      </w:r>
-      <w:proofErr w:type="spellEnd"/>
-      <w:r>
-        <w:rPr>
-          <w:lang w:val="ru-RU"/>
-        </w:rPr>
-        <w:t xml:space="preserve"> на огромных корпусах речи, однако их применение в сценариях с жесткими ограничениями по вычислительным ресурсам (мобильные устройства, встраиваемые системы, потоковая обработка) может быть затруднено из-за большого размера модели и требований к аппаратному ускорению</w:t>
+        <w:t>обеспечивают высокую точность распознавания эмоций за счет предобучения на огромных корпусах речи, однако их применение в сценариях с жесткими ограничениями по вычислительным ресурсам (мобильные устройства, встраиваемые системы, потоковая обработка) может быть затруднено из-за большого размера модели и требований к аппаратному ускорению</w:t>
       </w:r>
       <w:r>
         <w:rPr>
@@ -8274,14 +8242,429 @@
         <w:rPr>
           <w:lang w:val="ru-RU"/>
         </w:rPr>
-        <w:t xml:space="preserve">является одной из наиболее активно развивающихся областей </w:t>
+        <w:t xml:space="preserve">является одной из наиболее активно развивающихся областей компьютерного зрения, что обусловлено высокой информативностью мимики </w:t>
       </w:r>
       <w:r>
         <w:rPr>
           <w:lang w:val="ru-RU"/>
         </w:rPr>
         <w:lastRenderedPageBreak/>
-        <w:t>компьютерного зрения, что обусловлено высокой информативностью мимики как канала невербальной коммуникации.</w:t>
+        <w:t>как канала невербальной коммуникации</w:t>
+      </w:r>
+      <w:r>
+        <w:rPr>
+          <w:lang w:val="ru-RU"/>
+        </w:rPr>
+        <w:t>. В отличие от речевого сигнала, который может быть зашумлен или фрагментарен, выражение лица в моменты эмоционального переживания зачастую предоставляет более прямой и однозначный сигнал о текущем состоянии человека.</w:t>
+      </w:r>
+      <w:r>
+        <w:rPr>
+          <w:lang w:val="ru-RU"/>
+        </w:rPr>
+        <w:t xml:space="preserve"> Задача </w:t>
+      </w:r>
+      <w:r>
+        <w:rPr>
+          <w:lang w:val="en-US"/>
+        </w:rPr>
+        <w:t>FER</w:t>
+      </w:r>
+      <w:r>
+        <w:rPr>
+          <w:lang w:val="ru-RU"/>
+        </w:rPr>
+        <w:t xml:space="preserve"> </w:t>
+      </w:r>
+      <w:r>
+        <w:rPr>
+          <w:lang w:val="ru-RU"/>
+        </w:rPr>
+        <w:t>включает три основных этапа: детекция лица на изображении или на кадре видео, извлечение признаков из области лица, и классификация эмоции на основе выделенных признаков.</w:t>
+      </w:r>
+    </w:p>
+    <w:p>
+      <w:pPr>
+        <w:rPr>
+          <w:lang w:val="ru-RU"/>
+        </w:rPr>
+      </w:pPr>
+      <w:r>
+        <w:rPr>
+          <w:lang w:val="ru-RU"/>
+        </w:rPr>
+        <w:t xml:space="preserve">Исторически, ранние системы </w:t>
+      </w:r>
+      <w:r>
+        <w:rPr>
+          <w:lang w:val="en-US"/>
+        </w:rPr>
+        <w:t>FER</w:t>
+      </w:r>
+      <w:r>
+        <w:rPr>
+          <w:lang w:val="ru-RU"/>
+        </w:rPr>
+        <w:t xml:space="preserve"> </w:t>
+      </w:r>
+      <w:r>
+        <w:rPr>
+          <w:lang w:val="ru-RU"/>
+        </w:rPr>
+        <w:t xml:space="preserve">опирались на классические методы машинного обучения. На этапе детекции лица широко применялись каскады Хаара, предложенные в 2001 году </w:t>
+      </w:r>
+      <w:r>
+        <w:rPr>
+          <w:lang w:val="ru-RU"/>
+        </w:rPr>
+        <w:t>[</w:t>
+      </w:r>
+      <w:r>
+        <w:rPr>
+          <w:lang w:val="ru-RU"/>
+        </w:rPr>
+        <w:t xml:space="preserve">33]. </w:t>
+      </w:r>
+      <w:r>
+        <w:rPr>
+          <w:lang w:val="ru-RU"/>
+        </w:rPr>
+        <w:t xml:space="preserve">Данный метод использует набор прямоугольных признаков, вычисляемых с помощью интегрального представления изображения, и каскад классификаторов на основе </w:t>
+      </w:r>
+      <w:r>
+        <w:rPr>
+          <w:lang w:val="en-US"/>
+        </w:rPr>
+        <w:t>AdaBoost</w:t>
+      </w:r>
+      <w:r>
+        <w:rPr>
+          <w:lang w:val="ru-RU"/>
+        </w:rPr>
+        <w:t xml:space="preserve"> </w:t>
+      </w:r>
+      <w:r>
+        <w:rPr>
+          <w:lang w:val="ru-RU"/>
+        </w:rPr>
+        <w:t xml:space="preserve">для быстрого отсеивания областей без лица. Несмотря на высокую скорость работы, каскады Хаара демонстрируют низкую точность при поворотах головы, изменении освещения и других окклюзиях. В качестве альтернативы использовался метод </w:t>
+      </w:r>
+      <w:r>
+        <w:rPr>
+          <w:lang w:val="en-US"/>
+        </w:rPr>
+        <w:t>HOG</w:t>
+      </w:r>
+      <w:r>
+        <w:rPr>
+          <w:lang w:val="ru-RU"/>
+        </w:rPr>
+        <w:t xml:space="preserve"> (</w:t>
+      </w:r>
+      <w:r>
+        <w:rPr>
+          <w:lang w:val="en-US"/>
+        </w:rPr>
+        <w:t>Histogram</w:t>
+      </w:r>
+      <w:r>
+        <w:rPr>
+          <w:lang w:val="ru-RU"/>
+        </w:rPr>
+        <w:t xml:space="preserve"> </w:t>
+      </w:r>
+      <w:r>
+        <w:rPr>
+          <w:lang w:val="en-US"/>
+        </w:rPr>
+        <w:t>of</w:t>
+      </w:r>
+      <w:r>
+        <w:rPr>
+          <w:lang w:val="ru-RU"/>
+        </w:rPr>
+        <w:t xml:space="preserve"> </w:t>
+      </w:r>
+      <w:r>
+        <w:rPr>
+          <w:lang w:val="en-US"/>
+        </w:rPr>
+        <w:t>Oriented</w:t>
+      </w:r>
+      <w:r>
+        <w:rPr>
+          <w:lang w:val="ru-RU"/>
+        </w:rPr>
+        <w:t xml:space="preserve"> </w:t>
+      </w:r>
+      <w:r>
+        <w:rPr>
+          <w:lang w:val="en-US"/>
+        </w:rPr>
+        <w:t>Gradients</w:t>
+      </w:r>
+      <w:r>
+        <w:rPr>
+          <w:lang w:val="ru-RU"/>
+        </w:rPr>
+        <w:t xml:space="preserve">) </w:t>
+      </w:r>
+      <w:r>
+        <w:rPr>
+          <w:lang w:val="ru-RU"/>
+        </w:rPr>
+        <w:t xml:space="preserve">в комбинации с линейным </w:t>
+      </w:r>
+      <w:r>
+        <w:rPr>
+          <w:lang w:val="en-US"/>
+        </w:rPr>
+        <w:t>SVM</w:t>
+      </w:r>
+      <w:r>
+        <w:rPr>
+          <w:lang w:val="ru-RU"/>
+        </w:rPr>
+        <w:t xml:space="preserve">, а также </w:t>
+      </w:r>
+      <w:r>
+        <w:rPr>
+          <w:lang w:val="en-US"/>
+        </w:rPr>
+        <w:t>MTCNN</w:t>
+      </w:r>
+      <w:r>
+        <w:rPr>
+          <w:lang w:val="ru-RU"/>
+        </w:rPr>
+        <w:t xml:space="preserve"> </w:t>
+      </w:r>
+      <w:r>
+        <w:rPr>
+          <w:lang w:val="ru-RU"/>
+        </w:rPr>
+        <w:t>(</w:t>
+      </w:r>
+      <w:r>
+        <w:rPr>
+          <w:lang w:val="en-US"/>
+        </w:rPr>
+        <w:t>Multi</w:t>
+      </w:r>
+      <w:r>
+        <w:rPr>
+          <w:lang w:val="ru-RU"/>
+        </w:rPr>
+        <w:t>-</w:t>
+      </w:r>
+      <w:r>
+        <w:rPr>
+          <w:lang w:val="en-US"/>
+        </w:rPr>
+        <w:t>Task</w:t>
+      </w:r>
+      <w:r>
+        <w:rPr>
+          <w:lang w:val="ru-RU"/>
+        </w:rPr>
+        <w:t xml:space="preserve"> </w:t>
+      </w:r>
+      <w:r>
+        <w:rPr>
+          <w:lang w:val="en-US"/>
+        </w:rPr>
+        <w:t>Cascaded</w:t>
+      </w:r>
+      <w:r>
+        <w:rPr>
+          <w:lang w:val="ru-RU"/>
+        </w:rPr>
+        <w:t xml:space="preserve"> </w:t>
+      </w:r>
+      <w:r>
+        <w:rPr>
+          <w:lang w:val="en-US"/>
+        </w:rPr>
+        <w:t>Convolutional</w:t>
+      </w:r>
+      <w:r>
+        <w:rPr>
+          <w:lang w:val="ru-RU"/>
+        </w:rPr>
+        <w:t xml:space="preserve"> </w:t>
+      </w:r>
+      <w:r>
+        <w:rPr>
+          <w:lang w:val="en-US"/>
+        </w:rPr>
+        <w:t>Networks</w:t>
+      </w:r>
+      <w:r>
+        <w:rPr>
+          <w:lang w:val="ru-RU"/>
+        </w:rPr>
+        <w:t xml:space="preserve">), </w:t>
+      </w:r>
+      <w:r>
+        <w:rPr>
+          <w:lang w:val="ru-RU"/>
+        </w:rPr>
+        <w:t xml:space="preserve">обеспечивающий более высокую точность за счет </w:t>
+      </w:r>
+      <w:proofErr w:type="spellStart"/>
+      <w:r>
+        <w:rPr>
+          <w:lang w:val="ru-RU"/>
+        </w:rPr>
+        <w:t>трехстадийной</w:t>
+      </w:r>
+      <w:proofErr w:type="spellEnd"/>
+      <w:r>
+        <w:rPr>
+          <w:lang w:val="ru-RU"/>
+        </w:rPr>
+        <w:t xml:space="preserve"> каскадной архитектуры.</w:t>
+      </w:r>
+    </w:p>
+    <w:p>
+      <w:pPr>
+        <w:rPr>
+          <w:lang w:val="ru-RU"/>
+        </w:rPr>
+      </w:pPr>
+      <w:r>
+        <w:rPr>
+          <w:lang w:val="ru-RU"/>
+        </w:rPr>
+        <w:t xml:space="preserve">С развитием глубокого обучения стандарты в области </w:t>
+      </w:r>
+      <w:r>
+        <w:rPr>
+          <w:lang w:val="en-US"/>
+        </w:rPr>
+        <w:t>FER</w:t>
+      </w:r>
+      <w:r>
+        <w:rPr>
+          <w:lang w:val="ru-RU"/>
+        </w:rPr>
+        <w:t xml:space="preserve"> </w:t>
+      </w:r>
+      <w:r>
+        <w:rPr>
+          <w:lang w:val="ru-RU"/>
+        </w:rPr>
+        <w:t xml:space="preserve">кардинально изменились. Сверточные нейронные сети позволили автоматически извлекать иерархические признаки непосредственно из пиксельного представления области лица, исключив необходимость в ручном проектировании </w:t>
+      </w:r>
+      <w:proofErr w:type="spellStart"/>
+      <w:r>
+        <w:rPr>
+          <w:lang w:val="ru-RU"/>
+        </w:rPr>
+        <w:t>геометрическиз</w:t>
+      </w:r>
+      <w:proofErr w:type="spellEnd"/>
+      <w:r>
+        <w:rPr>
+          <w:lang w:val="ru-RU"/>
+        </w:rPr>
+        <w:t xml:space="preserve"> и текстурных дескрипторов. На смену тяжелым архитектурам, таким как </w:t>
+      </w:r>
+      <w:r>
+        <w:rPr>
+          <w:lang w:val="en-US"/>
+        </w:rPr>
+        <w:t>VGG</w:t>
+      </w:r>
+      <w:r>
+        <w:rPr>
+          <w:lang w:val="ru-RU"/>
+        </w:rPr>
+        <w:t xml:space="preserve">, </w:t>
+      </w:r>
+      <w:proofErr w:type="spellStart"/>
+      <w:r>
+        <w:rPr>
+          <w:lang w:val="en-US"/>
+        </w:rPr>
+        <w:t>ResNet</w:t>
+      </w:r>
+      <w:proofErr w:type="spellEnd"/>
+      <w:r>
+        <w:rPr>
+          <w:lang w:val="ru-RU"/>
+        </w:rPr>
+        <w:t xml:space="preserve"> </w:t>
+      </w:r>
+      <w:r>
+        <w:rPr>
+          <w:lang w:val="ru-RU"/>
+        </w:rPr>
+        <w:t xml:space="preserve">и </w:t>
+      </w:r>
+      <w:r>
+        <w:rPr>
+          <w:lang w:val="en-US"/>
+        </w:rPr>
+        <w:t>Inception</w:t>
+      </w:r>
+      <w:r>
+        <w:rPr>
+          <w:lang w:val="ru-RU"/>
+        </w:rPr>
+        <w:t xml:space="preserve">, </w:t>
+      </w:r>
+      <w:r>
+        <w:rPr>
+          <w:lang w:val="ru-RU"/>
+        </w:rPr>
+        <w:t>пришли легкие модели, оптимизированные для работы на мобильных и встраиваемых устройствах (</w:t>
+      </w:r>
+      <w:proofErr w:type="spellStart"/>
+      <w:r>
+        <w:rPr>
+          <w:lang w:val="en-US"/>
+        </w:rPr>
+        <w:t>MobileNet</w:t>
+      </w:r>
+      <w:proofErr w:type="spellEnd"/>
+      <w:r>
+        <w:rPr>
+          <w:lang w:val="ru-RU"/>
+        </w:rPr>
+        <w:t xml:space="preserve">, </w:t>
+      </w:r>
+      <w:r>
+        <w:rPr>
+          <w:lang w:val="en-US"/>
+        </w:rPr>
+        <w:t>EfficientNet</w:t>
+      </w:r>
+      <w:r>
+        <w:rPr>
+          <w:lang w:val="ru-RU"/>
+        </w:rPr>
+        <w:t xml:space="preserve">, </w:t>
+      </w:r>
+      <w:proofErr w:type="spellStart"/>
+      <w:r>
+        <w:rPr>
+          <w:lang w:val="en-US"/>
+        </w:rPr>
+        <w:lastRenderedPageBreak/>
+        <w:t>ShuffleNet</w:t>
+      </w:r>
+      <w:proofErr w:type="spellEnd"/>
+      <w:r>
+        <w:rPr>
+          <w:lang w:val="ru-RU"/>
+        </w:rPr>
+        <w:t xml:space="preserve">). </w:t>
+      </w:r>
+      <w:r>
+        <w:rPr>
+          <w:lang w:val="ru-RU"/>
+        </w:rPr>
+        <w:t>Параллельно с этим значительный прогресс был достигнут в области детекции лиц, где появились высокоточные и быстрые решения, способные работать в реальном времени.</w:t>
       </w:r>
     </w:p>
     <w:p>
@@ -8292,15 +8675,21 @@
         </w:rPr>
       </w:pPr>
       <w:r>
-        <w:t>Детекция лиц</w:t>
-      </w:r>
-      <w:r>
-        <w:rPr>
-          <w:lang w:val="en-US"/>
-        </w:rPr>
-        <w:t>,</w:t>
-      </w:r>
-      <w:r>
+        <w:t>Детекция</w:t>
+      </w:r>
+      <w:r>
+        <w:rPr>
+          <w:lang w:val="en-US"/>
+        </w:rPr>
+        <w:t xml:space="preserve"> </w:t>
+      </w:r>
+      <w:r>
+        <w:t>лиц</w:t>
+      </w:r>
+      <w:r>
+        <w:rPr>
+          <w:lang w:val="en-US"/>
+        </w:rPr>
         <w:t xml:space="preserve"> </w:t>
       </w:r>
       <w:proofErr w:type="spellStart"/>
@@ -8311,21 +8700,816 @@
         <w:t>MediaPipe</w:t>
       </w:r>
       <w:proofErr w:type="spellEnd"/>
+      <w:r>
+        <w:rPr>
+          <w:lang w:val="en-US"/>
+        </w:rPr>
+        <w:t xml:space="preserve"> </w:t>
+      </w:r>
+      <w:proofErr w:type="spellStart"/>
+      <w:r>
+        <w:rPr>
+          <w:lang w:val="en-US"/>
+        </w:rPr>
+        <w:t>BlazeFace</w:t>
+      </w:r>
+      <w:proofErr w:type="spellEnd"/>
+    </w:p>
+    <w:p>
+      <w:pPr>
+        <w:rPr>
+          <w:lang w:val="ru-RU"/>
+        </w:rPr>
+      </w:pPr>
+      <w:r>
+        <w:rPr>
+          <w:lang w:val="ru-RU"/>
+        </w:rPr>
+        <w:t>Первый и обязательный этап любой системы распознавания эмоций по выражению лиц – локализация области лица в кадре. Точность детекции напрямую влияет на последующее извлечение признаков и итоговую классификацию: ошибка определения лица приводит к потере релевантной мимической информации или включению в анализ фоновых областей. В задачах реального времени, где каждый кадр должен быть обработан за миллисекунды, к детектору предъявляются дополнительные требования по скорости работы и компактности модели.</w:t>
+      </w:r>
+    </w:p>
+    <w:p>
+      <w:pPr>
+        <w:rPr>
+          <w:lang w:val="ru-RU"/>
+        </w:rPr>
+      </w:pPr>
+      <w:r>
+        <w:rPr>
+          <w:b/>
+          <w:bCs/>
+          <w:lang w:val="en-US"/>
+        </w:rPr>
+        <w:t>Media</w:t>
+      </w:r>
+      <w:r>
+        <w:rPr>
+          <w:b/>
+          <w:bCs/>
+          <w:lang w:val="ru-RU"/>
+        </w:rPr>
+        <w:t xml:space="preserve"> </w:t>
+      </w:r>
+      <w:r>
+        <w:rPr>
+          <w:b/>
+          <w:bCs/>
+          <w:lang w:val="en-US"/>
+        </w:rPr>
+        <w:t>Pipe</w:t>
+      </w:r>
+      <w:r>
+        <w:rPr>
+          <w:b/>
+          <w:bCs/>
+          <w:lang w:val="ru-RU"/>
+        </w:rPr>
+        <w:t xml:space="preserve"> </w:t>
+      </w:r>
+      <w:proofErr w:type="spellStart"/>
+      <w:r>
+        <w:rPr>
+          <w:b/>
+          <w:bCs/>
+          <w:lang w:val="en-US"/>
+        </w:rPr>
+        <w:t>BlazeFace</w:t>
+      </w:r>
+      <w:proofErr w:type="spellEnd"/>
+      <w:r>
+        <w:rPr>
+          <w:lang w:val="ru-RU"/>
+        </w:rPr>
+        <w:t xml:space="preserve"> – </w:t>
+      </w:r>
+      <w:r>
+        <w:rPr>
+          <w:lang w:val="ru-RU"/>
+        </w:rPr>
+        <w:t>легкий</w:t>
+      </w:r>
+      <w:r>
+        <w:rPr>
+          <w:lang w:val="ru-RU"/>
+        </w:rPr>
+        <w:t xml:space="preserve"> </w:t>
+      </w:r>
+      <w:r>
+        <w:rPr>
+          <w:lang w:val="ru-RU"/>
+        </w:rPr>
+        <w:t xml:space="preserve">детектор лиц, разработанный командой </w:t>
+      </w:r>
+      <w:r>
+        <w:rPr>
+          <w:lang w:val="en-US"/>
+        </w:rPr>
+        <w:t>Google</w:t>
+      </w:r>
+      <w:r>
+        <w:rPr>
+          <w:lang w:val="ru-RU"/>
+        </w:rPr>
+        <w:t xml:space="preserve"> для работы на мобильных </w:t>
+      </w:r>
+      <w:r>
+        <w:rPr>
+          <w:lang w:val="en-US"/>
+        </w:rPr>
+        <w:t>GPU</w:t>
+      </w:r>
+      <w:r>
+        <w:rPr>
+          <w:lang w:val="ru-RU"/>
+        </w:rPr>
+        <w:t xml:space="preserve"> [34]</w:t>
+      </w:r>
+      <w:r>
+        <w:rPr>
+          <w:lang w:val="ru-RU"/>
+        </w:rPr>
+        <w:t xml:space="preserve">. </w:t>
+      </w:r>
+      <w:r>
+        <w:rPr>
+          <w:lang w:val="ru-RU"/>
+        </w:rPr>
+        <w:t xml:space="preserve">Архитектура модели основана на </w:t>
+      </w:r>
+      <w:r>
+        <w:rPr>
+          <w:lang w:val="en-US"/>
+        </w:rPr>
+        <w:t>Single</w:t>
+      </w:r>
+      <w:r>
+        <w:rPr>
+          <w:lang w:val="ru-RU"/>
+        </w:rPr>
+        <w:t xml:space="preserve"> </w:t>
+      </w:r>
+      <w:r>
+        <w:rPr>
+          <w:lang w:val="en-US"/>
+        </w:rPr>
+        <w:t>Shot</w:t>
+      </w:r>
+      <w:r>
+        <w:rPr>
+          <w:lang w:val="ru-RU"/>
+        </w:rPr>
+        <w:t xml:space="preserve"> </w:t>
+      </w:r>
+      <w:r>
+        <w:rPr>
+          <w:lang w:val="en-US"/>
+        </w:rPr>
+        <w:t>Detector</w:t>
+      </w:r>
+      <w:r>
+        <w:rPr>
+          <w:lang w:val="ru-RU"/>
+        </w:rPr>
+        <w:t xml:space="preserve"> (</w:t>
+      </w:r>
+      <w:r>
+        <w:rPr>
+          <w:lang w:val="en-US"/>
+        </w:rPr>
+        <w:t>SSD</w:t>
+      </w:r>
+      <w:r>
+        <w:rPr>
+          <w:lang w:val="ru-RU"/>
+        </w:rPr>
+        <w:t>)</w:t>
+      </w:r>
+      <w:r>
+        <w:rPr>
+          <w:lang w:val="ru-RU"/>
+        </w:rPr>
+        <w:t xml:space="preserve"> с </w:t>
+      </w:r>
+      <w:proofErr w:type="spellStart"/>
+      <w:r>
+        <w:rPr>
+          <w:lang w:val="ru-RU"/>
+        </w:rPr>
+        <w:t>бэкбоном</w:t>
+      </w:r>
+      <w:proofErr w:type="spellEnd"/>
+      <w:r>
+        <w:rPr>
+          <w:lang w:val="ru-RU"/>
+        </w:rPr>
+        <w:t xml:space="preserve"> </w:t>
+      </w:r>
+      <w:r>
+        <w:rPr>
+          <w:lang w:val="en-US"/>
+        </w:rPr>
+        <w:t>MobileNetV</w:t>
+      </w:r>
+      <w:r>
+        <w:rPr>
+          <w:lang w:val="ru-RU"/>
+        </w:rPr>
+        <w:t xml:space="preserve">2; </w:t>
+      </w:r>
+      <w:r>
+        <w:rPr>
+          <w:lang w:val="ru-RU"/>
+        </w:rPr>
+        <w:t xml:space="preserve">ключевым решением является использование глубинных </w:t>
+      </w:r>
+      <w:r>
+        <w:rPr>
+          <w:lang w:val="ru-RU"/>
+        </w:rPr>
+        <w:t xml:space="preserve">разделимых сверток, что позволяет сократить число параметров до </w:t>
+      </w:r>
+      <w:r>
+        <w:rPr>
+          <w:lang w:val="ru-RU"/>
+        </w:rPr>
+        <w:t>2.7</w:t>
+      </w:r>
+      <w:r>
+        <w:rPr>
+          <w:lang w:val="ru-RU"/>
+        </w:rPr>
+        <w:t xml:space="preserve"> млн. Модель предсказывает ограничивающие рамки и шесть ключевых точек лица, доступна в двух вариантах: </w:t>
+      </w:r>
+      <w:r>
+        <w:rPr>
+          <w:i/>
+          <w:iCs/>
+          <w:lang w:val="en-US"/>
+        </w:rPr>
+        <w:t>short</w:t>
+      </w:r>
+      <w:r>
+        <w:rPr>
+          <w:i/>
+          <w:iCs/>
+          <w:lang w:val="ru-RU"/>
+        </w:rPr>
+        <w:t>_</w:t>
+      </w:r>
+      <w:r>
+        <w:rPr>
+          <w:i/>
+          <w:iCs/>
+          <w:lang w:val="en-US"/>
+        </w:rPr>
+        <w:t>range</w:t>
+      </w:r>
+      <w:r>
+        <w:rPr>
+          <w:lang w:val="ru-RU"/>
+        </w:rPr>
+        <w:t xml:space="preserve"> </w:t>
+      </w:r>
+      <w:r>
+        <w:rPr>
+          <w:lang w:val="ru-RU"/>
+        </w:rPr>
+        <w:t xml:space="preserve">и </w:t>
+      </w:r>
+      <w:r>
+        <w:rPr>
+          <w:i/>
+          <w:iCs/>
+          <w:lang w:val="en-US"/>
+        </w:rPr>
+        <w:t>full</w:t>
+      </w:r>
+      <w:r>
+        <w:rPr>
+          <w:i/>
+          <w:iCs/>
+          <w:lang w:val="ru-RU"/>
+        </w:rPr>
+        <w:t>_</w:t>
+      </w:r>
+      <w:r>
+        <w:rPr>
+          <w:i/>
+          <w:iCs/>
+          <w:lang w:val="en-US"/>
+        </w:rPr>
+        <w:t>range</w:t>
+      </w:r>
+      <w:r>
+        <w:rPr>
+          <w:lang w:val="ru-RU"/>
+        </w:rPr>
+        <w:t xml:space="preserve">. </w:t>
+      </w:r>
+      <w:r>
+        <w:rPr>
+          <w:lang w:val="ru-RU"/>
+        </w:rPr>
+        <w:t xml:space="preserve">Производительность </w:t>
+      </w:r>
+      <w:proofErr w:type="spellStart"/>
+      <w:r>
+        <w:rPr>
+          <w:lang w:val="en-US"/>
+        </w:rPr>
+        <w:t>BlazeFace</w:t>
+      </w:r>
+      <w:proofErr w:type="spellEnd"/>
+      <w:r>
+        <w:rPr>
+          <w:lang w:val="ru-RU"/>
+        </w:rPr>
+        <w:t xml:space="preserve"> </w:t>
+      </w:r>
+      <w:r>
+        <w:rPr>
+          <w:lang w:val="ru-RU"/>
+        </w:rPr>
+        <w:t xml:space="preserve">на мобильных </w:t>
+      </w:r>
+      <w:r>
+        <w:rPr>
+          <w:lang w:val="en-US"/>
+        </w:rPr>
+        <w:t>GPU</w:t>
+      </w:r>
+      <w:r>
+        <w:rPr>
+          <w:lang w:val="ru-RU"/>
+        </w:rPr>
+        <w:t xml:space="preserve"> </w:t>
+      </w:r>
+      <w:r>
+        <w:rPr>
+          <w:lang w:val="ru-RU"/>
+        </w:rPr>
+        <w:t xml:space="preserve">превышает 200 кадров в секунду, на </w:t>
+      </w:r>
+      <w:r>
+        <w:rPr>
+          <w:lang w:val="en-US"/>
+        </w:rPr>
+        <w:t>CPU</w:t>
+      </w:r>
+      <w:r>
+        <w:rPr>
+          <w:lang w:val="ru-RU"/>
+        </w:rPr>
+        <w:t xml:space="preserve"> </w:t>
+      </w:r>
+      <w:r>
+        <w:rPr>
+          <w:lang w:val="ru-RU"/>
+        </w:rPr>
+        <w:t>–</w:t>
+      </w:r>
+      <w:r>
+        <w:rPr>
+          <w:lang w:val="ru-RU"/>
+        </w:rPr>
+        <w:t xml:space="preserve"> </w:t>
+      </w:r>
+      <w:r>
+        <w:rPr>
+          <w:lang w:val="ru-RU"/>
+        </w:rPr>
+        <w:t xml:space="preserve">не менее 30 кадров в секунду. Размер </w:t>
+      </w:r>
+      <w:r>
+        <w:rPr>
+          <w:lang w:val="en-US"/>
+        </w:rPr>
+        <w:t xml:space="preserve">INT8 </w:t>
+      </w:r>
+      <w:r>
+        <w:rPr>
+          <w:lang w:val="ru-RU"/>
+        </w:rPr>
+        <w:t>версии – несколько сотен килобайт.</w:t>
+      </w:r>
+    </w:p>
+    <w:p>
+      <w:pPr>
+        <w:rPr>
+          <w:lang w:val="ru-RU"/>
+        </w:rPr>
+      </w:pPr>
+      <w:r>
+        <w:rPr>
+          <w:b/>
+          <w:bCs/>
+          <w:lang w:val="ru-RU"/>
+        </w:rPr>
+        <w:t>Альтернативные детекторы</w:t>
+      </w:r>
+      <w:r>
+        <w:rPr>
+          <w:lang w:val="ru-RU"/>
+        </w:rPr>
+        <w:t xml:space="preserve">: </w:t>
+      </w:r>
+    </w:p>
+    <w:p>
+      <w:pPr>
+        <w:pStyle w:val="ListParagraph"/>
+        <w:numPr>
+          <w:ilvl w:val="0"/>
+          <w:numId w:val="24"/>
+        </w:numPr>
+        <w:rPr>
+          <w:lang w:val="ru-RU"/>
+        </w:rPr>
+      </w:pPr>
+      <w:r>
+        <w:rPr>
+          <w:lang w:val="ru-RU"/>
+        </w:rPr>
+        <w:t>Каскады</w:t>
+      </w:r>
+      <w:r>
+        <w:rPr>
+          <w:lang w:val="ru-RU"/>
+        </w:rPr>
+        <w:t xml:space="preserve"> Хаара </w:t>
+      </w:r>
+      <w:r>
+        <w:rPr>
+          <w:lang w:val="ru-RU"/>
+        </w:rPr>
+        <w:t xml:space="preserve">[33] </w:t>
+      </w:r>
+      <w:r>
+        <w:rPr>
+          <w:lang w:val="ru-RU"/>
+        </w:rPr>
+        <w:t xml:space="preserve">и </w:t>
+      </w:r>
+      <w:r>
+        <w:rPr>
+          <w:lang w:val="en-US"/>
+        </w:rPr>
+        <w:t>HOG</w:t>
+      </w:r>
+      <w:r>
+        <w:rPr>
+          <w:lang w:val="ru-RU"/>
+        </w:rPr>
+        <w:t xml:space="preserve"> + </w:t>
+      </w:r>
+      <w:r>
+        <w:rPr>
+          <w:lang w:val="en-US"/>
+        </w:rPr>
+        <w:t>SVM</w:t>
+      </w:r>
+      <w:r>
+        <w:rPr>
+          <w:lang w:val="ru-RU"/>
+        </w:rPr>
+        <w:t xml:space="preserve"> </w:t>
+      </w:r>
+      <w:r>
+        <w:rPr>
+          <w:lang w:val="ru-RU"/>
+        </w:rPr>
+        <w:t>[</w:t>
+      </w:r>
+      <w:r>
+        <w:rPr>
+          <w:lang w:val="ru-RU"/>
+        </w:rPr>
+        <w:t>3</w:t>
+      </w:r>
+      <w:r>
+        <w:rPr>
+          <w:lang w:val="ru-RU"/>
+        </w:rPr>
+        <w:t>5</w:t>
+      </w:r>
+      <w:r>
+        <w:rPr>
+          <w:lang w:val="ru-RU"/>
+        </w:rPr>
+        <w:t>]</w:t>
+      </w:r>
+      <w:r>
+        <w:rPr>
+          <w:lang w:val="ru-RU"/>
+        </w:rPr>
+        <w:t xml:space="preserve"> </w:t>
+      </w:r>
+      <w:r>
+        <w:rPr>
+          <w:lang w:val="ru-RU"/>
+        </w:rPr>
+        <w:t xml:space="preserve">проигрывают по точности </w:t>
+      </w:r>
+      <w:proofErr w:type="spellStart"/>
+      <w:r>
+        <w:rPr>
+          <w:lang w:val="en-US"/>
+        </w:rPr>
+        <w:t>BlazeFace</w:t>
+      </w:r>
+      <w:proofErr w:type="spellEnd"/>
+      <w:r>
+        <w:rPr>
+          <w:lang w:val="ru-RU"/>
+        </w:rPr>
+        <w:t xml:space="preserve"> </w:t>
+      </w:r>
+      <w:r>
+        <w:rPr>
+          <w:lang w:val="ru-RU"/>
+        </w:rPr>
+        <w:t>при поворотах головы и окклюзиях</w:t>
+      </w:r>
+      <w:r>
+        <w:rPr>
+          <w:lang w:val="ru-RU"/>
+        </w:rPr>
+        <w:t>;</w:t>
+      </w:r>
+    </w:p>
+    <w:p>
+      <w:pPr>
+        <w:pStyle w:val="ListParagraph"/>
+        <w:numPr>
+          <w:ilvl w:val="0"/>
+          <w:numId w:val="24"/>
+        </w:numPr>
+        <w:rPr>
+          <w:lang w:val="ru-RU"/>
+        </w:rPr>
+      </w:pPr>
+      <w:r>
+        <w:rPr>
+          <w:lang w:val="en-US"/>
+        </w:rPr>
+        <w:lastRenderedPageBreak/>
+        <w:t>MTCNN</w:t>
+      </w:r>
+      <w:r>
+        <w:rPr>
+          <w:lang w:val="ru-RU"/>
+        </w:rPr>
+        <w:t xml:space="preserve"> [36]</w:t>
+      </w:r>
+      <w:r>
+        <w:rPr>
+          <w:lang w:val="ru-RU"/>
+        </w:rPr>
+        <w:t xml:space="preserve"> </w:t>
+      </w:r>
+      <w:r>
+        <w:rPr>
+          <w:lang w:val="ru-RU"/>
+        </w:rPr>
+        <w:t>существенно медленнее и не подходит для мобильных устройств</w:t>
+      </w:r>
+      <w:r>
+        <w:rPr>
+          <w:lang w:val="ru-RU"/>
+        </w:rPr>
+        <w:t>;</w:t>
+      </w:r>
+    </w:p>
+    <w:p>
+      <w:pPr>
+        <w:pStyle w:val="ListParagraph"/>
+        <w:numPr>
+          <w:ilvl w:val="0"/>
+          <w:numId w:val="24"/>
+        </w:numPr>
+        <w:rPr>
+          <w:lang w:val="ru-RU"/>
+        </w:rPr>
+      </w:pPr>
+      <w:proofErr w:type="spellStart"/>
+      <w:r>
+        <w:rPr>
+          <w:lang w:val="en-US"/>
+        </w:rPr>
+        <w:t>R</w:t>
+      </w:r>
+      <w:r>
+        <w:rPr>
+          <w:lang w:val="en-US"/>
+        </w:rPr>
+        <w:t>etinaFace</w:t>
+      </w:r>
+      <w:proofErr w:type="spellEnd"/>
+      <w:r>
+        <w:rPr>
+          <w:lang w:val="ru-RU"/>
+        </w:rPr>
+        <w:t xml:space="preserve"> </w:t>
+      </w:r>
+      <w:r>
+        <w:rPr>
+          <w:lang w:val="ru-RU"/>
+        </w:rPr>
+        <w:t>[37]</w:t>
+      </w:r>
+      <w:r>
+        <w:rPr>
+          <w:lang w:val="ru-RU"/>
+        </w:rPr>
+        <w:t xml:space="preserve"> </w:t>
+      </w:r>
+      <w:r>
+        <w:rPr>
+          <w:lang w:val="ru-RU"/>
+        </w:rPr>
+        <w:t>точен, но слишком тяжелый для нашей задачи</w:t>
+      </w:r>
+    </w:p>
+    <w:p>
+      <w:pPr>
+        <w:pStyle w:val="ListParagraph"/>
+        <w:numPr>
+          <w:ilvl w:val="0"/>
+          <w:numId w:val="24"/>
+        </w:numPr>
+        <w:rPr>
+          <w:lang w:val="ru-RU"/>
+        </w:rPr>
+      </w:pPr>
+      <w:r>
+        <w:rPr>
+          <w:lang w:val="en-US"/>
+        </w:rPr>
+        <w:t>YOLOv</w:t>
+      </w:r>
+      <w:r>
+        <w:rPr>
+          <w:lang w:val="ru-RU"/>
+        </w:rPr>
+        <w:t xml:space="preserve">8 </w:t>
+      </w:r>
+      <w:r>
+        <w:rPr>
+          <w:lang w:val="en-US"/>
+        </w:rPr>
+        <w:t>Nano</w:t>
+      </w:r>
+      <w:r>
+        <w:rPr>
+          <w:lang w:val="ru-RU"/>
+        </w:rPr>
+        <w:t xml:space="preserve"> </w:t>
+      </w:r>
+      <w:r>
+        <w:rPr>
+          <w:lang w:val="ru-RU"/>
+        </w:rPr>
+        <w:t>[38</w:t>
+      </w:r>
+      <w:r>
+        <w:rPr>
+          <w:lang w:val="ru-RU"/>
+        </w:rPr>
+        <w:t>]</w:t>
+      </w:r>
+      <w:r>
+        <w:rPr>
+          <w:lang w:val="ru-RU"/>
+        </w:rPr>
+        <w:t xml:space="preserve"> </w:t>
+      </w:r>
+      <w:r>
+        <w:rPr>
+          <w:lang w:val="ru-RU"/>
+        </w:rPr>
+        <w:t>и</w:t>
+      </w:r>
+      <w:r>
+        <w:rPr>
+          <w:lang w:val="ru-RU"/>
+        </w:rPr>
+        <w:t xml:space="preserve"> </w:t>
+      </w:r>
+      <w:proofErr w:type="spellStart"/>
+      <w:r>
+        <w:rPr>
+          <w:lang w:val="en-US"/>
+        </w:rPr>
+        <w:t>MobileNet</w:t>
+      </w:r>
+      <w:proofErr w:type="spellEnd"/>
+      <w:r>
+        <w:rPr>
+          <w:lang w:val="ru-RU"/>
+        </w:rPr>
+        <w:t xml:space="preserve"> </w:t>
+      </w:r>
+      <w:r>
+        <w:rPr>
+          <w:lang w:val="en-US"/>
+        </w:rPr>
+        <w:t>SSD</w:t>
+      </w:r>
+      <w:r>
+        <w:rPr>
+          <w:lang w:val="ru-RU"/>
+        </w:rPr>
+        <w:t xml:space="preserve"> [39]</w:t>
+      </w:r>
+      <w:r>
+        <w:rPr>
+          <w:lang w:val="ru-RU"/>
+        </w:rPr>
+        <w:t xml:space="preserve"> </w:t>
+      </w:r>
+      <w:r>
+        <w:rPr>
+          <w:lang w:val="ru-RU"/>
+        </w:rPr>
+        <w:t>не</w:t>
+      </w:r>
+      <w:r>
+        <w:rPr>
+          <w:lang w:val="ru-RU"/>
+        </w:rPr>
+        <w:t xml:space="preserve"> </w:t>
+      </w:r>
+      <w:r>
+        <w:rPr>
+          <w:lang w:val="ru-RU"/>
+        </w:rPr>
+        <w:t>предсказывают ключевые точки лица и имеют больший размер модели.</w:t>
+      </w:r>
+    </w:p>
+    <w:p>
+      <w:pPr>
+        <w:rPr>
+          <w:lang w:val="ru-RU"/>
+        </w:rPr>
+      </w:pPr>
+      <w:r>
+        <w:rPr>
+          <w:lang w:val="ru-RU"/>
+        </w:rPr>
+        <w:t xml:space="preserve">Таким образом, </w:t>
+      </w:r>
+      <w:r>
+        <w:rPr>
+          <w:lang w:val="en-US"/>
+        </w:rPr>
+        <w:t>Media</w:t>
+      </w:r>
+      <w:r>
+        <w:rPr>
+          <w:lang w:val="ru-RU"/>
+        </w:rPr>
+        <w:t xml:space="preserve"> </w:t>
+      </w:r>
+      <w:r>
+        <w:rPr>
+          <w:lang w:val="en-US"/>
+        </w:rPr>
+        <w:t>Pipe</w:t>
+      </w:r>
+      <w:r>
+        <w:rPr>
+          <w:lang w:val="ru-RU"/>
+        </w:rPr>
+        <w:t xml:space="preserve"> </w:t>
+      </w:r>
+      <w:proofErr w:type="spellStart"/>
+      <w:r>
+        <w:rPr>
+          <w:lang w:val="en-US"/>
+        </w:rPr>
+        <w:t>BlazeFace</w:t>
+      </w:r>
+      <w:proofErr w:type="spellEnd"/>
+      <w:r>
+        <w:rPr>
+          <w:lang w:val="ru-RU"/>
+        </w:rPr>
+        <w:t xml:space="preserve"> </w:t>
+      </w:r>
+      <w:r>
+        <w:rPr>
+          <w:lang w:val="ru-RU"/>
+        </w:rPr>
+        <w:t>обеспечивает наилучший баланс скорости, точности и компактности для потоковой системы.</w:t>
+      </w:r>
     </w:p>
     <w:p>
       <w:pPr>
         <w:pStyle w:val="Heading3"/>
-        <w:rPr>
-          <w:lang w:val="en-US"/>
-        </w:rPr>
       </w:pPr>
       <w:r>
         <w:t>Легкие</w:t>
       </w:r>
       <w:r>
-        <w:rPr>
-          <w:lang w:val="en-US"/>
-        </w:rPr>
         <w:t xml:space="preserve"> </w:t>
       </w:r>
       <w:proofErr w:type="spellStart"/>
@@ -8334,37 +9518,1004 @@
       </w:r>
       <w:proofErr w:type="spellEnd"/>
       <w:r>
-        <w:rPr>
-          <w:lang w:val="en-US"/>
-        </w:rPr>
         <w:t xml:space="preserve"> </w:t>
       </w:r>
       <w:r>
         <w:t>для</w:t>
       </w:r>
       <w:r>
-        <w:rPr>
-          <w:lang w:val="en-US"/>
-        </w:rPr>
         <w:t xml:space="preserve"> </w:t>
       </w:r>
       <w:r>
         <w:t>видеокадров</w:t>
       </w:r>
       <w:r>
-        <w:rPr>
-          <w:lang w:val="en-US"/>
-        </w:rPr>
-        <w:t xml:space="preserve">: MobileNetV3-Small </w:t>
+        <w:t xml:space="preserve">: </w:t>
+      </w:r>
+      <w:r>
+        <w:rPr>
+          <w:lang w:val="en-US"/>
+        </w:rPr>
+        <w:t>MobileNetV</w:t>
+      </w:r>
+      <w:r>
+        <w:t>3-</w:t>
+      </w:r>
+      <w:r>
+        <w:rPr>
+          <w:lang w:val="en-US"/>
+        </w:rPr>
+        <w:t>Small</w:t>
+      </w:r>
+      <w:r>
+        <w:t xml:space="preserve"> </w:t>
       </w:r>
       <w:r>
         <w:t>и</w:t>
       </w:r>
       <w:r>
-        <w:rPr>
-          <w:lang w:val="en-US"/>
-        </w:rPr>
-        <w:t xml:space="preserve"> EmotiEffNet</w:t>
+        <w:t xml:space="preserve"> </w:t>
+      </w:r>
+      <w:r>
+        <w:rPr>
+          <w:lang w:val="en-US"/>
+        </w:rPr>
+        <w:t>EmotiEffNet</w:t>
+      </w:r>
+    </w:p>
+    <w:p>
+      <w:pPr>
+        <w:rPr>
+          <w:lang w:val="ru-RU"/>
+        </w:rPr>
+      </w:pPr>
+      <w:r>
+        <w:rPr>
+          <w:lang w:val="ru-RU"/>
+        </w:rPr>
+        <w:t xml:space="preserve">После определения границ области лица на вход системы подается кроп лица, из которого необходимо извлечь пространственные признаки, релевантные для распознавания эмоций. В современных </w:t>
+      </w:r>
+      <w:r>
+        <w:rPr>
+          <w:lang w:val="en-US"/>
+        </w:rPr>
+        <w:t>FER</w:t>
+      </w:r>
+      <w:r>
+        <w:rPr>
+          <w:lang w:val="ru-RU"/>
+        </w:rPr>
+        <w:t xml:space="preserve"> </w:t>
+      </w:r>
+      <w:r>
+        <w:rPr>
+          <w:lang w:val="ru-RU"/>
+        </w:rPr>
+        <w:t xml:space="preserve">системах эту роль выполняют сверточные нейронные сети, выступающие в качестве бэкбона – модели, преобразующей изображение лица в вектор числовых признаков. В данной работе сравниваются два подхода: </w:t>
+      </w:r>
+      <w:r>
+        <w:rPr>
+          <w:lang w:val="en-US"/>
+        </w:rPr>
+        <w:t>MobileNetV</w:t>
+      </w:r>
+      <w:r>
+        <w:rPr>
+          <w:lang w:val="ru-RU"/>
+        </w:rPr>
+        <w:t>3-</w:t>
+      </w:r>
+      <w:r>
+        <w:rPr>
+          <w:lang w:val="en-US"/>
+        </w:rPr>
+        <w:t>Small</w:t>
+      </w:r>
+      <w:r>
+        <w:rPr>
+          <w:lang w:val="ru-RU"/>
+        </w:rPr>
+        <w:t xml:space="preserve"> </w:t>
+      </w:r>
+      <w:r>
+        <w:rPr>
+          <w:lang w:val="ru-RU"/>
+        </w:rPr>
+        <w:t xml:space="preserve">– универсальная легковесная архитектура, оптимизированная для мобильных устройств, и </w:t>
+      </w:r>
+      <w:r>
+        <w:rPr>
+          <w:lang w:val="en-US"/>
+        </w:rPr>
+        <w:t>EmotiEffNet</w:t>
+      </w:r>
+      <w:r>
+        <w:rPr>
+          <w:lang w:val="ru-RU"/>
+        </w:rPr>
+        <w:t xml:space="preserve"> </w:t>
+      </w:r>
+      <w:r>
+        <w:rPr>
+          <w:lang w:val="ru-RU"/>
+        </w:rPr>
+        <w:t>–</w:t>
+      </w:r>
+      <w:r>
+        <w:rPr>
+          <w:lang w:val="ru-RU"/>
+        </w:rPr>
+        <w:t xml:space="preserve"> </w:t>
+      </w:r>
+      <w:r>
+        <w:rPr>
+          <w:lang w:val="ru-RU"/>
+        </w:rPr>
+        <w:t xml:space="preserve">специализированная модель, предобученная на крупном датасете </w:t>
+      </w:r>
+      <w:r>
+        <w:rPr>
+          <w:lang w:val="en-US"/>
+        </w:rPr>
+        <w:t>AffectNet</w:t>
+      </w:r>
+      <w:r>
+        <w:rPr>
+          <w:lang w:val="ru-RU"/>
+        </w:rPr>
+        <w:t xml:space="preserve"> </w:t>
+      </w:r>
+      <w:r>
+        <w:rPr>
+          <w:lang w:val="ru-RU"/>
+        </w:rPr>
+        <w:t>для задачи распознавания эмоций.</w:t>
+      </w:r>
+    </w:p>
+    <w:p>
+      <w:pPr>
+        <w:rPr>
+          <w:lang w:val="ru-RU"/>
+        </w:rPr>
+      </w:pPr>
+      <w:r>
+        <w:rPr>
+          <w:b/>
+          <w:bCs/>
+          <w:lang w:val="en-US"/>
+        </w:rPr>
+        <w:t>MobileNetV</w:t>
+      </w:r>
+      <w:r>
+        <w:rPr>
+          <w:b/>
+          <w:bCs/>
+          <w:lang w:val="ru-RU"/>
+        </w:rPr>
+        <w:t>3-</w:t>
+      </w:r>
+      <w:r>
+        <w:rPr>
+          <w:b/>
+          <w:bCs/>
+          <w:lang w:val="en-US"/>
+        </w:rPr>
+        <w:t>Small</w:t>
+      </w:r>
+      <w:r>
+        <w:rPr>
+          <w:lang w:val="ru-RU"/>
+        </w:rPr>
+        <w:t xml:space="preserve"> – </w:t>
+      </w:r>
+      <w:r>
+        <w:rPr>
+          <w:lang w:val="ru-RU"/>
+        </w:rPr>
+        <w:t xml:space="preserve">третье поколение семейства </w:t>
+      </w:r>
+      <w:proofErr w:type="spellStart"/>
+      <w:r>
+        <w:rPr>
+          <w:lang w:val="en-US"/>
+        </w:rPr>
+        <w:t>MobileNet</w:t>
+      </w:r>
+      <w:proofErr w:type="spellEnd"/>
+      <w:r>
+        <w:rPr>
+          <w:lang w:val="ru-RU"/>
+        </w:rPr>
+        <w:t xml:space="preserve">, разработанное </w:t>
+      </w:r>
+      <w:r>
+        <w:rPr>
+          <w:lang w:val="en-US"/>
+        </w:rPr>
+        <w:t>Google</w:t>
+      </w:r>
+      <w:r>
+        <w:rPr>
+          <w:lang w:val="ru-RU"/>
+        </w:rPr>
+        <w:t xml:space="preserve"> </w:t>
+      </w:r>
+      <w:r>
+        <w:rPr>
+          <w:lang w:val="ru-RU"/>
+        </w:rPr>
+        <w:t>с использованием комбинации методов аппаратного осознанного поиска архитектуры (</w:t>
+      </w:r>
+      <w:proofErr w:type="spellStart"/>
+      <w:r>
+        <w:rPr>
+          <w:lang w:val="en-US"/>
+        </w:rPr>
+        <w:t>NetAdapt</w:t>
+      </w:r>
+      <w:proofErr w:type="spellEnd"/>
+      <w:r>
+        <w:rPr>
+          <w:lang w:val="ru-RU"/>
+        </w:rPr>
+        <w:t>)</w:t>
+      </w:r>
+      <w:r>
+        <w:rPr>
+          <w:lang w:val="ru-RU"/>
+        </w:rPr>
+        <w:t xml:space="preserve"> и дополнительный улучшений, таких как </w:t>
+      </w:r>
+      <w:r>
+        <w:rPr>
+          <w:lang w:val="en-US"/>
+        </w:rPr>
+        <w:t>squeeze</w:t>
+      </w:r>
+      <w:r>
+        <w:rPr>
+          <w:lang w:val="ru-RU"/>
+        </w:rPr>
+        <w:t>-</w:t>
+      </w:r>
+      <w:r>
+        <w:rPr>
+          <w:lang w:val="en-US"/>
+        </w:rPr>
+        <w:t>and</w:t>
+      </w:r>
+      <w:r>
+        <w:rPr>
+          <w:lang w:val="ru-RU"/>
+        </w:rPr>
+        <w:t>-</w:t>
+      </w:r>
+      <w:r>
+        <w:rPr>
+          <w:lang w:val="en-US"/>
+        </w:rPr>
+        <w:t>excitation</w:t>
+      </w:r>
+      <w:r>
+        <w:rPr>
+          <w:lang w:val="ru-RU"/>
+        </w:rPr>
+        <w:t xml:space="preserve"> </w:t>
+      </w:r>
+      <w:r>
+        <w:rPr>
+          <w:lang w:val="ru-RU"/>
+        </w:rPr>
+        <w:t xml:space="preserve">модули и новая нелинейная функция активации </w:t>
+      </w:r>
+      <w:r>
+        <w:rPr>
+          <w:lang w:val="en-US"/>
+        </w:rPr>
+        <w:t>hard</w:t>
+      </w:r>
+      <w:r>
+        <w:rPr>
+          <w:lang w:val="ru-RU"/>
+        </w:rPr>
+        <w:t>-</w:t>
+      </w:r>
+      <w:r>
+        <w:rPr>
+          <w:lang w:val="en-US"/>
+        </w:rPr>
+        <w:t>swish</w:t>
+      </w:r>
+      <w:r>
+        <w:rPr>
+          <w:lang w:val="ru-RU"/>
+        </w:rPr>
+        <w:t xml:space="preserve"> [</w:t>
+      </w:r>
+      <w:r>
+        <w:rPr>
+          <w:lang w:val="ru-RU"/>
+        </w:rPr>
+        <w:t>40</w:t>
+      </w:r>
+      <w:r>
+        <w:rPr>
+          <w:lang w:val="ru-RU"/>
+        </w:rPr>
+        <w:t>].</w:t>
+      </w:r>
+      <w:r>
+        <w:rPr>
+          <w:lang w:val="ru-RU"/>
+        </w:rPr>
+        <w:t xml:space="preserve"> Модель имеет 1</w:t>
+      </w:r>
+      <w:r>
+        <w:rPr>
+          <w:lang w:val="ru-RU"/>
+        </w:rPr>
+        <w:t>.3</w:t>
+      </w:r>
+      <w:r>
+        <w:rPr>
+          <w:lang w:val="ru-RU"/>
+        </w:rPr>
+        <w:t xml:space="preserve"> млн параметров и характеризуется вычислительной сложностью </w:t>
+      </w:r>
+      <w:r>
+        <w:rPr>
+          <w:lang w:val="ru-RU"/>
+        </w:rPr>
+        <w:t xml:space="preserve">0.19 </w:t>
+      </w:r>
+      <w:proofErr w:type="spellStart"/>
+      <w:r>
+        <w:rPr>
+          <w:lang w:val="en-US"/>
+        </w:rPr>
+        <w:t>GMac</w:t>
+      </w:r>
+      <w:proofErr w:type="spellEnd"/>
+      <w:r>
+        <w:rPr>
+          <w:lang w:val="ru-RU"/>
+        </w:rPr>
+        <w:t xml:space="preserve"> (</w:t>
+      </w:r>
+      <w:r>
+        <w:rPr>
+          <w:lang w:val="en-US"/>
+        </w:rPr>
+        <w:t>Giga</w:t>
+      </w:r>
+      <w:r>
+        <w:rPr>
+          <w:lang w:val="ru-RU"/>
+        </w:rPr>
+        <w:t xml:space="preserve"> </w:t>
+      </w:r>
+      <w:r>
+        <w:rPr>
+          <w:lang w:val="en-US"/>
+        </w:rPr>
+        <w:t>Multiply</w:t>
+      </w:r>
+      <w:r>
+        <w:rPr>
+          <w:lang w:val="ru-RU"/>
+        </w:rPr>
+        <w:t>-</w:t>
+      </w:r>
+      <w:r>
+        <w:rPr>
+          <w:lang w:val="en-US"/>
+        </w:rPr>
+        <w:t>Accumulate</w:t>
+      </w:r>
+      <w:r>
+        <w:rPr>
+          <w:lang w:val="ru-RU"/>
+        </w:rPr>
+        <w:t xml:space="preserve"> </w:t>
+      </w:r>
+      <w:r>
+        <w:rPr>
+          <w:lang w:val="en-US"/>
+        </w:rPr>
+        <w:t>operations</w:t>
+      </w:r>
+      <w:r>
+        <w:rPr>
+          <w:lang w:val="ru-RU"/>
+        </w:rPr>
+        <w:t xml:space="preserve">), </w:t>
+      </w:r>
+      <w:r>
+        <w:rPr>
+          <w:lang w:val="ru-RU"/>
+        </w:rPr>
+        <w:t xml:space="preserve">что делает ее в несколько раз легче и быстрее предшественников. За счет использования глубинных разделимых сверток и инвертированных линейных </w:t>
+      </w:r>
+      <w:r>
+        <w:rPr>
+          <w:lang w:val="ru-RU"/>
+        </w:rPr>
+        <w:lastRenderedPageBreak/>
+        <w:t xml:space="preserve">бутылочных слоев </w:t>
+      </w:r>
+      <w:r>
+        <w:rPr>
+          <w:lang w:val="en-US"/>
+        </w:rPr>
+        <w:t>MobileNetV</w:t>
+      </w:r>
+      <w:r>
+        <w:rPr>
+          <w:lang w:val="ru-RU"/>
+        </w:rPr>
+        <w:t>3-</w:t>
+      </w:r>
+      <w:r>
+        <w:rPr>
+          <w:lang w:val="en-US"/>
+        </w:rPr>
+        <w:t>Small</w:t>
+      </w:r>
+      <w:r>
+        <w:rPr>
+          <w:lang w:val="ru-RU"/>
+        </w:rPr>
+        <w:t xml:space="preserve"> </w:t>
+      </w:r>
+      <w:r>
+        <w:rPr>
+          <w:lang w:val="ru-RU"/>
+        </w:rPr>
+        <w:t>обеспечивает высокую эффективность инференса на устройствах с ограниченными ресурсами.</w:t>
+      </w:r>
+    </w:p>
+    <w:p>
+      <w:pPr>
+        <w:rPr>
+          <w:lang w:val="ru-RU"/>
+        </w:rPr>
+      </w:pPr>
+      <w:r>
+        <w:rPr>
+          <w:lang w:val="ru-RU"/>
+        </w:rPr>
+        <w:t>В</w:t>
+      </w:r>
+      <w:r>
+        <w:rPr>
+          <w:lang w:val="ru-RU"/>
+        </w:rPr>
+        <w:t xml:space="preserve"> </w:t>
+      </w:r>
+      <w:r>
+        <w:rPr>
+          <w:lang w:val="ru-RU"/>
+        </w:rPr>
+        <w:t>задачах</w:t>
+      </w:r>
+      <w:r>
+        <w:rPr>
+          <w:lang w:val="ru-RU"/>
+        </w:rPr>
+        <w:t xml:space="preserve"> </w:t>
+      </w:r>
+      <w:r>
+        <w:rPr>
+          <w:lang w:val="en-US"/>
+        </w:rPr>
+        <w:t>FER</w:t>
+      </w:r>
+      <w:r>
+        <w:rPr>
+          <w:lang w:val="ru-RU"/>
+        </w:rPr>
+        <w:t xml:space="preserve"> </w:t>
+      </w:r>
+      <w:r>
+        <w:rPr>
+          <w:lang w:val="en-US"/>
+        </w:rPr>
+        <w:t>MobileNetV</w:t>
+      </w:r>
+      <w:r>
+        <w:rPr>
+          <w:lang w:val="ru-RU"/>
+        </w:rPr>
+        <w:t>3-</w:t>
+      </w:r>
+      <w:r>
+        <w:rPr>
+          <w:lang w:val="en-US"/>
+        </w:rPr>
+        <w:t>Small</w:t>
+      </w:r>
+      <w:r>
+        <w:rPr>
+          <w:lang w:val="ru-RU"/>
+        </w:rPr>
+        <w:t xml:space="preserve"> </w:t>
+      </w:r>
+      <w:r>
+        <w:rPr>
+          <w:lang w:val="ru-RU"/>
+        </w:rPr>
+        <w:t xml:space="preserve">демонстрирует конкурентоспособные результаты. </w:t>
+      </w:r>
+      <w:r>
+        <w:rPr>
+          <w:lang w:val="ru-RU"/>
+        </w:rPr>
+        <w:t xml:space="preserve">В работе </w:t>
+      </w:r>
+      <w:r>
+        <w:rPr>
+          <w:lang w:val="ru-RU"/>
+        </w:rPr>
+        <w:t xml:space="preserve">[41] </w:t>
+      </w:r>
+      <w:r>
+        <w:rPr>
+          <w:lang w:val="ru-RU"/>
+        </w:rPr>
+        <w:t xml:space="preserve">модифицированная версия </w:t>
+      </w:r>
+      <w:r>
+        <w:rPr>
+          <w:lang w:val="en-US"/>
+        </w:rPr>
+        <w:t>MobileNetV</w:t>
+      </w:r>
+      <w:r>
+        <w:rPr>
+          <w:lang w:val="ru-RU"/>
+        </w:rPr>
+        <w:t xml:space="preserve">3 </w:t>
+      </w:r>
+      <w:r>
+        <w:rPr>
+          <w:lang w:val="ru-RU"/>
+        </w:rPr>
+        <w:t xml:space="preserve">достигла точности </w:t>
+      </w:r>
+      <w:r>
+        <w:rPr>
+          <w:lang w:val="ru-RU"/>
+        </w:rPr>
+        <w:t xml:space="preserve">87.5% </w:t>
+      </w:r>
+      <w:r>
+        <w:rPr>
+          <w:lang w:val="ru-RU"/>
+        </w:rPr>
+        <w:t xml:space="preserve">на датасете </w:t>
+      </w:r>
+      <w:proofErr w:type="spellStart"/>
+      <w:r>
+        <w:rPr>
+          <w:lang w:val="en-US"/>
+        </w:rPr>
+        <w:t>FERPlus</w:t>
+      </w:r>
+      <w:proofErr w:type="spellEnd"/>
+      <w:r>
+        <w:rPr>
+          <w:lang w:val="ru-RU"/>
+        </w:rPr>
+        <w:t xml:space="preserve"> </w:t>
+      </w:r>
+      <w:r>
+        <w:rPr>
+          <w:lang w:val="ru-RU"/>
+        </w:rPr>
+        <w:t xml:space="preserve">и </w:t>
+      </w:r>
+      <w:r>
+        <w:rPr>
+          <w:lang w:val="ru-RU"/>
+        </w:rPr>
+        <w:t xml:space="preserve">86.6% </w:t>
+      </w:r>
+      <w:r>
+        <w:rPr>
+          <w:lang w:val="ru-RU"/>
+        </w:rPr>
+        <w:t xml:space="preserve">на </w:t>
+      </w:r>
+      <w:r>
+        <w:rPr>
+          <w:lang w:val="en-US"/>
+        </w:rPr>
+        <w:t>RAF</w:t>
+      </w:r>
+      <w:r>
+        <w:rPr>
+          <w:lang w:val="ru-RU"/>
+        </w:rPr>
+        <w:t>-</w:t>
+      </w:r>
+      <w:r>
+        <w:rPr>
+          <w:lang w:val="en-US"/>
+        </w:rPr>
+        <w:t>DB</w:t>
+      </w:r>
+      <w:r>
+        <w:rPr>
+          <w:lang w:val="ru-RU"/>
+        </w:rPr>
+        <w:t xml:space="preserve">, </w:t>
+      </w:r>
+      <w:r>
+        <w:rPr>
+          <w:lang w:val="ru-RU"/>
+        </w:rPr>
+        <w:t xml:space="preserve">при этом размер модели составил всего </w:t>
+      </w:r>
+      <w:r>
+        <w:rPr>
+          <w:lang w:val="ru-RU"/>
+        </w:rPr>
+        <w:t>15.9</w:t>
+      </w:r>
+      <w:r>
+        <w:rPr>
+          <w:lang w:val="ru-RU"/>
+        </w:rPr>
+        <w:t xml:space="preserve"> МБ. Наибольшее преимущество модели проявляется на устройствах с ограниченными ресурсами, где она одновременно обеспечивает и высокую скорость, и </w:t>
+      </w:r>
+      <w:proofErr w:type="spellStart"/>
+      <w:r>
+        <w:rPr>
+          <w:lang w:val="ru-RU"/>
+        </w:rPr>
+        <w:t>приемлимую</w:t>
+      </w:r>
+      <w:proofErr w:type="spellEnd"/>
+      <w:r>
+        <w:rPr>
+          <w:lang w:val="ru-RU"/>
+        </w:rPr>
+        <w:t xml:space="preserve"> точность. Для сравнения: </w:t>
+      </w:r>
+      <w:r>
+        <w:rPr>
+          <w:lang w:val="en-US"/>
+        </w:rPr>
+        <w:t>MobileNetV</w:t>
+      </w:r>
+      <w:r>
+        <w:rPr>
+          <w:lang w:val="ru-RU"/>
+        </w:rPr>
+        <w:t>3-</w:t>
+      </w:r>
+      <w:r>
+        <w:rPr>
+          <w:lang w:val="en-US"/>
+        </w:rPr>
+        <w:t>Large</w:t>
+      </w:r>
+      <w:r>
+        <w:rPr>
+          <w:lang w:val="ru-RU"/>
+        </w:rPr>
+        <w:t xml:space="preserve"> </w:t>
+      </w:r>
+      <w:r>
+        <w:rPr>
+          <w:lang w:val="ru-RU"/>
+        </w:rPr>
+        <w:t>имеет порядка 5</w:t>
+      </w:r>
+      <w:r>
+        <w:rPr>
+          <w:lang w:val="ru-RU"/>
+        </w:rPr>
+        <w:t>.4</w:t>
+      </w:r>
+      <w:r>
+        <w:rPr>
+          <w:lang w:val="ru-RU"/>
+        </w:rPr>
+        <w:t xml:space="preserve"> млн. параметров (в </w:t>
+      </w:r>
+      <w:r>
+        <w:rPr>
+          <w:lang w:val="en-US"/>
+        </w:rPr>
+        <w:t>MobileNetV</w:t>
+      </w:r>
+      <w:r>
+        <w:rPr>
+          <w:lang w:val="ru-RU"/>
+        </w:rPr>
+        <w:t>3-</w:t>
+      </w:r>
+      <w:r>
+        <w:rPr>
+          <w:lang w:val="en-US"/>
+        </w:rPr>
+        <w:t>Small</w:t>
+      </w:r>
+      <w:r>
+        <w:rPr>
+          <w:lang w:val="ru-RU"/>
+        </w:rPr>
+        <w:t xml:space="preserve"> – 2</w:t>
+      </w:r>
+      <w:r>
+        <w:rPr>
+          <w:lang w:val="ru-RU"/>
+        </w:rPr>
+        <w:t>.9</w:t>
+      </w:r>
+      <w:r>
+        <w:rPr>
+          <w:lang w:val="ru-RU"/>
+        </w:rPr>
+        <w:t xml:space="preserve"> млн. параметров), при этом выигрыш в точности составляет лишь 3-4 процентных пункта при существенно большем объеме вычислений.</w:t>
+      </w:r>
+    </w:p>
+    <w:p>
+      <w:pPr>
+        <w:rPr>
+          <w:lang w:val="ru-RU"/>
+        </w:rPr>
+      </w:pPr>
+      <w:r>
+        <w:rPr>
+          <w:lang w:val="en-US"/>
+        </w:rPr>
+        <w:t>EmotiEffNet</w:t>
+      </w:r>
+      <w:r>
+        <w:rPr>
+          <w:lang w:val="ru-RU"/>
+        </w:rPr>
+        <w:t xml:space="preserve"> </w:t>
+      </w:r>
+      <w:r>
+        <w:rPr>
+          <w:lang w:val="ru-RU"/>
+        </w:rPr>
+        <w:t xml:space="preserve">представляет собой семейство предобученных сверточных сетей на базе </w:t>
+      </w:r>
+      <w:r>
+        <w:rPr>
+          <w:lang w:val="en-US"/>
+        </w:rPr>
+        <w:t>EfficientNet</w:t>
+      </w:r>
+      <w:r>
+        <w:rPr>
+          <w:lang w:val="ru-RU"/>
+        </w:rPr>
+        <w:t>-</w:t>
+      </w:r>
+      <w:r>
+        <w:rPr>
+          <w:lang w:val="en-US"/>
+        </w:rPr>
+        <w:t>B</w:t>
+      </w:r>
+      <w:r>
+        <w:rPr>
+          <w:lang w:val="ru-RU"/>
+        </w:rPr>
+        <w:t xml:space="preserve">0, </w:t>
+      </w:r>
+      <w:r>
+        <w:rPr>
+          <w:lang w:val="ru-RU"/>
+        </w:rPr>
+        <w:t xml:space="preserve">специально настроенных для решения задач распознавания эмоций. Эффективность </w:t>
+      </w:r>
+      <w:r>
+        <w:rPr>
+          <w:lang w:val="en-US"/>
+        </w:rPr>
+        <w:t>EmotiEffNet</w:t>
+      </w:r>
+      <w:r>
+        <w:rPr>
+          <w:lang w:val="ru-RU"/>
+        </w:rPr>
+        <w:t xml:space="preserve"> </w:t>
+      </w:r>
+      <w:r>
+        <w:rPr>
+          <w:lang w:val="ru-RU"/>
+        </w:rPr>
+        <w:t xml:space="preserve">достигается за счет двухэтапной стратегии предобучения: сеть сначала обучается на крупном датасете </w:t>
+      </w:r>
+      <w:r>
+        <w:rPr>
+          <w:lang w:val="en-US"/>
+        </w:rPr>
+        <w:t>VGGFace</w:t>
+      </w:r>
+      <w:r>
+        <w:rPr>
+          <w:lang w:val="ru-RU"/>
+        </w:rPr>
+        <w:t xml:space="preserve">2 </w:t>
+      </w:r>
+      <w:r>
+        <w:rPr>
+          <w:lang w:val="ru-RU"/>
+        </w:rPr>
+        <w:t xml:space="preserve">для задачи определения лица, а затем дообучается на </w:t>
+      </w:r>
+      <w:r>
+        <w:rPr>
+          <w:lang w:val="en-US"/>
+        </w:rPr>
+        <w:t>AffectNet</w:t>
+      </w:r>
+      <w:r>
+        <w:rPr>
+          <w:lang w:val="ru-RU"/>
+        </w:rPr>
+        <w:t xml:space="preserve"> </w:t>
+      </w:r>
+      <w:r>
+        <w:rPr>
+          <w:lang w:val="ru-RU"/>
+        </w:rPr>
+        <w:t xml:space="preserve">с фокусом на эмоциональные категории. Такая схема позволяет модели наследовать способность различать тонкие лицевые особенности от </w:t>
+      </w:r>
+      <w:r>
+        <w:rPr>
+          <w:lang w:val="en-US"/>
+        </w:rPr>
+        <w:t>VGGFace</w:t>
+      </w:r>
+      <w:r>
+        <w:rPr>
+          <w:lang w:val="ru-RU"/>
+        </w:rPr>
+        <w:t xml:space="preserve">2, </w:t>
+      </w:r>
+      <w:r>
+        <w:rPr>
+          <w:lang w:val="ru-RU"/>
+        </w:rPr>
+        <w:t xml:space="preserve">а затем адаптировать эти знания к пространству эмоций. В работе А.В. Савченко </w:t>
+      </w:r>
+      <w:r>
+        <w:rPr>
+          <w:lang w:val="ru-RU"/>
+        </w:rPr>
+        <w:t>[</w:t>
+      </w:r>
+      <w:r>
+        <w:rPr>
+          <w:lang w:val="ru-RU"/>
+        </w:rPr>
+        <w:t>42</w:t>
+      </w:r>
+      <w:r>
+        <w:rPr>
+          <w:lang w:val="ru-RU"/>
+        </w:rPr>
+        <w:t xml:space="preserve">], </w:t>
+      </w:r>
+      <w:r>
+        <w:rPr>
+          <w:lang w:val="ru-RU"/>
+        </w:rPr>
+        <w:t xml:space="preserve">представлено семейство </w:t>
+      </w:r>
+      <w:proofErr w:type="spellStart"/>
+      <w:r>
+        <w:rPr>
+          <w:lang w:val="en-US"/>
+        </w:rPr>
+        <w:t>EmotiEffNets</w:t>
+      </w:r>
+      <w:proofErr w:type="spellEnd"/>
+      <w:r>
+        <w:rPr>
+          <w:lang w:val="ru-RU"/>
+        </w:rPr>
+        <w:t xml:space="preserve">, </w:t>
+      </w:r>
+      <w:r>
+        <w:rPr>
+          <w:lang w:val="ru-RU"/>
+        </w:rPr>
+        <w:t xml:space="preserve">предназначенных для распознавания выражений лица, предсказания валентности и возбуждения, а также детекции лицевых действий. Эти модели показали эффективность на международных соревнованиях, в частности соревнования </w:t>
+      </w:r>
+      <w:r>
+        <w:rPr>
+          <w:lang w:val="en-US"/>
+        </w:rPr>
+        <w:t>ABAW</w:t>
+      </w:r>
+      <w:r>
+        <w:rPr>
+          <w:lang w:val="ru-RU"/>
+        </w:rPr>
+        <w:t xml:space="preserve"> (</w:t>
+      </w:r>
+      <w:r>
+        <w:rPr>
+          <w:lang w:val="en-US"/>
+        </w:rPr>
+        <w:t>Affective</w:t>
+      </w:r>
+      <w:r>
+        <w:rPr>
+          <w:lang w:val="ru-RU"/>
+        </w:rPr>
+        <w:t xml:space="preserve"> &amp; </w:t>
+      </w:r>
+      <w:r>
+        <w:rPr>
+          <w:lang w:val="en-US"/>
+        </w:rPr>
+        <w:t>Behavior</w:t>
+      </w:r>
+      <w:r>
+        <w:rPr>
+          <w:lang w:val="ru-RU"/>
+        </w:rPr>
+        <w:t xml:space="preserve"> </w:t>
+      </w:r>
+      <w:proofErr w:type="spellStart"/>
+      <w:r>
+        <w:rPr>
+          <w:lang w:val="en-US"/>
+        </w:rPr>
+        <w:t>Analysisi</w:t>
+      </w:r>
+      <w:proofErr w:type="spellEnd"/>
+      <w:r>
+        <w:rPr>
+          <w:lang w:val="ru-RU"/>
+        </w:rPr>
+        <w:t xml:space="preserve"> </w:t>
+      </w:r>
+      <w:r>
+        <w:rPr>
+          <w:lang w:val="en-US"/>
+        </w:rPr>
+        <w:t>in</w:t>
+      </w:r>
+      <w:r>
+        <w:rPr>
+          <w:lang w:val="ru-RU"/>
+        </w:rPr>
+        <w:t>-</w:t>
+      </w:r>
+      <w:r>
+        <w:rPr>
+          <w:lang w:val="en-US"/>
+        </w:rPr>
+        <w:t>the</w:t>
+      </w:r>
+      <w:r>
+        <w:rPr>
+          <w:lang w:val="ru-RU"/>
+        </w:rPr>
+        <w:t>-</w:t>
+      </w:r>
+      <w:r>
+        <w:rPr>
+          <w:lang w:val="en-US"/>
+        </w:rPr>
+        <w:t>wild</w:t>
+      </w:r>
+      <w:r>
+        <w:rPr>
+          <w:lang w:val="ru-RU"/>
+        </w:rPr>
+        <w:t>).</w:t>
       </w:r>
     </w:p>
     <w:p>
@@ -8372,6 +10523,7 @@
         <w:pStyle w:val="Heading3"/>
       </w:pPr>
       <w:r>
+        <w:lastRenderedPageBreak/>
         <w:t xml:space="preserve">Темпоральные агрегаторы для последовательности кадров: </w:t>
       </w:r>
       <w:proofErr w:type="spellStart"/>
@@ -8405,6 +10557,230 @@
     </w:p>
     <w:p>
       <w:pPr>
+        <w:rPr>
+          <w:lang w:val="ru-RU"/>
+        </w:rPr>
+      </w:pPr>
+      <w:r>
+        <w:rPr>
+          <w:lang w:val="ru-RU"/>
+        </w:rPr>
+        <w:t xml:space="preserve">Извлечение пространственных признаков из отдельных кадров (с помощью </w:t>
+      </w:r>
+      <w:proofErr w:type="spellStart"/>
+      <w:r>
+        <w:rPr>
+          <w:lang w:val="ru-RU"/>
+        </w:rPr>
+        <w:t>бэкбонов</w:t>
+      </w:r>
+      <w:proofErr w:type="spellEnd"/>
+      <w:r>
+        <w:rPr>
+          <w:lang w:val="ru-RU"/>
+        </w:rPr>
+        <w:t>, рассмотренных в прошлом параграфе) дает статическое представление мимики. Однако эмоциональное состояние человека разворачивается во времени: удивление может смениться на радость, грусть – нейтральным состоянием, а интенсивность эмоции может нарастать или затухать на протяжении высказывания. Учет этих временных зависимостей требует агрегации пространственных признаков по некоторой последовательности кадров, что достигается с помощью темпоральных агрегаторов.</w:t>
+      </w:r>
+      <w:r>
+        <w:rPr>
+          <w:lang w:val="ru-RU"/>
+        </w:rPr>
+        <w:t xml:space="preserve"> Рассмотрим два класса темпоральных агрегаторов: двунаправленные рекуррентные сети и временные сверточные сети. Выбор этих архитектур обусловлен их различными компромиссами между учетом контекста, параллелизуемостью и вычислительной эффективностью.</w:t>
+      </w:r>
+    </w:p>
+    <w:p>
+      <w:pPr>
+        <w:rPr>
+          <w:lang w:val="ru-RU"/>
+        </w:rPr>
+      </w:pPr>
+      <w:r>
+        <w:rPr>
+          <w:b/>
+          <w:bCs/>
+          <w:lang w:val="ru-RU"/>
+        </w:rPr>
+        <w:t>Двунаправленные рекуррентные сети (</w:t>
+      </w:r>
+      <w:proofErr w:type="spellStart"/>
+      <w:r>
+        <w:rPr>
+          <w:b/>
+          <w:bCs/>
+          <w:lang w:val="en-US"/>
+        </w:rPr>
+        <w:t>BiLSTM</w:t>
+      </w:r>
+      <w:proofErr w:type="spellEnd"/>
+      <w:r>
+        <w:rPr>
+          <w:b/>
+          <w:bCs/>
+          <w:lang w:val="ru-RU"/>
+        </w:rPr>
+        <w:t xml:space="preserve"> и </w:t>
+      </w:r>
+      <w:proofErr w:type="spellStart"/>
+      <w:r>
+        <w:rPr>
+          <w:b/>
+          <w:bCs/>
+          <w:lang w:val="en-US"/>
+        </w:rPr>
+        <w:t>BiGRU</w:t>
+      </w:r>
+      <w:proofErr w:type="spellEnd"/>
+      <w:r>
+        <w:rPr>
+          <w:b/>
+          <w:bCs/>
+          <w:lang w:val="ru-RU"/>
+        </w:rPr>
+        <w:t>).</w:t>
+      </w:r>
+      <w:r>
+        <w:rPr>
+          <w:lang w:val="ru-RU"/>
+        </w:rPr>
+        <w:t xml:space="preserve"> </w:t>
+      </w:r>
+      <w:r>
+        <w:rPr>
+          <w:lang w:val="ru-RU"/>
+        </w:rPr>
+        <w:t>Базовыми рекуррентными архитектурами для последовательных данных являются долгая краткосрочная память (</w:t>
+      </w:r>
+      <w:r>
+        <w:rPr>
+          <w:lang w:val="en-US"/>
+        </w:rPr>
+        <w:t>LSTM</w:t>
+      </w:r>
+      <w:r>
+        <w:rPr>
+          <w:lang w:val="ru-RU"/>
+        </w:rPr>
+        <w:t xml:space="preserve">) </w:t>
+      </w:r>
+      <w:r>
+        <w:rPr>
+          <w:lang w:val="ru-RU"/>
+        </w:rPr>
+        <w:t>и управляемый рекуррентный блок (</w:t>
+      </w:r>
+      <w:r>
+        <w:rPr>
+          <w:lang w:val="en-US"/>
+        </w:rPr>
+        <w:t>GRU</w:t>
+      </w:r>
+      <w:r>
+        <w:rPr>
+          <w:lang w:val="ru-RU"/>
+        </w:rPr>
+        <w:t>)</w:t>
+      </w:r>
+      <w:r>
+        <w:rPr>
+          <w:lang w:val="ru-RU"/>
+        </w:rPr>
+        <w:t xml:space="preserve"> [43] [44] [45]</w:t>
+      </w:r>
+      <w:r>
+        <w:rPr>
+          <w:lang w:val="ru-RU"/>
+        </w:rPr>
+        <w:t xml:space="preserve">. Оба подхода решают проблему затухающих градиентов стандартных </w:t>
+      </w:r>
+      <w:r>
+        <w:rPr>
+          <w:lang w:val="en-US"/>
+        </w:rPr>
+        <w:t>RNN</w:t>
+      </w:r>
+      <w:r>
+        <w:rPr>
+          <w:lang w:val="ru-RU"/>
+        </w:rPr>
+        <w:t xml:space="preserve"> </w:t>
+      </w:r>
+      <w:r>
+        <w:rPr>
+          <w:lang w:val="ru-RU"/>
+        </w:rPr>
+        <w:t xml:space="preserve">за счет вентильных механизмов, регулирующих поток информации. Однако в задаче распознавания эмоций текущая мимика зависит не только от предыдущих кадров, но и от последующих – человек может проявлять эмоцию, затем возвращаться к нейтральному состоянию, и этот возврат важен для контекста. </w:t>
+      </w:r>
+      <w:r>
+        <w:rPr>
+          <w:b/>
+          <w:bCs/>
+          <w:lang w:val="ru-RU"/>
+        </w:rPr>
+        <w:t>Двунаправленные версии</w:t>
+      </w:r>
+      <w:r>
+        <w:rPr>
+          <w:lang w:val="ru-RU"/>
+        </w:rPr>
+        <w:t xml:space="preserve"> (</w:t>
+      </w:r>
+      <w:proofErr w:type="spellStart"/>
+      <w:r>
+        <w:rPr>
+          <w:lang w:val="en-US"/>
+        </w:rPr>
+        <w:t>BiLSTM</w:t>
+      </w:r>
+      <w:proofErr w:type="spellEnd"/>
+      <w:r>
+        <w:rPr>
+          <w:lang w:val="ru-RU"/>
+        </w:rPr>
+        <w:t xml:space="preserve">, </w:t>
+      </w:r>
+      <w:proofErr w:type="spellStart"/>
+      <w:r>
+        <w:rPr>
+          <w:lang w:val="en-US"/>
+        </w:rPr>
+        <w:t>BiGRU</w:t>
+      </w:r>
+      <w:proofErr w:type="spellEnd"/>
+      <w:r>
+        <w:rPr>
+          <w:lang w:val="ru-RU"/>
+        </w:rPr>
+        <w:t xml:space="preserve">) </w:t>
+      </w:r>
+      <w:r>
+        <w:rPr>
+          <w:lang w:val="ru-RU"/>
+        </w:rPr>
+        <w:t xml:space="preserve">обрабатывают последовательность в обоих направлениях: прямой слой захватывает зависимости от прошлого к будущему, обратный – от будущего к прошлому, а </w:t>
+      </w:r>
+      <w:r>
+        <w:rPr>
+          <w:lang w:val="ru-RU"/>
+        </w:rPr>
+        <w:lastRenderedPageBreak/>
+        <w:t>финальное представление формируется конкатенацией скрытых состояний обоих слоев.</w:t>
+      </w:r>
+      <w:r>
+        <w:rPr>
+          <w:lang w:val="ru-RU"/>
+        </w:rPr>
+        <w:t xml:space="preserve"> </w:t>
+      </w:r>
+    </w:p>
+    <w:p>
+      <w:pPr>
+        <w:rPr>
+          <w:lang w:val="ru-RU"/>
+        </w:rPr>
+      </w:pPr>
+    </w:p>
+    <w:p>
+      <w:pPr>
         <w:pStyle w:val="Heading2"/>
       </w:pPr>
       <w:proofErr w:type="spellStart"/>
@@ -8702,194 +11078,200 @@
         <w:rPr>
           <w:lang w:val="ru-RU"/>
         </w:rPr>
+        <w:t>Второй</w:t>
+      </w:r>
+      <w:r>
+        <w:rPr>
+          <w:lang w:val="ru-RU"/>
+        </w:rPr>
+        <w:t xml:space="preserve"> </w:t>
+      </w:r>
+      <w:r>
+        <w:rPr>
+          <w:lang w:val="ru-RU"/>
+        </w:rPr>
+        <w:t>вид</w:t>
+      </w:r>
+      <w:r>
+        <w:rPr>
+          <w:lang w:val="ru-RU"/>
+        </w:rPr>
+        <w:t xml:space="preserve">: </w:t>
+      </w:r>
+      <w:r>
+        <w:rPr>
+          <w:lang w:val="en-US"/>
+        </w:rPr>
+        <w:t>Facial</w:t>
+      </w:r>
+      <w:r>
+        <w:rPr>
+          <w:lang w:val="ru-RU"/>
+        </w:rPr>
+        <w:t xml:space="preserve"> </w:t>
+      </w:r>
+      <w:r>
+        <w:rPr>
+          <w:lang w:val="en-US"/>
+        </w:rPr>
+        <w:t>expression</w:t>
+      </w:r>
+      <w:r>
+        <w:rPr>
+          <w:lang w:val="ru-RU"/>
+        </w:rPr>
+        <w:t xml:space="preserve"> </w:t>
+      </w:r>
+      <w:r>
+        <w:rPr>
+          <w:lang w:val="en-US"/>
+        </w:rPr>
+        <w:t>emotion</w:t>
+      </w:r>
+      <w:r>
+        <w:rPr>
+          <w:lang w:val="ru-RU"/>
+        </w:rPr>
+        <w:t xml:space="preserve"> </w:t>
+      </w:r>
+      <w:r>
+        <w:rPr>
+          <w:lang w:val="en-US"/>
+        </w:rPr>
+        <w:t>recognition</w:t>
+      </w:r>
+      <w:r>
+        <w:rPr>
+          <w:lang w:val="ru-RU"/>
+        </w:rPr>
+        <w:t xml:space="preserve"> (</w:t>
+      </w:r>
+      <w:r>
+        <w:rPr>
+          <w:lang w:val="en-US"/>
+        </w:rPr>
+        <w:t>FER</w:t>
+      </w:r>
+      <w:r>
+        <w:rPr>
+          <w:lang w:val="ru-RU"/>
+        </w:rPr>
+        <w:t xml:space="preserve">) [8] </w:t>
+      </w:r>
+      <w:r>
+        <w:rPr>
+          <w:lang w:val="ru-RU"/>
+        </w:rPr>
+        <w:t>состоит</w:t>
+      </w:r>
+      <w:r>
+        <w:rPr>
+          <w:lang w:val="ru-RU"/>
+        </w:rPr>
+        <w:t xml:space="preserve"> </w:t>
+      </w:r>
+      <w:r>
+        <w:rPr>
+          <w:lang w:val="ru-RU"/>
+        </w:rPr>
+        <w:t>в</w:t>
+      </w:r>
+      <w:r>
+        <w:rPr>
+          <w:lang w:val="ru-RU"/>
+        </w:rPr>
+        <w:t xml:space="preserve"> </w:t>
+      </w:r>
+      <w:r>
+        <w:rPr>
+          <w:lang w:val="ru-RU"/>
+        </w:rPr>
+        <w:t>использовании</w:t>
+      </w:r>
+      <w:r>
+        <w:rPr>
+          <w:lang w:val="ru-RU"/>
+        </w:rPr>
+        <w:t xml:space="preserve"> </w:t>
+      </w:r>
+      <w:r>
+        <w:rPr>
+          <w:lang w:val="ru-RU"/>
+        </w:rPr>
+        <w:t>техник компьютерного зрения (</w:t>
+      </w:r>
+      <w:r>
+        <w:rPr>
+          <w:lang w:val="en-US"/>
+        </w:rPr>
+        <w:t>CV</w:t>
+      </w:r>
+      <w:r>
+        <w:rPr>
+          <w:lang w:val="ru-RU"/>
+        </w:rPr>
+        <w:t>)</w:t>
+      </w:r>
+      <w:r>
+        <w:rPr>
+          <w:lang w:val="ru-RU"/>
+        </w:rPr>
+        <w:t xml:space="preserve">, для отслеживания изменений мышц лица. В фундаментальной работе </w:t>
+      </w:r>
+      <w:r>
+        <w:rPr>
+          <w:lang w:val="en-US"/>
+        </w:rPr>
+        <w:t>Ekman</w:t>
+      </w:r>
+      <w:r>
+        <w:rPr>
+          <w:lang w:val="ru-RU"/>
+        </w:rPr>
+        <w:t xml:space="preserve"> </w:t>
+      </w:r>
+      <w:r>
+        <w:rPr>
+          <w:lang w:val="ru-RU"/>
+        </w:rPr>
+        <w:t xml:space="preserve">и </w:t>
+      </w:r>
+      <w:r>
+        <w:rPr>
+          <w:lang w:val="en-US"/>
+        </w:rPr>
+        <w:t>Friesen</w:t>
+      </w:r>
+      <w:r>
+        <w:rPr>
+          <w:lang w:val="ru-RU"/>
+        </w:rPr>
+        <w:t xml:space="preserve"> </w:t>
+      </w:r>
+      <w:r>
+        <w:rPr>
+          <w:lang w:val="ru-RU"/>
+        </w:rPr>
+        <w:t>[</w:t>
+      </w:r>
+      <w:r>
+        <w:rPr>
+          <w:lang w:val="ru-RU"/>
+        </w:rPr>
+        <w:t xml:space="preserve">9] </w:t>
+      </w:r>
+      <w:r>
+        <w:rPr>
+          <w:lang w:val="ru-RU"/>
+        </w:rPr>
+        <w:t xml:space="preserve">все </w:t>
+      </w:r>
+      <w:r>
+        <w:rPr>
+          <w:lang w:val="ru-RU"/>
+        </w:rPr>
         <w:lastRenderedPageBreak/>
-        <w:t>Второй</w:t>
-      </w:r>
-      <w:r>
-        <w:rPr>
-          <w:lang w:val="ru-RU"/>
-        </w:rPr>
-        <w:t xml:space="preserve"> </w:t>
-      </w:r>
-      <w:r>
-        <w:rPr>
-          <w:lang w:val="ru-RU"/>
-        </w:rPr>
-        <w:t>вид</w:t>
-      </w:r>
-      <w:r>
-        <w:rPr>
-          <w:lang w:val="ru-RU"/>
-        </w:rPr>
-        <w:t xml:space="preserve">: </w:t>
-      </w:r>
-      <w:r>
-        <w:rPr>
-          <w:lang w:val="en-US"/>
-        </w:rPr>
-        <w:t>Facial</w:t>
-      </w:r>
-      <w:r>
-        <w:rPr>
-          <w:lang w:val="ru-RU"/>
-        </w:rPr>
-        <w:t xml:space="preserve"> </w:t>
-      </w:r>
-      <w:r>
-        <w:rPr>
-          <w:lang w:val="en-US"/>
-        </w:rPr>
-        <w:t>expression</w:t>
-      </w:r>
-      <w:r>
-        <w:rPr>
-          <w:lang w:val="ru-RU"/>
-        </w:rPr>
-        <w:t xml:space="preserve"> </w:t>
-      </w:r>
-      <w:r>
-        <w:rPr>
-          <w:lang w:val="en-US"/>
-        </w:rPr>
-        <w:t>emotion</w:t>
-      </w:r>
-      <w:r>
-        <w:rPr>
-          <w:lang w:val="ru-RU"/>
-        </w:rPr>
-        <w:t xml:space="preserve"> </w:t>
-      </w:r>
-      <w:r>
-        <w:rPr>
-          <w:lang w:val="en-US"/>
-        </w:rPr>
-        <w:t>recognition</w:t>
-      </w:r>
-      <w:r>
-        <w:rPr>
-          <w:lang w:val="ru-RU"/>
-        </w:rPr>
-        <w:t xml:space="preserve"> (</w:t>
-      </w:r>
-      <w:r>
-        <w:rPr>
-          <w:lang w:val="en-US"/>
-        </w:rPr>
-        <w:t>FER</w:t>
-      </w:r>
-      <w:r>
-        <w:rPr>
-          <w:lang w:val="ru-RU"/>
-        </w:rPr>
-        <w:t xml:space="preserve">) [8] </w:t>
-      </w:r>
-      <w:r>
-        <w:rPr>
-          <w:lang w:val="ru-RU"/>
-        </w:rPr>
-        <w:t>состоит</w:t>
-      </w:r>
-      <w:r>
-        <w:rPr>
-          <w:lang w:val="ru-RU"/>
-        </w:rPr>
-        <w:t xml:space="preserve"> </w:t>
-      </w:r>
-      <w:r>
-        <w:rPr>
-          <w:lang w:val="ru-RU"/>
-        </w:rPr>
-        <w:t>в</w:t>
-      </w:r>
-      <w:r>
-        <w:rPr>
-          <w:lang w:val="ru-RU"/>
-        </w:rPr>
-        <w:t xml:space="preserve"> </w:t>
-      </w:r>
-      <w:r>
-        <w:rPr>
-          <w:lang w:val="ru-RU"/>
-        </w:rPr>
-        <w:t>использовании</w:t>
-      </w:r>
-      <w:r>
-        <w:rPr>
-          <w:lang w:val="ru-RU"/>
-        </w:rPr>
-        <w:t xml:space="preserve"> </w:t>
-      </w:r>
-      <w:r>
-        <w:rPr>
-          <w:lang w:val="ru-RU"/>
-        </w:rPr>
-        <w:t>техник компьютерного зрения (</w:t>
-      </w:r>
-      <w:r>
-        <w:rPr>
-          <w:lang w:val="en-US"/>
-        </w:rPr>
-        <w:t>CV</w:t>
-      </w:r>
-      <w:r>
-        <w:rPr>
-          <w:lang w:val="ru-RU"/>
-        </w:rPr>
-        <w:t>)</w:t>
-      </w:r>
-      <w:r>
-        <w:rPr>
-          <w:lang w:val="ru-RU"/>
-        </w:rPr>
-        <w:t xml:space="preserve">, для отслеживания изменений мышц лица. В фундаментальной работе </w:t>
-      </w:r>
-      <w:r>
-        <w:rPr>
-          <w:lang w:val="en-US"/>
-        </w:rPr>
-        <w:t>Ekman</w:t>
-      </w:r>
-      <w:r>
-        <w:rPr>
-          <w:lang w:val="ru-RU"/>
-        </w:rPr>
-        <w:t xml:space="preserve"> </w:t>
-      </w:r>
-      <w:r>
-        <w:rPr>
-          <w:lang w:val="ru-RU"/>
-        </w:rPr>
-        <w:t xml:space="preserve">и </w:t>
-      </w:r>
-      <w:r>
-        <w:rPr>
-          <w:lang w:val="en-US"/>
-        </w:rPr>
-        <w:t>Friesen</w:t>
-      </w:r>
-      <w:r>
-        <w:rPr>
-          <w:lang w:val="ru-RU"/>
-        </w:rPr>
-        <w:t xml:space="preserve"> </w:t>
-      </w:r>
-      <w:r>
-        <w:rPr>
-          <w:lang w:val="ru-RU"/>
-        </w:rPr>
-        <w:t>[</w:t>
-      </w:r>
-      <w:r>
-        <w:rPr>
-          <w:lang w:val="ru-RU"/>
-        </w:rPr>
-        <w:t xml:space="preserve">9] </w:t>
-      </w:r>
-      <w:r>
-        <w:rPr>
-          <w:lang w:val="ru-RU"/>
-        </w:rPr>
-        <w:t>все мышцы лица были разделены на три основные группы</w:t>
+        <w:t>мышцы лица были разделены на три основные группы</w:t>
       </w:r>
       <w:r>
         <w:rPr>
@@ -9264,15 +11646,7 @@
     </w:p>
     <w:p>
       <w:r>
-        <w:t xml:space="preserve">Важно также различать датасеты, которые мы будем использовать для </w:t>
-      </w:r>
-      <w:proofErr w:type="spellStart"/>
-      <w:r>
-        <w:t>предобучения</w:t>
-      </w:r>
-      <w:proofErr w:type="spellEnd"/>
-      <w:r>
-        <w:t xml:space="preserve"> наших моделей и датасеты, на которых будем измерять качество,</w:t>
+        <w:t>Важно также различать датасеты, которые мы будем использовать для предобучения наших моделей и датасеты, на которых будем измерять качество,</w:t>
       </w:r>
       <w:r>
         <w:t xml:space="preserve"> так как если для обеих целей использовать одни и те же датасеты, то в результаты мы получим завышенные результаты из-за “утечки </w:t>
@@ -9381,15 +11755,7 @@
       <w:bookmarkStart w:id="11" w:name="_5q2gajw5y3ki" w:colFirst="0" w:colLast="0"/>
       <w:bookmarkEnd w:id="11"/>
       <w:r>
-        <w:t xml:space="preserve">RAVDESS был выбран в качестве основного датасета для </w:t>
-      </w:r>
-      <w:proofErr w:type="spellStart"/>
-      <w:r>
-        <w:t>предобучения</w:t>
-      </w:r>
-      <w:proofErr w:type="spellEnd"/>
-      <w:r>
-        <w:t xml:space="preserve"> видео </w:t>
+        <w:t xml:space="preserve">RAVDESS был выбран в качестве основного датасета для предобучения видео </w:t>
       </w:r>
       <w:r>
         <w:t>модели, поскольку</w:t>
@@ -9702,21 +12068,7 @@
         <w:rPr>
           <w:lang w:val="ru-RU"/>
         </w:rPr>
-        <w:t xml:space="preserve"> на сессиях 1-4 с валидацией на сессии 5. Модели классифицируют аудио и видео по 8 классам эмоций. «Другая» эмоция была исключена из датасета из-за крайне малого количества примеров, а также отсутствия в датасетах </w:t>
-      </w:r>
-      <w:proofErr w:type="spellStart"/>
-      <w:r>
-        <w:rPr>
-          <w:lang w:val="ru-RU"/>
-        </w:rPr>
-        <w:t>предобучения</w:t>
-      </w:r>
-      <w:proofErr w:type="spellEnd"/>
-      <w:r>
-        <w:rPr>
-          <w:lang w:val="ru-RU"/>
-        </w:rPr>
-        <w:t>.</w:t>
+        <w:t xml:space="preserve"> на сессиях 1-4 с валидацией на сессии 5. Модели классифицируют аудио и видео по 8 классам эмоций. «Другая» эмоция была исключена из датасета из-за крайне малого количества примеров, а также отсутствия в датасетах предобучения.</w:t>
       </w:r>
     </w:p>
     <w:p>
@@ -9962,21 +12314,7 @@
         <w:rPr>
           <w:lang w:val="ru-RU"/>
         </w:rPr>
-        <w:t xml:space="preserve">; затем полученные веса загружаются, и вся итоговая архитектура </w:t>
-      </w:r>
-      <w:proofErr w:type="spellStart"/>
-      <w:r>
-        <w:rPr>
-          <w:lang w:val="ru-RU"/>
-        </w:rPr>
-        <w:t>дообучается</w:t>
-      </w:r>
-      <w:proofErr w:type="spellEnd"/>
-      <w:r>
-        <w:rPr>
-          <w:lang w:val="ru-RU"/>
-        </w:rPr>
-        <w:t xml:space="preserve"> на </w:t>
+        <w:t xml:space="preserve">; затем полученные веса загружаются, и вся итоговая архитектура дообучается на </w:t>
       </w:r>
       <w:r>
         <w:rPr>
@@ -11811,7 +14149,7 @@
       </w:r>
       <w:r>
         <w:rPr>
-          <w:lang w:val="ru-RU"/>
+          <w:lang w:val="en-US"/>
         </w:rPr>
         <w:t xml:space="preserve">IEEE. </w:t>
       </w:r>
@@ -11819,7 +14157,7 @@
         <w:r>
           <w:rPr>
             <w:rStyle w:val="Hyperlink"/>
-            <w:lang w:val="ru-RU"/>
+            <w:lang w:val="en-US"/>
           </w:rPr>
           <w:t>https://doi.org/10.1109/iSAI-NLP48611.2019.9045511</w:t>
         </w:r>
@@ -11831,9 +14169,646 @@
         <w:t>.</w:t>
       </w:r>
     </w:p>
+    <w:p>
+      <w:pPr>
+        <w:pStyle w:val="ListParagraph"/>
+        <w:numPr>
+          <w:ilvl w:val="0"/>
+          <w:numId w:val="19"/>
+        </w:numPr>
+        <w:rPr>
+          <w:lang w:val="en-US"/>
+        </w:rPr>
+      </w:pPr>
+      <w:r>
+        <w:rPr>
+          <w:lang w:val="en-US"/>
+        </w:rPr>
+        <w:t xml:space="preserve">Viola, P., &amp; Jones, M. (2001). Rapid object detection using a boosted cascade of simple features. Proceedings of the 2001 IEEE Computer Society Conference on Computer Vision and Pattern Recognition (CVPR 2001), 1, I–I. </w:t>
+      </w:r>
+      <w:hyperlink r:id="rId21" w:history="1">
+        <w:r>
+          <w:rPr>
+            <w:rStyle w:val="Hyperlink"/>
+            <w:lang w:val="en-US"/>
+          </w:rPr>
+          <w:t>https://doi.org/10.1109/CVPR.2001.990517</w:t>
+        </w:r>
+      </w:hyperlink>
+      <w:r>
+        <w:rPr>
+          <w:lang w:val="en-US"/>
+        </w:rPr>
+        <w:t>.</w:t>
+      </w:r>
+    </w:p>
+    <w:p>
+      <w:pPr>
+        <w:pStyle w:val="ListParagraph"/>
+        <w:numPr>
+          <w:ilvl w:val="0"/>
+          <w:numId w:val="19"/>
+        </w:numPr>
+        <w:rPr>
+          <w:lang w:val="en-US"/>
+        </w:rPr>
+      </w:pPr>
+      <w:r>
+        <w:rPr>
+          <w:lang w:val="en-US"/>
+        </w:rPr>
+        <w:t xml:space="preserve">Bazarevsky, Valentin &amp; </w:t>
+      </w:r>
+      <w:proofErr w:type="spellStart"/>
+      <w:r>
+        <w:rPr>
+          <w:lang w:val="en-US"/>
+        </w:rPr>
+        <w:t>Kartynnik</w:t>
+      </w:r>
+      <w:proofErr w:type="spellEnd"/>
+      <w:r>
+        <w:rPr>
+          <w:lang w:val="en-US"/>
+        </w:rPr>
+        <w:t xml:space="preserve">, Yury &amp; </w:t>
+      </w:r>
+      <w:proofErr w:type="spellStart"/>
+      <w:r>
+        <w:rPr>
+          <w:lang w:val="en-US"/>
+        </w:rPr>
+        <w:t>Vakunov</w:t>
+      </w:r>
+      <w:proofErr w:type="spellEnd"/>
+      <w:r>
+        <w:rPr>
+          <w:lang w:val="en-US"/>
+        </w:rPr>
+        <w:t xml:space="preserve">, Andrey &amp; Raveendran, Karthik &amp; Grundmann, Matthias. (2019). </w:t>
+      </w:r>
+      <w:proofErr w:type="spellStart"/>
+      <w:r>
+        <w:rPr>
+          <w:lang w:val="en-US"/>
+        </w:rPr>
+        <w:t>BlazeFace</w:t>
+      </w:r>
+      <w:proofErr w:type="spellEnd"/>
+      <w:r>
+        <w:rPr>
+          <w:lang w:val="en-US"/>
+        </w:rPr>
+        <w:t>: Sub-millisecond Neural Face Detection on Mobile GPUs. 10.48550/arXiv.1907.05047.</w:t>
+      </w:r>
+    </w:p>
+    <w:p>
+      <w:pPr>
+        <w:pStyle w:val="ListParagraph"/>
+        <w:numPr>
+          <w:ilvl w:val="0"/>
+          <w:numId w:val="19"/>
+        </w:numPr>
+        <w:rPr>
+          <w:lang w:val="en-US"/>
+        </w:rPr>
+      </w:pPr>
+      <w:r>
+        <w:rPr>
+          <w:lang w:val="en-US"/>
+        </w:rPr>
+        <w:t xml:space="preserve">N. Dalal and B. Triggs, "Histograms of oriented gradients for human detection," 2005 IEEE Computer Society Conference on Computer Vision and Pattern Recognition (CVPR'05), San Diego, CA, USA, 2005, pp. 886-893 vol. 1, </w:t>
+      </w:r>
+      <w:proofErr w:type="spellStart"/>
+      <w:r>
+        <w:rPr>
+          <w:lang w:val="en-US"/>
+        </w:rPr>
+        <w:t>doi</w:t>
+      </w:r>
+      <w:proofErr w:type="spellEnd"/>
+      <w:r>
+        <w:rPr>
+          <w:lang w:val="en-US"/>
+        </w:rPr>
+        <w:t>: 10.1109/CVPR.2005.177.</w:t>
+      </w:r>
+    </w:p>
+    <w:p>
+      <w:pPr>
+        <w:pStyle w:val="ListParagraph"/>
+        <w:numPr>
+          <w:ilvl w:val="0"/>
+          <w:numId w:val="19"/>
+        </w:numPr>
+        <w:rPr>
+          <w:lang w:val="en-US"/>
+        </w:rPr>
+      </w:pPr>
+      <w:r>
+        <w:rPr>
+          <w:lang w:val="en-US"/>
+        </w:rPr>
+        <w:t xml:space="preserve">K. Zhang, Z. Zhang, Z. Li and Y. Qiao, "Joint Face Detection and Alignment Using Multitask Cascaded Convolutional Networks," in IEEE Signal Processing Letters, vol. 23, no. 10, pp. 1499-1503, Oct. 2016, </w:t>
+      </w:r>
+      <w:proofErr w:type="spellStart"/>
+      <w:r>
+        <w:rPr>
+          <w:lang w:val="en-US"/>
+        </w:rPr>
+        <w:t>doi</w:t>
+      </w:r>
+      <w:proofErr w:type="spellEnd"/>
+      <w:r>
+        <w:rPr>
+          <w:lang w:val="en-US"/>
+        </w:rPr>
+        <w:t>: 10.1109/LSP.2016.2603342.</w:t>
+      </w:r>
+    </w:p>
+    <w:p>
+      <w:pPr>
+        <w:pStyle w:val="ListParagraph"/>
+        <w:numPr>
+          <w:ilvl w:val="0"/>
+          <w:numId w:val="19"/>
+        </w:numPr>
+        <w:rPr>
+          <w:lang w:val="en-US"/>
+        </w:rPr>
+      </w:pPr>
+      <w:r>
+        <w:rPr>
+          <w:lang w:val="en-US"/>
+        </w:rPr>
+        <w:lastRenderedPageBreak/>
+        <w:t xml:space="preserve">Deng, </w:t>
+      </w:r>
+      <w:proofErr w:type="spellStart"/>
+      <w:r>
+        <w:rPr>
+          <w:lang w:val="en-US"/>
+        </w:rPr>
+        <w:t>Jiankang</w:t>
+      </w:r>
+      <w:proofErr w:type="spellEnd"/>
+      <w:r>
+        <w:rPr>
+          <w:lang w:val="en-US"/>
+        </w:rPr>
+        <w:t xml:space="preserve"> &amp; Guo, Jia &amp; Zhou, Yuxiang &amp; Yu, Jinke &amp; </w:t>
+      </w:r>
+      <w:proofErr w:type="spellStart"/>
+      <w:r>
+        <w:rPr>
+          <w:lang w:val="en-US"/>
+        </w:rPr>
+        <w:t>Kotsia</w:t>
+      </w:r>
+      <w:proofErr w:type="spellEnd"/>
+      <w:r>
+        <w:rPr>
+          <w:lang w:val="en-US"/>
+        </w:rPr>
+        <w:t xml:space="preserve">, Irene &amp; Zafeiriou, Stefanos. (2019). </w:t>
+      </w:r>
+      <w:proofErr w:type="spellStart"/>
+      <w:r>
+        <w:rPr>
+          <w:lang w:val="en-US"/>
+        </w:rPr>
+        <w:t>RetinaFace</w:t>
+      </w:r>
+      <w:proofErr w:type="spellEnd"/>
+      <w:r>
+        <w:rPr>
+          <w:lang w:val="en-US"/>
+        </w:rPr>
+        <w:t xml:space="preserve">: Single-stage Dense Face </w:t>
+      </w:r>
+      <w:proofErr w:type="spellStart"/>
+      <w:r>
+        <w:rPr>
+          <w:lang w:val="en-US"/>
+        </w:rPr>
+        <w:t>Localisation</w:t>
+      </w:r>
+      <w:proofErr w:type="spellEnd"/>
+      <w:r>
+        <w:rPr>
+          <w:lang w:val="en-US"/>
+        </w:rPr>
+        <w:t xml:space="preserve"> in the Wild. 10.48550/arXiv.1905.00641.</w:t>
+      </w:r>
+    </w:p>
+    <w:p>
+      <w:pPr>
+        <w:pStyle w:val="ListParagraph"/>
+        <w:numPr>
+          <w:ilvl w:val="0"/>
+          <w:numId w:val="19"/>
+        </w:numPr>
+        <w:rPr>
+          <w:lang w:val="en-US"/>
+        </w:rPr>
+      </w:pPr>
+      <w:r>
+        <w:rPr>
+          <w:lang w:val="en-US"/>
+        </w:rPr>
+        <w:t xml:space="preserve">Jocher, G., Chaurasia, A., &amp; Qiu, J. (2023). </w:t>
+      </w:r>
+      <w:proofErr w:type="spellStart"/>
+      <w:r>
+        <w:rPr>
+          <w:lang w:val="en-US"/>
+        </w:rPr>
+        <w:t>Ultralytics</w:t>
+      </w:r>
+      <w:proofErr w:type="spellEnd"/>
+      <w:r>
+        <w:rPr>
+          <w:lang w:val="en-US"/>
+        </w:rPr>
+        <w:t xml:space="preserve"> YOLOv8 (Version 8.0.0) [Computer software]. </w:t>
+      </w:r>
+      <w:hyperlink r:id="rId22" w:history="1">
+        <w:r>
+          <w:rPr>
+            <w:rStyle w:val="Hyperlink"/>
+            <w:lang w:val="en-US"/>
+          </w:rPr>
+          <w:t>https://github.com/ultralytics/ultralytics</w:t>
+        </w:r>
+      </w:hyperlink>
+    </w:p>
+    <w:p>
+      <w:pPr>
+        <w:pStyle w:val="ListParagraph"/>
+        <w:numPr>
+          <w:ilvl w:val="0"/>
+          <w:numId w:val="19"/>
+        </w:numPr>
+        <w:rPr>
+          <w:lang w:val="en-US"/>
+        </w:rPr>
+      </w:pPr>
+      <w:r>
+        <w:rPr>
+          <w:lang w:val="en-US"/>
+        </w:rPr>
+        <w:t xml:space="preserve">Liu, Wei &amp; Erhan, Dumitru &amp; Szegedy, Christian &amp; Reed, Scott &amp; Fu, Cheng-Yang &amp; Berg, Alexander. </w:t>
+      </w:r>
+      <w:r>
+        <w:rPr>
+          <w:lang w:val="ru-RU"/>
+        </w:rPr>
+        <w:t xml:space="preserve">(2016). SSD: Single </w:t>
+      </w:r>
+      <w:proofErr w:type="spellStart"/>
+      <w:r>
+        <w:rPr>
+          <w:lang w:val="ru-RU"/>
+        </w:rPr>
+        <w:t>Shot</w:t>
+      </w:r>
+      <w:proofErr w:type="spellEnd"/>
+      <w:r>
+        <w:rPr>
+          <w:lang w:val="ru-RU"/>
+        </w:rPr>
+        <w:t xml:space="preserve"> </w:t>
+      </w:r>
+      <w:proofErr w:type="spellStart"/>
+      <w:r>
+        <w:rPr>
+          <w:lang w:val="ru-RU"/>
+        </w:rPr>
+        <w:t>MultiBox</w:t>
+      </w:r>
+      <w:proofErr w:type="spellEnd"/>
+      <w:r>
+        <w:rPr>
+          <w:lang w:val="ru-RU"/>
+        </w:rPr>
+        <w:t xml:space="preserve"> </w:t>
+      </w:r>
+      <w:proofErr w:type="spellStart"/>
+      <w:r>
+        <w:rPr>
+          <w:lang w:val="ru-RU"/>
+        </w:rPr>
+        <w:t>Detector</w:t>
+      </w:r>
+      <w:proofErr w:type="spellEnd"/>
+      <w:r>
+        <w:rPr>
+          <w:lang w:val="ru-RU"/>
+        </w:rPr>
+        <w:t>. 9905. 21-37. 10.1007/978-3-319-46448-0_2.</w:t>
+      </w:r>
+    </w:p>
+    <w:p>
+      <w:pPr>
+        <w:pStyle w:val="ListParagraph"/>
+        <w:numPr>
+          <w:ilvl w:val="0"/>
+          <w:numId w:val="19"/>
+        </w:numPr>
+        <w:rPr>
+          <w:lang w:val="en-US"/>
+        </w:rPr>
+      </w:pPr>
+      <w:r>
+        <w:rPr>
+          <w:lang w:val="en-US"/>
+        </w:rPr>
+        <w:t xml:space="preserve">A. Howard et al., "Searching for MobileNetV3," 2019 IEEE/CVF International Conference on Computer Vision (ICCV), Seoul, Korea (South), 2019, pp. 1314-1324, </w:t>
+      </w:r>
+      <w:proofErr w:type="spellStart"/>
+      <w:r>
+        <w:rPr>
+          <w:lang w:val="en-US"/>
+        </w:rPr>
+        <w:t>doi</w:t>
+      </w:r>
+      <w:proofErr w:type="spellEnd"/>
+      <w:r>
+        <w:rPr>
+          <w:lang w:val="en-US"/>
+        </w:rPr>
+        <w:t>: 10.1109/ICCV.2019.00140.</w:t>
+      </w:r>
+    </w:p>
+    <w:p>
+      <w:pPr>
+        <w:pStyle w:val="ListParagraph"/>
+        <w:numPr>
+          <w:ilvl w:val="0"/>
+          <w:numId w:val="19"/>
+        </w:numPr>
+        <w:rPr>
+          <w:lang w:val="en-US"/>
+        </w:rPr>
+      </w:pPr>
+      <w:r>
+        <w:rPr>
+          <w:lang w:val="en-US"/>
+        </w:rPr>
+        <w:t xml:space="preserve">Wang, F., Li, X., &amp; Zhang, Y. (2023). A lightweight method for face expression recognition based on improved MobileNetV3. IET Image Processing. </w:t>
+      </w:r>
+      <w:hyperlink r:id="rId23" w:history="1">
+        <w:r>
+          <w:rPr>
+            <w:rStyle w:val="Hyperlink"/>
+            <w:lang w:val="en-US"/>
+          </w:rPr>
+          <w:t>https://doi.org/10.1049/ipr2.12860</w:t>
+        </w:r>
+      </w:hyperlink>
+    </w:p>
+    <w:p>
+      <w:pPr>
+        <w:pStyle w:val="ListParagraph"/>
+        <w:numPr>
+          <w:ilvl w:val="0"/>
+          <w:numId w:val="19"/>
+        </w:numPr>
+        <w:rPr>
+          <w:lang w:val="en-US"/>
+        </w:rPr>
+      </w:pPr>
+      <w:r>
+        <w:rPr>
+          <w:lang w:val="en-US"/>
+        </w:rPr>
+        <w:t>A. V. Savchenko, "</w:t>
+      </w:r>
+      <w:proofErr w:type="spellStart"/>
+      <w:r>
+        <w:rPr>
+          <w:lang w:val="en-US"/>
+        </w:rPr>
+        <w:t>EmotiEffNets</w:t>
+      </w:r>
+      <w:proofErr w:type="spellEnd"/>
+      <w:r>
+        <w:rPr>
+          <w:lang w:val="en-US"/>
+        </w:rPr>
+        <w:t xml:space="preserve"> for Facial Processing in Video-based Valence-Arousal Prediction, Expression Classification and Action Unit Detection," 2023 IEEE/CVF Conference on Computer Vision and Pattern Recognition Workshops (CVPRW), Vancouver, BC, Canada, 2023, pp. 5716-5724, </w:t>
+      </w:r>
+      <w:proofErr w:type="spellStart"/>
+      <w:r>
+        <w:rPr>
+          <w:lang w:val="en-US"/>
+        </w:rPr>
+        <w:t>doi</w:t>
+      </w:r>
+      <w:proofErr w:type="spellEnd"/>
+      <w:r>
+        <w:rPr>
+          <w:lang w:val="en-US"/>
+        </w:rPr>
+        <w:t>: 10.1109/CVPRW59228.2023.00606.</w:t>
+      </w:r>
+    </w:p>
+    <w:p>
+      <w:pPr>
+        <w:pStyle w:val="ListParagraph"/>
+        <w:numPr>
+          <w:ilvl w:val="0"/>
+          <w:numId w:val="19"/>
+        </w:numPr>
+        <w:rPr>
+          <w:lang w:val="en-US"/>
+        </w:rPr>
+      </w:pPr>
+      <w:r>
+        <w:rPr>
+          <w:lang w:val="en-US"/>
+        </w:rPr>
+        <w:t xml:space="preserve">Graves, Alex &amp; </w:t>
+      </w:r>
+      <w:proofErr w:type="spellStart"/>
+      <w:r>
+        <w:rPr>
+          <w:lang w:val="en-US"/>
+        </w:rPr>
+        <w:t>Schmidhuber</w:t>
+      </w:r>
+      <w:proofErr w:type="spellEnd"/>
+      <w:r>
+        <w:rPr>
+          <w:lang w:val="en-US"/>
+        </w:rPr>
+        <w:t>, Jürgen. (2005). Framewise phoneme classification with bidirectional LSTM and other neural network architectures. Neural networks: the official journal of the International Neural Network Society. 18. 602-10. 10.1016/j.neunet.2005.06.042.</w:t>
+      </w:r>
+    </w:p>
+    <w:p>
+      <w:pPr>
+        <w:pStyle w:val="ListParagraph"/>
+        <w:numPr>
+          <w:ilvl w:val="0"/>
+          <w:numId w:val="19"/>
+        </w:numPr>
+        <w:rPr>
+          <w:lang w:val="en-US"/>
+        </w:rPr>
+      </w:pPr>
+      <w:r>
+        <w:rPr>
+          <w:lang w:val="en-US"/>
+        </w:rPr>
+        <w:t xml:space="preserve">Cho, </w:t>
+      </w:r>
+      <w:proofErr w:type="spellStart"/>
+      <w:r>
+        <w:rPr>
+          <w:lang w:val="en-US"/>
+        </w:rPr>
+        <w:t>Kyunghyun</w:t>
+      </w:r>
+      <w:proofErr w:type="spellEnd"/>
+      <w:r>
+        <w:rPr>
+          <w:lang w:val="en-US"/>
+        </w:rPr>
+        <w:t xml:space="preserve"> &amp; </w:t>
+      </w:r>
+      <w:proofErr w:type="spellStart"/>
+      <w:r>
+        <w:rPr>
+          <w:lang w:val="en-US"/>
+        </w:rPr>
+        <w:t>Merrienboer</w:t>
+      </w:r>
+      <w:proofErr w:type="spellEnd"/>
+      <w:r>
+        <w:rPr>
+          <w:lang w:val="en-US"/>
+        </w:rPr>
+        <w:t xml:space="preserve">, Bart &amp; </w:t>
+      </w:r>
+      <w:proofErr w:type="spellStart"/>
+      <w:r>
+        <w:rPr>
+          <w:lang w:val="en-US"/>
+        </w:rPr>
+        <w:t>Bahdanau</w:t>
+      </w:r>
+      <w:proofErr w:type="spellEnd"/>
+      <w:r>
+        <w:rPr>
+          <w:lang w:val="en-US"/>
+        </w:rPr>
+        <w:t xml:space="preserve">, Dzmitry &amp; Schwenk, Holger &amp; </w:t>
+      </w:r>
+      <w:proofErr w:type="spellStart"/>
+      <w:r>
+        <w:rPr>
+          <w:lang w:val="en-US"/>
+        </w:rPr>
+        <w:t>Gulcehre</w:t>
+      </w:r>
+      <w:proofErr w:type="spellEnd"/>
+      <w:r>
+        <w:rPr>
+          <w:lang w:val="en-US"/>
+        </w:rPr>
+        <w:t xml:space="preserve">, Caglar &amp; </w:t>
+      </w:r>
+      <w:proofErr w:type="spellStart"/>
+      <w:r>
+        <w:rPr>
+          <w:lang w:val="en-US"/>
+        </w:rPr>
+        <w:t>Bougares</w:t>
+      </w:r>
+      <w:proofErr w:type="spellEnd"/>
+      <w:r>
+        <w:rPr>
+          <w:lang w:val="en-US"/>
+        </w:rPr>
+        <w:t>, Fethi. (2014). Learning Phrase Representations using RNN Encoder-Decoder for Statistical Machine Translation. 10.3115/v1/D14-1179.</w:t>
+      </w:r>
+    </w:p>
+    <w:p>
+      <w:pPr>
+        <w:pStyle w:val="ListParagraph"/>
+        <w:numPr>
+          <w:ilvl w:val="0"/>
+          <w:numId w:val="19"/>
+        </w:numPr>
+        <w:rPr>
+          <w:lang w:val="en-US"/>
+        </w:rPr>
+      </w:pPr>
+      <w:r>
+        <w:rPr>
+          <w:lang w:val="en-US"/>
+        </w:rPr>
+        <w:lastRenderedPageBreak/>
+        <w:t xml:space="preserve">Chung, </w:t>
+      </w:r>
+      <w:proofErr w:type="spellStart"/>
+      <w:r>
+        <w:rPr>
+          <w:lang w:val="en-US"/>
+        </w:rPr>
+        <w:t>Junyoung</w:t>
+      </w:r>
+      <w:proofErr w:type="spellEnd"/>
+      <w:r>
+        <w:rPr>
+          <w:lang w:val="en-US"/>
+        </w:rPr>
+        <w:t xml:space="preserve"> &amp; </w:t>
+      </w:r>
+      <w:proofErr w:type="spellStart"/>
+      <w:r>
+        <w:rPr>
+          <w:lang w:val="en-US"/>
+        </w:rPr>
+        <w:t>Gulcehre</w:t>
+      </w:r>
+      <w:proofErr w:type="spellEnd"/>
+      <w:r>
+        <w:rPr>
+          <w:lang w:val="en-US"/>
+        </w:rPr>
+        <w:t xml:space="preserve">, Caglar &amp; Cho, </w:t>
+      </w:r>
+      <w:proofErr w:type="spellStart"/>
+      <w:r>
+        <w:rPr>
+          <w:lang w:val="en-US"/>
+        </w:rPr>
+        <w:t>KyungHyun</w:t>
+      </w:r>
+      <w:proofErr w:type="spellEnd"/>
+      <w:r>
+        <w:rPr>
+          <w:lang w:val="en-US"/>
+        </w:rPr>
+        <w:t>. (2014). Empirical Evaluation of Gated Recurrent Neural Networks on Sequence Modeling.</w:t>
+      </w:r>
+    </w:p>
+    <w:p>
+      <w:pPr>
+        <w:pStyle w:val="ListParagraph"/>
+        <w:numPr>
+          <w:ilvl w:val="0"/>
+          <w:numId w:val="19"/>
+        </w:numPr>
+        <w:rPr>
+          <w:lang w:val="en-US"/>
+        </w:rPr>
+      </w:pPr>
+    </w:p>
     <w:sectPr>
-      <w:footerReference w:type="even" r:id="rId21"/>
-      <w:footerReference w:type="default" r:id="rId22"/>
+      <w:footerReference w:type="even" r:id="rId24"/>
+      <w:footerReference w:type="default" r:id="rId25"/>
       <w:pgSz w:w="11906" w:h="16838"/>
       <w:pgMar w:top="1134" w:right="1134" w:bottom="1418" w:left="1134" w:header="709" w:footer="709" w:gutter="0"/>
       <w:pgNumType w:start="1"/>
@@ -12911,6 +15886,119 @@
     </w:lvl>
   </w:abstractNum>
   <w:abstractNum w:abstractNumId="10" w15:restartNumberingAfterBreak="0">
+    <w:nsid w:val="4A903512"/>
+    <w:multiLevelType w:val="hybridMultilevel"/>
+    <w:tmpl w:val="406E21C0"/>
+    <w:lvl w:ilvl="0" w:tplc="04090001">
+      <w:start w:val="1"/>
+      <w:numFmt w:val="bullet"/>
+      <w:lvlText w:val=""/>
+      <w:lvlJc w:val="left"/>
+      <w:pPr>
+        <w:ind w:left="1440" w:hanging="360"/>
+      </w:pPr>
+      <w:rPr>
+        <w:rFonts w:ascii="Symbol" w:hAnsi="Symbol" w:hint="default"/>
+      </w:rPr>
+    </w:lvl>
+    <w:lvl w:ilvl="1" w:tplc="04090003" w:tentative="1">
+      <w:start w:val="1"/>
+      <w:numFmt w:val="bullet"/>
+      <w:lvlText w:val="o"/>
+      <w:lvlJc w:val="left"/>
+      <w:pPr>
+        <w:ind w:left="2160" w:hanging="360"/>
+      </w:pPr>
+      <w:rPr>
+        <w:rFonts w:ascii="Courier New" w:hAnsi="Courier New" w:cs="Courier New" w:hint="default"/>
+      </w:rPr>
+    </w:lvl>
+    <w:lvl w:ilvl="2" w:tplc="04090005" w:tentative="1">
+      <w:start w:val="1"/>
+      <w:numFmt w:val="bullet"/>
+      <w:lvlText w:val=""/>
+      <w:lvlJc w:val="left"/>
+      <w:pPr>
+        <w:ind w:left="2880" w:hanging="360"/>
+      </w:pPr>
+      <w:rPr>
+        <w:rFonts w:ascii="Wingdings" w:hAnsi="Wingdings" w:hint="default"/>
+      </w:rPr>
+    </w:lvl>
+    <w:lvl w:ilvl="3" w:tplc="04090001" w:tentative="1">
+      <w:start w:val="1"/>
+      <w:numFmt w:val="bullet"/>
+      <w:lvlText w:val=""/>
+      <w:lvlJc w:val="left"/>
+      <w:pPr>
+        <w:ind w:left="3600" w:hanging="360"/>
+      </w:pPr>
+      <w:rPr>
+        <w:rFonts w:ascii="Symbol" w:hAnsi="Symbol" w:hint="default"/>
+      </w:rPr>
+    </w:lvl>
+    <w:lvl w:ilvl="4" w:tplc="04090003" w:tentative="1">
+      <w:start w:val="1"/>
+      <w:numFmt w:val="bullet"/>
+      <w:lvlText w:val="o"/>
+      <w:lvlJc w:val="left"/>
+      <w:pPr>
+        <w:ind w:left="4320" w:hanging="360"/>
+      </w:pPr>
+      <w:rPr>
+        <w:rFonts w:ascii="Courier New" w:hAnsi="Courier New" w:cs="Courier New" w:hint="default"/>
+      </w:rPr>
+    </w:lvl>
+    <w:lvl w:ilvl="5" w:tplc="04090005" w:tentative="1">
+      <w:start w:val="1"/>
+      <w:numFmt w:val="bullet"/>
+      <w:lvlText w:val=""/>
+      <w:lvlJc w:val="left"/>
+      <w:pPr>
+        <w:ind w:left="5040" w:hanging="360"/>
+      </w:pPr>
+      <w:rPr>
+        <w:rFonts w:ascii="Wingdings" w:hAnsi="Wingdings" w:hint="default"/>
+      </w:rPr>
+    </w:lvl>
+    <w:lvl w:ilvl="6" w:tplc="04090001" w:tentative="1">
+      <w:start w:val="1"/>
+      <w:numFmt w:val="bullet"/>
+      <w:lvlText w:val=""/>
+      <w:lvlJc w:val="left"/>
+      <w:pPr>
+        <w:ind w:left="5760" w:hanging="360"/>
+      </w:pPr>
+      <w:rPr>
+        <w:rFonts w:ascii="Symbol" w:hAnsi="Symbol" w:hint="default"/>
+      </w:rPr>
+    </w:lvl>
+    <w:lvl w:ilvl="7" w:tplc="04090003" w:tentative="1">
+      <w:start w:val="1"/>
+      <w:numFmt w:val="bullet"/>
+      <w:lvlText w:val="o"/>
+      <w:lvlJc w:val="left"/>
+      <w:pPr>
+        <w:ind w:left="6480" w:hanging="360"/>
+      </w:pPr>
+      <w:rPr>
+        <w:rFonts w:ascii="Courier New" w:hAnsi="Courier New" w:cs="Courier New" w:hint="default"/>
+      </w:rPr>
+    </w:lvl>
+    <w:lvl w:ilvl="8" w:tplc="04090005" w:tentative="1">
+      <w:start w:val="1"/>
+      <w:numFmt w:val="bullet"/>
+      <w:lvlText w:val=""/>
+      <w:lvlJc w:val="left"/>
+      <w:pPr>
+        <w:ind w:left="7200" w:hanging="360"/>
+      </w:pPr>
+      <w:rPr>
+        <w:rFonts w:ascii="Wingdings" w:hAnsi="Wingdings" w:hint="default"/>
+      </w:rPr>
+    </w:lvl>
+  </w:abstractNum>
+  <w:abstractNum w:abstractNumId="11" w15:restartNumberingAfterBreak="0">
     <w:nsid w:val="4AF72663"/>
     <w:multiLevelType w:val="multilevel"/>
     <w:tmpl w:val="DCD6A2F0"/>
@@ -12996,7 +16084,7 @@
       </w:pPr>
     </w:lvl>
   </w:abstractNum>
-  <w:abstractNum w:abstractNumId="11" w15:restartNumberingAfterBreak="0">
+  <w:abstractNum w:abstractNumId="12" w15:restartNumberingAfterBreak="0">
     <w:nsid w:val="5B546BB2"/>
     <w:multiLevelType w:val="multilevel"/>
     <w:tmpl w:val="C6E0FBC8"/>
@@ -13082,7 +16170,7 @@
       </w:pPr>
     </w:lvl>
   </w:abstractNum>
-  <w:abstractNum w:abstractNumId="12" w15:restartNumberingAfterBreak="0">
+  <w:abstractNum w:abstractNumId="13" w15:restartNumberingAfterBreak="0">
     <w:nsid w:val="5B8A7F31"/>
     <w:multiLevelType w:val="multilevel"/>
     <w:tmpl w:val="A93E3BE4"/>
@@ -13168,7 +16256,7 @@
       </w:pPr>
     </w:lvl>
   </w:abstractNum>
-  <w:abstractNum w:abstractNumId="13" w15:restartNumberingAfterBreak="0">
+  <w:abstractNum w:abstractNumId="14" w15:restartNumberingAfterBreak="0">
     <w:nsid w:val="6058688A"/>
     <w:multiLevelType w:val="multilevel"/>
     <w:tmpl w:val="9DF64CFA"/>
@@ -13254,7 +16342,7 @@
       </w:pPr>
     </w:lvl>
   </w:abstractNum>
-  <w:abstractNum w:abstractNumId="14" w15:restartNumberingAfterBreak="0">
+  <w:abstractNum w:abstractNumId="15" w15:restartNumberingAfterBreak="0">
     <w:nsid w:val="609F7FBC"/>
     <w:multiLevelType w:val="hybridMultilevel"/>
     <w:tmpl w:val="45505E2E"/>
@@ -13367,7 +16455,7 @@
       </w:rPr>
     </w:lvl>
   </w:abstractNum>
-  <w:abstractNum w:abstractNumId="15" w15:restartNumberingAfterBreak="0">
+  <w:abstractNum w:abstractNumId="16" w15:restartNumberingAfterBreak="0">
     <w:nsid w:val="66034E07"/>
     <w:multiLevelType w:val="hybridMultilevel"/>
     <w:tmpl w:val="F5B00086"/>
@@ -13456,7 +16544,7 @@
       </w:pPr>
     </w:lvl>
   </w:abstractNum>
-  <w:abstractNum w:abstractNumId="16" w15:restartNumberingAfterBreak="0">
+  <w:abstractNum w:abstractNumId="17" w15:restartNumberingAfterBreak="0">
     <w:nsid w:val="69565AA0"/>
     <w:multiLevelType w:val="multilevel"/>
     <w:tmpl w:val="0F6C1A5C"/>
@@ -13542,7 +16630,7 @@
       </w:pPr>
     </w:lvl>
   </w:abstractNum>
-  <w:abstractNum w:abstractNumId="17" w15:restartNumberingAfterBreak="0">
+  <w:abstractNum w:abstractNumId="18" w15:restartNumberingAfterBreak="0">
     <w:nsid w:val="6A300EC7"/>
     <w:multiLevelType w:val="multilevel"/>
     <w:tmpl w:val="C6E0FBC8"/>
@@ -13628,7 +16716,7 @@
       </w:pPr>
     </w:lvl>
   </w:abstractNum>
-  <w:abstractNum w:abstractNumId="18" w15:restartNumberingAfterBreak="0">
+  <w:abstractNum w:abstractNumId="19" w15:restartNumberingAfterBreak="0">
     <w:nsid w:val="6A645E5D"/>
     <w:multiLevelType w:val="multilevel"/>
     <w:tmpl w:val="BCB270F6"/>
@@ -13741,7 +16829,7 @@
       </w:rPr>
     </w:lvl>
   </w:abstractNum>
-  <w:abstractNum w:abstractNumId="19" w15:restartNumberingAfterBreak="0">
+  <w:abstractNum w:abstractNumId="20" w15:restartNumberingAfterBreak="0">
     <w:nsid w:val="6F9C0C12"/>
     <w:multiLevelType w:val="multilevel"/>
     <w:tmpl w:val="732E1C3C"/>
@@ -13827,7 +16915,7 @@
       </w:pPr>
     </w:lvl>
   </w:abstractNum>
-  <w:abstractNum w:abstractNumId="20" w15:restartNumberingAfterBreak="0">
+  <w:abstractNum w:abstractNumId="21" w15:restartNumberingAfterBreak="0">
     <w:nsid w:val="70827C3D"/>
     <w:multiLevelType w:val="multilevel"/>
     <w:tmpl w:val="E6B43CAC"/>
@@ -13913,7 +17001,7 @@
       </w:pPr>
     </w:lvl>
   </w:abstractNum>
-  <w:abstractNum w:abstractNumId="21" w15:restartNumberingAfterBreak="0">
+  <w:abstractNum w:abstractNumId="22" w15:restartNumberingAfterBreak="0">
     <w:nsid w:val="77845A4D"/>
     <w:multiLevelType w:val="multilevel"/>
     <w:tmpl w:val="37D8E5F8"/>
@@ -14027,16 +17115,16 @@
     </w:lvl>
   </w:abstractNum>
   <w:num w:numId="1" w16cid:durableId="561336134">
-    <w:abstractNumId w:val="21"/>
+    <w:abstractNumId w:val="22"/>
   </w:num>
   <w:num w:numId="2" w16cid:durableId="49041992">
-    <w:abstractNumId w:val="11"/>
+    <w:abstractNumId w:val="12"/>
   </w:num>
   <w:num w:numId="3" w16cid:durableId="696467752">
     <w:abstractNumId w:val="3"/>
   </w:num>
   <w:num w:numId="4" w16cid:durableId="1672949433">
-    <w:abstractNumId w:val="13"/>
+    <w:abstractNumId w:val="14"/>
   </w:num>
   <w:num w:numId="5" w16cid:durableId="13968377">
     <w:abstractNumId w:val="5"/>
@@ -14048,7 +17136,7 @@
     <w:abstractNumId w:val="6"/>
   </w:num>
   <w:num w:numId="8" w16cid:durableId="1954435038">
-    <w:abstractNumId w:val="20"/>
+    <w:abstractNumId w:val="21"/>
   </w:num>
   <w:num w:numId="9" w16cid:durableId="599721879">
     <w:abstractNumId w:val="2"/>
@@ -14060,40 +17148,43 @@
     <w:abstractNumId w:val="7"/>
   </w:num>
   <w:num w:numId="12" w16cid:durableId="311257918">
-    <w:abstractNumId w:val="19"/>
+    <w:abstractNumId w:val="20"/>
   </w:num>
   <w:num w:numId="13" w16cid:durableId="1734351860">
-    <w:abstractNumId w:val="16"/>
+    <w:abstractNumId w:val="17"/>
   </w:num>
   <w:num w:numId="14" w16cid:durableId="14117052">
-    <w:abstractNumId w:val="10"/>
+    <w:abstractNumId w:val="11"/>
   </w:num>
   <w:num w:numId="15" w16cid:durableId="829754962">
-    <w:abstractNumId w:val="18"/>
+    <w:abstractNumId w:val="19"/>
   </w:num>
   <w:num w:numId="16" w16cid:durableId="162552718">
     <w:abstractNumId w:val="1"/>
   </w:num>
   <w:num w:numId="17" w16cid:durableId="985940334">
-    <w:abstractNumId w:val="12"/>
+    <w:abstractNumId w:val="13"/>
   </w:num>
   <w:num w:numId="18" w16cid:durableId="804542834">
     <w:abstractNumId w:val="9"/>
   </w:num>
   <w:num w:numId="19" w16cid:durableId="184756338">
-    <w:abstractNumId w:val="17"/>
+    <w:abstractNumId w:val="18"/>
   </w:num>
   <w:num w:numId="20" w16cid:durableId="928201573">
-    <w:abstractNumId w:val="14"/>
+    <w:abstractNumId w:val="15"/>
   </w:num>
   <w:num w:numId="21" w16cid:durableId="1411345936">
     <w:abstractNumId w:val="4"/>
   </w:num>
   <w:num w:numId="22" w16cid:durableId="333728735">
-    <w:abstractNumId w:val="15"/>
+    <w:abstractNumId w:val="16"/>
   </w:num>
   <w:num w:numId="23" w16cid:durableId="196167270">
     <w:abstractNumId w:val="7"/>
+  </w:num>
+  <w:num w:numId="24" w16cid:durableId="1531187095">
+    <w:abstractNumId w:val="10"/>
   </w:num>
 </w:numbering>
 </file>

--- a/Diploma.docx
+++ b/Diploma.docx
@@ -252,6 +252,7 @@
           <w:lang w:val="ru-RU"/>
         </w:rPr>
       </w:pPr>
+      <w:proofErr w:type="spellStart"/>
       <w:r>
         <w:rPr>
           <w:i/>
@@ -261,7 +262,19 @@
           <w:szCs w:val="26"/>
           <w:lang w:val="ru-RU"/>
         </w:rPr>
-        <w:t>Канделов Дамир Русланович</w:t>
+        <w:t>Канделов</w:t>
+      </w:r>
+      <w:proofErr w:type="spellEnd"/>
+      <w:r>
+        <w:rPr>
+          <w:i/>
+          <w:iCs/>
+          <w:color w:val="000000"/>
+          <w:sz w:val="26"/>
+          <w:szCs w:val="26"/>
+          <w:lang w:val="ru-RU"/>
+        </w:rPr>
+        <w:t xml:space="preserve"> Дамир Русланович</w:t>
       </w:r>
     </w:p>
     <w:p>
@@ -683,6 +696,7 @@
         </w:rPr>
         <w:br/>
       </w:r>
+      <w:proofErr w:type="spellStart"/>
       <w:r>
         <w:rPr>
           <w:color w:val="000000"/>
@@ -690,7 +704,37 @@
           <w:szCs w:val="26"/>
           <w:lang w:val="en-US"/>
         </w:rPr>
-        <w:t>Нижний Новгород, 2026</w:t>
+        <w:t>Нижний</w:t>
+      </w:r>
+      <w:proofErr w:type="spellEnd"/>
+      <w:r>
+        <w:rPr>
+          <w:color w:val="000000"/>
+          <w:sz w:val="26"/>
+          <w:szCs w:val="26"/>
+          <w:lang w:val="en-US"/>
+        </w:rPr>
+        <w:t xml:space="preserve"> </w:t>
+      </w:r>
+      <w:proofErr w:type="spellStart"/>
+      <w:r>
+        <w:rPr>
+          <w:color w:val="000000"/>
+          <w:sz w:val="26"/>
+          <w:szCs w:val="26"/>
+          <w:lang w:val="en-US"/>
+        </w:rPr>
+        <w:t>Новгород</w:t>
+      </w:r>
+      <w:proofErr w:type="spellEnd"/>
+      <w:r>
+        <w:rPr>
+          <w:color w:val="000000"/>
+          <w:sz w:val="26"/>
+          <w:szCs w:val="26"/>
+          <w:lang w:val="en-US"/>
+        </w:rPr>
+        <w:t>, 2026</w:t>
       </w:r>
     </w:p>
     <w:p>
@@ -3891,7 +3935,87 @@
     <w:p>
       <w:r>
         <w:tab/>
-        <w:t xml:space="preserve">Эмоции играют фундаментальную роль в человеческом общении, они влияют на принятие решений, социальные взаимодействия и общее психологическое благополучие. Способность классифицировать выражения лиц и эмоции становится все более важной задачей в развитии общения между человек и компьютером (human-computer interaction, HCI), особенно в областях распознавания эмоций в разговорах (emotion recognition in conversations, ERC) и более современного мультимодального распознавания эмоций в разговорах (multimodal recognition in conversations, MERC). </w:t>
+        <w:t>Эмоции играют фундаментальную роль в человеческом общении, они влияют на принятие решений, социальные взаимодействия и общее психологическое благополучие. Способность классифицировать выражения лиц и эмоции становится все более важной задачей в развитии общения между человек и компьютером (</w:t>
+      </w:r>
+      <w:proofErr w:type="spellStart"/>
+      <w:r>
+        <w:t>human-computer</w:t>
+      </w:r>
+      <w:proofErr w:type="spellEnd"/>
+      <w:r>
+        <w:t xml:space="preserve"> </w:t>
+      </w:r>
+      <w:proofErr w:type="spellStart"/>
+      <w:r>
+        <w:t>interaction</w:t>
+      </w:r>
+      <w:proofErr w:type="spellEnd"/>
+      <w:r>
+        <w:t>, HCI), особенно в областях распознавания эмоций в разговорах (</w:t>
+      </w:r>
+      <w:proofErr w:type="spellStart"/>
+      <w:r>
+        <w:t>emotion</w:t>
+      </w:r>
+      <w:proofErr w:type="spellEnd"/>
+      <w:r>
+        <w:t xml:space="preserve"> </w:t>
+      </w:r>
+      <w:proofErr w:type="spellStart"/>
+      <w:r>
+        <w:t>recognition</w:t>
+      </w:r>
+      <w:proofErr w:type="spellEnd"/>
+      <w:r>
+        <w:t xml:space="preserve"> </w:t>
+      </w:r>
+      <w:proofErr w:type="spellStart"/>
+      <w:r>
+        <w:t>in</w:t>
+      </w:r>
+      <w:proofErr w:type="spellEnd"/>
+      <w:r>
+        <w:t xml:space="preserve"> </w:t>
+      </w:r>
+      <w:proofErr w:type="spellStart"/>
+      <w:r>
+        <w:t>conversations</w:t>
+      </w:r>
+      <w:proofErr w:type="spellEnd"/>
+      <w:r>
+        <w:t>, ERC) и более современного мультимодального распознавания эмоций в разговорах (</w:t>
+      </w:r>
+      <w:proofErr w:type="spellStart"/>
+      <w:r>
+        <w:t>multimodal</w:t>
+      </w:r>
+      <w:proofErr w:type="spellEnd"/>
+      <w:r>
+        <w:t xml:space="preserve"> </w:t>
+      </w:r>
+      <w:proofErr w:type="spellStart"/>
+      <w:r>
+        <w:t>recognition</w:t>
+      </w:r>
+      <w:proofErr w:type="spellEnd"/>
+      <w:r>
+        <w:t xml:space="preserve"> </w:t>
+      </w:r>
+      <w:proofErr w:type="spellStart"/>
+      <w:r>
+        <w:t>in</w:t>
+      </w:r>
+      <w:proofErr w:type="spellEnd"/>
+      <w:r>
+        <w:t xml:space="preserve"> </w:t>
+      </w:r>
+      <w:proofErr w:type="spellStart"/>
+      <w:r>
+        <w:t>conversations</w:t>
+      </w:r>
+      <w:proofErr w:type="spellEnd"/>
+      <w:r>
+        <w:t xml:space="preserve">, MERC). </w:t>
       </w:r>
     </w:p>
     <w:p>
@@ -3908,7 +4032,15 @@
         </w:numPr>
       </w:pPr>
       <w:r>
-        <w:t>виртуальных ассистентах (Алиса, ChatGPT и т.д.) для того чтобы сделать общение с человеком более живым и естественным - формировать ответы с учетом текущего эмоционального состояния человека;</w:t>
+        <w:t xml:space="preserve">виртуальных ассистентах (Алиса, ChatGPT и т.д.) для </w:t>
+      </w:r>
+      <w:proofErr w:type="gramStart"/>
+      <w:r>
+        <w:t>того</w:t>
+      </w:r>
+      <w:proofErr w:type="gramEnd"/>
+      <w:r>
+        <w:t xml:space="preserve"> чтобы сделать общение с человеком более живым и естественным - формировать ответы с учетом текущего эмоционального состояния человека;</w:t>
       </w:r>
     </w:p>
     <w:p>
@@ -4030,7 +4162,21 @@
         <w:rPr>
           <w:lang w:val="ru-RU"/>
         </w:rPr>
-        <w:t xml:space="preserve">Современные модели, как правило, строятся по принципу параллельной обработки обоих потоков данных: видео и аудио обрабатываются одновременно тяжелыми нейросетевыми бэкбонами, что приводит к высокому энергопотреблению, долгой работе моделей и делает практически невозможным их использование на мобильных устройствах, во встраиваемых системах или в сервисах с ограниченным бюджетом. </w:t>
+        <w:t xml:space="preserve">Современные модели, как правило, строятся по принципу параллельной обработки обоих потоков данных: видео и аудио обрабатываются одновременно тяжелыми нейросетевыми </w:t>
+      </w:r>
+      <w:proofErr w:type="spellStart"/>
+      <w:r>
+        <w:rPr>
+          <w:lang w:val="ru-RU"/>
+        </w:rPr>
+        <w:t>бэкбонами</w:t>
+      </w:r>
+      <w:proofErr w:type="spellEnd"/>
+      <w:r>
+        <w:rPr>
+          <w:lang w:val="ru-RU"/>
+        </w:rPr>
+        <w:t xml:space="preserve">, что приводит к высокому энергопотреблению, долгой работе моделей и делает практически невозможным их использование на мобильных устройствах, во встраиваемых системах или в сервисах с ограниченным бюджетом. </w:t>
       </w:r>
       <w:r>
         <w:rPr>
@@ -4087,12 +4233,20 @@
         </w:rPr>
         <w:t xml:space="preserve">обнаружения не нейтральных эмоций запускается ресурсоемкая </w:t>
       </w:r>
+      <w:proofErr w:type="spellStart"/>
       <w:r>
         <w:rPr>
           <w:lang w:val="ru-RU"/>
         </w:rPr>
         <w:lastRenderedPageBreak/>
-        <w:t>видеомодель, определяющая один из шести – восьми классов эмоций (в зависимости от датасета). Такой подход отличается от классических мультимодальных архитектур, которые в большинстве случаев ориентированы на параллельный анализ всех модальностей для каждого фрагмента. Предлагаемый каскад позволяет достичь компромисса между качеством распознавания и вычислительной эффективностью.</w:t>
+        <w:t>видеомодель</w:t>
+      </w:r>
+      <w:proofErr w:type="spellEnd"/>
+      <w:r>
+        <w:rPr>
+          <w:lang w:val="ru-RU"/>
+        </w:rPr>
+        <w:t>, определяющая один из шести – восьми классов эмоций (в зависимости от датасета). Такой подход отличается от классических мультимодальных архитектур, которые в большинстве случаев ориентированы на параллельный анализ всех модальностей для каждого фрагмента. Предлагаемый каскад позволяет достичь компромисса между качеством распознавания и вычислительной эффективностью.</w:t>
       </w:r>
     </w:p>
     <w:p>
@@ -4145,7 +4299,21 @@
         <w:rPr>
           <w:lang w:val="ru-RU"/>
         </w:rPr>
-        <w:t xml:space="preserve">Практической потребностью в легких, энерго- и ресурсо-эффективных системах распознавания эмоций для мобильных, встраиваемых и периферийных платформ, где современные </w:t>
+        <w:t xml:space="preserve">Практической потребностью в легких, энерго- и </w:t>
+      </w:r>
+      <w:proofErr w:type="spellStart"/>
+      <w:r>
+        <w:rPr>
+          <w:lang w:val="ru-RU"/>
+        </w:rPr>
+        <w:t>ресурсо</w:t>
+      </w:r>
+      <w:proofErr w:type="spellEnd"/>
+      <w:r>
+        <w:rPr>
+          <w:lang w:val="ru-RU"/>
+        </w:rPr>
+        <w:t xml:space="preserve">-эффективных системах распознавания эмоций для мобильных, встраиваемых и периферийных платформ, где современные </w:t>
       </w:r>
       <w:r>
         <w:rPr>
@@ -4193,7 +4361,35 @@
         <w:rPr>
           <w:lang w:val="ru-RU"/>
         </w:rPr>
-        <w:t xml:space="preserve">Отсутствием в литературе каскадных мультимодальных систем с аудиогейтом специально ориентированным на проверку речи на нейтральность. Хотя работы по динамическому стробированию появляются, они преимущетсвенно фокусируются на взвешивании уже обработанных признаков, а не на раннем решении об активации целой ветви обработки </w:t>
+        <w:t xml:space="preserve">Отсутствием в литературе каскадных мультимодальных систем с </w:t>
+      </w:r>
+      <w:proofErr w:type="spellStart"/>
+      <w:r>
+        <w:rPr>
+          <w:lang w:val="ru-RU"/>
+        </w:rPr>
+        <w:t>аудиогейтом</w:t>
+      </w:r>
+      <w:proofErr w:type="spellEnd"/>
+      <w:r>
+        <w:rPr>
+          <w:lang w:val="ru-RU"/>
+        </w:rPr>
+        <w:t xml:space="preserve"> специально ориентированным на проверку речи на нейтральность. Хотя работы по динамическому стробированию появляются, они </w:t>
+      </w:r>
+      <w:proofErr w:type="spellStart"/>
+      <w:r>
+        <w:rPr>
+          <w:lang w:val="ru-RU"/>
+        </w:rPr>
+        <w:t>преимущетсвенно</w:t>
+      </w:r>
+      <w:proofErr w:type="spellEnd"/>
+      <w:r>
+        <w:rPr>
+          <w:lang w:val="ru-RU"/>
+        </w:rPr>
+        <w:t xml:space="preserve"> фокусируются на взвешивании уже обработанных признаков, а не на раннем решении об активации целой ветви обработки </w:t>
       </w:r>
       <w:r>
         <w:rPr>
@@ -4241,7 +4437,21 @@
         <w:rPr>
           <w:lang w:val="ru-RU"/>
         </w:rPr>
-        <w:t xml:space="preserve">активации видео модели только при необходимости, что  открывает перспективы для масштабирования </w:t>
+        <w:t xml:space="preserve">активации видео модели только при необходимости, </w:t>
+      </w:r>
+      <w:proofErr w:type="gramStart"/>
+      <w:r>
+        <w:rPr>
+          <w:lang w:val="ru-RU"/>
+        </w:rPr>
+        <w:t>что  открывает</w:t>
+      </w:r>
+      <w:proofErr w:type="gramEnd"/>
+      <w:r>
+        <w:rPr>
+          <w:lang w:val="ru-RU"/>
+        </w:rPr>
+        <w:t xml:space="preserve"> перспективы для масштабирования </w:t>
       </w:r>
       <w:r>
         <w:rPr>
@@ -4290,12 +4500,14 @@
         </w:rPr>
         <w:t xml:space="preserve">эффективной, </w:t>
       </w:r>
+      <w:proofErr w:type="spellStart"/>
       <w:r>
         <w:rPr>
           <w:lang w:val="ru-RU"/>
         </w:rPr>
         <w:t>малоресурсозатратной</w:t>
       </w:r>
+      <w:proofErr w:type="spellEnd"/>
       <w:r>
         <w:rPr>
           <w:lang w:val="ru-RU"/>
@@ -4447,7 +4659,21 @@
         <w:rPr>
           <w:lang w:val="ru-RU"/>
         </w:rPr>
-        <w:t xml:space="preserve"> этого проекта состоит в том, что в реальном диалоге подавляющая доля кадров эмоционально нейтральна. Следовательно, применение легкого аудиогейта, быстро выявляющего нейтральные фрагменты, позволяет избежать использование тяжелых видеомоделей для этих кадров, значительно сокращая среднее время обработки без критической потери качества распознавания.</w:t>
+        <w:t xml:space="preserve"> этого проекта состоит в том, что в реальном диалоге подавляющая доля кадров эмоционально нейтральна. Следовательно, применение легкого аудиогейта, быстро выявляющего нейтральные фрагменты, позволяет избежать использование тяжелых </w:t>
+      </w:r>
+      <w:proofErr w:type="spellStart"/>
+      <w:r>
+        <w:rPr>
+          <w:lang w:val="ru-RU"/>
+        </w:rPr>
+        <w:t>видеомоделей</w:t>
+      </w:r>
+      <w:proofErr w:type="spellEnd"/>
+      <w:r>
+        <w:rPr>
+          <w:lang w:val="ru-RU"/>
+        </w:rPr>
+        <w:t xml:space="preserve"> для этих кадров, значительно сокращая среднее время обработки без критической потери качества распознавания.</w:t>
       </w:r>
     </w:p>
     <w:p>
@@ -4488,7 +4714,23 @@
           <w:lang w:val="ru-RU" w:eastAsia="ru-RU"/>
         </w:rPr>
         <w:lastRenderedPageBreak/>
-        <w:t>Анализ предметной области: изучение подходов к распознованию эмоций по речи (</w:t>
+        <w:t xml:space="preserve">Анализ предметной области: изучение подходов к </w:t>
+      </w:r>
+      <w:proofErr w:type="spellStart"/>
+      <w:r>
+        <w:rPr>
+          <w:snapToGrid w:val="0"/>
+          <w:lang w:val="ru-RU" w:eastAsia="ru-RU"/>
+        </w:rPr>
+        <w:t>распознованию</w:t>
+      </w:r>
+      <w:proofErr w:type="spellEnd"/>
+      <w:r>
+        <w:rPr>
+          <w:snapToGrid w:val="0"/>
+          <w:lang w:val="ru-RU" w:eastAsia="ru-RU"/>
+        </w:rPr>
+        <w:t xml:space="preserve"> эмоций по речи (</w:t>
       </w:r>
       <w:r>
         <w:rPr>
@@ -4679,7 +4921,23 @@
           <w:snapToGrid w:val="0"/>
           <w:lang w:val="ru-RU" w:eastAsia="ru-RU"/>
         </w:rPr>
-        <w:t>Написание бейзлайнов для сравнения нашей архитектуры с текущими лучшими. Экспериментальная оценка качества, времени работы и затраченной памяти на итоговом бенчмарке.</w:t>
+        <w:t xml:space="preserve">Написание </w:t>
+      </w:r>
+      <w:proofErr w:type="spellStart"/>
+      <w:r>
+        <w:rPr>
+          <w:snapToGrid w:val="0"/>
+          <w:lang w:val="ru-RU" w:eastAsia="ru-RU"/>
+        </w:rPr>
+        <w:t>бейзлайнов</w:t>
+      </w:r>
+      <w:proofErr w:type="spellEnd"/>
+      <w:r>
+        <w:rPr>
+          <w:snapToGrid w:val="0"/>
+          <w:lang w:val="ru-RU" w:eastAsia="ru-RU"/>
+        </w:rPr>
+        <w:t xml:space="preserve"> для сравнения нашей архитектуры с текущими лучшими. Экспериментальная оценка качества, времени работы и затраченной памяти на итоговом бенчмарке.</w:t>
       </w:r>
     </w:p>
     <w:p>
@@ -4712,11 +4970,47 @@
         </w:rPr>
         <w:t xml:space="preserve">Решение данных задач позволит проверить сформулированную гипотезу и создать </w:t>
       </w:r>
-      <w:r>
-        <w:rPr>
-          <w:lang w:val="ru-RU"/>
-        </w:rPr>
-        <w:t>ресурсоэффективную архитектуру распознования эмоций с аудиогейтом.</w:t>
+      <w:proofErr w:type="spellStart"/>
+      <w:r>
+        <w:rPr>
+          <w:lang w:val="ru-RU"/>
+        </w:rPr>
+        <w:t>ресурсоэффективную</w:t>
+      </w:r>
+      <w:proofErr w:type="spellEnd"/>
+      <w:r>
+        <w:rPr>
+          <w:lang w:val="ru-RU"/>
+        </w:rPr>
+        <w:t xml:space="preserve"> архитектуру </w:t>
+      </w:r>
+      <w:proofErr w:type="spellStart"/>
+      <w:r>
+        <w:rPr>
+          <w:lang w:val="ru-RU"/>
+        </w:rPr>
+        <w:t>распознования</w:t>
+      </w:r>
+      <w:proofErr w:type="spellEnd"/>
+      <w:r>
+        <w:rPr>
+          <w:lang w:val="ru-RU"/>
+        </w:rPr>
+        <w:t xml:space="preserve"> эмоций с </w:t>
+      </w:r>
+      <w:proofErr w:type="spellStart"/>
+      <w:r>
+        <w:rPr>
+          <w:lang w:val="ru-RU"/>
+        </w:rPr>
+        <w:t>аудиогейтом</w:t>
+      </w:r>
+      <w:proofErr w:type="spellEnd"/>
+      <w:r>
+        <w:rPr>
+          <w:lang w:val="ru-RU"/>
+        </w:rPr>
+        <w:t>.</w:t>
       </w:r>
       <w:r>
         <w:br w:type="page"/>
@@ -4966,12 +5260,14 @@
         </w:rPr>
         <w:t xml:space="preserve">использовалась </w:t>
       </w:r>
+      <w:proofErr w:type="spellStart"/>
       <w:r>
         <w:rPr>
           <w:lang w:val="en-US"/>
         </w:rPr>
         <w:t>neurofuzzy</w:t>
       </w:r>
+      <w:proofErr w:type="spellEnd"/>
       <w:r>
         <w:rPr>
           <w:lang w:val="ru-RU"/>
@@ -5074,12 +5370,14 @@
         </w:rPr>
         <w:t xml:space="preserve">), затем из выделенной области лица извлекались геометрические признаки (положение бровей, глаз, уголков губ). Полученный вектор признаков подавался на вход </w:t>
       </w:r>
+      <w:proofErr w:type="spellStart"/>
       <w:r>
         <w:rPr>
           <w:lang w:val="en-US"/>
         </w:rPr>
         <w:t>neurofuzzy</w:t>
       </w:r>
+      <w:proofErr w:type="spellEnd"/>
       <w:r>
         <w:rPr>
           <w:lang w:val="ru-RU"/>
@@ -5170,7 +5468,21 @@
         <w:rPr>
           <w:lang w:val="ru-RU"/>
         </w:rPr>
-        <w:t xml:space="preserve"> Наиболее популярным набором признаков стали мел-частотные кепстральные коэффициенты (</w:t>
+        <w:t xml:space="preserve"> Наиболее популярным набором признаков стали мел-частотные </w:t>
+      </w:r>
+      <w:proofErr w:type="spellStart"/>
+      <w:r>
+        <w:rPr>
+          <w:lang w:val="ru-RU"/>
+        </w:rPr>
+        <w:t>кепстральные</w:t>
+      </w:r>
+      <w:proofErr w:type="spellEnd"/>
+      <w:r>
+        <w:rPr>
+          <w:lang w:val="ru-RU"/>
+        </w:rPr>
+        <w:t xml:space="preserve"> коэффициенты (</w:t>
       </w:r>
       <w:r>
         <w:rPr>
@@ -5527,12 +5839,14 @@
         </w:rPr>
         <w:t xml:space="preserve">, </w:t>
       </w:r>
+      <w:proofErr w:type="spellStart"/>
       <w:r>
         <w:rPr>
           <w:lang w:val="en-US"/>
         </w:rPr>
         <w:t>ResNet</w:t>
       </w:r>
+      <w:proofErr w:type="spellEnd"/>
       <w:r>
         <w:rPr>
           <w:lang w:val="ru-RU"/>
@@ -5545,12 +5859,14 @@
         </w:rPr>
         <w:t>и более легкие архитектуры (</w:t>
       </w:r>
+      <w:proofErr w:type="spellStart"/>
       <w:r>
         <w:rPr>
           <w:lang w:val="en-US"/>
         </w:rPr>
         <w:t>MobileNet</w:t>
       </w:r>
+      <w:proofErr w:type="spellEnd"/>
       <w:r>
         <w:rPr>
           <w:lang w:val="ru-RU"/>
@@ -5933,9 +6249,14 @@
         <w:t>)</w:t>
       </w:r>
       <w:r>
-        <w:t xml:space="preserve"> и лог-мел-спектограммы</w:t>
+        <w:t xml:space="preserve"> и лог-мел-</w:t>
+      </w:r>
+      <w:proofErr w:type="spellStart"/>
+      <w:r>
+        <w:t>спектограммы</w:t>
       </w:r>
       <w:bookmarkEnd w:id="5"/>
+      <w:proofErr w:type="spellEnd"/>
     </w:p>
     <w:p>
       <w:pPr>
@@ -5981,22 +6302,40 @@
           <w:lang w:val="ru-RU"/>
         </w:rPr>
         <w:lastRenderedPageBreak/>
-        <w:t>Мел-частотные кепстральные коэффициенты (</w:t>
-      </w:r>
+        <w:t xml:space="preserve">Мел-частотные </w:t>
+      </w:r>
+      <w:proofErr w:type="spellStart"/>
       <w:r>
         <w:rPr>
           <w:b/>
           <w:bCs/>
-          <w:lang w:val="en-US"/>
-        </w:rPr>
-        <w:t>MFCC</w:t>
-      </w:r>
+          <w:lang w:val="ru-RU"/>
+        </w:rPr>
+        <w:t>кепстральные</w:t>
+      </w:r>
+      <w:proofErr w:type="spellEnd"/>
       <w:r>
         <w:rPr>
           <w:b/>
           <w:bCs/>
           <w:lang w:val="ru-RU"/>
         </w:rPr>
+        <w:t xml:space="preserve"> коэффициенты (</w:t>
+      </w:r>
+      <w:r>
+        <w:rPr>
+          <w:b/>
+          <w:bCs/>
+          <w:lang w:val="en-US"/>
+        </w:rPr>
+        <w:t>MFCC</w:t>
+      </w:r>
+      <w:r>
+        <w:rPr>
+          <w:b/>
+          <w:bCs/>
+          <w:lang w:val="ru-RU"/>
+        </w:rPr>
         <w:t>).</w:t>
       </w:r>
       <w:r>
@@ -6067,6 +6406,7 @@
           <w:lang w:val="ru-RU"/>
         </w:rPr>
       </w:pPr>
+      <w:proofErr w:type="spellStart"/>
       <m:oMath>
         <m:r>
           <m:rPr>
@@ -6078,6 +6418,7 @@
           </w:rPr>
           <m:t>mel</m:t>
         </m:r>
+        <w:proofErr w:type="spellEnd"/>
         <m:d>
           <m:dPr>
             <m:ctrlPr>
@@ -6431,23 +6772,25 @@
           <w:bCs/>
           <w:lang w:val="ru-RU"/>
         </w:rPr>
-        <w:t>Лог-мел-спектограммы (</w:t>
-      </w:r>
+        <w:t>Лог-мел-</w:t>
+      </w:r>
+      <w:proofErr w:type="spellStart"/>
       <w:r>
         <w:rPr>
           <w:b/>
           <w:bCs/>
-          <w:lang w:val="en-US"/>
-        </w:rPr>
-        <w:t>Log</w:t>
-      </w:r>
+          <w:lang w:val="ru-RU"/>
+        </w:rPr>
+        <w:t>спектограммы</w:t>
+      </w:r>
+      <w:proofErr w:type="spellEnd"/>
       <w:r>
         <w:rPr>
           <w:b/>
           <w:bCs/>
           <w:lang w:val="ru-RU"/>
         </w:rPr>
-        <w:t>-</w:t>
+        <w:t xml:space="preserve"> (</w:t>
       </w:r>
       <w:r>
         <w:rPr>
@@ -6455,23 +6798,23 @@
           <w:bCs/>
           <w:lang w:val="en-US"/>
         </w:rPr>
-        <w:t>Me</w:t>
+        <w:t>Log</w:t>
       </w:r>
       <w:r>
         <w:rPr>
           <w:b/>
           <w:bCs/>
-          <w:lang w:val="en-US"/>
-        </w:rPr>
-        <w:t>l</w:t>
+          <w:lang w:val="ru-RU"/>
+        </w:rPr>
+        <w:t>-</w:t>
       </w:r>
       <w:r>
         <w:rPr>
           <w:b/>
           <w:bCs/>
-          <w:lang w:val="ru-RU"/>
-        </w:rPr>
-        <w:t xml:space="preserve"> </w:t>
+          <w:lang w:val="en-US"/>
+        </w:rPr>
+        <w:t>Me</w:t>
       </w:r>
       <w:r>
         <w:rPr>
@@ -6479,7 +6822,7 @@
           <w:bCs/>
           <w:lang w:val="en-US"/>
         </w:rPr>
-        <w:t>Spectogram</w:t>
+        <w:t>l</w:t>
       </w:r>
       <w:r>
         <w:rPr>
@@ -6487,6 +6830,22 @@
           <w:bCs/>
           <w:lang w:val="ru-RU"/>
         </w:rPr>
+        <w:t xml:space="preserve"> </w:t>
+      </w:r>
+      <w:r>
+        <w:rPr>
+          <w:b/>
+          <w:bCs/>
+          <w:lang w:val="en-US"/>
+        </w:rPr>
+        <w:t>Spectogram</w:t>
+      </w:r>
+      <w:r>
+        <w:rPr>
+          <w:b/>
+          <w:bCs/>
+          <w:lang w:val="ru-RU"/>
+        </w:rPr>
         <w:t>).</w:t>
       </w:r>
       <w:r>
@@ -6511,7 +6870,21 @@
         <w:rPr>
           <w:lang w:val="ru-RU"/>
         </w:rPr>
-        <w:t xml:space="preserve">, является лог-мел-спектограмма. В отличие от </w:t>
+        <w:t>, является лог-мел-</w:t>
+      </w:r>
+      <w:proofErr w:type="spellStart"/>
+      <w:r>
+        <w:rPr>
+          <w:lang w:val="ru-RU"/>
+        </w:rPr>
+        <w:t>спектограмма</w:t>
+      </w:r>
+      <w:proofErr w:type="spellEnd"/>
+      <w:r>
+        <w:rPr>
+          <w:lang w:val="ru-RU"/>
+        </w:rPr>
+        <w:t xml:space="preserve">. В отличие от </w:t>
       </w:r>
       <w:r>
         <w:rPr>
@@ -6523,7 +6896,21 @@
         <w:rPr>
           <w:lang w:val="ru-RU"/>
         </w:rPr>
-        <w:t xml:space="preserve">, данный формат сохраняет больше спектральной информации за счет отказа от дискретного косинусного преобразования. Лог-мел-спектограмма представляет собой двумерный массив, где по оси времени отложены кадры, по оси частот – мел-фильтры (обычно от 64 до 128), а значение в каждой ячейке – логарифм энергии соответствующего мел-фильтра. Такое представление может быть </w:t>
+        <w:t>, данный формат сохраняет больше спектральной информации за счет отказа от дискретного косинусного преобразования. Лог-мел-</w:t>
+      </w:r>
+      <w:proofErr w:type="spellStart"/>
+      <w:r>
+        <w:rPr>
+          <w:lang w:val="ru-RU"/>
+        </w:rPr>
+        <w:t>спектограмма</w:t>
+      </w:r>
+      <w:proofErr w:type="spellEnd"/>
+      <w:r>
+        <w:rPr>
+          <w:lang w:val="ru-RU"/>
+        </w:rPr>
+        <w:t xml:space="preserve"> представляет собой двумерный массив, где по оси времени отложены кадры, по оси частот – мел-фильтры (обычно от 64 до 128), а значение в каждой ячейке – логарифм энергии соответствующего мел-фильтра. Такое представление может быть </w:t>
       </w:r>
       <w:r>
         <w:rPr>
@@ -6536,14 +6923,44 @@
           <w:lang w:val="ru-RU"/>
         </w:rPr>
         <w:lastRenderedPageBreak/>
-        <w:t xml:space="preserve">нейронной сети, которая извлекает релевантные призаки. В данной работе для построения лог-мел-спектограмм используется библиотека </w:t>
-      </w:r>
+        <w:t xml:space="preserve">нейронной сети, которая извлекает релевантные </w:t>
+      </w:r>
+      <w:proofErr w:type="spellStart"/>
+      <w:r>
+        <w:rPr>
+          <w:lang w:val="ru-RU"/>
+        </w:rPr>
+        <w:t>призаки</w:t>
+      </w:r>
+      <w:proofErr w:type="spellEnd"/>
+      <w:r>
+        <w:rPr>
+          <w:lang w:val="ru-RU"/>
+        </w:rPr>
+        <w:t>. В данной работе для построения лог-мел-</w:t>
+      </w:r>
+      <w:proofErr w:type="spellStart"/>
+      <w:r>
+        <w:rPr>
+          <w:lang w:val="ru-RU"/>
+        </w:rPr>
+        <w:t>спектограмм</w:t>
+      </w:r>
+      <w:proofErr w:type="spellEnd"/>
+      <w:r>
+        <w:rPr>
+          <w:lang w:val="ru-RU"/>
+        </w:rPr>
+        <w:t xml:space="preserve"> используется библиотека </w:t>
+      </w:r>
+      <w:proofErr w:type="spellStart"/>
       <w:r>
         <w:rPr>
           <w:lang w:val="en-US"/>
         </w:rPr>
         <w:t>librosa</w:t>
       </w:r>
+      <w:proofErr w:type="spellEnd"/>
       <w:r>
         <w:rPr>
           <w:lang w:val="ru-RU"/>
@@ -6597,7 +7014,21 @@
         <w:rPr>
           <w:lang w:val="ru-RU"/>
         </w:rPr>
-        <w:t>требуется классификатор, способный разделить эмоциональные классф в многомерном пространстве. Одним из наиболее эффективных и широко применяемых методов является метод опорных векторов (</w:t>
+        <w:t xml:space="preserve">требуется классификатор, способный разделить эмоциональные </w:t>
+      </w:r>
+      <w:proofErr w:type="spellStart"/>
+      <w:r>
+        <w:rPr>
+          <w:lang w:val="ru-RU"/>
+        </w:rPr>
+        <w:t>классф</w:t>
+      </w:r>
+      <w:proofErr w:type="spellEnd"/>
+      <w:r>
+        <w:rPr>
+          <w:lang w:val="ru-RU"/>
+        </w:rPr>
+        <w:t xml:space="preserve"> в многомерном пространстве. Одним из наиболее эффективных и широко применяемых методов является метод опорных векторов (</w:t>
       </w:r>
       <w:r>
         <w:rPr>
@@ -7166,7 +7597,21 @@
         <w:rPr>
           <w:lang w:val="ru-RU"/>
         </w:rPr>
-        <w:t>после классических методов стало применение предобученных самонаблюдаемых (</w:t>
+        <w:t xml:space="preserve">после классических методов стало применение предобученных </w:t>
+      </w:r>
+      <w:proofErr w:type="spellStart"/>
+      <w:r>
+        <w:rPr>
+          <w:lang w:val="ru-RU"/>
+        </w:rPr>
+        <w:t>самонаблюдаемых</w:t>
+      </w:r>
+      <w:proofErr w:type="spellEnd"/>
+      <w:r>
+        <w:rPr>
+          <w:lang w:val="ru-RU"/>
+        </w:rPr>
+        <w:t xml:space="preserve"> (</w:t>
       </w:r>
       <w:r>
         <w:rPr>
@@ -7394,11 +7839,19 @@
         </w:rPr>
         <w:t xml:space="preserve">24]. </w:t>
       </w:r>
-      <w:r>
-        <w:rPr>
-          <w:lang w:val="ru-RU"/>
-        </w:rPr>
-        <w:t>Архитекутура модели включает три основных компонента: многоканальную сверточную сеть (</w:t>
+      <w:proofErr w:type="spellStart"/>
+      <w:r>
+        <w:rPr>
+          <w:lang w:val="ru-RU"/>
+        </w:rPr>
+        <w:t>Архитекутура</w:t>
+      </w:r>
+      <w:proofErr w:type="spellEnd"/>
+      <w:r>
+        <w:rPr>
+          <w:lang w:val="ru-RU"/>
+        </w:rPr>
+        <w:t xml:space="preserve"> модели включает три основных компонента: многоканальную сверточную сеть (</w:t>
       </w:r>
       <w:r>
         <w:rPr>
@@ -7428,7 +7881,35 @@
         <w:rPr>
           <w:lang w:val="ru-RU"/>
         </w:rPr>
-        <w:t>преобразующую сырую звуковую волну в латентные представления; модуль квантизации, дискредитирующий полученные представления; и трансформный контекстуальный кодировщик, который обрабатывает замаскированные латентные представления и извлекает контекстно-зависимые эмбеддинги. Обучение модели происходит в рамках контрастивной задачи: для каждого замаскированного временного отрезка модель должна идентифицировать соответсвтующее ему истинное квантизованное представление ср</w:t>
+        <w:t xml:space="preserve">преобразующую сырую звуковую волну в латентные представления; модуль квантизации, дискредитирующий полученные представления; и трансформный контекстуальный кодировщик, который обрабатывает замаскированные латентные представления и извлекает контекстно-зависимые эмбеддинги. Обучение модели происходит в рамках </w:t>
+      </w:r>
+      <w:proofErr w:type="spellStart"/>
+      <w:r>
+        <w:rPr>
+          <w:lang w:val="ru-RU"/>
+        </w:rPr>
+        <w:t>контрастивной</w:t>
+      </w:r>
+      <w:proofErr w:type="spellEnd"/>
+      <w:r>
+        <w:rPr>
+          <w:lang w:val="ru-RU"/>
+        </w:rPr>
+        <w:t xml:space="preserve"> задачи: для каждого замаскированного временного отрезка модель должна идентифицировать </w:t>
+      </w:r>
+      <w:proofErr w:type="spellStart"/>
+      <w:r>
+        <w:rPr>
+          <w:lang w:val="ru-RU"/>
+        </w:rPr>
+        <w:t>соответсвтующее</w:t>
+      </w:r>
+      <w:proofErr w:type="spellEnd"/>
+      <w:r>
+        <w:rPr>
+          <w:lang w:val="ru-RU"/>
+        </w:rPr>
+        <w:t xml:space="preserve"> ему истинное квантизованное представление ср</w:t>
       </w:r>
       <w:r>
         <w:rPr>
@@ -7440,7 +7921,21 @@
         <w:rPr>
           <w:lang w:val="ru-RU"/>
         </w:rPr>
-        <w:t>ди набора дистракторов. Такая сх</w:t>
+        <w:t xml:space="preserve">ди набора </w:t>
+      </w:r>
+      <w:proofErr w:type="spellStart"/>
+      <w:r>
+        <w:rPr>
+          <w:lang w:val="ru-RU"/>
+        </w:rPr>
+        <w:t>дистракторов</w:t>
+      </w:r>
+      <w:proofErr w:type="spellEnd"/>
+      <w:r>
+        <w:rPr>
+          <w:lang w:val="ru-RU"/>
+        </w:rPr>
+        <w:t>. Такая сх</w:t>
       </w:r>
       <w:r>
         <w:rPr>
@@ -7575,6 +8070,7 @@
         </w:rPr>
         <w:t xml:space="preserve">прогоняет входной аудиосигнал и выдает последовательность эмбеддингов, которые усредняются по времени и подаются в небольшую обучаемую голову (линейный слой или многослойный перцептрон) для классификации эмоций. Именно этот подход реализован в данной работе с использованием модели </w:t>
       </w:r>
+      <w:proofErr w:type="spellStart"/>
       <w:r>
         <w:rPr>
           <w:i/>
@@ -7583,6 +8079,7 @@
         </w:rPr>
         <w:t>facebook</w:t>
       </w:r>
+      <w:proofErr w:type="spellEnd"/>
       <w:r>
         <w:rPr>
           <w:i/>
@@ -7607,6 +8104,7 @@
         </w:rPr>
         <w:t>2</w:t>
       </w:r>
+      <w:proofErr w:type="spellStart"/>
       <w:r>
         <w:rPr>
           <w:i/>
@@ -7615,6 +8113,7 @@
         </w:rPr>
         <w:t>vec</w:t>
       </w:r>
+      <w:proofErr w:type="spellEnd"/>
       <w:r>
         <w:rPr>
           <w:i/>
@@ -7668,7 +8167,35 @@
           <w:lang w:val="ru-RU"/>
         </w:rPr>
         <w:lastRenderedPageBreak/>
-        <w:t>подхода явлюятся компактность обучаемой части (всегно несколько миллионов параметров вместо 95 млн. у полной модели) и высокая скорость инференса, что критично для задачи данного исследования.</w:t>
+        <w:t xml:space="preserve">подхода </w:t>
+      </w:r>
+      <w:proofErr w:type="spellStart"/>
+      <w:r>
+        <w:rPr>
+          <w:lang w:val="ru-RU"/>
+        </w:rPr>
+        <w:t>явлюятся</w:t>
+      </w:r>
+      <w:proofErr w:type="spellEnd"/>
+      <w:r>
+        <w:rPr>
+          <w:lang w:val="ru-RU"/>
+        </w:rPr>
+        <w:t xml:space="preserve"> компактность обучаемой части (</w:t>
+      </w:r>
+      <w:proofErr w:type="spellStart"/>
+      <w:r>
+        <w:rPr>
+          <w:lang w:val="ru-RU"/>
+        </w:rPr>
+        <w:t>всегно</w:t>
+      </w:r>
+      <w:proofErr w:type="spellEnd"/>
+      <w:r>
+        <w:rPr>
+          <w:lang w:val="ru-RU"/>
+        </w:rPr>
+        <w:t xml:space="preserve"> несколько миллионов параметров вместо 95 млн. у полной модели) и высокая скорость инференса, что критично для задачи данного исследования.</w:t>
       </w:r>
     </w:p>
     <w:p>
@@ -8328,7 +8855,21 @@
         <w:rPr>
           <w:lang w:val="ru-RU"/>
         </w:rPr>
-        <w:t xml:space="preserve">, что составляет 91% от производительности полноразмерного бейзлайна. При этом добавление </w:t>
+        <w:t xml:space="preserve">, что составляет 91% от производительности полноразмерного </w:t>
+      </w:r>
+      <w:proofErr w:type="spellStart"/>
+      <w:r>
+        <w:rPr>
+          <w:lang w:val="ru-RU"/>
+        </w:rPr>
+        <w:t>бейзлайна</w:t>
+      </w:r>
+      <w:proofErr w:type="spellEnd"/>
+      <w:r>
+        <w:rPr>
+          <w:lang w:val="ru-RU"/>
+        </w:rPr>
+        <w:t xml:space="preserve">. При этом добавление </w:t>
       </w:r>
       <w:r>
         <w:rPr>
@@ -8467,8 +9008,23 @@
         <w:rPr>
           <w:lang w:val="ru-RU"/>
         </w:rPr>
-        <w:t xml:space="preserve">уется в режирме замороженного экстрактора признаков: предобученная версия </w:t>
-      </w:r>
+        <w:t xml:space="preserve">уется в </w:t>
+      </w:r>
+      <w:proofErr w:type="spellStart"/>
+      <w:r>
+        <w:rPr>
+          <w:lang w:val="ru-RU"/>
+        </w:rPr>
+        <w:t>режирме</w:t>
+      </w:r>
+      <w:proofErr w:type="spellEnd"/>
+      <w:r>
+        <w:rPr>
+          <w:lang w:val="ru-RU"/>
+        </w:rPr>
+        <w:t xml:space="preserve"> замороженного экстрактора признаков: предобученная версия </w:t>
+      </w:r>
+      <w:proofErr w:type="spellStart"/>
       <w:r>
         <w:rPr>
           <w:i/>
@@ -8477,6 +9033,7 @@
         </w:rPr>
         <w:t>ntu</w:t>
       </w:r>
+      <w:proofErr w:type="spellEnd"/>
       <w:r>
         <w:rPr>
           <w:i/>
@@ -8485,6 +9042,7 @@
         </w:rPr>
         <w:t>-</w:t>
       </w:r>
+      <w:proofErr w:type="spellStart"/>
       <w:r>
         <w:rPr>
           <w:i/>
@@ -8493,6 +9051,7 @@
         </w:rPr>
         <w:t>spml</w:t>
       </w:r>
+      <w:proofErr w:type="spellEnd"/>
       <w:r>
         <w:rPr>
           <w:i/>
@@ -8501,6 +9060,7 @@
         </w:rPr>
         <w:t>/</w:t>
       </w:r>
+      <w:proofErr w:type="spellStart"/>
       <w:r>
         <w:rPr>
           <w:i/>
@@ -8509,6 +9069,7 @@
         </w:rPr>
         <w:t>distilhubert</w:t>
       </w:r>
+      <w:proofErr w:type="spellEnd"/>
       <w:r>
         <w:rPr>
           <w:lang w:val="ru-RU"/>
@@ -8569,11 +9130,19 @@
           <w:lang w:val="ru-RU"/>
         </w:rPr>
       </w:pPr>
-      <w:r>
-        <w:rPr>
-          <w:lang w:val="ru-RU"/>
-        </w:rPr>
-        <w:t xml:space="preserve">Трансформерные энкодеры, такие как </w:t>
+      <w:proofErr w:type="spellStart"/>
+      <w:r>
+        <w:rPr>
+          <w:lang w:val="ru-RU"/>
+        </w:rPr>
+        <w:t>Трансформерные</w:t>
+      </w:r>
+      <w:proofErr w:type="spellEnd"/>
+      <w:r>
+        <w:rPr>
+          <w:lang w:val="ru-RU"/>
+        </w:rPr>
+        <w:t xml:space="preserve"> энкодеры, такие как </w:t>
       </w:r>
       <w:r>
         <w:rPr>
@@ -8948,7 +9517,14 @@
         <w:rPr>
           <w:lang w:val="ru-RU"/>
         </w:rPr>
-        <w:t xml:space="preserve"> скользят по частоте и времени, извлекая локальные паттерны – например, изменения энергии в определенных частотных диапазонах, переходные процессы, модуляции. Совокупность таких паттернов, пропущенная через последовательность сверточных, пул</w:t>
+        <w:t xml:space="preserve"> скользят по частоте и времени, извлекая локальные паттерны – например, изменения энергии в определенных частотных диапазонах, переходные процессы, модуляции. Совокупность таких паттернов, пропущенная через последовательность сверточных, </w:t>
+      </w:r>
+      <w:proofErr w:type="spellStart"/>
+      <w:r>
+        <w:rPr>
+          <w:lang w:val="ru-RU"/>
+        </w:rPr>
+        <w:t>пул</w:t>
       </w:r>
       <w:r>
         <w:rPr>
@@ -8960,7 +9536,28 @@
         <w:rPr>
           <w:lang w:val="ru-RU"/>
         </w:rPr>
-        <w:t>инговых и полносвязных слоев, формирует вектор признаков, который затем классифицируется.</w:t>
+        <w:t>инговых</w:t>
+      </w:r>
+      <w:proofErr w:type="spellEnd"/>
+      <w:r>
+        <w:rPr>
+          <w:lang w:val="ru-RU"/>
+        </w:rPr>
+        <w:t xml:space="preserve"> и </w:t>
+      </w:r>
+      <w:proofErr w:type="spellStart"/>
+      <w:r>
+        <w:rPr>
+          <w:lang w:val="ru-RU"/>
+        </w:rPr>
+        <w:t>полносвязных</w:t>
+      </w:r>
+      <w:proofErr w:type="spellEnd"/>
+      <w:r>
+        <w:rPr>
+          <w:lang w:val="ru-RU"/>
+        </w:rPr>
+        <w:t xml:space="preserve"> слоев, формирует вектор признаков, который затем классифицируется.</w:t>
       </w:r>
     </w:p>
     <w:p>
@@ -9343,7 +9940,21 @@
         <w:rPr>
           <w:lang w:val="ru-RU"/>
         </w:rPr>
-        <w:t xml:space="preserve">на 8 эмоциях. Однако такая сеть уже имела около 4 миллионов параметов, что снижало ее преимущество в скорости. Также была разработана специальная сверхлегкая </w:t>
+        <w:t xml:space="preserve">на 8 эмоциях. Однако такая сеть уже имела около 4 миллионов </w:t>
+      </w:r>
+      <w:proofErr w:type="spellStart"/>
+      <w:r>
+        <w:rPr>
+          <w:lang w:val="ru-RU"/>
+        </w:rPr>
+        <w:t>параметов</w:t>
+      </w:r>
+      <w:proofErr w:type="spellEnd"/>
+      <w:r>
+        <w:rPr>
+          <w:lang w:val="ru-RU"/>
+        </w:rPr>
+        <w:t xml:space="preserve">, что снижало ее преимущество в скорости. Также была разработана специальная сверхлегкая </w:t>
       </w:r>
       <w:r>
         <w:rPr>
@@ -9791,7 +10402,21 @@
         <w:rPr>
           <w:lang w:val="ru-RU"/>
         </w:rPr>
-        <w:t>обеспечивающий более высокую точность за счет трехстадийной каскадной архитектуры.</w:t>
+        <w:t xml:space="preserve">обеспечивающий более высокую точность за счет </w:t>
+      </w:r>
+      <w:proofErr w:type="spellStart"/>
+      <w:r>
+        <w:rPr>
+          <w:lang w:val="ru-RU"/>
+        </w:rPr>
+        <w:t>трехстадийной</w:t>
+      </w:r>
+      <w:proofErr w:type="spellEnd"/>
+      <w:r>
+        <w:rPr>
+          <w:lang w:val="ru-RU"/>
+        </w:rPr>
+        <w:t xml:space="preserve"> каскадной архитектуры.</w:t>
       </w:r>
     </w:p>
     <w:p>
@@ -9822,7 +10447,21 @@
         <w:rPr>
           <w:lang w:val="ru-RU"/>
         </w:rPr>
-        <w:t xml:space="preserve">кардинально изменились. Сверточные нейронные сети позволили автоматически извлекать иерархические признаки непосредственно из пиксельного представления области лица, исключив необходимость в ручном проектировании геометрическиз и текстурных дескрипторов. На смену тяжелым архитектурам, таким как </w:t>
+        <w:t xml:space="preserve">кардинально изменились. Сверточные нейронные сети позволили автоматически извлекать иерархические признаки непосредственно из пиксельного представления области лица, исключив необходимость в ручном проектировании </w:t>
+      </w:r>
+      <w:proofErr w:type="spellStart"/>
+      <w:r>
+        <w:rPr>
+          <w:lang w:val="ru-RU"/>
+        </w:rPr>
+        <w:t>геометрическиз</w:t>
+      </w:r>
+      <w:proofErr w:type="spellEnd"/>
+      <w:r>
+        <w:rPr>
+          <w:lang w:val="ru-RU"/>
+        </w:rPr>
+        <w:t xml:space="preserve"> и текстурных дескрипторов. На смену тяжелым архитектурам, таким как </w:t>
       </w:r>
       <w:r>
         <w:rPr>
@@ -9836,12 +10475,14 @@
         </w:rPr>
         <w:t xml:space="preserve">, </w:t>
       </w:r>
+      <w:proofErr w:type="spellStart"/>
       <w:r>
         <w:rPr>
           <w:lang w:val="en-US"/>
         </w:rPr>
         <w:t>ResNet</w:t>
       </w:r>
+      <w:proofErr w:type="spellEnd"/>
       <w:r>
         <w:rPr>
           <w:lang w:val="ru-RU"/>
@@ -9872,12 +10513,14 @@
         </w:rPr>
         <w:t>пришли легкие модели, оптимизированные для работы на мобильных и встраиваемых устройствах (</w:t>
       </w:r>
+      <w:proofErr w:type="spellStart"/>
       <w:r>
         <w:rPr>
           <w:lang w:val="en-US"/>
         </w:rPr>
         <w:t>MobileNet</w:t>
       </w:r>
+      <w:proofErr w:type="spellEnd"/>
       <w:r>
         <w:rPr>
           <w:lang w:val="ru-RU"/>
@@ -9896,6 +10539,7 @@
         </w:rPr>
         <w:t xml:space="preserve">, </w:t>
       </w:r>
+      <w:proofErr w:type="spellStart"/>
       <w:r>
         <w:rPr>
           <w:lang w:val="en-US"/>
@@ -9903,6 +10547,7 @@
         <w:lastRenderedPageBreak/>
         <w:t>ShuffleNet</w:t>
       </w:r>
+      <w:proofErr w:type="spellEnd"/>
       <w:r>
         <w:rPr>
           <w:lang w:val="ru-RU"/>
@@ -9942,18 +10587,21 @@
         </w:rPr>
         <w:t xml:space="preserve"> </w:t>
       </w:r>
+      <w:proofErr w:type="spellStart"/>
       <w:r>
         <w:rPr>
           <w:lang w:val="en-US"/>
         </w:rPr>
         <w:t>MediaPipe</w:t>
       </w:r>
+      <w:proofErr w:type="spellEnd"/>
       <w:r>
         <w:rPr>
           <w:lang w:val="en-US"/>
         </w:rPr>
         <w:t xml:space="preserve"> </w:t>
       </w:r>
+      <w:proofErr w:type="spellStart"/>
       <w:r>
         <w:rPr>
           <w:lang w:val="en-US"/>
@@ -9961,6 +10609,7 @@
         <w:t>BlazeFace</w:t>
       </w:r>
       <w:bookmarkEnd w:id="9"/>
+      <w:proofErr w:type="spellEnd"/>
     </w:p>
     <w:p>
       <w:pPr>
@@ -10013,6 +10662,7 @@
         </w:rPr>
         <w:t xml:space="preserve"> </w:t>
       </w:r>
+      <w:proofErr w:type="spellStart"/>
       <w:r>
         <w:rPr>
           <w:b/>
@@ -10021,6 +10671,7 @@
         </w:rPr>
         <w:t>BlazeFace</w:t>
       </w:r>
+      <w:proofErr w:type="spellEnd"/>
       <w:r>
         <w:rPr>
           <w:lang w:val="ru-RU"/>
@@ -10133,7 +10784,21 @@
         <w:rPr>
           <w:lang w:val="ru-RU"/>
         </w:rPr>
-        <w:t xml:space="preserve"> с бэкбоном </w:t>
+        <w:t xml:space="preserve"> с </w:t>
+      </w:r>
+      <w:proofErr w:type="spellStart"/>
+      <w:r>
+        <w:rPr>
+          <w:lang w:val="ru-RU"/>
+        </w:rPr>
+        <w:t>бэкбоном</w:t>
+      </w:r>
+      <w:proofErr w:type="spellEnd"/>
+      <w:r>
+        <w:rPr>
+          <w:lang w:val="ru-RU"/>
+        </w:rPr>
+        <w:t xml:space="preserve"> </w:t>
       </w:r>
       <w:r>
         <w:rPr>
@@ -10243,12 +10908,14 @@
         </w:rPr>
         <w:t xml:space="preserve">Производительность </w:t>
       </w:r>
+      <w:proofErr w:type="spellStart"/>
       <w:r>
         <w:rPr>
           <w:lang w:val="en-US"/>
         </w:rPr>
         <w:t>BlazeFace</w:t>
       </w:r>
+      <w:proofErr w:type="spellEnd"/>
       <w:r>
         <w:rPr>
           <w:lang w:val="ru-RU"/>
@@ -10438,12 +11105,14 @@
         </w:rPr>
         <w:t xml:space="preserve">проигрывают по точности </w:t>
       </w:r>
+      <w:proofErr w:type="spellStart"/>
       <w:r>
         <w:rPr>
           <w:lang w:val="en-US"/>
         </w:rPr>
         <w:t>BlazeFace</w:t>
       </w:r>
+      <w:proofErr w:type="spellEnd"/>
       <w:r>
         <w:rPr>
           <w:lang w:val="ru-RU"/>
@@ -10517,6 +11186,7 @@
           <w:lang w:val="ru-RU"/>
         </w:rPr>
       </w:pPr>
+      <w:proofErr w:type="spellStart"/>
       <w:r>
         <w:rPr>
           <w:lang w:val="en-US"/>
@@ -10529,6 +11199,7 @@
         </w:rPr>
         <w:t>etinaFace</w:t>
       </w:r>
+      <w:proofErr w:type="spellEnd"/>
       <w:r>
         <w:rPr>
           <w:lang w:val="ru-RU"/>
@@ -10619,12 +11290,14 @@
         </w:rPr>
         <w:t xml:space="preserve"> </w:t>
       </w:r>
+      <w:proofErr w:type="spellStart"/>
       <w:r>
         <w:rPr>
           <w:lang w:val="en-US"/>
         </w:rPr>
         <w:t>MobileNet</w:t>
       </w:r>
+      <w:proofErr w:type="spellEnd"/>
       <w:r>
         <w:rPr>
           <w:lang w:val="ru-RU"/>
@@ -10704,12 +11377,14 @@
         </w:rPr>
         <w:t xml:space="preserve"> </w:t>
       </w:r>
+      <w:proofErr w:type="spellStart"/>
       <w:r>
         <w:rPr>
           <w:lang w:val="en-US"/>
         </w:rPr>
         <w:t>BlazeFace</w:t>
       </w:r>
+      <w:proofErr w:type="spellEnd"/>
       <w:r>
         <w:rPr>
           <w:lang w:val="ru-RU"/>
@@ -10734,9 +11409,11 @@
       <w:r>
         <w:t xml:space="preserve"> </w:t>
       </w:r>
+      <w:proofErr w:type="spellStart"/>
       <w:r>
         <w:t>бэкбоны</w:t>
       </w:r>
+      <w:proofErr w:type="spellEnd"/>
       <w:r>
         <w:t xml:space="preserve"> </w:t>
       </w:r>
@@ -10935,12 +11612,14 @@
         </w:rPr>
         <w:t xml:space="preserve">третье поколение семейства </w:t>
       </w:r>
+      <w:proofErr w:type="spellStart"/>
       <w:r>
         <w:rPr>
           <w:lang w:val="en-US"/>
         </w:rPr>
         <w:t>MobileNet</w:t>
       </w:r>
+      <w:proofErr w:type="spellEnd"/>
       <w:r>
         <w:rPr>
           <w:lang w:val="ru-RU"/>
@@ -10965,12 +11644,14 @@
         </w:rPr>
         <w:t>с использованием комбинации методов аппаратного осознанного поиска архитектуры (</w:t>
       </w:r>
+      <w:proofErr w:type="spellStart"/>
       <w:r>
         <w:rPr>
           <w:lang w:val="en-US"/>
         </w:rPr>
         <w:t>NetAdapt</w:t>
       </w:r>
+      <w:proofErr w:type="spellEnd"/>
       <w:r>
         <w:rPr>
           <w:lang w:val="ru-RU"/>
@@ -11085,12 +11766,14 @@
         </w:rPr>
         <w:t xml:space="preserve">0.19 </w:t>
       </w:r>
+      <w:proofErr w:type="spellStart"/>
       <w:r>
         <w:rPr>
           <w:lang w:val="en-US"/>
         </w:rPr>
         <w:t>GMac</w:t>
       </w:r>
+      <w:proofErr w:type="spellEnd"/>
       <w:r>
         <w:rPr>
           <w:lang w:val="ru-RU"/>
@@ -11309,12 +11992,14 @@
         </w:rPr>
         <w:t xml:space="preserve">на датасете </w:t>
       </w:r>
+      <w:proofErr w:type="spellStart"/>
       <w:r>
         <w:rPr>
           <w:lang w:val="en-US"/>
         </w:rPr>
         <w:t>FERPlus</w:t>
       </w:r>
+      <w:proofErr w:type="spellEnd"/>
       <w:r>
         <w:rPr>
           <w:lang w:val="ru-RU"/>
@@ -11379,7 +12064,21 @@
         <w:rPr>
           <w:lang w:val="ru-RU"/>
         </w:rPr>
-        <w:t xml:space="preserve"> МБ. Наибольшее преимущество модели проявляется на устройствах с ограниченными ресурсами, где она одновременно обеспечивает и высокую скорость, и приемлимую точность. Для сравнения: </w:t>
+        <w:t xml:space="preserve"> МБ. Наибольшее преимущество модели проявляется на устройствах с ограниченными ресурсами, где она одновременно обеспечивает и высокую скорость, и </w:t>
+      </w:r>
+      <w:proofErr w:type="spellStart"/>
+      <w:r>
+        <w:rPr>
+          <w:lang w:val="ru-RU"/>
+        </w:rPr>
+        <w:t>приемлимую</w:t>
+      </w:r>
+      <w:proofErr w:type="spellEnd"/>
+      <w:r>
+        <w:rPr>
+          <w:lang w:val="ru-RU"/>
+        </w:rPr>
+        <w:t xml:space="preserve"> точность. Для сравнения: </w:t>
       </w:r>
       <w:r>
         <w:rPr>
@@ -11610,12 +12309,14 @@
         </w:rPr>
         <w:t xml:space="preserve">представлено семейство </w:t>
       </w:r>
+      <w:proofErr w:type="spellStart"/>
       <w:r>
         <w:rPr>
           <w:lang w:val="en-US"/>
         </w:rPr>
         <w:t>EmotiEffNets</w:t>
       </w:r>
+      <w:proofErr w:type="spellEnd"/>
       <w:r>
         <w:rPr>
           <w:lang w:val="ru-RU"/>
@@ -11664,12 +12365,14 @@
         </w:rPr>
         <w:t xml:space="preserve"> </w:t>
       </w:r>
+      <w:proofErr w:type="spellStart"/>
       <w:r>
         <w:rPr>
           <w:lang w:val="en-US"/>
         </w:rPr>
         <w:t>Analysisi</w:t>
       </w:r>
+      <w:proofErr w:type="spellEnd"/>
       <w:r>
         <w:rPr>
           <w:lang w:val="ru-RU"/>
@@ -11758,7 +12461,21 @@
         <w:rPr>
           <w:lang w:val="ru-RU"/>
         </w:rPr>
-        <w:t>Извлечение пространственных признаков из отдельных кадров (с помощью бэкбонов, рассмотренных в прошлом параграфе) дает статическое представление мимики. Однако эмоциональное состояние человека разворачивается во времени: удивление может смениться на радость, грусть – нейтральным состоянием, а интенсивность эмоции может нарастать или затухать на протяжении высказывания. Учет этих временных зависимостей требует агрегации пространственных признаков по некоторой последовательности кадров, что достигается с помощью темпоральных агрегаторов.</w:t>
+        <w:t xml:space="preserve">Извлечение пространственных признаков из отдельных кадров (с помощью </w:t>
+      </w:r>
+      <w:proofErr w:type="spellStart"/>
+      <w:r>
+        <w:rPr>
+          <w:lang w:val="ru-RU"/>
+        </w:rPr>
+        <w:t>бэкбонов</w:t>
+      </w:r>
+      <w:proofErr w:type="spellEnd"/>
+      <w:r>
+        <w:rPr>
+          <w:lang w:val="ru-RU"/>
+        </w:rPr>
+        <w:t>, рассмотренных в прошлом параграфе) дает статическое представление мимики. Однако эмоциональное состояние человека разворачивается во времени: удивление может смениться на радость, грусть – нейтральным состоянием, а интенсивность эмоции может нарастать или затухать на протяжении высказывания. Учет этих временных зависимостей требует агрегации пространственных признаков по некоторой последовательности кадров, что достигается с помощью темпоральных агрегаторов.</w:t>
       </w:r>
       <w:r>
         <w:rPr>
@@ -12488,11 +13205,19 @@
         </w:rPr>
         <w:t xml:space="preserve"> </w:t>
       </w:r>
-      <w:r>
-        <w:rPr>
-          <w:lang w:val="ru-RU"/>
-        </w:rPr>
-        <w:t xml:space="preserve">щависит только от </w:t>
+      <w:proofErr w:type="spellStart"/>
+      <w:r>
+        <w:rPr>
+          <w:lang w:val="ru-RU"/>
+        </w:rPr>
+        <w:t>щависит</w:t>
+      </w:r>
+      <w:proofErr w:type="spellEnd"/>
+      <w:r>
+        <w:rPr>
+          <w:lang w:val="ru-RU"/>
+        </w:rPr>
+        <w:t xml:space="preserve"> только от </w:t>
       </w:r>
       <w:r>
         <w:rPr>
@@ -12510,7 +13235,35 @@
         <w:rPr>
           <w:lang w:val="ru-RU"/>
         </w:rPr>
-        <w:t>предыдущих значений, исключая «подглядывание» в будущее); дилатированных свреток с растущими коэффициентами расширения (</w:t>
+        <w:t xml:space="preserve">предыдущих значений, исключая «подглядывание» в будущее); </w:t>
+      </w:r>
+      <w:proofErr w:type="spellStart"/>
+      <w:r>
+        <w:rPr>
+          <w:lang w:val="ru-RU"/>
+        </w:rPr>
+        <w:t>дилатированных</w:t>
+      </w:r>
+      <w:proofErr w:type="spellEnd"/>
+      <w:r>
+        <w:rPr>
+          <w:lang w:val="ru-RU"/>
+        </w:rPr>
+        <w:t xml:space="preserve"> </w:t>
+      </w:r>
+      <w:proofErr w:type="spellStart"/>
+      <w:r>
+        <w:rPr>
+          <w:lang w:val="ru-RU"/>
+        </w:rPr>
+        <w:t>свреток</w:t>
+      </w:r>
+      <w:proofErr w:type="spellEnd"/>
+      <w:r>
+        <w:rPr>
+          <w:lang w:val="ru-RU"/>
+        </w:rPr>
+        <w:t xml:space="preserve"> с растущими коэффициентами расширения (</w:t>
       </w:r>
       <w:r>
         <w:rPr>
@@ -12601,7 +13354,35 @@
         <w:rPr>
           <w:lang w:val="ru-RU"/>
         </w:rPr>
-        <w:t xml:space="preserve"> был предложен дизайн TimeConvNets с глубокими временными окнами для распознавания выражений лица в реальном времени. Авторы продемонстрировали, что TimeConvNets лучше захватывают быстрые изменения выражений лица и повышают точность классификации, сохраняя низкое время инференса. В работе </w:t>
+        <w:t xml:space="preserve"> был предложен дизайн </w:t>
+      </w:r>
+      <w:proofErr w:type="spellStart"/>
+      <w:r>
+        <w:rPr>
+          <w:lang w:val="ru-RU"/>
+        </w:rPr>
+        <w:t>TimeConvNets</w:t>
+      </w:r>
+      <w:proofErr w:type="spellEnd"/>
+      <w:r>
+        <w:rPr>
+          <w:lang w:val="ru-RU"/>
+        </w:rPr>
+        <w:t xml:space="preserve"> с глубокими временными окнами для распознавания выражений лица в реальном времени. Авторы продемонстрировали, что </w:t>
+      </w:r>
+      <w:proofErr w:type="spellStart"/>
+      <w:r>
+        <w:rPr>
+          <w:lang w:val="ru-RU"/>
+        </w:rPr>
+        <w:t>TimeConvNets</w:t>
+      </w:r>
+      <w:proofErr w:type="spellEnd"/>
+      <w:r>
+        <w:rPr>
+          <w:lang w:val="ru-RU"/>
+        </w:rPr>
+        <w:t xml:space="preserve"> лучше захватывают быстрые изменения выражений лица и повышают точность классификации, сохраняя низкое время инференса. В работе </w:t>
       </w:r>
       <w:r>
         <w:rPr>
@@ -12613,7 +13394,63 @@
         <w:rPr>
           <w:lang w:val="ru-RU"/>
         </w:rPr>
-        <w:t xml:space="preserve"> метод NAC-TCN (Neighborhood Attention with Convolutions TCN) объединил механизм внимания и TCN, что привело к снижению вычислительных и память-затрат при сохранении понимания причинных связей. Несмотря на перечисленные достоинства, TCN могут уступать RNN на последовательностях с очень сложной долгосрочной зависимостью, где рекуррентные вентильные механизмы оказываются более адаптивными.</w:t>
+        <w:t xml:space="preserve"> метод NAC-TCN (</w:t>
+      </w:r>
+      <w:proofErr w:type="spellStart"/>
+      <w:r>
+        <w:rPr>
+          <w:lang w:val="ru-RU"/>
+        </w:rPr>
+        <w:t>Neighborhood</w:t>
+      </w:r>
+      <w:proofErr w:type="spellEnd"/>
+      <w:r>
+        <w:rPr>
+          <w:lang w:val="ru-RU"/>
+        </w:rPr>
+        <w:t xml:space="preserve"> </w:t>
+      </w:r>
+      <w:proofErr w:type="spellStart"/>
+      <w:r>
+        <w:rPr>
+          <w:lang w:val="ru-RU"/>
+        </w:rPr>
+        <w:t>Attention</w:t>
+      </w:r>
+      <w:proofErr w:type="spellEnd"/>
+      <w:r>
+        <w:rPr>
+          <w:lang w:val="ru-RU"/>
+        </w:rPr>
+        <w:t xml:space="preserve"> </w:t>
+      </w:r>
+      <w:proofErr w:type="spellStart"/>
+      <w:r>
+        <w:rPr>
+          <w:lang w:val="ru-RU"/>
+        </w:rPr>
+        <w:t>with</w:t>
+      </w:r>
+      <w:proofErr w:type="spellEnd"/>
+      <w:r>
+        <w:rPr>
+          <w:lang w:val="ru-RU"/>
+        </w:rPr>
+        <w:t xml:space="preserve"> </w:t>
+      </w:r>
+      <w:proofErr w:type="spellStart"/>
+      <w:r>
+        <w:rPr>
+          <w:lang w:val="ru-RU"/>
+        </w:rPr>
+        <w:t>Convolutions</w:t>
+      </w:r>
+      <w:proofErr w:type="spellEnd"/>
+      <w:r>
+        <w:rPr>
+          <w:lang w:val="ru-RU"/>
+        </w:rPr>
+        <w:t xml:space="preserve"> TCN) объединил механизм внимания и TCN, что привело к снижению вычислительных и память-затрат при сохранении понимания причинных связей. Несмотря на перечисленные достоинства, TCN могут уступать RNN на последовательностях с очень сложной долгосрочной зависимостью, где рекуррентные вентильные механизмы оказываются более адаптивными.</w:t>
       </w:r>
     </w:p>
     <w:p>
@@ -12694,7 +13531,49 @@
         <w:rPr>
           <w:lang w:val="ru-RU"/>
         </w:rPr>
-        <w:t xml:space="preserve"> качественную категорию. Именно это наблюдение привело к формированию направления мультимодального распознавания эмоций (Multimodal Emotion Recognition, MER)</w:t>
+        <w:t xml:space="preserve"> качественную категорию. Именно это наблюдение привело к формированию направления мультимодального распознавания эмоций (</w:t>
+      </w:r>
+      <w:proofErr w:type="spellStart"/>
+      <w:r>
+        <w:rPr>
+          <w:lang w:val="ru-RU"/>
+        </w:rPr>
+        <w:t>Multimodal</w:t>
+      </w:r>
+      <w:proofErr w:type="spellEnd"/>
+      <w:r>
+        <w:rPr>
+          <w:lang w:val="ru-RU"/>
+        </w:rPr>
+        <w:t xml:space="preserve"> </w:t>
+      </w:r>
+      <w:proofErr w:type="spellStart"/>
+      <w:r>
+        <w:rPr>
+          <w:lang w:val="ru-RU"/>
+        </w:rPr>
+        <w:t>Emotion</w:t>
+      </w:r>
+      <w:proofErr w:type="spellEnd"/>
+      <w:r>
+        <w:rPr>
+          <w:lang w:val="ru-RU"/>
+        </w:rPr>
+        <w:t xml:space="preserve"> </w:t>
+      </w:r>
+      <w:proofErr w:type="spellStart"/>
+      <w:r>
+        <w:rPr>
+          <w:lang w:val="ru-RU"/>
+        </w:rPr>
+        <w:t>Recognition</w:t>
+      </w:r>
+      <w:proofErr w:type="spellEnd"/>
+      <w:r>
+        <w:rPr>
+          <w:lang w:val="ru-RU"/>
+        </w:rPr>
+        <w:t>, MER)</w:t>
       </w:r>
       <w:r>
         <w:rPr>
@@ -12792,70 +13671,142 @@
           <w:lang w:val="ru-RU"/>
         </w:rPr>
         <w:lastRenderedPageBreak/>
-        <w:t>Раннее слияние (early fusion).</w:t>
-      </w:r>
-      <w:r>
-        <w:rPr>
-          <w:lang w:val="ru-RU"/>
-        </w:rPr>
-        <w:t xml:space="preserve"> При раннем слиянии признаки из разных модальностей объединяются непосредственно на уровне входных данных или низкоуровневых представлений. Например, конкатенация векторов MFCC и извлеч</w:t>
-      </w:r>
-      <w:r>
-        <w:rPr>
-          <w:lang w:val="ru-RU"/>
-        </w:rPr>
-        <w:t>е</w:t>
-      </w:r>
-      <w:r>
-        <w:rPr>
-          <w:lang w:val="ru-RU"/>
-        </w:rPr>
-        <w:t>нных из лиц геометрических признаков с последующей подачей в общий классификатор. Преимущество подхода — простота и возможность уч</w:t>
-      </w:r>
-      <w:r>
-        <w:rPr>
-          <w:lang w:val="ru-RU"/>
-        </w:rPr>
-        <w:t>е</w:t>
-      </w:r>
-      <w:r>
-        <w:rPr>
-          <w:lang w:val="ru-RU"/>
-        </w:rPr>
-        <w:t>та корреляций модальностей на раннем этапе. Недостатки: признаки разных модальностей могут иметь различную размерность и темпоральное разрешение, а также требовать сложной нормализации. Раннее слияние часто приводит к переобучению, если объ</w:t>
-      </w:r>
-      <w:r>
-        <w:rPr>
-          <w:lang w:val="ru-RU"/>
-        </w:rPr>
-        <w:t>е</w:t>
-      </w:r>
-      <w:r>
-        <w:rPr>
-          <w:lang w:val="ru-RU"/>
-        </w:rPr>
-        <w:t xml:space="preserve">м размеченных мультимодальных данных невелик </w:t>
-      </w:r>
-      <w:r>
-        <w:rPr>
-          <w:lang w:val="ru-RU"/>
-        </w:rPr>
-        <w:t>[52].</w:t>
-      </w:r>
-    </w:p>
-    <w:p>
-      <w:pPr>
-        <w:rPr>
-          <w:lang w:val="ru-RU"/>
-        </w:rPr>
-      </w:pPr>
+        <w:t>Раннее слияние (</w:t>
+      </w:r>
+      <w:proofErr w:type="spellStart"/>
       <w:r>
         <w:rPr>
           <w:b/>
           <w:bCs/>
           <w:lang w:val="ru-RU"/>
         </w:rPr>
-        <w:t>Позднее слияние (late fusion).</w:t>
+        <w:t>early</w:t>
+      </w:r>
+      <w:proofErr w:type="spellEnd"/>
+      <w:r>
+        <w:rPr>
+          <w:b/>
+          <w:bCs/>
+          <w:lang w:val="ru-RU"/>
+        </w:rPr>
+        <w:t xml:space="preserve"> </w:t>
+      </w:r>
+      <w:proofErr w:type="spellStart"/>
+      <w:r>
+        <w:rPr>
+          <w:b/>
+          <w:bCs/>
+          <w:lang w:val="ru-RU"/>
+        </w:rPr>
+        <w:t>fusion</w:t>
+      </w:r>
+      <w:proofErr w:type="spellEnd"/>
+      <w:r>
+        <w:rPr>
+          <w:b/>
+          <w:bCs/>
+          <w:lang w:val="ru-RU"/>
+        </w:rPr>
+        <w:t>).</w:t>
+      </w:r>
+      <w:r>
+        <w:rPr>
+          <w:lang w:val="ru-RU"/>
+        </w:rPr>
+        <w:t xml:space="preserve"> При раннем слиянии признаки из разных модальностей объединяются непосредственно на уровне входных данных или низкоуровневых представлений. Например, конкатенация векторов MFCC и извлеч</w:t>
+      </w:r>
+      <w:r>
+        <w:rPr>
+          <w:lang w:val="ru-RU"/>
+        </w:rPr>
+        <w:t>е</w:t>
+      </w:r>
+      <w:r>
+        <w:rPr>
+          <w:lang w:val="ru-RU"/>
+        </w:rPr>
+        <w:t>нных из лиц геометрических признаков с последующей подачей в общий классификатор. Преимущество подхода — простота и возможность уч</w:t>
+      </w:r>
+      <w:r>
+        <w:rPr>
+          <w:lang w:val="ru-RU"/>
+        </w:rPr>
+        <w:t>е</w:t>
+      </w:r>
+      <w:r>
+        <w:rPr>
+          <w:lang w:val="ru-RU"/>
+        </w:rPr>
+        <w:t>та корреляций модальностей на раннем этапе. Недостатки: признаки разных модальностей могут иметь различную размерность и темпоральное разрешение, а также требовать сложной нормализации. Раннее слияние часто приводит к переобучению, если объ</w:t>
+      </w:r>
+      <w:r>
+        <w:rPr>
+          <w:lang w:val="ru-RU"/>
+        </w:rPr>
+        <w:t>е</w:t>
+      </w:r>
+      <w:r>
+        <w:rPr>
+          <w:lang w:val="ru-RU"/>
+        </w:rPr>
+        <w:t xml:space="preserve">м размеченных мультимодальных данных невелик </w:t>
+      </w:r>
+      <w:r>
+        <w:rPr>
+          <w:lang w:val="ru-RU"/>
+        </w:rPr>
+        <w:t>[52].</w:t>
+      </w:r>
+    </w:p>
+    <w:p>
+      <w:pPr>
+        <w:rPr>
+          <w:lang w:val="ru-RU"/>
+        </w:rPr>
+      </w:pPr>
+      <w:r>
+        <w:rPr>
+          <w:b/>
+          <w:bCs/>
+          <w:lang w:val="ru-RU"/>
+        </w:rPr>
+        <w:t>Позднее слияние (</w:t>
+      </w:r>
+      <w:proofErr w:type="spellStart"/>
+      <w:r>
+        <w:rPr>
+          <w:b/>
+          <w:bCs/>
+          <w:lang w:val="ru-RU"/>
+        </w:rPr>
+        <w:t>late</w:t>
+      </w:r>
+      <w:proofErr w:type="spellEnd"/>
+      <w:r>
+        <w:rPr>
+          <w:b/>
+          <w:bCs/>
+          <w:lang w:val="ru-RU"/>
+        </w:rPr>
+        <w:t xml:space="preserve"> </w:t>
+      </w:r>
+      <w:proofErr w:type="spellStart"/>
+      <w:r>
+        <w:rPr>
+          <w:b/>
+          <w:bCs/>
+          <w:lang w:val="ru-RU"/>
+        </w:rPr>
+        <w:t>fusion</w:t>
+      </w:r>
+      <w:proofErr w:type="spellEnd"/>
+      <w:r>
+        <w:rPr>
+          <w:b/>
+          <w:bCs/>
+          <w:lang w:val="ru-RU"/>
+        </w:rPr>
+        <w:t>).</w:t>
       </w:r>
       <w:r>
         <w:rPr>
@@ -12946,7 +13897,21 @@
         <w:rPr>
           <w:lang w:val="ru-RU"/>
         </w:rPr>
-        <w:t>ся в общий классификатор. Динамические подходы, такие как гейтированные сети или механизмы внимания, позволяют адаптивно взвешивать вклад каждой модальности в зависимости от контекста</w:t>
+        <w:t xml:space="preserve">ся в общий классификатор. Динамические подходы, такие как </w:t>
+      </w:r>
+      <w:proofErr w:type="spellStart"/>
+      <w:r>
+        <w:rPr>
+          <w:lang w:val="ru-RU"/>
+        </w:rPr>
+        <w:t>гейтированные</w:t>
+      </w:r>
+      <w:proofErr w:type="spellEnd"/>
+      <w:r>
+        <w:rPr>
+          <w:lang w:val="ru-RU"/>
+        </w:rPr>
+        <w:t xml:space="preserve"> сети или механизмы внимания, позволяют адаптивно взвешивать вклад каждой модальности в зависимости от контекста</w:t>
       </w:r>
       <w:r>
         <w:rPr>
@@ -13036,7 +14001,21 @@
         <w:rPr>
           <w:lang w:val="ru-RU"/>
         </w:rPr>
-        <w:t>одном из наиболее сложных корпусов со спонтанной диалоговой речью. В качестве конкурентов выбраны модели, представляющие различные парадигмы мультимодального слияния: графовое динамическое слияние (</w:t>
+        <w:t xml:space="preserve">одном из наиболее сложных корпусов со спонтанной диалоговой речью. В качестве конкурентов выбраны модели, представляющие различные парадигмы мультимодального слияния: </w:t>
+      </w:r>
+      <w:proofErr w:type="spellStart"/>
+      <w:r>
+        <w:rPr>
+          <w:lang w:val="ru-RU"/>
+        </w:rPr>
+        <w:t>графовое</w:t>
+      </w:r>
+      <w:proofErr w:type="spellEnd"/>
+      <w:r>
+        <w:rPr>
+          <w:lang w:val="ru-RU"/>
+        </w:rPr>
+        <w:t xml:space="preserve"> динамическое слияние (</w:t>
       </w:r>
       <w:r>
         <w:rPr>
@@ -13050,12 +14029,14 @@
         </w:rPr>
         <w:t>-</w:t>
       </w:r>
+      <w:proofErr w:type="spellStart"/>
       <w:r>
         <w:rPr>
           <w:lang w:val="en-US"/>
         </w:rPr>
         <w:t>NodeFormer</w:t>
       </w:r>
+      <w:proofErr w:type="spellEnd"/>
       <w:r>
         <w:rPr>
           <w:lang w:val="ru-RU"/>
@@ -13084,14 +14065,58 @@
         <w:rPr>
           <w:lang w:val="ru-RU"/>
         </w:rPr>
-        <w:t>) и простой конкатенационный бейзлайн на основе предобученных бэкбонов (</w:t>
-      </w:r>
+        <w:t xml:space="preserve">) и простой </w:t>
+      </w:r>
+      <w:proofErr w:type="spellStart"/>
+      <w:r>
+        <w:rPr>
+          <w:lang w:val="ru-RU"/>
+        </w:rPr>
+        <w:t>конкатенационный</w:t>
+      </w:r>
+      <w:proofErr w:type="spellEnd"/>
+      <w:r>
+        <w:rPr>
+          <w:lang w:val="ru-RU"/>
+        </w:rPr>
+        <w:t xml:space="preserve"> </w:t>
+      </w:r>
+      <w:proofErr w:type="spellStart"/>
+      <w:r>
+        <w:rPr>
+          <w:lang w:val="ru-RU"/>
+        </w:rPr>
+        <w:t>бейзлайн</w:t>
+      </w:r>
+      <w:proofErr w:type="spellEnd"/>
+      <w:r>
+        <w:rPr>
+          <w:lang w:val="ru-RU"/>
+        </w:rPr>
+        <w:t xml:space="preserve"> на основе предобученных </w:t>
+      </w:r>
+      <w:proofErr w:type="spellStart"/>
+      <w:r>
+        <w:rPr>
+          <w:lang w:val="ru-RU"/>
+        </w:rPr>
+        <w:t>бэкбонов</w:t>
+      </w:r>
+      <w:proofErr w:type="spellEnd"/>
+      <w:r>
+        <w:rPr>
+          <w:lang w:val="ru-RU"/>
+        </w:rPr>
+        <w:t xml:space="preserve"> (</w:t>
+      </w:r>
+      <w:proofErr w:type="spellStart"/>
       <w:r>
         <w:rPr>
           <w:lang w:val="en-US"/>
         </w:rPr>
         <w:t>ResNet</w:t>
       </w:r>
+      <w:proofErr w:type="spellEnd"/>
       <w:r>
         <w:rPr>
           <w:lang w:val="ru-RU"/>
@@ -13189,7 +14214,21 @@
         <w:rPr>
           <w:lang w:val="ru-RU"/>
         </w:rPr>
-        <w:t>) только над наиболее информативными временными позициями, сокращая вычислительную сложность по сравнению с полным трансформером. Затем признаки разных модальностей пропускаются через гейтированную сеть слияния (</w:t>
+        <w:t xml:space="preserve">) только над наиболее информативными временными позициями, сокращая вычислительную сложность по сравнению с полным трансформером. Затем признаки разных модальностей пропускаются через </w:t>
+      </w:r>
+      <w:proofErr w:type="spellStart"/>
+      <w:r>
+        <w:rPr>
+          <w:lang w:val="ru-RU"/>
+        </w:rPr>
+        <w:t>гейтированную</w:t>
+      </w:r>
+      <w:proofErr w:type="spellEnd"/>
+      <w:r>
+        <w:rPr>
+          <w:lang w:val="ru-RU"/>
+        </w:rPr>
+        <w:t xml:space="preserve"> сеть слияния (</w:t>
       </w:r>
       <w:r>
         <w:rPr>
@@ -13237,7 +14276,21 @@
         <w:rPr>
           <w:lang w:val="ru-RU"/>
         </w:rPr>
-        <w:t>ткой интонацией – вес аудио. Гейтированный механизм позволяет модели адаптироваться к естественным вариациям в диалоге, где то лицо, то голос могут быть более информативны.</w:t>
+        <w:t xml:space="preserve">ткой интонацией – вес аудио. </w:t>
+      </w:r>
+      <w:proofErr w:type="spellStart"/>
+      <w:r>
+        <w:rPr>
+          <w:lang w:val="ru-RU"/>
+        </w:rPr>
+        <w:t>Гейтированный</w:t>
+      </w:r>
+      <w:proofErr w:type="spellEnd"/>
+      <w:r>
+        <w:rPr>
+          <w:lang w:val="ru-RU"/>
+        </w:rPr>
+        <w:t xml:space="preserve"> механизм позволяет модели адаптироваться к естественным вариациям в диалоге, где то лицо, то голос могут быть более информативны.</w:t>
       </w:r>
     </w:p>
     <w:p>
@@ -13253,220 +14306,338 @@
           <w:lang w:val="en-US"/>
         </w:rPr>
         <w:lastRenderedPageBreak/>
-        <w:t>MM-NodeFormer (Multimodal Node-Former)</w:t>
-      </w:r>
-      <w:r>
-        <w:rPr>
-          <w:lang w:val="en-US"/>
-        </w:rPr>
-        <w:t xml:space="preserve"> </w:t>
-      </w:r>
-      <w:r>
-        <w:rPr>
-          <w:lang w:val="en-US"/>
-        </w:rPr>
-        <w:t>[56]</w:t>
-      </w:r>
-      <w:r>
-        <w:rPr>
-          <w:lang w:val="en-US"/>
-        </w:rPr>
-        <w:t>. MM</w:t>
-      </w:r>
-      <w:r>
-        <w:rPr>
-          <w:lang w:val="ru-RU"/>
-        </w:rPr>
-        <w:t>-</w:t>
-      </w:r>
-      <w:r>
-        <w:rPr>
-          <w:lang w:val="en-US"/>
-        </w:rPr>
-        <w:t>NodeFormer</w:t>
-      </w:r>
-      <w:r>
-        <w:rPr>
-          <w:lang w:val="ru-RU"/>
-        </w:rPr>
-        <w:t xml:space="preserve">, представленный на </w:t>
-      </w:r>
-      <w:r>
-        <w:rPr>
-          <w:lang w:val="en-US"/>
-        </w:rPr>
-        <w:t>Interspeech</w:t>
-      </w:r>
-      <w:r>
-        <w:rPr>
-          <w:lang w:val="ru-RU"/>
-        </w:rPr>
-        <w:t xml:space="preserve"> 2024, является эволюцией графовых динамических сетей для </w:t>
-      </w:r>
-      <w:r>
-        <w:rPr>
-          <w:lang w:val="en-US"/>
-        </w:rPr>
-        <w:t>MER</w:t>
-      </w:r>
-      <w:r>
-        <w:rPr>
-          <w:lang w:val="ru-RU"/>
-        </w:rPr>
-        <w:t xml:space="preserve">. В отличие от предыдущих графовых подходов, </w:t>
-      </w:r>
-      <w:r>
-        <w:rPr>
-          <w:lang w:val="en-US"/>
-        </w:rPr>
-        <w:t>MM</w:t>
-      </w:r>
-      <w:r>
-        <w:rPr>
-          <w:lang w:val="ru-RU"/>
-        </w:rPr>
-        <w:t>-</w:t>
-      </w:r>
-      <w:r>
-        <w:rPr>
-          <w:lang w:val="en-US"/>
-        </w:rPr>
-        <w:t>NodeFormer</w:t>
-      </w:r>
-      <w:r>
-        <w:rPr>
-          <w:lang w:val="ru-RU"/>
-        </w:rPr>
-        <w:t xml:space="preserve"> строит над каждым временным шагом двудольный граф между аудио-узлами и видео-узлами, а затем применяет многослойный трансформер с перекр</w:t>
-      </w:r>
-      <w:r>
-        <w:rPr>
-          <w:lang w:val="ru-RU"/>
-        </w:rPr>
-        <w:t>е</w:t>
-      </w:r>
-      <w:r>
-        <w:rPr>
-          <w:lang w:val="ru-RU"/>
-        </w:rPr>
-        <w:t xml:space="preserve">стным вниманием для распространения информации между модальностями. Ключевое нововведение – использование позиционных кодирований, учитывающих не только абсолютное время, но и разницу в темпах изменений аудио и видео. Это особенно важно для </w:t>
-      </w:r>
-      <w:r>
-        <w:rPr>
-          <w:lang w:val="en-US"/>
-        </w:rPr>
-        <w:t>IEMOCAP</w:t>
-      </w:r>
-      <w:r>
-        <w:rPr>
-          <w:lang w:val="ru-RU"/>
-        </w:rPr>
-        <w:t>, где мимика может отставать от речи или опережать е</w:t>
-      </w:r>
-      <w:r>
-        <w:rPr>
-          <w:lang w:val="ru-RU"/>
-        </w:rPr>
-        <w:t>е</w:t>
-      </w:r>
-      <w:r>
-        <w:rPr>
-          <w:lang w:val="ru-RU"/>
-        </w:rPr>
-        <w:t xml:space="preserve">. </w:t>
-      </w:r>
-      <w:r>
-        <w:rPr>
-          <w:lang w:val="en-US"/>
-        </w:rPr>
-        <w:t>MM</w:t>
-      </w:r>
-      <w:r>
-        <w:rPr>
-          <w:lang w:val="ru-RU"/>
-        </w:rPr>
-        <w:t>-</w:t>
-      </w:r>
-      <w:r>
-        <w:rPr>
-          <w:lang w:val="en-US"/>
-        </w:rPr>
-        <w:t>NodeFormer</w:t>
-      </w:r>
-      <w:r>
-        <w:rPr>
-          <w:lang w:val="ru-RU"/>
-        </w:rPr>
-        <w:t xml:space="preserve"> достигает на </w:t>
-      </w:r>
-      <w:r>
-        <w:rPr>
-          <w:lang w:val="en-US"/>
-        </w:rPr>
-        <w:t>IEMOCAP</w:t>
-      </w:r>
-      <w:r>
-        <w:rPr>
-          <w:lang w:val="ru-RU"/>
-        </w:rPr>
-        <w:t xml:space="preserve"> взвешенной точности до 76,1% для шести эмоциональных классов, что является одним из лучших результатов среди не-трансформерных моделей.</w:t>
-      </w:r>
-    </w:p>
-    <w:p>
-      <w:pPr>
-        <w:rPr>
-          <w:lang w:val="ru-RU"/>
-        </w:rPr>
-      </w:pPr>
+        <w:t>MM-</w:t>
+      </w:r>
+      <w:proofErr w:type="spellStart"/>
       <w:r>
         <w:rPr>
           <w:b/>
           <w:bCs/>
           <w:lang w:val="en-US"/>
         </w:rPr>
-        <w:t>ResNet</w:t>
-      </w:r>
+        <w:t>NodeFormer</w:t>
+      </w:r>
+      <w:proofErr w:type="spellEnd"/>
       <w:r>
         <w:rPr>
           <w:b/>
           <w:bCs/>
-          <w:lang w:val="ru-RU"/>
-        </w:rPr>
-        <w:t xml:space="preserve">18 + </w:t>
-      </w:r>
+          <w:lang w:val="en-US"/>
+        </w:rPr>
+        <w:t xml:space="preserve"> (Multimodal Node-Former)</w:t>
+      </w:r>
+      <w:r>
+        <w:rPr>
+          <w:lang w:val="en-US"/>
+        </w:rPr>
+        <w:t xml:space="preserve"> </w:t>
+      </w:r>
+      <w:r>
+        <w:rPr>
+          <w:lang w:val="en-US"/>
+        </w:rPr>
+        <w:t>[56]</w:t>
+      </w:r>
+      <w:r>
+        <w:rPr>
+          <w:lang w:val="en-US"/>
+        </w:rPr>
+        <w:t>. MM</w:t>
+      </w:r>
+      <w:r>
+        <w:rPr>
+          <w:lang w:val="ru-RU"/>
+        </w:rPr>
+        <w:t>-</w:t>
+      </w:r>
+      <w:proofErr w:type="spellStart"/>
+      <w:r>
+        <w:rPr>
+          <w:lang w:val="en-US"/>
+        </w:rPr>
+        <w:t>NodeFormer</w:t>
+      </w:r>
+      <w:proofErr w:type="spellEnd"/>
+      <w:r>
+        <w:rPr>
+          <w:lang w:val="ru-RU"/>
+        </w:rPr>
+        <w:t xml:space="preserve">, представленный на </w:t>
+      </w:r>
+      <w:proofErr w:type="spellStart"/>
+      <w:r>
+        <w:rPr>
+          <w:lang w:val="en-US"/>
+        </w:rPr>
+        <w:t>Interspeech</w:t>
+      </w:r>
+      <w:proofErr w:type="spellEnd"/>
+      <w:r>
+        <w:rPr>
+          <w:lang w:val="ru-RU"/>
+        </w:rPr>
+        <w:t xml:space="preserve"> 2024, является эволюцией </w:t>
+      </w:r>
+      <w:proofErr w:type="spellStart"/>
+      <w:r>
+        <w:rPr>
+          <w:lang w:val="ru-RU"/>
+        </w:rPr>
+        <w:t>графовых</w:t>
+      </w:r>
+      <w:proofErr w:type="spellEnd"/>
+      <w:r>
+        <w:rPr>
+          <w:lang w:val="ru-RU"/>
+        </w:rPr>
+        <w:t xml:space="preserve"> динамических сетей для </w:t>
+      </w:r>
+      <w:r>
+        <w:rPr>
+          <w:lang w:val="en-US"/>
+        </w:rPr>
+        <w:t>MER</w:t>
+      </w:r>
+      <w:r>
+        <w:rPr>
+          <w:lang w:val="ru-RU"/>
+        </w:rPr>
+        <w:t xml:space="preserve">. В отличие от предыдущих </w:t>
+      </w:r>
+      <w:proofErr w:type="spellStart"/>
+      <w:r>
+        <w:rPr>
+          <w:lang w:val="ru-RU"/>
+        </w:rPr>
+        <w:t>графовых</w:t>
+      </w:r>
+      <w:proofErr w:type="spellEnd"/>
+      <w:r>
+        <w:rPr>
+          <w:lang w:val="ru-RU"/>
+        </w:rPr>
+        <w:t xml:space="preserve"> подходов, </w:t>
+      </w:r>
+      <w:r>
+        <w:rPr>
+          <w:lang w:val="en-US"/>
+        </w:rPr>
+        <w:t>MM</w:t>
+      </w:r>
+      <w:r>
+        <w:rPr>
+          <w:lang w:val="ru-RU"/>
+        </w:rPr>
+        <w:t>-</w:t>
+      </w:r>
+      <w:proofErr w:type="spellStart"/>
+      <w:r>
+        <w:rPr>
+          <w:lang w:val="en-US"/>
+        </w:rPr>
+        <w:t>NodeFormer</w:t>
+      </w:r>
+      <w:proofErr w:type="spellEnd"/>
+      <w:r>
+        <w:rPr>
+          <w:lang w:val="ru-RU"/>
+        </w:rPr>
+        <w:t xml:space="preserve"> строит над каждым временным шагом двудольный граф между аудио-узлами и видео-узлами, а затем применяет многослойный трансформер с перекр</w:t>
+      </w:r>
+      <w:r>
+        <w:rPr>
+          <w:lang w:val="ru-RU"/>
+        </w:rPr>
+        <w:t>е</w:t>
+      </w:r>
+      <w:r>
+        <w:rPr>
+          <w:lang w:val="ru-RU"/>
+        </w:rPr>
+        <w:t xml:space="preserve">стным вниманием для распространения информации между модальностями. Ключевое нововведение – использование позиционных кодирований, учитывающих не только абсолютное время, но и разницу в темпах изменений аудио и видео. Это особенно важно для </w:t>
+      </w:r>
+      <w:r>
+        <w:rPr>
+          <w:lang w:val="en-US"/>
+        </w:rPr>
+        <w:t>IEMOCAP</w:t>
+      </w:r>
+      <w:r>
+        <w:rPr>
+          <w:lang w:val="ru-RU"/>
+        </w:rPr>
+        <w:t>, где мимика может отставать от речи или опережать е</w:t>
+      </w:r>
+      <w:r>
+        <w:rPr>
+          <w:lang w:val="ru-RU"/>
+        </w:rPr>
+        <w:t>е</w:t>
+      </w:r>
+      <w:r>
+        <w:rPr>
+          <w:lang w:val="ru-RU"/>
+        </w:rPr>
+        <w:t xml:space="preserve">. </w:t>
+      </w:r>
+      <w:r>
+        <w:rPr>
+          <w:lang w:val="en-US"/>
+        </w:rPr>
+        <w:t>MM</w:t>
+      </w:r>
+      <w:r>
+        <w:rPr>
+          <w:lang w:val="ru-RU"/>
+        </w:rPr>
+        <w:t>-</w:t>
+      </w:r>
+      <w:proofErr w:type="spellStart"/>
+      <w:r>
+        <w:rPr>
+          <w:lang w:val="en-US"/>
+        </w:rPr>
+        <w:t>NodeFormer</w:t>
+      </w:r>
+      <w:proofErr w:type="spellEnd"/>
+      <w:r>
+        <w:rPr>
+          <w:lang w:val="ru-RU"/>
+        </w:rPr>
+        <w:t xml:space="preserve"> достигает на </w:t>
+      </w:r>
+      <w:r>
+        <w:rPr>
+          <w:lang w:val="en-US"/>
+        </w:rPr>
+        <w:t>IEMOCAP</w:t>
+      </w:r>
+      <w:r>
+        <w:rPr>
+          <w:lang w:val="ru-RU"/>
+        </w:rPr>
+        <w:t xml:space="preserve"> взвешенной точности до 76,1% для шести эмоциональных классов, что является одним из лучших результатов среди не-</w:t>
+      </w:r>
+      <w:proofErr w:type="spellStart"/>
+      <w:r>
+        <w:rPr>
+          <w:lang w:val="ru-RU"/>
+        </w:rPr>
+        <w:t>трансформерных</w:t>
+      </w:r>
+      <w:proofErr w:type="spellEnd"/>
+      <w:r>
+        <w:rPr>
+          <w:lang w:val="ru-RU"/>
+        </w:rPr>
+        <w:t xml:space="preserve"> моделей.</w:t>
+      </w:r>
+    </w:p>
+    <w:p>
+      <w:pPr>
+        <w:rPr>
+          <w:lang w:val="ru-RU"/>
+        </w:rPr>
+      </w:pPr>
+      <w:proofErr w:type="spellStart"/>
       <w:r>
         <w:rPr>
           <w:b/>
           <w:bCs/>
           <w:lang w:val="en-US"/>
         </w:rPr>
-        <w:t>GRU</w:t>
-      </w:r>
+        <w:t>ResNet</w:t>
+      </w:r>
+      <w:proofErr w:type="spellEnd"/>
       <w:r>
         <w:rPr>
           <w:b/>
           <w:bCs/>
           <w:lang w:val="ru-RU"/>
         </w:rPr>
-        <w:t xml:space="preserve"> (бейзлайн).</w:t>
-      </w:r>
-      <w:r>
-        <w:rPr>
-          <w:lang w:val="ru-RU"/>
-        </w:rPr>
-        <w:t xml:space="preserve"> В качестве простого, но репрезентативного бейзлайна в работе используется модель, состоящая из: замороженного </w:t>
-      </w:r>
+        <w:t xml:space="preserve">18 + </w:t>
+      </w:r>
+      <w:r>
+        <w:rPr>
+          <w:b/>
+          <w:bCs/>
+          <w:lang w:val="en-US"/>
+        </w:rPr>
+        <w:t>GRU</w:t>
+      </w:r>
+      <w:r>
+        <w:rPr>
+          <w:b/>
+          <w:bCs/>
+          <w:lang w:val="ru-RU"/>
+        </w:rPr>
+        <w:t xml:space="preserve"> (</w:t>
+      </w:r>
+      <w:proofErr w:type="spellStart"/>
+      <w:r>
+        <w:rPr>
+          <w:b/>
+          <w:bCs/>
+          <w:lang w:val="ru-RU"/>
+        </w:rPr>
+        <w:t>бейзлайн</w:t>
+      </w:r>
+      <w:proofErr w:type="spellEnd"/>
+      <w:r>
+        <w:rPr>
+          <w:b/>
+          <w:bCs/>
+          <w:lang w:val="ru-RU"/>
+        </w:rPr>
+        <w:t>).</w:t>
+      </w:r>
+      <w:r>
+        <w:rPr>
+          <w:lang w:val="ru-RU"/>
+        </w:rPr>
+        <w:t xml:space="preserve"> В качестве простого, но репрезентативного </w:t>
+      </w:r>
+      <w:proofErr w:type="spellStart"/>
+      <w:r>
+        <w:rPr>
+          <w:lang w:val="ru-RU"/>
+        </w:rPr>
+        <w:t>бейзлайна</w:t>
+      </w:r>
+      <w:proofErr w:type="spellEnd"/>
+      <w:r>
+        <w:rPr>
+          <w:lang w:val="ru-RU"/>
+        </w:rPr>
+        <w:t xml:space="preserve"> в работе используется модель, состоящая из: замороженного </w:t>
+      </w:r>
+      <w:proofErr w:type="spellStart"/>
       <w:r>
         <w:rPr>
           <w:lang w:val="en-US"/>
         </w:rPr>
         <w:t>ResNet</w:t>
       </w:r>
-      <w:r>
-        <w:rPr>
-          <w:lang w:val="ru-RU"/>
-        </w:rPr>
-        <w:t xml:space="preserve">18 для извлечения визуальных признаков из каждого кадра видео; усреднения аудиоэмбеддингов (из </w:t>
+      <w:proofErr w:type="spellEnd"/>
+      <w:r>
+        <w:rPr>
+          <w:lang w:val="ru-RU"/>
+        </w:rPr>
+        <w:t xml:space="preserve">18 для извлечения визуальных признаков из каждого кадра видео; усреднения </w:t>
+      </w:r>
+      <w:proofErr w:type="spellStart"/>
+      <w:r>
+        <w:rPr>
+          <w:lang w:val="ru-RU"/>
+        </w:rPr>
+        <w:t>аудиоэмбеддингов</w:t>
+      </w:r>
+      <w:proofErr w:type="spellEnd"/>
+      <w:r>
+        <w:rPr>
+          <w:lang w:val="ru-RU"/>
+        </w:rPr>
+        <w:t xml:space="preserve"> (из </w:t>
       </w:r>
       <w:r>
         <w:rPr>
@@ -13514,7 +14685,14 @@
         <w:rPr>
           <w:lang w:val="ru-RU"/>
         </w:rPr>
-        <w:t xml:space="preserve"> для уч</w:t>
+        <w:t xml:space="preserve"> для </w:t>
+      </w:r>
+      <w:proofErr w:type="spellStart"/>
+      <w:r>
+        <w:rPr>
+          <w:lang w:val="ru-RU"/>
+        </w:rPr>
+        <w:t>уч</w:t>
       </w:r>
       <w:r>
         <w:rPr>
@@ -13526,7 +14704,14 @@
         <w:rPr>
           <w:lang w:val="ru-RU"/>
         </w:rPr>
-        <w:t>та временной динамики. Хотя данная модель не использует сложных механизмов внимания, она часто служит отправной точкой для сравнения благодаря своей интерпретируемости и л</w:t>
+        <w:t>та</w:t>
+      </w:r>
+      <w:proofErr w:type="spellEnd"/>
+      <w:r>
+        <w:rPr>
+          <w:lang w:val="ru-RU"/>
+        </w:rPr>
+        <w:t xml:space="preserve"> временной динамики. Хотя данная модель не использует сложных механизмов внимания, она часто служит отправной точкой для сравнения благодаря своей интерпретируемости и л</w:t>
       </w:r>
       <w:r>
         <w:rPr>
@@ -13627,9 +14812,11 @@
         </w:rPr>
         <w:t xml:space="preserve">использование датасетов для двух задач: </w:t>
       </w:r>
+      <w:proofErr w:type="spellStart"/>
       <w:r>
         <w:t>классификаци</w:t>
       </w:r>
+      <w:proofErr w:type="spellEnd"/>
       <w:r>
         <w:rPr>
           <w:lang w:val="ru-RU"/>
@@ -13650,12 +14837,36 @@
         <w:t>Важно также различать датасеты, которые мы будем использовать для предобучения наших моделей и датасеты, на которых будем измерять качество,</w:t>
       </w:r>
       <w:r>
-        <w:t xml:space="preserve"> так как если для обеих целей использовать одни и те же датасеты, то в результаты мы получим завышенные результаты из-за “утечки таргета” (Target leakage).</w:t>
-      </w:r>
-    </w:p>
-    <w:p>
-      <w:r>
-        <w:t>В данной работе для построения эффективной мультимодальной системы распознования эмоций были использованы три датасета: RAVDESS, CREMA-D и IEMOCAP. Первые два использовались для предварительного обучения аудио и видео моделей, а IEMOCAP - в качестве целевого датасета для тонкой настройки и финального замера качества архитектуры. Данные три датасета были выбраны, так как они широко используются в работах по классификации эмоций, содержат чистые аудио и хорошо различимые видео данные, а также содержат сразу обе модальности.</w:t>
+        <w:t xml:space="preserve"> так как если для обеих целей использовать одни и те же датасеты, то в результаты мы получим завышенные результаты из-за “утечки </w:t>
+      </w:r>
+      <w:proofErr w:type="spellStart"/>
+      <w:r>
+        <w:t>таргета</w:t>
+      </w:r>
+      <w:proofErr w:type="spellEnd"/>
+      <w:r>
+        <w:t xml:space="preserve">” (Target </w:t>
+      </w:r>
+      <w:proofErr w:type="spellStart"/>
+      <w:r>
+        <w:t>leakage</w:t>
+      </w:r>
+      <w:proofErr w:type="spellEnd"/>
+      <w:r>
+        <w:t>).</w:t>
+      </w:r>
+    </w:p>
+    <w:p>
+      <w:r>
+        <w:t xml:space="preserve">В данной работе для построения эффективной мультимодальной системы </w:t>
+      </w:r>
+      <w:proofErr w:type="spellStart"/>
+      <w:r>
+        <w:t>распознования</w:t>
+      </w:r>
+      <w:proofErr w:type="spellEnd"/>
+      <w:r>
+        <w:t xml:space="preserve"> эмоций были использованы три датасета: RAVDESS, CREMA-D и IEMOCAP. Первые два использовались для предварительного обучения аудио и видео моделей, а IEMOCAP - в качестве целевого датасета для тонкой настройки и финального замера качества архитектуры. Данные три датасета были выбраны, так как они широко используются в работах по классификации эмоций, содержат чистые аудио и хорошо различимые видео данные, а также содержат сразу обе модальности.</w:t>
       </w:r>
     </w:p>
     <w:p>
@@ -13674,9 +14885,11 @@
     <w:p>
       <w:bookmarkStart w:id="18" w:name="_aaf7xcoxviiv" w:colFirst="0" w:colLast="0"/>
       <w:bookmarkEnd w:id="18"/>
+      <w:proofErr w:type="spellStart"/>
       <w:r>
         <w:t>Первы</w:t>
       </w:r>
+      <w:proofErr w:type="spellEnd"/>
       <w:r>
         <w:rPr>
           <w:lang w:val="ru-RU"/>
@@ -13747,7 +14960,15 @@
       <w:bookmarkStart w:id="20" w:name="_i5s4v4lau90r" w:colFirst="0" w:colLast="0"/>
       <w:bookmarkEnd w:id="20"/>
       <w:r>
-        <w:t>Для нашего исследования использовались только речевые аудио и видео фрагменты (пение не использовалось). Аудиодорожки были приведены к моноформату с частотой 16 кГц - для большей универсальности и применимости модели к другим датасетам с частотой 16 кГц, а также для повышения производительности модели.</w:t>
+        <w:t xml:space="preserve">Для нашего исследования использовались только речевые аудио и видео фрагменты (пение не использовалось). Аудиодорожки были приведены к </w:t>
+      </w:r>
+      <w:proofErr w:type="spellStart"/>
+      <w:r>
+        <w:t>моноформату</w:t>
+      </w:r>
+      <w:proofErr w:type="spellEnd"/>
+      <w:r>
+        <w:t xml:space="preserve"> с частотой 16 кГц - для большей универсальности и применимости модели к другим датасетам с частотой 16 кГц, а также для повышения производительности модели.</w:t>
       </w:r>
     </w:p>
     <w:p>
@@ -13791,7 +15012,15 @@
       <w:bookmarkStart w:id="24" w:name="_vj0n8ye14ke0" w:colFirst="0" w:colLast="0"/>
       <w:bookmarkEnd w:id="24"/>
       <w:r>
-        <w:t xml:space="preserve">CREMA-D [3] содержит 7442 видео, записанных 48 мужчинами и 43 женщинами. В отличие от RAVDESS это добровольцы, а не профиссиональные </w:t>
+        <w:t xml:space="preserve">CREMA-D [3] содержит 7442 видео, записанных 48 мужчинами и 43 женщинами. В отличие от RAVDESS это добровольцы, а не </w:t>
+      </w:r>
+      <w:proofErr w:type="spellStart"/>
+      <w:r>
+        <w:t>профиссиональные</w:t>
+      </w:r>
+      <w:proofErr w:type="spellEnd"/>
+      <w:r>
+        <w:t xml:space="preserve"> </w:t>
       </w:r>
       <w:r>
         <w:lastRenderedPageBreak/>
@@ -13802,7 +15031,15 @@
       <w:bookmarkStart w:id="25" w:name="_271jc5vs8voh" w:colFirst="0" w:colLast="0"/>
       <w:bookmarkEnd w:id="25"/>
       <w:r>
-        <w:t>Использование датасета CREMA-D в дополнение к RAVDESS обеспечивает большее разнообразие лицевых особенностей и обучение на более естественных эмоциях. Каждый клип также содержит произнесение одной фразы с одной из шести эмоциональных окрасок: нейтральная, радость, грусть, гнев, страх, отвращение. Как можно заметить, эмоции совпадают с первым датасетом, за исключением двух отсутствующих: спокойная и удивленная - некоторый дизбаланс классов важно будет учитывать при обучении.</w:t>
+        <w:t xml:space="preserve">Использование датасета CREMA-D в дополнение к RAVDESS обеспечивает большее разнообразие лицевых особенностей и обучение на более естественных эмоциях. Каждый клип также содержит произнесение одной фразы с одной из шести эмоциональных окрасок: нейтральная, радость, грусть, гнев, страх, отвращение. Как можно заметить, эмоции совпадают с первым датасетом, за исключением двух отсутствующих: спокойная и удивленная - некоторый </w:t>
+      </w:r>
+      <w:proofErr w:type="spellStart"/>
+      <w:r>
+        <w:t>дизбаланс</w:t>
+      </w:r>
+      <w:proofErr w:type="spellEnd"/>
+      <w:r>
+        <w:t xml:space="preserve"> классов важно будет учитывать при обучении.</w:t>
       </w:r>
     </w:p>
     <w:p>
@@ -13816,7 +15053,15 @@
       <w:bookmarkStart w:id="27" w:name="_6fyyufwgmwlm" w:colFirst="0" w:colLast="0"/>
       <w:bookmarkEnd w:id="27"/>
       <w:r>
-        <w:t>CREMA-D использовался совместно с RAVDESS для предварительного обучения аудио классификатора. Объединение данных привело к повышеннию обобщающей способности аудиогейта перед итоговым замером качества на IEMOCAP.</w:t>
+        <w:t xml:space="preserve">CREMA-D использовался совместно с RAVDESS для предварительного обучения аудио классификатора. Объединение данных привело к </w:t>
+      </w:r>
+      <w:proofErr w:type="spellStart"/>
+      <w:r>
+        <w:t>повышеннию</w:t>
+      </w:r>
+      <w:proofErr w:type="spellEnd"/>
+      <w:r>
+        <w:t xml:space="preserve"> обобщающей способности аудиогейта перед итоговым замером качества на IEMOCAP.</w:t>
       </w:r>
     </w:p>
     <w:p>
@@ -13942,7 +15187,21 @@
         <w:rPr>
           <w:lang w:val="ru-RU"/>
         </w:rPr>
-        <w:t xml:space="preserve"> более сложный датасет для нашей задачи, но одновременно с этим является более репрезентативным бенчмарком для оценки качества мультимодальных систем распознования эмоций.</w:t>
+        <w:t xml:space="preserve"> более сложный датасет для нашей задачи, но одновременно с этим является более репрезентативным бенчмарком для оценки качества мультимодальных систем </w:t>
+      </w:r>
+      <w:proofErr w:type="spellStart"/>
+      <w:r>
+        <w:rPr>
+          <w:lang w:val="ru-RU"/>
+        </w:rPr>
+        <w:t>распознования</w:t>
+      </w:r>
+      <w:proofErr w:type="spellEnd"/>
+      <w:r>
+        <w:rPr>
+          <w:lang w:val="ru-RU"/>
+        </w:rPr>
+        <w:t xml:space="preserve"> эмоций.</w:t>
       </w:r>
     </w:p>
     <w:p>
@@ -14021,7 +15280,21 @@
         <w:rPr>
           <w:lang w:val="ru-RU"/>
         </w:rPr>
-        <w:t>, дообучаются на сессиях 1-4 с валидацией на сессии 5. Модели классифицируют аудио и видео по 8 классам эмоций. «Другая» эмоция была исключена из датасета из-за крайне малого количества примеров, а также отсутствия в датасетах предобучения.</w:t>
+        <w:t xml:space="preserve">, </w:t>
+      </w:r>
+      <w:proofErr w:type="spellStart"/>
+      <w:r>
+        <w:rPr>
+          <w:lang w:val="ru-RU"/>
+        </w:rPr>
+        <w:t>дообучаются</w:t>
+      </w:r>
+      <w:proofErr w:type="spellEnd"/>
+      <w:r>
+        <w:rPr>
+          <w:lang w:val="ru-RU"/>
+        </w:rPr>
+        <w:t xml:space="preserve"> на сессиях 1-4 с валидацией на сессии 5. Модели классифицируют аудио и видео по 8 классам эмоций. «Другая» эмоция была исключена из датасета из-за крайне малого количества примеров, а также отсутствия в датасетах предобучения.</w:t>
       </w:r>
     </w:p>
     <w:p>
@@ -14059,6 +15332,7 @@
           <w:lang w:val="ru-RU"/>
         </w:rPr>
       </w:pPr>
+      <w:proofErr w:type="spellStart"/>
       <w:r>
         <w:rPr>
           <w:b/>
@@ -14066,106 +15340,146 @@
           <w:lang w:val="ru-RU"/>
         </w:rPr>
         <w:lastRenderedPageBreak/>
-        <w:t>Aff-Wild</w:t>
-      </w:r>
-      <w:r>
-        <w:rPr>
-          <w:lang w:val="ru-RU"/>
-        </w:rPr>
-        <w:t>. Aff-Wild представляет собой крупный видео-датасет, содержащий спонтанные выражения лиц в неконтролируемых условиях (in the wild) с аннотациями непрерывных аффективных измерений валентности (Valence) и возбуждения (Arousal)</w:t>
-      </w:r>
-      <w:r>
-        <w:rPr>
-          <w:lang w:val="ru-RU"/>
-        </w:rPr>
-        <w:t xml:space="preserve"> [9]</w:t>
-      </w:r>
-      <w:r>
-        <w:rPr>
-          <w:lang w:val="ru-RU"/>
-        </w:rPr>
-        <w:t>. Он включает около 300 видео (более 2000 минут данных) из YouTube и широко используется для обучения и оценки алгоритмов распознавания непрерывных аффективных состояний. Однако в настоящей работе Aff-Wild не использовался по следующим причинам. Во-первых, датасет ориентирован на задачу регрессии (предсказание валентности и возбуждения), в то время как настоящая работа решает задачу классификации дискретных эмоциональных категорий. Во-вторых, Aff-Wild является одномерным (только видео модальность), тогда как предлагаемая архитектура является мультимодальной, объединяющей аудио и видео. В-третьих, видео включают значительные вариации качества и условий съ</w:t>
-      </w:r>
-      <w:r>
-        <w:rPr>
-          <w:lang w:val="ru-RU"/>
-        </w:rPr>
-        <w:t>е</w:t>
-      </w:r>
-      <w:r>
-        <w:rPr>
-          <w:lang w:val="ru-RU"/>
-        </w:rPr>
-        <w:t>мки (разрешение, освещение), что делает их предобработку сложнее по сравнению с лабораторными датасетами</w:t>
-      </w:r>
-      <w:r>
-        <w:rPr>
-          <w:lang w:val="ru-RU"/>
-        </w:rPr>
-        <w:t xml:space="preserve">, а для оценки качества был выбран более стандартный в этой сфере датасет </w:t>
-      </w:r>
-      <w:r>
-        <w:rPr>
-          <w:lang w:val="en-US"/>
-        </w:rPr>
-        <w:t>IEMOCAP</w:t>
-      </w:r>
-      <w:r>
-        <w:rPr>
-          <w:lang w:val="ru-RU"/>
-        </w:rPr>
-        <w:t>.</w:t>
-      </w:r>
-    </w:p>
-    <w:p>
-      <w:pPr>
-        <w:rPr>
-          <w:lang w:val="ru-RU"/>
-        </w:rPr>
-      </w:pPr>
+        <w:t>Aff</w:t>
+      </w:r>
+      <w:proofErr w:type="spellEnd"/>
       <w:r>
         <w:rPr>
           <w:b/>
           <w:bCs/>
           <w:lang w:val="ru-RU"/>
         </w:rPr>
-        <w:t>Aff-Wild2</w:t>
-      </w:r>
-      <w:r>
-        <w:rPr>
-          <w:lang w:val="ru-RU"/>
-        </w:rPr>
-        <w:t>. Aff-Wild2 является расширенной версией Aff-Wild и представляет собой крупномасштабный мультимодальный (аудио-видео) датасет, который включает аннотации для т</w:t>
-      </w:r>
-      <w:r>
-        <w:rPr>
-          <w:lang w:val="ru-RU"/>
-        </w:rPr>
-        <w:t>р</w:t>
-      </w:r>
-      <w:r>
-        <w:rPr>
-          <w:lang w:val="en-US"/>
-        </w:rPr>
-        <w:t>e</w:t>
-      </w:r>
-      <w:r>
-        <w:rPr>
-          <w:lang w:val="ru-RU"/>
-        </w:rPr>
-        <w:t>х задач: предсказание валентности и возбуждения, распознавание выражений лиц и детектирование лицевых действий (Action Unit)</w:t>
-      </w:r>
-      <w:r>
-        <w:rPr>
-          <w:lang w:val="ru-RU"/>
-        </w:rPr>
-        <w:t xml:space="preserve"> [11]</w:t>
-      </w:r>
-      <w:r>
-        <w:rPr>
-          <w:lang w:val="ru-RU"/>
-        </w:rPr>
-        <w:t>. На его основе ежегодно проводится международная соревнование ABAW (Affective Behavior Analysis in-the-wild). При этом также существует статическая версия s-Aff-Wild2, фокусирующаяся на отдельных изображениях. Несмотря на то, что Aff-Wild2 является мультимодальным датасетом, он был исключ</w:t>
+        <w:t>-Wild</w:t>
+      </w:r>
+      <w:r>
+        <w:rPr>
+          <w:lang w:val="ru-RU"/>
+        </w:rPr>
+        <w:t xml:space="preserve">. </w:t>
+      </w:r>
+      <w:proofErr w:type="spellStart"/>
+      <w:r>
+        <w:rPr>
+          <w:lang w:val="ru-RU"/>
+        </w:rPr>
+        <w:t>Aff</w:t>
+      </w:r>
+      <w:proofErr w:type="spellEnd"/>
+      <w:r>
+        <w:rPr>
+          <w:lang w:val="ru-RU"/>
+        </w:rPr>
+        <w:t>-Wild представляет собой крупный видео-датасет, содержащий спонтанные выражения лиц в неконтролируемых условиях (</w:t>
+      </w:r>
+      <w:proofErr w:type="spellStart"/>
+      <w:r>
+        <w:rPr>
+          <w:lang w:val="ru-RU"/>
+        </w:rPr>
+        <w:t>in</w:t>
+      </w:r>
+      <w:proofErr w:type="spellEnd"/>
+      <w:r>
+        <w:rPr>
+          <w:lang w:val="ru-RU"/>
+        </w:rPr>
+        <w:t xml:space="preserve"> </w:t>
+      </w:r>
+      <w:proofErr w:type="spellStart"/>
+      <w:r>
+        <w:rPr>
+          <w:lang w:val="ru-RU"/>
+        </w:rPr>
+        <w:t>the</w:t>
+      </w:r>
+      <w:proofErr w:type="spellEnd"/>
+      <w:r>
+        <w:rPr>
+          <w:lang w:val="ru-RU"/>
+        </w:rPr>
+        <w:t xml:space="preserve"> </w:t>
+      </w:r>
+      <w:proofErr w:type="spellStart"/>
+      <w:r>
+        <w:rPr>
+          <w:lang w:val="ru-RU"/>
+        </w:rPr>
+        <w:t>wild</w:t>
+      </w:r>
+      <w:proofErr w:type="spellEnd"/>
+      <w:r>
+        <w:rPr>
+          <w:lang w:val="ru-RU"/>
+        </w:rPr>
+        <w:t>) с аннотациями непрерывных аффективных измерений валентности (</w:t>
+      </w:r>
+      <w:proofErr w:type="spellStart"/>
+      <w:r>
+        <w:rPr>
+          <w:lang w:val="ru-RU"/>
+        </w:rPr>
+        <w:t>Valence</w:t>
+      </w:r>
+      <w:proofErr w:type="spellEnd"/>
+      <w:r>
+        <w:rPr>
+          <w:lang w:val="ru-RU"/>
+        </w:rPr>
+        <w:t>) и возбуждения (</w:t>
+      </w:r>
+      <w:proofErr w:type="spellStart"/>
+      <w:r>
+        <w:rPr>
+          <w:lang w:val="ru-RU"/>
+        </w:rPr>
+        <w:t>Arousal</w:t>
+      </w:r>
+      <w:proofErr w:type="spellEnd"/>
+      <w:r>
+        <w:rPr>
+          <w:lang w:val="ru-RU"/>
+        </w:rPr>
+        <w:t>)</w:t>
+      </w:r>
+      <w:r>
+        <w:rPr>
+          <w:lang w:val="ru-RU"/>
+        </w:rPr>
+        <w:t xml:space="preserve"> [9]</w:t>
+      </w:r>
+      <w:r>
+        <w:rPr>
+          <w:lang w:val="ru-RU"/>
+        </w:rPr>
+        <w:t xml:space="preserve">. Он включает около 300 видео (более 2000 минут данных) из YouTube и широко используется для обучения и оценки алгоритмов распознавания непрерывных аффективных состояний. Однако в настоящей работе </w:t>
+      </w:r>
+      <w:proofErr w:type="spellStart"/>
+      <w:r>
+        <w:rPr>
+          <w:lang w:val="ru-RU"/>
+        </w:rPr>
+        <w:t>Aff</w:t>
+      </w:r>
+      <w:proofErr w:type="spellEnd"/>
+      <w:r>
+        <w:rPr>
+          <w:lang w:val="ru-RU"/>
+        </w:rPr>
+        <w:t xml:space="preserve">-Wild не использовался по следующим причинам. Во-первых, датасет ориентирован на задачу регрессии (предсказание валентности и возбуждения), в то время как настоящая работа решает задачу классификации дискретных эмоциональных категорий. Во-вторых, </w:t>
+      </w:r>
+      <w:proofErr w:type="spellStart"/>
+      <w:r>
+        <w:rPr>
+          <w:lang w:val="ru-RU"/>
+        </w:rPr>
+        <w:t>Aff</w:t>
+      </w:r>
+      <w:proofErr w:type="spellEnd"/>
+      <w:r>
+        <w:rPr>
+          <w:lang w:val="ru-RU"/>
+        </w:rPr>
+        <w:t>-Wild является одномерным (только видео модальность), тогда как предлагаемая архитектура является мультимодальной, объединяющей аудио и видео. В-третьих, видео включают значительные вариации качества и условий съ</w:t>
       </w:r>
       <w:r>
         <w:rPr>
@@ -14177,26 +15491,25 @@
         <w:rPr>
           <w:lang w:val="ru-RU"/>
         </w:rPr>
-        <w:t xml:space="preserve">н из данного исследования по следующим причинам. Во-первых, Aff-Wild2 ориентирован главным образом на задачи предсказания </w:t>
-      </w:r>
-      <w:r>
-        <w:rPr>
-          <w:lang w:val="ru-RU"/>
-        </w:rPr>
-        <w:lastRenderedPageBreak/>
-        <w:t>валентности и возбуждения (регрессия), в то время как данная работа решает задачу классификации на 6 дискретных эмоциональных классов (neutral, happy, sad, angry, excited, frustrated). Во-вторых, наиболее близкая по задаче к IEMOCAP задача распознавания выражений лиц в Aff-Wild2 использует другой набор дискретных эмоций, отличный от шести выбранных в данной работе. В-третьих, датасет значительно сложнее в предобработке (значительные вариации качества, разнообразие условий съ</w:t>
-      </w:r>
-      <w:r>
-        <w:rPr>
-          <w:lang w:val="ru-RU"/>
-        </w:rPr>
-        <w:t>е</w:t>
-      </w:r>
-      <w:r>
-        <w:rPr>
-          <w:lang w:val="ru-RU"/>
-        </w:rPr>
-        <w:t>мки, неуправляемые сцены), что требует больших вычислительных ресурсов.</w:t>
+        <w:t>мки (разрешение, освещение), что делает их предобработку сложнее по сравнению с лабораторными датасетами</w:t>
+      </w:r>
+      <w:r>
+        <w:rPr>
+          <w:lang w:val="ru-RU"/>
+        </w:rPr>
+        <w:t xml:space="preserve">, а для оценки качества был выбран более стандартный в этой сфере датасет </w:t>
+      </w:r>
+      <w:r>
+        <w:rPr>
+          <w:lang w:val="en-US"/>
+        </w:rPr>
+        <w:t>IEMOCAP</w:t>
+      </w:r>
+      <w:r>
+        <w:rPr>
+          <w:lang w:val="ru-RU"/>
+        </w:rPr>
+        <w:t>.</w:t>
       </w:r>
     </w:p>
     <w:p>
@@ -14211,25 +15524,107 @@
           <w:bCs/>
           <w:lang w:val="ru-RU"/>
         </w:rPr>
-        <w:t>MELD (Multimodal EmotionLines Dataset).</w:t>
-      </w:r>
-      <w:r>
-        <w:rPr>
-          <w:lang w:val="ru-RU"/>
-        </w:rPr>
-        <w:t xml:space="preserve"> MELD является крупным мультимодальным датасетом для анализа эмоций в диалогах. Он содержит синхронизированные аудио, видео и текстовые данные для более 13 000 высказываний из 1 400 диалогов сериала «Друзья»</w:t>
-      </w:r>
-      <w:r>
-        <w:rPr>
-          <w:lang w:val="ru-RU"/>
-        </w:rPr>
-        <w:t xml:space="preserve"> [57]</w:t>
-      </w:r>
-      <w:r>
-        <w:rPr>
-          <w:lang w:val="ru-RU"/>
-        </w:rPr>
-        <w:t>. Основным преимуществом MELD является его размер и наличие текстовой модальности. Однако в рамках настоящей работы MELD не использовался по следующим причинам. Во-первых, MELD содержит преимущественно постановочные диалоги из телесериала, что снижает его репрезентативность для спонтанной речи по сравнению с IEMOCAP. Во-вторых, видео в MELD извлечены из телевизионного контента, поэтому мимика и жесты акт</w:t>
+        <w:t>Aff-Wild2</w:t>
+      </w:r>
+      <w:r>
+        <w:rPr>
+          <w:lang w:val="ru-RU"/>
+        </w:rPr>
+        <w:t xml:space="preserve">. Aff-Wild2 является расширенной версией </w:t>
+      </w:r>
+      <w:proofErr w:type="spellStart"/>
+      <w:r>
+        <w:rPr>
+          <w:lang w:val="ru-RU"/>
+        </w:rPr>
+        <w:t>Aff</w:t>
+      </w:r>
+      <w:proofErr w:type="spellEnd"/>
+      <w:r>
+        <w:rPr>
+          <w:lang w:val="ru-RU"/>
+        </w:rPr>
+        <w:t xml:space="preserve">-Wild и представляет собой крупномасштабный мультимодальный (аудио-видео) датасет, который включает аннотации для </w:t>
+      </w:r>
+      <w:proofErr w:type="spellStart"/>
+      <w:r>
+        <w:rPr>
+          <w:lang w:val="ru-RU"/>
+        </w:rPr>
+        <w:t>т</w:t>
+      </w:r>
+      <w:r>
+        <w:rPr>
+          <w:lang w:val="ru-RU"/>
+        </w:rPr>
+        <w:t>р</w:t>
+      </w:r>
+      <w:proofErr w:type="spellEnd"/>
+      <w:r>
+        <w:rPr>
+          <w:lang w:val="en-US"/>
+        </w:rPr>
+        <w:t>e</w:t>
+      </w:r>
+      <w:r>
+        <w:rPr>
+          <w:lang w:val="ru-RU"/>
+        </w:rPr>
+        <w:t>х задач: предсказание валентности и возбуждения, распознавание выражений лиц и детектирование лицевых действий (Action Unit)</w:t>
+      </w:r>
+      <w:r>
+        <w:rPr>
+          <w:lang w:val="ru-RU"/>
+        </w:rPr>
+        <w:t xml:space="preserve"> [11]</w:t>
+      </w:r>
+      <w:r>
+        <w:rPr>
+          <w:lang w:val="ru-RU"/>
+        </w:rPr>
+        <w:t>. На его основе ежегодно проводится международная соревнование ABAW (</w:t>
+      </w:r>
+      <w:proofErr w:type="spellStart"/>
+      <w:r>
+        <w:rPr>
+          <w:lang w:val="ru-RU"/>
+        </w:rPr>
+        <w:t>Affective</w:t>
+      </w:r>
+      <w:proofErr w:type="spellEnd"/>
+      <w:r>
+        <w:rPr>
+          <w:lang w:val="ru-RU"/>
+        </w:rPr>
+        <w:t xml:space="preserve"> </w:t>
+      </w:r>
+      <w:proofErr w:type="spellStart"/>
+      <w:r>
+        <w:rPr>
+          <w:lang w:val="ru-RU"/>
+        </w:rPr>
+        <w:t>Behavior</w:t>
+      </w:r>
+      <w:proofErr w:type="spellEnd"/>
+      <w:r>
+        <w:rPr>
+          <w:lang w:val="ru-RU"/>
+        </w:rPr>
+        <w:t xml:space="preserve"> Analysis </w:t>
+      </w:r>
+      <w:proofErr w:type="spellStart"/>
+      <w:r>
+        <w:rPr>
+          <w:lang w:val="ru-RU"/>
+        </w:rPr>
+        <w:t>in-the-wild</w:t>
+      </w:r>
+      <w:proofErr w:type="spellEnd"/>
+      <w:r>
+        <w:rPr>
+          <w:lang w:val="ru-RU"/>
+        </w:rPr>
+        <w:t>). При этом также существует статическая версия s-Aff-Wild2, фокусирующаяся на отдельных изображениях. Несмотря на то, что Aff-Wild2 является мультимодальным датасетом, он был исключ</w:t>
       </w:r>
       <w:r>
         <w:rPr>
@@ -14241,7 +15636,98 @@
         <w:rPr>
           <w:lang w:val="ru-RU"/>
         </w:rPr>
-        <w:t>ров могут быть избыточно выразительными, что не соответствует реальным условиям диалога между незнакомыми людьми. В-третьих, наличие текстовой модальности созда</w:t>
+        <w:t xml:space="preserve">н из данного исследования по следующим причинам. Во-первых, Aff-Wild2 ориентирован главным образом на задачи предсказания </w:t>
+      </w:r>
+      <w:r>
+        <w:rPr>
+          <w:lang w:val="ru-RU"/>
+        </w:rPr>
+        <w:lastRenderedPageBreak/>
+        <w:t>валентности и возбуждения (регрессия), в то время как данная работа решает задачу классификации на 6 дискретных эмоциональных классов (</w:t>
+      </w:r>
+      <w:proofErr w:type="spellStart"/>
+      <w:r>
+        <w:rPr>
+          <w:lang w:val="ru-RU"/>
+        </w:rPr>
+        <w:t>neutral</w:t>
+      </w:r>
+      <w:proofErr w:type="spellEnd"/>
+      <w:r>
+        <w:rPr>
+          <w:lang w:val="ru-RU"/>
+        </w:rPr>
+        <w:t xml:space="preserve">, </w:t>
+      </w:r>
+      <w:proofErr w:type="spellStart"/>
+      <w:r>
+        <w:rPr>
+          <w:lang w:val="ru-RU"/>
+        </w:rPr>
+        <w:t>happy</w:t>
+      </w:r>
+      <w:proofErr w:type="spellEnd"/>
+      <w:r>
+        <w:rPr>
+          <w:lang w:val="ru-RU"/>
+        </w:rPr>
+        <w:t xml:space="preserve">, </w:t>
+      </w:r>
+      <w:proofErr w:type="spellStart"/>
+      <w:r>
+        <w:rPr>
+          <w:lang w:val="ru-RU"/>
+        </w:rPr>
+        <w:t>sad</w:t>
+      </w:r>
+      <w:proofErr w:type="spellEnd"/>
+      <w:r>
+        <w:rPr>
+          <w:lang w:val="ru-RU"/>
+        </w:rPr>
+        <w:t xml:space="preserve">, </w:t>
+      </w:r>
+      <w:proofErr w:type="spellStart"/>
+      <w:r>
+        <w:rPr>
+          <w:lang w:val="ru-RU"/>
+        </w:rPr>
+        <w:t>angry</w:t>
+      </w:r>
+      <w:proofErr w:type="spellEnd"/>
+      <w:r>
+        <w:rPr>
+          <w:lang w:val="ru-RU"/>
+        </w:rPr>
+        <w:t xml:space="preserve">, </w:t>
+      </w:r>
+      <w:proofErr w:type="spellStart"/>
+      <w:r>
+        <w:rPr>
+          <w:lang w:val="ru-RU"/>
+        </w:rPr>
+        <w:t>excited</w:t>
+      </w:r>
+      <w:proofErr w:type="spellEnd"/>
+      <w:r>
+        <w:rPr>
+          <w:lang w:val="ru-RU"/>
+        </w:rPr>
+        <w:t xml:space="preserve">, </w:t>
+      </w:r>
+      <w:proofErr w:type="spellStart"/>
+      <w:r>
+        <w:rPr>
+          <w:lang w:val="ru-RU"/>
+        </w:rPr>
+        <w:t>frustrated</w:t>
+      </w:r>
+      <w:proofErr w:type="spellEnd"/>
+      <w:r>
+        <w:rPr>
+          <w:lang w:val="ru-RU"/>
+        </w:rPr>
+        <w:t>). Во-вторых, наиболее близкая по задаче к IEMOCAP задача распознавания выражений лиц в Aff-Wild2 использует другой набор дискретных эмоций, отличный от шести выбранных в данной работе. В-третьих, датасет значительно сложнее в предобработке (значительные вариации качества, разнообразие условий съ</w:t>
       </w:r>
       <w:r>
         <w:rPr>
@@ -14253,43 +15739,7 @@
         <w:rPr>
           <w:lang w:val="ru-RU"/>
         </w:rPr>
-        <w:t>т риск несправедливого сравнения с моделями, которые е</w:t>
-      </w:r>
-      <w:r>
-        <w:rPr>
-          <w:lang w:val="ru-RU"/>
-        </w:rPr>
-        <w:t>е</w:t>
-      </w:r>
-      <w:r>
-        <w:rPr>
-          <w:lang w:val="ru-RU"/>
-        </w:rPr>
-        <w:t xml:space="preserve"> не используют, а в данном исследовании текстовые данные не обрабатываются. В-четв</w:t>
-      </w:r>
-      <w:r>
-        <w:rPr>
-          <w:lang w:val="ru-RU"/>
-        </w:rPr>
-        <w:t>е</w:t>
-      </w:r>
-      <w:r>
-        <w:rPr>
-          <w:lang w:val="ru-RU"/>
-        </w:rPr>
-        <w:t>ртых, постановочный характер MELD приводит к тому, что модель, обученная на н</w:t>
-      </w:r>
-      <w:r>
-        <w:rPr>
-          <w:lang w:val="ru-RU"/>
-        </w:rPr>
-        <w:t>е</w:t>
-      </w:r>
-      <w:r>
-        <w:rPr>
-          <w:lang w:val="ru-RU"/>
-        </w:rPr>
-        <w:t>м, может страдать от переобучения на стиль конкретного телешоу.</w:t>
+        <w:t>мки, неуправляемые сцены), что требует больших вычислительных ресурсов.</w:t>
       </w:r>
     </w:p>
     <w:p>
@@ -14302,374 +15752,730 @@
         <w:rPr>
           <w:b/>
           <w:bCs/>
-          <w:lang w:val="en-US"/>
-        </w:rPr>
-        <w:t>RAMAS (Russian Multimodal Corpus of Dyadic Interaction)</w:t>
-      </w:r>
+          <w:lang w:val="ru-RU"/>
+        </w:rPr>
+        <w:t>MELD (</w:t>
+      </w:r>
+      <w:proofErr w:type="spellStart"/>
       <w:r>
         <w:rPr>
           <w:b/>
           <w:bCs/>
-          <w:lang w:val="en-US"/>
-        </w:rPr>
-        <w:t xml:space="preserve"> [58]</w:t>
-      </w:r>
+          <w:lang w:val="ru-RU"/>
+        </w:rPr>
+        <w:t>Multimodal</w:t>
+      </w:r>
+      <w:proofErr w:type="spellEnd"/>
       <w:r>
         <w:rPr>
           <w:b/>
           <w:bCs/>
-          <w:lang w:val="en-US"/>
-        </w:rPr>
-        <w:t>.</w:t>
-      </w:r>
-      <w:r>
-        <w:rPr>
-          <w:lang w:val="en-US"/>
+          <w:lang w:val="ru-RU"/>
         </w:rPr>
         <w:t xml:space="preserve"> </w:t>
       </w:r>
-      <w:r>
-        <w:rPr>
-          <w:lang w:val="ru-RU"/>
-        </w:rPr>
-        <w:t xml:space="preserve">RAMAS представляет собой русскоязычный мультимодальный корпус диалогического </w:t>
-      </w:r>
-      <w:r>
-        <w:rPr>
-          <w:lang w:val="ru-RU"/>
-        </w:rPr>
-        <w:lastRenderedPageBreak/>
-        <w:t>взаимодействия, содержащий высококачественные видеозаписи лиц, речь, данные захвата движения, а также такие физиологические сигналы, как электродермальная активность и фотоплетизмограмма. Корпус включает 6 базовых эмоций (гнев, грусть, отвращение, радость, страх и удивление) и был размечен 21 аннотатором. Несмотря на высокое качество и релевантность для задач реального времени, RAMAS был исключ</w:t>
-      </w:r>
-      <w:r>
-        <w:rPr>
-          <w:lang w:val="ru-RU"/>
-        </w:rPr>
-        <w:t>е</w:t>
-      </w:r>
-      <w:r>
-        <w:rPr>
-          <w:lang w:val="ru-RU"/>
-        </w:rPr>
-        <w:t>н из настоящего исследования по следующим причинам. Во-первых, на момент проведения исследования RAMAS перестал быть доступным для скачивания из открытых источников. К моменту начала работы лицензионные соглашения были изменены, и датасет был закрыт для публичного доступа, что сделало его использование невозможным. Во-вторых, RAMAS записан на русском языке, что созда</w:t>
-      </w:r>
-      <w:r>
-        <w:rPr>
-          <w:lang w:val="ru-RU"/>
-        </w:rPr>
-        <w:t>е</w:t>
-      </w:r>
-      <w:r>
-        <w:rPr>
-          <w:lang w:val="ru-RU"/>
-        </w:rPr>
-        <w:t>т потенциальные проблемы с обобщением на целевой датасет IEMOCAP (английский язык). В-третьих, RAMAS имеет ограниченный объ</w:t>
-      </w:r>
-      <w:r>
-        <w:rPr>
-          <w:lang w:val="ru-RU"/>
-        </w:rPr>
-        <w:t>е</w:t>
-      </w:r>
-      <w:r>
-        <w:rPr>
-          <w:lang w:val="ru-RU"/>
-        </w:rPr>
-        <w:t>м данных (примерно 7 часов аудио), что может быть недостаточно для обучения нейросетевых моделей без дополнительной аугментации.</w:t>
-      </w:r>
-    </w:p>
-    <w:p>
-      <w:pPr>
-        <w:rPr>
-          <w:lang w:val="ru-RU"/>
-        </w:rPr>
-      </w:pPr>
-      <w:r>
-        <w:rPr>
-          <w:lang w:val="ru-RU"/>
-        </w:rPr>
-        <w:t xml:space="preserve">Таким образом, перечисленные выше датасеты были исключены из итогового пайплайна по </w:t>
-      </w:r>
-      <w:r>
-        <w:rPr>
-          <w:lang w:val="ru-RU"/>
-        </w:rPr>
-        <w:t>различным причинам</w:t>
-      </w:r>
-      <w:r>
-        <w:rPr>
-          <w:lang w:val="ru-RU"/>
-        </w:rPr>
-        <w:t xml:space="preserve">. </w:t>
-      </w:r>
-      <w:r>
-        <w:rPr>
-          <w:lang w:val="ru-RU"/>
-        </w:rPr>
-        <w:t>Как следствие, основное внимание в работе сосредоточено на тр</w:t>
-      </w:r>
-      <w:r>
-        <w:rPr>
-          <w:lang w:val="ru-RU"/>
-        </w:rPr>
-        <w:t>е</w:t>
-      </w:r>
-      <w:r>
-        <w:rPr>
-          <w:lang w:val="ru-RU"/>
-        </w:rPr>
-        <w:t>х датасетах: RAVDESS, CREMA-D и IEMOCAP, которые в совокупности обеспечивают высококачественные размеченные данные, репрезентативность и достаточный объ</w:t>
-      </w:r>
-      <w:r>
-        <w:rPr>
-          <w:lang w:val="ru-RU"/>
-        </w:rPr>
-        <w:t>е</w:t>
-      </w:r>
-      <w:r>
-        <w:rPr>
-          <w:lang w:val="ru-RU"/>
-        </w:rPr>
-        <w:t>м для обучения и оценки каскадной системы распознавания эмоций.</w:t>
-      </w:r>
-    </w:p>
-    <w:p>
-      <w:pPr>
-        <w:pStyle w:val="Heading2"/>
-        <w:rPr>
-          <w:lang w:val="ru-RU"/>
-        </w:rPr>
-      </w:pPr>
-      <w:bookmarkStart w:id="31" w:name="_Toc230004531"/>
-      <w:r>
-        <w:rPr>
-          <w:lang w:val="ru-RU"/>
-        </w:rPr>
-        <w:t>Стратегия использования датасетов для обучения</w:t>
-      </w:r>
-      <w:bookmarkEnd w:id="31"/>
-    </w:p>
-    <w:p>
-      <w:pPr>
-        <w:rPr>
-          <w:lang w:val="ru-RU"/>
-        </w:rPr>
-      </w:pPr>
-      <w:r>
-        <w:rPr>
-          <w:lang w:val="ru-RU"/>
-        </w:rPr>
-        <w:t>Как было показано в предыдущих разделах, RAVDESS и CREMA-D представляют собой лабораторные датасеты, содержащие студийные записи акт</w:t>
-      </w:r>
-      <w:r>
-        <w:rPr>
-          <w:lang w:val="ru-RU"/>
-        </w:rPr>
-        <w:t>е</w:t>
-      </w:r>
-      <w:r>
-        <w:rPr>
-          <w:lang w:val="ru-RU"/>
-        </w:rPr>
-        <w:t xml:space="preserve">рской речи с хорошо выраженными, часто утрированными эмоциональными </w:t>
-      </w:r>
-      <w:r>
-        <w:rPr>
-          <w:lang w:val="ru-RU"/>
-        </w:rPr>
-        <w:lastRenderedPageBreak/>
-        <w:t>проявлениями. Напротив, IEMOCAP является существенно более сложным и реалистичным набором данных, включающим спонтанные диалоги с естественными вариациями мимики, освещения и частичными окклюзиями. Прямое обучение мультимодальной модели на RAVDESS и CREMA-D с последующим тестированием на IEMOCAP приводит к значительному падению качества из-за доменного сдвига (domain shift) между акт</w:t>
-      </w:r>
-      <w:r>
-        <w:rPr>
-          <w:lang w:val="ru-RU"/>
-        </w:rPr>
-        <w:t>е</w:t>
-      </w:r>
-      <w:r>
-        <w:rPr>
-          <w:lang w:val="ru-RU"/>
-        </w:rPr>
-        <w:t xml:space="preserve">рской и спонтанной речью. Для преодоления этого разрыва в настоящей работе используется двухэтапная стратегия: 1) предобучение компонентов на лабораторных данных с интенсивной аугментацией, </w:t>
-      </w:r>
-      <w:r>
-        <w:rPr>
-          <w:lang w:val="ru-RU"/>
-        </w:rPr>
-        <w:t>2</w:t>
-      </w:r>
-      <w:r>
-        <w:rPr>
-          <w:lang w:val="ru-RU"/>
-        </w:rPr>
-        <w:t>) дообучение итогового каскада на IEMOCAP с замороженным визуальным энкодером.</w:t>
-      </w:r>
-    </w:p>
-    <w:p>
-      <w:pPr>
-        <w:pStyle w:val="Heading3"/>
-      </w:pPr>
-      <w:bookmarkStart w:id="32" w:name="_Toc230004532"/>
-      <w:r>
-        <w:t xml:space="preserve">Предобучение на </w:t>
-      </w:r>
-      <w:r>
-        <w:rPr>
-          <w:lang w:val="en-US"/>
-        </w:rPr>
-        <w:t>RAVDESS</w:t>
-      </w:r>
-      <w:r>
-        <w:t xml:space="preserve"> </w:t>
-      </w:r>
-      <w:r>
-        <w:t xml:space="preserve">и </w:t>
-      </w:r>
-      <w:r>
-        <w:rPr>
-          <w:lang w:val="en-US"/>
-        </w:rPr>
-        <w:t>CREMA</w:t>
-      </w:r>
-      <w:r>
-        <w:t>-</w:t>
-      </w:r>
-      <w:r>
-        <w:rPr>
-          <w:lang w:val="en-US"/>
-        </w:rPr>
-        <w:t>D</w:t>
-      </w:r>
-      <w:bookmarkEnd w:id="32"/>
-    </w:p>
-    <w:p>
-      <w:pPr>
-        <w:rPr>
-          <w:lang w:val="en-US"/>
-        </w:rPr>
-      </w:pPr>
-      <w:r>
-        <w:t>Аудиогейт (бинарный классификатор «нейтрально / не нейтрально») обучается на объедин</w:t>
-      </w:r>
-      <w:r>
-        <w:rPr>
-          <w:lang w:val="ru-RU"/>
-        </w:rPr>
-        <w:t>е</w:t>
-      </w:r>
-      <w:r>
-        <w:t>нном наборе данных RAVDESS и CREMA-D. Аудиодорожки всех записей приводятся к моноформату с частотой дискретизации 16 кГц. Метки преобразуются следующим образом: для RAVDESS нейтральная (emotion</w:t>
-      </w:r>
-      <w:r>
-        <w:rPr>
-          <w:lang w:val="ru-RU"/>
-        </w:rPr>
-        <w:t xml:space="preserve"> </w:t>
-      </w:r>
-      <w:r>
-        <w:t>=</w:t>
-      </w:r>
-      <w:r>
-        <w:rPr>
-          <w:lang w:val="ru-RU"/>
-        </w:rPr>
-        <w:t xml:space="preserve"> </w:t>
-      </w:r>
-      <w:r>
-        <w:t>01) и спокойная (emotion</w:t>
-      </w:r>
-      <w:r>
-        <w:rPr>
-          <w:lang w:val="ru-RU"/>
-        </w:rPr>
-        <w:t xml:space="preserve"> </w:t>
-      </w:r>
-      <w:r>
-        <w:t>=</w:t>
-      </w:r>
-      <w:r>
-        <w:rPr>
-          <w:lang w:val="ru-RU"/>
-        </w:rPr>
-        <w:t xml:space="preserve"> </w:t>
-      </w:r>
-      <w:r>
-        <w:t>02) эмоции кодируются как 0 = neutral, все остальные эмоции — как 1 = non-neutral; для CREMA-D метка NEU кодируется как 0, все остальные — как 1. Спикеро-независимое разбиение выполняется так, что последние 20% дикторов (акт</w:t>
-      </w:r>
-      <w:r>
-        <w:rPr>
-          <w:lang w:val="ru-RU"/>
-        </w:rPr>
-        <w:t>е</w:t>
-      </w:r>
-      <w:r>
-        <w:t>ров) каждого датасета попадают в тестовую выборку, а оставшиеся — в обучающую. Это гарантирует отсутствие пересечения по дикторам между обучением и тестированием.</w:t>
-      </w:r>
-    </w:p>
-    <w:p>
-      <w:pPr>
-        <w:rPr>
-          <w:lang w:val="ru-RU"/>
-        </w:rPr>
-      </w:pPr>
-      <w:r>
-        <w:t>Видеомодель (многоклассовая классификация эмоций) обучается только на видеоданных RAVDESS</w:t>
-      </w:r>
-      <w:r>
-        <w:rPr>
-          <w:lang w:val="ru-RU"/>
-        </w:rPr>
-        <w:t xml:space="preserve">. </w:t>
-      </w:r>
-      <w:r>
-        <w:t xml:space="preserve">Из каждого видеофайла равномерно извлекаются 16 кадров, выполняется детекция лица с помощью MediaPipe BlazeFace, кроп и </w:t>
-      </w:r>
-      <w:r>
-        <w:lastRenderedPageBreak/>
-        <w:t>нормализация до размера 224×224 пикселя. Эмоциональная метка используется непосредственно из имени файла (8 классов, от 0 до 7). Спикеро-независимый сплит также основан на 20% акт</w:t>
-      </w:r>
-      <w:r>
-        <w:t>е</w:t>
-      </w:r>
-      <w:r>
-        <w:t>ров в тесте.</w:t>
-      </w:r>
-    </w:p>
-    <w:p>
-      <w:pPr>
-        <w:pStyle w:val="Heading3"/>
-      </w:pPr>
-      <w:bookmarkStart w:id="33" w:name="_Toc230004533"/>
-      <w:r>
-        <w:t>Оффлайн аугментация данных</w:t>
-      </w:r>
-      <w:bookmarkEnd w:id="33"/>
-    </w:p>
-    <w:p>
-      <w:pPr>
-        <w:rPr>
-          <w:lang w:val="ru-RU"/>
-        </w:rPr>
-      </w:pPr>
-      <w:r>
-        <w:t>Для повышения обобщающей способности и снижения влияния доменного сдвига применяется офлайн-аугментация с коэффициентом расширения K=3. Каждая запись обучающей выборки дополняется тремя независимыми копиями, сгенерированными со случайными параметрами аугментации; оригинальная запись сохраняется без изменений. Таким образом, итоговый обучающий набор становится в 4 раза больше исходного (оригинал + 3 аугментированные копии). Тестовая выборка никогда не аугментируется.</w:t>
-      </w:r>
-    </w:p>
-    <w:p>
-      <w:pPr>
-        <w:rPr>
-          <w:lang w:val="ru-RU"/>
-        </w:rPr>
-      </w:pPr>
+      <w:proofErr w:type="spellStart"/>
       <w:r>
         <w:rPr>
           <w:b/>
           <w:bCs/>
+          <w:lang w:val="ru-RU"/>
+        </w:rPr>
+        <w:t>EmotionLines</w:t>
+      </w:r>
+      <w:proofErr w:type="spellEnd"/>
+      <w:r>
+        <w:rPr>
+          <w:b/>
+          <w:bCs/>
+          <w:lang w:val="ru-RU"/>
+        </w:rPr>
+        <w:t xml:space="preserve"> </w:t>
+      </w:r>
+      <w:proofErr w:type="spellStart"/>
+      <w:r>
+        <w:rPr>
+          <w:b/>
+          <w:bCs/>
+          <w:lang w:val="ru-RU"/>
+        </w:rPr>
+        <w:t>Dataset</w:t>
+      </w:r>
+      <w:proofErr w:type="spellEnd"/>
+      <w:r>
+        <w:rPr>
+          <w:b/>
+          <w:bCs/>
+          <w:lang w:val="ru-RU"/>
+        </w:rPr>
+        <w:t>).</w:t>
+      </w:r>
+      <w:r>
+        <w:rPr>
+          <w:lang w:val="ru-RU"/>
+        </w:rPr>
+        <w:t xml:space="preserve"> MELD является крупным мультимодальным датасетом для анализа эмоций в диалогах. Он содержит синхронизированные аудио, видео и текстовые данные для более 13 000 высказываний из 1 400 диалогов сериала «Друзья»</w:t>
+      </w:r>
+      <w:r>
+        <w:rPr>
+          <w:lang w:val="ru-RU"/>
+        </w:rPr>
+        <w:t xml:space="preserve"> [57]</w:t>
+      </w:r>
+      <w:r>
+        <w:rPr>
+          <w:lang w:val="ru-RU"/>
+        </w:rPr>
+        <w:t>. Основным преимуществом MELD является его размер и наличие текстовой модальности. Однако в рамках настоящей работы MELD не использовался по следующим причинам. Во-первых, MELD содержит преимущественно постановочные диалоги из телесериала, что снижает его репрезентативность для спонтанной речи по сравнению с IEMOCAP. Во-вторых, видео в MELD извлечены из телевизионного контента, поэтому мимика и жесты акт</w:t>
+      </w:r>
+      <w:r>
+        <w:rPr>
+          <w:lang w:val="ru-RU"/>
+        </w:rPr>
+        <w:t>е</w:t>
+      </w:r>
+      <w:r>
+        <w:rPr>
+          <w:lang w:val="ru-RU"/>
+        </w:rPr>
+        <w:t>ров могут быть избыточно выразительными, что не соответствует реальным условиям диалога между незнакомыми людьми. В-третьих, наличие текстовой модальности созда</w:t>
+      </w:r>
+      <w:r>
+        <w:rPr>
+          <w:lang w:val="ru-RU"/>
+        </w:rPr>
+        <w:t>е</w:t>
+      </w:r>
+      <w:r>
+        <w:rPr>
+          <w:lang w:val="ru-RU"/>
+        </w:rPr>
+        <w:t>т риск несправедливого сравнения с моделями, которые е</w:t>
+      </w:r>
+      <w:r>
+        <w:rPr>
+          <w:lang w:val="ru-RU"/>
+        </w:rPr>
+        <w:t>е</w:t>
+      </w:r>
+      <w:r>
+        <w:rPr>
+          <w:lang w:val="ru-RU"/>
+        </w:rPr>
+        <w:t xml:space="preserve"> не используют, а в данном исследовании текстовые данные не обрабатываются. В-четв</w:t>
+      </w:r>
+      <w:r>
+        <w:rPr>
+          <w:lang w:val="ru-RU"/>
+        </w:rPr>
+        <w:t>е</w:t>
+      </w:r>
+      <w:r>
+        <w:rPr>
+          <w:lang w:val="ru-RU"/>
+        </w:rPr>
+        <w:t>ртых, постановочный характер MELD приводит к тому, что модель, обученная на н</w:t>
+      </w:r>
+      <w:r>
+        <w:rPr>
+          <w:lang w:val="ru-RU"/>
+        </w:rPr>
+        <w:t>е</w:t>
+      </w:r>
+      <w:r>
+        <w:rPr>
+          <w:lang w:val="ru-RU"/>
+        </w:rPr>
+        <w:t>м, может страдать от переобучения на стиль конкретного телешоу.</w:t>
+      </w:r>
+    </w:p>
+    <w:p>
+      <w:pPr>
+        <w:rPr>
+          <w:lang w:val="ru-RU"/>
+        </w:rPr>
+      </w:pPr>
+      <w:r>
+        <w:rPr>
+          <w:b/>
+          <w:bCs/>
+          <w:lang w:val="en-US"/>
+        </w:rPr>
+        <w:t>RAMAS (Russian Multimodal Corpus of Dyadic Interaction)</w:t>
+      </w:r>
+      <w:r>
+        <w:rPr>
+          <w:b/>
+          <w:bCs/>
+          <w:lang w:val="en-US"/>
+        </w:rPr>
+        <w:t xml:space="preserve"> [58]</w:t>
+      </w:r>
+      <w:r>
+        <w:rPr>
+          <w:b/>
+          <w:bCs/>
+          <w:lang w:val="en-US"/>
+        </w:rPr>
+        <w:t>.</w:t>
+      </w:r>
+      <w:r>
+        <w:rPr>
+          <w:lang w:val="en-US"/>
+        </w:rPr>
+        <w:t xml:space="preserve"> </w:t>
+      </w:r>
+      <w:r>
+        <w:rPr>
+          <w:lang w:val="ru-RU"/>
+        </w:rPr>
+        <w:t xml:space="preserve">RAMAS представляет собой русскоязычный мультимодальный корпус диалогического </w:t>
+      </w:r>
+      <w:r>
+        <w:rPr>
+          <w:lang w:val="ru-RU"/>
+        </w:rPr>
+        <w:lastRenderedPageBreak/>
+        <w:t xml:space="preserve">взаимодействия, содержащий высококачественные видеозаписи лиц, речь, данные захвата движения, а также такие физиологические сигналы, как </w:t>
+      </w:r>
+      <w:proofErr w:type="spellStart"/>
+      <w:r>
+        <w:rPr>
+          <w:lang w:val="ru-RU"/>
+        </w:rPr>
+        <w:t>электродермальная</w:t>
+      </w:r>
+      <w:proofErr w:type="spellEnd"/>
+      <w:r>
+        <w:rPr>
+          <w:lang w:val="ru-RU"/>
+        </w:rPr>
+        <w:t xml:space="preserve"> активность и </w:t>
+      </w:r>
+      <w:proofErr w:type="spellStart"/>
+      <w:r>
+        <w:rPr>
+          <w:lang w:val="ru-RU"/>
+        </w:rPr>
+        <w:t>фотоплетизмограмма</w:t>
+      </w:r>
+      <w:proofErr w:type="spellEnd"/>
+      <w:r>
+        <w:rPr>
+          <w:lang w:val="ru-RU"/>
+        </w:rPr>
+        <w:t xml:space="preserve">. Корпус включает 6 базовых эмоций (гнев, грусть, отвращение, радость, страх и удивление) и был размечен 21 </w:t>
+      </w:r>
+      <w:proofErr w:type="spellStart"/>
+      <w:r>
+        <w:rPr>
+          <w:lang w:val="ru-RU"/>
+        </w:rPr>
+        <w:t>аннотатором</w:t>
+      </w:r>
+      <w:proofErr w:type="spellEnd"/>
+      <w:r>
+        <w:rPr>
+          <w:lang w:val="ru-RU"/>
+        </w:rPr>
+        <w:t>. Несмотря на высокое качество и релевантность для задач реального времени, RAMAS был исключ</w:t>
+      </w:r>
+      <w:r>
+        <w:rPr>
+          <w:lang w:val="ru-RU"/>
+        </w:rPr>
+        <w:t>е</w:t>
+      </w:r>
+      <w:r>
+        <w:rPr>
+          <w:lang w:val="ru-RU"/>
+        </w:rPr>
+        <w:t>н из настоящего исследования по следующим причинам. Во-первых, на момент проведения исследования RAMAS перестал быть доступным для скачивания из открытых источников. К моменту начала работы лицензионные соглашения были изменены, и датасет был закрыт для публичного доступа, что сделало его использование невозможным. Во-вторых, RAMAS записан на русском языке, что созда</w:t>
+      </w:r>
+      <w:r>
+        <w:rPr>
+          <w:lang w:val="ru-RU"/>
+        </w:rPr>
+        <w:t>е</w:t>
+      </w:r>
+      <w:r>
+        <w:rPr>
+          <w:lang w:val="ru-RU"/>
+        </w:rPr>
+        <w:t>т потенциальные проблемы с обобщением на целевой датасет IEMOCAP (английский язык). В-третьих, RAMAS имеет ограниченный объ</w:t>
+      </w:r>
+      <w:r>
+        <w:rPr>
+          <w:lang w:val="ru-RU"/>
+        </w:rPr>
+        <w:t>е</w:t>
+      </w:r>
+      <w:r>
+        <w:rPr>
+          <w:lang w:val="ru-RU"/>
+        </w:rPr>
+        <w:t>м данных (примерно 7 часов аудио), что может быть недостаточно для обучения нейросетевых моделей без дополнительной аугментации.</w:t>
+      </w:r>
+    </w:p>
+    <w:p>
+      <w:pPr>
+        <w:rPr>
+          <w:lang w:val="ru-RU"/>
+        </w:rPr>
+      </w:pPr>
+      <w:r>
+        <w:rPr>
+          <w:lang w:val="ru-RU"/>
+        </w:rPr>
+        <w:t xml:space="preserve">Таким образом, перечисленные выше датасеты были исключены из итогового пайплайна по </w:t>
+      </w:r>
+      <w:r>
+        <w:rPr>
+          <w:lang w:val="ru-RU"/>
+        </w:rPr>
+        <w:t>различным причинам</w:t>
+      </w:r>
+      <w:r>
+        <w:rPr>
+          <w:lang w:val="ru-RU"/>
+        </w:rPr>
+        <w:t xml:space="preserve">. </w:t>
+      </w:r>
+      <w:r>
+        <w:rPr>
+          <w:lang w:val="ru-RU"/>
+        </w:rPr>
+        <w:t>Как следствие, основное внимание в работе сосредоточено на тр</w:t>
+      </w:r>
+      <w:r>
+        <w:rPr>
+          <w:lang w:val="ru-RU"/>
+        </w:rPr>
+        <w:t>е</w:t>
+      </w:r>
+      <w:r>
+        <w:rPr>
+          <w:lang w:val="ru-RU"/>
+        </w:rPr>
+        <w:t>х датасетах: RAVDESS, CREMA-D и IEMOCAP, которые в совокупности обеспечивают высококачественные размеченные данные, репрезентативность и достаточный объ</w:t>
+      </w:r>
+      <w:r>
+        <w:rPr>
+          <w:lang w:val="ru-RU"/>
+        </w:rPr>
+        <w:t>е</w:t>
+      </w:r>
+      <w:r>
+        <w:rPr>
+          <w:lang w:val="ru-RU"/>
+        </w:rPr>
+        <w:t>м для обучения и оценки каскадной системы распознавания эмоций.</w:t>
+      </w:r>
+    </w:p>
+    <w:p>
+      <w:pPr>
+        <w:pStyle w:val="Heading2"/>
+        <w:rPr>
+          <w:lang w:val="ru-RU"/>
+        </w:rPr>
+      </w:pPr>
+      <w:bookmarkStart w:id="31" w:name="_Toc230004531"/>
+      <w:r>
+        <w:rPr>
+          <w:lang w:val="ru-RU"/>
+        </w:rPr>
+        <w:t>Стратегия использования датасетов для обучения</w:t>
+      </w:r>
+      <w:bookmarkEnd w:id="31"/>
+    </w:p>
+    <w:p>
+      <w:pPr>
+        <w:rPr>
+          <w:lang w:val="ru-RU"/>
+        </w:rPr>
+      </w:pPr>
+      <w:r>
+        <w:rPr>
+          <w:lang w:val="ru-RU"/>
+        </w:rPr>
+        <w:t>Как было показано в предыдущих разделах, RAVDESS и CREMA-D представляют собой лабораторные датасеты, содержащие студийные записи акт</w:t>
+      </w:r>
+      <w:r>
+        <w:rPr>
+          <w:lang w:val="ru-RU"/>
+        </w:rPr>
+        <w:t>е</w:t>
+      </w:r>
+      <w:r>
+        <w:rPr>
+          <w:lang w:val="ru-RU"/>
+        </w:rPr>
+        <w:t xml:space="preserve">рской речи с хорошо выраженными, часто утрированными эмоциональными </w:t>
+      </w:r>
+      <w:r>
+        <w:rPr>
+          <w:lang w:val="ru-RU"/>
+        </w:rPr>
+        <w:lastRenderedPageBreak/>
+        <w:t>проявлениями. Напротив, IEMOCAP является существенно более сложным и реалистичным набором данных, включающим спонтанные диалоги с естественными вариациями мимики, освещения и частичными окклюзиями. Прямое обучение мультимодальной модели на RAVDESS и CREMA-D с последующим тестированием на IEMOCAP приводит к значительному падению качества из-за доменного сдвига (</w:t>
+      </w:r>
+      <w:proofErr w:type="spellStart"/>
+      <w:r>
+        <w:rPr>
+          <w:lang w:val="ru-RU"/>
+        </w:rPr>
+        <w:t>domain</w:t>
+      </w:r>
+      <w:proofErr w:type="spellEnd"/>
+      <w:r>
+        <w:rPr>
+          <w:lang w:val="ru-RU"/>
+        </w:rPr>
+        <w:t xml:space="preserve"> </w:t>
+      </w:r>
+      <w:proofErr w:type="spellStart"/>
+      <w:r>
+        <w:rPr>
+          <w:lang w:val="ru-RU"/>
+        </w:rPr>
+        <w:t>shift</w:t>
+      </w:r>
+      <w:proofErr w:type="spellEnd"/>
+      <w:r>
+        <w:rPr>
+          <w:lang w:val="ru-RU"/>
+        </w:rPr>
+        <w:t>) между акт</w:t>
+      </w:r>
+      <w:r>
+        <w:rPr>
+          <w:lang w:val="ru-RU"/>
+        </w:rPr>
+        <w:t>е</w:t>
+      </w:r>
+      <w:r>
+        <w:rPr>
+          <w:lang w:val="ru-RU"/>
+        </w:rPr>
+        <w:t xml:space="preserve">рской и спонтанной речью. Для преодоления этого разрыва в настоящей работе используется двухэтапная стратегия: 1) </w:t>
+      </w:r>
+      <w:proofErr w:type="spellStart"/>
+      <w:r>
+        <w:rPr>
+          <w:lang w:val="ru-RU"/>
+        </w:rPr>
+        <w:t>предобучение</w:t>
+      </w:r>
+      <w:proofErr w:type="spellEnd"/>
+      <w:r>
+        <w:rPr>
+          <w:lang w:val="ru-RU"/>
+        </w:rPr>
+        <w:t xml:space="preserve"> компонентов на лабораторных данных с интенсивной аугментацией, </w:t>
+      </w:r>
+      <w:r>
+        <w:rPr>
+          <w:lang w:val="ru-RU"/>
+        </w:rPr>
+        <w:t>2</w:t>
+      </w:r>
+      <w:r>
+        <w:rPr>
+          <w:lang w:val="ru-RU"/>
+        </w:rPr>
+        <w:t>) дообучение итогового каскада на IEMOCAP с замороженным визуальным энкодером.</w:t>
+      </w:r>
+    </w:p>
+    <w:p>
+      <w:pPr>
+        <w:pStyle w:val="Heading3"/>
+      </w:pPr>
+      <w:bookmarkStart w:id="32" w:name="_Toc230004532"/>
+      <w:proofErr w:type="spellStart"/>
+      <w:r>
+        <w:t>Предобучение</w:t>
+      </w:r>
+      <w:proofErr w:type="spellEnd"/>
+      <w:r>
+        <w:t xml:space="preserve"> на </w:t>
+      </w:r>
+      <w:r>
+        <w:rPr>
+          <w:lang w:val="en-US"/>
+        </w:rPr>
+        <w:t>RAVDESS</w:t>
+      </w:r>
+      <w:r>
+        <w:t xml:space="preserve"> </w:t>
+      </w:r>
+      <w:r>
+        <w:t xml:space="preserve">и </w:t>
+      </w:r>
+      <w:r>
+        <w:rPr>
+          <w:lang w:val="en-US"/>
+        </w:rPr>
+        <w:t>CREMA</w:t>
+      </w:r>
+      <w:r>
+        <w:t>-</w:t>
+      </w:r>
+      <w:r>
+        <w:rPr>
+          <w:lang w:val="en-US"/>
+        </w:rPr>
+        <w:t>D</w:t>
+      </w:r>
+      <w:bookmarkEnd w:id="32"/>
+    </w:p>
+    <w:p>
+      <w:pPr>
+        <w:rPr>
+          <w:lang w:val="en-US"/>
+        </w:rPr>
+      </w:pPr>
+      <w:proofErr w:type="spellStart"/>
+      <w:r>
+        <w:t>Аудиогейт</w:t>
+      </w:r>
+      <w:proofErr w:type="spellEnd"/>
+      <w:r>
+        <w:t xml:space="preserve"> (бинарный классификатор «нейтрально / не нейтрально») обучается на </w:t>
+      </w:r>
+      <w:proofErr w:type="spellStart"/>
+      <w:r>
+        <w:t>объедин</w:t>
+      </w:r>
+      <w:proofErr w:type="spellEnd"/>
+      <w:r>
+        <w:rPr>
+          <w:lang w:val="ru-RU"/>
+        </w:rPr>
+        <w:t>е</w:t>
+      </w:r>
+      <w:proofErr w:type="spellStart"/>
+      <w:r>
+        <w:t>нном</w:t>
+      </w:r>
+      <w:proofErr w:type="spellEnd"/>
+      <w:r>
+        <w:t xml:space="preserve"> наборе данных RAVDESS и CREMA-D. Аудиодорожки всех записей приводятся к </w:t>
+      </w:r>
+      <w:proofErr w:type="spellStart"/>
+      <w:r>
+        <w:t>моноформату</w:t>
+      </w:r>
+      <w:proofErr w:type="spellEnd"/>
+      <w:r>
+        <w:t xml:space="preserve"> с частотой дискретизации 16 кГц. Метки преобразуются следующим образом: для RAVDESS нейтральная (</w:t>
+      </w:r>
+      <w:proofErr w:type="spellStart"/>
+      <w:r>
+        <w:t>emotion</w:t>
+      </w:r>
+      <w:proofErr w:type="spellEnd"/>
+      <w:r>
+        <w:rPr>
+          <w:lang w:val="ru-RU"/>
+        </w:rPr>
+        <w:t xml:space="preserve"> </w:t>
+      </w:r>
+      <w:r>
+        <w:t>=</w:t>
+      </w:r>
+      <w:r>
+        <w:rPr>
+          <w:lang w:val="ru-RU"/>
+        </w:rPr>
+        <w:t xml:space="preserve"> </w:t>
+      </w:r>
+      <w:r>
+        <w:t>01) и спокойная (</w:t>
+      </w:r>
+      <w:proofErr w:type="spellStart"/>
+      <w:r>
+        <w:t>emotion</w:t>
+      </w:r>
+      <w:proofErr w:type="spellEnd"/>
+      <w:r>
+        <w:rPr>
+          <w:lang w:val="ru-RU"/>
+        </w:rPr>
+        <w:t xml:space="preserve"> </w:t>
+      </w:r>
+      <w:r>
+        <w:t>=</w:t>
+      </w:r>
+      <w:r>
+        <w:rPr>
+          <w:lang w:val="ru-RU"/>
+        </w:rPr>
+        <w:t xml:space="preserve"> </w:t>
+      </w:r>
+      <w:r>
+        <w:t xml:space="preserve">02) эмоции кодируются как 0 = </w:t>
+      </w:r>
+      <w:proofErr w:type="spellStart"/>
+      <w:r>
+        <w:t>neutral</w:t>
+      </w:r>
+      <w:proofErr w:type="spellEnd"/>
+      <w:r>
+        <w:t xml:space="preserve">, все остальные эмоции — как 1 = </w:t>
+      </w:r>
+      <w:proofErr w:type="spellStart"/>
+      <w:r>
+        <w:t>non-neutral</w:t>
+      </w:r>
+      <w:proofErr w:type="spellEnd"/>
+      <w:r>
+        <w:t xml:space="preserve">; для CREMA-D метка NEU кодируется как 0, все остальные — как 1. </w:t>
+      </w:r>
+      <w:proofErr w:type="spellStart"/>
+      <w:r>
+        <w:t>Спикеро</w:t>
+      </w:r>
+      <w:proofErr w:type="spellEnd"/>
+      <w:r>
+        <w:t>-независимое разбиение выполняется так, что последние 20% дикторов (акт</w:t>
+      </w:r>
+      <w:r>
+        <w:rPr>
+          <w:lang w:val="ru-RU"/>
+        </w:rPr>
+        <w:t>е</w:t>
+      </w:r>
+      <w:r>
+        <w:t>ров) каждого датасета попадают в тестовую выборку, а оставшиеся — в обучающую. Это гарантирует отсутствие пересечения по дикторам между обучением и тестированием.</w:t>
+      </w:r>
+    </w:p>
+    <w:p>
+      <w:pPr>
+        <w:rPr>
+          <w:lang w:val="ru-RU"/>
+        </w:rPr>
+      </w:pPr>
+      <w:proofErr w:type="spellStart"/>
+      <w:r>
+        <w:t>Видеомодель</w:t>
+      </w:r>
+      <w:proofErr w:type="spellEnd"/>
+      <w:r>
+        <w:t xml:space="preserve"> (</w:t>
+      </w:r>
+      <w:proofErr w:type="spellStart"/>
+      <w:r>
+        <w:t>многоклассовая</w:t>
+      </w:r>
+      <w:proofErr w:type="spellEnd"/>
+      <w:r>
+        <w:t xml:space="preserve"> классификация эмоций) обучается только на видеоданных RAVDESS</w:t>
+      </w:r>
+      <w:r>
+        <w:rPr>
+          <w:lang w:val="ru-RU"/>
+        </w:rPr>
+        <w:t xml:space="preserve">. </w:t>
+      </w:r>
+      <w:r>
+        <w:t xml:space="preserve">Из каждого видеофайла равномерно извлекаются 16 кадров, выполняется детекция лица с помощью </w:t>
+      </w:r>
+      <w:proofErr w:type="spellStart"/>
+      <w:r>
+        <w:t>MediaPipe</w:t>
+      </w:r>
+      <w:proofErr w:type="spellEnd"/>
+      <w:r>
+        <w:t xml:space="preserve"> </w:t>
+      </w:r>
+      <w:proofErr w:type="spellStart"/>
+      <w:r>
+        <w:t>BlazeFace</w:t>
+      </w:r>
+      <w:proofErr w:type="spellEnd"/>
+      <w:r>
+        <w:t xml:space="preserve">, кроп и </w:t>
+      </w:r>
+      <w:r>
+        <w:lastRenderedPageBreak/>
+        <w:t xml:space="preserve">нормализация до размера 224×224 пикселя. Эмоциональная метка используется непосредственно из имени файла (8 классов, от 0 до 7). </w:t>
+      </w:r>
+      <w:proofErr w:type="spellStart"/>
+      <w:r>
+        <w:t>Спикеро</w:t>
+      </w:r>
+      <w:proofErr w:type="spellEnd"/>
+      <w:r>
+        <w:t>-независимый сплит также основан на 20% акт</w:t>
+      </w:r>
+      <w:r>
+        <w:t>е</w:t>
+      </w:r>
+      <w:r>
+        <w:t>ров в тесте.</w:t>
+      </w:r>
+    </w:p>
+    <w:p>
+      <w:pPr>
+        <w:pStyle w:val="Heading3"/>
+      </w:pPr>
+      <w:bookmarkStart w:id="33" w:name="_Toc230004533"/>
+      <w:r>
+        <w:t>Оффлайн аугментация данных</w:t>
+      </w:r>
+      <w:bookmarkEnd w:id="33"/>
+    </w:p>
+    <w:p>
+      <w:pPr>
+        <w:rPr>
+          <w:lang w:val="ru-RU"/>
+        </w:rPr>
+      </w:pPr>
+      <w:r>
+        <w:t xml:space="preserve">Для повышения обобщающей способности и снижения влияния доменного сдвига применяется офлайн-аугментация с коэффициентом расширения K=3. Каждая запись обучающей выборки дополняется тремя независимыми копиями, сгенерированными со случайными параметрами аугментации; оригинальная запись сохраняется без изменений. Таким образом, итоговый обучающий набор становится в 4 раза больше исходного (оригинал + 3 </w:t>
+      </w:r>
+      <w:proofErr w:type="spellStart"/>
+      <w:r>
+        <w:t>аугментированные</w:t>
+      </w:r>
+      <w:proofErr w:type="spellEnd"/>
+      <w:r>
+        <w:t xml:space="preserve"> копии). Тестовая выборка никогда не </w:t>
+      </w:r>
+      <w:proofErr w:type="spellStart"/>
+      <w:r>
+        <w:t>аугментируется</w:t>
+      </w:r>
+      <w:proofErr w:type="spellEnd"/>
+      <w:r>
+        <w:t>.</w:t>
+      </w:r>
+    </w:p>
+    <w:p>
+      <w:pPr>
+        <w:rPr>
+          <w:lang w:val="ru-RU"/>
+        </w:rPr>
+      </w:pPr>
+      <w:proofErr w:type="spellStart"/>
+      <w:r>
+        <w:rPr>
+          <w:b/>
+          <w:bCs/>
         </w:rPr>
         <w:t>Аудиоаугментация</w:t>
       </w:r>
-      <w:r>
-        <w:t xml:space="preserve"> выполняется с помощью библиотеки audiomentations [</w:t>
+      <w:proofErr w:type="spellEnd"/>
+      <w:r>
+        <w:t xml:space="preserve"> выполняется с помощью библиотеки </w:t>
+      </w:r>
+      <w:proofErr w:type="spellStart"/>
+      <w:r>
+        <w:t>audiomentations</w:t>
+      </w:r>
+      <w:proofErr w:type="spellEnd"/>
+      <w:r>
+        <w:t xml:space="preserve"> [</w:t>
       </w:r>
       <w:r>
         <w:rPr>
@@ -14828,6 +16634,7 @@
                 <w:lang w:val="en-US"/>
               </w:rPr>
             </w:pPr>
+            <w:proofErr w:type="spellStart"/>
             <w:r>
               <w:rPr>
                 <w:sz w:val="24"/>
@@ -14836,6 +16643,7 @@
               </w:rPr>
               <w:t>AddGaussianSNR</w:t>
             </w:r>
+            <w:proofErr w:type="spellEnd"/>
           </w:p>
         </w:tc>
         <w:tc>
@@ -14914,7 +16722,25 @@
                 <w:szCs w:val="24"/>
                 <w:lang w:val="ru-RU"/>
               </w:rPr>
-              <w:t>Добавление гауссовоского шума на аудио</w:t>
+              <w:t xml:space="preserve">Добавление </w:t>
+            </w:r>
+            <w:proofErr w:type="spellStart"/>
+            <w:r>
+              <w:rPr>
+                <w:sz w:val="24"/>
+                <w:szCs w:val="24"/>
+                <w:lang w:val="ru-RU"/>
+              </w:rPr>
+              <w:t>гауссовоского</w:t>
+            </w:r>
+            <w:proofErr w:type="spellEnd"/>
+            <w:r>
+              <w:rPr>
+                <w:sz w:val="24"/>
+                <w:szCs w:val="24"/>
+                <w:lang w:val="ru-RU"/>
+              </w:rPr>
+              <w:t xml:space="preserve"> шума на аудио</w:t>
             </w:r>
           </w:p>
         </w:tc>
@@ -15146,6 +16972,7 @@
                 <w:lang w:val="en-US"/>
               </w:rPr>
             </w:pPr>
+            <w:proofErr w:type="spellStart"/>
             <w:r>
               <w:rPr>
                 <w:sz w:val="24"/>
@@ -15154,6 +16981,7 @@
               </w:rPr>
               <w:t>TimeStretch</w:t>
             </w:r>
+            <w:proofErr w:type="spellEnd"/>
           </w:p>
         </w:tc>
         <w:tc>
@@ -15170,13 +16998,23 @@
                 <w:lang w:val="ru-RU"/>
               </w:rPr>
             </w:pPr>
+            <w:proofErr w:type="spellStart"/>
             <w:r>
               <w:rPr>
                 <w:sz w:val="24"/>
                 <w:szCs w:val="24"/>
                 <w:lang w:val="ru-RU"/>
               </w:rPr>
-              <w:t>Расстяжение 0.9-1.1, длина сохраняется</w:t>
+              <w:t>Расстяжение</w:t>
+            </w:r>
+            <w:proofErr w:type="spellEnd"/>
+            <w:r>
+              <w:rPr>
+                <w:sz w:val="24"/>
+                <w:szCs w:val="24"/>
+                <w:lang w:val="ru-RU"/>
+              </w:rPr>
+              <w:t xml:space="preserve"> 0.9-1.1, длина сохраняется</w:t>
             </w:r>
           </w:p>
         </w:tc>
@@ -15252,6 +17090,7 @@
                 <w:lang w:val="en-US"/>
               </w:rPr>
             </w:pPr>
+            <w:proofErr w:type="spellStart"/>
             <w:r>
               <w:rPr>
                 <w:sz w:val="24"/>
@@ -15260,6 +17099,7 @@
               </w:rPr>
               <w:t>PitchShift</w:t>
             </w:r>
+            <w:proofErr w:type="spellEnd"/>
           </w:p>
         </w:tc>
         <w:tc>
@@ -15386,15 +17226,58 @@
           <w:lang w:val="ru-RU"/>
         </w:rPr>
         <w:lastRenderedPageBreak/>
-        <w:t>Каждая аугментированная копия генерируется с независимо семплированными параметрами. Случайное начальное число (seed) фиксировано для воспроизводимости.</w:t>
-      </w:r>
-    </w:p>
-    <w:p>
-      <w:pPr>
-        <w:rPr>
-          <w:lang w:val="ru-RU"/>
-        </w:rPr>
-      </w:pPr>
+        <w:t xml:space="preserve">Каждая </w:t>
+      </w:r>
+      <w:proofErr w:type="spellStart"/>
+      <w:r>
+        <w:rPr>
+          <w:lang w:val="ru-RU"/>
+        </w:rPr>
+        <w:t>аугментированная</w:t>
+      </w:r>
+      <w:proofErr w:type="spellEnd"/>
+      <w:r>
+        <w:rPr>
+          <w:lang w:val="ru-RU"/>
+        </w:rPr>
+        <w:t xml:space="preserve"> копия генерируется с независимо </w:t>
+      </w:r>
+      <w:proofErr w:type="spellStart"/>
+      <w:r>
+        <w:rPr>
+          <w:lang w:val="ru-RU"/>
+        </w:rPr>
+        <w:t>семплированными</w:t>
+      </w:r>
+      <w:proofErr w:type="spellEnd"/>
+      <w:r>
+        <w:rPr>
+          <w:lang w:val="ru-RU"/>
+        </w:rPr>
+        <w:t xml:space="preserve"> параметрами. Случайное начальное число (</w:t>
+      </w:r>
+      <w:proofErr w:type="spellStart"/>
+      <w:r>
+        <w:rPr>
+          <w:lang w:val="ru-RU"/>
+        </w:rPr>
+        <w:t>seed</w:t>
+      </w:r>
+      <w:proofErr w:type="spellEnd"/>
+      <w:r>
+        <w:rPr>
+          <w:lang w:val="ru-RU"/>
+        </w:rPr>
+        <w:t>) фиксировано для воспроизводимости.</w:t>
+      </w:r>
+    </w:p>
+    <w:p>
+      <w:pPr>
+        <w:rPr>
+          <w:lang w:val="ru-RU"/>
+        </w:rPr>
+      </w:pPr>
+      <w:proofErr w:type="spellStart"/>
       <w:r>
         <w:rPr>
           <w:b/>
@@ -15403,11 +17286,40 @@
         </w:rPr>
         <w:t>Видеоаугментация</w:t>
       </w:r>
-      <w:r>
-        <w:rPr>
-          <w:lang w:val="ru-RU"/>
-        </w:rPr>
-        <w:t xml:space="preserve"> выполняется с критическим требованием per-clip-consistency: все 16 кадров одного видеофрагмента (клипа) должны быть преобразованы с использованием одного и того же набора случайных параметров, иначе временная согласованность будет нарушена, что негативно скажется на работе темпоральных агрегаторов (BiGRU, BiLSTM, TCN). Аугментация разделена на две стадии конвейера:</w:t>
+      <w:proofErr w:type="spellEnd"/>
+      <w:r>
+        <w:rPr>
+          <w:lang w:val="ru-RU"/>
+        </w:rPr>
+        <w:t xml:space="preserve"> выполняется с критическим требованием </w:t>
+      </w:r>
+      <w:proofErr w:type="spellStart"/>
+      <w:r>
+        <w:rPr>
+          <w:lang w:val="ru-RU"/>
+        </w:rPr>
+        <w:t>per-clip-consistency</w:t>
+      </w:r>
+      <w:proofErr w:type="spellEnd"/>
+      <w:r>
+        <w:rPr>
+          <w:lang w:val="ru-RU"/>
+        </w:rPr>
+        <w:t>: все 16 кадров одного видеофрагмента (клипа) должны быть преобразованы с использованием одного и того же набора случайных параметров, иначе временная согласованность будет нарушена, что негативно скажется на работе темпоральных агрегаторов (</w:t>
+      </w:r>
+      <w:proofErr w:type="spellStart"/>
+      <w:r>
+        <w:rPr>
+          <w:lang w:val="ru-RU"/>
+        </w:rPr>
+        <w:t>BiGRU</w:t>
+      </w:r>
+      <w:proofErr w:type="spellEnd"/>
+      <w:r>
+        <w:rPr>
+          <w:lang w:val="ru-RU"/>
+        </w:rPr>
+        <w:t>, BiLSTM, TCN). Аугментация разделена на две стадии конвейера:</w:t>
       </w:r>
     </w:p>
     <w:p>
@@ -15428,7 +17340,21 @@
         <w:rPr>
           <w:lang w:val="ru-RU"/>
         </w:rPr>
-        <w:t xml:space="preserve"> (clip_aug) – геометрические и цветовые преобразования, применяемые к uint8-тензору клипа (T × 3 × H × W) после детекции лиц и кропа</w:t>
+        <w:t xml:space="preserve"> (</w:t>
+      </w:r>
+      <w:proofErr w:type="spellStart"/>
+      <w:r>
+        <w:rPr>
+          <w:lang w:val="ru-RU"/>
+        </w:rPr>
+        <w:t>clip_aug</w:t>
+      </w:r>
+      <w:proofErr w:type="spellEnd"/>
+      <w:r>
+        <w:rPr>
+          <w:lang w:val="ru-RU"/>
+        </w:rPr>
+        <w:t>) – геометрические и цветовые преобразования, применяемые к uint8-тензору клипа (T × 3 × H × W) после детекции лиц и кропа</w:t>
       </w:r>
       <w:r>
         <w:rPr>
@@ -15578,6 +17504,7 @@
                 <w:lang w:val="en-US"/>
               </w:rPr>
             </w:pPr>
+            <w:proofErr w:type="spellStart"/>
             <w:r>
               <w:rPr>
                 <w:sz w:val="24"/>
@@ -15586,6 +17513,7 @@
               </w:rPr>
               <w:t>RandomResizedCrop</w:t>
             </w:r>
+            <w:proofErr w:type="spellEnd"/>
           </w:p>
         </w:tc>
         <w:tc>
@@ -15716,6 +17644,7 @@
                 <w:lang w:val="en-US"/>
               </w:rPr>
             </w:pPr>
+            <w:proofErr w:type="spellStart"/>
             <w:r>
               <w:rPr>
                 <w:sz w:val="24"/>
@@ -15724,6 +17653,7 @@
               </w:rPr>
               <w:t>RandomHorizontalFlip</w:t>
             </w:r>
+            <w:proofErr w:type="spellEnd"/>
           </w:p>
         </w:tc>
         <w:tc>
@@ -15814,6 +17744,7 @@
                 <w:lang w:val="en-US"/>
               </w:rPr>
             </w:pPr>
+            <w:proofErr w:type="spellStart"/>
             <w:r>
               <w:rPr>
                 <w:sz w:val="24"/>
@@ -15822,6 +17753,7 @@
               </w:rPr>
               <w:t>ColorJitter</w:t>
             </w:r>
+            <w:proofErr w:type="spellEnd"/>
           </w:p>
         </w:tc>
         <w:tc>
@@ -15944,6 +17876,7 @@
                 <w:lang w:val="en-US"/>
               </w:rPr>
             </w:pPr>
+            <w:proofErr w:type="spellStart"/>
             <w:r>
               <w:rPr>
                 <w:sz w:val="24"/>
@@ -15952,6 +17885,7 @@
               </w:rPr>
               <w:t>GaussianBlur</w:t>
             </w:r>
+            <w:proofErr w:type="spellEnd"/>
           </w:p>
         </w:tc>
         <w:tc>
@@ -16129,8 +18063,72 @@
         <w:rPr>
           <w:lang w:val="ru-RU"/>
         </w:rPr>
-        <w:t xml:space="preserve"> (clip_erase) – RandomErasing, применяемый только к аугментированным копиям (но не к оригинальным) на этапе нормализованного тензора (ImageNet-статистики), непосредственно перед подачей в бэкбон</w:t>
-      </w:r>
+        <w:t xml:space="preserve"> (</w:t>
+      </w:r>
+      <w:proofErr w:type="spellStart"/>
+      <w:r>
+        <w:rPr>
+          <w:lang w:val="ru-RU"/>
+        </w:rPr>
+        <w:t>clip_erase</w:t>
+      </w:r>
+      <w:proofErr w:type="spellEnd"/>
+      <w:r>
+        <w:rPr>
+          <w:lang w:val="ru-RU"/>
+        </w:rPr>
+        <w:t xml:space="preserve">) – </w:t>
+      </w:r>
+      <w:proofErr w:type="spellStart"/>
+      <w:r>
+        <w:rPr>
+          <w:lang w:val="ru-RU"/>
+        </w:rPr>
+        <w:t>RandomErasing</w:t>
+      </w:r>
+      <w:proofErr w:type="spellEnd"/>
+      <w:r>
+        <w:rPr>
+          <w:lang w:val="ru-RU"/>
+        </w:rPr>
+        <w:t xml:space="preserve">, применяемый только к </w:t>
+      </w:r>
+      <w:proofErr w:type="spellStart"/>
+      <w:r>
+        <w:rPr>
+          <w:lang w:val="ru-RU"/>
+        </w:rPr>
+        <w:t>аугментированным</w:t>
+      </w:r>
+      <w:proofErr w:type="spellEnd"/>
+      <w:r>
+        <w:rPr>
+          <w:lang w:val="ru-RU"/>
+        </w:rPr>
+        <w:t xml:space="preserve"> копиям (но не к оригинальным) на этапе нормализованного тензора (</w:t>
+      </w:r>
+      <w:proofErr w:type="spellStart"/>
+      <w:r>
+        <w:rPr>
+          <w:lang w:val="ru-RU"/>
+        </w:rPr>
+        <w:t>ImageNet</w:t>
+      </w:r>
+      <w:proofErr w:type="spellEnd"/>
+      <w:r>
+        <w:rPr>
+          <w:lang w:val="ru-RU"/>
+        </w:rPr>
+        <w:t xml:space="preserve">-статистики), непосредственно перед подачей в </w:t>
+      </w:r>
+      <w:proofErr w:type="spellStart"/>
+      <w:r>
+        <w:rPr>
+          <w:lang w:val="ru-RU"/>
+        </w:rPr>
+        <w:t>бэкбон</w:t>
+      </w:r>
+      <w:proofErr w:type="spellEnd"/>
       <w:r>
         <w:rPr>
           <w:lang w:val="ru-RU"/>
@@ -16287,6 +18285,7 @@
                 <w:lang w:val="en-US"/>
               </w:rPr>
             </w:pPr>
+            <w:proofErr w:type="spellStart"/>
             <w:r>
               <w:rPr>
                 <w:sz w:val="24"/>
@@ -16295,6 +18294,7 @@
               </w:rPr>
               <w:t>RandomErasing</w:t>
             </w:r>
+            <w:proofErr w:type="spellEnd"/>
           </w:p>
         </w:tc>
         <w:tc>
@@ -16548,7 +18548,49 @@
         <w:rPr>
           <w:lang w:val="ru-RU"/>
         </w:rPr>
-        <w:t xml:space="preserve"> предобученные веса загружаются в качестве инициализации. Модели дообучаются на IEMOCAP с замороженным визуальным энкодером (EmotiEffNet или MobileNetV3-Small), чтобы сохранить пространственные представления, полученные на RAVDESS, и одновременно адаптировать классификационные головы к более сложным и естественным условиям диалоговой речи.</w:t>
+        <w:t xml:space="preserve"> </w:t>
+      </w:r>
+      <w:proofErr w:type="spellStart"/>
+      <w:r>
+        <w:rPr>
+          <w:lang w:val="ru-RU"/>
+        </w:rPr>
+        <w:t>предобученные</w:t>
+      </w:r>
+      <w:proofErr w:type="spellEnd"/>
+      <w:r>
+        <w:rPr>
+          <w:lang w:val="ru-RU"/>
+        </w:rPr>
+        <w:t xml:space="preserve"> веса загружаются в качестве инициализации. Модели </w:t>
+      </w:r>
+      <w:proofErr w:type="spellStart"/>
+      <w:r>
+        <w:rPr>
+          <w:lang w:val="ru-RU"/>
+        </w:rPr>
+        <w:t>дообучаются</w:t>
+      </w:r>
+      <w:proofErr w:type="spellEnd"/>
+      <w:r>
+        <w:rPr>
+          <w:lang w:val="ru-RU"/>
+        </w:rPr>
+        <w:t xml:space="preserve"> на IEMOCAP с замороженным визуальным энкодером (</w:t>
+      </w:r>
+      <w:proofErr w:type="spellStart"/>
+      <w:r>
+        <w:rPr>
+          <w:lang w:val="ru-RU"/>
+        </w:rPr>
+        <w:t>EmotiEffNet</w:t>
+      </w:r>
+      <w:proofErr w:type="spellEnd"/>
+      <w:r>
+        <w:rPr>
+          <w:lang w:val="ru-RU"/>
+        </w:rPr>
+        <w:t xml:space="preserve"> или MobileNetV3-Small), чтобы сохранить пространственные представления, полученные на RAVDESS, и одновременно адаптировать классификационные головы к более сложным и естественным условиям диалоговой речи.</w:t>
       </w:r>
     </w:p>
     <w:p>
@@ -16602,7 +18644,35 @@
           <w:lang w:val="ru-RU"/>
         </w:rPr>
         <w:lastRenderedPageBreak/>
-        <w:t>переобучения под лабораторные условия и повышает устойчивость к естественным вариациям (шум, изменение громкости, повороты головы, изменения освещения). Важно отметить, что RandomErasing для видео применяется только к аугментированным копиям, что позволяет не искажать оригинальные примеры, сохраняя базу для стабильного обучения.</w:t>
+        <w:t xml:space="preserve">переобучения под лабораторные условия и повышает устойчивость к естественным вариациям (шум, изменение громкости, повороты головы, изменения освещения). Важно отметить, что </w:t>
+      </w:r>
+      <w:proofErr w:type="spellStart"/>
+      <w:r>
+        <w:rPr>
+          <w:lang w:val="ru-RU"/>
+        </w:rPr>
+        <w:t>RandomErasing</w:t>
+      </w:r>
+      <w:proofErr w:type="spellEnd"/>
+      <w:r>
+        <w:rPr>
+          <w:lang w:val="ru-RU"/>
+        </w:rPr>
+        <w:t xml:space="preserve"> для видео применяется только к </w:t>
+      </w:r>
+      <w:proofErr w:type="spellStart"/>
+      <w:r>
+        <w:rPr>
+          <w:lang w:val="ru-RU"/>
+        </w:rPr>
+        <w:t>аугментированным</w:t>
+      </w:r>
+      <w:proofErr w:type="spellEnd"/>
+      <w:r>
+        <w:rPr>
+          <w:lang w:val="ru-RU"/>
+        </w:rPr>
+        <w:t xml:space="preserve"> копиям, что позволяет не искажать оригинальные примеры, сохраняя базу для стабильного обучения.</w:t>
       </w:r>
     </w:p>
     <w:p>
@@ -16633,7 +18703,21 @@
         <w:rPr>
           <w:lang w:val="ru-RU"/>
         </w:rPr>
-        <w:t>использовать высококачественные лабораторные данные для формирования базовых представлений аудио- и видеомоделей;</w:t>
+        <w:t xml:space="preserve">использовать высококачественные лабораторные данные для формирования базовых представлений аудио- и </w:t>
+      </w:r>
+      <w:proofErr w:type="spellStart"/>
+      <w:r>
+        <w:rPr>
+          <w:lang w:val="ru-RU"/>
+        </w:rPr>
+        <w:t>видеомоделей</w:t>
+      </w:r>
+      <w:proofErr w:type="spellEnd"/>
+      <w:r>
+        <w:rPr>
+          <w:lang w:val="ru-RU"/>
+        </w:rPr>
+        <w:t>;</w:t>
       </w:r>
     </w:p>
     <w:p>
@@ -16734,16 +18818,1208 @@
     </w:p>
     <w:p>
       <w:pPr>
+        <w:rPr>
+          <w:lang w:val="ru-RU"/>
+        </w:rPr>
+      </w:pPr>
+      <w:r>
+        <w:rPr>
+          <w:lang w:val="ru-RU"/>
+        </w:rPr>
+        <w:t xml:space="preserve">В </w:t>
+      </w:r>
+      <w:r>
+        <w:rPr>
+          <w:lang w:val="ru-RU"/>
+        </w:rPr>
+        <w:t>данной</w:t>
+      </w:r>
+      <w:r>
+        <w:rPr>
+          <w:lang w:val="ru-RU"/>
+        </w:rPr>
+        <w:t xml:space="preserve"> главе описывается разработанная двухстадийная каскадная система мультимодального распознавания эмоций. В отличие от традиционных подходов, обрабатывающих аудио и видео</w:t>
+      </w:r>
+      <w:r>
+        <w:rPr>
+          <w:lang w:val="ru-RU"/>
+        </w:rPr>
+        <w:t xml:space="preserve"> </w:t>
+      </w:r>
+      <w:r>
+        <w:rPr>
+          <w:lang w:val="ru-RU"/>
+        </w:rPr>
+        <w:t>модальности параллельно на каждом входном фрагменте, предлагаемая архитектура использует л</w:t>
+      </w:r>
+      <w:r>
+        <w:rPr>
+          <w:lang w:val="ru-RU"/>
+        </w:rPr>
+        <w:t>е</w:t>
+      </w:r>
+      <w:r>
+        <w:rPr>
+          <w:lang w:val="ru-RU"/>
+        </w:rPr>
+        <w:t xml:space="preserve">гкий </w:t>
+      </w:r>
+      <w:proofErr w:type="spellStart"/>
+      <w:r>
+        <w:rPr>
+          <w:lang w:val="ru-RU"/>
+        </w:rPr>
+        <w:t>аудиогейт</w:t>
+      </w:r>
+      <w:proofErr w:type="spellEnd"/>
+      <w:r>
+        <w:rPr>
+          <w:lang w:val="ru-RU"/>
+        </w:rPr>
+        <w:t xml:space="preserve"> для бинарной классификации «нейтрально / не нейтрально». Тяжёлая </w:t>
+      </w:r>
+      <w:proofErr w:type="spellStart"/>
+      <w:r>
+        <w:rPr>
+          <w:lang w:val="ru-RU"/>
+        </w:rPr>
+        <w:t>видеоветвь</w:t>
+      </w:r>
+      <w:proofErr w:type="spellEnd"/>
+      <w:r>
+        <w:rPr>
+          <w:lang w:val="ru-RU"/>
+        </w:rPr>
+        <w:t xml:space="preserve"> запускается только в случае обнаружения эмоционально окрашенной речи, что позволяет существенно сократить вычислительные затраты в сценариях, где преобладает нейтральный диалог.</w:t>
+      </w:r>
+    </w:p>
+    <w:p>
+      <w:pPr>
+        <w:pStyle w:val="Heading2"/>
+        <w:rPr>
+          <w:lang w:val="ru-RU"/>
+        </w:rPr>
+      </w:pPr>
+      <w:proofErr w:type="spellStart"/>
+      <w:r>
+        <w:t>Общая</w:t>
+      </w:r>
+      <w:proofErr w:type="spellEnd"/>
+      <w:r>
+        <w:t xml:space="preserve"> </w:t>
+      </w:r>
+      <w:proofErr w:type="spellStart"/>
+      <w:r>
+        <w:t>архитектура</w:t>
+      </w:r>
+      <w:proofErr w:type="spellEnd"/>
+      <w:r>
+        <w:t xml:space="preserve"> </w:t>
+      </w:r>
+      <w:proofErr w:type="spellStart"/>
+      <w:r>
+        <w:t>двухстадийного</w:t>
+      </w:r>
+      <w:proofErr w:type="spellEnd"/>
+      <w:r>
+        <w:t xml:space="preserve"> </w:t>
+      </w:r>
+      <w:proofErr w:type="spellStart"/>
+      <w:r>
+        <w:t>каскада</w:t>
+      </w:r>
+      <w:proofErr w:type="spellEnd"/>
+    </w:p>
+    <w:p>
+      <w:pPr>
+        <w:rPr>
+          <w:lang w:val="en-US"/>
+        </w:rPr>
+      </w:pPr>
+      <w:r>
+        <w:rPr>
+          <w:lang w:val="ru-RU"/>
+        </w:rPr>
+        <w:t>Предлагаемая система предназначена для потокового распознавания эмоций в диалоговой речи. Входными данными являются аудиосигнал (</w:t>
+      </w:r>
+      <w:r>
+        <w:rPr>
+          <w:lang w:val="ru-RU"/>
+        </w:rPr>
+        <w:t>речь человека</w:t>
+      </w:r>
+      <w:r>
+        <w:rPr>
+          <w:lang w:val="ru-RU"/>
+        </w:rPr>
+        <w:t>) и видеопоследовательность (</w:t>
+      </w:r>
+      <w:r>
+        <w:rPr>
+          <w:lang w:val="ru-RU"/>
+        </w:rPr>
+        <w:t>кадры лица человека</w:t>
+      </w:r>
+      <w:r>
+        <w:rPr>
+          <w:lang w:val="ru-RU"/>
+        </w:rPr>
+        <w:t>), соответствующие одной реплике говорящего. Выходом системы является одна из шести эмоциональных категорий: нейтральная, радость, грусть, гнев, волнение, фрустрация (данный набор соответствует целевому датасету IEMOCAP после исключения малочисленных классов).</w:t>
+      </w:r>
+    </w:p>
+    <w:p>
+      <w:pPr>
+        <w:jc w:val="center"/>
+        <w:rPr>
+          <w:lang w:val="en-US"/>
+        </w:rPr>
+      </w:pPr>
+      <w:r>
+        <w:rPr>
+          <w:noProof/>
+          <w:lang w:val="ru-RU"/>
+        </w:rPr>
+        <w:lastRenderedPageBreak/>
+        <w:drawing>
+          <wp:inline distT="0" distB="0" distL="0" distR="0" wp14:anchorId="43606B83" wp14:editId="0038D7EE">
+            <wp:extent cx="3420940" cy="3552669"/>
+            <wp:effectExtent l="0" t="0" r="0" b="3810"/>
+            <wp:docPr id="395390708" name="Picture 1"/>
+            <wp:cNvGraphicFramePr>
+              <a:graphicFrameLocks xmlns:a="http://schemas.openxmlformats.org/drawingml/2006/main" noChangeAspect="1"/>
+            </wp:cNvGraphicFramePr>
+            <a:graphic xmlns:a="http://schemas.openxmlformats.org/drawingml/2006/main">
+              <a:graphicData uri="http://schemas.openxmlformats.org/drawingml/2006/picture">
+                <pic:pic xmlns:pic="http://schemas.openxmlformats.org/drawingml/2006/picture">
+                  <pic:nvPicPr>
+                    <pic:cNvPr id="395390708" name="Picture 395390708"/>
+                    <pic:cNvPicPr/>
+                  </pic:nvPicPr>
+                  <pic:blipFill rotWithShape="1">
+                    <a:blip r:embed="rId7">
+                      <a:extLst>
+                        <a:ext uri="{28A0092B-C50C-407E-A947-70E740481C1C}">
+                          <a14:useLocalDpi xmlns:a14="http://schemas.microsoft.com/office/drawing/2010/main" val="0"/>
+                        </a:ext>
+                      </a:extLst>
+                    </a:blip>
+                    <a:srcRect t="2899"/>
+                    <a:stretch>
+                      <a:fillRect/>
+                    </a:stretch>
+                  </pic:blipFill>
+                  <pic:spPr bwMode="auto">
+                    <a:xfrm>
+                      <a:off x="0" y="0"/>
+                      <a:ext cx="3449280" cy="3582100"/>
+                    </a:xfrm>
+                    <a:prstGeom prst="rect">
+                      <a:avLst/>
+                    </a:prstGeom>
+                    <a:ln>
+                      <a:noFill/>
+                    </a:ln>
+                    <a:extLst>
+                      <a:ext uri="{53640926-AAD7-44D8-BBD7-CCE9431645EC}">
+                        <a14:shadowObscured xmlns:a14="http://schemas.microsoft.com/office/drawing/2010/main"/>
+                      </a:ext>
+                    </a:extLst>
+                  </pic:spPr>
+                </pic:pic>
+              </a:graphicData>
+            </a:graphic>
+          </wp:inline>
+        </w:drawing>
+      </w:r>
+    </w:p>
+    <w:p>
+      <w:pPr>
+        <w:jc w:val="center"/>
+        <w:rPr>
+          <w:lang w:val="ru-RU"/>
+        </w:rPr>
+      </w:pPr>
+      <w:r>
+        <w:rPr>
+          <w:lang w:val="ru-RU"/>
+        </w:rPr>
+        <w:t>Рисунок 1. Предлагаемая архитектура.</w:t>
+      </w:r>
+    </w:p>
+    <w:p>
+      <w:pPr>
+        <w:rPr>
+          <w:lang w:val="ru-RU"/>
+        </w:rPr>
+      </w:pPr>
+      <w:r>
+        <w:rPr>
+          <w:lang w:val="ru-RU"/>
+        </w:rPr>
+        <w:t>Каскадная архитектура включает две стадии (</w:t>
+      </w:r>
+      <w:r>
+        <w:rPr>
+          <w:lang w:val="ru-RU"/>
+        </w:rPr>
+        <w:t>см. Рисунок</w:t>
+      </w:r>
+      <w:r>
+        <w:rPr>
+          <w:lang w:val="ru-RU"/>
+        </w:rPr>
+        <w:t xml:space="preserve"> </w:t>
+      </w:r>
+      <w:r>
+        <w:rPr>
+          <w:lang w:val="ru-RU"/>
+        </w:rPr>
+        <w:t>1</w:t>
+      </w:r>
+      <w:r>
+        <w:rPr>
+          <w:lang w:val="ru-RU"/>
+        </w:rPr>
+        <w:t>):</w:t>
+      </w:r>
+    </w:p>
+    <w:p>
+      <w:pPr>
+        <w:pStyle w:val="ListParagraph"/>
+        <w:numPr>
+          <w:ilvl w:val="0"/>
+          <w:numId w:val="27"/>
+        </w:numPr>
+        <w:rPr>
+          <w:lang w:val="ru-RU"/>
+        </w:rPr>
+      </w:pPr>
+      <w:proofErr w:type="spellStart"/>
+      <w:r>
+        <w:rPr>
+          <w:lang w:val="ru-RU"/>
+        </w:rPr>
+        <w:t>Аудиогейт</w:t>
+      </w:r>
+      <w:proofErr w:type="spellEnd"/>
+      <w:r>
+        <w:rPr>
+          <w:lang w:val="ru-RU"/>
+        </w:rPr>
+        <w:t xml:space="preserve"> – л</w:t>
+      </w:r>
+      <w:r>
+        <w:rPr>
+          <w:lang w:val="ru-RU"/>
+        </w:rPr>
+        <w:t>е</w:t>
+      </w:r>
+      <w:r>
+        <w:rPr>
+          <w:lang w:val="ru-RU"/>
+        </w:rPr>
+        <w:t>гкий бинарный классификатор, обрабатывающий только аудиосигнал и принимающий решение: «нейтрально» (класс 0) или «не нейтрально» (класс 1).</w:t>
+      </w:r>
+    </w:p>
+    <w:p>
+      <w:pPr>
+        <w:pStyle w:val="ListParagraph"/>
+        <w:numPr>
+          <w:ilvl w:val="0"/>
+          <w:numId w:val="27"/>
+        </w:numPr>
+        <w:rPr>
+          <w:lang w:val="ru-RU"/>
+        </w:rPr>
+      </w:pPr>
+      <w:proofErr w:type="spellStart"/>
+      <w:r>
+        <w:rPr>
+          <w:lang w:val="ru-RU"/>
+        </w:rPr>
+        <w:t>Видеоветвь</w:t>
+      </w:r>
+      <w:proofErr w:type="spellEnd"/>
+      <w:r>
+        <w:rPr>
+          <w:lang w:val="ru-RU"/>
+        </w:rPr>
+        <w:t xml:space="preserve"> – </w:t>
+      </w:r>
+      <w:proofErr w:type="spellStart"/>
+      <w:r>
+        <w:rPr>
+          <w:lang w:val="ru-RU"/>
+        </w:rPr>
+        <w:t>многоклассовый</w:t>
+      </w:r>
+      <w:proofErr w:type="spellEnd"/>
+      <w:r>
+        <w:rPr>
+          <w:lang w:val="ru-RU"/>
+        </w:rPr>
+        <w:t xml:space="preserve"> классификатор эмоций по видеопоследовательности (6 классов), активируемый только при положительном решении аудиогейта.</w:t>
+      </w:r>
+    </w:p>
+    <w:p>
+      <w:pPr>
+        <w:rPr>
+          <w:lang w:val="ru-RU"/>
+        </w:rPr>
+      </w:pPr>
+      <w:r>
+        <w:rPr>
+          <w:lang w:val="ru-RU"/>
+        </w:rPr>
+        <w:t xml:space="preserve">Если </w:t>
+      </w:r>
+      <w:proofErr w:type="spellStart"/>
+      <w:r>
+        <w:rPr>
+          <w:lang w:val="ru-RU"/>
+        </w:rPr>
+        <w:t>аудиогейт</w:t>
+      </w:r>
+      <w:proofErr w:type="spellEnd"/>
+      <w:r>
+        <w:rPr>
+          <w:lang w:val="ru-RU"/>
+        </w:rPr>
+        <w:t xml:space="preserve"> предсказывает «нейтрально», система возвращает метку «нейтральная» без запуска </w:t>
+      </w:r>
+      <w:proofErr w:type="spellStart"/>
+      <w:r>
+        <w:rPr>
+          <w:lang w:val="ru-RU"/>
+        </w:rPr>
+        <w:t>видеоветви</w:t>
+      </w:r>
+      <w:proofErr w:type="spellEnd"/>
+      <w:r>
+        <w:rPr>
+          <w:lang w:val="ru-RU"/>
+        </w:rPr>
+        <w:t xml:space="preserve">. В противном случае запускается </w:t>
+      </w:r>
+      <w:proofErr w:type="spellStart"/>
+      <w:r>
+        <w:rPr>
+          <w:lang w:val="ru-RU"/>
+        </w:rPr>
+        <w:t>видеоветвь</w:t>
+      </w:r>
+      <w:proofErr w:type="spellEnd"/>
+      <w:r>
+        <w:rPr>
+          <w:lang w:val="ru-RU"/>
+        </w:rPr>
+        <w:t>, которая анализирует кропы лица из видеопоследовательности и возвращает одну из шести эмоций. Такая селективная активация позволяет экономить вычислительные ресурсы в тех случаях, когда речь не нес</w:t>
+      </w:r>
+      <w:r>
+        <w:rPr>
+          <w:lang w:val="ru-RU"/>
+        </w:rPr>
+        <w:t>е</w:t>
+      </w:r>
+      <w:r>
+        <w:rPr>
+          <w:lang w:val="ru-RU"/>
+        </w:rPr>
+        <w:t xml:space="preserve">т </w:t>
+      </w:r>
+      <w:r>
+        <w:rPr>
+          <w:lang w:val="ru-RU"/>
+        </w:rPr>
+        <w:lastRenderedPageBreak/>
+        <w:t xml:space="preserve">эмоциональной нагрузки, что, согласно статистике диалогов, составляет значительную </w:t>
+      </w:r>
+      <w:r>
+        <w:rPr>
+          <w:lang w:val="ru-RU"/>
+        </w:rPr>
+        <w:t>[60].</w:t>
+      </w:r>
+    </w:p>
+    <w:p>
+      <w:pPr>
+        <w:rPr>
+          <w:lang w:val="ru-RU"/>
+        </w:rPr>
+      </w:pPr>
+      <w:r>
+        <w:rPr>
+          <w:lang w:val="ru-RU"/>
+        </w:rPr>
+        <w:t xml:space="preserve">Выбор </w:t>
+      </w:r>
+      <w:proofErr w:type="spellStart"/>
+      <w:r>
+        <w:rPr>
+          <w:lang w:val="ru-RU"/>
+        </w:rPr>
+        <w:t>аудиомодальности</w:t>
+      </w:r>
+      <w:proofErr w:type="spellEnd"/>
+      <w:r>
+        <w:rPr>
+          <w:lang w:val="ru-RU"/>
+        </w:rPr>
+        <w:t xml:space="preserve"> в качестве первой стадии обусловлен е</w:t>
+      </w:r>
+      <w:r>
+        <w:rPr>
+          <w:lang w:val="ru-RU"/>
+        </w:rPr>
+        <w:t>е</w:t>
+      </w:r>
+      <w:r>
+        <w:rPr>
+          <w:lang w:val="ru-RU"/>
+        </w:rPr>
+        <w:t xml:space="preserve"> принципиально более низкой вычислительной сложностью по сравнению с видео. Даже л</w:t>
+      </w:r>
+      <w:r>
+        <w:rPr>
+          <w:lang w:val="ru-RU"/>
+        </w:rPr>
+        <w:t>е</w:t>
+      </w:r>
+      <w:r>
+        <w:rPr>
+          <w:lang w:val="ru-RU"/>
+        </w:rPr>
+        <w:t xml:space="preserve">гкие нейросетевые </w:t>
+      </w:r>
+      <w:proofErr w:type="spellStart"/>
+      <w:r>
+        <w:rPr>
+          <w:lang w:val="ru-RU"/>
+        </w:rPr>
+        <w:t>аудиомодели</w:t>
+      </w:r>
+      <w:proofErr w:type="spellEnd"/>
+      <w:r>
+        <w:rPr>
+          <w:lang w:val="ru-RU"/>
+        </w:rPr>
+        <w:t xml:space="preserve"> требуют на порядок меньше операций, чем детекция лиц, кроп и прогон видеокадров через св</w:t>
+      </w:r>
+      <w:r>
+        <w:rPr>
+          <w:lang w:val="ru-RU"/>
+        </w:rPr>
+        <w:t>е</w:t>
+      </w:r>
+      <w:r>
+        <w:rPr>
+          <w:lang w:val="ru-RU"/>
+        </w:rPr>
+        <w:t>рточную сеть. Таким образом, каскад достигает компромисса между качеством распознавания (за сч</w:t>
+      </w:r>
+      <w:r>
+        <w:rPr>
+          <w:lang w:val="ru-RU"/>
+        </w:rPr>
+        <w:t>е</w:t>
+      </w:r>
+      <w:r>
+        <w:rPr>
+          <w:lang w:val="ru-RU"/>
+        </w:rPr>
+        <w:t xml:space="preserve">т использования полной мультимодальной информации на эмоциональных репликах) и </w:t>
+      </w:r>
+      <w:proofErr w:type="spellStart"/>
+      <w:r>
+        <w:rPr>
+          <w:lang w:val="ru-RU"/>
+        </w:rPr>
+        <w:t>ресурсоэффективностью</w:t>
+      </w:r>
+      <w:proofErr w:type="spellEnd"/>
+      <w:r>
+        <w:rPr>
+          <w:lang w:val="ru-RU"/>
+        </w:rPr>
+        <w:t xml:space="preserve"> (за сч</w:t>
+      </w:r>
+      <w:r>
+        <w:rPr>
+          <w:lang w:val="ru-RU"/>
+        </w:rPr>
+        <w:t>е</w:t>
+      </w:r>
+      <w:r>
+        <w:rPr>
+          <w:lang w:val="ru-RU"/>
+        </w:rPr>
+        <w:t>т пропуска нейтральных реплик).</w:t>
+      </w:r>
+    </w:p>
+    <w:p>
+      <w:pPr>
+        <w:pStyle w:val="Heading2"/>
+        <w:rPr>
+          <w:lang w:val="ru-RU"/>
+        </w:rPr>
+      </w:pPr>
+      <w:proofErr w:type="spellStart"/>
+      <w:r>
+        <w:t>Аудио</w:t>
+      </w:r>
+      <w:proofErr w:type="spellEnd"/>
+      <w:r>
+        <w:t xml:space="preserve"> </w:t>
+      </w:r>
+      <w:proofErr w:type="spellStart"/>
+      <w:r>
+        <w:t>модель</w:t>
+      </w:r>
+      <w:proofErr w:type="spellEnd"/>
+      <w:r>
+        <w:t xml:space="preserve">: </w:t>
+      </w:r>
+      <w:proofErr w:type="spellStart"/>
+      <w:r>
+        <w:t>бинарная</w:t>
+      </w:r>
+      <w:proofErr w:type="spellEnd"/>
+      <w:r>
+        <w:t xml:space="preserve"> </w:t>
+      </w:r>
+      <w:proofErr w:type="spellStart"/>
+      <w:r>
+        <w:t>классификация</w:t>
+      </w:r>
+      <w:proofErr w:type="spellEnd"/>
+    </w:p>
+    <w:p>
+      <w:pPr>
+        <w:rPr>
+          <w:lang w:val="ru-RU"/>
+        </w:rPr>
+      </w:pPr>
+      <w:r>
+        <w:rPr>
+          <w:lang w:val="ru-RU"/>
+        </w:rPr>
+        <w:t>Первой стадией предлагаем</w:t>
+      </w:r>
+      <w:r>
+        <w:rPr>
+          <w:lang w:val="ru-RU"/>
+        </w:rPr>
+        <w:t xml:space="preserve">ой </w:t>
+      </w:r>
+      <w:proofErr w:type="spellStart"/>
+      <w:r>
+        <w:rPr>
+          <w:lang w:val="ru-RU"/>
+        </w:rPr>
+        <w:t>арххитектуры</w:t>
+      </w:r>
+      <w:proofErr w:type="spellEnd"/>
+      <w:r>
+        <w:rPr>
+          <w:lang w:val="ru-RU"/>
+        </w:rPr>
+        <w:t xml:space="preserve"> </w:t>
+      </w:r>
+      <w:r>
+        <w:rPr>
+          <w:lang w:val="ru-RU"/>
+        </w:rPr>
+        <w:t xml:space="preserve">является </w:t>
+      </w:r>
+      <w:proofErr w:type="spellStart"/>
+      <w:r>
+        <w:rPr>
+          <w:lang w:val="ru-RU"/>
+        </w:rPr>
+        <w:t>аудиогейт</w:t>
+      </w:r>
+      <w:proofErr w:type="spellEnd"/>
+      <w:r>
+        <w:rPr>
+          <w:lang w:val="ru-RU"/>
+        </w:rPr>
+        <w:t xml:space="preserve"> – бинарный классификатор, определяющий, содержит ли речевой фрагмент эмоциональную нагрузку. В отличие от </w:t>
+      </w:r>
+      <w:proofErr w:type="spellStart"/>
+      <w:r>
+        <w:rPr>
+          <w:lang w:val="ru-RU"/>
+        </w:rPr>
+        <w:t>многоклассовой</w:t>
+      </w:r>
+      <w:proofErr w:type="spellEnd"/>
+      <w:r>
+        <w:rPr>
+          <w:lang w:val="ru-RU"/>
+        </w:rPr>
+        <w:t xml:space="preserve"> классификации эмоций, бинарная задача «нейтрально / не нейтрально» является более простой и может быть решена с высокой точностью даже лёгкими моделями. Основные требования к </w:t>
+      </w:r>
+      <w:proofErr w:type="spellStart"/>
+      <w:r>
+        <w:rPr>
+          <w:lang w:val="ru-RU"/>
+        </w:rPr>
+        <w:t>аудиогейту</w:t>
+      </w:r>
+      <w:proofErr w:type="spellEnd"/>
+      <w:r>
+        <w:rPr>
+          <w:lang w:val="ru-RU"/>
+        </w:rPr>
+        <w:t xml:space="preserve"> в контексте реального времени: высокая скорость инференса (менее 20 мс на фрагмент), компактный размер модели (единицы мегабайт) и приемлемая точность (особенно по классу «нейтрально», чтобы не пропускать ложное срабатывание </w:t>
+      </w:r>
+      <w:proofErr w:type="spellStart"/>
+      <w:r>
+        <w:rPr>
+          <w:lang w:val="ru-RU"/>
+        </w:rPr>
+        <w:t>видеоветви</w:t>
+      </w:r>
+      <w:proofErr w:type="spellEnd"/>
+      <w:r>
+        <w:rPr>
+          <w:lang w:val="ru-RU"/>
+        </w:rPr>
+        <w:t xml:space="preserve">). В </w:t>
+      </w:r>
+      <w:r>
+        <w:rPr>
+          <w:lang w:val="ru-RU"/>
+        </w:rPr>
+        <w:t>данном</w:t>
+      </w:r>
+      <w:r>
+        <w:rPr>
+          <w:lang w:val="ru-RU"/>
+        </w:rPr>
+        <w:t xml:space="preserve"> разделе описываются подготовка данных, процедура аугментации и сравнительное исследование четырёх подходов: DistilHuBERT с линейным классификатором, свёрточная сеть на лог-мел-спектрограммах (</w:t>
+      </w:r>
+      <w:proofErr w:type="spellStart"/>
+      <w:r>
+        <w:rPr>
+          <w:lang w:val="ru-RU"/>
+        </w:rPr>
+        <w:t>MelCNN</w:t>
+      </w:r>
+      <w:proofErr w:type="spellEnd"/>
+      <w:r>
+        <w:rPr>
+          <w:lang w:val="ru-RU"/>
+        </w:rPr>
+        <w:t xml:space="preserve">), классический </w:t>
+      </w:r>
+      <w:proofErr w:type="spellStart"/>
+      <w:r>
+        <w:rPr>
+          <w:lang w:val="ru-RU"/>
+        </w:rPr>
+        <w:t>пайплайн</w:t>
+      </w:r>
+      <w:proofErr w:type="spellEnd"/>
+      <w:r>
+        <w:rPr>
+          <w:lang w:val="ru-RU"/>
+        </w:rPr>
+        <w:t xml:space="preserve"> MFCC + SVM и Wav2Vec 2.0 с MLP-головой.</w:t>
+      </w:r>
+    </w:p>
+    <w:p>
+      <w:pPr>
+        <w:pStyle w:val="Heading3"/>
+      </w:pPr>
+      <w:r>
+        <w:lastRenderedPageBreak/>
+        <w:t xml:space="preserve">Подготовка данных и </w:t>
+      </w:r>
+      <w:proofErr w:type="spellStart"/>
+      <w:r>
+        <w:t>спикеро</w:t>
+      </w:r>
+      <w:proofErr w:type="spellEnd"/>
+      <w:r>
+        <w:t>-независимое разбиение</w:t>
+      </w:r>
+    </w:p>
+    <w:p>
+      <w:pPr>
+        <w:rPr>
+          <w:lang w:val="ru-RU"/>
+        </w:rPr>
+      </w:pPr>
+      <w:r>
+        <w:rPr>
+          <w:lang w:val="ru-RU"/>
+        </w:rPr>
+        <w:t xml:space="preserve">Для повышения обобщающей способности и снижения риска переобучения применяется офлайн-аугментация с коэффициентом расширения K=3. Каждый файл обучающей выборки дополняется тремя копиями, сгенерированными со случайными параметрами аугментации; оригинальная запись сохраняется без изменений. Тестовая выборка никогда не </w:t>
+      </w:r>
+      <w:proofErr w:type="spellStart"/>
+      <w:r>
+        <w:rPr>
+          <w:lang w:val="ru-RU"/>
+        </w:rPr>
+        <w:t>аугментируется</w:t>
+      </w:r>
+      <w:proofErr w:type="spellEnd"/>
+      <w:r>
+        <w:rPr>
+          <w:lang w:val="ru-RU"/>
+        </w:rPr>
+        <w:t>.</w:t>
+      </w:r>
+    </w:p>
+    <w:p>
+      <w:pPr>
+        <w:rPr>
+          <w:lang w:val="ru-RU"/>
+        </w:rPr>
+      </w:pPr>
+      <w:r>
+        <w:rPr>
+          <w:lang w:val="ru-RU"/>
+        </w:rPr>
+        <w:t xml:space="preserve">Аугментации реализованы с помощью библиотеки </w:t>
+      </w:r>
+      <w:proofErr w:type="spellStart"/>
+      <w:r>
+        <w:rPr>
+          <w:lang w:val="ru-RU"/>
+        </w:rPr>
+        <w:t>audiomentations</w:t>
+      </w:r>
+      <w:proofErr w:type="spellEnd"/>
+      <w:r>
+        <w:rPr>
+          <w:lang w:val="ru-RU"/>
+        </w:rPr>
+        <w:t xml:space="preserve"> и включают пять преобразований, применяемых последовательно к сырой волновой форме</w:t>
+      </w:r>
+      <w:r>
+        <w:rPr>
+          <w:lang w:val="ru-RU"/>
+        </w:rPr>
+        <w:t>, см. Таблицу 1.</w:t>
+      </w:r>
+    </w:p>
+    <w:p>
+      <w:pPr>
+        <w:pStyle w:val="ListParagraph"/>
+        <w:numPr>
+          <w:ilvl w:val="0"/>
+          <w:numId w:val="28"/>
+        </w:numPr>
+        <w:rPr>
+          <w:lang w:val="ru-RU"/>
+        </w:rPr>
+      </w:pPr>
+      <w:proofErr w:type="spellStart"/>
+      <w:r>
+        <w:rPr>
+          <w:lang w:val="ru-RU"/>
+        </w:rPr>
+        <w:t>AddGaussianSNR</w:t>
+      </w:r>
+      <w:proofErr w:type="spellEnd"/>
+      <w:r>
+        <w:rPr>
+          <w:lang w:val="ru-RU"/>
+        </w:rPr>
+        <w:t xml:space="preserve"> (p=0,6): добавление гауссовского шума с отношением сигнал/шум в диапазоне 5–25 дБ.</w:t>
+      </w:r>
+    </w:p>
+    <w:p>
+      <w:pPr>
+        <w:pStyle w:val="ListParagraph"/>
+        <w:numPr>
+          <w:ilvl w:val="0"/>
+          <w:numId w:val="28"/>
+        </w:numPr>
+        <w:rPr>
+          <w:lang w:val="ru-RU"/>
+        </w:rPr>
+      </w:pPr>
+      <w:r>
+        <w:rPr>
+          <w:lang w:val="ru-RU"/>
+        </w:rPr>
+        <w:t>Shift (p=0,5): временной сдвиг на ±1 секунду с заполнением освободившегося края тишиной (без циклического переноса).</w:t>
+      </w:r>
+    </w:p>
+    <w:p>
+      <w:pPr>
+        <w:pStyle w:val="ListParagraph"/>
+        <w:numPr>
+          <w:ilvl w:val="0"/>
+          <w:numId w:val="28"/>
+        </w:numPr>
+        <w:rPr>
+          <w:lang w:val="ru-RU"/>
+        </w:rPr>
+      </w:pPr>
+      <w:proofErr w:type="spellStart"/>
+      <w:r>
+        <w:rPr>
+          <w:lang w:val="ru-RU"/>
+        </w:rPr>
+        <w:t>Gain</w:t>
+      </w:r>
+      <w:proofErr w:type="spellEnd"/>
+      <w:r>
+        <w:rPr>
+          <w:lang w:val="ru-RU"/>
+        </w:rPr>
+        <w:t xml:space="preserve"> (p=0,5): изменение громкости путём умножения на коэффициент, соответствующий диапазону от –9 до +6 дБ.</w:t>
+      </w:r>
+    </w:p>
+    <w:p>
+      <w:pPr>
+        <w:pStyle w:val="ListParagraph"/>
+        <w:numPr>
+          <w:ilvl w:val="0"/>
+          <w:numId w:val="28"/>
+        </w:numPr>
+        <w:rPr>
+          <w:lang w:val="ru-RU"/>
+        </w:rPr>
+      </w:pPr>
+      <w:proofErr w:type="spellStart"/>
+      <w:r>
+        <w:rPr>
+          <w:lang w:val="ru-RU"/>
+        </w:rPr>
+        <w:t>TimeStretch</w:t>
+      </w:r>
+      <w:proofErr w:type="spellEnd"/>
+      <w:r>
+        <w:rPr>
+          <w:lang w:val="ru-RU"/>
+        </w:rPr>
+        <w:t xml:space="preserve"> (p=0,4): растяжение или сжатие сигнала во времени с коэффициентом 0,9–1,1; длина выходного сигнала сохраняется за счёт обрезки/дополнения.</w:t>
+      </w:r>
+    </w:p>
+    <w:p>
+      <w:pPr>
+        <w:pStyle w:val="ListParagraph"/>
+        <w:numPr>
+          <w:ilvl w:val="0"/>
+          <w:numId w:val="28"/>
+        </w:numPr>
+        <w:rPr>
+          <w:lang w:val="ru-RU"/>
+        </w:rPr>
+      </w:pPr>
+      <w:proofErr w:type="spellStart"/>
+      <w:r>
+        <w:rPr>
+          <w:lang w:val="ru-RU"/>
+        </w:rPr>
+        <w:t>PitchShift</w:t>
+      </w:r>
+      <w:proofErr w:type="spellEnd"/>
+      <w:r>
+        <w:rPr>
+          <w:lang w:val="ru-RU"/>
+        </w:rPr>
+        <w:t xml:space="preserve"> (p=0,4): сдвиг высоты тона на ±2 полутона без изменения длительности.</w:t>
+      </w:r>
+    </w:p>
+    <w:p>
+      <w:pPr>
+        <w:rPr>
+          <w:lang w:val="ru-RU"/>
+        </w:rPr>
+      </w:pPr>
+      <w:r>
+        <w:rPr>
+          <w:lang w:val="ru-RU"/>
+        </w:rPr>
+        <w:t>Каждая из тр</w:t>
+      </w:r>
+      <w:r>
+        <w:rPr>
+          <w:lang w:val="ru-RU"/>
+        </w:rPr>
+        <w:t>е</w:t>
+      </w:r>
+      <w:r>
+        <w:rPr>
+          <w:lang w:val="ru-RU"/>
+        </w:rPr>
+        <w:t xml:space="preserve">х </w:t>
+      </w:r>
+      <w:proofErr w:type="spellStart"/>
+      <w:r>
+        <w:rPr>
+          <w:lang w:val="ru-RU"/>
+        </w:rPr>
+        <w:t>аугментированных</w:t>
+      </w:r>
+      <w:proofErr w:type="spellEnd"/>
+      <w:r>
+        <w:rPr>
+          <w:lang w:val="ru-RU"/>
+        </w:rPr>
+        <w:t xml:space="preserve"> копий генерируется с независимо </w:t>
+      </w:r>
+      <w:proofErr w:type="spellStart"/>
+      <w:r>
+        <w:rPr>
+          <w:lang w:val="ru-RU"/>
+        </w:rPr>
+        <w:t>семплированными</w:t>
+      </w:r>
+      <w:proofErr w:type="spellEnd"/>
+      <w:r>
+        <w:rPr>
+          <w:lang w:val="ru-RU"/>
+        </w:rPr>
+        <w:t xml:space="preserve"> параметрами. Случайное начальное число фиксировано для воспроизводимости. После аугментации обучающая выборка расширяется до 28668 файлов (4448 нейтральных, 24220 эмоциональных), что способствует </w:t>
+      </w:r>
+      <w:r>
+        <w:rPr>
+          <w:lang w:val="ru-RU"/>
+        </w:rPr>
+        <w:lastRenderedPageBreak/>
+        <w:t>более устойчивому обучению модели, особенно для миноритарного класса «нейтрально».</w:t>
+      </w:r>
+    </w:p>
+    <w:p>
+      <w:pPr>
+        <w:pStyle w:val="Heading3"/>
+      </w:pPr>
+      <w:r>
+        <w:t xml:space="preserve">Сравниваемые архитектуры </w:t>
+      </w:r>
+      <w:proofErr w:type="spellStart"/>
+      <w:r>
+        <w:t>аудимоделей</w:t>
+      </w:r>
+      <w:proofErr w:type="spellEnd"/>
+    </w:p>
+    <w:p>
+      <w:pPr>
+        <w:rPr>
+          <w:lang w:val="ru-RU"/>
+        </w:rPr>
+      </w:pPr>
+      <w:r>
+        <w:rPr>
+          <w:lang w:val="ru-RU"/>
+        </w:rPr>
+        <w:t>В рамках экспериментального исследования сравниваются четыре подхода, различающиеся методами извлечения признаков и классификаторами.</w:t>
+      </w:r>
+    </w:p>
+    <w:p>
+      <w:pPr>
+        <w:pStyle w:val="Heading3"/>
+      </w:pPr>
+      <w:r>
+        <w:t>DistilHuBERT + Linear</w:t>
+      </w:r>
+    </w:p>
+    <w:p>
+      <w:pPr>
+        <w:rPr>
+          <w:b/>
+          <w:bCs/>
+          <w:color w:val="000000"/>
+          <w:lang w:val="ru-RU"/>
+        </w:rPr>
+      </w:pPr>
+      <w:bookmarkStart w:id="37" w:name="_Toc230004537"/>
+      <w:r>
+        <w:rPr>
+          <w:lang w:val="ru-RU"/>
+        </w:rPr>
+        <w:t xml:space="preserve">В качестве мощного </w:t>
+      </w:r>
+      <w:proofErr w:type="spellStart"/>
+      <w:r>
+        <w:rPr>
+          <w:lang w:val="ru-RU"/>
+        </w:rPr>
+        <w:t>предобученного</w:t>
+      </w:r>
+      <w:proofErr w:type="spellEnd"/>
+      <w:r>
+        <w:rPr>
+          <w:lang w:val="ru-RU"/>
+        </w:rPr>
+        <w:t xml:space="preserve"> </w:t>
+      </w:r>
+      <w:proofErr w:type="spellStart"/>
+      <w:r>
+        <w:rPr>
+          <w:lang w:val="ru-RU"/>
+        </w:rPr>
+        <w:t>аудиоэнкодера</w:t>
+      </w:r>
+      <w:proofErr w:type="spellEnd"/>
+      <w:r>
+        <w:rPr>
+          <w:lang w:val="ru-RU"/>
+        </w:rPr>
+        <w:t xml:space="preserve"> используется модель </w:t>
+      </w:r>
+      <w:proofErr w:type="spellStart"/>
+      <w:r>
+        <w:rPr>
+          <w:lang w:val="ru-RU"/>
+        </w:rPr>
+        <w:t>ntu-spml</w:t>
+      </w:r>
+      <w:proofErr w:type="spellEnd"/>
+      <w:r>
+        <w:rPr>
+          <w:lang w:val="ru-RU"/>
+        </w:rPr>
+        <w:t>/</w:t>
+      </w:r>
+      <w:proofErr w:type="spellStart"/>
+      <w:r>
+        <w:rPr>
+          <w:lang w:val="ru-RU"/>
+        </w:rPr>
+        <w:t>distilhubert</w:t>
+      </w:r>
+      <w:proofErr w:type="spellEnd"/>
+      <w:r>
+        <w:rPr>
+          <w:lang w:val="ru-RU"/>
+        </w:rPr>
+        <w:t xml:space="preserve"> </w:t>
+      </w:r>
+      <w:r>
+        <w:rPr>
+          <w:lang w:val="ru-RU"/>
+        </w:rPr>
+        <w:t>[26].</w:t>
+      </w:r>
+      <w:r>
+        <w:rPr>
+          <w:lang w:val="ru-RU"/>
+        </w:rPr>
+        <w:t xml:space="preserve"> DistilHuBERT представляет собой дистиллированную версию HuBERT с 23,5 млн параметров и размером скрытого состояния 768. </w:t>
+      </w:r>
+      <w:proofErr w:type="spellStart"/>
+      <w:r>
+        <w:rPr>
+          <w:lang w:val="ru-RU"/>
+        </w:rPr>
+        <w:t>Бэкбон</w:t>
+      </w:r>
+      <w:proofErr w:type="spellEnd"/>
+      <w:r>
+        <w:rPr>
+          <w:lang w:val="ru-RU"/>
+        </w:rPr>
+        <w:t xml:space="preserve"> полностью заморожен (параметры не обновляются в процессе обучения). Для каждого </w:t>
+      </w:r>
+      <w:proofErr w:type="spellStart"/>
+      <w:r>
+        <w:rPr>
+          <w:lang w:val="ru-RU"/>
+        </w:rPr>
+        <w:t>аудиофрагмента</w:t>
+      </w:r>
+      <w:proofErr w:type="spellEnd"/>
+      <w:r>
+        <w:rPr>
+          <w:lang w:val="ru-RU"/>
+        </w:rPr>
+        <w:t xml:space="preserve"> вычисляется последовательность скрытых состояний последнего слоя, затем выполняется усреднение по временной оси, формируя вектор признаков размерности 768. Поверх этого вектора обучается простой линейный классификатор </w:t>
+      </w:r>
+      <w:proofErr w:type="spellStart"/>
+      <w:r>
+        <w:rPr>
+          <w:lang w:val="ru-RU"/>
+        </w:rPr>
+        <w:t>Linear</w:t>
+      </w:r>
+      <w:proofErr w:type="spellEnd"/>
+      <w:r>
+        <w:rPr>
+          <w:lang w:val="ru-RU"/>
+        </w:rPr>
+        <w:t>(768</w:t>
+      </w:r>
+      <w:r>
+        <w:rPr>
+          <w:lang w:val="ru-RU"/>
+        </w:rPr>
+        <w:t>-</w:t>
+      </w:r>
+      <w:r>
+        <w:rPr>
+          <w:lang w:val="ru-RU"/>
+        </w:rPr>
+        <w:t xml:space="preserve">2) с 1,5 тыс. параметров. Обучение проводится с использованием </w:t>
+      </w:r>
+      <w:proofErr w:type="spellStart"/>
+      <w:r>
+        <w:rPr>
+          <w:lang w:val="ru-RU"/>
+        </w:rPr>
+        <w:t>PyTorch</w:t>
+      </w:r>
+      <w:proofErr w:type="spellEnd"/>
+      <w:r>
+        <w:rPr>
+          <w:lang w:val="ru-RU"/>
+        </w:rPr>
+        <w:t xml:space="preserve"> </w:t>
+      </w:r>
+      <w:proofErr w:type="spellStart"/>
+      <w:r>
+        <w:rPr>
+          <w:lang w:val="ru-RU"/>
+        </w:rPr>
+        <w:t>Lightning</w:t>
+      </w:r>
+      <w:proofErr w:type="spellEnd"/>
+      <w:r>
+        <w:rPr>
+          <w:lang w:val="ru-RU"/>
+        </w:rPr>
+        <w:t xml:space="preserve"> в течение 200 эпох с оптимизатором Adam (скорость обучения 1e-3, L2-регуляризация 1e-4), размер </w:t>
+      </w:r>
+      <w:proofErr w:type="spellStart"/>
+      <w:r>
+        <w:rPr>
+          <w:lang w:val="ru-RU"/>
+        </w:rPr>
+        <w:t>батча</w:t>
+      </w:r>
+      <w:proofErr w:type="spellEnd"/>
+      <w:r>
+        <w:rPr>
+          <w:lang w:val="ru-RU"/>
+        </w:rPr>
+        <w:t xml:space="preserve"> 32. Функция потерь – кросс-энтропия без взвешивания классов.</w:t>
+      </w:r>
+      <w:r>
+        <w:rPr>
+          <w:lang w:val="ru-RU"/>
+        </w:rPr>
+        <w:br w:type="page"/>
+      </w:r>
+    </w:p>
+    <w:p>
+      <w:pPr>
         <w:pStyle w:val="Heading1"/>
         <w:rPr>
           <w:lang w:val="ru-RU"/>
         </w:rPr>
       </w:pPr>
-      <w:bookmarkStart w:id="37" w:name="_Toc230004537"/>
-      <w:r>
-        <w:rPr>
-          <w:lang w:val="ru-RU"/>
-        </w:rPr>
+      <w:r>
+        <w:rPr>
+          <w:lang w:val="ru-RU"/>
+        </w:rPr>
+        <w:lastRenderedPageBreak/>
         <w:t>Экспериментальная оценка и результаты</w:t>
       </w:r>
       <w:bookmarkEnd w:id="37"/>
@@ -16891,7 +20167,95 @@
       </w:pPr>
       <w:r>
         <w:tab/>
-        <w:t>Были выбраны и реализованы на языке С++ 4 метода генерации случайных чисел: Halton Sampler, Halton RandomDigit Sampler, Halton Owen Sampler, Blue Noise Sampler. Они были добавлены в программу рендеринга изображений и с их помощью были срендерены изображения, необходимые для сравнения;</w:t>
+        <w:t xml:space="preserve">Были выбраны и реализованы на языке С++ 4 метода генерации случайных чисел: </w:t>
+      </w:r>
+      <w:proofErr w:type="spellStart"/>
+      <w:r>
+        <w:t>Halton</w:t>
+      </w:r>
+      <w:proofErr w:type="spellEnd"/>
+      <w:r>
+        <w:t xml:space="preserve"> </w:t>
+      </w:r>
+      <w:proofErr w:type="spellStart"/>
+      <w:r>
+        <w:t>Sampler</w:t>
+      </w:r>
+      <w:proofErr w:type="spellEnd"/>
+      <w:r>
+        <w:t xml:space="preserve">, </w:t>
+      </w:r>
+      <w:proofErr w:type="spellStart"/>
+      <w:r>
+        <w:t>Halton</w:t>
+      </w:r>
+      <w:proofErr w:type="spellEnd"/>
+      <w:r>
+        <w:t xml:space="preserve"> </w:t>
+      </w:r>
+      <w:proofErr w:type="spellStart"/>
+      <w:r>
+        <w:t>RandomDigit</w:t>
+      </w:r>
+      <w:proofErr w:type="spellEnd"/>
+      <w:r>
+        <w:t xml:space="preserve"> </w:t>
+      </w:r>
+      <w:proofErr w:type="spellStart"/>
+      <w:r>
+        <w:t>Sampler</w:t>
+      </w:r>
+      <w:proofErr w:type="spellEnd"/>
+      <w:r>
+        <w:t xml:space="preserve">, </w:t>
+      </w:r>
+      <w:proofErr w:type="spellStart"/>
+      <w:r>
+        <w:t>Halton</w:t>
+      </w:r>
+      <w:proofErr w:type="spellEnd"/>
+      <w:r>
+        <w:t xml:space="preserve"> </w:t>
+      </w:r>
+      <w:proofErr w:type="spellStart"/>
+      <w:r>
+        <w:t>Owen</w:t>
+      </w:r>
+      <w:proofErr w:type="spellEnd"/>
+      <w:r>
+        <w:t xml:space="preserve"> </w:t>
+      </w:r>
+      <w:proofErr w:type="spellStart"/>
+      <w:r>
+        <w:t>Sampler</w:t>
+      </w:r>
+      <w:proofErr w:type="spellEnd"/>
+      <w:r>
+        <w:t xml:space="preserve">, Blue </w:t>
+      </w:r>
+      <w:proofErr w:type="spellStart"/>
+      <w:r>
+        <w:t>Noise</w:t>
+      </w:r>
+      <w:proofErr w:type="spellEnd"/>
+      <w:r>
+        <w:t xml:space="preserve"> </w:t>
+      </w:r>
+      <w:proofErr w:type="spellStart"/>
+      <w:r>
+        <w:t>Sampler</w:t>
+      </w:r>
+      <w:proofErr w:type="spellEnd"/>
+      <w:r>
+        <w:t xml:space="preserve">. Они были добавлены в программу рендеринга изображений и с их помощью были </w:t>
+      </w:r>
+      <w:proofErr w:type="spellStart"/>
+      <w:r>
+        <w:t>срендерены</w:t>
+      </w:r>
+      <w:proofErr w:type="spellEnd"/>
+      <w:r>
+        <w:t xml:space="preserve"> изображения, необходимые для сравнения;</w:t>
       </w:r>
     </w:p>
     <w:p>
@@ -16917,7 +20281,47 @@
       </w:pPr>
       <w:r>
         <w:tab/>
-        <w:t>Были выделены алгоритмы, которые показывают наилучшие результаты за наименьшее время: Blue Noise Sampler, Halton RandomDigit Sampler.</w:t>
+        <w:t xml:space="preserve">Были выделены алгоритмы, которые показывают наилучшие результаты за наименьшее время: Blue </w:t>
+      </w:r>
+      <w:proofErr w:type="spellStart"/>
+      <w:r>
+        <w:t>Noise</w:t>
+      </w:r>
+      <w:proofErr w:type="spellEnd"/>
+      <w:r>
+        <w:t xml:space="preserve"> </w:t>
+      </w:r>
+      <w:proofErr w:type="spellStart"/>
+      <w:r>
+        <w:t>Sampler</w:t>
+      </w:r>
+      <w:proofErr w:type="spellEnd"/>
+      <w:r>
+        <w:t xml:space="preserve">, </w:t>
+      </w:r>
+      <w:proofErr w:type="spellStart"/>
+      <w:r>
+        <w:t>Halton</w:t>
+      </w:r>
+      <w:proofErr w:type="spellEnd"/>
+      <w:r>
+        <w:t xml:space="preserve"> </w:t>
+      </w:r>
+      <w:proofErr w:type="spellStart"/>
+      <w:r>
+        <w:t>RandomDigit</w:t>
+      </w:r>
+      <w:proofErr w:type="spellEnd"/>
+      <w:r>
+        <w:t xml:space="preserve"> </w:t>
+      </w:r>
+      <w:proofErr w:type="spellStart"/>
+      <w:r>
+        <w:t>Sampler</w:t>
+      </w:r>
+      <w:proofErr w:type="spellEnd"/>
+      <w:r>
+        <w:t>.</w:t>
       </w:r>
     </w:p>
     <w:p/>
@@ -16942,7 +20346,14 @@
     <w:p>
       <w:r>
         <w:tab/>
-        <w:t>Git-репозиторий курсовой работы и проекта доступен по ссылке:</w:t>
+      </w:r>
+      <w:proofErr w:type="spellStart"/>
+      <w:r>
+        <w:t>Git</w:t>
+      </w:r>
+      <w:proofErr w:type="spellEnd"/>
+      <w:r>
+        <w:t>-репозиторий курсовой работы и проекта доступен по ссылке:</w:t>
       </w:r>
     </w:p>
     <w:p>
@@ -16985,7 +20396,21 @@
         <w:rPr>
           <w:lang w:val="en-US"/>
         </w:rPr>
-        <w:t xml:space="preserve">Burkhardt, Felix &amp; Paeschke, Astrid &amp; Rolfes, M. &amp; Sendlmeier, Walter &amp; Weiss, Benjamin. (2005). A database of German emotional speech. 9th European Conference on Speech Communication and Technology. </w:t>
+        <w:t xml:space="preserve">Burkhardt, Felix &amp; Paeschke, Astrid &amp; Rolfes, M. &amp; </w:t>
+      </w:r>
+      <w:proofErr w:type="spellStart"/>
+      <w:r>
+        <w:rPr>
+          <w:lang w:val="en-US"/>
+        </w:rPr>
+        <w:t>Sendlmeier</w:t>
+      </w:r>
+      <w:proofErr w:type="spellEnd"/>
+      <w:r>
+        <w:rPr>
+          <w:lang w:val="en-US"/>
+        </w:rPr>
+        <w:t xml:space="preserve">, Walter &amp; Weiss, Benjamin. (2005). A database of German emotional speech. 9th European Conference on Speech Communication and Technology. </w:t>
       </w:r>
       <w:r>
         <w:t xml:space="preserve">5. 1517-1520. 10.21437/Interspeech.2005-446. </w:t>
@@ -17008,7 +20433,61 @@
           <w:highlight w:val="white"/>
           <w:lang w:val="en-US"/>
         </w:rPr>
-        <w:t>Livingstone SR, Russo FA. The Ryerson Audio-Visual Database of Emotional Speech and Song (RAVDESS): A dynamic, multimodal set of facial and vocal expressions in North American English. PLoS One. 2018 May 16;13(5):e0196391. doi: 10.1371/journal.pone.0196391. PMID: 29768426; PMCID: PMC5955500.</w:t>
+        <w:t xml:space="preserve">Livingstone SR, Russo FA. The Ryerson Audio-Visual Database of Emotional Speech and Song (RAVDESS): A dynamic, multimodal set of facial and vocal expressions in North American English. </w:t>
+      </w:r>
+      <w:proofErr w:type="spellStart"/>
+      <w:r>
+        <w:rPr>
+          <w:rFonts w:eastAsia="Courier New"/>
+          <w:highlight w:val="white"/>
+          <w:lang w:val="en-US"/>
+        </w:rPr>
+        <w:t>PLoS</w:t>
+      </w:r>
+      <w:proofErr w:type="spellEnd"/>
+      <w:r>
+        <w:rPr>
+          <w:rFonts w:eastAsia="Courier New"/>
+          <w:highlight w:val="white"/>
+          <w:lang w:val="en-US"/>
+        </w:rPr>
+        <w:t xml:space="preserve"> One. 2018 May 16;13(5</w:t>
+      </w:r>
+      <w:proofErr w:type="gramStart"/>
+      <w:r>
+        <w:rPr>
+          <w:rFonts w:eastAsia="Courier New"/>
+          <w:highlight w:val="white"/>
+          <w:lang w:val="en-US"/>
+        </w:rPr>
+        <w:t>):e</w:t>
+      </w:r>
+      <w:proofErr w:type="gramEnd"/>
+      <w:r>
+        <w:rPr>
+          <w:rFonts w:eastAsia="Courier New"/>
+          <w:highlight w:val="white"/>
+          <w:lang w:val="en-US"/>
+        </w:rPr>
+        <w:t xml:space="preserve">0196391. </w:t>
+      </w:r>
+      <w:proofErr w:type="spellStart"/>
+      <w:r>
+        <w:rPr>
+          <w:rFonts w:eastAsia="Courier New"/>
+          <w:highlight w:val="white"/>
+          <w:lang w:val="en-US"/>
+        </w:rPr>
+        <w:t>doi</w:t>
+      </w:r>
+      <w:proofErr w:type="spellEnd"/>
+      <w:r>
+        <w:rPr>
+          <w:rFonts w:eastAsia="Courier New"/>
+          <w:highlight w:val="white"/>
+          <w:lang w:val="en-US"/>
+        </w:rPr>
+        <w:t>: 10.1371/journal.pone.0196391. PMID: 29768426; PMCID: PMC5955500.</w:t>
       </w:r>
     </w:p>
     <w:p>
@@ -17028,7 +20507,79 @@
           <w:highlight w:val="white"/>
           <w:lang w:val="en-US"/>
         </w:rPr>
-        <w:t>Cao H, Cooper DG, Keutmann MK, Gur RC, Nenkova A, Verma R. CREMA-D: Crowd-sourced Emotional Multimodal Actors Dataset. IEEE Trans Affect Comput. 2014 Oct-Dec;5(4):377-390. doi: 10.1109/TAFFC.2014.2336244. PMID: 25653738; PMCID: PMC4313618.</w:t>
+        <w:t xml:space="preserve">Cao H, Cooper DG, </w:t>
+      </w:r>
+      <w:proofErr w:type="spellStart"/>
+      <w:r>
+        <w:rPr>
+          <w:rFonts w:eastAsia="Courier New"/>
+          <w:highlight w:val="white"/>
+          <w:lang w:val="en-US"/>
+        </w:rPr>
+        <w:t>Keutmann</w:t>
+      </w:r>
+      <w:proofErr w:type="spellEnd"/>
+      <w:r>
+        <w:rPr>
+          <w:rFonts w:eastAsia="Courier New"/>
+          <w:highlight w:val="white"/>
+          <w:lang w:val="en-US"/>
+        </w:rPr>
+        <w:t xml:space="preserve"> MK, Gur RC, </w:t>
+      </w:r>
+      <w:proofErr w:type="spellStart"/>
+      <w:r>
+        <w:rPr>
+          <w:rFonts w:eastAsia="Courier New"/>
+          <w:highlight w:val="white"/>
+          <w:lang w:val="en-US"/>
+        </w:rPr>
+        <w:t>Nenkova</w:t>
+      </w:r>
+      <w:proofErr w:type="spellEnd"/>
+      <w:r>
+        <w:rPr>
+          <w:rFonts w:eastAsia="Courier New"/>
+          <w:highlight w:val="white"/>
+          <w:lang w:val="en-US"/>
+        </w:rPr>
+        <w:t xml:space="preserve"> A, Verma R. CREMA-D: Crowd-sourced Emotional Multimodal Actors Dataset. IEEE Trans Affect </w:t>
+      </w:r>
+      <w:proofErr w:type="spellStart"/>
+      <w:r>
+        <w:rPr>
+          <w:rFonts w:eastAsia="Courier New"/>
+          <w:highlight w:val="white"/>
+          <w:lang w:val="en-US"/>
+        </w:rPr>
+        <w:t>Comput</w:t>
+      </w:r>
+      <w:proofErr w:type="spellEnd"/>
+      <w:r>
+        <w:rPr>
+          <w:rFonts w:eastAsia="Courier New"/>
+          <w:highlight w:val="white"/>
+          <w:lang w:val="en-US"/>
+        </w:rPr>
+        <w:t xml:space="preserve">. 2014 Oct-Dec;5(4):377-390. </w:t>
+      </w:r>
+      <w:proofErr w:type="spellStart"/>
+      <w:r>
+        <w:rPr>
+          <w:rFonts w:eastAsia="Courier New"/>
+          <w:highlight w:val="white"/>
+          <w:lang w:val="en-US"/>
+        </w:rPr>
+        <w:t>doi</w:t>
+      </w:r>
+      <w:proofErr w:type="spellEnd"/>
+      <w:r>
+        <w:rPr>
+          <w:rFonts w:eastAsia="Courier New"/>
+          <w:highlight w:val="white"/>
+          <w:lang w:val="en-US"/>
+        </w:rPr>
+        <w:t>: 10.1109/TAFFC.2014.2336244. PMID: 25653738; PMCID: PMC4313618.</w:t>
       </w:r>
     </w:p>
     <w:p>
@@ -17082,7 +20633,21 @@
         <w:rPr>
           <w:lang w:val="en-US"/>
         </w:rPr>
-        <w:t>Fu H, Zhuang Z, Wang Y, Huang C, Duan W. Cross-Corpus Speech Emotion Recognition Based on Multi-Task Learning and Subdomain Adaptation. Entropy (Basel). 2023 Jan 7;25(1):124. doi: 10.3390/e25010124. PMID: 36673265; PMCID: PMC9858266.</w:t>
+        <w:t xml:space="preserve">Fu H, Zhuang Z, Wang Y, Huang C, Duan W. Cross-Corpus Speech Emotion Recognition Based on Multi-Task Learning and Subdomain Adaptation. Entropy (Basel). 2023 Jan 7;25(1):124. </w:t>
+      </w:r>
+      <w:proofErr w:type="spellStart"/>
+      <w:r>
+        <w:rPr>
+          <w:lang w:val="en-US"/>
+        </w:rPr>
+        <w:t>doi</w:t>
+      </w:r>
+      <w:proofErr w:type="spellEnd"/>
+      <w:r>
+        <w:rPr>
+          <w:lang w:val="en-US"/>
+        </w:rPr>
+        <w:t>: 10.3390/e25010124. PMID: 36673265; PMCID: PMC9858266.</w:t>
       </w:r>
     </w:p>
     <w:p>
@@ -17161,7 +20726,21 @@
         <w:rPr>
           <w:lang w:val="en-US"/>
         </w:rPr>
-        <w:t>Kollias, D., Tzirakis, P., Nicolaou, M.A. et al. Deep Affect Prediction in-the-Wild: Aff-Wild Database and Challenge, Deep Architectures, and Beyond. Int J Comput Vis 127, 907–929 (2019). https://doi.org/10.1007/s11263-019-01158-4</w:t>
+        <w:t xml:space="preserve">Kollias, D., Tzirakis, P., Nicolaou, M.A. et al. Deep Affect Prediction in-the-Wild: Aff-Wild Database and Challenge, Deep Architectures, and Beyond. Int J </w:t>
+      </w:r>
+      <w:proofErr w:type="spellStart"/>
+      <w:r>
+        <w:rPr>
+          <w:lang w:val="en-US"/>
+        </w:rPr>
+        <w:t>Comput</w:t>
+      </w:r>
+      <w:proofErr w:type="spellEnd"/>
+      <w:r>
+        <w:rPr>
+          <w:lang w:val="en-US"/>
+        </w:rPr>
+        <w:t xml:space="preserve"> Vis 127, 907–929 (2019). https://doi.org/10.1007/s11263-019-01158-4</w:t>
       </w:r>
       <w:r>
         <w:rPr>
@@ -17245,9 +20824,23 @@
         <w:rPr>
           <w:lang w:val="en-US"/>
         </w:rPr>
-        <w:t xml:space="preserve">Savchenko, A.V., Savchenko, L.V. Audio-Visual Continuous Recognition of Emotional State in a Multi-User System Based on Personalized Representation of Facial Expressions and Voice. Pattern Recognit. Image Anal. 32, 665–671 (2022). </w:t>
-      </w:r>
-      <w:hyperlink r:id="rId7" w:history="1">
+        <w:t xml:space="preserve">Savchenko, A.V., Savchenko, L.V. Audio-Visual Continuous Recognition of Emotional State in a Multi-User System Based on Personalized Representation of Facial Expressions and Voice. Pattern </w:t>
+      </w:r>
+      <w:proofErr w:type="spellStart"/>
+      <w:r>
+        <w:rPr>
+          <w:lang w:val="en-US"/>
+        </w:rPr>
+        <w:t>Recognit</w:t>
+      </w:r>
+      <w:proofErr w:type="spellEnd"/>
+      <w:r>
+        <w:rPr>
+          <w:lang w:val="en-US"/>
+        </w:rPr>
+        <w:t xml:space="preserve">. Image Anal. 32, 665–671 (2022). </w:t>
+      </w:r>
+      <w:hyperlink r:id="rId8" w:history="1">
         <w:r>
           <w:rPr>
             <w:rStyle w:val="Hyperlink"/>
@@ -17273,7 +20866,49 @@
           <w:lang w:val="en-US"/>
         </w:rPr>
         <w:lastRenderedPageBreak/>
-        <w:t>Yang X, Lan Z, Wang N, Li J, Wang Y, Meng Y. LiteFer: An Approach Based on MobileViT Expression Recognition. Sensors (Basel). 2024 Sep 10;24(18):5868. doi: 10.3390/s24185868. PMID: 39338612; PMCID: PMC11435806.</w:t>
+        <w:t xml:space="preserve">Yang X, Lan Z, Wang N, Li J, Wang Y, Meng Y. </w:t>
+      </w:r>
+      <w:proofErr w:type="spellStart"/>
+      <w:r>
+        <w:rPr>
+          <w:lang w:val="en-US"/>
+        </w:rPr>
+        <w:t>LiteFer</w:t>
+      </w:r>
+      <w:proofErr w:type="spellEnd"/>
+      <w:r>
+        <w:rPr>
+          <w:lang w:val="en-US"/>
+        </w:rPr>
+        <w:t xml:space="preserve">: An Approach Based on </w:t>
+      </w:r>
+      <w:proofErr w:type="spellStart"/>
+      <w:r>
+        <w:rPr>
+          <w:lang w:val="en-US"/>
+        </w:rPr>
+        <w:t>MobileViT</w:t>
+      </w:r>
+      <w:proofErr w:type="spellEnd"/>
+      <w:r>
+        <w:rPr>
+          <w:lang w:val="en-US"/>
+        </w:rPr>
+        <w:t xml:space="preserve"> Expression Recognition. Sensors (Basel). 2024 Sep 10;24(18):5868. </w:t>
+      </w:r>
+      <w:proofErr w:type="spellStart"/>
+      <w:r>
+        <w:rPr>
+          <w:lang w:val="en-US"/>
+        </w:rPr>
+        <w:t>doi</w:t>
+      </w:r>
+      <w:proofErr w:type="spellEnd"/>
+      <w:r>
+        <w:rPr>
+          <w:lang w:val="en-US"/>
+        </w:rPr>
+        <w:t>: 10.3390/s24185868. PMID: 39338612; PMCID: PMC11435806.</w:t>
       </w:r>
     </w:p>
     <w:p>
@@ -17291,9 +20926,23 @@
         <w:rPr>
           <w:lang w:val="en-US"/>
         </w:rPr>
-        <w:t xml:space="preserve">Musheng Chen, Qiang Wen, Xiaohong Qiu, Junhua Wu, Wenqing Fu, MDGET-MER: Multi-Level Dynamic Gating and Emotion Transfer for Multi-Modal Emotion Recognition, Computers, Materials and Continua, Volume 86, Issue 3, 2026, ISSN 1546-2218, </w:t>
-      </w:r>
-      <w:hyperlink r:id="rId8" w:history="1">
+        <w:t xml:space="preserve">Musheng Chen, Qiang Wen, Xiaohong Qiu, Junhua Wu, </w:t>
+      </w:r>
+      <w:proofErr w:type="spellStart"/>
+      <w:r>
+        <w:rPr>
+          <w:lang w:val="en-US"/>
+        </w:rPr>
+        <w:t>Wenqing</w:t>
+      </w:r>
+      <w:proofErr w:type="spellEnd"/>
+      <w:r>
+        <w:rPr>
+          <w:lang w:val="en-US"/>
+        </w:rPr>
+        <w:t xml:space="preserve"> Fu, MDGET-MER: Multi-Level Dynamic Gating and Emotion Transfer for Multi-Modal Emotion Recognition, Computers, Materials and Continua, Volume 86, Issue 3, 2026, ISSN 1546-2218, </w:t>
+      </w:r>
+      <w:hyperlink r:id="rId9" w:history="1">
         <w:r>
           <w:rPr>
             <w:rStyle w:val="Hyperlink"/>
@@ -17320,11 +20969,47 @@
           <w:lang w:val="ru-RU"/>
         </w:rPr>
       </w:pPr>
-      <w:r>
-        <w:rPr>
-          <w:lang w:val="en-US"/>
-        </w:rPr>
-        <w:t xml:space="preserve">Mengara Mengara, A. G., &amp; Moon, Y.-k. (2025). CAG-MoE: Multimodal Emotion Recognition with Cross-Attention Gated Mixture of Experts. </w:t>
+      <w:proofErr w:type="spellStart"/>
+      <w:r>
+        <w:rPr>
+          <w:lang w:val="en-US"/>
+        </w:rPr>
+        <w:t>Mengara</w:t>
+      </w:r>
+      <w:proofErr w:type="spellEnd"/>
+      <w:r>
+        <w:rPr>
+          <w:lang w:val="en-US"/>
+        </w:rPr>
+        <w:t xml:space="preserve"> </w:t>
+      </w:r>
+      <w:proofErr w:type="spellStart"/>
+      <w:r>
+        <w:rPr>
+          <w:lang w:val="en-US"/>
+        </w:rPr>
+        <w:t>Mengara</w:t>
+      </w:r>
+      <w:proofErr w:type="spellEnd"/>
+      <w:r>
+        <w:rPr>
+          <w:lang w:val="en-US"/>
+        </w:rPr>
+        <w:t>, A. G., &amp; Moon, Y.-k. (2025). CAG-</w:t>
+      </w:r>
+      <w:proofErr w:type="spellStart"/>
+      <w:r>
+        <w:rPr>
+          <w:lang w:val="en-US"/>
+        </w:rPr>
+        <w:t>MoE</w:t>
+      </w:r>
+      <w:proofErr w:type="spellEnd"/>
+      <w:r>
+        <w:rPr>
+          <w:lang w:val="en-US"/>
+        </w:rPr>
+        <w:t xml:space="preserve">: Multimodal Emotion Recognition with Cross-Attention Gated Mixture of Experts. </w:t>
       </w:r>
       <w:r>
         <w:rPr>
@@ -17332,7 +21017,7 @@
         </w:rPr>
         <w:t xml:space="preserve">Mathematics, 13(12), 1907. </w:t>
       </w:r>
-      <w:hyperlink r:id="rId9" w:history="1">
+      <w:hyperlink r:id="rId10" w:history="1">
         <w:r>
           <w:rPr>
             <w:rStyle w:val="Hyperlink"/>
@@ -17383,7 +21068,7 @@
         </w:rPr>
         <w:t xml:space="preserve">Ekman, P. and Friesen, W.V. (1978) Facial Action Coding System: A Technique for the Measurement of Facial Movement. Consulting Psychologists Press, Palo Alto, CA. </w:t>
       </w:r>
-      <w:hyperlink r:id="rId10" w:history="1">
+      <w:hyperlink r:id="rId11" w:history="1">
         <w:r>
           <w:rPr>
             <w:rStyle w:val="Hyperlink"/>
@@ -17414,7 +21099,49 @@
         <w:rPr>
           <w:lang w:val="en-US"/>
         </w:rPr>
-        <w:t>Ioannou, S., &amp; Raouzaiou, A., &amp; Tzouvaras, V., &amp; Mailis, T., &amp; Karpouzis, K., &amp; Kollias, S. (2005). Emotion recognition through facial expression analysis based on a neurofuzzy network. Neural Networks. 18. 423-435</w:t>
+        <w:t xml:space="preserve">Ioannou, S., &amp; Raouzaiou, A., &amp; </w:t>
+      </w:r>
+      <w:proofErr w:type="spellStart"/>
+      <w:r>
+        <w:rPr>
+          <w:lang w:val="en-US"/>
+        </w:rPr>
+        <w:t>Tzouvaras</w:t>
+      </w:r>
+      <w:proofErr w:type="spellEnd"/>
+      <w:r>
+        <w:rPr>
+          <w:lang w:val="en-US"/>
+        </w:rPr>
+        <w:t xml:space="preserve">, V., &amp; Mailis, T., &amp; </w:t>
+      </w:r>
+      <w:proofErr w:type="spellStart"/>
+      <w:r>
+        <w:rPr>
+          <w:lang w:val="en-US"/>
+        </w:rPr>
+        <w:t>Karpouzis</w:t>
+      </w:r>
+      <w:proofErr w:type="spellEnd"/>
+      <w:r>
+        <w:rPr>
+          <w:lang w:val="en-US"/>
+        </w:rPr>
+        <w:t xml:space="preserve">, K., &amp; Kollias, S. (2005). Emotion recognition through facial expression analysis based on a </w:t>
+      </w:r>
+      <w:proofErr w:type="spellStart"/>
+      <w:r>
+        <w:rPr>
+          <w:lang w:val="en-US"/>
+        </w:rPr>
+        <w:t>neurofuzzy</w:t>
+      </w:r>
+      <w:proofErr w:type="spellEnd"/>
+      <w:r>
+        <w:rPr>
+          <w:lang w:val="en-US"/>
+        </w:rPr>
+        <w:t xml:space="preserve"> network. Neural Networks. 18. 423-435</w:t>
       </w:r>
       <w:r>
         <w:rPr>
@@ -17438,7 +21165,21 @@
         <w:rPr>
           <w:lang w:val="en-US"/>
         </w:rPr>
-        <w:t>Abdul, Z., &amp; Al-Talabani, A.. (2022). Mel Frequency Cepstral Coefficient and its Applications: A Review. IEEE Access. PP. 1-1. 10.1109/ACCESS.2022.3223444</w:t>
+        <w:t xml:space="preserve">Abdul, Z., &amp; Al-Talabani, </w:t>
+      </w:r>
+      <w:proofErr w:type="gramStart"/>
+      <w:r>
+        <w:rPr>
+          <w:lang w:val="en-US"/>
+        </w:rPr>
+        <w:t>A..</w:t>
+      </w:r>
+      <w:proofErr w:type="gramEnd"/>
+      <w:r>
+        <w:rPr>
+          <w:lang w:val="en-US"/>
+        </w:rPr>
+        <w:t xml:space="preserve"> (2022). Mel Frequency Cepstral Coefficient and its Applications: A Review. IEEE Access. PP. 1-1. 10.1109/ACCESS.2022.3223444</w:t>
       </w:r>
       <w:r>
         <w:rPr>
@@ -17462,7 +21203,21 @@
         <w:rPr>
           <w:lang w:val="en-US"/>
         </w:rPr>
-        <w:t>Eyben, F., &amp; Wöllmer, M., &amp; Schuller, B. (2010). openSMILE -- The Munich Versatile and Fast Open-Source Audio Feature Extractor. MM'10 - Proceedings of the ACM Multimedia 2010 International Conference. 1459-1462. 10.1145/1873951.1874246.</w:t>
+        <w:t xml:space="preserve">Eyben, F., &amp; </w:t>
+      </w:r>
+      <w:proofErr w:type="spellStart"/>
+      <w:r>
+        <w:rPr>
+          <w:lang w:val="en-US"/>
+        </w:rPr>
+        <w:t>Wöllmer</w:t>
+      </w:r>
+      <w:proofErr w:type="spellEnd"/>
+      <w:r>
+        <w:rPr>
+          <w:lang w:val="en-US"/>
+        </w:rPr>
+        <w:t>, M., &amp; Schuller, B. (2010). openSMILE -- The Munich Versatile and Fast Open-Source Audio Feature Extractor. MM'10 - Proceedings of the ACM Multimedia 2010 International Conference. 1459-1462. 10.1145/1873951.1874246.</w:t>
       </w:r>
     </w:p>
     <w:p>
@@ -17481,9 +21236,23 @@
           <w:lang w:val="en-US"/>
         </w:rPr>
         <w:lastRenderedPageBreak/>
-        <w:t xml:space="preserve">McFee, B., Raffel, C., Liang, D., Ellis, D. P., McVicar, M., Battenberg, E., &amp; Nieto, O. (2015). librosa: Audio and music signal analysis in Python. In Proceedings of the 14th Python in Science Conference (SciPy 2015) (pp. 18–25). </w:t>
-      </w:r>
-      <w:hyperlink r:id="rId11" w:history="1">
+        <w:t xml:space="preserve">McFee, B., Raffel, C., Liang, D., Ellis, D. P., McVicar, M., Battenberg, E., &amp; Nieto, O. (2015). </w:t>
+      </w:r>
+      <w:proofErr w:type="spellStart"/>
+      <w:r>
+        <w:rPr>
+          <w:lang w:val="en-US"/>
+        </w:rPr>
+        <w:t>librosa</w:t>
+      </w:r>
+      <w:proofErr w:type="spellEnd"/>
+      <w:r>
+        <w:rPr>
+          <w:lang w:val="en-US"/>
+        </w:rPr>
+        <w:t xml:space="preserve">: Audio and music signal analysis in Python. In Proceedings of the 14th Python in Science Conference (SciPy 2015) (pp. 18–25). </w:t>
+      </w:r>
+      <w:hyperlink r:id="rId12" w:history="1">
         <w:r>
           <w:rPr>
             <w:rStyle w:val="Hyperlink"/>
@@ -17514,9 +21283,23 @@
         <w:rPr>
           <w:lang w:val="en-US"/>
         </w:rPr>
-        <w:t xml:space="preserve">Hearst, M. A., Dumais, S. T., Osuna, E., Platt, J., &amp; Scholkopf, B. (1998). Support vector machines. IEEE Intelligent Systems and Their Applications, 13(4), 18–28. </w:t>
-      </w:r>
-      <w:hyperlink r:id="rId12" w:history="1">
+        <w:t xml:space="preserve">Hearst, M. A., Dumais, S. T., Osuna, E., Platt, J., &amp; </w:t>
+      </w:r>
+      <w:proofErr w:type="spellStart"/>
+      <w:r>
+        <w:rPr>
+          <w:lang w:val="en-US"/>
+        </w:rPr>
+        <w:t>Scholkopf</w:t>
+      </w:r>
+      <w:proofErr w:type="spellEnd"/>
+      <w:r>
+        <w:rPr>
+          <w:lang w:val="en-US"/>
+        </w:rPr>
+        <w:t xml:space="preserve">, B. (1998). Support vector machines. IEEE Intelligent Systems and Their Applications, 13(4), 18–28. </w:t>
+      </w:r>
+      <w:hyperlink r:id="rId13" w:history="1">
         <w:r>
           <w:rPr>
             <w:rStyle w:val="Hyperlink"/>
@@ -17549,7 +21332,7 @@
         </w:rPr>
         <w:t xml:space="preserve">Baevski, A., Zhou, H., Mohamed, A., &amp; Auli, M. (2020). wav2vec 2.0: A framework for self-supervised learning of speech representations. Advances in Neural Information Processing Systems, 33, 12449–12460. </w:t>
       </w:r>
-      <w:hyperlink r:id="rId13" w:history="1">
+      <w:hyperlink r:id="rId14" w:history="1">
         <w:r>
           <w:rPr>
             <w:rStyle w:val="Hyperlink"/>
@@ -17582,7 +21365,7 @@
         </w:rPr>
         <w:t xml:space="preserve">Wei-Ning Hsu, Benjamin Bolte, Yao-Hung Hubert Tsai, Kushal Lakhotia, Ruslan Salakhutdinov, and Abdelrahman Mohamed. 2021. HuBERT: Self-Supervised Speech Representation Learning by Masked Prediction of Hidden Units. IEEE/ACM Trans. Audio, Speech and Lang. Proc. 29 (2021), 3451–3460. </w:t>
       </w:r>
-      <w:hyperlink r:id="rId14" w:history="1">
+      <w:hyperlink r:id="rId15" w:history="1">
         <w:r>
           <w:rPr>
             <w:rStyle w:val="Hyperlink"/>
@@ -17613,7 +21396,21 @@
         <w:rPr>
           <w:lang w:val="en-US"/>
         </w:rPr>
-        <w:t>Chang, Heng-Jui &amp; Yang, Shu-Wen &amp; Lee, Hung-yi. (2021). DistilHuBERT: Speech Representation Learning by Layer-wise Distillation of Hidden-unit BERT. 10.48550/arXiv.2110.01900.</w:t>
+        <w:t>Chang, Heng-Jui &amp; Yang, Shu-Wen &amp; Lee, Hung-</w:t>
+      </w:r>
+      <w:proofErr w:type="spellStart"/>
+      <w:r>
+        <w:rPr>
+          <w:lang w:val="en-US"/>
+        </w:rPr>
+        <w:t>yi</w:t>
+      </w:r>
+      <w:proofErr w:type="spellEnd"/>
+      <w:r>
+        <w:rPr>
+          <w:lang w:val="en-US"/>
+        </w:rPr>
+        <w:t>. (2021). DistilHuBERT: Speech Representation Learning by Layer-wise Distillation of Hidden-unit BERT. 10.48550/arXiv.2110.01900.</w:t>
       </w:r>
     </w:p>
     <w:p>
@@ -17627,13 +21424,21 @@
           <w:lang w:val="en-US"/>
         </w:rPr>
       </w:pPr>
-      <w:r>
-        <w:rPr>
-          <w:lang w:val="en-US"/>
-        </w:rPr>
-        <w:t xml:space="preserve">Gavali, M. P., &amp; Verma, A. (2026). A novel fusion framework of SSL models and acoustic features for robust speech emotion recognition across languages. Multimedia Tools and Applications, 85, Article 352. </w:t>
-      </w:r>
-      <w:hyperlink r:id="rId15" w:history="1">
+      <w:proofErr w:type="spellStart"/>
+      <w:r>
+        <w:rPr>
+          <w:lang w:val="en-US"/>
+        </w:rPr>
+        <w:t>Gavali</w:t>
+      </w:r>
+      <w:proofErr w:type="spellEnd"/>
+      <w:r>
+        <w:rPr>
+          <w:lang w:val="en-US"/>
+        </w:rPr>
+        <w:t xml:space="preserve">, M. P., &amp; Verma, A. (2026). A novel fusion framework of SSL models and acoustic features for robust speech emotion recognition across languages. Multimedia Tools and Applications, 85, Article 352. </w:t>
+      </w:r>
+      <w:hyperlink r:id="rId16" w:history="1">
         <w:r>
           <w:rPr>
             <w:rStyle w:val="Hyperlink"/>
@@ -17664,9 +21469,23 @@
         <w:rPr>
           <w:lang w:val="en-US"/>
         </w:rPr>
-        <w:t xml:space="preserve">Ismail, S. M. (2025). Mobile-efficient speech emotion recognition using DistilHuBERT: A cross-corpus validation study. arXiv preprint, arXiv:2512.23435. </w:t>
-      </w:r>
-      <w:hyperlink r:id="rId16" w:history="1">
+        <w:t xml:space="preserve">Ismail, S. M. (2025). Mobile-efficient speech emotion recognition using DistilHuBERT: A cross-corpus validation study. </w:t>
+      </w:r>
+      <w:proofErr w:type="spellStart"/>
+      <w:r>
+        <w:rPr>
+          <w:lang w:val="en-US"/>
+        </w:rPr>
+        <w:t>arXiv</w:t>
+      </w:r>
+      <w:proofErr w:type="spellEnd"/>
+      <w:r>
+        <w:rPr>
+          <w:lang w:val="en-US"/>
+        </w:rPr>
+        <w:t xml:space="preserve"> preprint, arXiv:2512.23435. </w:t>
+      </w:r>
+      <w:hyperlink r:id="rId17" w:history="1">
         <w:r>
           <w:rPr>
             <w:rStyle w:val="Hyperlink"/>
@@ -17698,9 +21517,23 @@
           <w:lang w:val="en-US"/>
         </w:rPr>
         <w:lastRenderedPageBreak/>
-        <w:t xml:space="preserve">Venkataramanan, K., &amp; Rajamohan, H. R. (2019). Emotion recognition from speech. arXiv preprint, arXiv:1912.10458. </w:t>
-      </w:r>
-      <w:hyperlink r:id="rId17" w:history="1">
+        <w:t xml:space="preserve">Venkataramanan, K., &amp; Rajamohan, H. R. (2019). Emotion recognition from speech. </w:t>
+      </w:r>
+      <w:proofErr w:type="spellStart"/>
+      <w:r>
+        <w:rPr>
+          <w:lang w:val="en-US"/>
+        </w:rPr>
+        <w:t>arXiv</w:t>
+      </w:r>
+      <w:proofErr w:type="spellEnd"/>
+      <w:r>
+        <w:rPr>
+          <w:lang w:val="en-US"/>
+        </w:rPr>
+        <w:t xml:space="preserve"> preprint, arXiv:1912.10458. </w:t>
+      </w:r>
+      <w:hyperlink r:id="rId18" w:history="1">
         <w:r>
           <w:rPr>
             <w:rStyle w:val="Hyperlink"/>
@@ -17731,9 +21564,37 @@
         <w:rPr>
           <w:lang w:val="en-US"/>
         </w:rPr>
-        <w:t xml:space="preserve">Satt, A., Rozenberg, S., &amp; Hoory, R. (2017). Efficient emotion recognition from speech using deep learning on spectrograms. In Proceedings of Interspeech 2017 (pp. 1081–1085). ISCA. </w:t>
-      </w:r>
-      <w:hyperlink r:id="rId18" w:history="1">
+        <w:t xml:space="preserve">Satt, A., Rozenberg, S., &amp; </w:t>
+      </w:r>
+      <w:proofErr w:type="spellStart"/>
+      <w:r>
+        <w:rPr>
+          <w:lang w:val="en-US"/>
+        </w:rPr>
+        <w:t>Hoory</w:t>
+      </w:r>
+      <w:proofErr w:type="spellEnd"/>
+      <w:r>
+        <w:rPr>
+          <w:lang w:val="en-US"/>
+        </w:rPr>
+        <w:t xml:space="preserve">, R. (2017). Efficient emotion recognition from speech using deep learning on spectrograms. In Proceedings of </w:t>
+      </w:r>
+      <w:proofErr w:type="spellStart"/>
+      <w:r>
+        <w:rPr>
+          <w:lang w:val="en-US"/>
+        </w:rPr>
+        <w:t>Interspeech</w:t>
+      </w:r>
+      <w:proofErr w:type="spellEnd"/>
+      <w:r>
+        <w:rPr>
+          <w:lang w:val="en-US"/>
+        </w:rPr>
+        <w:t xml:space="preserve"> 2017 (pp. 1081–1085). ISCA. </w:t>
+      </w:r>
+      <w:hyperlink r:id="rId19" w:history="1">
         <w:r>
           <w:rPr>
             <w:rStyle w:val="Hyperlink"/>
@@ -17770,9 +21631,37 @@
         <w:rPr>
           <w:lang w:val="ru-RU"/>
         </w:rPr>
-        <w:t xml:space="preserve">IEEE Transactions on Multimedia, 16(8), 2203–2213. </w:t>
-      </w:r>
-      <w:hyperlink r:id="rId19" w:history="1">
+        <w:t xml:space="preserve">IEEE </w:t>
+      </w:r>
+      <w:proofErr w:type="spellStart"/>
+      <w:r>
+        <w:rPr>
+          <w:lang w:val="ru-RU"/>
+        </w:rPr>
+        <w:t>Transactions</w:t>
+      </w:r>
+      <w:proofErr w:type="spellEnd"/>
+      <w:r>
+        <w:rPr>
+          <w:lang w:val="ru-RU"/>
+        </w:rPr>
+        <w:t xml:space="preserve"> </w:t>
+      </w:r>
+      <w:proofErr w:type="spellStart"/>
+      <w:r>
+        <w:rPr>
+          <w:lang w:val="ru-RU"/>
+        </w:rPr>
+        <w:t>on</w:t>
+      </w:r>
+      <w:proofErr w:type="spellEnd"/>
+      <w:r>
+        <w:rPr>
+          <w:lang w:val="ru-RU"/>
+        </w:rPr>
+        <w:t xml:space="preserve"> Multimedia, 16(8), 2203–2213. </w:t>
+      </w:r>
+      <w:hyperlink r:id="rId20" w:history="1">
         <w:r>
           <w:rPr>
             <w:rStyle w:val="Hyperlink"/>
@@ -17799,11 +21688,47 @@
           <w:lang w:val="ru-RU"/>
         </w:rPr>
       </w:pPr>
-      <w:r>
-        <w:rPr>
-          <w:lang w:val="en-US"/>
-        </w:rPr>
-        <w:t xml:space="preserve">Boonkla, S., et al. (2019). A light-weight deep convolutional neural network for speech emotion recognition using mel-spectrograms. In *2019 14th International Joint Symposium on Artificial Intelligence and Natural Language Processing (iSAI-NLP)* (pp. 1–4). </w:t>
+      <w:proofErr w:type="spellStart"/>
+      <w:r>
+        <w:rPr>
+          <w:lang w:val="en-US"/>
+        </w:rPr>
+        <w:t>Boonkla</w:t>
+      </w:r>
+      <w:proofErr w:type="spellEnd"/>
+      <w:r>
+        <w:rPr>
+          <w:lang w:val="en-US"/>
+        </w:rPr>
+        <w:t>, S., et al. (2019). A light-weight deep convolutional neural network for speech emotion recognition using mel-spectrograms. In *2019 14th International Joint Symposium on Artificial Intelligence and Natural Language Processing (</w:t>
+      </w:r>
+      <w:proofErr w:type="spellStart"/>
+      <w:r>
+        <w:rPr>
+          <w:lang w:val="en-US"/>
+        </w:rPr>
+        <w:t>iSAI</w:t>
+      </w:r>
+      <w:proofErr w:type="spellEnd"/>
+      <w:r>
+        <w:rPr>
+          <w:lang w:val="en-US"/>
+        </w:rPr>
+        <w:t>-</w:t>
+      </w:r>
+      <w:proofErr w:type="gramStart"/>
+      <w:r>
+        <w:rPr>
+          <w:lang w:val="en-US"/>
+        </w:rPr>
+        <w:t>NLP)*</w:t>
+      </w:r>
+      <w:proofErr w:type="gramEnd"/>
+      <w:r>
+        <w:rPr>
+          <w:lang w:val="en-US"/>
+        </w:rPr>
+        <w:t xml:space="preserve"> (pp. 1–4). </w:t>
       </w:r>
       <w:r>
         <w:rPr>
@@ -17811,7 +21736,7 @@
         </w:rPr>
         <w:t xml:space="preserve">IEEE. </w:t>
       </w:r>
-      <w:hyperlink r:id="rId20" w:history="1">
+      <w:hyperlink r:id="rId21" w:history="1">
         <w:r>
           <w:rPr>
             <w:rStyle w:val="Hyperlink"/>
@@ -17844,7 +21769,7 @@
         </w:rPr>
         <w:t xml:space="preserve">Viola, P., &amp; Jones, M. (2001). Rapid object detection using a boosted cascade of simple features. Proceedings of the 2001 IEEE Computer Society Conference on Computer Vision and Pattern Recognition (CVPR 2001), 1, I–I. </w:t>
       </w:r>
-      <w:hyperlink r:id="rId21" w:history="1">
+      <w:hyperlink r:id="rId22" w:history="1">
         <w:r>
           <w:rPr>
             <w:rStyle w:val="Hyperlink"/>
@@ -17875,7 +21800,49 @@
         <w:rPr>
           <w:lang w:val="en-US"/>
         </w:rPr>
-        <w:t>Bazarevsky, Valentin &amp; Kartynnik, Yury &amp; Vakunov, Andrey &amp; Raveendran, Karthik &amp; Grundmann, Matthias. (2019). BlazeFace: Sub-millisecond Neural Face Detection on Mobile GPUs. 10.48550/arXiv.1907.05047.</w:t>
+        <w:t xml:space="preserve">Bazarevsky, Valentin &amp; </w:t>
+      </w:r>
+      <w:proofErr w:type="spellStart"/>
+      <w:r>
+        <w:rPr>
+          <w:lang w:val="en-US"/>
+        </w:rPr>
+        <w:t>Kartynnik</w:t>
+      </w:r>
+      <w:proofErr w:type="spellEnd"/>
+      <w:r>
+        <w:rPr>
+          <w:lang w:val="en-US"/>
+        </w:rPr>
+        <w:t xml:space="preserve">, Yury &amp; </w:t>
+      </w:r>
+      <w:proofErr w:type="spellStart"/>
+      <w:r>
+        <w:rPr>
+          <w:lang w:val="en-US"/>
+        </w:rPr>
+        <w:t>Vakunov</w:t>
+      </w:r>
+      <w:proofErr w:type="spellEnd"/>
+      <w:r>
+        <w:rPr>
+          <w:lang w:val="en-US"/>
+        </w:rPr>
+        <w:t xml:space="preserve">, Andrey &amp; Raveendran, Karthik &amp; Grundmann, Matthias. (2019). </w:t>
+      </w:r>
+      <w:proofErr w:type="spellStart"/>
+      <w:r>
+        <w:rPr>
+          <w:lang w:val="en-US"/>
+        </w:rPr>
+        <w:t>BlazeFace</w:t>
+      </w:r>
+      <w:proofErr w:type="spellEnd"/>
+      <w:r>
+        <w:rPr>
+          <w:lang w:val="en-US"/>
+        </w:rPr>
+        <w:t>: Sub-millisecond Neural Face Detection on Mobile GPUs. 10.48550/arXiv.1907.05047.</w:t>
       </w:r>
     </w:p>
     <w:p>
@@ -17893,7 +21860,21 @@
         <w:rPr>
           <w:lang w:val="en-US"/>
         </w:rPr>
-        <w:t>N. Dalal and B. Triggs, "Histograms of oriented gradients for human detection," 2005 IEEE Computer Society Conference on Computer Vision and Pattern Recognition (CVPR'05), San Diego, CA, USA, 2005, pp. 886-893 vol. 1, doi: 10.1109/CVPR.2005.177.</w:t>
+        <w:t xml:space="preserve">N. Dalal and B. Triggs, "Histograms of oriented gradients for human detection," 2005 IEEE Computer Society Conference on Computer Vision and Pattern Recognition (CVPR'05), San Diego, CA, USA, 2005, pp. 886-893 vol. 1, </w:t>
+      </w:r>
+      <w:proofErr w:type="spellStart"/>
+      <w:r>
+        <w:rPr>
+          <w:lang w:val="en-US"/>
+        </w:rPr>
+        <w:t>doi</w:t>
+      </w:r>
+      <w:proofErr w:type="spellEnd"/>
+      <w:r>
+        <w:rPr>
+          <w:lang w:val="en-US"/>
+        </w:rPr>
+        <w:t>: 10.1109/CVPR.2005.177.</w:t>
       </w:r>
     </w:p>
     <w:p>
@@ -17918,7 +21899,21 @@
           <w:lang w:val="en-US"/>
         </w:rPr>
         <w:lastRenderedPageBreak/>
-        <w:t>Letters, vol. 23, no. 10, pp. 1499-1503, Oct. 2016, doi: 10.1109/LSP.2016.2603342.</w:t>
+        <w:t xml:space="preserve">Letters, vol. 23, no. 10, pp. 1499-1503, Oct. 2016, </w:t>
+      </w:r>
+      <w:proofErr w:type="spellStart"/>
+      <w:r>
+        <w:rPr>
+          <w:lang w:val="en-US"/>
+        </w:rPr>
+        <w:t>doi</w:t>
+      </w:r>
+      <w:proofErr w:type="spellEnd"/>
+      <w:r>
+        <w:rPr>
+          <w:lang w:val="en-US"/>
+        </w:rPr>
+        <w:t>: 10.1109/LSP.2016.2603342.</w:t>
       </w:r>
     </w:p>
     <w:p>
@@ -17936,7 +21931,63 @@
         <w:rPr>
           <w:lang w:val="en-US"/>
         </w:rPr>
-        <w:t>Deng, Jiankang &amp; Guo, Jia &amp; Zhou, Yuxiang &amp; Yu, Jinke &amp; Kotsia, Irene &amp; Zafeiriou, Stefanos. (2019). RetinaFace: Single-stage Dense Face Localisation in the Wild. 10.48550/arXiv.1905.00641.</w:t>
+        <w:t xml:space="preserve">Deng, </w:t>
+      </w:r>
+      <w:proofErr w:type="spellStart"/>
+      <w:r>
+        <w:rPr>
+          <w:lang w:val="en-US"/>
+        </w:rPr>
+        <w:t>Jiankang</w:t>
+      </w:r>
+      <w:proofErr w:type="spellEnd"/>
+      <w:r>
+        <w:rPr>
+          <w:lang w:val="en-US"/>
+        </w:rPr>
+        <w:t xml:space="preserve"> &amp; Guo, Jia &amp; Zhou, Yuxiang &amp; Yu, Jinke &amp; </w:t>
+      </w:r>
+      <w:proofErr w:type="spellStart"/>
+      <w:r>
+        <w:rPr>
+          <w:lang w:val="en-US"/>
+        </w:rPr>
+        <w:t>Kotsia</w:t>
+      </w:r>
+      <w:proofErr w:type="spellEnd"/>
+      <w:r>
+        <w:rPr>
+          <w:lang w:val="en-US"/>
+        </w:rPr>
+        <w:t xml:space="preserve">, Irene &amp; Zafeiriou, Stefanos. (2019). </w:t>
+      </w:r>
+      <w:proofErr w:type="spellStart"/>
+      <w:r>
+        <w:rPr>
+          <w:lang w:val="en-US"/>
+        </w:rPr>
+        <w:t>RetinaFace</w:t>
+      </w:r>
+      <w:proofErr w:type="spellEnd"/>
+      <w:r>
+        <w:rPr>
+          <w:lang w:val="en-US"/>
+        </w:rPr>
+        <w:t xml:space="preserve">: Single-stage Dense Face </w:t>
+      </w:r>
+      <w:proofErr w:type="spellStart"/>
+      <w:r>
+        <w:rPr>
+          <w:lang w:val="en-US"/>
+        </w:rPr>
+        <w:t>Localisation</w:t>
+      </w:r>
+      <w:proofErr w:type="spellEnd"/>
+      <w:r>
+        <w:rPr>
+          <w:lang w:val="en-US"/>
+        </w:rPr>
+        <w:t xml:space="preserve"> in the Wild. 10.48550/arXiv.1905.00641.</w:t>
       </w:r>
     </w:p>
     <w:p>
@@ -17954,9 +22005,23 @@
         <w:rPr>
           <w:lang w:val="en-US"/>
         </w:rPr>
-        <w:t xml:space="preserve">Jocher, G., Chaurasia, A., &amp; Qiu, J. (2023). Ultralytics YOLOv8 (Version 8.0.0) [Computer software]. </w:t>
-      </w:r>
-      <w:hyperlink r:id="rId22" w:history="1">
+        <w:t xml:space="preserve">Jocher, G., Chaurasia, A., &amp; Qiu, J. (2023). </w:t>
+      </w:r>
+      <w:proofErr w:type="spellStart"/>
+      <w:r>
+        <w:rPr>
+          <w:lang w:val="en-US"/>
+        </w:rPr>
+        <w:t>Ultralytics</w:t>
+      </w:r>
+      <w:proofErr w:type="spellEnd"/>
+      <w:r>
+        <w:rPr>
+          <w:lang w:val="en-US"/>
+        </w:rPr>
+        <w:t xml:space="preserve"> YOLOv8 (Version 8.0.0) [Computer software]. </w:t>
+      </w:r>
+      <w:hyperlink r:id="rId23" w:history="1">
         <w:r>
           <w:rPr>
             <w:rStyle w:val="Hyperlink"/>
@@ -17987,7 +22052,49 @@
         <w:rPr>
           <w:lang w:val="ru-RU"/>
         </w:rPr>
-        <w:t>(2016). SSD: Single Shot MultiBox Detector. 9905. 21-37. 10.1007/978-3-319-46448-0_2.</w:t>
+        <w:t xml:space="preserve">(2016). SSD: Single </w:t>
+      </w:r>
+      <w:proofErr w:type="spellStart"/>
+      <w:r>
+        <w:rPr>
+          <w:lang w:val="ru-RU"/>
+        </w:rPr>
+        <w:t>Shot</w:t>
+      </w:r>
+      <w:proofErr w:type="spellEnd"/>
+      <w:r>
+        <w:rPr>
+          <w:lang w:val="ru-RU"/>
+        </w:rPr>
+        <w:t xml:space="preserve"> </w:t>
+      </w:r>
+      <w:proofErr w:type="spellStart"/>
+      <w:r>
+        <w:rPr>
+          <w:lang w:val="ru-RU"/>
+        </w:rPr>
+        <w:t>MultiBox</w:t>
+      </w:r>
+      <w:proofErr w:type="spellEnd"/>
+      <w:r>
+        <w:rPr>
+          <w:lang w:val="ru-RU"/>
+        </w:rPr>
+        <w:t xml:space="preserve"> </w:t>
+      </w:r>
+      <w:proofErr w:type="spellStart"/>
+      <w:r>
+        <w:rPr>
+          <w:lang w:val="ru-RU"/>
+        </w:rPr>
+        <w:t>Detector</w:t>
+      </w:r>
+      <w:proofErr w:type="spellEnd"/>
+      <w:r>
+        <w:rPr>
+          <w:lang w:val="ru-RU"/>
+        </w:rPr>
+        <w:t>. 9905. 21-37. 10.1007/978-3-319-46448-0_2.</w:t>
       </w:r>
     </w:p>
     <w:p>
@@ -18005,7 +22112,21 @@
         <w:rPr>
           <w:lang w:val="en-US"/>
         </w:rPr>
-        <w:t>A. Howard et al., "Searching for MobileNetV3," 2019 IEEE/CVF International Conference on Computer Vision (ICCV), Seoul, Korea (South), 2019, pp. 1314-1324, doi: 10.1109/ICCV.2019.00140.</w:t>
+        <w:t xml:space="preserve">A. Howard et al., "Searching for MobileNetV3," 2019 IEEE/CVF International Conference on Computer Vision (ICCV), Seoul, Korea (South), 2019, pp. 1314-1324, </w:t>
+      </w:r>
+      <w:proofErr w:type="spellStart"/>
+      <w:r>
+        <w:rPr>
+          <w:lang w:val="en-US"/>
+        </w:rPr>
+        <w:t>doi</w:t>
+      </w:r>
+      <w:proofErr w:type="spellEnd"/>
+      <w:r>
+        <w:rPr>
+          <w:lang w:val="en-US"/>
+        </w:rPr>
+        <w:t>: 10.1109/ICCV.2019.00140.</w:t>
       </w:r>
     </w:p>
     <w:p>
@@ -18025,7 +22146,7 @@
         </w:rPr>
         <w:t xml:space="preserve">Wang, F., Li, X., &amp; Zhang, Y. (2023). A lightweight method for face expression recognition based on improved MobileNetV3. IET Image Processing. </w:t>
       </w:r>
-      <w:hyperlink r:id="rId23" w:history="1">
+      <w:hyperlink r:id="rId24" w:history="1">
         <w:r>
           <w:rPr>
             <w:rStyle w:val="Hyperlink"/>
@@ -18050,7 +22171,35 @@
         <w:rPr>
           <w:lang w:val="en-US"/>
         </w:rPr>
-        <w:t>A. V. Savchenko, "EmotiEffNets for Facial Processing in Video-based Valence-Arousal Prediction, Expression Classification and Action Unit Detection," 2023 IEEE/CVF Conference on Computer Vision and Pattern Recognition Workshops (CVPRW), Vancouver, BC, Canada, 2023, pp. 5716-5724, doi: 10.1109/CVPRW59228.2023.00606.</w:t>
+        <w:t>A. V. Savchenko, "</w:t>
+      </w:r>
+      <w:proofErr w:type="spellStart"/>
+      <w:r>
+        <w:rPr>
+          <w:lang w:val="en-US"/>
+        </w:rPr>
+        <w:t>EmotiEffNets</w:t>
+      </w:r>
+      <w:proofErr w:type="spellEnd"/>
+      <w:r>
+        <w:rPr>
+          <w:lang w:val="en-US"/>
+        </w:rPr>
+        <w:t xml:space="preserve"> for Facial Processing in Video-based Valence-Arousal Prediction, Expression Classification and Action Unit Detection," 2023 IEEE/CVF Conference on Computer Vision and Pattern Recognition Workshops (CVPRW), Vancouver, BC, Canada, 2023, pp. 5716-5724, </w:t>
+      </w:r>
+      <w:proofErr w:type="spellStart"/>
+      <w:r>
+        <w:rPr>
+          <w:lang w:val="en-US"/>
+        </w:rPr>
+        <w:t>doi</w:t>
+      </w:r>
+      <w:proofErr w:type="spellEnd"/>
+      <w:r>
+        <w:rPr>
+          <w:lang w:val="en-US"/>
+        </w:rPr>
+        <w:t>: 10.1109/CVPRW59228.2023.00606.</w:t>
       </w:r>
     </w:p>
     <w:p>
@@ -18068,7 +22217,21 @@
         <w:rPr>
           <w:lang w:val="en-US"/>
         </w:rPr>
-        <w:t>Graves, Alex &amp; Schmidhuber, Jürgen. (2005). Framewise phoneme classification with bidirectional LSTM and other neural network architectures. Neural networks: the official journal of the International Neural Network Society. 18. 602-10. 10.1016/j.neunet.2005.06.042.</w:t>
+        <w:t xml:space="preserve">Graves, Alex &amp; </w:t>
+      </w:r>
+      <w:proofErr w:type="spellStart"/>
+      <w:r>
+        <w:rPr>
+          <w:lang w:val="en-US"/>
+        </w:rPr>
+        <w:t>Schmidhuber</w:t>
+      </w:r>
+      <w:proofErr w:type="spellEnd"/>
+      <w:r>
+        <w:rPr>
+          <w:lang w:val="en-US"/>
+        </w:rPr>
+        <w:t>, Jürgen. (2005). Framewise phoneme classification with bidirectional LSTM and other neural network architectures. Neural networks: the official journal of the International Neural Network Society. 18. 602-10. 10.1016/j.neunet.2005.06.042.</w:t>
       </w:r>
     </w:p>
     <w:p>
@@ -18086,7 +22249,77 @@
         <w:rPr>
           <w:lang w:val="en-US"/>
         </w:rPr>
-        <w:t xml:space="preserve">Cho, Kyunghyun &amp; Merrienboer, Bart &amp; Bahdanau, Dzmitry &amp; Schwenk, Holger &amp; Gulcehre, Caglar &amp; Bougares, Fethi. (2014). Learning Phrase </w:t>
+        <w:t xml:space="preserve">Cho, </w:t>
+      </w:r>
+      <w:proofErr w:type="spellStart"/>
+      <w:r>
+        <w:rPr>
+          <w:lang w:val="en-US"/>
+        </w:rPr>
+        <w:t>Kyunghyun</w:t>
+      </w:r>
+      <w:proofErr w:type="spellEnd"/>
+      <w:r>
+        <w:rPr>
+          <w:lang w:val="en-US"/>
+        </w:rPr>
+        <w:t xml:space="preserve"> &amp; </w:t>
+      </w:r>
+      <w:proofErr w:type="spellStart"/>
+      <w:r>
+        <w:rPr>
+          <w:lang w:val="en-US"/>
+        </w:rPr>
+        <w:t>Merrienboer</w:t>
+      </w:r>
+      <w:proofErr w:type="spellEnd"/>
+      <w:r>
+        <w:rPr>
+          <w:lang w:val="en-US"/>
+        </w:rPr>
+        <w:t xml:space="preserve">, Bart &amp; </w:t>
+      </w:r>
+      <w:proofErr w:type="spellStart"/>
+      <w:r>
+        <w:rPr>
+          <w:lang w:val="en-US"/>
+        </w:rPr>
+        <w:t>Bahdanau</w:t>
+      </w:r>
+      <w:proofErr w:type="spellEnd"/>
+      <w:r>
+        <w:rPr>
+          <w:lang w:val="en-US"/>
+        </w:rPr>
+        <w:t xml:space="preserve">, Dzmitry &amp; Schwenk, Holger &amp; </w:t>
+      </w:r>
+      <w:proofErr w:type="spellStart"/>
+      <w:r>
+        <w:rPr>
+          <w:lang w:val="en-US"/>
+        </w:rPr>
+        <w:t>Gulcehre</w:t>
+      </w:r>
+      <w:proofErr w:type="spellEnd"/>
+      <w:r>
+        <w:rPr>
+          <w:lang w:val="en-US"/>
+        </w:rPr>
+        <w:t xml:space="preserve">, Caglar &amp; </w:t>
+      </w:r>
+      <w:proofErr w:type="spellStart"/>
+      <w:r>
+        <w:rPr>
+          <w:lang w:val="en-US"/>
+        </w:rPr>
+        <w:t>Bougares</w:t>
+      </w:r>
+      <w:proofErr w:type="spellEnd"/>
+      <w:r>
+        <w:rPr>
+          <w:lang w:val="en-US"/>
+        </w:rPr>
+        <w:t xml:space="preserve">, Fethi. (2014). Learning Phrase </w:t>
       </w:r>
       <w:r>
         <w:rPr>
@@ -18111,7 +22344,49 @@
         <w:rPr>
           <w:lang w:val="en-US"/>
         </w:rPr>
-        <w:t>Chung, Junyoung &amp; Gulcehre, Caglar &amp; Cho, KyungHyun. (2014). Empirical Evaluation of Gated Recurrent Neural Networks on Sequence Modeling.</w:t>
+        <w:t xml:space="preserve">Chung, </w:t>
+      </w:r>
+      <w:proofErr w:type="spellStart"/>
+      <w:r>
+        <w:rPr>
+          <w:lang w:val="en-US"/>
+        </w:rPr>
+        <w:t>Junyoung</w:t>
+      </w:r>
+      <w:proofErr w:type="spellEnd"/>
+      <w:r>
+        <w:rPr>
+          <w:lang w:val="en-US"/>
+        </w:rPr>
+        <w:t xml:space="preserve"> &amp; </w:t>
+      </w:r>
+      <w:proofErr w:type="spellStart"/>
+      <w:r>
+        <w:rPr>
+          <w:lang w:val="en-US"/>
+        </w:rPr>
+        <w:t>Gulcehre</w:t>
+      </w:r>
+      <w:proofErr w:type="spellEnd"/>
+      <w:r>
+        <w:rPr>
+          <w:lang w:val="en-US"/>
+        </w:rPr>
+        <w:t xml:space="preserve">, Caglar &amp; Cho, </w:t>
+      </w:r>
+      <w:proofErr w:type="spellStart"/>
+      <w:r>
+        <w:rPr>
+          <w:lang w:val="en-US"/>
+        </w:rPr>
+        <w:t>KyungHyun</w:t>
+      </w:r>
+      <w:proofErr w:type="spellEnd"/>
+      <w:r>
+        <w:rPr>
+          <w:lang w:val="en-US"/>
+        </w:rPr>
+        <w:t>. (2014). Empirical Evaluation of Gated Recurrent Neural Networks on Sequence Modeling.</w:t>
       </w:r>
     </w:p>
     <w:p>
@@ -18135,9 +22410,23 @@
         <w:rPr>
           <w:lang w:val="ru-RU"/>
         </w:rPr>
-        <w:t xml:space="preserve">Engineering Proceedings, 123(1), 5. </w:t>
-      </w:r>
-      <w:hyperlink r:id="rId24" w:history="1">
+        <w:t xml:space="preserve">Engineering </w:t>
+      </w:r>
+      <w:proofErr w:type="spellStart"/>
+      <w:r>
+        <w:rPr>
+          <w:lang w:val="ru-RU"/>
+        </w:rPr>
+        <w:t>Proceedings</w:t>
+      </w:r>
+      <w:proofErr w:type="spellEnd"/>
+      <w:r>
+        <w:rPr>
+          <w:lang w:val="ru-RU"/>
+        </w:rPr>
+        <w:t xml:space="preserve">, 123(1), 5. </w:t>
+      </w:r>
+      <w:hyperlink r:id="rId25" w:history="1">
         <w:r>
           <w:rPr>
             <w:rStyle w:val="Hyperlink"/>
@@ -18168,7 +22457,21 @@
         <w:rPr>
           <w:lang w:val="en-US"/>
         </w:rPr>
-        <w:t>L. Chen, Y. Ouyang, Y. Zeng and Y. Li, "Dynamic facial expression recognition model based on BiLSTM-Attention," 2020 15th International Conference on Computer Science &amp; Education (ICCSE), Delft, Netherlands, 2020, pp. 828-832, doi: 10.1109/ICCSE49874.2020.9201892.</w:t>
+        <w:t xml:space="preserve">L. Chen, Y. Ouyang, Y. Zeng and Y. Li, "Dynamic facial expression recognition model based on BiLSTM-Attention," 2020 15th International Conference on Computer Science &amp; Education (ICCSE), Delft, Netherlands, 2020, pp. 828-832, </w:t>
+      </w:r>
+      <w:proofErr w:type="spellStart"/>
+      <w:r>
+        <w:rPr>
+          <w:lang w:val="en-US"/>
+        </w:rPr>
+        <w:t>doi</w:t>
+      </w:r>
+      <w:proofErr w:type="spellEnd"/>
+      <w:r>
+        <w:rPr>
+          <w:lang w:val="en-US"/>
+        </w:rPr>
+        <w:t>: 10.1109/ICCSE49874.2020.9201892.</w:t>
       </w:r>
     </w:p>
     <w:p>
@@ -18210,7 +22513,21 @@
         <w:rPr>
           <w:lang w:val="en-US"/>
         </w:rPr>
-        <w:t>ai, S., Kolter, J. Z., &amp; Koltun, V. (2018). An empirical evaluation of generic convolutional and recurrent networks for sequence modeling. arXiv preprint, arXiv:1803.01271.</w:t>
+        <w:t xml:space="preserve">ai, S., Kolter, J. Z., &amp; Koltun, V. (2018). An empirical evaluation of generic convolutional and recurrent networks for sequence modeling. </w:t>
+      </w:r>
+      <w:proofErr w:type="spellStart"/>
+      <w:r>
+        <w:rPr>
+          <w:lang w:val="en-US"/>
+        </w:rPr>
+        <w:t>arXiv</w:t>
+      </w:r>
+      <w:proofErr w:type="spellEnd"/>
+      <w:r>
+        <w:rPr>
+          <w:lang w:val="en-US"/>
+        </w:rPr>
+        <w:t xml:space="preserve"> preprint, arXiv:1803.01271.</w:t>
       </w:r>
     </w:p>
     <w:p>
@@ -18228,9 +22545,23 @@
         <w:rPr>
           <w:lang w:val="en-US"/>
         </w:rPr>
-        <w:t xml:space="preserve">Lee, J. R. H., &amp; Wong, A. (2020). TimeConvNets: A deep time windowed convolution neural network design for real-time video facial expression recognition. 2020 17th Conference on Computer and Robot Vision (CRV), 9–16. </w:t>
-      </w:r>
-      <w:hyperlink r:id="rId25" w:history="1">
+        <w:t xml:space="preserve">Lee, J. R. H., &amp; Wong, A. (2020). </w:t>
+      </w:r>
+      <w:proofErr w:type="spellStart"/>
+      <w:r>
+        <w:rPr>
+          <w:lang w:val="en-US"/>
+        </w:rPr>
+        <w:t>TimeConvNets</w:t>
+      </w:r>
+      <w:proofErr w:type="spellEnd"/>
+      <w:r>
+        <w:rPr>
+          <w:lang w:val="en-US"/>
+        </w:rPr>
+        <w:t xml:space="preserve">: A deep time windowed convolution neural network design for real-time video facial expression recognition. 2020 17th Conference on Computer and Robot Vision (CRV), 9–16. </w:t>
+      </w:r>
+      <w:hyperlink r:id="rId26" w:history="1">
         <w:r>
           <w:rPr>
             <w:rStyle w:val="Hyperlink"/>
@@ -18267,9 +22598,23 @@
         <w:rPr>
           <w:lang w:val="en-US"/>
         </w:rPr>
-        <w:t xml:space="preserve">ehta, A., &amp; Yang, W. (2023). NAC-TCN: Temporal convolutional networks with causal dilated neighborhood attention for emotion understanding. arXiv preprint. </w:t>
-      </w:r>
-      <w:hyperlink r:id="rId26" w:history="1">
+        <w:t xml:space="preserve">ehta, A., &amp; Yang, W. (2023). NAC-TCN: Temporal convolutional networks with causal dilated neighborhood attention for emotion understanding. </w:t>
+      </w:r>
+      <w:proofErr w:type="spellStart"/>
+      <w:r>
+        <w:rPr>
+          <w:lang w:val="en-US"/>
+        </w:rPr>
+        <w:t>arXiv</w:t>
+      </w:r>
+      <w:proofErr w:type="spellEnd"/>
+      <w:r>
+        <w:rPr>
+          <w:lang w:val="en-US"/>
+        </w:rPr>
+        <w:t xml:space="preserve"> preprint. </w:t>
+      </w:r>
+      <w:hyperlink r:id="rId27" w:history="1">
         <w:r>
           <w:rPr>
             <w:rStyle w:val="Hyperlink"/>
@@ -18316,7 +22661,7 @@
         </w:rPr>
         <w:t xml:space="preserve">oria, S., Cambria, E., Bajpai, R., &amp; Hussain, A. (2017). A review of affective computing: From unimodal analysis to multimodal fusion. Information Fusion, 37, 98–125. </w:t>
       </w:r>
-      <w:hyperlink r:id="rId27" w:history="1">
+      <w:hyperlink r:id="rId28" w:history="1">
         <w:r>
           <w:rPr>
             <w:rStyle w:val="Hyperlink"/>
@@ -18355,7 +22700,7 @@
         </w:rPr>
         <w:t xml:space="preserve">adeh, A., Chen, M., Poria, S., Cambria, E., &amp; Morency, L.-P. (2017). Tensor fusion network for multimodal sentiment analysis. Proceedings of the 2017 Conference on Empirical Methods in Natural Language Processing, 1103–1114. </w:t>
       </w:r>
-      <w:hyperlink r:id="rId28" w:history="1">
+      <w:hyperlink r:id="rId29" w:history="1">
         <w:r>
           <w:rPr>
             <w:rStyle w:val="Hyperlink"/>
@@ -18394,13 +22739,35 @@
         </w:rPr>
         <w:t xml:space="preserve">u, D., Hou, X., Wei, L., Jiang, L., &amp; Mo, Y. (2022). MM-DFN: Multimodal dynamic fusion network for emotion recognition in conversations. </w:t>
       </w:r>
-      <w:r>
-        <w:rPr>
-          <w:lang w:val="ru-RU"/>
-        </w:rPr>
-        <w:t xml:space="preserve">Proceedings of ICASSP 2022, 7037–7041. </w:t>
-      </w:r>
-      <w:hyperlink r:id="rId29" w:history="1">
+      <w:proofErr w:type="spellStart"/>
+      <w:r>
+        <w:rPr>
+          <w:lang w:val="ru-RU"/>
+        </w:rPr>
+        <w:t>Proceedings</w:t>
+      </w:r>
+      <w:proofErr w:type="spellEnd"/>
+      <w:r>
+        <w:rPr>
+          <w:lang w:val="ru-RU"/>
+        </w:rPr>
+        <w:t xml:space="preserve"> </w:t>
+      </w:r>
+      <w:proofErr w:type="spellStart"/>
+      <w:r>
+        <w:rPr>
+          <w:lang w:val="ru-RU"/>
+        </w:rPr>
+        <w:t>of</w:t>
+      </w:r>
+      <w:proofErr w:type="spellEnd"/>
+      <w:r>
+        <w:rPr>
+          <w:lang w:val="ru-RU"/>
+        </w:rPr>
+        <w:t xml:space="preserve"> ICASSP 2022, 7037–7041. </w:t>
+      </w:r>
+      <w:hyperlink r:id="rId30" w:history="1">
         <w:r>
           <w:rPr>
             <w:rStyle w:val="Hyperlink"/>
@@ -18431,7 +22798,49 @@
         <w:rPr>
           <w:lang w:val="en-US"/>
         </w:rPr>
-        <w:t>Cui, Lin &amp; Zhang, Yuanbang &amp; Cui, Yingkai &amp; Wang, Boyan &amp; Sun, Xiaodong. (2024). A high speed inference architecture for multimodal emotion recognition based on sparse cross modal encoder. Journal of King Saud University - Computer and Information Sciences. 36. 102092. 10.1016/j.jksuci.2024.102092.</w:t>
+        <w:t xml:space="preserve">Cui, Lin &amp; Zhang, </w:t>
+      </w:r>
+      <w:proofErr w:type="spellStart"/>
+      <w:r>
+        <w:rPr>
+          <w:lang w:val="en-US"/>
+        </w:rPr>
+        <w:t>Yuanbang</w:t>
+      </w:r>
+      <w:proofErr w:type="spellEnd"/>
+      <w:r>
+        <w:rPr>
+          <w:lang w:val="en-US"/>
+        </w:rPr>
+        <w:t xml:space="preserve"> &amp; Cui, </w:t>
+      </w:r>
+      <w:proofErr w:type="spellStart"/>
+      <w:r>
+        <w:rPr>
+          <w:lang w:val="en-US"/>
+        </w:rPr>
+        <w:t>Yingkai</w:t>
+      </w:r>
+      <w:proofErr w:type="spellEnd"/>
+      <w:r>
+        <w:rPr>
+          <w:lang w:val="en-US"/>
+        </w:rPr>
+        <w:t xml:space="preserve"> &amp; Wang, Boyan &amp; Sun, Xiaodong. (2024). A </w:t>
+      </w:r>
+      <w:proofErr w:type="gramStart"/>
+      <w:r>
+        <w:rPr>
+          <w:lang w:val="en-US"/>
+        </w:rPr>
+        <w:t>high speed</w:t>
+      </w:r>
+      <w:proofErr w:type="gramEnd"/>
+      <w:r>
+        <w:rPr>
+          <w:lang w:val="en-US"/>
+        </w:rPr>
+        <w:t xml:space="preserve"> inference architecture for multimodal emotion recognition based on sparse cross modal encoder. Journal of King Saud University - Computer and Information Sciences. 36. 102092. 10.1016/j.jksuci.2024.102092.</w:t>
       </w:r>
     </w:p>
     <w:p>
@@ -18449,7 +22858,49 @@
         <w:rPr>
           <w:lang w:val="en-US"/>
         </w:rPr>
-        <w:t>Huang, Z., Mak, M.-W., Lee, K.A. (2024) MM-NodeFormer: Node Transformer Multimodal Fusion for Emotion Recognition in Conversation. Proc. Interspeech 2024, 4069-4073, doi: 10.21437/Interspeech.2024-538</w:t>
+        <w:t>Huang, Z., Mak, M.-W., Lee, K.A. (2024) MM-</w:t>
+      </w:r>
+      <w:proofErr w:type="spellStart"/>
+      <w:r>
+        <w:rPr>
+          <w:lang w:val="en-US"/>
+        </w:rPr>
+        <w:t>NodeFormer</w:t>
+      </w:r>
+      <w:proofErr w:type="spellEnd"/>
+      <w:r>
+        <w:rPr>
+          <w:lang w:val="en-US"/>
+        </w:rPr>
+        <w:t xml:space="preserve">: Node Transformer Multimodal Fusion for Emotion Recognition in Conversation. Proc. </w:t>
+      </w:r>
+      <w:proofErr w:type="spellStart"/>
+      <w:r>
+        <w:rPr>
+          <w:lang w:val="en-US"/>
+        </w:rPr>
+        <w:t>Interspeech</w:t>
+      </w:r>
+      <w:proofErr w:type="spellEnd"/>
+      <w:r>
+        <w:rPr>
+          <w:lang w:val="en-US"/>
+        </w:rPr>
+        <w:t xml:space="preserve"> 2024, 4069-4073, </w:t>
+      </w:r>
+      <w:proofErr w:type="spellStart"/>
+      <w:r>
+        <w:rPr>
+          <w:lang w:val="en-US"/>
+        </w:rPr>
+        <w:t>doi</w:t>
+      </w:r>
+      <w:proofErr w:type="spellEnd"/>
+      <w:r>
+        <w:rPr>
+          <w:lang w:val="en-US"/>
+        </w:rPr>
+        <w:t>: 10.21437/Interspeech.2024-538</w:t>
       </w:r>
       <w:r>
         <w:rPr>
@@ -18473,7 +22924,35 @@
         <w:rPr>
           <w:lang w:val="en-US"/>
         </w:rPr>
-        <w:t>Soujanya Poria, Devamanyu Hazarika, Navonil Majumder, Gautam Naik, Erik Cambria, and Rada Mihalcea. 2019. MELD: A Multimodal Multi-Party Dataset for Emotion Recognition in Conversations. In Proceedings of the 57th Annual Meeting of the Association for Computational Linguistics, pages 527–536, Florence, Italy. Association for Computational Linguistics.</w:t>
+        <w:t xml:space="preserve">Soujanya Poria, </w:t>
+      </w:r>
+      <w:proofErr w:type="spellStart"/>
+      <w:r>
+        <w:rPr>
+          <w:lang w:val="en-US"/>
+        </w:rPr>
+        <w:t>Devamanyu</w:t>
+      </w:r>
+      <w:proofErr w:type="spellEnd"/>
+      <w:r>
+        <w:rPr>
+          <w:lang w:val="en-US"/>
+        </w:rPr>
+        <w:t xml:space="preserve"> Hazarika, </w:t>
+      </w:r>
+      <w:proofErr w:type="spellStart"/>
+      <w:r>
+        <w:rPr>
+          <w:lang w:val="en-US"/>
+        </w:rPr>
+        <w:t>Navonil</w:t>
+      </w:r>
+      <w:proofErr w:type="spellEnd"/>
+      <w:r>
+        <w:rPr>
+          <w:lang w:val="en-US"/>
+        </w:rPr>
+        <w:t xml:space="preserve"> Majumder, Gautam Naik, Erik Cambria, and Rada Mihalcea. 2019. MELD: A Multimodal Multi-Party Dataset for Emotion Recognition in Conversations. In Proceedings of the 57th Annual Meeting of the Association for Computational Linguistics, pages 527–536, Florence, Italy. Association for Computational Linguistics.</w:t>
       </w:r>
     </w:p>
     <w:p>
@@ -18487,12 +22966,34 @@
           <w:lang w:val="en-US"/>
         </w:rPr>
       </w:pPr>
+      <w:proofErr w:type="spellStart"/>
       <w:r>
         <w:rPr>
           <w:lang w:val="en-US"/>
         </w:rPr>
         <w:lastRenderedPageBreak/>
-        <w:t>Perepelkina, Olga &amp; Kazimirova, Evdokia &amp; Konstantinova, Maria. (2018). RAMAS: Russian Multimodal Corpus of Dyadic Interaction for Studying Emotion Recognition. 10.7287/peerj.preprints.26688v1.</w:t>
+        <w:t>Perepelkina</w:t>
+      </w:r>
+      <w:proofErr w:type="spellEnd"/>
+      <w:r>
+        <w:rPr>
+          <w:lang w:val="en-US"/>
+        </w:rPr>
+        <w:t xml:space="preserve">, Olga &amp; </w:t>
+      </w:r>
+      <w:proofErr w:type="spellStart"/>
+      <w:r>
+        <w:rPr>
+          <w:lang w:val="en-US"/>
+        </w:rPr>
+        <w:t>Kazimirova</w:t>
+      </w:r>
+      <w:proofErr w:type="spellEnd"/>
+      <w:r>
+        <w:rPr>
+          <w:lang w:val="en-US"/>
+        </w:rPr>
+        <w:t>, Evdokia &amp; Konstantinova, Maria. (2018). RAMAS: Russian Multimodal Corpus of Dyadic Interaction for Studying Emotion Recognition. 10.7287/peerj.preprints.26688v1.</w:t>
       </w:r>
     </w:p>
     <w:p>
@@ -18510,12 +23011,86 @@
         <w:rPr>
           <w:lang w:val="en-US"/>
         </w:rPr>
-        <w:t>Jordal, I., &amp; contributors. (2019). audiomentations: A Python library for audio data augmentation (Version x.x.x) [Computer software]. Zenodo. doi.org</w:t>
+        <w:t>Jordal, I., &amp; contributors. (2019). a</w:t>
+      </w:r>
+      <w:proofErr w:type="spellStart"/>
+      <w:r>
+        <w:rPr>
+          <w:lang w:val="en-US"/>
+        </w:rPr>
+        <w:t>udiomentations</w:t>
+      </w:r>
+      <w:proofErr w:type="spellEnd"/>
+      <w:r>
+        <w:rPr>
+          <w:lang w:val="en-US"/>
+        </w:rPr>
+        <w:t xml:space="preserve">: A Python library for audio data augmentation (Version </w:t>
+      </w:r>
+      <w:proofErr w:type="spellStart"/>
+      <w:r>
+        <w:rPr>
+          <w:lang w:val="en-US"/>
+        </w:rPr>
+        <w:t>x.x.x</w:t>
+      </w:r>
+      <w:proofErr w:type="spellEnd"/>
+      <w:r>
+        <w:rPr>
+          <w:lang w:val="en-US"/>
+        </w:rPr>
+        <w:t xml:space="preserve">) [Computer software]. </w:t>
+      </w:r>
+      <w:proofErr w:type="spellStart"/>
+      <w:r>
+        <w:rPr>
+          <w:lang w:val="en-US"/>
+        </w:rPr>
+        <w:t>Zenodo</w:t>
+      </w:r>
+      <w:proofErr w:type="spellEnd"/>
+      <w:r>
+        <w:rPr>
+          <w:lang w:val="en-US"/>
+        </w:rPr>
+        <w:t>. doi.org</w:t>
+      </w:r>
+    </w:p>
+    <w:p>
+      <w:pPr>
+        <w:pStyle w:val="ListParagraph"/>
+        <w:numPr>
+          <w:ilvl w:val="0"/>
+          <w:numId w:val="19"/>
+        </w:numPr>
+        <w:rPr>
+          <w:lang w:val="en-US"/>
+        </w:rPr>
+      </w:pPr>
+      <w:r>
+        <w:rPr>
+          <w:lang w:val="en-US"/>
+        </w:rPr>
+        <w:t xml:space="preserve">Busso, C., Lee, S., &amp; Narayanan, S. S. (2007). Using neutral speech models for emotional speech analysis. Proceedings of </w:t>
+      </w:r>
+      <w:proofErr w:type="spellStart"/>
+      <w:r>
+        <w:rPr>
+          <w:lang w:val="en-US"/>
+        </w:rPr>
+        <w:t>Interspeech</w:t>
+      </w:r>
+      <w:proofErr w:type="spellEnd"/>
+      <w:r>
+        <w:rPr>
+          <w:lang w:val="en-US"/>
+        </w:rPr>
+        <w:t xml:space="preserve"> 2007, 2225–2228.</w:t>
       </w:r>
     </w:p>
     <w:sectPr>
-      <w:footerReference w:type="even" r:id="rId30"/>
-      <w:footerReference w:type="default" r:id="rId31"/>
+      <w:footerReference w:type="even" r:id="rId31"/>
+      <w:footerReference w:type="default" r:id="rId32"/>
       <w:pgSz w:w="11906" w:h="16838"/>
       <w:pgMar w:top="1134" w:right="1134" w:bottom="1418" w:left="1134" w:header="709" w:footer="709" w:gutter="0"/>
       <w:pgNumType w:start="1"/>
@@ -19098,6 +23673,119 @@
     </w:lvl>
   </w:abstractNum>
   <w:abstractNum w:abstractNumId="5" w15:restartNumberingAfterBreak="0">
+    <w:nsid w:val="1D1D0AF4"/>
+    <w:multiLevelType w:val="hybridMultilevel"/>
+    <w:tmpl w:val="A3441886"/>
+    <w:lvl w:ilvl="0" w:tplc="04090001">
+      <w:start w:val="1"/>
+      <w:numFmt w:val="bullet"/>
+      <w:lvlText w:val=""/>
+      <w:lvlJc w:val="left"/>
+      <w:pPr>
+        <w:ind w:left="1440" w:hanging="360"/>
+      </w:pPr>
+      <w:rPr>
+        <w:rFonts w:ascii="Symbol" w:hAnsi="Symbol" w:hint="default"/>
+      </w:rPr>
+    </w:lvl>
+    <w:lvl w:ilvl="1" w:tplc="04090003" w:tentative="1">
+      <w:start w:val="1"/>
+      <w:numFmt w:val="bullet"/>
+      <w:lvlText w:val="o"/>
+      <w:lvlJc w:val="left"/>
+      <w:pPr>
+        <w:ind w:left="2160" w:hanging="360"/>
+      </w:pPr>
+      <w:rPr>
+        <w:rFonts w:ascii="Courier New" w:hAnsi="Courier New" w:cs="Courier New" w:hint="default"/>
+      </w:rPr>
+    </w:lvl>
+    <w:lvl w:ilvl="2" w:tplc="04090005" w:tentative="1">
+      <w:start w:val="1"/>
+      <w:numFmt w:val="bullet"/>
+      <w:lvlText w:val=""/>
+      <w:lvlJc w:val="left"/>
+      <w:pPr>
+        <w:ind w:left="2880" w:hanging="360"/>
+      </w:pPr>
+      <w:rPr>
+        <w:rFonts w:ascii="Wingdings" w:hAnsi="Wingdings" w:hint="default"/>
+      </w:rPr>
+    </w:lvl>
+    <w:lvl w:ilvl="3" w:tplc="04090001" w:tentative="1">
+      <w:start w:val="1"/>
+      <w:numFmt w:val="bullet"/>
+      <w:lvlText w:val=""/>
+      <w:lvlJc w:val="left"/>
+      <w:pPr>
+        <w:ind w:left="3600" w:hanging="360"/>
+      </w:pPr>
+      <w:rPr>
+        <w:rFonts w:ascii="Symbol" w:hAnsi="Symbol" w:hint="default"/>
+      </w:rPr>
+    </w:lvl>
+    <w:lvl w:ilvl="4" w:tplc="04090003" w:tentative="1">
+      <w:start w:val="1"/>
+      <w:numFmt w:val="bullet"/>
+      <w:lvlText w:val="o"/>
+      <w:lvlJc w:val="left"/>
+      <w:pPr>
+        <w:ind w:left="4320" w:hanging="360"/>
+      </w:pPr>
+      <w:rPr>
+        <w:rFonts w:ascii="Courier New" w:hAnsi="Courier New" w:cs="Courier New" w:hint="default"/>
+      </w:rPr>
+    </w:lvl>
+    <w:lvl w:ilvl="5" w:tplc="04090005" w:tentative="1">
+      <w:start w:val="1"/>
+      <w:numFmt w:val="bullet"/>
+      <w:lvlText w:val=""/>
+      <w:lvlJc w:val="left"/>
+      <w:pPr>
+        <w:ind w:left="5040" w:hanging="360"/>
+      </w:pPr>
+      <w:rPr>
+        <w:rFonts w:ascii="Wingdings" w:hAnsi="Wingdings" w:hint="default"/>
+      </w:rPr>
+    </w:lvl>
+    <w:lvl w:ilvl="6" w:tplc="04090001" w:tentative="1">
+      <w:start w:val="1"/>
+      <w:numFmt w:val="bullet"/>
+      <w:lvlText w:val=""/>
+      <w:lvlJc w:val="left"/>
+      <w:pPr>
+        <w:ind w:left="5760" w:hanging="360"/>
+      </w:pPr>
+      <w:rPr>
+        <w:rFonts w:ascii="Symbol" w:hAnsi="Symbol" w:hint="default"/>
+      </w:rPr>
+    </w:lvl>
+    <w:lvl w:ilvl="7" w:tplc="04090003" w:tentative="1">
+      <w:start w:val="1"/>
+      <w:numFmt w:val="bullet"/>
+      <w:lvlText w:val="o"/>
+      <w:lvlJc w:val="left"/>
+      <w:pPr>
+        <w:ind w:left="6480" w:hanging="360"/>
+      </w:pPr>
+      <w:rPr>
+        <w:rFonts w:ascii="Courier New" w:hAnsi="Courier New" w:cs="Courier New" w:hint="default"/>
+      </w:rPr>
+    </w:lvl>
+    <w:lvl w:ilvl="8" w:tplc="04090005" w:tentative="1">
+      <w:start w:val="1"/>
+      <w:numFmt w:val="bullet"/>
+      <w:lvlText w:val=""/>
+      <w:lvlJc w:val="left"/>
+      <w:pPr>
+        <w:ind w:left="7200" w:hanging="360"/>
+      </w:pPr>
+      <w:rPr>
+        <w:rFonts w:ascii="Wingdings" w:hAnsi="Wingdings" w:hint="default"/>
+      </w:rPr>
+    </w:lvl>
+  </w:abstractNum>
+  <w:abstractNum w:abstractNumId="6" w15:restartNumberingAfterBreak="0">
     <w:nsid w:val="238D1658"/>
     <w:multiLevelType w:val="multilevel"/>
     <w:tmpl w:val="2CF86EC6"/>
@@ -19218,7 +23906,7 @@
       </w:rPr>
     </w:lvl>
   </w:abstractNum>
-  <w:abstractNum w:abstractNumId="6" w15:restartNumberingAfterBreak="0">
+  <w:abstractNum w:abstractNumId="7" w15:restartNumberingAfterBreak="0">
     <w:nsid w:val="23AC34FD"/>
     <w:multiLevelType w:val="multilevel"/>
     <w:tmpl w:val="FF8AE244"/>
@@ -19304,7 +23992,7 @@
       </w:pPr>
     </w:lvl>
   </w:abstractNum>
-  <w:abstractNum w:abstractNumId="7" w15:restartNumberingAfterBreak="0">
+  <w:abstractNum w:abstractNumId="8" w15:restartNumberingAfterBreak="0">
     <w:nsid w:val="27F77624"/>
     <w:multiLevelType w:val="multilevel"/>
     <w:tmpl w:val="194011C6"/>
@@ -19390,7 +24078,93 @@
       </w:pPr>
     </w:lvl>
   </w:abstractNum>
-  <w:abstractNum w:abstractNumId="8" w15:restartNumberingAfterBreak="0">
+  <w:abstractNum w:abstractNumId="9" w15:restartNumberingAfterBreak="0">
+    <w:nsid w:val="28324BAA"/>
+    <w:multiLevelType w:val="hybridMultilevel"/>
+    <w:tmpl w:val="20FCD288"/>
+    <w:lvl w:ilvl="0" w:tplc="0409000F">
+      <w:start w:val="1"/>
+      <w:numFmt w:val="decimal"/>
+      <w:lvlText w:val="%1."/>
+      <w:lvlJc w:val="left"/>
+      <w:pPr>
+        <w:ind w:left="1440" w:hanging="360"/>
+      </w:pPr>
+    </w:lvl>
+    <w:lvl w:ilvl="1" w:tplc="04090019" w:tentative="1">
+      <w:start w:val="1"/>
+      <w:numFmt w:val="lowerLetter"/>
+      <w:lvlText w:val="%2."/>
+      <w:lvlJc w:val="left"/>
+      <w:pPr>
+        <w:ind w:left="2160" w:hanging="360"/>
+      </w:pPr>
+    </w:lvl>
+    <w:lvl w:ilvl="2" w:tplc="0409001B" w:tentative="1">
+      <w:start w:val="1"/>
+      <w:numFmt w:val="lowerRoman"/>
+      <w:lvlText w:val="%3."/>
+      <w:lvlJc w:val="right"/>
+      <w:pPr>
+        <w:ind w:left="2880" w:hanging="180"/>
+      </w:pPr>
+    </w:lvl>
+    <w:lvl w:ilvl="3" w:tplc="0409000F" w:tentative="1">
+      <w:start w:val="1"/>
+      <w:numFmt w:val="decimal"/>
+      <w:lvlText w:val="%4."/>
+      <w:lvlJc w:val="left"/>
+      <w:pPr>
+        <w:ind w:left="3600" w:hanging="360"/>
+      </w:pPr>
+    </w:lvl>
+    <w:lvl w:ilvl="4" w:tplc="04090019" w:tentative="1">
+      <w:start w:val="1"/>
+      <w:numFmt w:val="lowerLetter"/>
+      <w:lvlText w:val="%5."/>
+      <w:lvlJc w:val="left"/>
+      <w:pPr>
+        <w:ind w:left="4320" w:hanging="360"/>
+      </w:pPr>
+    </w:lvl>
+    <w:lvl w:ilvl="5" w:tplc="0409001B" w:tentative="1">
+      <w:start w:val="1"/>
+      <w:numFmt w:val="lowerRoman"/>
+      <w:lvlText w:val="%6."/>
+      <w:lvlJc w:val="right"/>
+      <w:pPr>
+        <w:ind w:left="5040" w:hanging="180"/>
+      </w:pPr>
+    </w:lvl>
+    <w:lvl w:ilvl="6" w:tplc="0409000F" w:tentative="1">
+      <w:start w:val="1"/>
+      <w:numFmt w:val="decimal"/>
+      <w:lvlText w:val="%7."/>
+      <w:lvlJc w:val="left"/>
+      <w:pPr>
+        <w:ind w:left="5760" w:hanging="360"/>
+      </w:pPr>
+    </w:lvl>
+    <w:lvl w:ilvl="7" w:tplc="04090019" w:tentative="1">
+      <w:start w:val="1"/>
+      <w:numFmt w:val="lowerLetter"/>
+      <w:lvlText w:val="%8."/>
+      <w:lvlJc w:val="left"/>
+      <w:pPr>
+        <w:ind w:left="6480" w:hanging="360"/>
+      </w:pPr>
+    </w:lvl>
+    <w:lvl w:ilvl="8" w:tplc="0409001B" w:tentative="1">
+      <w:start w:val="1"/>
+      <w:numFmt w:val="lowerRoman"/>
+      <w:lvlText w:val="%9."/>
+      <w:lvlJc w:val="right"/>
+      <w:pPr>
+        <w:ind w:left="7200" w:hanging="180"/>
+      </w:pPr>
+    </w:lvl>
+  </w:abstractNum>
+  <w:abstractNum w:abstractNumId="10" w15:restartNumberingAfterBreak="0">
     <w:nsid w:val="30112828"/>
     <w:multiLevelType w:val="multilevel"/>
     <w:tmpl w:val="3F8408E0"/>
@@ -19479,7 +24253,7 @@
       </w:pPr>
     </w:lvl>
   </w:abstractNum>
-  <w:abstractNum w:abstractNumId="9" w15:restartNumberingAfterBreak="0">
+  <w:abstractNum w:abstractNumId="11" w15:restartNumberingAfterBreak="0">
     <w:nsid w:val="390363EE"/>
     <w:multiLevelType w:val="multilevel"/>
     <w:tmpl w:val="C480F19A"/>
@@ -19592,7 +24366,7 @@
       </w:rPr>
     </w:lvl>
   </w:abstractNum>
-  <w:abstractNum w:abstractNumId="10" w15:restartNumberingAfterBreak="0">
+  <w:abstractNum w:abstractNumId="12" w15:restartNumberingAfterBreak="0">
     <w:nsid w:val="46377244"/>
     <w:multiLevelType w:val="multilevel"/>
     <w:tmpl w:val="B038D73A"/>
@@ -19705,7 +24479,7 @@
       </w:rPr>
     </w:lvl>
   </w:abstractNum>
-  <w:abstractNum w:abstractNumId="11" w15:restartNumberingAfterBreak="0">
+  <w:abstractNum w:abstractNumId="13" w15:restartNumberingAfterBreak="0">
     <w:nsid w:val="4A903512"/>
     <w:multiLevelType w:val="hybridMultilevel"/>
     <w:tmpl w:val="406E21C0"/>
@@ -19818,7 +24592,7 @@
       </w:rPr>
     </w:lvl>
   </w:abstractNum>
-  <w:abstractNum w:abstractNumId="12" w15:restartNumberingAfterBreak="0">
+  <w:abstractNum w:abstractNumId="14" w15:restartNumberingAfterBreak="0">
     <w:nsid w:val="4AF72663"/>
     <w:multiLevelType w:val="multilevel"/>
     <w:tmpl w:val="DCD6A2F0"/>
@@ -19904,7 +24678,7 @@
       </w:pPr>
     </w:lvl>
   </w:abstractNum>
-  <w:abstractNum w:abstractNumId="13" w15:restartNumberingAfterBreak="0">
+  <w:abstractNum w:abstractNumId="15" w15:restartNumberingAfterBreak="0">
     <w:nsid w:val="5B546BB2"/>
     <w:multiLevelType w:val="multilevel"/>
     <w:tmpl w:val="C6E0FBC8"/>
@@ -19990,7 +24764,7 @@
       </w:pPr>
     </w:lvl>
   </w:abstractNum>
-  <w:abstractNum w:abstractNumId="14" w15:restartNumberingAfterBreak="0">
+  <w:abstractNum w:abstractNumId="16" w15:restartNumberingAfterBreak="0">
     <w:nsid w:val="5B8A7F31"/>
     <w:multiLevelType w:val="multilevel"/>
     <w:tmpl w:val="A93E3BE4"/>
@@ -20076,7 +24850,7 @@
       </w:pPr>
     </w:lvl>
   </w:abstractNum>
-  <w:abstractNum w:abstractNumId="15" w15:restartNumberingAfterBreak="0">
+  <w:abstractNum w:abstractNumId="17" w15:restartNumberingAfterBreak="0">
     <w:nsid w:val="6058688A"/>
     <w:multiLevelType w:val="multilevel"/>
     <w:tmpl w:val="9DF64CFA"/>
@@ -20162,7 +24936,7 @@
       </w:pPr>
     </w:lvl>
   </w:abstractNum>
-  <w:abstractNum w:abstractNumId="16" w15:restartNumberingAfterBreak="0">
+  <w:abstractNum w:abstractNumId="18" w15:restartNumberingAfterBreak="0">
     <w:nsid w:val="609F7FBC"/>
     <w:multiLevelType w:val="hybridMultilevel"/>
     <w:tmpl w:val="45505E2E"/>
@@ -20275,7 +25049,7 @@
       </w:rPr>
     </w:lvl>
   </w:abstractNum>
-  <w:abstractNum w:abstractNumId="17" w15:restartNumberingAfterBreak="0">
+  <w:abstractNum w:abstractNumId="19" w15:restartNumberingAfterBreak="0">
     <w:nsid w:val="61471933"/>
     <w:multiLevelType w:val="hybridMultilevel"/>
     <w:tmpl w:val="D28A6DAE"/>
@@ -20388,7 +25162,7 @@
       </w:rPr>
     </w:lvl>
   </w:abstractNum>
-  <w:abstractNum w:abstractNumId="18" w15:restartNumberingAfterBreak="0">
+  <w:abstractNum w:abstractNumId="20" w15:restartNumberingAfterBreak="0">
     <w:nsid w:val="66034E07"/>
     <w:multiLevelType w:val="hybridMultilevel"/>
     <w:tmpl w:val="F5B00086"/>
@@ -20477,7 +25251,7 @@
       </w:pPr>
     </w:lvl>
   </w:abstractNum>
-  <w:abstractNum w:abstractNumId="19" w15:restartNumberingAfterBreak="0">
+  <w:abstractNum w:abstractNumId="21" w15:restartNumberingAfterBreak="0">
     <w:nsid w:val="69565AA0"/>
     <w:multiLevelType w:val="multilevel"/>
     <w:tmpl w:val="0F6C1A5C"/>
@@ -20563,7 +25337,7 @@
       </w:pPr>
     </w:lvl>
   </w:abstractNum>
-  <w:abstractNum w:abstractNumId="20" w15:restartNumberingAfterBreak="0">
+  <w:abstractNum w:abstractNumId="22" w15:restartNumberingAfterBreak="0">
     <w:nsid w:val="6A300EC7"/>
     <w:multiLevelType w:val="multilevel"/>
     <w:tmpl w:val="C6E0FBC8"/>
@@ -20649,7 +25423,7 @@
       </w:pPr>
     </w:lvl>
   </w:abstractNum>
-  <w:abstractNum w:abstractNumId="21" w15:restartNumberingAfterBreak="0">
+  <w:abstractNum w:abstractNumId="23" w15:restartNumberingAfterBreak="0">
     <w:nsid w:val="6A645E5D"/>
     <w:multiLevelType w:val="multilevel"/>
     <w:tmpl w:val="BCB270F6"/>
@@ -20762,7 +25536,7 @@
       </w:rPr>
     </w:lvl>
   </w:abstractNum>
-  <w:abstractNum w:abstractNumId="22" w15:restartNumberingAfterBreak="0">
+  <w:abstractNum w:abstractNumId="24" w15:restartNumberingAfterBreak="0">
     <w:nsid w:val="6F9C0C12"/>
     <w:multiLevelType w:val="multilevel"/>
     <w:tmpl w:val="732E1C3C"/>
@@ -20848,7 +25622,7 @@
       </w:pPr>
     </w:lvl>
   </w:abstractNum>
-  <w:abstractNum w:abstractNumId="23" w15:restartNumberingAfterBreak="0">
+  <w:abstractNum w:abstractNumId="25" w15:restartNumberingAfterBreak="0">
     <w:nsid w:val="70827C3D"/>
     <w:multiLevelType w:val="multilevel"/>
     <w:tmpl w:val="E6B43CAC"/>
@@ -20934,7 +25708,7 @@
       </w:pPr>
     </w:lvl>
   </w:abstractNum>
-  <w:abstractNum w:abstractNumId="24" w15:restartNumberingAfterBreak="0">
+  <w:abstractNum w:abstractNumId="26" w15:restartNumberingAfterBreak="0">
     <w:nsid w:val="77845A4D"/>
     <w:multiLevelType w:val="multilevel"/>
     <w:tmpl w:val="37D8E5F8"/>
@@ -21048,28 +25822,28 @@
     </w:lvl>
   </w:abstractNum>
   <w:num w:numId="1" w16cid:durableId="561336134">
-    <w:abstractNumId w:val="24"/>
+    <w:abstractNumId w:val="26"/>
   </w:num>
   <w:num w:numId="2" w16cid:durableId="49041992">
-    <w:abstractNumId w:val="13"/>
+    <w:abstractNumId w:val="15"/>
   </w:num>
   <w:num w:numId="3" w16cid:durableId="696467752">
     <w:abstractNumId w:val="4"/>
   </w:num>
   <w:num w:numId="4" w16cid:durableId="1672949433">
-    <w:abstractNumId w:val="15"/>
+    <w:abstractNumId w:val="17"/>
   </w:num>
   <w:num w:numId="5" w16cid:durableId="13968377">
-    <w:abstractNumId w:val="6"/>
+    <w:abstractNumId w:val="7"/>
   </w:num>
   <w:num w:numId="6" w16cid:durableId="1731341893">
-    <w:abstractNumId w:val="9"/>
+    <w:abstractNumId w:val="11"/>
   </w:num>
   <w:num w:numId="7" w16cid:durableId="493113196">
-    <w:abstractNumId w:val="7"/>
+    <w:abstractNumId w:val="8"/>
   </w:num>
   <w:num w:numId="8" w16cid:durableId="1954435038">
-    <w:abstractNumId w:val="23"/>
+    <w:abstractNumId w:val="25"/>
   </w:num>
   <w:num w:numId="9" w16cid:durableId="599721879">
     <w:abstractNumId w:val="3"/>
@@ -21078,52 +25852,58 @@
     <w:abstractNumId w:val="1"/>
   </w:num>
   <w:num w:numId="11" w16cid:durableId="1525055458">
-    <w:abstractNumId w:val="8"/>
+    <w:abstractNumId w:val="10"/>
   </w:num>
   <w:num w:numId="12" w16cid:durableId="311257918">
-    <w:abstractNumId w:val="22"/>
+    <w:abstractNumId w:val="24"/>
   </w:num>
   <w:num w:numId="13" w16cid:durableId="1734351860">
-    <w:abstractNumId w:val="19"/>
+    <w:abstractNumId w:val="21"/>
   </w:num>
   <w:num w:numId="14" w16cid:durableId="14117052">
-    <w:abstractNumId w:val="12"/>
+    <w:abstractNumId w:val="14"/>
   </w:num>
   <w:num w:numId="15" w16cid:durableId="829754962">
-    <w:abstractNumId w:val="21"/>
+    <w:abstractNumId w:val="23"/>
   </w:num>
   <w:num w:numId="16" w16cid:durableId="162552718">
     <w:abstractNumId w:val="2"/>
   </w:num>
   <w:num w:numId="17" w16cid:durableId="985940334">
-    <w:abstractNumId w:val="14"/>
+    <w:abstractNumId w:val="16"/>
   </w:num>
   <w:num w:numId="18" w16cid:durableId="804542834">
+    <w:abstractNumId w:val="12"/>
+  </w:num>
+  <w:num w:numId="19" w16cid:durableId="184756338">
+    <w:abstractNumId w:val="22"/>
+  </w:num>
+  <w:num w:numId="20" w16cid:durableId="928201573">
+    <w:abstractNumId w:val="18"/>
+  </w:num>
+  <w:num w:numId="21" w16cid:durableId="1411345936">
+    <w:abstractNumId w:val="6"/>
+  </w:num>
+  <w:num w:numId="22" w16cid:durableId="333728735">
+    <w:abstractNumId w:val="20"/>
+  </w:num>
+  <w:num w:numId="23" w16cid:durableId="196167270">
     <w:abstractNumId w:val="10"/>
   </w:num>
-  <w:num w:numId="19" w16cid:durableId="184756338">
-    <w:abstractNumId w:val="20"/>
-  </w:num>
-  <w:num w:numId="20" w16cid:durableId="928201573">
-    <w:abstractNumId w:val="16"/>
-  </w:num>
-  <w:num w:numId="21" w16cid:durableId="1411345936">
-    <w:abstractNumId w:val="5"/>
-  </w:num>
-  <w:num w:numId="22" w16cid:durableId="333728735">
-    <w:abstractNumId w:val="18"/>
-  </w:num>
-  <w:num w:numId="23" w16cid:durableId="196167270">
-    <w:abstractNumId w:val="8"/>
-  </w:num>
   <w:num w:numId="24" w16cid:durableId="1531187095">
-    <w:abstractNumId w:val="11"/>
+    <w:abstractNumId w:val="13"/>
   </w:num>
   <w:num w:numId="25" w16cid:durableId="1230844384">
     <w:abstractNumId w:val="0"/>
   </w:num>
   <w:num w:numId="26" w16cid:durableId="1613315358">
-    <w:abstractNumId w:val="17"/>
+    <w:abstractNumId w:val="19"/>
+  </w:num>
+  <w:num w:numId="27" w16cid:durableId="1573081167">
+    <w:abstractNumId w:val="9"/>
+  </w:num>
+  <w:num w:numId="28" w16cid:durableId="591550153">
+    <w:abstractNumId w:val="5"/>
   </w:num>
 </w:numbering>
 </file>

--- a/Diploma.docx
+++ b/Diploma.docx
@@ -4758,7 +4758,15 @@
         </w:numPr>
       </w:pPr>
       <w:r>
-        <w:t>виртуальных ассистентах (Алиса, ChatGPT и т.д.) для того чтобы сделать общение с человеком более живым и естественным - формировать ответы с учетом текущего эмоционального состояния человека;</w:t>
+        <w:t xml:space="preserve">виртуальных ассистентах (Алиса, ChatGPT и т.д.) для </w:t>
+      </w:r>
+      <w:proofErr w:type="gramStart"/>
+      <w:r>
+        <w:t>того</w:t>
+      </w:r>
+      <w:proofErr w:type="gramEnd"/>
+      <w:r>
+        <w:t xml:space="preserve"> чтобы сделать общение с человеком более живым и естественным - формировать ответы с учетом текущего эмоционального состояния человека;</w:t>
       </w:r>
     </w:p>
     <w:p>
@@ -5155,7 +5163,21 @@
         <w:rPr>
           <w:lang w:val="ru-RU"/>
         </w:rPr>
-        <w:t xml:space="preserve">активации видео модели только при необходимости, что  открывает перспективы для масштабирования </w:t>
+        <w:t xml:space="preserve">активации видео модели только при необходимости, </w:t>
+      </w:r>
+      <w:proofErr w:type="gramStart"/>
+      <w:r>
+        <w:rPr>
+          <w:lang w:val="ru-RU"/>
+        </w:rPr>
+        <w:t>что  открывает</w:t>
+      </w:r>
+      <w:proofErr w:type="gramEnd"/>
+      <w:r>
+        <w:rPr>
+          <w:lang w:val="ru-RU"/>
+        </w:rPr>
+        <w:t xml:space="preserve"> перспективы для масштабирования </w:t>
       </w:r>
       <w:r>
         <w:rPr>
@@ -19594,14 +19616,12 @@
         </w:rPr>
         <w:t xml:space="preserve">лая </w:t>
       </w:r>
-      <w:proofErr w:type="spellStart"/>
-      <w:r>
-        <w:rPr>
-          <w:lang w:val="ru-RU"/>
-        </w:rPr>
-        <w:t>видеоветвь</w:t>
-      </w:r>
-      <w:proofErr w:type="spellEnd"/>
+      <w:r>
+        <w:rPr>
+          <w:lang w:val="ru-RU"/>
+        </w:rPr>
+        <w:t>видео модель</w:t>
+      </w:r>
       <w:r>
         <w:rPr>
           <w:lang w:val="ru-RU"/>
@@ -19850,14 +19870,18 @@
           <w:lang w:val="ru-RU"/>
         </w:rPr>
       </w:pPr>
-      <w:proofErr w:type="spellStart"/>
-      <w:r>
-        <w:rPr>
-          <w:lang w:val="ru-RU"/>
-        </w:rPr>
-        <w:t>Видеоветвь</w:t>
-      </w:r>
-      <w:proofErr w:type="spellEnd"/>
+      <w:r>
+        <w:rPr>
+          <w:lang w:val="ru-RU"/>
+        </w:rPr>
+        <w:t>Видео</w:t>
+      </w:r>
+      <w:r>
+        <w:rPr>
+          <w:lang w:val="ru-RU"/>
+        </w:rPr>
+        <w:t xml:space="preserve"> модель</w:t>
+      </w:r>
       <w:r>
         <w:rPr>
           <w:lang w:val="ru-RU"/>
@@ -19919,14 +19943,12 @@
         </w:rPr>
         <w:t xml:space="preserve">. В противном случае запускается </w:t>
       </w:r>
-      <w:proofErr w:type="spellStart"/>
-      <w:r>
-        <w:rPr>
-          <w:lang w:val="ru-RU"/>
-        </w:rPr>
-        <w:t>видеоветвь</w:t>
-      </w:r>
-      <w:proofErr w:type="spellEnd"/>
+      <w:r>
+        <w:rPr>
+          <w:lang w:val="ru-RU"/>
+        </w:rPr>
+        <w:t>видео модель</w:t>
+      </w:r>
       <w:r>
         <w:rPr>
           <w:lang w:val="ru-RU"/>
@@ -20951,7 +20973,35 @@
         <w:t>л</w:t>
       </w:r>
       <w:r>
-        <w:t>линга (MaxPool2d) с окном 2×2. Количество каналов последовательно увеличивается: 16 → 32 → 64. После третьего блока размерность признакового тензора составляет 64 × 8 × 16 (каналы × время × частота). Тензор выпрямляется (</w:t>
+        <w:t xml:space="preserve">линга (MaxPool2d) с окном 2×2. Количество каналов последовательно увеличивается: </w:t>
+      </w:r>
+      <w:proofErr w:type="gramStart"/>
+      <w:r>
+        <w:t xml:space="preserve">16 </w:t>
+      </w:r>
+      <w:r>
+        <w:t xml:space="preserve"> -</w:t>
+      </w:r>
+      <w:proofErr w:type="gramEnd"/>
+      <w:r>
+        <w:t xml:space="preserve"> </w:t>
+      </w:r>
+      <w:r>
+        <w:t xml:space="preserve"> </w:t>
+      </w:r>
+      <w:proofErr w:type="gramStart"/>
+      <w:r>
+        <w:t xml:space="preserve">32 </w:t>
+      </w:r>
+      <w:r>
+        <w:t xml:space="preserve"> -</w:t>
+      </w:r>
+      <w:proofErr w:type="gramEnd"/>
+      <w:r>
+        <w:t xml:space="preserve"> </w:t>
+      </w:r>
+      <w:r>
+        <w:t xml:space="preserve"> 64. После третьего блока размерность признакового тензора составляет 64 × 8 × 16 (каналы × время × частота). Тензор выпрямляется (</w:t>
       </w:r>
       <w:proofErr w:type="spellStart"/>
       <w:r>
@@ -21374,6 +21424,7 @@
         </w:rPr>
         <w:t xml:space="preserve">) формирует вектор фиксированной длины. Голова представляет собой двухслойный многослойный перцептрон: </w:t>
       </w:r>
+      <w:proofErr w:type="gramStart"/>
       <w:r>
         <w:rPr>
           <w:lang w:val="en-US"/>
@@ -21384,9 +21435,55 @@
         <w:rPr>
           <w:lang w:val="ru-RU"/>
         </w:rPr>
-        <w:t xml:space="preserve">(768→256) → </w:t>
-      </w:r>
-      <w:proofErr w:type="spellStart"/>
+        <w:t>(</w:t>
+      </w:r>
+      <w:proofErr w:type="gramEnd"/>
+      <w:r>
+        <w:rPr>
+          <w:lang w:val="ru-RU"/>
+        </w:rPr>
+        <w:t>768</w:t>
+      </w:r>
+      <w:r>
+        <w:rPr>
+          <w:lang w:val="ru-RU"/>
+        </w:rPr>
+        <w:t xml:space="preserve"> - </w:t>
+      </w:r>
+      <w:r>
+        <w:rPr>
+          <w:lang w:val="ru-RU"/>
+        </w:rPr>
+        <w:t>256</w:t>
+      </w:r>
+      <w:proofErr w:type="gramStart"/>
+      <w:r>
+        <w:rPr>
+          <w:lang w:val="ru-RU"/>
+        </w:rPr>
+        <w:t xml:space="preserve">) </w:t>
+      </w:r>
+      <w:r>
+        <w:rPr>
+          <w:lang w:val="ru-RU"/>
+        </w:rPr>
+        <w:t xml:space="preserve"> -</w:t>
+      </w:r>
+      <w:proofErr w:type="gramEnd"/>
+      <w:r>
+        <w:rPr>
+          <w:lang w:val="ru-RU"/>
+        </w:rPr>
+        <w:t xml:space="preserve"> </w:t>
+      </w:r>
+      <w:r>
+        <w:rPr>
+          <w:lang w:val="ru-RU"/>
+        </w:rPr>
+        <w:t xml:space="preserve"> </w:t>
+      </w:r>
+      <w:proofErr w:type="spellStart"/>
+      <w:proofErr w:type="gramStart"/>
       <w:r>
         <w:rPr>
           <w:lang w:val="en-US"/>
@@ -21398,8 +21495,28 @@
         <w:rPr>
           <w:lang w:val="ru-RU"/>
         </w:rPr>
-        <w:t xml:space="preserve"> → </w:t>
-      </w:r>
+        <w:t xml:space="preserve"> </w:t>
+      </w:r>
+      <w:r>
+        <w:rPr>
+          <w:lang w:val="ru-RU"/>
+        </w:rPr>
+        <w:t xml:space="preserve"> -</w:t>
+      </w:r>
+      <w:proofErr w:type="gramEnd"/>
+      <w:r>
+        <w:rPr>
+          <w:lang w:val="ru-RU"/>
+        </w:rPr>
+        <w:t xml:space="preserve"> </w:t>
+      </w:r>
+      <w:r>
+        <w:rPr>
+          <w:lang w:val="ru-RU"/>
+        </w:rPr>
+        <w:t xml:space="preserve"> </w:t>
+      </w:r>
+      <w:proofErr w:type="gramStart"/>
       <w:r>
         <w:rPr>
           <w:lang w:val="en-US"/>
@@ -21410,8 +21527,42 @@
         <w:rPr>
           <w:lang w:val="ru-RU"/>
         </w:rPr>
-        <w:t xml:space="preserve">(0,3) → </w:t>
-      </w:r>
+        <w:t>(</w:t>
+      </w:r>
+      <w:proofErr w:type="gramEnd"/>
+      <w:r>
+        <w:rPr>
+          <w:lang w:val="ru-RU"/>
+        </w:rPr>
+        <w:t>0,3</w:t>
+      </w:r>
+      <w:proofErr w:type="gramStart"/>
+      <w:r>
+        <w:rPr>
+          <w:lang w:val="ru-RU"/>
+        </w:rPr>
+        <w:t xml:space="preserve">) </w:t>
+      </w:r>
+      <w:r>
+        <w:rPr>
+          <w:lang w:val="ru-RU"/>
+        </w:rPr>
+        <w:t xml:space="preserve"> -</w:t>
+      </w:r>
+      <w:proofErr w:type="gramEnd"/>
+      <w:r>
+        <w:rPr>
+          <w:lang w:val="ru-RU"/>
+        </w:rPr>
+        <w:t xml:space="preserve"> </w:t>
+      </w:r>
+      <w:r>
+        <w:rPr>
+          <w:lang w:val="ru-RU"/>
+        </w:rPr>
+        <w:t xml:space="preserve"> </w:t>
+      </w:r>
+      <w:proofErr w:type="gramStart"/>
       <w:r>
         <w:rPr>
           <w:lang w:val="en-US"/>
@@ -21422,7 +21573,26 @@
         <w:rPr>
           <w:lang w:val="ru-RU"/>
         </w:rPr>
-        <w:t>(256→2), содержащий 197 тыс. обучаемых параметров. Веса классов для кросс-энтропии смягчены взятием квадратного корня (</w:t>
+        <w:t>(</w:t>
+      </w:r>
+      <w:proofErr w:type="gramEnd"/>
+      <w:r>
+        <w:rPr>
+          <w:lang w:val="ru-RU"/>
+        </w:rPr>
+        <w:t>256</w:t>
+      </w:r>
+      <w:r>
+        <w:rPr>
+          <w:lang w:val="ru-RU"/>
+        </w:rPr>
+        <w:t xml:space="preserve"> - </w:t>
+      </w:r>
+      <w:r>
+        <w:rPr>
+          <w:lang w:val="ru-RU"/>
+        </w:rPr>
+        <w:t>2), содержащий 197 тыс. обучаемых параметров. Веса классов для кросс-энтропии смягчены взятием квадратного корня (</w:t>
       </w:r>
       <w:r>
         <w:rPr>
@@ -21632,6 +21802,150 @@
         <w:rPr>
           <w:lang w:val="ru-RU"/>
         </w:rPr>
+        <w:t xml:space="preserve">Можно заметить, что начальные параметры оптимизаторов, </w:t>
+      </w:r>
+      <w:proofErr w:type="spellStart"/>
+      <w:r>
+        <w:rPr>
+          <w:lang w:val="ru-RU"/>
+        </w:rPr>
+        <w:t>шедулеров</w:t>
+      </w:r>
+      <w:proofErr w:type="spellEnd"/>
+      <w:r>
+        <w:rPr>
+          <w:lang w:val="ru-RU"/>
+        </w:rPr>
+        <w:t xml:space="preserve">, </w:t>
+      </w:r>
+      <w:r>
+        <w:rPr>
+          <w:lang w:val="en-US"/>
+        </w:rPr>
+        <w:t>LR</w:t>
+      </w:r>
+      <w:r>
+        <w:rPr>
+          <w:lang w:val="ru-RU"/>
+        </w:rPr>
+        <w:t xml:space="preserve"> </w:t>
+      </w:r>
+      <w:r>
+        <w:rPr>
+          <w:lang w:val="ru-RU"/>
+        </w:rPr>
+        <w:t xml:space="preserve">и </w:t>
+      </w:r>
+      <w:r>
+        <w:rPr>
+          <w:lang w:val="en-US"/>
+        </w:rPr>
+        <w:t>weight</w:t>
+      </w:r>
+      <w:r>
+        <w:rPr>
+          <w:lang w:val="ru-RU"/>
+        </w:rPr>
+        <w:t xml:space="preserve"> </w:t>
+      </w:r>
+      <w:r>
+        <w:rPr>
+          <w:lang w:val="en-US"/>
+        </w:rPr>
+        <w:t>decay</w:t>
+      </w:r>
+      <w:r>
+        <w:rPr>
+          <w:lang w:val="ru-RU"/>
+        </w:rPr>
+        <w:t xml:space="preserve"> </w:t>
+      </w:r>
+      <w:r>
+        <w:rPr>
+          <w:lang w:val="ru-RU"/>
+        </w:rPr>
+        <w:t xml:space="preserve">отличаются у разных моделей. </w:t>
+      </w:r>
+      <w:r>
+        <w:rPr>
+          <w:lang w:val="ru-RU"/>
+        </w:rPr>
+        <w:t>Важно, так как на данном этапе мы выбираем модели для нашей итоговой архитектуры, а не строим бенчмарк качества – параметры</w:t>
+      </w:r>
+      <w:r>
+        <w:rPr>
+          <w:lang w:val="ru-RU"/>
+        </w:rPr>
+        <w:t xml:space="preserve"> (</w:t>
+      </w:r>
+      <w:r>
+        <w:rPr>
+          <w:lang w:val="en-US"/>
+        </w:rPr>
+        <w:t>LR</w:t>
+      </w:r>
+      <w:r>
+        <w:rPr>
+          <w:lang w:val="ru-RU"/>
+        </w:rPr>
+        <w:t xml:space="preserve">, </w:t>
+      </w:r>
+      <w:r>
+        <w:rPr>
+          <w:lang w:val="en-US"/>
+        </w:rPr>
+        <w:t>WD</w:t>
+      </w:r>
+      <w:r>
+        <w:rPr>
+          <w:lang w:val="ru-RU"/>
+        </w:rPr>
+        <w:t>)</w:t>
+      </w:r>
+      <w:r>
+        <w:rPr>
+          <w:lang w:val="ru-RU"/>
+        </w:rPr>
+        <w:t xml:space="preserve"> и используемые планировщики / оптимизаторы </w:t>
+      </w:r>
+      <w:r>
+        <w:rPr>
+          <w:lang w:val="ru-RU"/>
+        </w:rPr>
+        <w:lastRenderedPageBreak/>
+        <w:t xml:space="preserve">подбирались вручную. Это было необходимо для получения наилучшего качества каждого подхода и использования самых лучших подходов в итоговой архитектуре. </w:t>
+      </w:r>
+      <w:r>
+        <w:rPr>
+          <w:lang w:val="ru-RU"/>
+        </w:rPr>
+        <w:t xml:space="preserve">То есть для каждой модели проводились эксперименты с замером качества на разных </w:t>
+      </w:r>
+      <w:proofErr w:type="spellStart"/>
+      <w:r>
+        <w:rPr>
+          <w:lang w:val="ru-RU"/>
+        </w:rPr>
+        <w:t>гиперпараметрах</w:t>
+      </w:r>
+      <w:proofErr w:type="spellEnd"/>
+      <w:r>
+        <w:rPr>
+          <w:lang w:val="ru-RU"/>
+        </w:rPr>
+        <w:t xml:space="preserve"> и в данном разделе представлены итоговые наилучшие конфигурации.</w:t>
+      </w:r>
+    </w:p>
+    <w:p>
+      <w:pPr>
+        <w:rPr>
+          <w:lang w:val="ru-RU"/>
+        </w:rPr>
+      </w:pPr>
+      <w:r>
+        <w:rPr>
+          <w:lang w:val="ru-RU"/>
+        </w:rPr>
         <w:t xml:space="preserve">Все модели оцениваются на </w:t>
       </w:r>
       <w:proofErr w:type="spellStart"/>
@@ -21706,14 +22020,7 @@
         <w:rPr>
           <w:lang w:val="ru-RU"/>
         </w:rPr>
-        <w:t xml:space="preserve"> по каждому классу, а также среднее время инференса на файл (в миллисекундах) и </w:t>
-      </w:r>
-      <w:r>
-        <w:rPr>
-          <w:lang w:val="ru-RU"/>
-        </w:rPr>
-        <w:lastRenderedPageBreak/>
-        <w:t xml:space="preserve">размер модели/пайплайна (в мегабайтах). Инференс измеряется на устройстве </w:t>
+        <w:t xml:space="preserve"> по каждому классу, а также среднее время инференса на файл (в миллисекундах) и размер модели/пайплайна (в мегабайтах). Инференс измеряется на устройстве </w:t>
       </w:r>
       <w:r>
         <w:rPr>
@@ -22982,6 +23289,7 @@
         <w:rPr>
           <w:lang w:val="en-US"/>
         </w:rPr>
+        <w:lastRenderedPageBreak/>
         <w:drawing>
           <wp:inline distT="0" distB="0" distL="0" distR="0" wp14:anchorId="17C1FF71" wp14:editId="15252C7F">
             <wp:extent cx="5954311" cy="1476531"/>
@@ -23183,7 +23491,6 @@
           <w:bCs/>
           <w:lang w:val="en-US"/>
         </w:rPr>
-        <w:lastRenderedPageBreak/>
         <w:t>MelCNN</w:t>
       </w:r>
       <w:proofErr w:type="spellEnd"/>
@@ -23337,7 +23644,19 @@
         <w:rPr>
           <w:lang w:val="ru-RU"/>
         </w:rPr>
-        <w:t>4 мс на файл). Её полнота (0</w:t>
+        <w:t>4 мс на файл). Е</w:t>
+      </w:r>
+      <w:r>
+        <w:rPr>
+          <w:lang w:val="ru-RU"/>
+        </w:rPr>
+        <w:t>е</w:t>
+      </w:r>
+      <w:r>
+        <w:rPr>
+          <w:lang w:val="ru-RU"/>
+        </w:rPr>
+        <w:t xml:space="preserve"> полнота (0</w:t>
       </w:r>
       <w:r>
         <w:rPr>
@@ -23351,14 +23670,12 @@
         </w:rPr>
         <w:t xml:space="preserve">77) достаточно высока, чтобы не пропускать нейтральные фрагменты в </w:t>
       </w:r>
-      <w:proofErr w:type="spellStart"/>
-      <w:r>
-        <w:rPr>
-          <w:lang w:val="ru-RU"/>
-        </w:rPr>
-        <w:t>видеоветвь</w:t>
-      </w:r>
-      <w:proofErr w:type="spellEnd"/>
+      <w:r>
+        <w:rPr>
+          <w:lang w:val="ru-RU"/>
+        </w:rPr>
+        <w:t>видео модель</w:t>
+      </w:r>
       <w:r>
         <w:rPr>
           <w:lang w:val="ru-RU"/>
@@ -23448,14 +23765,12 @@
         </w:rPr>
         <w:t xml:space="preserve">51), что означает, что почти половина нейтральных реплик будет ошибочно направлена в </w:t>
       </w:r>
-      <w:proofErr w:type="spellStart"/>
-      <w:r>
-        <w:rPr>
-          <w:lang w:val="ru-RU"/>
-        </w:rPr>
-        <w:t>видеоветвь</w:t>
-      </w:r>
-      <w:proofErr w:type="spellEnd"/>
+      <w:r>
+        <w:rPr>
+          <w:lang w:val="ru-RU"/>
+        </w:rPr>
+        <w:t>видео модель</w:t>
+      </w:r>
       <w:r>
         <w:rPr>
           <w:lang w:val="ru-RU"/>
@@ -23595,7 +23910,19 @@
         <w:rPr>
           <w:lang w:val="ru-RU"/>
         </w:rPr>
-        <w:t>638), особенно плохо распознаёт нейтральный класс (</w:t>
+        <w:t>638), особенно плохо распозна</w:t>
+      </w:r>
+      <w:r>
+        <w:rPr>
+          <w:lang w:val="ru-RU"/>
+        </w:rPr>
+        <w:t>е</w:t>
+      </w:r>
+      <w:r>
+        <w:rPr>
+          <w:lang w:val="ru-RU"/>
+        </w:rPr>
+        <w:t>т нейтральный класс (</w:t>
       </w:r>
       <w:r>
         <w:rPr>
@@ -23619,13 +23946,34 @@
         <w:rPr>
           <w:lang w:val="ru-RU"/>
         </w:rPr>
-        <w:t>42).</w:t>
-      </w:r>
-      <w:r>
-        <w:rPr>
-          <w:lang w:val="ru-RU"/>
-        </w:rPr>
-        <w:t xml:space="preserve">Несмотря на это, модель показывает хорошую скорость инференса, а также модель небольшая по размеру, но </w:t>
+        <w:t>42</w:t>
+      </w:r>
+      <w:proofErr w:type="gramStart"/>
+      <w:r>
+        <w:rPr>
+          <w:lang w:val="ru-RU"/>
+        </w:rPr>
+        <w:t>).</w:t>
+      </w:r>
+      <w:r>
+        <w:rPr>
+          <w:lang w:val="ru-RU"/>
+        </w:rPr>
+        <w:t>Несмотря</w:t>
+      </w:r>
+      <w:proofErr w:type="gramEnd"/>
+      <w:r>
+        <w:rPr>
+          <w:lang w:val="ru-RU"/>
+        </w:rPr>
+        <w:t xml:space="preserve"> на это, модель показывает хорошую скорость инференса, а также модель небольшая по размеру, </w:t>
+      </w:r>
+      <w:r>
+        <w:rPr>
+          <w:lang w:val="ru-RU"/>
+        </w:rPr>
+        <w:lastRenderedPageBreak/>
+        <w:t xml:space="preserve">но </w:t>
       </w:r>
       <w:r>
         <w:rPr>
@@ -23694,7 +24042,19 @@
         <w:rPr>
           <w:lang w:val="ru-RU"/>
         </w:rPr>
-        <w:t xml:space="preserve">На основании проведённого сравнения для использования в качестве аудиогейта каскадной системы выбрана модель </w:t>
+        <w:t>На основании провед</w:t>
+      </w:r>
+      <w:r>
+        <w:rPr>
+          <w:lang w:val="ru-RU"/>
+        </w:rPr>
+        <w:t>е</w:t>
+      </w:r>
+      <w:r>
+        <w:rPr>
+          <w:lang w:val="ru-RU"/>
+        </w:rPr>
+        <w:t xml:space="preserve">нного сравнения для использования в качестве аудиогейта каскадной системы выбрана модель </w:t>
       </w:r>
       <w:proofErr w:type="spellStart"/>
       <w:r>
@@ -23861,7 +24221,6 @@
         <w:rPr>
           <w:lang w:val="ru-RU"/>
         </w:rPr>
-        <w:lastRenderedPageBreak/>
         <w:t>Веса обученн</w:t>
       </w:r>
       <w:r>
@@ -23901,6 +24260,7 @@
         <w:t xml:space="preserve">(вместе с </w:t>
       </w:r>
       <w:proofErr w:type="spellStart"/>
+      <w:proofErr w:type="gramStart"/>
       <w:r>
         <w:rPr>
           <w:lang w:val="ru-RU"/>
@@ -23908,6 +24268,7 @@
         <w:t>meta.json</w:t>
       </w:r>
       <w:proofErr w:type="spellEnd"/>
+      <w:proofErr w:type="gramEnd"/>
       <w:r>
         <w:rPr>
           <w:lang w:val="ru-RU"/>
@@ -24009,7 +24370,19 @@
         <w:rPr>
           <w:lang w:val="ru-RU"/>
         </w:rPr>
-        <w:t xml:space="preserve"> равномерно распределённым кадрам видеофрагмента определить одну из шести эмоций (нейтральная, радость, грусть, гнев, волнение, фрустрация) на целевом датасете </w:t>
+        <w:t xml:space="preserve"> равномерно распредел</w:t>
+      </w:r>
+      <w:r>
+        <w:rPr>
+          <w:lang w:val="ru-RU"/>
+        </w:rPr>
+        <w:t>е</w:t>
+      </w:r>
+      <w:r>
+        <w:rPr>
+          <w:lang w:val="ru-RU"/>
+        </w:rPr>
+        <w:t xml:space="preserve">нным кадрам видеофрагмента определить одну из шести эмоций (нейтральная, радость, грусть, гнев, волнение, фрустрация) на целевом датасете </w:t>
       </w:r>
       <w:r>
         <w:rPr>
@@ -24059,7 +24432,26 @@
         <w:rPr>
           <w:lang w:val="ru-RU"/>
         </w:rPr>
-        <w:t xml:space="preserve"> (8 эмоций), поскольку он содержит хорошо размеченные и синхронизированные видеозаписи с чёткими выражениями лиц. Обучение включает три этапа: 1) детекция лиц и предобработка кадров, 2) извлечение пространственных признаков с помощью замороженного бэкбона, 3) временная агрегация признаков и классификация. </w:t>
+        <w:t xml:space="preserve"> (8 эмоций), поскольку он содержит хорошо размеченные и синхронизированные видеозаписи с ч</w:t>
+      </w:r>
+      <w:r>
+        <w:rPr>
+          <w:lang w:val="ru-RU"/>
+        </w:rPr>
+        <w:t>е</w:t>
+      </w:r>
+      <w:r>
+        <w:rPr>
+          <w:lang w:val="ru-RU"/>
+        </w:rPr>
+        <w:t xml:space="preserve">ткими выражениями лиц. Обучение включает три этапа: 1) детекция лиц и предобработка кадров, 2) извлечение </w:t>
+      </w:r>
+      <w:r>
+        <w:rPr>
+          <w:lang w:val="ru-RU"/>
+        </w:rPr>
+        <w:lastRenderedPageBreak/>
+        <w:t xml:space="preserve">пространственных признаков с помощью замороженного бэкбона, 3) временная агрегация признаков и классификация. </w:t>
       </w:r>
       <w:r>
         <w:rPr>
@@ -24234,14 +24626,7 @@
         <w:rPr>
           <w:lang w:val="ru-RU"/>
         </w:rPr>
-        <w:t xml:space="preserve"> и затем хотели бы замерить качество на наборе </w:t>
-      </w:r>
-      <w:r>
-        <w:rPr>
-          <w:lang w:val="ru-RU"/>
-        </w:rPr>
-        <w:lastRenderedPageBreak/>
-        <w:t xml:space="preserve">данных </w:t>
+        <w:t xml:space="preserve"> и затем хотели бы замерить качество на наборе данных </w:t>
       </w:r>
       <w:r>
         <w:rPr>
@@ -24297,6 +24682,7 @@
         <w:t xml:space="preserve">Для каждого видеофайла из датасета RAVDESS равномерно извлекаются 16 кадров с помощью cv2.VideoCapture и </w:t>
       </w:r>
       <w:proofErr w:type="spellStart"/>
+      <w:proofErr w:type="gramStart"/>
       <w:r>
         <w:rPr>
           <w:lang w:val="ru-RU"/>
@@ -24304,6 +24690,7 @@
         <w:t>np.linspace</w:t>
       </w:r>
       <w:proofErr w:type="spellEnd"/>
+      <w:proofErr w:type="gramEnd"/>
       <w:r>
         <w:rPr>
           <w:lang w:val="ru-RU"/>
@@ -24357,9 +24744,17 @@
         <w:rPr>
           <w:lang w:val="ru-RU"/>
         </w:rPr>
-        <w:t>blaze_face_short_range.tflite</w:t>
-      </w:r>
-      <w:proofErr w:type="spellEnd"/>
+        <w:t>blaze_face_short_</w:t>
+      </w:r>
+      <w:proofErr w:type="gramStart"/>
+      <w:r>
+        <w:rPr>
+          <w:lang w:val="ru-RU"/>
+        </w:rPr>
+        <w:t>range.tflite</w:t>
+      </w:r>
+      <w:proofErr w:type="spellEnd"/>
+      <w:proofErr w:type="gramEnd"/>
       <w:r>
         <w:rPr>
           <w:lang w:val="ru-RU"/>
@@ -24421,6 +24816,7 @@
         <w:rPr>
           <w:lang w:val="ru-RU"/>
         </w:rPr>
+        <w:lastRenderedPageBreak/>
         <w:t xml:space="preserve">Детектор возвращает ограничивающую рамку лица. Для повышения </w:t>
       </w:r>
       <w:r>
@@ -24447,7 +24843,19 @@
         <w:rPr>
           <w:lang w:val="ru-RU"/>
         </w:rPr>
-        <w:t xml:space="preserve"> 10% от её ширины и высоты, затем область лица обрезается и масштабируется до фиксированного размера 224×224 пикселя (билинейная интерполяция). В случае, если лицо не обнаружено (например, при сильном повороте головы, окклюзии или экстремальном освещении), применяется </w:t>
+        <w:t xml:space="preserve"> 10% от е</w:t>
+      </w:r>
+      <w:r>
+        <w:rPr>
+          <w:lang w:val="ru-RU"/>
+        </w:rPr>
+        <w:t>е</w:t>
+      </w:r>
+      <w:r>
+        <w:rPr>
+          <w:lang w:val="ru-RU"/>
+        </w:rPr>
+        <w:t xml:space="preserve"> ширины и высоты, затем область лица обрезается и масштабируется до фиксированного размера 224×224 пикселя (билинейная интерполяция). В случае, если лицо не обнаружено (например, при сильном повороте головы, окклюзии или экстремальном освещении), применяется </w:t>
       </w:r>
       <w:proofErr w:type="spellStart"/>
       <w:r>
@@ -24481,7 +24889,6 @@
         <w:rPr>
           <w:lang w:val="ru-RU"/>
         </w:rPr>
-        <w:lastRenderedPageBreak/>
         <w:t>После обработки всех 16 кадров формируется тензор клипа размерностью (16, 3, 224, 224) с типом данных uint8. Для ускорения последующего обучения все клипы обучающей и тестовой выборок предварительно обрабатываются и кэшируются в памяти. Данная процедура выполняется один раз перед началом обучения моделей.</w:t>
       </w:r>
     </w:p>
@@ -24489,14 +24896,5347 @@
       <w:pPr>
         <w:pStyle w:val="Heading3"/>
       </w:pPr>
-      <w:proofErr w:type="spellStart"/>
       <w:r>
         <w:t>Оффлай</w:t>
       </w:r>
-      <w:proofErr w:type="spellEnd"/>
+      <w:r>
+        <w:t>н</w:t>
+      </w:r>
       <w:r>
         <w:t xml:space="preserve"> аугментация видеокадров</w:t>
       </w:r>
+    </w:p>
+    <w:p>
+      <w:pPr>
+        <w:rPr>
+          <w:lang w:val="ru-RU"/>
+        </w:rPr>
+      </w:pPr>
+      <w:r>
+        <w:rPr>
+          <w:lang w:val="ru-RU"/>
+        </w:rPr>
+        <w:t xml:space="preserve">Для повышения обобщающей способности </w:t>
+      </w:r>
+      <w:proofErr w:type="spellStart"/>
+      <w:r>
+        <w:rPr>
+          <w:lang w:val="ru-RU"/>
+        </w:rPr>
+        <w:t>видеомодели</w:t>
+      </w:r>
+      <w:proofErr w:type="spellEnd"/>
+      <w:r>
+        <w:rPr>
+          <w:lang w:val="ru-RU"/>
+        </w:rPr>
+        <w:t xml:space="preserve"> и снижения риска переобучения на ограниченном наборе дикторов RAVDESS (всего 24 акт</w:t>
+      </w:r>
+      <w:r>
+        <w:rPr>
+          <w:lang w:val="ru-RU"/>
+        </w:rPr>
+        <w:t>е</w:t>
+      </w:r>
+      <w:r>
+        <w:rPr>
+          <w:lang w:val="ru-RU"/>
+        </w:rPr>
+        <w:t>ра) применяется офлайн-аугментация с коэффициентом расширения K=3. Обучающая выборка (1200 видео, 20 акт</w:t>
+      </w:r>
+      <w:r>
+        <w:rPr>
+          <w:lang w:val="ru-RU"/>
+        </w:rPr>
+        <w:t>е</w:t>
+      </w:r>
+      <w:r>
+        <w:rPr>
+          <w:lang w:val="ru-RU"/>
+        </w:rPr>
+        <w:t xml:space="preserve">ров) дополняется тремя </w:t>
+      </w:r>
+      <w:proofErr w:type="spellStart"/>
+      <w:r>
+        <w:rPr>
+          <w:lang w:val="ru-RU"/>
+        </w:rPr>
+        <w:t>аугментированными</w:t>
+      </w:r>
+      <w:proofErr w:type="spellEnd"/>
+      <w:r>
+        <w:rPr>
+          <w:lang w:val="ru-RU"/>
+        </w:rPr>
+        <w:t xml:space="preserve"> копиями каждого клипа, в результате чего итоговый обучающий набор увеличивается в 4 раза (4800 клипов). Тестовая выборка никогда не </w:t>
+      </w:r>
+      <w:proofErr w:type="spellStart"/>
+      <w:r>
+        <w:rPr>
+          <w:lang w:val="ru-RU"/>
+        </w:rPr>
+        <w:t>аугментируется</w:t>
+      </w:r>
+      <w:proofErr w:type="spellEnd"/>
+      <w:r>
+        <w:rPr>
+          <w:lang w:val="ru-RU"/>
+        </w:rPr>
+        <w:t>. Случайное начальное число (</w:t>
+      </w:r>
+      <w:proofErr w:type="spellStart"/>
+      <w:r>
+        <w:rPr>
+          <w:lang w:val="ru-RU"/>
+        </w:rPr>
+        <w:t>seed</w:t>
+      </w:r>
+      <w:proofErr w:type="spellEnd"/>
+      <w:r>
+        <w:rPr>
+          <w:lang w:val="ru-RU"/>
+        </w:rPr>
+        <w:t>=42) фиксировано для воспроизводимости.</w:t>
+      </w:r>
+    </w:p>
+    <w:p>
+      <w:pPr>
+        <w:rPr>
+          <w:lang w:val="ru-RU"/>
+        </w:rPr>
+      </w:pPr>
+      <w:r>
+        <w:rPr>
+          <w:lang w:val="ru-RU"/>
+        </w:rPr>
+        <w:lastRenderedPageBreak/>
+        <w:t xml:space="preserve">Ключевым требованием к </w:t>
+      </w:r>
+      <w:proofErr w:type="spellStart"/>
+      <w:r>
+        <w:rPr>
+          <w:lang w:val="ru-RU"/>
+        </w:rPr>
+        <w:t>видеoаугментации</w:t>
+      </w:r>
+      <w:proofErr w:type="spellEnd"/>
+      <w:r>
+        <w:rPr>
+          <w:lang w:val="ru-RU"/>
+        </w:rPr>
+        <w:t xml:space="preserve"> является </w:t>
+      </w:r>
+      <w:proofErr w:type="spellStart"/>
+      <w:r>
+        <w:rPr>
+          <w:lang w:val="ru-RU"/>
+        </w:rPr>
+        <w:t>per-clip-consistency</w:t>
+      </w:r>
+      <w:proofErr w:type="spellEnd"/>
+      <w:r>
+        <w:rPr>
+          <w:lang w:val="ru-RU"/>
+        </w:rPr>
+        <w:t xml:space="preserve">: все 16 кадров одного клипа должны быть преобразованы с использованием одного и того же набора случайных параметров. Если бы каждый кадр </w:t>
+      </w:r>
+      <w:proofErr w:type="spellStart"/>
+      <w:r>
+        <w:rPr>
+          <w:lang w:val="ru-RU"/>
+        </w:rPr>
+        <w:t>аугментировался</w:t>
+      </w:r>
+      <w:proofErr w:type="spellEnd"/>
+      <w:r>
+        <w:rPr>
+          <w:lang w:val="ru-RU"/>
+        </w:rPr>
+        <w:t xml:space="preserve"> независимо, временная согласованность была бы нарушена: например, лицо могло бы «дрожать» или менять цвет от кадра к кадру, что дезорганизует работу темпоральных агрегаторов (</w:t>
+      </w:r>
+      <w:proofErr w:type="spellStart"/>
+      <w:r>
+        <w:rPr>
+          <w:lang w:val="ru-RU"/>
+        </w:rPr>
+        <w:t>BiGRU</w:t>
+      </w:r>
+      <w:proofErr w:type="spellEnd"/>
+      <w:r>
+        <w:rPr>
+          <w:lang w:val="ru-RU"/>
+        </w:rPr>
+        <w:t>, BiLSTM, TCN), которые ожидают плавной мимической динамики.</w:t>
+      </w:r>
+    </w:p>
+    <w:p>
+      <w:pPr>
+        <w:rPr>
+          <w:lang w:val="ru-RU"/>
+        </w:rPr>
+      </w:pPr>
+      <w:r>
+        <w:rPr>
+          <w:lang w:val="ru-RU"/>
+        </w:rPr>
+        <w:t xml:space="preserve">Аугментации реализованы с помощью библиотеки </w:t>
+      </w:r>
+      <w:proofErr w:type="gramStart"/>
+      <w:r>
+        <w:rPr>
+          <w:lang w:val="ru-RU"/>
+        </w:rPr>
+        <w:t>torchvision.transforms</w:t>
+      </w:r>
+      <w:proofErr w:type="gramEnd"/>
+      <w:r>
+        <w:rPr>
+          <w:lang w:val="ru-RU"/>
+        </w:rPr>
+        <w:t>.v2 и разделены на две стадии: геометрические/цветовые преобразования (</w:t>
+      </w:r>
+      <w:proofErr w:type="spellStart"/>
+      <w:r>
+        <w:rPr>
+          <w:lang w:val="ru-RU"/>
+        </w:rPr>
+        <w:t>clip_aug</w:t>
+      </w:r>
+      <w:proofErr w:type="spellEnd"/>
+      <w:r>
+        <w:rPr>
+          <w:lang w:val="ru-RU"/>
+        </w:rPr>
+        <w:t>), применяемые к uint8-тензору клипа после детекции лиц, и операция случайного стирания (</w:t>
+      </w:r>
+      <w:proofErr w:type="spellStart"/>
+      <w:r>
+        <w:rPr>
+          <w:lang w:val="ru-RU"/>
+        </w:rPr>
+        <w:t>clip_erase</w:t>
+      </w:r>
+      <w:proofErr w:type="spellEnd"/>
+      <w:r>
+        <w:rPr>
+          <w:lang w:val="ru-RU"/>
+        </w:rPr>
+        <w:t xml:space="preserve">), применяемая только к </w:t>
+      </w:r>
+      <w:proofErr w:type="spellStart"/>
+      <w:r>
+        <w:rPr>
+          <w:lang w:val="ru-RU"/>
+        </w:rPr>
+        <w:t>аугментированным</w:t>
+      </w:r>
+      <w:proofErr w:type="spellEnd"/>
+      <w:r>
+        <w:rPr>
+          <w:lang w:val="ru-RU"/>
+        </w:rPr>
+        <w:t xml:space="preserve"> копиям на этапе нормализованного </w:t>
+      </w:r>
+      <w:proofErr w:type="spellStart"/>
+      <w:r>
+        <w:rPr>
+          <w:lang w:val="ru-RU"/>
+        </w:rPr>
+        <w:t>float</w:t>
+      </w:r>
+      <w:proofErr w:type="spellEnd"/>
+      <w:r>
+        <w:rPr>
+          <w:lang w:val="ru-RU"/>
+        </w:rPr>
+        <w:t>-тензора.</w:t>
+      </w:r>
+    </w:p>
+    <w:p>
+      <w:pPr>
+        <w:rPr>
+          <w:lang w:val="ru-RU"/>
+        </w:rPr>
+      </w:pPr>
+      <w:r>
+        <w:rPr>
+          <w:b/>
+          <w:bCs/>
+          <w:lang w:val="ru-RU"/>
+        </w:rPr>
+        <w:t>Стадия 1</w:t>
+      </w:r>
+      <w:r>
+        <w:rPr>
+          <w:lang w:val="ru-RU"/>
+        </w:rPr>
+        <w:t xml:space="preserve"> – </w:t>
+      </w:r>
+      <w:proofErr w:type="spellStart"/>
+      <w:r>
+        <w:rPr>
+          <w:lang w:val="ru-RU"/>
+        </w:rPr>
+        <w:t>clip_aug</w:t>
+      </w:r>
+      <w:proofErr w:type="spellEnd"/>
+      <w:r>
+        <w:rPr>
+          <w:lang w:val="ru-RU"/>
+        </w:rPr>
+        <w:t xml:space="preserve"> (геометрия и цвет). Преобразования применяются ко всем 16 кадрам клипа одновременно, с едиными параметрами для всего клипа. Состав и параметры приведены в </w:t>
+      </w:r>
+      <w:r>
+        <w:rPr>
+          <w:lang w:val="ru-RU"/>
+        </w:rPr>
+        <w:t>Т</w:t>
+      </w:r>
+      <w:r>
+        <w:rPr>
+          <w:lang w:val="ru-RU"/>
+        </w:rPr>
+        <w:t xml:space="preserve">аблице </w:t>
+      </w:r>
+      <w:r>
+        <w:rPr>
+          <w:lang w:val="ru-RU"/>
+        </w:rPr>
+        <w:t>2</w:t>
+      </w:r>
+      <w:r>
+        <w:rPr>
+          <w:lang w:val="ru-RU"/>
+        </w:rPr>
+        <w:t>.</w:t>
+      </w:r>
+    </w:p>
+    <w:p>
+      <w:pPr>
+        <w:rPr>
+          <w:lang w:val="ru-RU"/>
+        </w:rPr>
+      </w:pPr>
+      <w:r>
+        <w:rPr>
+          <w:b/>
+          <w:bCs/>
+          <w:lang w:val="ru-RU"/>
+        </w:rPr>
+        <w:t>Стадия 2</w:t>
+      </w:r>
+      <w:r>
+        <w:rPr>
+          <w:lang w:val="ru-RU"/>
+        </w:rPr>
+        <w:t xml:space="preserve"> – </w:t>
+      </w:r>
+      <w:proofErr w:type="spellStart"/>
+      <w:r>
+        <w:rPr>
+          <w:lang w:val="ru-RU"/>
+        </w:rPr>
+        <w:t>clip_erase</w:t>
+      </w:r>
+      <w:proofErr w:type="spellEnd"/>
+      <w:r>
+        <w:rPr>
+          <w:lang w:val="ru-RU"/>
+        </w:rPr>
+        <w:t xml:space="preserve"> (</w:t>
+      </w:r>
+      <w:proofErr w:type="spellStart"/>
+      <w:r>
+        <w:rPr>
+          <w:lang w:val="ru-RU"/>
+        </w:rPr>
+        <w:t>RandomErasing</w:t>
+      </w:r>
+      <w:proofErr w:type="spellEnd"/>
+      <w:r>
+        <w:rPr>
+          <w:lang w:val="ru-RU"/>
+        </w:rPr>
+        <w:t xml:space="preserve">). Операция случайного стирания (также известная как </w:t>
+      </w:r>
+      <w:proofErr w:type="spellStart"/>
+      <w:r>
+        <w:rPr>
+          <w:lang w:val="ru-RU"/>
+        </w:rPr>
+        <w:t>cutout</w:t>
+      </w:r>
+      <w:proofErr w:type="spellEnd"/>
+      <w:r>
+        <w:rPr>
+          <w:lang w:val="ru-RU"/>
+        </w:rPr>
+        <w:t xml:space="preserve">) применяется только к </w:t>
+      </w:r>
+      <w:proofErr w:type="spellStart"/>
+      <w:r>
+        <w:rPr>
+          <w:lang w:val="ru-RU"/>
+        </w:rPr>
+        <w:t>аугментированным</w:t>
+      </w:r>
+      <w:proofErr w:type="spellEnd"/>
+      <w:r>
+        <w:rPr>
+          <w:lang w:val="ru-RU"/>
+        </w:rPr>
+        <w:t xml:space="preserve"> копиям (оригинальные клипы не подвергаются стиранию). Это сделано для того, чтобы не искажать исходные примеры, сохраняя базу для стабильного обучения. </w:t>
+      </w:r>
+      <w:proofErr w:type="spellStart"/>
+      <w:r>
+        <w:rPr>
+          <w:lang w:val="ru-RU"/>
+        </w:rPr>
+        <w:t>RandomErasing</w:t>
+      </w:r>
+      <w:proofErr w:type="spellEnd"/>
+      <w:r>
+        <w:rPr>
+          <w:lang w:val="ru-RU"/>
+        </w:rPr>
+        <w:t xml:space="preserve"> закрашивает прямоугольную область на изображении нулями (после нормализации), что вынуждает модель не полагаться на отдельные пиксели или локальные текстуры. Операция выполняется на этапе нормализованного </w:t>
+      </w:r>
+      <w:proofErr w:type="spellStart"/>
+      <w:r>
+        <w:rPr>
+          <w:lang w:val="ru-RU"/>
+        </w:rPr>
+        <w:t>float</w:t>
+      </w:r>
+      <w:proofErr w:type="spellEnd"/>
+      <w:r>
+        <w:rPr>
+          <w:lang w:val="ru-RU"/>
+        </w:rPr>
+        <w:t xml:space="preserve">-тензора (после приведения к </w:t>
+      </w:r>
+      <w:proofErr w:type="spellStart"/>
+      <w:r>
+        <w:rPr>
+          <w:lang w:val="ru-RU"/>
+        </w:rPr>
+        <w:t>Imagenet</w:t>
+      </w:r>
+      <w:proofErr w:type="spellEnd"/>
+      <w:r>
+        <w:rPr>
+          <w:lang w:val="ru-RU"/>
+        </w:rPr>
+        <w:t xml:space="preserve">-статистикам: </w:t>
+      </w:r>
+      <w:proofErr w:type="spellStart"/>
+      <w:r>
+        <w:rPr>
+          <w:lang w:val="ru-RU"/>
+        </w:rPr>
+        <w:t>mean</w:t>
+      </w:r>
+      <w:proofErr w:type="spellEnd"/>
+      <w:r>
+        <w:rPr>
+          <w:lang w:val="ru-RU"/>
+        </w:rPr>
+        <w:t xml:space="preserve"> = [0,485, 0,456, 0,406], </w:t>
+      </w:r>
+      <w:proofErr w:type="spellStart"/>
+      <w:r>
+        <w:rPr>
+          <w:lang w:val="ru-RU"/>
+        </w:rPr>
+        <w:t>std</w:t>
+      </w:r>
+      <w:proofErr w:type="spellEnd"/>
+      <w:r>
+        <w:rPr>
+          <w:lang w:val="ru-RU"/>
+        </w:rPr>
+        <w:t xml:space="preserve"> = [0,229, 0,224, 0,225]), непосредственно перед подачей в </w:t>
+      </w:r>
+      <w:proofErr w:type="spellStart"/>
+      <w:r>
+        <w:rPr>
+          <w:lang w:val="ru-RU"/>
+        </w:rPr>
+        <w:t>бэкбон</w:t>
+      </w:r>
+      <w:proofErr w:type="spellEnd"/>
+      <w:r>
+        <w:rPr>
+          <w:lang w:val="ru-RU"/>
+        </w:rPr>
+        <w:t>.</w:t>
+      </w:r>
+      <w:r>
+        <w:rPr>
+          <w:lang w:val="ru-RU"/>
+        </w:rPr>
+        <w:t xml:space="preserve"> Параметры приведены в Таблице 3.</w:t>
+      </w:r>
+    </w:p>
+    <w:p>
+      <w:pPr>
+        <w:rPr>
+          <w:lang w:val="ru-RU"/>
+        </w:rPr>
+      </w:pPr>
+      <w:r>
+        <w:rPr>
+          <w:lang w:val="ru-RU"/>
+        </w:rPr>
+        <w:lastRenderedPageBreak/>
+        <w:t xml:space="preserve">Важно отметить, что </w:t>
+      </w:r>
+      <w:proofErr w:type="spellStart"/>
+      <w:r>
+        <w:rPr>
+          <w:lang w:val="ru-RU"/>
+        </w:rPr>
+        <w:t>RandomErasing</w:t>
+      </w:r>
+      <w:proofErr w:type="spellEnd"/>
+      <w:r>
+        <w:rPr>
+          <w:lang w:val="ru-RU"/>
+        </w:rPr>
+        <w:t xml:space="preserve"> не нарушает </w:t>
+      </w:r>
+      <w:proofErr w:type="spellStart"/>
+      <w:r>
+        <w:rPr>
+          <w:lang w:val="ru-RU"/>
+        </w:rPr>
+        <w:t>per-clip-consistency</w:t>
+      </w:r>
+      <w:proofErr w:type="spellEnd"/>
+      <w:r>
+        <w:rPr>
+          <w:lang w:val="ru-RU"/>
+        </w:rPr>
+        <w:t>, поскольку применяется к каждому кадру клипа с одинаковыми параметрами (координаты и размер прямоугольника фиксированы для всего клипа). Это сохраняет пространственную когерентность: «вырезанная» область движется вместе с лицом от кадра к кадру.</w:t>
+      </w:r>
+    </w:p>
+    <w:p>
+      <w:pPr>
+        <w:rPr>
+          <w:lang w:val="ru-RU"/>
+        </w:rPr>
+      </w:pPr>
+      <w:r>
+        <w:rPr>
+          <w:lang w:val="ru-RU"/>
+        </w:rPr>
+        <w:t>После аугментации обучающая выборка расширяется до 4800 клипов, тестовая (240 видео) оста</w:t>
+      </w:r>
+      <w:r>
+        <w:rPr>
+          <w:lang w:val="ru-RU"/>
+        </w:rPr>
+        <w:t>е</w:t>
+      </w:r>
+      <w:r>
+        <w:rPr>
+          <w:lang w:val="ru-RU"/>
+        </w:rPr>
+        <w:t xml:space="preserve">тся без изменений. Все </w:t>
+      </w:r>
+      <w:proofErr w:type="spellStart"/>
+      <w:r>
+        <w:rPr>
+          <w:lang w:val="ru-RU"/>
+        </w:rPr>
+        <w:t>аугментированные</w:t>
+      </w:r>
+      <w:proofErr w:type="spellEnd"/>
+      <w:r>
+        <w:rPr>
+          <w:lang w:val="ru-RU"/>
+        </w:rPr>
+        <w:t xml:space="preserve"> копии сохраняются в памяти в виде тензоров признаков после извлечения </w:t>
+      </w:r>
+      <w:proofErr w:type="spellStart"/>
+      <w:r>
+        <w:rPr>
+          <w:lang w:val="ru-RU"/>
+        </w:rPr>
+        <w:t>бэкбоном</w:t>
+      </w:r>
+      <w:proofErr w:type="spellEnd"/>
+      <w:r>
+        <w:rPr>
+          <w:lang w:val="ru-RU"/>
+        </w:rPr>
+        <w:t>, что позволяет повторно использовать их на этапах обучения темпоральных агрегаторов без повторного прогона детекции лиц и св</w:t>
+      </w:r>
+      <w:r>
+        <w:rPr>
+          <w:lang w:val="ru-RU"/>
+        </w:rPr>
+        <w:t>е</w:t>
+      </w:r>
+      <w:r>
+        <w:rPr>
+          <w:lang w:val="ru-RU"/>
+        </w:rPr>
+        <w:t xml:space="preserve">рточных </w:t>
+      </w:r>
+      <w:proofErr w:type="spellStart"/>
+      <w:r>
+        <w:rPr>
+          <w:lang w:val="ru-RU"/>
+        </w:rPr>
+        <w:t>бэкбонов</w:t>
+      </w:r>
+      <w:proofErr w:type="spellEnd"/>
+      <w:r>
+        <w:rPr>
+          <w:lang w:val="ru-RU"/>
+        </w:rPr>
+        <w:t>.</w:t>
+      </w:r>
+    </w:p>
+    <w:p>
+      <w:pPr>
+        <w:pStyle w:val="Heading3"/>
+      </w:pPr>
+      <w:proofErr w:type="spellStart"/>
+      <w:r>
+        <w:t>Бэкбоны</w:t>
+      </w:r>
+      <w:proofErr w:type="spellEnd"/>
+      <w:r>
+        <w:t xml:space="preserve"> для извлечения пространственных признаков</w:t>
+      </w:r>
+    </w:p>
+    <w:p>
+      <w:pPr>
+        <w:rPr>
+          <w:lang w:val="ru-RU"/>
+        </w:rPr>
+      </w:pPr>
+      <w:r>
+        <w:rPr>
+          <w:lang w:val="ru-RU"/>
+        </w:rPr>
+        <w:t>После предобработки и аугментации каждый клип представляет собой тензор размерностью (16, 3, 224, 224) – 16 кадров, три цветовых канала, пространственное разрешение 224×224 пикселя. На следующем этапе каждый кадр независимо пропускается через св</w:t>
+      </w:r>
+      <w:r>
+        <w:rPr>
+          <w:lang w:val="ru-RU"/>
+        </w:rPr>
+        <w:t>е</w:t>
+      </w:r>
+      <w:r>
+        <w:rPr>
+          <w:lang w:val="ru-RU"/>
+        </w:rPr>
+        <w:t>рточную нейронную сеть (</w:t>
+      </w:r>
+      <w:proofErr w:type="spellStart"/>
+      <w:r>
+        <w:rPr>
+          <w:lang w:val="ru-RU"/>
+        </w:rPr>
+        <w:t>бэкбон</w:t>
+      </w:r>
+      <w:proofErr w:type="spellEnd"/>
+      <w:r>
+        <w:rPr>
+          <w:lang w:val="ru-RU"/>
+        </w:rPr>
+        <w:t xml:space="preserve">), которая преобразует изображение лица в компактный вектор пространственных признаков. В настоящей работе сравниваются два бэкбона, различающихся архитектурой и характером предобучения: универсальный MobileNetV3-Small и специализированный </w:t>
+      </w:r>
+      <w:proofErr w:type="spellStart"/>
+      <w:r>
+        <w:rPr>
+          <w:lang w:val="ru-RU"/>
+        </w:rPr>
+        <w:t>EmotiEffNet</w:t>
+      </w:r>
+      <w:proofErr w:type="spellEnd"/>
+      <w:r>
+        <w:rPr>
+          <w:lang w:val="ru-RU"/>
+        </w:rPr>
+        <w:t>. Обе модели используются в замороженном режиме (без вычисления градиентов), поскольку их задача – предоставить стабильные признаки для последующей темпоральной агрегации, а не адаптироваться к конкретному датасету. Это также существенно сокращает количество обучаемых параметров и время обучения.</w:t>
+      </w:r>
+    </w:p>
+    <w:p>
+      <w:pPr>
+        <w:rPr>
+          <w:lang w:val="ru-RU"/>
+        </w:rPr>
+      </w:pPr>
+      <w:r>
+        <w:rPr>
+          <w:b/>
+          <w:bCs/>
+          <w:lang w:val="ru-RU"/>
+        </w:rPr>
+        <w:t>MobileNetV3-Small</w:t>
+      </w:r>
+      <w:r>
+        <w:rPr>
+          <w:lang w:val="ru-RU"/>
+        </w:rPr>
+        <w:t xml:space="preserve"> </w:t>
+      </w:r>
+      <w:r>
+        <w:rPr>
+          <w:lang w:val="ru-RU"/>
+        </w:rPr>
+        <w:t xml:space="preserve">– третье поколение семейства </w:t>
+      </w:r>
+      <w:proofErr w:type="spellStart"/>
+      <w:r>
+        <w:rPr>
+          <w:lang w:val="ru-RU"/>
+        </w:rPr>
+        <w:t>MobileNet</w:t>
+      </w:r>
+      <w:proofErr w:type="spellEnd"/>
+      <w:r>
+        <w:rPr>
+          <w:lang w:val="ru-RU"/>
+        </w:rPr>
+        <w:t xml:space="preserve">, оптимизированное для мобильных устройств. Архитектура основана на </w:t>
+      </w:r>
+      <w:r>
+        <w:rPr>
+          <w:lang w:val="ru-RU"/>
+        </w:rPr>
+        <w:lastRenderedPageBreak/>
+        <w:t>глубинных разделимых св</w:t>
+      </w:r>
+      <w:r>
+        <w:rPr>
+          <w:lang w:val="ru-RU"/>
+        </w:rPr>
+        <w:t>е</w:t>
+      </w:r>
+      <w:r>
+        <w:rPr>
+          <w:lang w:val="ru-RU"/>
+        </w:rPr>
+        <w:t xml:space="preserve">ртках, инвертированных линейных бутылочных слоях, а также включает модули </w:t>
+      </w:r>
+      <w:proofErr w:type="spellStart"/>
+      <w:r>
+        <w:rPr>
+          <w:lang w:val="ru-RU"/>
+        </w:rPr>
+        <w:t>squeeze-and-excitation</w:t>
+      </w:r>
+      <w:proofErr w:type="spellEnd"/>
+      <w:r>
+        <w:rPr>
+          <w:lang w:val="ru-RU"/>
+        </w:rPr>
+        <w:t xml:space="preserve"> и нелинейность </w:t>
+      </w:r>
+      <w:proofErr w:type="spellStart"/>
+      <w:r>
+        <w:rPr>
+          <w:lang w:val="ru-RU"/>
+        </w:rPr>
+        <w:t>hard-swish</w:t>
+      </w:r>
+      <w:proofErr w:type="spellEnd"/>
+      <w:r>
+        <w:rPr>
+          <w:lang w:val="ru-RU"/>
+        </w:rPr>
+        <w:t xml:space="preserve">. Модель </w:t>
+      </w:r>
+      <w:proofErr w:type="spellStart"/>
+      <w:r>
+        <w:rPr>
+          <w:lang w:val="ru-RU"/>
+        </w:rPr>
+        <w:t>предобучена</w:t>
+      </w:r>
+      <w:proofErr w:type="spellEnd"/>
+      <w:r>
+        <w:rPr>
+          <w:lang w:val="ru-RU"/>
+        </w:rPr>
+        <w:t xml:space="preserve"> на </w:t>
+      </w:r>
+      <w:proofErr w:type="spellStart"/>
+      <w:r>
+        <w:rPr>
+          <w:lang w:val="ru-RU"/>
+        </w:rPr>
+        <w:t>ImageNet</w:t>
+      </w:r>
+      <w:proofErr w:type="spellEnd"/>
+      <w:r>
+        <w:rPr>
+          <w:lang w:val="ru-RU"/>
+        </w:rPr>
+        <w:t xml:space="preserve">, что позволяет ей извлекать общие визуальные признаки (формы, текстуры, границы), но не специфичные для мимики. Из стандартной реализации </w:t>
+      </w:r>
+      <w:proofErr w:type="gramStart"/>
+      <w:r>
+        <w:rPr>
+          <w:lang w:val="ru-RU"/>
+        </w:rPr>
+        <w:t>torchvision.models</w:t>
+      </w:r>
+      <w:proofErr w:type="gramEnd"/>
+      <w:r>
+        <w:rPr>
+          <w:lang w:val="ru-RU"/>
+        </w:rPr>
+        <w:t>.mobilenet_v3_small удаляется классификационная голова, и выходным слоем становится последний слой перед классификатором, возвращающий 576-мерный вектор признаков. Размер модели составляет 3,6 МБ. Для каждого из 16 кадров клипа MobileNetV3-Small вычисляет признаковый вектор, формируя последовательность размерностью (16, 576).</w:t>
+      </w:r>
+    </w:p>
+    <w:p>
+      <w:pPr>
+        <w:rPr>
+          <w:lang w:val="ru-RU"/>
+        </w:rPr>
+      </w:pPr>
+      <w:proofErr w:type="spellStart"/>
+      <w:r>
+        <w:rPr>
+          <w:b/>
+          <w:bCs/>
+          <w:lang w:val="ru-RU"/>
+        </w:rPr>
+        <w:t>EmotiEffNet</w:t>
+      </w:r>
+      <w:proofErr w:type="spellEnd"/>
+      <w:r>
+        <w:rPr>
+          <w:lang w:val="ru-RU"/>
+        </w:rPr>
+        <w:t xml:space="preserve"> – специализированная св</w:t>
+      </w:r>
+      <w:r>
+        <w:rPr>
+          <w:lang w:val="ru-RU"/>
+        </w:rPr>
+        <w:t>е</w:t>
+      </w:r>
+      <w:r>
+        <w:rPr>
+          <w:lang w:val="ru-RU"/>
+        </w:rPr>
+        <w:t xml:space="preserve">рточная сеть на базе EfficientNet-B0, дообученная для задач распознавания выражений лица. Используется предобученная версия enet_b0_8_best_vgaf.pt из библиотеки </w:t>
+      </w:r>
+      <w:proofErr w:type="spellStart"/>
+      <w:r>
+        <w:rPr>
+          <w:lang w:val="ru-RU"/>
+        </w:rPr>
+        <w:t>emotiefflib</w:t>
+      </w:r>
+      <w:proofErr w:type="spellEnd"/>
+      <w:r>
+        <w:rPr>
+          <w:lang w:val="ru-RU"/>
+        </w:rPr>
+        <w:t xml:space="preserve">. Двухэтапная стратегия предобучения: сначала сеть обучается на датасете VGGFace2 (идентификация лиц), затем дообучается на AffectNet с фокусом на эмоциональные категории (8 классов). Благодаря этому </w:t>
+      </w:r>
+      <w:proofErr w:type="spellStart"/>
+      <w:r>
+        <w:rPr>
+          <w:lang w:val="ru-RU"/>
+        </w:rPr>
+        <w:t>EmotiEffNet</w:t>
+      </w:r>
+      <w:proofErr w:type="spellEnd"/>
+      <w:r>
+        <w:rPr>
+          <w:lang w:val="ru-RU"/>
+        </w:rPr>
+        <w:t xml:space="preserve"> изначально кодирует такие тонкие мимические признаки, как положение бровей, уголков губ, морщины, что критически важно для распознавания эмоций. Модель принимает на вход изображения 224×224 и выда</w:t>
+      </w:r>
+      <w:r>
+        <w:rPr>
+          <w:lang w:val="ru-RU"/>
+        </w:rPr>
+        <w:t>е</w:t>
+      </w:r>
+      <w:r>
+        <w:rPr>
+          <w:lang w:val="ru-RU"/>
+        </w:rPr>
+        <w:t>т 1280-мерный признаковый вектор. Размер модели – 15,4 МБ. Для каждого клипа формируется последовательность (16, 1280).</w:t>
+      </w:r>
+    </w:p>
+    <w:p>
+      <w:pPr>
+        <w:rPr>
+          <w:lang w:val="ru-RU"/>
+        </w:rPr>
+      </w:pPr>
+      <w:r>
+        <w:rPr>
+          <w:b/>
+          <w:bCs/>
+          <w:lang w:val="ru-RU"/>
+        </w:rPr>
+        <w:t>Извлечение и кэширование признаков</w:t>
+      </w:r>
+      <w:r>
+        <w:rPr>
+          <w:lang w:val="ru-RU"/>
+        </w:rPr>
+        <w:t xml:space="preserve">. Поскольку оба бэкбона заморожены, признаки могут быть вычислены один раз и сохранены в памяти для многократного использования при обучении различных темпоральных агрегаторов. Процедура извлечения выполняется отдельно для обучающей и тестовой выборок. Для каждого клипа (4800 в обучающей выборке после </w:t>
+      </w:r>
+      <w:r>
+        <w:rPr>
+          <w:lang w:val="ru-RU"/>
+        </w:rPr>
+        <w:lastRenderedPageBreak/>
+        <w:t xml:space="preserve">аугментации, 240 в тестовой) последовательно обрабатываются все 16 кадров, формируется тензор признаков, который сохраняется в оперативной памяти. Размер кэша для </w:t>
+      </w:r>
+      <w:proofErr w:type="spellStart"/>
+      <w:r>
+        <w:rPr>
+          <w:lang w:val="ru-RU"/>
+        </w:rPr>
+        <w:t>EmotiEffNet</w:t>
+      </w:r>
+      <w:proofErr w:type="spellEnd"/>
+      <w:r>
+        <w:rPr>
+          <w:lang w:val="ru-RU"/>
+        </w:rPr>
+        <w:t xml:space="preserve"> составляет приблизительно 4800 × 16 × 1280 × 4 байта (float32) ≈ 9,4 ГБ. После завершения извлечения исходные кадры и </w:t>
+      </w:r>
+      <w:proofErr w:type="spellStart"/>
+      <w:r>
+        <w:rPr>
+          <w:lang w:val="ru-RU"/>
+        </w:rPr>
+        <w:t>аугментированные</w:t>
+      </w:r>
+      <w:proofErr w:type="spellEnd"/>
+      <w:r>
+        <w:rPr>
+          <w:lang w:val="ru-RU"/>
+        </w:rPr>
+        <w:t xml:space="preserve"> тензоры удаляются для освобождения памяти. Такой подход позволяет ускорить обучение темпоральных агрегаторов в 5–10 раз, поскольку исключается повторный прогон детекции лиц и св</w:t>
+      </w:r>
+      <w:r>
+        <w:rPr>
+          <w:lang w:val="ru-RU"/>
+        </w:rPr>
+        <w:t>е</w:t>
+      </w:r>
+      <w:r>
+        <w:rPr>
+          <w:lang w:val="ru-RU"/>
+        </w:rPr>
+        <w:t xml:space="preserve">рточных </w:t>
+      </w:r>
+      <w:proofErr w:type="spellStart"/>
+      <w:r>
+        <w:rPr>
+          <w:lang w:val="ru-RU"/>
+        </w:rPr>
+        <w:t>бэкбонов</w:t>
+      </w:r>
+      <w:proofErr w:type="spellEnd"/>
+      <w:r>
+        <w:rPr>
+          <w:lang w:val="ru-RU"/>
+        </w:rPr>
+        <w:t xml:space="preserve"> на каждой эпохе.</w:t>
+      </w:r>
+    </w:p>
+    <w:p>
+      <w:pPr>
+        <w:rPr>
+          <w:lang w:val="ru-RU"/>
+        </w:rPr>
+      </w:pPr>
+      <w:r>
+        <w:rPr>
+          <w:b/>
+          <w:bCs/>
+          <w:lang w:val="ru-RU"/>
+        </w:rPr>
+        <w:t>Сравнительная характеристика</w:t>
+      </w:r>
+      <w:r>
+        <w:rPr>
+          <w:lang w:val="ru-RU"/>
+        </w:rPr>
+        <w:t xml:space="preserve">. Выбор двух </w:t>
+      </w:r>
+      <w:proofErr w:type="spellStart"/>
+      <w:r>
+        <w:rPr>
+          <w:lang w:val="ru-RU"/>
+        </w:rPr>
+        <w:t>бэкбонов</w:t>
+      </w:r>
+      <w:proofErr w:type="spellEnd"/>
+      <w:r>
+        <w:rPr>
+          <w:lang w:val="ru-RU"/>
+        </w:rPr>
+        <w:t xml:space="preserve"> обусловлен необходимостью оценить вклад специализированной </w:t>
+      </w:r>
+      <w:proofErr w:type="spellStart"/>
+      <w:r>
+        <w:rPr>
+          <w:lang w:val="ru-RU"/>
+        </w:rPr>
+        <w:t>предобученности</w:t>
+      </w:r>
+      <w:proofErr w:type="spellEnd"/>
+      <w:r>
+        <w:rPr>
+          <w:lang w:val="ru-RU"/>
+        </w:rPr>
+        <w:t xml:space="preserve"> в качество распознавания эмоций. Ожидается, что </w:t>
+      </w:r>
+      <w:proofErr w:type="spellStart"/>
+      <w:r>
+        <w:rPr>
+          <w:lang w:val="ru-RU"/>
+        </w:rPr>
+        <w:t>EmotiEffNet</w:t>
+      </w:r>
+      <w:proofErr w:type="spellEnd"/>
+      <w:r>
+        <w:rPr>
+          <w:lang w:val="ru-RU"/>
+        </w:rPr>
+        <w:t>, благодаря дообучению на AffectNet, обеспечит более высокую точность на тестовых акт</w:t>
+      </w:r>
+      <w:r>
+        <w:rPr>
+          <w:lang w:val="ru-RU"/>
+        </w:rPr>
+        <w:t>е</w:t>
+      </w:r>
+      <w:r>
+        <w:rPr>
+          <w:lang w:val="ru-RU"/>
+        </w:rPr>
+        <w:t>рах, даже при использовании простых темпоральных агрегаторов, тогда как MobileNetV3-Small потребует более сложной головы и большего объ</w:t>
+      </w:r>
+      <w:r>
+        <w:rPr>
+          <w:lang w:val="ru-RU"/>
+        </w:rPr>
+        <w:t>е</w:t>
+      </w:r>
+      <w:r>
+        <w:rPr>
+          <w:lang w:val="ru-RU"/>
+        </w:rPr>
+        <w:t>ма данных для достижения сопоставимых результатов.</w:t>
+      </w:r>
+    </w:p>
+    <w:p>
+      <w:pPr>
+        <w:pStyle w:val="Heading3"/>
+      </w:pPr>
+      <w:r>
+        <w:t>Темпоральные агрегаторы и обучение</w:t>
+      </w:r>
+    </w:p>
+    <w:p>
+      <w:pPr>
+        <w:rPr>
+          <w:lang w:val="ru-RU"/>
+        </w:rPr>
+      </w:pPr>
+      <w:r>
+        <w:rPr>
+          <w:lang w:val="ru-RU"/>
+        </w:rPr>
+        <w:t xml:space="preserve">После извлечения пространственных признаков (последовательность из 16 векторов размерности 576 для </w:t>
+      </w:r>
+      <w:proofErr w:type="spellStart"/>
+      <w:r>
+        <w:rPr>
+          <w:lang w:val="ru-RU"/>
+        </w:rPr>
+        <w:t>MobileNet</w:t>
+      </w:r>
+      <w:proofErr w:type="spellEnd"/>
+      <w:r>
+        <w:rPr>
+          <w:lang w:val="ru-RU"/>
+        </w:rPr>
+        <w:t xml:space="preserve"> или 1280 для </w:t>
+      </w:r>
+      <w:proofErr w:type="spellStart"/>
+      <w:r>
+        <w:rPr>
+          <w:lang w:val="ru-RU"/>
+        </w:rPr>
+        <w:t>EmotiEffNet</w:t>
+      </w:r>
+      <w:proofErr w:type="spellEnd"/>
+      <w:r>
+        <w:rPr>
+          <w:lang w:val="ru-RU"/>
+        </w:rPr>
+        <w:t>) требуется агрегировать их во времени для получения финального представления, которое затем классифицируется. В настоящей работе сравниваются три типа темпоральных агрегаторов: двунаправленный GRU (</w:t>
+      </w:r>
+      <w:proofErr w:type="spellStart"/>
+      <w:r>
+        <w:rPr>
+          <w:lang w:val="ru-RU"/>
+        </w:rPr>
+        <w:t>BiGRU</w:t>
+      </w:r>
+      <w:proofErr w:type="spellEnd"/>
+      <w:r>
+        <w:rPr>
+          <w:lang w:val="ru-RU"/>
+        </w:rPr>
+        <w:t>), двунаправленный LSTM (BiLSTM) и временная св</w:t>
+      </w:r>
+      <w:r>
+        <w:rPr>
+          <w:lang w:val="ru-RU"/>
+        </w:rPr>
+        <w:t>е</w:t>
+      </w:r>
+      <w:r>
+        <w:rPr>
+          <w:lang w:val="ru-RU"/>
+        </w:rPr>
+        <w:t>рточная сеть (TCN). Все агрегаторы принимают на вход последовательность переменной длины (16 шагов) и возвращают вектор фиксированной размерности, который пода</w:t>
+      </w:r>
+      <w:r>
+        <w:rPr>
+          <w:lang w:val="ru-RU"/>
+        </w:rPr>
+        <w:t>е</w:t>
+      </w:r>
+      <w:r>
+        <w:rPr>
+          <w:lang w:val="ru-RU"/>
+        </w:rPr>
+        <w:t>тся в классификатор для предсказания одной из 8 эмоций RAVDESS.</w:t>
+      </w:r>
+    </w:p>
+    <w:p>
+      <w:pPr>
+        <w:rPr>
+          <w:lang w:val="ru-RU"/>
+        </w:rPr>
+      </w:pPr>
+      <w:proofErr w:type="spellStart"/>
+      <w:r>
+        <w:rPr>
+          <w:b/>
+          <w:bCs/>
+          <w:lang w:val="ru-RU"/>
+        </w:rPr>
+        <w:lastRenderedPageBreak/>
+        <w:t>BiGRUClassifier</w:t>
+      </w:r>
+      <w:proofErr w:type="spellEnd"/>
+      <w:r>
+        <w:rPr>
+          <w:lang w:val="ru-RU"/>
+        </w:rPr>
+        <w:t xml:space="preserve">. Архитектура включает двунаправленный GRU с 2 слоями и размером скрытого состояния 128. </w:t>
+      </w:r>
+      <w:proofErr w:type="spellStart"/>
+      <w:r>
+        <w:rPr>
+          <w:lang w:val="ru-RU"/>
+        </w:rPr>
+        <w:t>Dropout</w:t>
+      </w:r>
+      <w:proofErr w:type="spellEnd"/>
+      <w:r>
+        <w:rPr>
+          <w:lang w:val="ru-RU"/>
+        </w:rPr>
+        <w:t xml:space="preserve"> между слоями установлен в 0,3. Для каждого временного шага прямой слой вычисляет скрытое состояние, зависящее от прошлых шагов, обратный слой – от будущих. В качестве выхода агрегатора берутся финальные скрытые состояния последнего слоя в прямом и обратном направлениях, которые конкатенируются, формируя 256-мерный вектор. Далее следуют: </w:t>
+      </w:r>
+      <w:proofErr w:type="spellStart"/>
+      <w:r>
+        <w:rPr>
+          <w:lang w:val="ru-RU"/>
+        </w:rPr>
+        <w:t>полносвязный</w:t>
+      </w:r>
+      <w:proofErr w:type="spellEnd"/>
+      <w:r>
+        <w:rPr>
+          <w:lang w:val="ru-RU"/>
+        </w:rPr>
+        <w:t xml:space="preserve"> слой с 64 нейронами, </w:t>
+      </w:r>
+      <w:proofErr w:type="spellStart"/>
+      <w:r>
+        <w:rPr>
+          <w:lang w:val="ru-RU"/>
+        </w:rPr>
+        <w:t>ReLU</w:t>
+      </w:r>
+      <w:proofErr w:type="spellEnd"/>
+      <w:r>
+        <w:rPr>
+          <w:lang w:val="ru-RU"/>
+        </w:rPr>
+        <w:t xml:space="preserve">, </w:t>
+      </w:r>
+      <w:proofErr w:type="spellStart"/>
+      <w:r>
+        <w:rPr>
+          <w:lang w:val="ru-RU"/>
+        </w:rPr>
+        <w:t>Dropout</w:t>
+      </w:r>
+      <w:proofErr w:type="spellEnd"/>
+      <w:r>
+        <w:rPr>
+          <w:lang w:val="ru-RU"/>
+        </w:rPr>
+        <w:t xml:space="preserve"> </w:t>
+      </w:r>
+      <w:r>
+        <w:rPr>
+          <w:lang w:val="ru-RU"/>
+        </w:rPr>
+        <w:t>(0,5), и выходной линейный слой с 8 нейронами (для классификации эмоций RAVDESS). Общее число параметров головы – около 390 тыс.</w:t>
+      </w:r>
+    </w:p>
+    <w:p>
+      <w:pPr>
+        <w:rPr>
+          <w:lang w:val="ru-RU"/>
+        </w:rPr>
+      </w:pPr>
+    </w:p>
+    <w:p>
+      <w:pPr>
+        <w:rPr>
+          <w:lang w:val="ru-RU"/>
+        </w:rPr>
+      </w:pPr>
+      <w:proofErr w:type="spellStart"/>
+      <w:r>
+        <w:rPr>
+          <w:b/>
+          <w:bCs/>
+          <w:lang w:val="ru-RU"/>
+        </w:rPr>
+        <w:t>BiLSTMClassifier</w:t>
+      </w:r>
+      <w:proofErr w:type="spellEnd"/>
+      <w:r>
+        <w:rPr>
+          <w:lang w:val="ru-RU"/>
+        </w:rPr>
+        <w:t xml:space="preserve">. Аналогичная архитектура на основе двунаправленного LSTM с 1 слоем, скрытым размером 128, </w:t>
+      </w:r>
+      <w:proofErr w:type="spellStart"/>
+      <w:r>
+        <w:rPr>
+          <w:lang w:val="ru-RU"/>
+        </w:rPr>
+        <w:t>dropout</w:t>
+      </w:r>
+      <w:proofErr w:type="spellEnd"/>
+      <w:r>
+        <w:rPr>
+          <w:lang w:val="ru-RU"/>
+        </w:rPr>
+        <w:t xml:space="preserve"> 0,3. Конкатенация финальных скрытых состояний да</w:t>
+      </w:r>
+      <w:r>
+        <w:rPr>
+          <w:lang w:val="ru-RU"/>
+        </w:rPr>
+        <w:t>е</w:t>
+      </w:r>
+      <w:r>
+        <w:rPr>
+          <w:lang w:val="ru-RU"/>
+        </w:rPr>
+        <w:t xml:space="preserve">т 256-мерный вектор, который проходит через тот же классификатор </w:t>
+      </w:r>
+      <w:proofErr w:type="spellStart"/>
+      <w:r>
+        <w:rPr>
+          <w:lang w:val="ru-RU"/>
+        </w:rPr>
+        <w:t>Linear</w:t>
+      </w:r>
+      <w:proofErr w:type="spellEnd"/>
+      <w:r>
+        <w:rPr>
+          <w:lang w:val="ru-RU"/>
+        </w:rPr>
+        <w:t xml:space="preserve"> </w:t>
+      </w:r>
+      <w:r>
+        <w:rPr>
+          <w:lang w:val="ru-RU"/>
+        </w:rPr>
+        <w:t>(256</w:t>
+      </w:r>
+      <w:r>
+        <w:rPr>
+          <w:lang w:val="ru-RU"/>
+        </w:rPr>
+        <w:t xml:space="preserve"> - </w:t>
+      </w:r>
+      <w:r>
+        <w:rPr>
+          <w:lang w:val="ru-RU"/>
+        </w:rPr>
+        <w:t>64)</w:t>
+      </w:r>
+      <w:r>
+        <w:rPr>
+          <w:lang w:val="ru-RU"/>
+        </w:rPr>
+        <w:t xml:space="preserve"> - </w:t>
+      </w:r>
+      <w:proofErr w:type="spellStart"/>
+      <w:r>
+        <w:rPr>
+          <w:lang w:val="ru-RU"/>
+        </w:rPr>
+        <w:t>ReLU</w:t>
+      </w:r>
+      <w:proofErr w:type="spellEnd"/>
+      <w:r>
+        <w:rPr>
+          <w:lang w:val="ru-RU"/>
+        </w:rPr>
+        <w:t xml:space="preserve"> - </w:t>
+      </w:r>
+      <w:proofErr w:type="spellStart"/>
+      <w:r>
+        <w:rPr>
+          <w:lang w:val="ru-RU"/>
+        </w:rPr>
+        <w:t>Dropout</w:t>
+      </w:r>
+      <w:proofErr w:type="spellEnd"/>
+      <w:r>
+        <w:rPr>
+          <w:lang w:val="ru-RU"/>
+        </w:rPr>
+        <w:t xml:space="preserve"> - </w:t>
+      </w:r>
+      <w:proofErr w:type="spellStart"/>
+      <w:r>
+        <w:rPr>
+          <w:lang w:val="ru-RU"/>
+        </w:rPr>
+        <w:t>Linear</w:t>
+      </w:r>
+      <w:proofErr w:type="spellEnd"/>
+      <w:r>
+        <w:rPr>
+          <w:lang w:val="ru-RU"/>
+        </w:rPr>
+        <w:t>(64</w:t>
+      </w:r>
+      <w:r>
+        <w:rPr>
+          <w:lang w:val="ru-RU"/>
+        </w:rPr>
+        <w:t xml:space="preserve"> - </w:t>
+      </w:r>
+      <w:r>
+        <w:rPr>
+          <w:lang w:val="ru-RU"/>
+        </w:rPr>
+        <w:t>8). Число параметров – около 850 тыс.</w:t>
+      </w:r>
+    </w:p>
+    <w:p>
+      <w:pPr>
+        <w:rPr>
+          <w:lang w:val="ru-RU"/>
+        </w:rPr>
+      </w:pPr>
+      <w:proofErr w:type="spellStart"/>
+      <w:r>
+        <w:rPr>
+          <w:b/>
+          <w:bCs/>
+          <w:lang w:val="ru-RU"/>
+        </w:rPr>
+        <w:t>TCNClassifier</w:t>
+      </w:r>
+      <w:proofErr w:type="spellEnd"/>
+      <w:r>
+        <w:rPr>
+          <w:lang w:val="ru-RU"/>
+        </w:rPr>
+        <w:t>. Временная св</w:t>
+      </w:r>
+      <w:r>
+        <w:rPr>
+          <w:lang w:val="ru-RU"/>
+        </w:rPr>
+        <w:t>е</w:t>
+      </w:r>
+      <w:r>
+        <w:rPr>
+          <w:lang w:val="ru-RU"/>
+        </w:rPr>
+        <w:t>рточная сеть состоит из тр</w:t>
+      </w:r>
+      <w:r>
+        <w:rPr>
+          <w:lang w:val="ru-RU"/>
+        </w:rPr>
+        <w:t>е</w:t>
+      </w:r>
+      <w:r>
+        <w:rPr>
+          <w:lang w:val="ru-RU"/>
+        </w:rPr>
+        <w:t xml:space="preserve">х блоков одномерных </w:t>
+      </w:r>
+      <w:proofErr w:type="spellStart"/>
+      <w:r>
+        <w:rPr>
+          <w:lang w:val="ru-RU"/>
+        </w:rPr>
+        <w:t>дилатированных</w:t>
+      </w:r>
+      <w:proofErr w:type="spellEnd"/>
+      <w:r>
+        <w:rPr>
+          <w:lang w:val="ru-RU"/>
+        </w:rPr>
+        <w:t xml:space="preserve"> св</w:t>
+      </w:r>
+      <w:r>
+        <w:rPr>
+          <w:lang w:val="ru-RU"/>
+        </w:rPr>
+        <w:t>е</w:t>
+      </w:r>
+      <w:r>
+        <w:rPr>
+          <w:lang w:val="ru-RU"/>
+        </w:rPr>
+        <w:t>рток с растущим коэффициентом расширения (1, 2, 4). Количество каналов во всех блоках – 256. Ядро свертки – 3. Каждый блок включает св</w:t>
+      </w:r>
+      <w:r>
+        <w:rPr>
+          <w:lang w:val="ru-RU"/>
+        </w:rPr>
+        <w:t>е</w:t>
+      </w:r>
+      <w:r>
+        <w:rPr>
+          <w:lang w:val="ru-RU"/>
+        </w:rPr>
+        <w:t xml:space="preserve">ртку, затем </w:t>
+      </w:r>
+      <w:proofErr w:type="spellStart"/>
+      <w:r>
+        <w:rPr>
+          <w:lang w:val="ru-RU"/>
+        </w:rPr>
+        <w:t>ReLU</w:t>
+      </w:r>
+      <w:proofErr w:type="spellEnd"/>
+      <w:r>
+        <w:rPr>
+          <w:lang w:val="ru-RU"/>
+        </w:rPr>
+        <w:t xml:space="preserve">, пакетную нормализацию и </w:t>
+      </w:r>
+      <w:proofErr w:type="spellStart"/>
+      <w:r>
+        <w:rPr>
+          <w:lang w:val="ru-RU"/>
+        </w:rPr>
+        <w:t>Dropout</w:t>
+      </w:r>
+      <w:proofErr w:type="spellEnd"/>
+      <w:r>
+        <w:rPr>
+          <w:lang w:val="ru-RU"/>
+        </w:rPr>
+        <w:t xml:space="preserve"> 0,2. </w:t>
+      </w:r>
+      <w:proofErr w:type="spellStart"/>
+      <w:r>
+        <w:rPr>
+          <w:lang w:val="ru-RU"/>
+        </w:rPr>
+        <w:t>Паддинг</w:t>
+      </w:r>
+      <w:proofErr w:type="spellEnd"/>
+      <w:r>
+        <w:rPr>
+          <w:lang w:val="ru-RU"/>
+        </w:rPr>
+        <w:t xml:space="preserve"> симметричный, чтобы сохранять длину последовательности. После св</w:t>
+      </w:r>
+      <w:r>
+        <w:rPr>
+          <w:lang w:val="ru-RU"/>
+        </w:rPr>
+        <w:t>е</w:t>
+      </w:r>
+      <w:r>
+        <w:rPr>
+          <w:lang w:val="ru-RU"/>
+        </w:rPr>
+        <w:t>рточных блоков выполняется глобальное усреднение по временному измерению, получая 256-мерный вектор, который пода</w:t>
+      </w:r>
+      <w:r>
+        <w:rPr>
+          <w:lang w:val="ru-RU"/>
+        </w:rPr>
+        <w:t>е</w:t>
+      </w:r>
+      <w:r>
+        <w:rPr>
+          <w:lang w:val="ru-RU"/>
+        </w:rPr>
+        <w:t xml:space="preserve">тся на выходной линейный слой </w:t>
+      </w:r>
+      <w:proofErr w:type="spellStart"/>
+      <w:r>
+        <w:rPr>
+          <w:lang w:val="ru-RU"/>
+        </w:rPr>
+        <w:t>Linear</w:t>
+      </w:r>
+      <w:proofErr w:type="spellEnd"/>
+      <w:r>
+        <w:rPr>
+          <w:lang w:val="ru-RU"/>
+        </w:rPr>
+        <w:t xml:space="preserve"> </w:t>
+      </w:r>
+      <w:r>
+        <w:rPr>
+          <w:lang w:val="ru-RU"/>
+        </w:rPr>
+        <w:t>(256</w:t>
+      </w:r>
+      <w:r>
+        <w:rPr>
+          <w:lang w:val="ru-RU"/>
+        </w:rPr>
+        <w:t xml:space="preserve"> - </w:t>
+      </w:r>
+      <w:r>
+        <w:rPr>
+          <w:lang w:val="ru-RU"/>
+        </w:rPr>
+        <w:t xml:space="preserve">8). TCN не требует рекуррентного обхода последовательности и может обрабатывать все 16 шагов параллельно, что </w:t>
+      </w:r>
+      <w:r>
+        <w:rPr>
+          <w:lang w:val="ru-RU"/>
+        </w:rPr>
+        <w:lastRenderedPageBreak/>
+        <w:t>потенциально да</w:t>
+      </w:r>
+      <w:r>
+        <w:rPr>
+          <w:lang w:val="ru-RU"/>
+        </w:rPr>
+        <w:t>е</w:t>
+      </w:r>
+      <w:r>
+        <w:rPr>
+          <w:lang w:val="ru-RU"/>
+        </w:rPr>
+        <w:t>т выигрыш в скорости. Однако для коротких последовательностей (16 шагов) это преимущество не столь существенно.</w:t>
+      </w:r>
+    </w:p>
+    <w:p>
+      <w:pPr>
+        <w:rPr>
+          <w:lang w:val="ru-RU"/>
+        </w:rPr>
+      </w:pPr>
+      <w:r>
+        <w:rPr>
+          <w:b/>
+          <w:bCs/>
+          <w:lang w:val="ru-RU"/>
+        </w:rPr>
+        <w:t>Обучение</w:t>
+      </w:r>
+      <w:r>
+        <w:rPr>
+          <w:lang w:val="ru-RU"/>
+        </w:rPr>
+        <w:t>. Все модели обучаются с использованием кросс-энтропийной функции потерь со сглаживанием меток (</w:t>
+      </w:r>
+      <w:proofErr w:type="spellStart"/>
+      <w:r>
+        <w:rPr>
+          <w:lang w:val="ru-RU"/>
+        </w:rPr>
+        <w:t>label_smoothing</w:t>
+      </w:r>
+      <w:proofErr w:type="spellEnd"/>
+      <w:r>
+        <w:rPr>
+          <w:lang w:val="ru-RU"/>
+        </w:rPr>
+        <w:t xml:space="preserve">=0,1). Оптимизатор – Adam. </w:t>
+      </w:r>
+      <w:proofErr w:type="spellStart"/>
+      <w:r>
+        <w:rPr>
+          <w:lang w:val="ru-RU"/>
+        </w:rPr>
+        <w:t>Гиперпараметры</w:t>
+      </w:r>
+      <w:proofErr w:type="spellEnd"/>
+      <w:r>
+        <w:rPr>
+          <w:lang w:val="ru-RU"/>
+        </w:rPr>
+        <w:t xml:space="preserve"> (скорость обучения, </w:t>
+      </w:r>
+      <w:proofErr w:type="spellStart"/>
+      <w:r>
+        <w:rPr>
+          <w:lang w:val="ru-RU"/>
+        </w:rPr>
+        <w:t>weight</w:t>
+      </w:r>
+      <w:proofErr w:type="spellEnd"/>
+      <w:r>
+        <w:rPr>
+          <w:lang w:val="ru-RU"/>
+        </w:rPr>
+        <w:t xml:space="preserve"> </w:t>
+      </w:r>
+      <w:proofErr w:type="spellStart"/>
+      <w:r>
+        <w:rPr>
+          <w:lang w:val="ru-RU"/>
+        </w:rPr>
+        <w:t>decay</w:t>
+      </w:r>
+      <w:proofErr w:type="spellEnd"/>
+      <w:r>
+        <w:rPr>
+          <w:lang w:val="ru-RU"/>
+        </w:rPr>
+        <w:t xml:space="preserve">, число эпох) подбирались отдельно для каждой комбинации бэкбона и агрегатора, исходя из динамики </w:t>
+      </w:r>
+      <w:proofErr w:type="spellStart"/>
+      <w:r>
+        <w:rPr>
+          <w:lang w:val="ru-RU"/>
+        </w:rPr>
+        <w:t>валидационной</w:t>
+      </w:r>
+      <w:proofErr w:type="spellEnd"/>
+      <w:r>
+        <w:rPr>
+          <w:lang w:val="ru-RU"/>
+        </w:rPr>
+        <w:t xml:space="preserve"> точности. Для </w:t>
+      </w:r>
+      <w:proofErr w:type="spellStart"/>
+      <w:r>
+        <w:rPr>
+          <w:lang w:val="ru-RU"/>
+        </w:rPr>
+        <w:t>EmotiEffNet</w:t>
+      </w:r>
+      <w:proofErr w:type="spellEnd"/>
+      <w:r>
+        <w:rPr>
+          <w:lang w:val="ru-RU"/>
+        </w:rPr>
+        <w:t xml:space="preserve">-моделей обучение требовало 10–15 эпох, тогда как для </w:t>
+      </w:r>
+      <w:proofErr w:type="spellStart"/>
+      <w:r>
+        <w:rPr>
+          <w:lang w:val="ru-RU"/>
+        </w:rPr>
+        <w:t>MobileNet</w:t>
+      </w:r>
+      <w:proofErr w:type="spellEnd"/>
+      <w:r>
+        <w:rPr>
+          <w:lang w:val="ru-RU"/>
+        </w:rPr>
+        <w:t xml:space="preserve"> – до 60 эпох. Для TCN применялся планировщик </w:t>
+      </w:r>
+      <w:proofErr w:type="spellStart"/>
+      <w:r>
+        <w:rPr>
+          <w:lang w:val="ru-RU"/>
+        </w:rPr>
+        <w:t>OneCycleLR</w:t>
+      </w:r>
+      <w:proofErr w:type="spellEnd"/>
+      <w:r>
+        <w:rPr>
+          <w:lang w:val="ru-RU"/>
+        </w:rPr>
+        <w:t xml:space="preserve"> с максимальной скоростью обучения 3e-4 (</w:t>
+      </w:r>
+      <w:proofErr w:type="spellStart"/>
+      <w:r>
+        <w:rPr>
+          <w:lang w:val="ru-RU"/>
+        </w:rPr>
+        <w:t>MobileNet</w:t>
+      </w:r>
+      <w:proofErr w:type="spellEnd"/>
+      <w:r>
+        <w:rPr>
+          <w:lang w:val="ru-RU"/>
+        </w:rPr>
+        <w:t>) или 3e-5 (</w:t>
+      </w:r>
+      <w:proofErr w:type="spellStart"/>
+      <w:r>
+        <w:rPr>
+          <w:lang w:val="ru-RU"/>
+        </w:rPr>
+        <w:t>EmotiEffNet</w:t>
+      </w:r>
+      <w:proofErr w:type="spellEnd"/>
+      <w:r>
+        <w:rPr>
+          <w:lang w:val="ru-RU"/>
+        </w:rPr>
+        <w:t xml:space="preserve">). </w:t>
+      </w:r>
+    </w:p>
+    <w:p>
+      <w:pPr>
+        <w:rPr>
+          <w:lang w:val="ru-RU"/>
+        </w:rPr>
+      </w:pPr>
+      <w:r>
+        <w:rPr>
+          <w:lang w:val="ru-RU"/>
+        </w:rPr>
+        <w:t xml:space="preserve">Аналогично аудио моделям – для каждой видео модели вручную подбирались </w:t>
+      </w:r>
+      <w:proofErr w:type="spellStart"/>
+      <w:r>
+        <w:rPr>
+          <w:lang w:val="ru-RU"/>
+        </w:rPr>
+        <w:t>гиперпараметры</w:t>
+      </w:r>
+      <w:proofErr w:type="spellEnd"/>
+      <w:r>
+        <w:rPr>
+          <w:lang w:val="ru-RU"/>
+        </w:rPr>
+        <w:t xml:space="preserve"> с целью получения наилучшего качества</w:t>
+      </w:r>
+      <w:r>
+        <w:rPr>
+          <w:lang w:val="ru-RU"/>
+        </w:rPr>
+        <w:t xml:space="preserve"> (подробнее в пункте </w:t>
+      </w:r>
+      <w:r>
+        <w:rPr>
+          <w:lang w:val="ru-RU"/>
+        </w:rPr>
+        <w:t>4.2.7.)</w:t>
+      </w:r>
+      <w:r>
+        <w:rPr>
+          <w:lang w:val="ru-RU"/>
+        </w:rPr>
+        <w:t xml:space="preserve">. </w:t>
+      </w:r>
+      <w:r>
+        <w:rPr>
+          <w:lang w:val="ru-RU"/>
+        </w:rPr>
+        <w:t>Финальные</w:t>
+      </w:r>
+      <w:r>
+        <w:rPr>
+          <w:lang w:val="ru-RU"/>
+        </w:rPr>
+        <w:t xml:space="preserve"> параметры</w:t>
+      </w:r>
+      <w:r>
+        <w:rPr>
+          <w:lang w:val="ru-RU"/>
+        </w:rPr>
+        <w:t xml:space="preserve"> для каждой модели</w:t>
+      </w:r>
+      <w:r>
+        <w:rPr>
+          <w:lang w:val="ru-RU"/>
+        </w:rPr>
+        <w:t xml:space="preserve"> приведены в таблице </w:t>
+      </w:r>
+      <w:r>
+        <w:rPr>
+          <w:lang w:val="ru-RU"/>
+        </w:rPr>
+        <w:t>5</w:t>
+      </w:r>
+      <w:r>
+        <w:rPr>
+          <w:lang w:val="ru-RU"/>
+        </w:rPr>
+        <w:t>.</w:t>
+      </w:r>
+    </w:p>
+    <w:tbl>
+      <w:tblPr>
+        <w:tblStyle w:val="TableGrid"/>
+        <w:tblW w:w="0" w:type="auto"/>
+        <w:tblLook w:val="04A0" w:firstRow="1" w:lastRow="0" w:firstColumn="1" w:lastColumn="0" w:noHBand="0" w:noVBand="1"/>
+      </w:tblPr>
+      <w:tblGrid>
+        <w:gridCol w:w="2620"/>
+        <w:gridCol w:w="1965"/>
+        <w:gridCol w:w="1620"/>
+        <w:gridCol w:w="1080"/>
+        <w:gridCol w:w="2343"/>
+      </w:tblGrid>
+      <w:tr>
+        <w:tc>
+          <w:tcPr>
+            <w:tcW w:w="2620" w:type="dxa"/>
+          </w:tcPr>
+          <w:p>
+            <w:pPr>
+              <w:ind w:firstLine="0"/>
+              <w:jc w:val="center"/>
+              <w:rPr>
+                <w:b/>
+                <w:bCs/>
+                <w:sz w:val="24"/>
+                <w:szCs w:val="24"/>
+                <w:lang w:val="ru-RU"/>
+              </w:rPr>
+            </w:pPr>
+            <w:r>
+              <w:rPr>
+                <w:b/>
+                <w:bCs/>
+                <w:sz w:val="24"/>
+                <w:szCs w:val="24"/>
+                <w:lang w:val="ru-RU"/>
+              </w:rPr>
+              <w:t>Модель</w:t>
+            </w:r>
+          </w:p>
+        </w:tc>
+        <w:tc>
+          <w:tcPr>
+            <w:tcW w:w="1965" w:type="dxa"/>
+          </w:tcPr>
+          <w:p>
+            <w:pPr>
+              <w:ind w:firstLine="0"/>
+              <w:jc w:val="center"/>
+              <w:rPr>
+                <w:b/>
+                <w:bCs/>
+                <w:sz w:val="24"/>
+                <w:szCs w:val="24"/>
+                <w:lang w:val="en-US"/>
+              </w:rPr>
+            </w:pPr>
+            <w:r>
+              <w:rPr>
+                <w:b/>
+                <w:bCs/>
+                <w:sz w:val="24"/>
+                <w:szCs w:val="24"/>
+                <w:lang w:val="ru-RU"/>
+              </w:rPr>
+              <w:t xml:space="preserve">Начальный </w:t>
+            </w:r>
+            <w:r>
+              <w:rPr>
+                <w:b/>
+                <w:bCs/>
+                <w:sz w:val="24"/>
+                <w:szCs w:val="24"/>
+                <w:lang w:val="en-US"/>
+              </w:rPr>
+              <w:t>LR</w:t>
+            </w:r>
+          </w:p>
+        </w:tc>
+        <w:tc>
+          <w:tcPr>
+            <w:tcW w:w="1620" w:type="dxa"/>
+          </w:tcPr>
+          <w:p>
+            <w:pPr>
+              <w:ind w:firstLine="0"/>
+              <w:jc w:val="center"/>
+              <w:rPr>
+                <w:b/>
+                <w:bCs/>
+                <w:sz w:val="24"/>
+                <w:szCs w:val="24"/>
+                <w:lang w:val="en-US"/>
+              </w:rPr>
+            </w:pPr>
+            <w:r>
+              <w:rPr>
+                <w:b/>
+                <w:bCs/>
+                <w:sz w:val="24"/>
+                <w:szCs w:val="24"/>
+                <w:lang w:val="en-US"/>
+              </w:rPr>
+              <w:t>Weight decay</w:t>
+            </w:r>
+          </w:p>
+        </w:tc>
+        <w:tc>
+          <w:tcPr>
+            <w:tcW w:w="1080" w:type="dxa"/>
+          </w:tcPr>
+          <w:p>
+            <w:pPr>
+              <w:ind w:firstLine="0"/>
+              <w:jc w:val="center"/>
+              <w:rPr>
+                <w:b/>
+                <w:bCs/>
+                <w:sz w:val="24"/>
+                <w:szCs w:val="24"/>
+                <w:lang w:val="ru-RU"/>
+              </w:rPr>
+            </w:pPr>
+            <w:r>
+              <w:rPr>
+                <w:b/>
+                <w:bCs/>
+                <w:sz w:val="24"/>
+                <w:szCs w:val="24"/>
+                <w:lang w:val="ru-RU"/>
+              </w:rPr>
+              <w:t>Эпохи</w:t>
+            </w:r>
+          </w:p>
+        </w:tc>
+        <w:tc>
+          <w:tcPr>
+            <w:tcW w:w="2343" w:type="dxa"/>
+          </w:tcPr>
+          <w:p>
+            <w:pPr>
+              <w:ind w:firstLine="0"/>
+              <w:jc w:val="center"/>
+              <w:rPr>
+                <w:b/>
+                <w:bCs/>
+                <w:sz w:val="24"/>
+                <w:szCs w:val="24"/>
+                <w:lang w:val="ru-RU"/>
+              </w:rPr>
+            </w:pPr>
+            <w:r>
+              <w:rPr>
+                <w:b/>
+                <w:bCs/>
+                <w:sz w:val="24"/>
+                <w:szCs w:val="24"/>
+                <w:lang w:val="ru-RU"/>
+              </w:rPr>
+              <w:t>Планировщик</w:t>
+            </w:r>
+          </w:p>
+        </w:tc>
+      </w:tr>
+      <w:tr>
+        <w:tc>
+          <w:tcPr>
+            <w:tcW w:w="2620" w:type="dxa"/>
+          </w:tcPr>
+          <w:p>
+            <w:pPr>
+              <w:ind w:firstLine="0"/>
+              <w:rPr>
+                <w:sz w:val="24"/>
+                <w:szCs w:val="24"/>
+                <w:lang w:val="en-US"/>
+              </w:rPr>
+            </w:pPr>
+            <w:proofErr w:type="spellStart"/>
+            <w:r>
+              <w:rPr>
+                <w:sz w:val="24"/>
+                <w:szCs w:val="24"/>
+                <w:lang w:val="en-US"/>
+              </w:rPr>
+              <w:t>Mobile</w:t>
+            </w:r>
+            <w:r>
+              <w:rPr>
+                <w:sz w:val="24"/>
+                <w:szCs w:val="24"/>
+                <w:lang w:val="en-US"/>
+              </w:rPr>
+              <w:t>Net</w:t>
+            </w:r>
+            <w:proofErr w:type="spellEnd"/>
+            <w:r>
+              <w:rPr>
+                <w:sz w:val="24"/>
+                <w:szCs w:val="24"/>
+                <w:lang w:val="en-US"/>
+              </w:rPr>
+              <w:t xml:space="preserve"> +</w:t>
+            </w:r>
+            <w:r>
+              <w:rPr>
+                <w:sz w:val="24"/>
+                <w:szCs w:val="24"/>
+                <w:lang w:val="en-US"/>
+              </w:rPr>
+              <w:t xml:space="preserve"> </w:t>
+            </w:r>
+            <w:r>
+              <w:rPr>
+                <w:sz w:val="24"/>
+                <w:szCs w:val="24"/>
+                <w:lang w:val="en-US"/>
+              </w:rPr>
+              <w:t>BiGRU</w:t>
+            </w:r>
+          </w:p>
+        </w:tc>
+        <w:tc>
+          <w:tcPr>
+            <w:tcW w:w="1965" w:type="dxa"/>
+            <w:vAlign w:val="center"/>
+          </w:tcPr>
+          <w:p>
+            <w:pPr>
+              <w:ind w:firstLine="0"/>
+              <w:jc w:val="center"/>
+              <w:rPr>
+                <w:sz w:val="24"/>
+                <w:szCs w:val="24"/>
+                <w:lang w:val="en-US"/>
+              </w:rPr>
+            </w:pPr>
+            <w:r>
+              <w:rPr>
+                <w:sz w:val="24"/>
+                <w:szCs w:val="24"/>
+                <w:lang w:val="ru-RU"/>
+              </w:rPr>
+              <w:t>1</w:t>
+            </w:r>
+            <w:r>
+              <w:rPr>
+                <w:sz w:val="24"/>
+                <w:szCs w:val="24"/>
+                <w:lang w:val="en-US"/>
+              </w:rPr>
+              <w:t>e-3</w:t>
+            </w:r>
+          </w:p>
+        </w:tc>
+        <w:tc>
+          <w:tcPr>
+            <w:tcW w:w="1620" w:type="dxa"/>
+            <w:vAlign w:val="center"/>
+          </w:tcPr>
+          <w:p>
+            <w:pPr>
+              <w:ind w:firstLine="0"/>
+              <w:jc w:val="center"/>
+              <w:rPr>
+                <w:sz w:val="24"/>
+                <w:szCs w:val="24"/>
+                <w:lang w:val="en-US"/>
+              </w:rPr>
+            </w:pPr>
+            <w:r>
+              <w:rPr>
+                <w:sz w:val="24"/>
+                <w:szCs w:val="24"/>
+                <w:lang w:val="en-US"/>
+              </w:rPr>
+              <w:t>5e-4</w:t>
+            </w:r>
+          </w:p>
+        </w:tc>
+        <w:tc>
+          <w:tcPr>
+            <w:tcW w:w="1080" w:type="dxa"/>
+            <w:vAlign w:val="center"/>
+          </w:tcPr>
+          <w:p>
+            <w:pPr>
+              <w:ind w:firstLine="0"/>
+              <w:jc w:val="center"/>
+              <w:rPr>
+                <w:sz w:val="24"/>
+                <w:szCs w:val="24"/>
+                <w:lang w:val="en-US"/>
+              </w:rPr>
+            </w:pPr>
+            <w:r>
+              <w:rPr>
+                <w:sz w:val="24"/>
+                <w:szCs w:val="24"/>
+                <w:lang w:val="en-US"/>
+              </w:rPr>
+              <w:t>60</w:t>
+            </w:r>
+          </w:p>
+        </w:tc>
+        <w:tc>
+          <w:tcPr>
+            <w:tcW w:w="2343" w:type="dxa"/>
+            <w:vAlign w:val="center"/>
+          </w:tcPr>
+          <w:p>
+            <w:pPr>
+              <w:ind w:firstLine="0"/>
+              <w:jc w:val="center"/>
+              <w:rPr>
+                <w:sz w:val="24"/>
+                <w:szCs w:val="24"/>
+                <w:lang w:val="en-US"/>
+              </w:rPr>
+            </w:pPr>
+            <w:r>
+              <w:rPr>
+                <w:sz w:val="24"/>
+                <w:szCs w:val="24"/>
+                <w:lang w:val="en-US"/>
+              </w:rPr>
+              <w:t>-</w:t>
+            </w:r>
+          </w:p>
+        </w:tc>
+      </w:tr>
+      <w:tr>
+        <w:tc>
+          <w:tcPr>
+            <w:tcW w:w="2620" w:type="dxa"/>
+          </w:tcPr>
+          <w:p>
+            <w:pPr>
+              <w:ind w:firstLine="0"/>
+              <w:rPr>
+                <w:sz w:val="24"/>
+                <w:szCs w:val="24"/>
+                <w:lang w:val="en-US"/>
+              </w:rPr>
+            </w:pPr>
+            <w:proofErr w:type="spellStart"/>
+            <w:r>
+              <w:rPr>
+                <w:sz w:val="24"/>
+                <w:szCs w:val="24"/>
+                <w:lang w:val="en-US"/>
+              </w:rPr>
+              <w:t>MobileNet</w:t>
+            </w:r>
+            <w:proofErr w:type="spellEnd"/>
+            <w:r>
+              <w:rPr>
+                <w:sz w:val="24"/>
+                <w:szCs w:val="24"/>
+                <w:lang w:val="en-US"/>
+              </w:rPr>
+              <w:t xml:space="preserve"> + BiLSTM</w:t>
+            </w:r>
+          </w:p>
+        </w:tc>
+        <w:tc>
+          <w:tcPr>
+            <w:tcW w:w="1965" w:type="dxa"/>
+            <w:vAlign w:val="center"/>
+          </w:tcPr>
+          <w:p>
+            <w:pPr>
+              <w:ind w:firstLine="0"/>
+              <w:jc w:val="center"/>
+              <w:rPr>
+                <w:sz w:val="24"/>
+                <w:szCs w:val="24"/>
+                <w:lang w:val="en-US"/>
+              </w:rPr>
+            </w:pPr>
+            <w:r>
+              <w:rPr>
+                <w:sz w:val="24"/>
+                <w:szCs w:val="24"/>
+                <w:lang w:val="en-US"/>
+              </w:rPr>
+              <w:t>1e-3</w:t>
+            </w:r>
+          </w:p>
+        </w:tc>
+        <w:tc>
+          <w:tcPr>
+            <w:tcW w:w="1620" w:type="dxa"/>
+            <w:vAlign w:val="center"/>
+          </w:tcPr>
+          <w:p>
+            <w:pPr>
+              <w:ind w:firstLine="0"/>
+              <w:jc w:val="center"/>
+              <w:rPr>
+                <w:sz w:val="24"/>
+                <w:szCs w:val="24"/>
+                <w:lang w:val="en-US"/>
+              </w:rPr>
+            </w:pPr>
+            <w:r>
+              <w:rPr>
+                <w:sz w:val="24"/>
+                <w:szCs w:val="24"/>
+                <w:lang w:val="en-US"/>
+              </w:rPr>
+              <w:t>5e-4</w:t>
+            </w:r>
+          </w:p>
+        </w:tc>
+        <w:tc>
+          <w:tcPr>
+            <w:tcW w:w="1080" w:type="dxa"/>
+            <w:vAlign w:val="center"/>
+          </w:tcPr>
+          <w:p>
+            <w:pPr>
+              <w:ind w:firstLine="0"/>
+              <w:jc w:val="center"/>
+              <w:rPr>
+                <w:sz w:val="24"/>
+                <w:szCs w:val="24"/>
+                <w:lang w:val="en-US"/>
+              </w:rPr>
+            </w:pPr>
+            <w:r>
+              <w:rPr>
+                <w:sz w:val="24"/>
+                <w:szCs w:val="24"/>
+                <w:lang w:val="en-US"/>
+              </w:rPr>
+              <w:t>30</w:t>
+            </w:r>
+          </w:p>
+        </w:tc>
+        <w:tc>
+          <w:tcPr>
+            <w:tcW w:w="2343" w:type="dxa"/>
+            <w:vAlign w:val="center"/>
+          </w:tcPr>
+          <w:p>
+            <w:pPr>
+              <w:ind w:firstLine="0"/>
+              <w:jc w:val="center"/>
+              <w:rPr>
+                <w:sz w:val="24"/>
+                <w:szCs w:val="24"/>
+                <w:lang w:val="en-US"/>
+              </w:rPr>
+            </w:pPr>
+            <w:r>
+              <w:rPr>
+                <w:sz w:val="24"/>
+                <w:szCs w:val="24"/>
+                <w:lang w:val="en-US"/>
+              </w:rPr>
+              <w:t>-</w:t>
+            </w:r>
+          </w:p>
+        </w:tc>
+      </w:tr>
+      <w:tr>
+        <w:tc>
+          <w:tcPr>
+            <w:tcW w:w="2620" w:type="dxa"/>
+          </w:tcPr>
+          <w:p>
+            <w:pPr>
+              <w:ind w:firstLine="0"/>
+              <w:rPr>
+                <w:sz w:val="24"/>
+                <w:szCs w:val="24"/>
+                <w:lang w:val="en-US"/>
+              </w:rPr>
+            </w:pPr>
+            <w:proofErr w:type="spellStart"/>
+            <w:r>
+              <w:rPr>
+                <w:sz w:val="24"/>
+                <w:szCs w:val="24"/>
+                <w:lang w:val="en-US"/>
+              </w:rPr>
+              <w:t>MobileNet</w:t>
+            </w:r>
+            <w:proofErr w:type="spellEnd"/>
+            <w:r>
+              <w:rPr>
+                <w:sz w:val="24"/>
+                <w:szCs w:val="24"/>
+                <w:lang w:val="en-US"/>
+              </w:rPr>
+              <w:t xml:space="preserve"> + TCN</w:t>
+            </w:r>
+          </w:p>
+        </w:tc>
+        <w:tc>
+          <w:tcPr>
+            <w:tcW w:w="1965" w:type="dxa"/>
+            <w:vAlign w:val="center"/>
+          </w:tcPr>
+          <w:p>
+            <w:pPr>
+              <w:ind w:firstLine="0"/>
+              <w:jc w:val="center"/>
+              <w:rPr>
+                <w:sz w:val="24"/>
+                <w:szCs w:val="24"/>
+                <w:lang w:val="en-US"/>
+              </w:rPr>
+            </w:pPr>
+            <w:r>
+              <w:rPr>
+                <w:sz w:val="24"/>
+                <w:szCs w:val="24"/>
+                <w:lang w:val="en-US"/>
+              </w:rPr>
+              <w:t>3e-4</w:t>
+            </w:r>
+          </w:p>
+        </w:tc>
+        <w:tc>
+          <w:tcPr>
+            <w:tcW w:w="1620" w:type="dxa"/>
+            <w:vAlign w:val="center"/>
+          </w:tcPr>
+          <w:p>
+            <w:pPr>
+              <w:ind w:firstLine="0"/>
+              <w:jc w:val="center"/>
+              <w:rPr>
+                <w:sz w:val="24"/>
+                <w:szCs w:val="24"/>
+                <w:lang w:val="en-US"/>
+              </w:rPr>
+            </w:pPr>
+            <w:r>
+              <w:rPr>
+                <w:sz w:val="24"/>
+                <w:szCs w:val="24"/>
+                <w:lang w:val="en-US"/>
+              </w:rPr>
+              <w:t>2e-3</w:t>
+            </w:r>
+          </w:p>
+        </w:tc>
+        <w:tc>
+          <w:tcPr>
+            <w:tcW w:w="1080" w:type="dxa"/>
+            <w:vAlign w:val="center"/>
+          </w:tcPr>
+          <w:p>
+            <w:pPr>
+              <w:ind w:firstLine="0"/>
+              <w:jc w:val="center"/>
+              <w:rPr>
+                <w:sz w:val="24"/>
+                <w:szCs w:val="24"/>
+                <w:lang w:val="en-US"/>
+              </w:rPr>
+            </w:pPr>
+            <w:r>
+              <w:rPr>
+                <w:sz w:val="24"/>
+                <w:szCs w:val="24"/>
+                <w:lang w:val="en-US"/>
+              </w:rPr>
+              <w:t>20</w:t>
+            </w:r>
+          </w:p>
+        </w:tc>
+        <w:tc>
+          <w:tcPr>
+            <w:tcW w:w="2343" w:type="dxa"/>
+            <w:vAlign w:val="center"/>
+          </w:tcPr>
+          <w:p>
+            <w:pPr>
+              <w:ind w:firstLine="0"/>
+              <w:jc w:val="center"/>
+              <w:rPr>
+                <w:sz w:val="24"/>
+                <w:szCs w:val="24"/>
+                <w:lang w:val="en-US"/>
+              </w:rPr>
+            </w:pPr>
+            <w:proofErr w:type="spellStart"/>
+            <w:r>
+              <w:rPr>
+                <w:sz w:val="24"/>
+                <w:szCs w:val="24"/>
+                <w:lang w:val="en-US"/>
+              </w:rPr>
+              <w:t>OneCycleLR</w:t>
+            </w:r>
+            <w:proofErr w:type="spellEnd"/>
+            <w:r>
+              <w:rPr>
+                <w:sz w:val="24"/>
+                <w:szCs w:val="24"/>
+                <w:lang w:val="en-US"/>
+              </w:rPr>
+              <w:t xml:space="preserve"> </w:t>
+            </w:r>
+          </w:p>
+        </w:tc>
+      </w:tr>
+      <w:tr>
+        <w:tc>
+          <w:tcPr>
+            <w:tcW w:w="2620" w:type="dxa"/>
+          </w:tcPr>
+          <w:p>
+            <w:pPr>
+              <w:ind w:firstLine="0"/>
+              <w:rPr>
+                <w:sz w:val="24"/>
+                <w:szCs w:val="24"/>
+                <w:lang w:val="en-US"/>
+              </w:rPr>
+            </w:pPr>
+            <w:r>
+              <w:rPr>
+                <w:sz w:val="24"/>
+                <w:szCs w:val="24"/>
+                <w:lang w:val="en-US"/>
+              </w:rPr>
+              <w:t>EmotiEffNet + BiGRU</w:t>
+            </w:r>
+          </w:p>
+        </w:tc>
+        <w:tc>
+          <w:tcPr>
+            <w:tcW w:w="1965" w:type="dxa"/>
+            <w:vAlign w:val="center"/>
+          </w:tcPr>
+          <w:p>
+            <w:pPr>
+              <w:ind w:firstLine="0"/>
+              <w:jc w:val="center"/>
+              <w:rPr>
+                <w:sz w:val="24"/>
+                <w:szCs w:val="24"/>
+                <w:lang w:val="en-US"/>
+              </w:rPr>
+            </w:pPr>
+            <w:r>
+              <w:rPr>
+                <w:sz w:val="24"/>
+                <w:szCs w:val="24"/>
+                <w:lang w:val="en-US"/>
+              </w:rPr>
+              <w:t>1e-3</w:t>
+            </w:r>
+          </w:p>
+        </w:tc>
+        <w:tc>
+          <w:tcPr>
+            <w:tcW w:w="1620" w:type="dxa"/>
+            <w:vAlign w:val="center"/>
+          </w:tcPr>
+          <w:p>
+            <w:pPr>
+              <w:ind w:firstLine="0"/>
+              <w:jc w:val="center"/>
+              <w:rPr>
+                <w:sz w:val="24"/>
+                <w:szCs w:val="24"/>
+                <w:lang w:val="en-US"/>
+              </w:rPr>
+            </w:pPr>
+            <w:r>
+              <w:rPr>
+                <w:sz w:val="24"/>
+                <w:szCs w:val="24"/>
+                <w:lang w:val="en-US"/>
+              </w:rPr>
+              <w:t>5e-4</w:t>
+            </w:r>
+          </w:p>
+        </w:tc>
+        <w:tc>
+          <w:tcPr>
+            <w:tcW w:w="1080" w:type="dxa"/>
+            <w:vAlign w:val="center"/>
+          </w:tcPr>
+          <w:p>
+            <w:pPr>
+              <w:ind w:firstLine="0"/>
+              <w:jc w:val="center"/>
+              <w:rPr>
+                <w:sz w:val="24"/>
+                <w:szCs w:val="24"/>
+                <w:lang w:val="en-US"/>
+              </w:rPr>
+            </w:pPr>
+            <w:r>
+              <w:rPr>
+                <w:sz w:val="24"/>
+                <w:szCs w:val="24"/>
+                <w:lang w:val="en-US"/>
+              </w:rPr>
+              <w:t>15</w:t>
+            </w:r>
+          </w:p>
+        </w:tc>
+        <w:tc>
+          <w:tcPr>
+            <w:tcW w:w="2343" w:type="dxa"/>
+            <w:vAlign w:val="center"/>
+          </w:tcPr>
+          <w:p>
+            <w:pPr>
+              <w:ind w:firstLine="0"/>
+              <w:jc w:val="center"/>
+              <w:rPr>
+                <w:sz w:val="24"/>
+                <w:szCs w:val="24"/>
+                <w:lang w:val="en-US"/>
+              </w:rPr>
+            </w:pPr>
+            <w:r>
+              <w:rPr>
+                <w:sz w:val="24"/>
+                <w:szCs w:val="24"/>
+                <w:lang w:val="en-US"/>
+              </w:rPr>
+              <w:t>-</w:t>
+            </w:r>
+          </w:p>
+        </w:tc>
+      </w:tr>
+      <w:tr>
+        <w:tc>
+          <w:tcPr>
+            <w:tcW w:w="2620" w:type="dxa"/>
+          </w:tcPr>
+          <w:p>
+            <w:pPr>
+              <w:ind w:firstLine="0"/>
+              <w:rPr>
+                <w:sz w:val="24"/>
+                <w:szCs w:val="24"/>
+                <w:lang w:val="en-US"/>
+              </w:rPr>
+            </w:pPr>
+            <w:r>
+              <w:rPr>
+                <w:sz w:val="24"/>
+                <w:szCs w:val="24"/>
+                <w:lang w:val="en-US"/>
+              </w:rPr>
+              <w:t>EmotiEffNet + BiLSTM</w:t>
+            </w:r>
+          </w:p>
+        </w:tc>
+        <w:tc>
+          <w:tcPr>
+            <w:tcW w:w="1965" w:type="dxa"/>
+            <w:vAlign w:val="center"/>
+          </w:tcPr>
+          <w:p>
+            <w:pPr>
+              <w:ind w:firstLine="0"/>
+              <w:jc w:val="center"/>
+              <w:rPr>
+                <w:sz w:val="24"/>
+                <w:szCs w:val="24"/>
+                <w:lang w:val="en-US"/>
+              </w:rPr>
+            </w:pPr>
+            <w:r>
+              <w:rPr>
+                <w:sz w:val="24"/>
+                <w:szCs w:val="24"/>
+                <w:lang w:val="en-US"/>
+              </w:rPr>
+              <w:t>1e-4</w:t>
+            </w:r>
+          </w:p>
+        </w:tc>
+        <w:tc>
+          <w:tcPr>
+            <w:tcW w:w="1620" w:type="dxa"/>
+            <w:vAlign w:val="center"/>
+          </w:tcPr>
+          <w:p>
+            <w:pPr>
+              <w:ind w:firstLine="0"/>
+              <w:jc w:val="center"/>
+              <w:rPr>
+                <w:sz w:val="24"/>
+                <w:szCs w:val="24"/>
+                <w:lang w:val="en-US"/>
+              </w:rPr>
+            </w:pPr>
+            <w:r>
+              <w:rPr>
+                <w:sz w:val="24"/>
+                <w:szCs w:val="24"/>
+                <w:lang w:val="en-US"/>
+              </w:rPr>
+              <w:t>5e-5</w:t>
+            </w:r>
+          </w:p>
+        </w:tc>
+        <w:tc>
+          <w:tcPr>
+            <w:tcW w:w="1080" w:type="dxa"/>
+            <w:vAlign w:val="center"/>
+          </w:tcPr>
+          <w:p>
+            <w:pPr>
+              <w:ind w:firstLine="0"/>
+              <w:jc w:val="center"/>
+              <w:rPr>
+                <w:sz w:val="24"/>
+                <w:szCs w:val="24"/>
+                <w:lang w:val="en-US"/>
+              </w:rPr>
+            </w:pPr>
+            <w:r>
+              <w:rPr>
+                <w:sz w:val="24"/>
+                <w:szCs w:val="24"/>
+                <w:lang w:val="en-US"/>
+              </w:rPr>
+              <w:t>10</w:t>
+            </w:r>
+          </w:p>
+        </w:tc>
+        <w:tc>
+          <w:tcPr>
+            <w:tcW w:w="2343" w:type="dxa"/>
+            <w:vAlign w:val="center"/>
+          </w:tcPr>
+          <w:p>
+            <w:pPr>
+              <w:ind w:firstLine="0"/>
+              <w:jc w:val="center"/>
+              <w:rPr>
+                <w:sz w:val="24"/>
+                <w:szCs w:val="24"/>
+                <w:lang w:val="en-US"/>
+              </w:rPr>
+            </w:pPr>
+            <w:r>
+              <w:rPr>
+                <w:sz w:val="24"/>
+                <w:szCs w:val="24"/>
+                <w:lang w:val="en-US"/>
+              </w:rPr>
+              <w:t>-</w:t>
+            </w:r>
+          </w:p>
+        </w:tc>
+      </w:tr>
+      <w:tr>
+        <w:tc>
+          <w:tcPr>
+            <w:tcW w:w="2620" w:type="dxa"/>
+          </w:tcPr>
+          <w:p>
+            <w:pPr>
+              <w:ind w:firstLine="0"/>
+              <w:rPr>
+                <w:sz w:val="24"/>
+                <w:szCs w:val="24"/>
+                <w:lang w:val="en-US"/>
+              </w:rPr>
+            </w:pPr>
+            <w:r>
+              <w:rPr>
+                <w:sz w:val="24"/>
+                <w:szCs w:val="24"/>
+                <w:lang w:val="en-US"/>
+              </w:rPr>
+              <w:t>EmotiEffNet + TCN</w:t>
+            </w:r>
+          </w:p>
+        </w:tc>
+        <w:tc>
+          <w:tcPr>
+            <w:tcW w:w="1965" w:type="dxa"/>
+            <w:vAlign w:val="center"/>
+          </w:tcPr>
+          <w:p>
+            <w:pPr>
+              <w:ind w:firstLine="0"/>
+              <w:jc w:val="center"/>
+              <w:rPr>
+                <w:sz w:val="24"/>
+                <w:szCs w:val="24"/>
+                <w:lang w:val="en-US"/>
+              </w:rPr>
+            </w:pPr>
+            <w:r>
+              <w:rPr>
+                <w:sz w:val="24"/>
+                <w:szCs w:val="24"/>
+                <w:lang w:val="en-US"/>
+              </w:rPr>
+              <w:t>3e-5</w:t>
+            </w:r>
+          </w:p>
+        </w:tc>
+        <w:tc>
+          <w:tcPr>
+            <w:tcW w:w="1620" w:type="dxa"/>
+            <w:vAlign w:val="center"/>
+          </w:tcPr>
+          <w:p>
+            <w:pPr>
+              <w:ind w:firstLine="0"/>
+              <w:jc w:val="center"/>
+              <w:rPr>
+                <w:sz w:val="24"/>
+                <w:szCs w:val="24"/>
+                <w:lang w:val="en-US"/>
+              </w:rPr>
+            </w:pPr>
+            <w:r>
+              <w:rPr>
+                <w:sz w:val="24"/>
+                <w:szCs w:val="24"/>
+                <w:lang w:val="en-US"/>
+              </w:rPr>
+              <w:t>2e-6</w:t>
+            </w:r>
+          </w:p>
+        </w:tc>
+        <w:tc>
+          <w:tcPr>
+            <w:tcW w:w="1080" w:type="dxa"/>
+            <w:vAlign w:val="center"/>
+          </w:tcPr>
+          <w:p>
+            <w:pPr>
+              <w:ind w:firstLine="0"/>
+              <w:jc w:val="center"/>
+              <w:rPr>
+                <w:sz w:val="24"/>
+                <w:szCs w:val="24"/>
+                <w:lang w:val="en-US"/>
+              </w:rPr>
+            </w:pPr>
+            <w:r>
+              <w:rPr>
+                <w:sz w:val="24"/>
+                <w:szCs w:val="24"/>
+                <w:lang w:val="en-US"/>
+              </w:rPr>
+              <w:t>10</w:t>
+            </w:r>
+          </w:p>
+        </w:tc>
+        <w:tc>
+          <w:tcPr>
+            <w:tcW w:w="2343" w:type="dxa"/>
+            <w:vAlign w:val="center"/>
+          </w:tcPr>
+          <w:p>
+            <w:pPr>
+              <w:ind w:firstLine="0"/>
+              <w:jc w:val="center"/>
+              <w:rPr>
+                <w:sz w:val="24"/>
+                <w:szCs w:val="24"/>
+                <w:lang w:val="ru-RU"/>
+              </w:rPr>
+            </w:pPr>
+            <w:proofErr w:type="spellStart"/>
+            <w:r>
+              <w:rPr>
+                <w:sz w:val="24"/>
+                <w:szCs w:val="24"/>
+                <w:lang w:val="en-US"/>
+              </w:rPr>
+              <w:t>OneCycleLR</w:t>
+            </w:r>
+            <w:proofErr w:type="spellEnd"/>
+          </w:p>
+        </w:tc>
+      </w:tr>
+    </w:tbl>
+    <w:p>
+      <w:pPr>
+        <w:jc w:val="center"/>
+        <w:rPr>
+          <w:lang w:val="en-US"/>
+        </w:rPr>
+      </w:pPr>
+      <w:r>
+        <w:rPr>
+          <w:lang w:val="ru-RU"/>
+        </w:rPr>
+        <w:t>Таблица 5. Финальные параметры для видео моделей.</w:t>
+      </w:r>
+    </w:p>
+    <w:p>
+      <w:pPr>
+        <w:rPr>
+          <w:lang w:val="ru-RU"/>
+        </w:rPr>
+      </w:pPr>
+      <w:r>
+        <w:rPr>
+          <w:lang w:val="ru-RU"/>
+        </w:rPr>
+        <w:t xml:space="preserve">Во время обучения на каждой эпохе вычисляется </w:t>
+      </w:r>
+      <w:r>
+        <w:rPr>
+          <w:lang w:val="en-US"/>
+        </w:rPr>
+        <w:t>accuracy</w:t>
+      </w:r>
+      <w:r>
+        <w:rPr>
+          <w:lang w:val="ru-RU"/>
+        </w:rPr>
+        <w:t xml:space="preserve"> и </w:t>
+      </w:r>
+      <w:r>
+        <w:rPr>
+          <w:lang w:val="en-US"/>
+        </w:rPr>
+        <w:t>loss</w:t>
+      </w:r>
+      <w:r>
+        <w:rPr>
+          <w:lang w:val="ru-RU"/>
+        </w:rPr>
+        <w:t xml:space="preserve"> на </w:t>
+      </w:r>
+      <w:proofErr w:type="spellStart"/>
+      <w:r>
+        <w:rPr>
+          <w:lang w:val="ru-RU"/>
+        </w:rPr>
+        <w:t>валидационной</w:t>
+      </w:r>
+      <w:proofErr w:type="spellEnd"/>
+      <w:r>
+        <w:rPr>
+          <w:lang w:val="ru-RU"/>
+        </w:rPr>
+        <w:t xml:space="preserve"> выборке (20% от обучающих акт</w:t>
+      </w:r>
+      <w:r>
+        <w:rPr>
+          <w:lang w:val="ru-RU"/>
+        </w:rPr>
+        <w:t>е</w:t>
+      </w:r>
+      <w:r>
+        <w:rPr>
+          <w:lang w:val="ru-RU"/>
+        </w:rPr>
+        <w:t xml:space="preserve">ров). После завершения обучения сохраняется чекпоинт головы (например, </w:t>
+      </w:r>
+      <w:r>
+        <w:rPr>
+          <w:lang w:val="en-US"/>
+        </w:rPr>
+        <w:t>head</w:t>
+      </w:r>
+      <w:r>
+        <w:rPr>
+          <w:lang w:val="ru-RU"/>
+        </w:rPr>
+        <w:t>_</w:t>
+      </w:r>
+      <w:proofErr w:type="spellStart"/>
+      <w:r>
+        <w:rPr>
+          <w:lang w:val="en-US"/>
+        </w:rPr>
+        <w:t>emotieffnet</w:t>
+      </w:r>
+      <w:proofErr w:type="spellEnd"/>
+      <w:r>
+        <w:rPr>
+          <w:lang w:val="ru-RU"/>
+        </w:rPr>
+        <w:t>_</w:t>
+      </w:r>
+      <w:proofErr w:type="spellStart"/>
+      <w:r>
+        <w:rPr>
+          <w:lang w:val="en-US"/>
+        </w:rPr>
+        <w:t>bilstm</w:t>
+      </w:r>
+      <w:proofErr w:type="spellEnd"/>
+      <w:r>
+        <w:rPr>
+          <w:lang w:val="ru-RU"/>
+        </w:rPr>
+        <w:t>.</w:t>
+      </w:r>
+      <w:r>
+        <w:rPr>
+          <w:lang w:val="en-US"/>
+        </w:rPr>
+        <w:t>pt</w:t>
+      </w:r>
+      <w:r>
+        <w:rPr>
+          <w:lang w:val="ru-RU"/>
+        </w:rPr>
+        <w:t xml:space="preserve">), а также чекпоинт бэкбона. Обучение проводится на устройстве </w:t>
+      </w:r>
+      <w:r>
+        <w:rPr>
+          <w:lang w:val="en-US"/>
+        </w:rPr>
+        <w:t>MPS</w:t>
+      </w:r>
+      <w:r>
+        <w:rPr>
+          <w:lang w:val="ru-RU"/>
+        </w:rPr>
+        <w:t xml:space="preserve"> (</w:t>
+      </w:r>
+      <w:r>
+        <w:rPr>
+          <w:lang w:val="en-US"/>
+        </w:rPr>
+        <w:t>Apple</w:t>
+      </w:r>
+      <w:r>
+        <w:rPr>
+          <w:lang w:val="ru-RU"/>
+        </w:rPr>
+        <w:t xml:space="preserve"> </w:t>
+      </w:r>
+      <w:r>
+        <w:rPr>
+          <w:lang w:val="en-US"/>
+        </w:rPr>
+        <w:t>Silicon</w:t>
+      </w:r>
+      <w:r>
+        <w:rPr>
+          <w:lang w:val="ru-RU"/>
+        </w:rPr>
+        <w:t>) с агрессивной очисткой памяти между моделями</w:t>
+      </w:r>
+      <w:r>
+        <w:rPr>
+          <w:lang w:val="ru-RU"/>
+        </w:rPr>
+        <w:t>.</w:t>
+      </w:r>
+    </w:p>
+    <w:p>
+      <w:pPr>
+        <w:pStyle w:val="Heading3"/>
+      </w:pPr>
+      <w:r>
+        <w:lastRenderedPageBreak/>
+        <w:t>Результаты предобучения и выбор лучшей конфигурации</w:t>
+      </w:r>
+    </w:p>
+    <w:p>
+      <w:pPr>
+        <w:rPr>
+          <w:lang w:val="ru-RU"/>
+        </w:rPr>
+      </w:pPr>
+      <w:r>
+        <w:rPr>
+          <w:lang w:val="ru-RU"/>
+        </w:rPr>
+        <w:t>После завершения обучения всех шести моделей проведена их сравнительная оценка на тестовой выборке RAVDESS, содержащей 240 видео от четыр</w:t>
+      </w:r>
+      <w:r>
+        <w:rPr>
+          <w:lang w:val="ru-RU"/>
+        </w:rPr>
+        <w:t>е</w:t>
+      </w:r>
+      <w:r>
+        <w:rPr>
+          <w:lang w:val="ru-RU"/>
+        </w:rPr>
+        <w:t>х акт</w:t>
+      </w:r>
+      <w:r>
+        <w:rPr>
+          <w:lang w:val="ru-RU"/>
+        </w:rPr>
+        <w:t>е</w:t>
+      </w:r>
+      <w:r>
+        <w:rPr>
+          <w:lang w:val="ru-RU"/>
+        </w:rPr>
+        <w:t xml:space="preserve">ров, не участвовавших в обучении. Оценка включала метрики </w:t>
+      </w:r>
+      <w:proofErr w:type="spellStart"/>
+      <w:r>
+        <w:rPr>
+          <w:lang w:val="ru-RU"/>
+        </w:rPr>
+        <w:t>accuracy</w:t>
+      </w:r>
+      <w:proofErr w:type="spellEnd"/>
+      <w:r>
+        <w:rPr>
+          <w:lang w:val="ru-RU"/>
+        </w:rPr>
+        <w:t xml:space="preserve"> (точность), </w:t>
+      </w:r>
+      <w:proofErr w:type="spellStart"/>
+      <w:r>
+        <w:rPr>
+          <w:lang w:val="ru-RU"/>
+        </w:rPr>
+        <w:t>macro</w:t>
+      </w:r>
+      <w:proofErr w:type="spellEnd"/>
+      <w:r>
+        <w:rPr>
+          <w:lang w:val="ru-RU"/>
+        </w:rPr>
+        <w:t xml:space="preserve"> F1 (средняя F1-мера по всем восьми классам), </w:t>
+      </w:r>
+      <w:proofErr w:type="spellStart"/>
+      <w:r>
+        <w:rPr>
+          <w:lang w:val="ru-RU"/>
+        </w:rPr>
+        <w:t>precision</w:t>
+      </w:r>
+      <w:proofErr w:type="spellEnd"/>
+      <w:r>
+        <w:rPr>
+          <w:lang w:val="ru-RU"/>
+        </w:rPr>
+        <w:t xml:space="preserve"> и </w:t>
+      </w:r>
+      <w:proofErr w:type="spellStart"/>
+      <w:r>
+        <w:rPr>
+          <w:lang w:val="ru-RU"/>
+        </w:rPr>
+        <w:t>recall</w:t>
+      </w:r>
+      <w:proofErr w:type="spellEnd"/>
+      <w:r>
+        <w:rPr>
+          <w:lang w:val="ru-RU"/>
+        </w:rPr>
+        <w:t xml:space="preserve"> по каждому классу, а также практические параметры: среднее время</w:t>
+      </w:r>
+      <w:r>
+        <w:rPr>
+          <w:lang w:val="ru-RU"/>
+        </w:rPr>
+        <w:t xml:space="preserve"> </w:t>
+      </w:r>
+      <w:r>
+        <w:rPr>
+          <w:lang w:val="en-US"/>
+        </w:rPr>
+        <w:t>end</w:t>
+      </w:r>
+      <w:r>
+        <w:rPr>
+          <w:lang w:val="ru-RU"/>
+        </w:rPr>
+        <w:t>-</w:t>
+      </w:r>
+      <w:r>
+        <w:rPr>
+          <w:lang w:val="en-US"/>
+        </w:rPr>
+        <w:t>to</w:t>
+      </w:r>
+      <w:r>
+        <w:rPr>
+          <w:lang w:val="ru-RU"/>
+        </w:rPr>
+        <w:t>-</w:t>
+      </w:r>
+      <w:r>
+        <w:rPr>
+          <w:lang w:val="en-US"/>
+        </w:rPr>
+        <w:t>end</w:t>
+      </w:r>
+      <w:r>
+        <w:rPr>
+          <w:lang w:val="ru-RU"/>
+        </w:rPr>
+        <w:t xml:space="preserve"> инференса на одно видео (включая детекцию лиц, извлечение признаков </w:t>
+      </w:r>
+      <w:proofErr w:type="spellStart"/>
+      <w:r>
+        <w:rPr>
+          <w:lang w:val="ru-RU"/>
+        </w:rPr>
+        <w:t>бэкбоном</w:t>
+      </w:r>
+      <w:proofErr w:type="spellEnd"/>
+      <w:r>
+        <w:rPr>
+          <w:lang w:val="ru-RU"/>
+        </w:rPr>
+        <w:t xml:space="preserve"> и работу темпоральной головы), время обучения и общий размер пайплайна. Результаты сведены в </w:t>
+      </w:r>
+      <w:r>
+        <w:rPr>
+          <w:lang w:val="ru-RU"/>
+        </w:rPr>
+        <w:t>Т</w:t>
+      </w:r>
+      <w:r>
+        <w:rPr>
+          <w:lang w:val="ru-RU"/>
+        </w:rPr>
+        <w:t xml:space="preserve">аблицу </w:t>
+      </w:r>
+      <w:r>
+        <w:rPr>
+          <w:lang w:val="ru-RU"/>
+        </w:rPr>
+        <w:t>6</w:t>
+      </w:r>
+      <w:r>
+        <w:rPr>
+          <w:lang w:val="ru-RU"/>
+        </w:rPr>
+        <w:t>.</w:t>
+      </w:r>
+    </w:p>
+    <w:tbl>
+      <w:tblPr>
+        <w:tblStyle w:val="TableGrid"/>
+        <w:tblW w:w="0" w:type="auto"/>
+        <w:tblLook w:val="04A0" w:firstRow="1" w:lastRow="0" w:firstColumn="1" w:lastColumn="0" w:noHBand="0" w:noVBand="1"/>
+      </w:tblPr>
+      <w:tblGrid>
+        <w:gridCol w:w="2595"/>
+        <w:gridCol w:w="1189"/>
+        <w:gridCol w:w="1251"/>
+        <w:gridCol w:w="2250"/>
+        <w:gridCol w:w="2340"/>
+      </w:tblGrid>
+      <w:tr>
+        <w:tc>
+          <w:tcPr>
+            <w:tcW w:w="2595" w:type="dxa"/>
+          </w:tcPr>
+          <w:p>
+            <w:pPr>
+              <w:ind w:firstLine="0"/>
+              <w:jc w:val="center"/>
+              <w:rPr>
+                <w:b/>
+                <w:bCs/>
+                <w:sz w:val="24"/>
+                <w:szCs w:val="24"/>
+                <w:lang w:val="ru-RU"/>
+              </w:rPr>
+            </w:pPr>
+            <w:r>
+              <w:rPr>
+                <w:b/>
+                <w:bCs/>
+                <w:sz w:val="24"/>
+                <w:szCs w:val="24"/>
+                <w:lang w:val="ru-RU"/>
+              </w:rPr>
+              <w:t>Модель</w:t>
+            </w:r>
+          </w:p>
+        </w:tc>
+        <w:tc>
+          <w:tcPr>
+            <w:tcW w:w="1189" w:type="dxa"/>
+          </w:tcPr>
+          <w:p>
+            <w:pPr>
+              <w:ind w:firstLine="0"/>
+              <w:jc w:val="center"/>
+              <w:rPr>
+                <w:b/>
+                <w:bCs/>
+                <w:sz w:val="24"/>
+                <w:szCs w:val="24"/>
+                <w:lang w:val="en-US"/>
+              </w:rPr>
+            </w:pPr>
+            <w:r>
+              <w:rPr>
+                <w:b/>
+                <w:bCs/>
+                <w:sz w:val="24"/>
+                <w:szCs w:val="24"/>
+                <w:lang w:val="en-US"/>
+              </w:rPr>
+              <w:t>Accuracy</w:t>
+            </w:r>
+          </w:p>
+        </w:tc>
+        <w:tc>
+          <w:tcPr>
+            <w:tcW w:w="1251" w:type="dxa"/>
+          </w:tcPr>
+          <w:p>
+            <w:pPr>
+              <w:ind w:firstLine="0"/>
+              <w:jc w:val="center"/>
+              <w:rPr>
+                <w:b/>
+                <w:bCs/>
+                <w:sz w:val="24"/>
+                <w:szCs w:val="24"/>
+                <w:lang w:val="en-US"/>
+              </w:rPr>
+            </w:pPr>
+            <w:r>
+              <w:rPr>
+                <w:b/>
+                <w:bCs/>
+                <w:sz w:val="24"/>
+                <w:szCs w:val="24"/>
+                <w:lang w:val="en-US"/>
+              </w:rPr>
+              <w:t>Macro F1</w:t>
+            </w:r>
+          </w:p>
+        </w:tc>
+        <w:tc>
+          <w:tcPr>
+            <w:tcW w:w="2250" w:type="dxa"/>
+          </w:tcPr>
+          <w:p>
+            <w:pPr>
+              <w:ind w:firstLine="0"/>
+              <w:jc w:val="center"/>
+              <w:rPr>
+                <w:b/>
+                <w:bCs/>
+                <w:sz w:val="24"/>
+                <w:szCs w:val="24"/>
+                <w:lang w:val="ru-RU"/>
+              </w:rPr>
+            </w:pPr>
+            <w:r>
+              <w:rPr>
+                <w:b/>
+                <w:bCs/>
+                <w:sz w:val="24"/>
+                <w:szCs w:val="24"/>
+                <w:lang w:val="ru-RU"/>
+              </w:rPr>
+              <w:t>Инференс, мс/файл</w:t>
+            </w:r>
+          </w:p>
+        </w:tc>
+        <w:tc>
+          <w:tcPr>
+            <w:tcW w:w="2340" w:type="dxa"/>
+          </w:tcPr>
+          <w:p>
+            <w:pPr>
+              <w:ind w:firstLine="0"/>
+              <w:jc w:val="center"/>
+              <w:rPr>
+                <w:b/>
+                <w:bCs/>
+                <w:sz w:val="24"/>
+                <w:szCs w:val="24"/>
+                <w:lang w:val="ru-RU"/>
+              </w:rPr>
+            </w:pPr>
+            <w:r>
+              <w:rPr>
+                <w:b/>
+                <w:bCs/>
+                <w:sz w:val="24"/>
+                <w:szCs w:val="24"/>
+                <w:lang w:val="ru-RU"/>
+              </w:rPr>
+              <w:t>Размер пайплайна, МБ</w:t>
+            </w:r>
+          </w:p>
+        </w:tc>
+      </w:tr>
+      <w:tr>
+        <w:tc>
+          <w:tcPr>
+            <w:tcW w:w="2595" w:type="dxa"/>
+          </w:tcPr>
+          <w:p>
+            <w:pPr>
+              <w:ind w:firstLine="0"/>
+              <w:rPr>
+                <w:sz w:val="24"/>
+                <w:szCs w:val="24"/>
+                <w:lang w:val="ru-RU"/>
+              </w:rPr>
+            </w:pPr>
+            <w:proofErr w:type="spellStart"/>
+            <w:r>
+              <w:rPr>
+                <w:sz w:val="24"/>
+                <w:szCs w:val="24"/>
+                <w:lang w:val="en-US"/>
+              </w:rPr>
+              <w:t>Mobile</w:t>
+            </w:r>
+            <w:r>
+              <w:rPr>
+                <w:sz w:val="24"/>
+                <w:szCs w:val="24"/>
+                <w:lang w:val="en-US"/>
+              </w:rPr>
+              <w:t>Net</w:t>
+            </w:r>
+            <w:proofErr w:type="spellEnd"/>
+            <w:r>
+              <w:rPr>
+                <w:sz w:val="24"/>
+                <w:szCs w:val="24"/>
+                <w:lang w:val="en-US"/>
+              </w:rPr>
+              <w:t xml:space="preserve"> + BiGRU</w:t>
+            </w:r>
+          </w:p>
+        </w:tc>
+        <w:tc>
+          <w:tcPr>
+            <w:tcW w:w="1189" w:type="dxa"/>
+            <w:vAlign w:val="center"/>
+          </w:tcPr>
+          <w:p>
+            <w:pPr>
+              <w:ind w:firstLine="0"/>
+              <w:jc w:val="center"/>
+              <w:rPr>
+                <w:sz w:val="24"/>
+                <w:szCs w:val="24"/>
+                <w:lang w:val="en-US"/>
+              </w:rPr>
+            </w:pPr>
+            <w:r>
+              <w:rPr>
+                <w:sz w:val="24"/>
+                <w:szCs w:val="24"/>
+                <w:lang w:val="ru-RU"/>
+              </w:rPr>
+              <w:t>0</w:t>
+            </w:r>
+            <w:r>
+              <w:rPr>
+                <w:sz w:val="24"/>
+                <w:szCs w:val="24"/>
+                <w:lang w:val="en-US"/>
+              </w:rPr>
+              <w:t>.4625</w:t>
+            </w:r>
+          </w:p>
+        </w:tc>
+        <w:tc>
+          <w:tcPr>
+            <w:tcW w:w="1251" w:type="dxa"/>
+            <w:vAlign w:val="center"/>
+          </w:tcPr>
+          <w:p>
+            <w:pPr>
+              <w:ind w:firstLine="0"/>
+              <w:jc w:val="center"/>
+              <w:rPr>
+                <w:sz w:val="24"/>
+                <w:szCs w:val="24"/>
+                <w:lang w:val="en-US"/>
+              </w:rPr>
+            </w:pPr>
+            <w:r>
+              <w:rPr>
+                <w:sz w:val="24"/>
+                <w:szCs w:val="24"/>
+                <w:lang w:val="en-US"/>
+              </w:rPr>
+              <w:t>0.429</w:t>
+            </w:r>
+          </w:p>
+        </w:tc>
+        <w:tc>
+          <w:tcPr>
+            <w:tcW w:w="2250" w:type="dxa"/>
+            <w:vAlign w:val="center"/>
+          </w:tcPr>
+          <w:p>
+            <w:pPr>
+              <w:ind w:firstLine="0"/>
+              <w:jc w:val="center"/>
+              <w:rPr>
+                <w:sz w:val="24"/>
+                <w:szCs w:val="24"/>
+                <w:lang w:val="en-US"/>
+              </w:rPr>
+            </w:pPr>
+            <w:r>
+              <w:rPr>
+                <w:sz w:val="24"/>
+                <w:szCs w:val="24"/>
+                <w:lang w:val="en-US"/>
+              </w:rPr>
+              <w:t>266.4</w:t>
+            </w:r>
+          </w:p>
+        </w:tc>
+        <w:tc>
+          <w:tcPr>
+            <w:tcW w:w="2340" w:type="dxa"/>
+            <w:vAlign w:val="center"/>
+          </w:tcPr>
+          <w:p>
+            <w:pPr>
+              <w:ind w:firstLine="0"/>
+              <w:jc w:val="center"/>
+              <w:rPr>
+                <w:sz w:val="24"/>
+                <w:szCs w:val="24"/>
+                <w:lang w:val="en-US"/>
+              </w:rPr>
+            </w:pPr>
+            <w:r>
+              <w:rPr>
+                <w:sz w:val="24"/>
+                <w:szCs w:val="24"/>
+                <w:lang w:val="en-US"/>
+              </w:rPr>
+              <w:t>3.70</w:t>
+            </w:r>
+          </w:p>
+        </w:tc>
+      </w:tr>
+      <w:tr>
+        <w:tc>
+          <w:tcPr>
+            <w:tcW w:w="2595" w:type="dxa"/>
+          </w:tcPr>
+          <w:p>
+            <w:pPr>
+              <w:ind w:firstLine="0"/>
+              <w:rPr>
+                <w:sz w:val="24"/>
+                <w:szCs w:val="24"/>
+                <w:lang w:val="ru-RU"/>
+              </w:rPr>
+            </w:pPr>
+            <w:proofErr w:type="spellStart"/>
+            <w:r>
+              <w:rPr>
+                <w:sz w:val="24"/>
+                <w:szCs w:val="24"/>
+                <w:lang w:val="en-US"/>
+              </w:rPr>
+              <w:t>MobileNet</w:t>
+            </w:r>
+            <w:proofErr w:type="spellEnd"/>
+            <w:r>
+              <w:rPr>
+                <w:sz w:val="24"/>
+                <w:szCs w:val="24"/>
+                <w:lang w:val="en-US"/>
+              </w:rPr>
+              <w:t xml:space="preserve"> + BiLSTM</w:t>
+            </w:r>
+          </w:p>
+        </w:tc>
+        <w:tc>
+          <w:tcPr>
+            <w:tcW w:w="1189" w:type="dxa"/>
+            <w:vAlign w:val="center"/>
+          </w:tcPr>
+          <w:p>
+            <w:pPr>
+              <w:ind w:firstLine="0"/>
+              <w:jc w:val="center"/>
+              <w:rPr>
+                <w:sz w:val="24"/>
+                <w:szCs w:val="24"/>
+                <w:lang w:val="en-US"/>
+              </w:rPr>
+            </w:pPr>
+            <w:r>
+              <w:rPr>
+                <w:sz w:val="24"/>
+                <w:szCs w:val="24"/>
+                <w:lang w:val="en-US"/>
+              </w:rPr>
+              <w:t>0.5083</w:t>
+            </w:r>
+          </w:p>
+        </w:tc>
+        <w:tc>
+          <w:tcPr>
+            <w:tcW w:w="1251" w:type="dxa"/>
+            <w:vAlign w:val="center"/>
+          </w:tcPr>
+          <w:p>
+            <w:pPr>
+              <w:ind w:firstLine="0"/>
+              <w:jc w:val="center"/>
+              <w:rPr>
+                <w:sz w:val="24"/>
+                <w:szCs w:val="24"/>
+                <w:lang w:val="en-US"/>
+              </w:rPr>
+            </w:pPr>
+            <w:r>
+              <w:rPr>
+                <w:sz w:val="24"/>
+                <w:szCs w:val="24"/>
+                <w:lang w:val="en-US"/>
+              </w:rPr>
+              <w:t>0.484</w:t>
+            </w:r>
+          </w:p>
+        </w:tc>
+        <w:tc>
+          <w:tcPr>
+            <w:tcW w:w="2250" w:type="dxa"/>
+            <w:vAlign w:val="center"/>
+          </w:tcPr>
+          <w:p>
+            <w:pPr>
+              <w:ind w:firstLine="0"/>
+              <w:jc w:val="center"/>
+              <w:rPr>
+                <w:sz w:val="24"/>
+                <w:szCs w:val="24"/>
+                <w:lang w:val="en-US"/>
+              </w:rPr>
+            </w:pPr>
+            <w:r>
+              <w:rPr>
+                <w:sz w:val="24"/>
+                <w:szCs w:val="24"/>
+                <w:lang w:val="en-US"/>
+              </w:rPr>
+              <w:t>247.4</w:t>
+            </w:r>
+          </w:p>
+        </w:tc>
+        <w:tc>
+          <w:tcPr>
+            <w:tcW w:w="2340" w:type="dxa"/>
+            <w:vAlign w:val="center"/>
+          </w:tcPr>
+          <w:p>
+            <w:pPr>
+              <w:ind w:firstLine="0"/>
+              <w:jc w:val="center"/>
+              <w:rPr>
+                <w:sz w:val="24"/>
+                <w:szCs w:val="24"/>
+                <w:lang w:val="en-US"/>
+              </w:rPr>
+            </w:pPr>
+            <w:r>
+              <w:rPr>
+                <w:sz w:val="24"/>
+                <w:szCs w:val="24"/>
+                <w:lang w:val="en-US"/>
+              </w:rPr>
+              <w:t>6.41</w:t>
+            </w:r>
+          </w:p>
+        </w:tc>
+      </w:tr>
+      <w:tr>
+        <w:tc>
+          <w:tcPr>
+            <w:tcW w:w="2595" w:type="dxa"/>
+          </w:tcPr>
+          <w:p>
+            <w:pPr>
+              <w:ind w:firstLine="0"/>
+              <w:rPr>
+                <w:sz w:val="24"/>
+                <w:szCs w:val="24"/>
+                <w:lang w:val="ru-RU"/>
+              </w:rPr>
+            </w:pPr>
+            <w:proofErr w:type="spellStart"/>
+            <w:r>
+              <w:rPr>
+                <w:sz w:val="24"/>
+                <w:szCs w:val="24"/>
+                <w:lang w:val="en-US"/>
+              </w:rPr>
+              <w:t>MobileNet</w:t>
+            </w:r>
+            <w:proofErr w:type="spellEnd"/>
+            <w:r>
+              <w:rPr>
+                <w:sz w:val="24"/>
+                <w:szCs w:val="24"/>
+                <w:lang w:val="en-US"/>
+              </w:rPr>
+              <w:t xml:space="preserve"> + TCN</w:t>
+            </w:r>
+          </w:p>
+        </w:tc>
+        <w:tc>
+          <w:tcPr>
+            <w:tcW w:w="1189" w:type="dxa"/>
+            <w:vAlign w:val="center"/>
+          </w:tcPr>
+          <w:p>
+            <w:pPr>
+              <w:ind w:firstLine="0"/>
+              <w:jc w:val="center"/>
+              <w:rPr>
+                <w:sz w:val="24"/>
+                <w:szCs w:val="24"/>
+                <w:lang w:val="en-US"/>
+              </w:rPr>
+            </w:pPr>
+            <w:r>
+              <w:rPr>
+                <w:sz w:val="24"/>
+                <w:szCs w:val="24"/>
+                <w:lang w:val="en-US"/>
+              </w:rPr>
+              <w:t>0.3958</w:t>
+            </w:r>
+          </w:p>
+        </w:tc>
+        <w:tc>
+          <w:tcPr>
+            <w:tcW w:w="1251" w:type="dxa"/>
+            <w:vAlign w:val="center"/>
+          </w:tcPr>
+          <w:p>
+            <w:pPr>
+              <w:ind w:firstLine="0"/>
+              <w:jc w:val="center"/>
+              <w:rPr>
+                <w:sz w:val="24"/>
+                <w:szCs w:val="24"/>
+                <w:lang w:val="en-US"/>
+              </w:rPr>
+            </w:pPr>
+            <w:r>
+              <w:rPr>
+                <w:sz w:val="24"/>
+                <w:szCs w:val="24"/>
+                <w:lang w:val="en-US"/>
+              </w:rPr>
+              <w:t>0.383</w:t>
+            </w:r>
+          </w:p>
+        </w:tc>
+        <w:tc>
+          <w:tcPr>
+            <w:tcW w:w="2250" w:type="dxa"/>
+            <w:vAlign w:val="center"/>
+          </w:tcPr>
+          <w:p>
+            <w:pPr>
+              <w:ind w:firstLine="0"/>
+              <w:jc w:val="center"/>
+              <w:rPr>
+                <w:sz w:val="24"/>
+                <w:szCs w:val="24"/>
+                <w:lang w:val="en-US"/>
+              </w:rPr>
+            </w:pPr>
+            <w:r>
+              <w:rPr>
+                <w:sz w:val="24"/>
+                <w:szCs w:val="24"/>
+                <w:lang w:val="en-US"/>
+              </w:rPr>
+              <w:t>246.7</w:t>
+            </w:r>
+          </w:p>
+        </w:tc>
+        <w:tc>
+          <w:tcPr>
+            <w:tcW w:w="2340" w:type="dxa"/>
+            <w:vAlign w:val="center"/>
+          </w:tcPr>
+          <w:p>
+            <w:pPr>
+              <w:ind w:firstLine="0"/>
+              <w:jc w:val="center"/>
+              <w:rPr>
+                <w:sz w:val="24"/>
+                <w:szCs w:val="24"/>
+                <w:lang w:val="en-US"/>
+              </w:rPr>
+            </w:pPr>
+            <w:r>
+              <w:rPr>
+                <w:sz w:val="24"/>
+                <w:szCs w:val="24"/>
+                <w:lang w:val="en-US"/>
+              </w:rPr>
+              <w:t>6.79</w:t>
+            </w:r>
+          </w:p>
+        </w:tc>
+      </w:tr>
+      <w:tr>
+        <w:tc>
+          <w:tcPr>
+            <w:tcW w:w="2595" w:type="dxa"/>
+          </w:tcPr>
+          <w:p>
+            <w:pPr>
+              <w:ind w:firstLine="0"/>
+              <w:rPr>
+                <w:sz w:val="24"/>
+                <w:szCs w:val="24"/>
+                <w:lang w:val="ru-RU"/>
+              </w:rPr>
+            </w:pPr>
+            <w:r>
+              <w:rPr>
+                <w:sz w:val="24"/>
+                <w:szCs w:val="24"/>
+                <w:lang w:val="en-US"/>
+              </w:rPr>
+              <w:t>EmotiEffNet + BiGRU</w:t>
+            </w:r>
+          </w:p>
+        </w:tc>
+        <w:tc>
+          <w:tcPr>
+            <w:tcW w:w="1189" w:type="dxa"/>
+            <w:vAlign w:val="center"/>
+          </w:tcPr>
+          <w:p>
+            <w:pPr>
+              <w:ind w:firstLine="0"/>
+              <w:jc w:val="center"/>
+              <w:rPr>
+                <w:sz w:val="24"/>
+                <w:szCs w:val="24"/>
+                <w:lang w:val="en-US"/>
+              </w:rPr>
+            </w:pPr>
+            <w:r>
+              <w:rPr>
+                <w:sz w:val="24"/>
+                <w:szCs w:val="24"/>
+                <w:lang w:val="en-US"/>
+              </w:rPr>
+              <w:t>0.6750</w:t>
+            </w:r>
+          </w:p>
+        </w:tc>
+        <w:tc>
+          <w:tcPr>
+            <w:tcW w:w="1251" w:type="dxa"/>
+            <w:vAlign w:val="center"/>
+          </w:tcPr>
+          <w:p>
+            <w:pPr>
+              <w:ind w:firstLine="0"/>
+              <w:jc w:val="center"/>
+              <w:rPr>
+                <w:sz w:val="24"/>
+                <w:szCs w:val="24"/>
+                <w:lang w:val="en-US"/>
+              </w:rPr>
+            </w:pPr>
+            <w:r>
+              <w:rPr>
+                <w:sz w:val="24"/>
+                <w:szCs w:val="24"/>
+                <w:lang w:val="en-US"/>
+              </w:rPr>
+              <w:t>0.679</w:t>
+            </w:r>
+          </w:p>
+        </w:tc>
+        <w:tc>
+          <w:tcPr>
+            <w:tcW w:w="2250" w:type="dxa"/>
+            <w:vAlign w:val="center"/>
+          </w:tcPr>
+          <w:p>
+            <w:pPr>
+              <w:ind w:firstLine="0"/>
+              <w:jc w:val="center"/>
+              <w:rPr>
+                <w:sz w:val="24"/>
+                <w:szCs w:val="24"/>
+                <w:lang w:val="en-US"/>
+              </w:rPr>
+            </w:pPr>
+            <w:r>
+              <w:rPr>
+                <w:sz w:val="24"/>
+                <w:szCs w:val="24"/>
+                <w:lang w:val="en-US"/>
+              </w:rPr>
+              <w:t>275.6</w:t>
+            </w:r>
+          </w:p>
+        </w:tc>
+        <w:tc>
+          <w:tcPr>
+            <w:tcW w:w="2340" w:type="dxa"/>
+            <w:vAlign w:val="center"/>
+          </w:tcPr>
+          <w:p>
+            <w:pPr>
+              <w:ind w:firstLine="0"/>
+              <w:jc w:val="center"/>
+              <w:rPr>
+                <w:sz w:val="24"/>
+                <w:szCs w:val="24"/>
+                <w:lang w:val="en-US"/>
+              </w:rPr>
+            </w:pPr>
+            <w:r>
+              <w:rPr>
+                <w:sz w:val="24"/>
+                <w:szCs w:val="24"/>
+                <w:lang w:val="en-US"/>
+              </w:rPr>
+              <w:t>15.70</w:t>
+            </w:r>
+          </w:p>
+        </w:tc>
+      </w:tr>
+      <w:tr>
+        <w:tc>
+          <w:tcPr>
+            <w:tcW w:w="2595" w:type="dxa"/>
+          </w:tcPr>
+          <w:p>
+            <w:pPr>
+              <w:ind w:firstLine="0"/>
+              <w:rPr>
+                <w:sz w:val="24"/>
+                <w:szCs w:val="24"/>
+                <w:lang w:val="ru-RU"/>
+              </w:rPr>
+            </w:pPr>
+            <w:r>
+              <w:rPr>
+                <w:sz w:val="24"/>
+                <w:szCs w:val="24"/>
+                <w:lang w:val="en-US"/>
+              </w:rPr>
+              <w:t>EmotiEffNet + BiLSTM</w:t>
+            </w:r>
+          </w:p>
+        </w:tc>
+        <w:tc>
+          <w:tcPr>
+            <w:tcW w:w="1189" w:type="dxa"/>
+            <w:vAlign w:val="center"/>
+          </w:tcPr>
+          <w:p>
+            <w:pPr>
+              <w:ind w:firstLine="0"/>
+              <w:jc w:val="center"/>
+              <w:rPr>
+                <w:sz w:val="24"/>
+                <w:szCs w:val="24"/>
+                <w:lang w:val="en-US"/>
+              </w:rPr>
+            </w:pPr>
+            <w:r>
+              <w:rPr>
+                <w:sz w:val="24"/>
+                <w:szCs w:val="24"/>
+                <w:lang w:val="en-US"/>
+              </w:rPr>
+              <w:t>0.6833</w:t>
+            </w:r>
+          </w:p>
+        </w:tc>
+        <w:tc>
+          <w:tcPr>
+            <w:tcW w:w="1251" w:type="dxa"/>
+            <w:vAlign w:val="center"/>
+          </w:tcPr>
+          <w:p>
+            <w:pPr>
+              <w:ind w:firstLine="0"/>
+              <w:jc w:val="center"/>
+              <w:rPr>
+                <w:sz w:val="24"/>
+                <w:szCs w:val="24"/>
+                <w:lang w:val="en-US"/>
+              </w:rPr>
+            </w:pPr>
+            <w:r>
+              <w:rPr>
+                <w:sz w:val="24"/>
+                <w:szCs w:val="24"/>
+                <w:lang w:val="en-US"/>
+              </w:rPr>
+              <w:t>0.671</w:t>
+            </w:r>
+          </w:p>
+        </w:tc>
+        <w:tc>
+          <w:tcPr>
+            <w:tcW w:w="2250" w:type="dxa"/>
+            <w:vAlign w:val="center"/>
+          </w:tcPr>
+          <w:p>
+            <w:pPr>
+              <w:ind w:firstLine="0"/>
+              <w:jc w:val="center"/>
+              <w:rPr>
+                <w:sz w:val="24"/>
+                <w:szCs w:val="24"/>
+                <w:lang w:val="en-US"/>
+              </w:rPr>
+            </w:pPr>
+            <w:r>
+              <w:rPr>
+                <w:sz w:val="24"/>
+                <w:szCs w:val="24"/>
+                <w:lang w:val="en-US"/>
+              </w:rPr>
+              <w:t>275.1</w:t>
+            </w:r>
+          </w:p>
+        </w:tc>
+        <w:tc>
+          <w:tcPr>
+            <w:tcW w:w="2340" w:type="dxa"/>
+            <w:vAlign w:val="center"/>
+          </w:tcPr>
+          <w:p>
+            <w:pPr>
+              <w:ind w:firstLine="0"/>
+              <w:jc w:val="center"/>
+              <w:rPr>
+                <w:sz w:val="24"/>
+                <w:szCs w:val="24"/>
+                <w:lang w:val="en-US"/>
+              </w:rPr>
+            </w:pPr>
+            <w:r>
+              <w:rPr>
+                <w:sz w:val="24"/>
+                <w:szCs w:val="24"/>
+                <w:lang w:val="en-US"/>
+              </w:rPr>
+              <w:t>21.02</w:t>
+            </w:r>
+          </w:p>
+        </w:tc>
+      </w:tr>
+      <w:tr>
+        <w:tc>
+          <w:tcPr>
+            <w:tcW w:w="2595" w:type="dxa"/>
+          </w:tcPr>
+          <w:p>
+            <w:pPr>
+              <w:ind w:firstLine="0"/>
+              <w:rPr>
+                <w:sz w:val="24"/>
+                <w:szCs w:val="24"/>
+                <w:lang w:val="ru-RU"/>
+              </w:rPr>
+            </w:pPr>
+            <w:r>
+              <w:rPr>
+                <w:sz w:val="24"/>
+                <w:szCs w:val="24"/>
+                <w:lang w:val="en-US"/>
+              </w:rPr>
+              <w:t>EmotiEffNet + TCN</w:t>
+            </w:r>
+          </w:p>
+        </w:tc>
+        <w:tc>
+          <w:tcPr>
+            <w:tcW w:w="1189" w:type="dxa"/>
+            <w:vAlign w:val="center"/>
+          </w:tcPr>
+          <w:p>
+            <w:pPr>
+              <w:ind w:firstLine="0"/>
+              <w:jc w:val="center"/>
+              <w:rPr>
+                <w:sz w:val="24"/>
+                <w:szCs w:val="24"/>
+                <w:lang w:val="en-US"/>
+              </w:rPr>
+            </w:pPr>
+            <w:r>
+              <w:rPr>
+                <w:sz w:val="24"/>
+                <w:szCs w:val="24"/>
+                <w:lang w:val="en-US"/>
+              </w:rPr>
+              <w:t>0.6042</w:t>
+            </w:r>
+          </w:p>
+        </w:tc>
+        <w:tc>
+          <w:tcPr>
+            <w:tcW w:w="1251" w:type="dxa"/>
+            <w:vAlign w:val="center"/>
+          </w:tcPr>
+          <w:p>
+            <w:pPr>
+              <w:ind w:firstLine="0"/>
+              <w:jc w:val="center"/>
+              <w:rPr>
+                <w:sz w:val="24"/>
+                <w:szCs w:val="24"/>
+                <w:lang w:val="en-US"/>
+              </w:rPr>
+            </w:pPr>
+            <w:r>
+              <w:rPr>
+                <w:sz w:val="24"/>
+                <w:szCs w:val="24"/>
+                <w:lang w:val="en-US"/>
+              </w:rPr>
+              <w:t>0.585</w:t>
+            </w:r>
+          </w:p>
+        </w:tc>
+        <w:tc>
+          <w:tcPr>
+            <w:tcW w:w="2250" w:type="dxa"/>
+            <w:vAlign w:val="center"/>
+          </w:tcPr>
+          <w:p>
+            <w:pPr>
+              <w:ind w:firstLine="0"/>
+              <w:jc w:val="center"/>
+              <w:rPr>
+                <w:sz w:val="24"/>
+                <w:szCs w:val="24"/>
+                <w:lang w:val="en-US"/>
+              </w:rPr>
+            </w:pPr>
+            <w:r>
+              <w:rPr>
+                <w:sz w:val="24"/>
+                <w:szCs w:val="24"/>
+                <w:lang w:val="en-US"/>
+              </w:rPr>
+              <w:t>274.5</w:t>
+            </w:r>
+          </w:p>
+        </w:tc>
+        <w:tc>
+          <w:tcPr>
+            <w:tcW w:w="2340" w:type="dxa"/>
+            <w:vAlign w:val="center"/>
+          </w:tcPr>
+          <w:p>
+            <w:pPr>
+              <w:ind w:firstLine="0"/>
+              <w:jc w:val="center"/>
+              <w:rPr>
+                <w:sz w:val="24"/>
+                <w:szCs w:val="24"/>
+                <w:lang w:val="en-US"/>
+              </w:rPr>
+            </w:pPr>
+            <w:r>
+              <w:rPr>
+                <w:sz w:val="24"/>
+                <w:szCs w:val="24"/>
+                <w:lang w:val="en-US"/>
+              </w:rPr>
+              <w:t>20.72</w:t>
+            </w:r>
+          </w:p>
+        </w:tc>
+      </w:tr>
+    </w:tbl>
+    <w:p>
+      <w:pPr>
+        <w:jc w:val="center"/>
+        <w:rPr>
+          <w:lang w:val="ru-RU"/>
+        </w:rPr>
+      </w:pPr>
+      <w:r>
+        <w:rPr>
+          <w:lang w:val="ru-RU"/>
+        </w:rPr>
+        <w:t>Таблица 6. Сравнение видео моделей.</w:t>
+      </w:r>
+    </w:p>
+    <w:p>
+      <w:pPr>
+        <w:rPr>
+          <w:lang w:val="ru-RU"/>
+        </w:rPr>
+      </w:pPr>
+      <w:r>
+        <w:rPr>
+          <w:b/>
+          <w:bCs/>
+          <w:lang w:val="ru-RU"/>
+        </w:rPr>
+        <w:t xml:space="preserve">Сравнение </w:t>
+      </w:r>
+      <w:proofErr w:type="spellStart"/>
+      <w:r>
+        <w:rPr>
+          <w:b/>
+          <w:bCs/>
+          <w:lang w:val="ru-RU"/>
+        </w:rPr>
+        <w:t>бэкбонов</w:t>
+      </w:r>
+      <w:proofErr w:type="spellEnd"/>
+      <w:r>
+        <w:rPr>
+          <w:lang w:val="ru-RU"/>
+        </w:rPr>
+        <w:t xml:space="preserve">. Наиболее значимый результат – превосходство </w:t>
+      </w:r>
+      <w:proofErr w:type="spellStart"/>
+      <w:r>
+        <w:rPr>
+          <w:lang w:val="ru-RU"/>
+        </w:rPr>
+        <w:t>EmotiEffNet</w:t>
+      </w:r>
+      <w:proofErr w:type="spellEnd"/>
+      <w:r>
+        <w:rPr>
+          <w:lang w:val="ru-RU"/>
+        </w:rPr>
+        <w:t xml:space="preserve"> над MobileNetV3-Small во всех конфигурациях. При использовании BiLSTM замена бэкбона с </w:t>
+      </w:r>
+      <w:proofErr w:type="spellStart"/>
+      <w:r>
+        <w:rPr>
+          <w:lang w:val="ru-RU"/>
+        </w:rPr>
+        <w:t>MobileNet</w:t>
+      </w:r>
+      <w:proofErr w:type="spellEnd"/>
+      <w:r>
+        <w:rPr>
+          <w:lang w:val="ru-RU"/>
+        </w:rPr>
+        <w:t xml:space="preserve"> на </w:t>
+      </w:r>
+      <w:proofErr w:type="spellStart"/>
+      <w:r>
+        <w:rPr>
+          <w:lang w:val="ru-RU"/>
+        </w:rPr>
+        <w:t>EmotiEffNet</w:t>
+      </w:r>
+      <w:proofErr w:type="spellEnd"/>
+      <w:r>
+        <w:rPr>
+          <w:lang w:val="ru-RU"/>
+        </w:rPr>
+        <w:t xml:space="preserve"> повышает </w:t>
+      </w:r>
+      <w:proofErr w:type="spellStart"/>
+      <w:r>
+        <w:rPr>
+          <w:lang w:val="ru-RU"/>
+        </w:rPr>
+        <w:t>accuracy</w:t>
+      </w:r>
+      <w:proofErr w:type="spellEnd"/>
+      <w:r>
+        <w:rPr>
+          <w:lang w:val="ru-RU"/>
+        </w:rPr>
+        <w:t xml:space="preserve"> с 50</w:t>
+      </w:r>
+      <w:r>
+        <w:rPr>
+          <w:lang w:val="ru-RU"/>
+        </w:rPr>
+        <w:t>.</w:t>
+      </w:r>
+      <w:r>
+        <w:rPr>
+          <w:lang w:val="ru-RU"/>
+        </w:rPr>
+        <w:t>8% до 68</w:t>
+      </w:r>
+      <w:r>
+        <w:rPr>
+          <w:lang w:val="ru-RU"/>
+        </w:rPr>
+        <w:t>.</w:t>
+      </w:r>
+      <w:r>
+        <w:rPr>
+          <w:lang w:val="ru-RU"/>
+        </w:rPr>
+        <w:t xml:space="preserve">3% (разница 17,5 процентных пункта), </w:t>
+      </w:r>
+      <w:proofErr w:type="spellStart"/>
+      <w:r>
+        <w:rPr>
+          <w:lang w:val="ru-RU"/>
+        </w:rPr>
+        <w:t>macro</w:t>
+      </w:r>
+      <w:proofErr w:type="spellEnd"/>
+      <w:r>
+        <w:rPr>
+          <w:lang w:val="ru-RU"/>
+        </w:rPr>
+        <w:t xml:space="preserve"> F1 – с 0</w:t>
+      </w:r>
+      <w:r>
+        <w:rPr>
+          <w:lang w:val="ru-RU"/>
+        </w:rPr>
+        <w:t>.</w:t>
+      </w:r>
+      <w:r>
+        <w:rPr>
+          <w:lang w:val="ru-RU"/>
+        </w:rPr>
+        <w:t>484 до 0</w:t>
+      </w:r>
+      <w:r>
+        <w:rPr>
+          <w:lang w:val="ru-RU"/>
+        </w:rPr>
+        <w:t>.</w:t>
+      </w:r>
+      <w:r>
+        <w:rPr>
+          <w:lang w:val="ru-RU"/>
+        </w:rPr>
+        <w:t xml:space="preserve">671. Для </w:t>
+      </w:r>
+      <w:proofErr w:type="spellStart"/>
+      <w:r>
+        <w:rPr>
+          <w:lang w:val="ru-RU"/>
+        </w:rPr>
+        <w:t>BiGRU</w:t>
+      </w:r>
+      <w:proofErr w:type="spellEnd"/>
+      <w:r>
+        <w:rPr>
+          <w:lang w:val="ru-RU"/>
+        </w:rPr>
+        <w:t xml:space="preserve"> улучшение составляет +21,2 </w:t>
+      </w:r>
+      <w:proofErr w:type="spellStart"/>
+      <w:r>
+        <w:rPr>
+          <w:lang w:val="ru-RU"/>
+        </w:rPr>
+        <w:t>п.п</w:t>
+      </w:r>
+      <w:proofErr w:type="spellEnd"/>
+      <w:r>
+        <w:rPr>
+          <w:lang w:val="ru-RU"/>
+        </w:rPr>
+        <w:t xml:space="preserve">. по </w:t>
+      </w:r>
+      <w:proofErr w:type="spellStart"/>
+      <w:r>
+        <w:rPr>
+          <w:lang w:val="ru-RU"/>
+        </w:rPr>
+        <w:t>accuracy</w:t>
+      </w:r>
+      <w:proofErr w:type="spellEnd"/>
+      <w:r>
+        <w:rPr>
+          <w:lang w:val="ru-RU"/>
+        </w:rPr>
+        <w:t xml:space="preserve"> и +25,0 </w:t>
+      </w:r>
+      <w:proofErr w:type="spellStart"/>
+      <w:r>
+        <w:rPr>
+          <w:lang w:val="ru-RU"/>
+        </w:rPr>
+        <w:t>п.п</w:t>
+      </w:r>
+      <w:proofErr w:type="spellEnd"/>
+      <w:r>
+        <w:rPr>
+          <w:lang w:val="ru-RU"/>
+        </w:rPr>
+        <w:t xml:space="preserve">. по </w:t>
+      </w:r>
+      <w:proofErr w:type="spellStart"/>
+      <w:r>
+        <w:rPr>
+          <w:lang w:val="ru-RU"/>
+        </w:rPr>
+        <w:t>macro</w:t>
+      </w:r>
+      <w:proofErr w:type="spellEnd"/>
+      <w:r>
+        <w:rPr>
+          <w:lang w:val="ru-RU"/>
+        </w:rPr>
+        <w:t xml:space="preserve"> F1. Это объясняется фундаментальным различием в </w:t>
+      </w:r>
+      <w:proofErr w:type="spellStart"/>
+      <w:r>
+        <w:rPr>
+          <w:lang w:val="ru-RU"/>
+        </w:rPr>
+        <w:t>предобучении</w:t>
+      </w:r>
+      <w:proofErr w:type="spellEnd"/>
+      <w:r>
+        <w:rPr>
+          <w:lang w:val="ru-RU"/>
+        </w:rPr>
+        <w:t xml:space="preserve">: MobileNetV3-Small обучен на </w:t>
+      </w:r>
+      <w:proofErr w:type="spellStart"/>
+      <w:r>
+        <w:rPr>
+          <w:lang w:val="ru-RU"/>
+        </w:rPr>
+        <w:t>ImageNet</w:t>
+      </w:r>
+      <w:proofErr w:type="spellEnd"/>
+      <w:r>
+        <w:rPr>
+          <w:lang w:val="ru-RU"/>
+        </w:rPr>
+        <w:t xml:space="preserve"> для общей классификации объектов и не специализирован на мимике. Напротив, </w:t>
+      </w:r>
+      <w:proofErr w:type="spellStart"/>
+      <w:r>
+        <w:rPr>
+          <w:lang w:val="ru-RU"/>
+        </w:rPr>
+        <w:t>EmotiEffNet</w:t>
+      </w:r>
+      <w:proofErr w:type="spellEnd"/>
+      <w:r>
+        <w:rPr>
+          <w:lang w:val="ru-RU"/>
+        </w:rPr>
+        <w:t xml:space="preserve"> прош</w:t>
+      </w:r>
+      <w:r>
+        <w:rPr>
+          <w:lang w:val="ru-RU"/>
+        </w:rPr>
+        <w:t>е</w:t>
+      </w:r>
+      <w:r>
+        <w:rPr>
+          <w:lang w:val="ru-RU"/>
+        </w:rPr>
+        <w:t>л двухэтапное обучение на VGGFace2 и AffectNet, поэтому его признаки уже кодируют эмоционально значимые особенности лица</w:t>
+      </w:r>
+      <w:r>
+        <w:rPr>
+          <w:lang w:val="ru-RU"/>
+        </w:rPr>
+        <w:t xml:space="preserve">. </w:t>
+      </w:r>
+      <w:r>
+        <w:rPr>
+          <w:lang w:val="ru-RU"/>
+        </w:rPr>
+        <w:t>При ограниченном объ</w:t>
+      </w:r>
+      <w:r>
+        <w:rPr>
+          <w:lang w:val="ru-RU"/>
+        </w:rPr>
+        <w:t>е</w:t>
+      </w:r>
+      <w:r>
+        <w:rPr>
+          <w:lang w:val="ru-RU"/>
+        </w:rPr>
+        <w:t xml:space="preserve">ме обучающей выборки RAVDESS </w:t>
+      </w:r>
+      <w:r>
+        <w:rPr>
+          <w:lang w:val="ru-RU"/>
+        </w:rPr>
+        <w:lastRenderedPageBreak/>
+        <w:t>(всего 1200 видео до аугментации) темпоральная голова не способна компенсировать отсутствие эмоциональной специфики в признаках.</w:t>
+      </w:r>
+    </w:p>
+    <w:p>
+      <w:pPr>
+        <w:rPr>
+          <w:lang w:val="ru-RU"/>
+        </w:rPr>
+      </w:pPr>
+      <w:r>
+        <w:rPr>
+          <w:b/>
+          <w:bCs/>
+          <w:lang w:val="ru-RU"/>
+        </w:rPr>
+        <w:t>Сравнение</w:t>
+      </w:r>
+      <w:r>
+        <w:rPr>
+          <w:b/>
+          <w:bCs/>
+          <w:lang w:val="en-US"/>
+        </w:rPr>
+        <w:t xml:space="preserve"> </w:t>
+      </w:r>
+      <w:r>
+        <w:rPr>
+          <w:b/>
+          <w:bCs/>
+          <w:lang w:val="ru-RU"/>
+        </w:rPr>
+        <w:t>темпоральных</w:t>
+      </w:r>
+      <w:r>
+        <w:rPr>
+          <w:b/>
+          <w:bCs/>
+          <w:lang w:val="en-US"/>
+        </w:rPr>
+        <w:t xml:space="preserve"> </w:t>
+      </w:r>
+      <w:r>
+        <w:rPr>
+          <w:b/>
+          <w:bCs/>
+          <w:lang w:val="ru-RU"/>
+        </w:rPr>
+        <w:t>агрегаторов</w:t>
+      </w:r>
+      <w:r>
+        <w:rPr>
+          <w:lang w:val="en-US"/>
+        </w:rPr>
+        <w:t xml:space="preserve">. </w:t>
+      </w:r>
+      <w:r>
+        <w:rPr>
+          <w:lang w:val="ru-RU"/>
+        </w:rPr>
+        <w:t>Среди</w:t>
+      </w:r>
+      <w:r>
+        <w:rPr>
+          <w:lang w:val="en-US"/>
+        </w:rPr>
+        <w:t xml:space="preserve"> </w:t>
+      </w:r>
+      <w:r>
+        <w:rPr>
+          <w:lang w:val="ru-RU"/>
+        </w:rPr>
+        <w:t>тр</w:t>
+      </w:r>
+      <w:r>
+        <w:rPr>
+          <w:lang w:val="ru-RU"/>
+        </w:rPr>
+        <w:t>е</w:t>
+      </w:r>
+      <w:r>
+        <w:rPr>
+          <w:lang w:val="ru-RU"/>
+        </w:rPr>
+        <w:t>х</w:t>
+      </w:r>
+      <w:r>
+        <w:rPr>
+          <w:lang w:val="en-US"/>
+        </w:rPr>
+        <w:t xml:space="preserve"> </w:t>
+      </w:r>
+      <w:r>
+        <w:rPr>
+          <w:lang w:val="ru-RU"/>
+        </w:rPr>
+        <w:t>агрегаторов</w:t>
+      </w:r>
+      <w:r>
+        <w:rPr>
+          <w:lang w:val="en-US"/>
+        </w:rPr>
+        <w:t xml:space="preserve"> </w:t>
+      </w:r>
+      <w:r>
+        <w:rPr>
+          <w:lang w:val="ru-RU"/>
+        </w:rPr>
+        <w:t>на</w:t>
+      </w:r>
+      <w:r>
+        <w:rPr>
+          <w:lang w:val="en-US"/>
+        </w:rPr>
+        <w:t xml:space="preserve"> </w:t>
+      </w:r>
+      <w:r>
+        <w:rPr>
+          <w:lang w:val="ru-RU"/>
+        </w:rPr>
+        <w:t>базе</w:t>
+      </w:r>
+      <w:r>
+        <w:rPr>
+          <w:lang w:val="en-US"/>
+        </w:rPr>
+        <w:t xml:space="preserve"> EmotiEffNet </w:t>
+      </w:r>
+      <w:r>
+        <w:rPr>
+          <w:lang w:val="ru-RU"/>
+        </w:rPr>
+        <w:t>лучшую</w:t>
+      </w:r>
+      <w:r>
+        <w:rPr>
+          <w:lang w:val="en-US"/>
+        </w:rPr>
+        <w:t xml:space="preserve"> accuracy </w:t>
+      </w:r>
+      <w:r>
+        <w:rPr>
+          <w:lang w:val="ru-RU"/>
+        </w:rPr>
+        <w:t>показал</w:t>
+      </w:r>
+      <w:r>
+        <w:rPr>
+          <w:lang w:val="en-US"/>
+        </w:rPr>
+        <w:t xml:space="preserve"> BiLSTM (68</w:t>
+      </w:r>
+      <w:r>
+        <w:rPr>
+          <w:lang w:val="en-US"/>
+        </w:rPr>
+        <w:t>.</w:t>
+      </w:r>
+      <w:r>
+        <w:rPr>
+          <w:lang w:val="en-US"/>
+        </w:rPr>
+        <w:t xml:space="preserve">3%), </w:t>
+      </w:r>
+      <w:r>
+        <w:rPr>
+          <w:lang w:val="ru-RU"/>
+        </w:rPr>
+        <w:t>лучший</w:t>
+      </w:r>
+      <w:r>
+        <w:rPr>
+          <w:lang w:val="en-US"/>
+        </w:rPr>
+        <w:t xml:space="preserve"> macro F1 – BiGRU (0</w:t>
+      </w:r>
+      <w:r>
+        <w:rPr>
+          <w:lang w:val="en-US"/>
+        </w:rPr>
+        <w:t>.</w:t>
+      </w:r>
+      <w:r>
+        <w:rPr>
+          <w:lang w:val="en-US"/>
+        </w:rPr>
+        <w:t xml:space="preserve">679). </w:t>
+      </w:r>
+      <w:r>
+        <w:rPr>
+          <w:lang w:val="ru-RU"/>
+        </w:rPr>
+        <w:t xml:space="preserve">Разница между ними находится в пределах статистической погрешности (≈±3% для 240 тестовых примеров). BiLSTM и </w:t>
+      </w:r>
+      <w:proofErr w:type="spellStart"/>
+      <w:r>
+        <w:rPr>
+          <w:lang w:val="ru-RU"/>
+        </w:rPr>
+        <w:t>BiGRU</w:t>
+      </w:r>
+      <w:proofErr w:type="spellEnd"/>
+      <w:r>
+        <w:rPr>
+          <w:lang w:val="ru-RU"/>
+        </w:rPr>
+        <w:t xml:space="preserve"> работают сопоставимо, что согласуется с литературными данными о близости этих архитектур при коротких последовательностях (16 шагов). TCN показал худшие результаты на обоих </w:t>
+      </w:r>
+      <w:proofErr w:type="spellStart"/>
+      <w:r>
+        <w:rPr>
+          <w:lang w:val="ru-RU"/>
+        </w:rPr>
+        <w:t>бэкбонах</w:t>
+      </w:r>
+      <w:proofErr w:type="spellEnd"/>
+      <w:r>
+        <w:rPr>
+          <w:lang w:val="ru-RU"/>
+        </w:rPr>
+        <w:t xml:space="preserve">: для </w:t>
+      </w:r>
+      <w:proofErr w:type="spellStart"/>
+      <w:r>
+        <w:rPr>
+          <w:lang w:val="ru-RU"/>
+        </w:rPr>
+        <w:t>EmotiEffNet</w:t>
+      </w:r>
+      <w:proofErr w:type="spellEnd"/>
+      <w:r>
+        <w:rPr>
+          <w:lang w:val="ru-RU"/>
+        </w:rPr>
+        <w:t xml:space="preserve"> </w:t>
+      </w:r>
+      <w:proofErr w:type="spellStart"/>
+      <w:r>
+        <w:rPr>
+          <w:lang w:val="ru-RU"/>
+        </w:rPr>
+        <w:t>accuracy</w:t>
+      </w:r>
+      <w:proofErr w:type="spellEnd"/>
+      <w:r>
+        <w:rPr>
+          <w:lang w:val="ru-RU"/>
+        </w:rPr>
+        <w:t xml:space="preserve"> на 7,9 </w:t>
+      </w:r>
+      <w:proofErr w:type="spellStart"/>
+      <w:r>
+        <w:rPr>
+          <w:lang w:val="ru-RU"/>
+        </w:rPr>
+        <w:t>п.п</w:t>
+      </w:r>
+      <w:proofErr w:type="spellEnd"/>
+      <w:r>
+        <w:rPr>
+          <w:lang w:val="ru-RU"/>
+        </w:rPr>
+        <w:t>. ниже, чем у BiLSTM. Причинами могут быть: (1) короткая последовательность (16 кадров), где преимущество TCN в параллельной обработке и большом рецептивном поле не проявляется; (2) отсутствие механизма, аналогичного вентилям LSTM/GRU, что делает TCN более чувствительным к нерегулярностям временной динамики.</w:t>
+      </w:r>
+    </w:p>
+    <w:p>
+      <w:pPr>
+        <w:rPr>
+          <w:lang w:val="ru-RU"/>
+        </w:rPr>
+      </w:pPr>
+      <w:r>
+        <w:rPr>
+          <w:b/>
+          <w:bCs/>
+          <w:lang w:val="ru-RU"/>
+        </w:rPr>
+        <w:t>Скорость и размер модели.</w:t>
+      </w:r>
+      <w:r>
+        <w:rPr>
+          <w:lang w:val="en-US"/>
+        </w:rPr>
+        <w:t> </w:t>
+      </w:r>
+      <w:r>
+        <w:rPr>
+          <w:lang w:val="ru-RU"/>
+        </w:rPr>
+        <w:t>Время инференса всех моделей лежит в узком диапазоне 247–276 мс на видео, прич</w:t>
+      </w:r>
+      <w:r>
+        <w:rPr>
+          <w:lang w:val="ru-RU"/>
+        </w:rPr>
+        <w:t>е</w:t>
+      </w:r>
+      <w:r>
+        <w:rPr>
+          <w:lang w:val="ru-RU"/>
+        </w:rPr>
+        <w:t>м основная доля затрат приходится на этап извлечения кадров (</w:t>
+      </w:r>
+      <w:r>
+        <w:rPr>
+          <w:lang w:val="en-US"/>
+        </w:rPr>
+        <w:t>cv</w:t>
+      </w:r>
+      <w:r>
+        <w:rPr>
+          <w:lang w:val="ru-RU"/>
+        </w:rPr>
+        <w:t>2.</w:t>
+      </w:r>
+      <w:proofErr w:type="spellStart"/>
+      <w:r>
+        <w:rPr>
+          <w:lang w:val="en-US"/>
+        </w:rPr>
+        <w:t>VideoCapture</w:t>
+      </w:r>
+      <w:proofErr w:type="spellEnd"/>
+      <w:r>
+        <w:rPr>
+          <w:lang w:val="ru-RU"/>
+        </w:rPr>
+        <w:t xml:space="preserve">, декодирование) и детекцию лиц </w:t>
+      </w:r>
+      <w:proofErr w:type="spellStart"/>
+      <w:r>
+        <w:rPr>
+          <w:lang w:val="en-US"/>
+        </w:rPr>
+        <w:t>MediaPipe</w:t>
+      </w:r>
+      <w:proofErr w:type="spellEnd"/>
+      <w:r>
+        <w:rPr>
+          <w:lang w:val="ru-RU"/>
+        </w:rPr>
+        <w:t xml:space="preserve">. </w:t>
+      </w:r>
+      <w:r>
+        <w:rPr>
+          <w:lang w:val="ru-RU"/>
+        </w:rPr>
+        <w:t>Разница между самыми л</w:t>
+      </w:r>
+      <w:r>
+        <w:rPr>
+          <w:lang w:val="ru-RU"/>
+        </w:rPr>
+        <w:t>е</w:t>
+      </w:r>
+      <w:r>
+        <w:rPr>
+          <w:lang w:val="ru-RU"/>
+        </w:rPr>
+        <w:t>гкими (</w:t>
+      </w:r>
+      <w:proofErr w:type="spellStart"/>
+      <w:r>
+        <w:rPr>
+          <w:lang w:val="en-US"/>
+        </w:rPr>
+        <w:t>MobileNet</w:t>
+      </w:r>
+      <w:proofErr w:type="spellEnd"/>
+      <w:r>
+        <w:rPr>
+          <w:lang w:val="ru-RU"/>
+        </w:rPr>
+        <w:t>+</w:t>
+      </w:r>
+      <w:r>
+        <w:rPr>
+          <w:lang w:val="en-US"/>
+        </w:rPr>
+        <w:t>BiGRU</w:t>
+      </w:r>
+      <w:r>
+        <w:rPr>
+          <w:lang w:val="ru-RU"/>
+        </w:rPr>
+        <w:t>, 3</w:t>
+      </w:r>
+      <w:r>
+        <w:rPr>
+          <w:lang w:val="ru-RU"/>
+        </w:rPr>
+        <w:t>.</w:t>
+      </w:r>
+      <w:r>
+        <w:rPr>
+          <w:lang w:val="ru-RU"/>
+        </w:rPr>
+        <w:t>7 МБ) и самыми тяж</w:t>
+      </w:r>
+      <w:r>
+        <w:rPr>
+          <w:lang w:val="ru-RU"/>
+        </w:rPr>
+        <w:t>е</w:t>
+      </w:r>
+      <w:r>
+        <w:rPr>
+          <w:lang w:val="ru-RU"/>
+        </w:rPr>
+        <w:t>лыми (</w:t>
+      </w:r>
+      <w:r>
+        <w:rPr>
+          <w:lang w:val="en-US"/>
+        </w:rPr>
+        <w:t>EmotiEffNet</w:t>
+      </w:r>
+      <w:r>
+        <w:rPr>
+          <w:lang w:val="ru-RU"/>
+        </w:rPr>
+        <w:t>+</w:t>
+      </w:r>
+      <w:r>
+        <w:rPr>
+          <w:lang w:val="en-US"/>
+        </w:rPr>
+        <w:t>BiLSTM</w:t>
+      </w:r>
+      <w:r>
+        <w:rPr>
+          <w:lang w:val="ru-RU"/>
+        </w:rPr>
+        <w:t>, 21</w:t>
+      </w:r>
+      <w:r>
+        <w:rPr>
+          <w:lang w:val="ru-RU"/>
+        </w:rPr>
+        <w:t>.</w:t>
+      </w:r>
+      <w:r>
+        <w:rPr>
+          <w:lang w:val="ru-RU"/>
+        </w:rPr>
+        <w:t xml:space="preserve">0 МБ) моделями по времени инференса составляет менее 10%, поэтому компактность пайплайна не является критическим фактором. В реальном сценарии каскада </w:t>
+      </w:r>
+      <w:r>
+        <w:rPr>
+          <w:lang w:val="ru-RU"/>
+        </w:rPr>
+        <w:t>видео модель</w:t>
+      </w:r>
+      <w:r>
+        <w:rPr>
+          <w:lang w:val="ru-RU"/>
+        </w:rPr>
+        <w:t xml:space="preserve"> запускается только для эмоциональных реплик (доля которых в диалоге обычно не превышает 20–40%), поэтому время 275 мс на видео является приемлемым.</w:t>
+      </w:r>
+    </w:p>
+    <w:p>
+      <w:pPr>
+        <w:rPr>
+          <w:lang w:val="en-US"/>
+        </w:rPr>
+      </w:pPr>
+      <w:r>
+        <w:rPr>
+          <w:b/>
+          <w:bCs/>
+          <w:lang w:val="ru-RU"/>
+        </w:rPr>
+        <w:t>Выбор лучшей конфигурации.</w:t>
+      </w:r>
+      <w:r>
+        <w:rPr>
+          <w:lang w:val="en-US"/>
+        </w:rPr>
+        <w:t> </w:t>
+      </w:r>
+      <w:r>
+        <w:rPr>
+          <w:lang w:val="ru-RU"/>
+        </w:rPr>
+        <w:t xml:space="preserve">На основании полученных результатов для использования в каскадной системе и последующего дообучения на </w:t>
+      </w:r>
+      <w:r>
+        <w:rPr>
+          <w:lang w:val="en-US"/>
+        </w:rPr>
+        <w:lastRenderedPageBreak/>
+        <w:t>IEMOCAP</w:t>
+      </w:r>
+      <w:r>
+        <w:rPr>
+          <w:lang w:val="ru-RU"/>
+        </w:rPr>
+        <w:t xml:space="preserve"> выбрана конфигурация</w:t>
+      </w:r>
+      <w:r>
+        <w:rPr>
+          <w:lang w:val="en-US"/>
+        </w:rPr>
+        <w:t> </w:t>
+      </w:r>
+      <w:r>
+        <w:rPr>
+          <w:b/>
+          <w:bCs/>
+          <w:lang w:val="en-US"/>
+        </w:rPr>
+        <w:t>EmotiEffNet</w:t>
+      </w:r>
+      <w:r>
+        <w:rPr>
+          <w:b/>
+          <w:bCs/>
+          <w:lang w:val="ru-RU"/>
+        </w:rPr>
+        <w:t xml:space="preserve"> + </w:t>
+      </w:r>
+      <w:r>
+        <w:rPr>
+          <w:b/>
+          <w:bCs/>
+          <w:lang w:val="en-US"/>
+        </w:rPr>
+        <w:t>BiLSTM</w:t>
+      </w:r>
+      <w:r>
+        <w:rPr>
+          <w:lang w:val="ru-RU"/>
+        </w:rPr>
+        <w:t xml:space="preserve">. </w:t>
+      </w:r>
+      <w:proofErr w:type="spellStart"/>
+      <w:r>
+        <w:rPr>
+          <w:lang w:val="en-US"/>
+        </w:rPr>
+        <w:t>Этот</w:t>
+      </w:r>
+      <w:proofErr w:type="spellEnd"/>
+      <w:r>
+        <w:rPr>
+          <w:lang w:val="en-US"/>
+        </w:rPr>
+        <w:t xml:space="preserve"> </w:t>
+      </w:r>
+      <w:proofErr w:type="spellStart"/>
+      <w:r>
+        <w:rPr>
+          <w:lang w:val="en-US"/>
+        </w:rPr>
+        <w:t>выбор</w:t>
+      </w:r>
+      <w:proofErr w:type="spellEnd"/>
+      <w:r>
+        <w:rPr>
+          <w:lang w:val="en-US"/>
+        </w:rPr>
+        <w:t xml:space="preserve"> </w:t>
+      </w:r>
+      <w:proofErr w:type="spellStart"/>
+      <w:r>
+        <w:rPr>
+          <w:lang w:val="en-US"/>
+        </w:rPr>
+        <w:t>обусловлен</w:t>
+      </w:r>
+      <w:proofErr w:type="spellEnd"/>
+      <w:r>
+        <w:rPr>
+          <w:lang w:val="en-US"/>
+        </w:rPr>
+        <w:t>:</w:t>
+      </w:r>
+    </w:p>
+    <w:p>
+      <w:pPr>
+        <w:numPr>
+          <w:ilvl w:val="0"/>
+          <w:numId w:val="30"/>
+        </w:numPr>
+        <w:rPr>
+          <w:lang w:val="ru-RU"/>
+        </w:rPr>
+      </w:pPr>
+      <w:r>
+        <w:rPr>
+          <w:lang w:val="ru-RU"/>
+        </w:rPr>
+        <w:t xml:space="preserve">наивысшей </w:t>
+      </w:r>
+      <w:r>
+        <w:rPr>
+          <w:lang w:val="en-US"/>
+        </w:rPr>
+        <w:t>accuracy</w:t>
+      </w:r>
+      <w:r>
+        <w:rPr>
+          <w:lang w:val="ru-RU"/>
+        </w:rPr>
+        <w:t xml:space="preserve"> (68</w:t>
+      </w:r>
+      <w:r>
+        <w:rPr>
+          <w:lang w:val="ru-RU"/>
+        </w:rPr>
+        <w:t>.</w:t>
+      </w:r>
+      <w:r>
+        <w:rPr>
+          <w:lang w:val="ru-RU"/>
+        </w:rPr>
+        <w:t>33%) среди всех моделей;</w:t>
+      </w:r>
+    </w:p>
+    <w:p>
+      <w:pPr>
+        <w:numPr>
+          <w:ilvl w:val="0"/>
+          <w:numId w:val="30"/>
+        </w:numPr>
+        <w:rPr>
+          <w:lang w:val="ru-RU"/>
+        </w:rPr>
+      </w:pPr>
+      <w:r>
+        <w:rPr>
+          <w:lang w:val="ru-RU"/>
+        </w:rPr>
+        <w:t xml:space="preserve">высоким </w:t>
+      </w:r>
+      <w:r>
+        <w:rPr>
+          <w:lang w:val="en-US"/>
+        </w:rPr>
+        <w:t>macro</w:t>
+      </w:r>
+      <w:r>
+        <w:rPr>
+          <w:lang w:val="ru-RU"/>
+        </w:rPr>
+        <w:t xml:space="preserve"> </w:t>
+      </w:r>
+      <w:r>
+        <w:rPr>
+          <w:lang w:val="en-US"/>
+        </w:rPr>
+        <w:t>F</w:t>
+      </w:r>
+      <w:r>
+        <w:rPr>
+          <w:lang w:val="ru-RU"/>
+        </w:rPr>
+        <w:t>1 (0</w:t>
+      </w:r>
+      <w:r>
+        <w:rPr>
+          <w:lang w:val="ru-RU"/>
+        </w:rPr>
+        <w:t>.</w:t>
+      </w:r>
+      <w:r>
+        <w:rPr>
+          <w:lang w:val="ru-RU"/>
+        </w:rPr>
+        <w:t>671), что свидетельствует о сбалансированном качестве по всем классам, включая малочисленный</w:t>
+      </w:r>
+      <w:r>
+        <w:rPr>
+          <w:lang w:val="en-US"/>
+        </w:rPr>
+        <w:t> neutral</w:t>
+      </w:r>
+      <w:r>
+        <w:rPr>
+          <w:lang w:val="ru-RU"/>
+        </w:rPr>
+        <w:t>;</w:t>
+      </w:r>
+    </w:p>
+    <w:p>
+      <w:pPr>
+        <w:numPr>
+          <w:ilvl w:val="0"/>
+          <w:numId w:val="30"/>
+        </w:numPr>
+        <w:rPr>
+          <w:lang w:val="ru-RU"/>
+        </w:rPr>
+      </w:pPr>
+      <w:r>
+        <w:rPr>
+          <w:lang w:val="ru-RU"/>
+        </w:rPr>
+        <w:t>стабильностью обучения (10 эпох, быстрая сходимость);</w:t>
+      </w:r>
+    </w:p>
+    <w:p>
+      <w:pPr>
+        <w:numPr>
+          <w:ilvl w:val="0"/>
+          <w:numId w:val="30"/>
+        </w:numPr>
+        <w:rPr>
+          <w:lang w:val="ru-RU"/>
+        </w:rPr>
+      </w:pPr>
+      <w:r>
+        <w:rPr>
+          <w:lang w:val="ru-RU"/>
+        </w:rPr>
+        <w:t>подтвержд</w:t>
+      </w:r>
+      <w:r>
+        <w:rPr>
+          <w:lang w:val="ru-RU"/>
+        </w:rPr>
+        <w:t>е</w:t>
+      </w:r>
+      <w:r>
+        <w:rPr>
+          <w:lang w:val="ru-RU"/>
+        </w:rPr>
+        <w:t xml:space="preserve">нной эффективностью </w:t>
+      </w:r>
+      <w:r>
+        <w:rPr>
+          <w:lang w:val="en-US"/>
+        </w:rPr>
+        <w:t>BiLSTM</w:t>
+      </w:r>
+      <w:r>
+        <w:rPr>
+          <w:lang w:val="ru-RU"/>
+        </w:rPr>
+        <w:t xml:space="preserve"> в задачах временной агрегации мимических признаков.</w:t>
+      </w:r>
+    </w:p>
+    <w:p>
+      <w:pPr>
+        <w:rPr>
+          <w:lang w:val="ru-RU"/>
+        </w:rPr>
+      </w:pPr>
+      <w:r>
+        <w:rPr>
+          <w:lang w:val="ru-RU"/>
+        </w:rPr>
+        <w:t xml:space="preserve">Таким образом, предобученная </w:t>
+      </w:r>
+      <w:proofErr w:type="spellStart"/>
+      <w:r>
+        <w:rPr>
+          <w:lang w:val="ru-RU"/>
+        </w:rPr>
+        <w:t>видеоголова</w:t>
+      </w:r>
+      <w:proofErr w:type="spellEnd"/>
+      <w:r>
+        <w:rPr>
+          <w:lang w:val="en-US"/>
+        </w:rPr>
+        <w:t> head</w:t>
+      </w:r>
+      <w:r>
+        <w:rPr>
+          <w:lang w:val="ru-RU"/>
+        </w:rPr>
+        <w:t>_</w:t>
+      </w:r>
+      <w:proofErr w:type="spellStart"/>
+      <w:r>
+        <w:rPr>
+          <w:lang w:val="en-US"/>
+        </w:rPr>
+        <w:t>emotieffnet</w:t>
+      </w:r>
+      <w:proofErr w:type="spellEnd"/>
+      <w:r>
+        <w:rPr>
+          <w:lang w:val="ru-RU"/>
+        </w:rPr>
+        <w:t>_</w:t>
+      </w:r>
+      <w:proofErr w:type="spellStart"/>
+      <w:r>
+        <w:rPr>
+          <w:lang w:val="en-US"/>
+        </w:rPr>
+        <w:t>bilstm</w:t>
+      </w:r>
+      <w:proofErr w:type="spellEnd"/>
+      <w:r>
+        <w:rPr>
+          <w:lang w:val="ru-RU"/>
+        </w:rPr>
+        <w:t>.</w:t>
+      </w:r>
+      <w:r>
+        <w:rPr>
+          <w:lang w:val="en-US"/>
+        </w:rPr>
+        <w:t>pt </w:t>
+      </w:r>
+      <w:r>
+        <w:rPr>
+          <w:lang w:val="ru-RU"/>
+        </w:rPr>
+        <w:t xml:space="preserve">вместе с замороженным </w:t>
+      </w:r>
+      <w:proofErr w:type="spellStart"/>
+      <w:r>
+        <w:rPr>
+          <w:lang w:val="ru-RU"/>
+        </w:rPr>
+        <w:t>бэкбоном</w:t>
+      </w:r>
+      <w:proofErr w:type="spellEnd"/>
+      <w:r>
+        <w:rPr>
+          <w:lang w:val="en-US"/>
+        </w:rPr>
+        <w:t> </w:t>
+      </w:r>
+      <w:proofErr w:type="spellStart"/>
+      <w:r>
+        <w:rPr>
+          <w:lang w:val="en-US"/>
+        </w:rPr>
+        <w:t>enet</w:t>
+      </w:r>
+      <w:proofErr w:type="spellEnd"/>
+      <w:r>
+        <w:rPr>
+          <w:lang w:val="ru-RU"/>
+        </w:rPr>
+        <w:t>_</w:t>
+      </w:r>
+      <w:r>
+        <w:rPr>
+          <w:lang w:val="en-US"/>
+        </w:rPr>
+        <w:t>b</w:t>
+      </w:r>
+      <w:r>
+        <w:rPr>
+          <w:lang w:val="ru-RU"/>
+        </w:rPr>
+        <w:t>0_8_</w:t>
+      </w:r>
+      <w:r>
+        <w:rPr>
+          <w:lang w:val="en-US"/>
+        </w:rPr>
+        <w:t>best</w:t>
+      </w:r>
+      <w:r>
+        <w:rPr>
+          <w:lang w:val="ru-RU"/>
+        </w:rPr>
+        <w:t>_</w:t>
+      </w:r>
+      <w:proofErr w:type="spellStart"/>
+      <w:r>
+        <w:rPr>
+          <w:lang w:val="en-US"/>
+        </w:rPr>
+        <w:t>vgaf</w:t>
+      </w:r>
+      <w:proofErr w:type="spellEnd"/>
+      <w:r>
+        <w:rPr>
+          <w:lang w:val="ru-RU"/>
+        </w:rPr>
+        <w:t>.</w:t>
+      </w:r>
+      <w:r>
+        <w:rPr>
+          <w:lang w:val="en-US"/>
+        </w:rPr>
+        <w:t>pt </w:t>
+      </w:r>
+      <w:r>
+        <w:rPr>
+          <w:lang w:val="ru-RU"/>
+        </w:rPr>
+        <w:t xml:space="preserve">сохраняется и используется на следующих этапах: дообучение на </w:t>
+      </w:r>
+      <w:r>
+        <w:rPr>
+          <w:lang w:val="en-US"/>
+        </w:rPr>
+        <w:t>IEMOCAP</w:t>
+      </w:r>
+      <w:r>
+        <w:rPr>
+          <w:lang w:val="ru-RU"/>
+        </w:rPr>
+        <w:t xml:space="preserve"> и интеграция в реальное демо</w:t>
+      </w:r>
+      <w:r>
+        <w:rPr>
+          <w:lang w:val="ru-RU"/>
+        </w:rPr>
+        <w:t>.</w:t>
+      </w:r>
+    </w:p>
+    <w:p>
+      <w:pPr>
+        <w:rPr>
+          <w:lang w:val="ru-RU"/>
+        </w:rPr>
+      </w:pPr>
+    </w:p>
+    <w:p>
+      <w:pPr>
+        <w:rPr>
+          <w:lang w:val="ru-RU"/>
+        </w:rPr>
+      </w:pPr>
     </w:p>
     <w:p>
       <w:pPr>
@@ -24686,7 +30426,25 @@
           <w:highlight w:val="white"/>
           <w:lang w:val="en-US"/>
         </w:rPr>
-        <w:t xml:space="preserve"> One. 2018 May 16;13(5):e0196391. </w:t>
+        <w:t xml:space="preserve"> One. 2018 May 16;13(5</w:t>
+      </w:r>
+      <w:proofErr w:type="gramStart"/>
+      <w:r>
+        <w:rPr>
+          <w:rFonts w:eastAsia="Courier New"/>
+          <w:highlight w:val="white"/>
+          <w:lang w:val="en-US"/>
+        </w:rPr>
+        <w:t>):e</w:t>
+      </w:r>
+      <w:proofErr w:type="gramEnd"/>
+      <w:r>
+        <w:rPr>
+          <w:rFonts w:eastAsia="Courier New"/>
+          <w:highlight w:val="white"/>
+          <w:lang w:val="en-US"/>
+        </w:rPr>
+        <w:t xml:space="preserve">0196391. </w:t>
       </w:r>
       <w:proofErr w:type="spellStart"/>
       <w:r>
@@ -25382,7 +31140,21 @@
         <w:rPr>
           <w:lang w:val="en-US"/>
         </w:rPr>
-        <w:t>Abdul, Z., &amp; Al-Talabani, A.. (2022). Mel Frequency Cepstral Coefficient and its Applications: A Review. IEEE Access. PP. 1-1. 10.1109/ACCESS.2022.3223444</w:t>
+        <w:t xml:space="preserve">Abdul, Z., &amp; Al-Talabani, </w:t>
+      </w:r>
+      <w:proofErr w:type="gramStart"/>
+      <w:r>
+        <w:rPr>
+          <w:lang w:val="en-US"/>
+        </w:rPr>
+        <w:t>A..</w:t>
+      </w:r>
+      <w:proofErr w:type="gramEnd"/>
+      <w:r>
+        <w:rPr>
+          <w:lang w:val="en-US"/>
+        </w:rPr>
+        <w:t xml:space="preserve"> (2022). Mel Frequency Cepstral Coefficient and its Applications: A Review. IEEE Access. PP. 1-1. 10.1109/ACCESS.2022.3223444</w:t>
       </w:r>
       <w:r>
         <w:rPr>
@@ -25917,7 +31689,21 @@
         <w:rPr>
           <w:lang w:val="en-US"/>
         </w:rPr>
-        <w:t xml:space="preserve">-NLP)* (pp. 1–4). </w:t>
+        <w:t>-</w:t>
+      </w:r>
+      <w:proofErr w:type="gramStart"/>
+      <w:r>
+        <w:rPr>
+          <w:lang w:val="en-US"/>
+        </w:rPr>
+        <w:t>NLP)*</w:t>
+      </w:r>
+      <w:proofErr w:type="gramEnd"/>
+      <w:r>
+        <w:rPr>
+          <w:lang w:val="en-US"/>
+        </w:rPr>
+        <w:t xml:space="preserve"> (pp. 1–4). </w:t>
       </w:r>
       <w:r>
         <w:rPr>
@@ -26621,7 +32407,21 @@
             <w:rStyle w:val="Hyperlink"/>
             <w:lang w:val="ru-RU"/>
           </w:rPr>
-          <w:t>https://doi.org/10.3390/engproc2026123005</w:t>
+          <w:t>https://doi.org/10.3390/engproc2</w:t>
+        </w:r>
+        <w:r>
+          <w:rPr>
+            <w:rStyle w:val="Hyperlink"/>
+            <w:lang w:val="ru-RU"/>
+          </w:rPr>
+          <w:t>0</w:t>
+        </w:r>
+        <w:r>
+          <w:rPr>
+            <w:rStyle w:val="Hyperlink"/>
+            <w:lang w:val="ru-RU"/>
+          </w:rPr>
+          <w:t>26123005</w:t>
         </w:r>
       </w:hyperlink>
       <w:r>
@@ -27015,7 +32815,21 @@
         <w:rPr>
           <w:lang w:val="en-US"/>
         </w:rPr>
-        <w:t xml:space="preserve"> &amp; Wang, Boyan &amp; Sun, Xiaodong. (2024). A high speed inference architecture for multimodal emotion recognition based on sparse cross modal encoder. Journal of King Saud University - Computer and Information Sciences. 36. 102092. 10.1016/j.jksuci.2024.102092.</w:t>
+        <w:t xml:space="preserve"> &amp; Wang, Boyan &amp; Sun, Xiaodong. (2024). A </w:t>
+      </w:r>
+      <w:proofErr w:type="gramStart"/>
+      <w:r>
+        <w:rPr>
+          <w:lang w:val="en-US"/>
+        </w:rPr>
+        <w:t>high speed</w:t>
+      </w:r>
+      <w:proofErr w:type="gramEnd"/>
+      <w:r>
+        <w:rPr>
+          <w:lang w:val="en-US"/>
+        </w:rPr>
+        <w:t xml:space="preserve"> inference architecture for multimodal emotion recognition based on sparse cross modal encoder. Journal of King Saud University - Computer and Information Sciences. 36. 102092. 10.1016/j.jksuci.2024.102092.</w:t>
       </w:r>
     </w:p>
     <w:p>
@@ -28967,6 +34781,155 @@
     </w:lvl>
   </w:abstractNum>
   <w:abstractNum w:abstractNumId="16" w15:restartNumberingAfterBreak="0">
+    <w:nsid w:val="502308E5"/>
+    <w:multiLevelType w:val="multilevel"/>
+    <w:tmpl w:val="D172AA68"/>
+    <w:lvl w:ilvl="0">
+      <w:start w:val="1"/>
+      <w:numFmt w:val="bullet"/>
+      <w:lvlText w:val=""/>
+      <w:lvlJc w:val="left"/>
+      <w:pPr>
+        <w:tabs>
+          <w:tab w:val="num" w:pos="720"/>
+        </w:tabs>
+        <w:ind w:left="720" w:hanging="360"/>
+      </w:pPr>
+      <w:rPr>
+        <w:rFonts w:ascii="Symbol" w:hAnsi="Symbol" w:hint="default"/>
+        <w:sz w:val="20"/>
+      </w:rPr>
+    </w:lvl>
+    <w:lvl w:ilvl="1" w:tentative="1">
+      <w:start w:val="1"/>
+      <w:numFmt w:val="bullet"/>
+      <w:lvlText w:val="o"/>
+      <w:lvlJc w:val="left"/>
+      <w:pPr>
+        <w:tabs>
+          <w:tab w:val="num" w:pos="1440"/>
+        </w:tabs>
+        <w:ind w:left="1440" w:hanging="360"/>
+      </w:pPr>
+      <w:rPr>
+        <w:rFonts w:ascii="Courier New" w:hAnsi="Courier New" w:hint="default"/>
+        <w:sz w:val="20"/>
+      </w:rPr>
+    </w:lvl>
+    <w:lvl w:ilvl="2" w:tentative="1">
+      <w:start w:val="1"/>
+      <w:numFmt w:val="bullet"/>
+      <w:lvlText w:val=""/>
+      <w:lvlJc w:val="left"/>
+      <w:pPr>
+        <w:tabs>
+          <w:tab w:val="num" w:pos="2160"/>
+        </w:tabs>
+        <w:ind w:left="2160" w:hanging="360"/>
+      </w:pPr>
+      <w:rPr>
+        <w:rFonts w:ascii="Wingdings" w:hAnsi="Wingdings" w:hint="default"/>
+        <w:sz w:val="20"/>
+      </w:rPr>
+    </w:lvl>
+    <w:lvl w:ilvl="3" w:tentative="1">
+      <w:start w:val="1"/>
+      <w:numFmt w:val="bullet"/>
+      <w:lvlText w:val=""/>
+      <w:lvlJc w:val="left"/>
+      <w:pPr>
+        <w:tabs>
+          <w:tab w:val="num" w:pos="2880"/>
+        </w:tabs>
+        <w:ind w:left="2880" w:hanging="360"/>
+      </w:pPr>
+      <w:rPr>
+        <w:rFonts w:ascii="Wingdings" w:hAnsi="Wingdings" w:hint="default"/>
+        <w:sz w:val="20"/>
+      </w:rPr>
+    </w:lvl>
+    <w:lvl w:ilvl="4" w:tentative="1">
+      <w:start w:val="1"/>
+      <w:numFmt w:val="bullet"/>
+      <w:lvlText w:val=""/>
+      <w:lvlJc w:val="left"/>
+      <w:pPr>
+        <w:tabs>
+          <w:tab w:val="num" w:pos="3600"/>
+        </w:tabs>
+        <w:ind w:left="3600" w:hanging="360"/>
+      </w:pPr>
+      <w:rPr>
+        <w:rFonts w:ascii="Wingdings" w:hAnsi="Wingdings" w:hint="default"/>
+        <w:sz w:val="20"/>
+      </w:rPr>
+    </w:lvl>
+    <w:lvl w:ilvl="5" w:tentative="1">
+      <w:start w:val="1"/>
+      <w:numFmt w:val="bullet"/>
+      <w:lvlText w:val=""/>
+      <w:lvlJc w:val="left"/>
+      <w:pPr>
+        <w:tabs>
+          <w:tab w:val="num" w:pos="4320"/>
+        </w:tabs>
+        <w:ind w:left="4320" w:hanging="360"/>
+      </w:pPr>
+      <w:rPr>
+        <w:rFonts w:ascii="Wingdings" w:hAnsi="Wingdings" w:hint="default"/>
+        <w:sz w:val="20"/>
+      </w:rPr>
+    </w:lvl>
+    <w:lvl w:ilvl="6" w:tentative="1">
+      <w:start w:val="1"/>
+      <w:numFmt w:val="bullet"/>
+      <w:lvlText w:val=""/>
+      <w:lvlJc w:val="left"/>
+      <w:pPr>
+        <w:tabs>
+          <w:tab w:val="num" w:pos="5040"/>
+        </w:tabs>
+        <w:ind w:left="5040" w:hanging="360"/>
+      </w:pPr>
+      <w:rPr>
+        <w:rFonts w:ascii="Wingdings" w:hAnsi="Wingdings" w:hint="default"/>
+        <w:sz w:val="20"/>
+      </w:rPr>
+    </w:lvl>
+    <w:lvl w:ilvl="7" w:tentative="1">
+      <w:start w:val="1"/>
+      <w:numFmt w:val="bullet"/>
+      <w:lvlText w:val=""/>
+      <w:lvlJc w:val="left"/>
+      <w:pPr>
+        <w:tabs>
+          <w:tab w:val="num" w:pos="5760"/>
+        </w:tabs>
+        <w:ind w:left="5760" w:hanging="360"/>
+      </w:pPr>
+      <w:rPr>
+        <w:rFonts w:ascii="Wingdings" w:hAnsi="Wingdings" w:hint="default"/>
+        <w:sz w:val="20"/>
+      </w:rPr>
+    </w:lvl>
+    <w:lvl w:ilvl="8" w:tentative="1">
+      <w:start w:val="1"/>
+      <w:numFmt w:val="bullet"/>
+      <w:lvlText w:val=""/>
+      <w:lvlJc w:val="left"/>
+      <w:pPr>
+        <w:tabs>
+          <w:tab w:val="num" w:pos="6480"/>
+        </w:tabs>
+        <w:ind w:left="6480" w:hanging="360"/>
+      </w:pPr>
+      <w:rPr>
+        <w:rFonts w:ascii="Wingdings" w:hAnsi="Wingdings" w:hint="default"/>
+        <w:sz w:val="20"/>
+      </w:rPr>
+    </w:lvl>
+  </w:abstractNum>
+  <w:abstractNum w:abstractNumId="17" w15:restartNumberingAfterBreak="0">
     <w:nsid w:val="5B546BB2"/>
     <w:multiLevelType w:val="multilevel"/>
     <w:tmpl w:val="C6E0FBC8"/>
@@ -29052,7 +35015,7 @@
       </w:pPr>
     </w:lvl>
   </w:abstractNum>
-  <w:abstractNum w:abstractNumId="17" w15:restartNumberingAfterBreak="0">
+  <w:abstractNum w:abstractNumId="18" w15:restartNumberingAfterBreak="0">
     <w:nsid w:val="5B8A7F31"/>
     <w:multiLevelType w:val="multilevel"/>
     <w:tmpl w:val="A93E3BE4"/>
@@ -29138,7 +35101,7 @@
       </w:pPr>
     </w:lvl>
   </w:abstractNum>
-  <w:abstractNum w:abstractNumId="18" w15:restartNumberingAfterBreak="0">
+  <w:abstractNum w:abstractNumId="19" w15:restartNumberingAfterBreak="0">
     <w:nsid w:val="6058688A"/>
     <w:multiLevelType w:val="multilevel"/>
     <w:tmpl w:val="9DF64CFA"/>
@@ -29224,7 +35187,7 @@
       </w:pPr>
     </w:lvl>
   </w:abstractNum>
-  <w:abstractNum w:abstractNumId="19" w15:restartNumberingAfterBreak="0">
+  <w:abstractNum w:abstractNumId="20" w15:restartNumberingAfterBreak="0">
     <w:nsid w:val="609F7FBC"/>
     <w:multiLevelType w:val="hybridMultilevel"/>
     <w:tmpl w:val="45505E2E"/>
@@ -29337,7 +35300,7 @@
       </w:rPr>
     </w:lvl>
   </w:abstractNum>
-  <w:abstractNum w:abstractNumId="20" w15:restartNumberingAfterBreak="0">
+  <w:abstractNum w:abstractNumId="21" w15:restartNumberingAfterBreak="0">
     <w:nsid w:val="61471933"/>
     <w:multiLevelType w:val="hybridMultilevel"/>
     <w:tmpl w:val="D28A6DAE"/>
@@ -29450,7 +35413,7 @@
       </w:rPr>
     </w:lvl>
   </w:abstractNum>
-  <w:abstractNum w:abstractNumId="21" w15:restartNumberingAfterBreak="0">
+  <w:abstractNum w:abstractNumId="22" w15:restartNumberingAfterBreak="0">
     <w:nsid w:val="66034E07"/>
     <w:multiLevelType w:val="hybridMultilevel"/>
     <w:tmpl w:val="F5B00086"/>
@@ -29539,7 +35502,7 @@
       </w:pPr>
     </w:lvl>
   </w:abstractNum>
-  <w:abstractNum w:abstractNumId="22" w15:restartNumberingAfterBreak="0">
+  <w:abstractNum w:abstractNumId="23" w15:restartNumberingAfterBreak="0">
     <w:nsid w:val="69565AA0"/>
     <w:multiLevelType w:val="multilevel"/>
     <w:tmpl w:val="0F6C1A5C"/>
@@ -29625,7 +35588,7 @@
       </w:pPr>
     </w:lvl>
   </w:abstractNum>
-  <w:abstractNum w:abstractNumId="23" w15:restartNumberingAfterBreak="0">
+  <w:abstractNum w:abstractNumId="24" w15:restartNumberingAfterBreak="0">
     <w:nsid w:val="6A300EC7"/>
     <w:multiLevelType w:val="multilevel"/>
     <w:tmpl w:val="C6E0FBC8"/>
@@ -29711,7 +35674,7 @@
       </w:pPr>
     </w:lvl>
   </w:abstractNum>
-  <w:abstractNum w:abstractNumId="24" w15:restartNumberingAfterBreak="0">
+  <w:abstractNum w:abstractNumId="25" w15:restartNumberingAfterBreak="0">
     <w:nsid w:val="6A645E5D"/>
     <w:multiLevelType w:val="multilevel"/>
     <w:tmpl w:val="BCB270F6"/>
@@ -29824,7 +35787,7 @@
       </w:rPr>
     </w:lvl>
   </w:abstractNum>
-  <w:abstractNum w:abstractNumId="25" w15:restartNumberingAfterBreak="0">
+  <w:abstractNum w:abstractNumId="26" w15:restartNumberingAfterBreak="0">
     <w:nsid w:val="6F9C0C12"/>
     <w:multiLevelType w:val="multilevel"/>
     <w:tmpl w:val="732E1C3C"/>
@@ -29910,7 +35873,7 @@
       </w:pPr>
     </w:lvl>
   </w:abstractNum>
-  <w:abstractNum w:abstractNumId="26" w15:restartNumberingAfterBreak="0">
+  <w:abstractNum w:abstractNumId="27" w15:restartNumberingAfterBreak="0">
     <w:nsid w:val="70827C3D"/>
     <w:multiLevelType w:val="multilevel"/>
     <w:tmpl w:val="E6B43CAC"/>
@@ -29996,7 +35959,7 @@
       </w:pPr>
     </w:lvl>
   </w:abstractNum>
-  <w:abstractNum w:abstractNumId="27" w15:restartNumberingAfterBreak="0">
+  <w:abstractNum w:abstractNumId="28" w15:restartNumberingAfterBreak="0">
     <w:nsid w:val="77845A4D"/>
     <w:multiLevelType w:val="multilevel"/>
     <w:tmpl w:val="37D8E5F8"/>
@@ -30110,16 +36073,16 @@
     </w:lvl>
   </w:abstractNum>
   <w:num w:numId="1" w16cid:durableId="561336134">
-    <w:abstractNumId w:val="27"/>
+    <w:abstractNumId w:val="28"/>
   </w:num>
   <w:num w:numId="2" w16cid:durableId="49041992">
-    <w:abstractNumId w:val="16"/>
+    <w:abstractNumId w:val="17"/>
   </w:num>
   <w:num w:numId="3" w16cid:durableId="696467752">
     <w:abstractNumId w:val="4"/>
   </w:num>
   <w:num w:numId="4" w16cid:durableId="1672949433">
-    <w:abstractNumId w:val="18"/>
+    <w:abstractNumId w:val="19"/>
   </w:num>
   <w:num w:numId="5" w16cid:durableId="13968377">
     <w:abstractNumId w:val="7"/>
@@ -30131,7 +36094,7 @@
     <w:abstractNumId w:val="8"/>
   </w:num>
   <w:num w:numId="8" w16cid:durableId="1954435038">
-    <w:abstractNumId w:val="26"/>
+    <w:abstractNumId w:val="27"/>
   </w:num>
   <w:num w:numId="9" w16cid:durableId="599721879">
     <w:abstractNumId w:val="3"/>
@@ -30143,37 +36106,37 @@
     <w:abstractNumId w:val="10"/>
   </w:num>
   <w:num w:numId="12" w16cid:durableId="311257918">
-    <w:abstractNumId w:val="25"/>
+    <w:abstractNumId w:val="26"/>
   </w:num>
   <w:num w:numId="13" w16cid:durableId="1734351860">
-    <w:abstractNumId w:val="22"/>
+    <w:abstractNumId w:val="23"/>
   </w:num>
   <w:num w:numId="14" w16cid:durableId="14117052">
     <w:abstractNumId w:val="14"/>
   </w:num>
   <w:num w:numId="15" w16cid:durableId="829754962">
-    <w:abstractNumId w:val="24"/>
+    <w:abstractNumId w:val="25"/>
   </w:num>
   <w:num w:numId="16" w16cid:durableId="162552718">
     <w:abstractNumId w:val="2"/>
   </w:num>
   <w:num w:numId="17" w16cid:durableId="985940334">
-    <w:abstractNumId w:val="17"/>
+    <w:abstractNumId w:val="18"/>
   </w:num>
   <w:num w:numId="18" w16cid:durableId="804542834">
     <w:abstractNumId w:val="12"/>
   </w:num>
   <w:num w:numId="19" w16cid:durableId="184756338">
-    <w:abstractNumId w:val="23"/>
+    <w:abstractNumId w:val="24"/>
   </w:num>
   <w:num w:numId="20" w16cid:durableId="928201573">
-    <w:abstractNumId w:val="19"/>
+    <w:abstractNumId w:val="20"/>
   </w:num>
   <w:num w:numId="21" w16cid:durableId="1411345936">
     <w:abstractNumId w:val="6"/>
   </w:num>
   <w:num w:numId="22" w16cid:durableId="333728735">
-    <w:abstractNumId w:val="21"/>
+    <w:abstractNumId w:val="22"/>
   </w:num>
   <w:num w:numId="23" w16cid:durableId="196167270">
     <w:abstractNumId w:val="10"/>
@@ -30185,7 +36148,7 @@
     <w:abstractNumId w:val="0"/>
   </w:num>
   <w:num w:numId="26" w16cid:durableId="1613315358">
-    <w:abstractNumId w:val="20"/>
+    <w:abstractNumId w:val="21"/>
   </w:num>
   <w:num w:numId="27" w16cid:durableId="1573081167">
     <w:abstractNumId w:val="9"/>
@@ -30195,6 +36158,9 @@
   </w:num>
   <w:num w:numId="29" w16cid:durableId="512456937">
     <w:abstractNumId w:val="15"/>
+  </w:num>
+  <w:num w:numId="30" w16cid:durableId="28842642">
+    <w:abstractNumId w:val="16"/>
   </w:num>
 </w:numbering>
 </file>
